--- a/LPKT-Report/LPKT-CU1-Zuriel-Seong.docx
+++ b/LPKT-Report/LPKT-CU1-Zuriel-Seong.docx
@@ -1110,7 +1110,7 @@
           <w:sz w:val="24"/>
           <w:szCs w:val="24"/>
         </w:rPr>
-        <w:t xml:space="preserve">Dapatan menunjukkan peningkatan dalam jangkauan organik, kadar penglibatan audiens dan bilangan prospek dalam talian yang boleh dikesan sumbernya melalui CRM. Kata kunci "tvet lipis" mencatatkan 120 klik daripada 603 tayangan melalui Google Search Console, mencerminkan peningkatan kesedaran jenama. Cadangan penambahbaikan dikemukakan untuk mengoptimumkan kempen pengambilan masa hadapan termasuk pemasangan Meta Pixel dan perluasan ke platform YouTube Shorts.</w:t>
+        <w:t xml:space="preserve">Dapatan menunjukkan kempen menghasilkan 3,470 prospek dalam talian (leads) sepanjang enam bulan — 2,336 (67.3%) melalui Meta Ads dan 1,134 (32.7%) melalui TikTok Ads. Daripada jumlah ini, 16 prospek (0.46%) telah bertukar menjadi pelajar berdaftar (Customer dalam CRM). Kursus PAKK mencatatkan permintaan tertinggi dengan 1,903 prospek (54.8%). Kata kunci "tvet lipis" mencatatkan 120 klik daripada 603 tayangan melalui Google Search Console, mencerminkan kesan spillover aktiviti media sosial terhadap carian organik. TikTok Ads mengatasi Meta sebagai sumber prospek utama menjelang Mei–Jun 2026. Cadangan penambahbaikan dikemukakan untuk meningkatkan kadar penukaran prospek kepada pelajar berdaftar melalui susulan sistematik menggunakan CRM.</w:t>
       </w:r>
     </w:p>
     <w:p>
@@ -5473,7 +5473,7 @@
           <w:sz w:val="24"/>
           <w:szCs w:val="24"/>
         </w:rPr>
-        <w:t xml:space="preserve">Bab ini membentangkan penemuan kempen pemasaran media sosial bersepadu TVET Lipis sepanjang Januari hingga Jun 2026. Data dibentangkan mengikut platform, diikuti analisis penjanaan prospek melalui CRM, dan penilaian pencapaian berbanding objektif yang ditetapkan.</w:t>
+        <w:t xml:space="preserve">Bab ini membentangkan penemuan kempen pemasaran media sosial bersepadu TVET Lipis sepanjang Januari hingga Jun 2026. Data dibentangkan mengikut platform, diikuti analisis menyeluruh penjanaan prospek melalui CRM, dan penilaian pencapaian berbanding objektif yang ditetapkan.</w:t>
       </w:r>
     </w:p>
     <w:p>
@@ -5699,7 +5699,7 @@
                 <w:sz w:val="20"/>
                 <w:szCs w:val="20"/>
               </w:rPr>
-              <w:t xml:space="preserve">Instagram (Organik)</w:t>
+              <w:t xml:space="preserve">TikTok Ads (Berbayar)</w:t>
             </w:r>
           </w:p>
         </w:tc>
@@ -5717,7 +5717,7 @@
                 <w:sz w:val="20"/>
                 <w:szCs w:val="20"/>
               </w:rPr>
-              <w:t xml:space="preserve">Reels, Feed Posts, Stories: gambar informatif, carousel program, promosi terus</w:t>
+              <w:t xml:space="preserve">Kempen Lead Generation — borang prospek dalam talian (nama, telefon, kursus, negeri)</w:t>
             </w:r>
           </w:p>
         </w:tc>
@@ -5735,7 +5735,7 @@
                 <w:sz w:val="20"/>
                 <w:szCs w:val="20"/>
               </w:rPr>
-              <w:t xml:space="preserve">⚠️ ISI BILANGAN POST</w:t>
+              <w:t xml:space="preserve">Mac – Jun 2026</w:t>
             </w:r>
           </w:p>
         </w:tc>
@@ -5755,7 +5755,7 @@
                 <w:sz w:val="20"/>
                 <w:szCs w:val="20"/>
               </w:rPr>
-              <w:t xml:space="preserve">Facebook (Organik)</w:t>
+              <w:t xml:space="preserve">Instagram (Organik)</w:t>
             </w:r>
           </w:p>
         </w:tc>
@@ -5773,7 +5773,7 @@
                 <w:sz w:val="20"/>
                 <w:szCs w:val="20"/>
               </w:rPr>
-              <w:t xml:space="preserve">Posts, gambar, video dikongsi semula dari TikTok/Instagram</w:t>
+              <w:t xml:space="preserve">Reels, Feed Posts, Stories: gambar informatif, carousel program, promosi terus</w:t>
             </w:r>
           </w:p>
         </w:tc>
@@ -5811,7 +5811,7 @@
                 <w:sz w:val="20"/>
                 <w:szCs w:val="20"/>
               </w:rPr>
-              <w:t xml:space="preserve">Meta Ads (Lead Gen)</w:t>
+              <w:t xml:space="preserve">Facebook (Organik)</w:t>
             </w:r>
           </w:p>
         </w:tc>
@@ -5829,7 +5829,7 @@
                 <w:sz w:val="20"/>
                 <w:szCs w:val="20"/>
               </w:rPr>
-              <w:t xml:space="preserve">Kempen Lead Generation — borang prospek dalam talian (nama, telefon, kursus, negeri)</w:t>
+              <w:t xml:space="preserve">Posts, gambar, video dikongsi semula dari TikTok/Instagram</w:t>
             </w:r>
           </w:p>
         </w:tc>
@@ -5847,7 +5847,7 @@
                 <w:sz w:val="20"/>
                 <w:szCs w:val="20"/>
               </w:rPr>
-              <w:t xml:space="preserve">Jan – Jun 2026</w:t>
+              <w:t xml:space="preserve">⚠️ ISI BILANGAN POST</w:t>
             </w:r>
           </w:p>
         </w:tc>
@@ -5867,7 +5867,7 @@
                 <w:sz w:val="20"/>
                 <w:szCs w:val="20"/>
               </w:rPr>
-              <w:t xml:space="preserve">Meta Ads (Awareness)</w:t>
+              <w:t xml:space="preserve">Meta Ads (Lead Gen)</w:t>
             </w:r>
           </w:p>
         </w:tc>
@@ -5885,7 +5885,7 @@
                 <w:sz w:val="20"/>
                 <w:szCs w:val="20"/>
               </w:rPr>
-              <w:t xml:space="preserve">Kempen Brand Awareness — video dan gambar disasarkan kepada bakal pelajar 17–45 tahun</w:t>
+              <w:t xml:space="preserve">Kempen Lead Generation — borang prospek dalam talian (nama, telefon, kursus, negeri)</w:t>
             </w:r>
           </w:p>
         </w:tc>
@@ -6018,12 +6018,38 @@
       <w:r>
         <w:rPr>
           <w:rFonts w:ascii="Times New Roman" w:cs="Times New Roman" w:eastAsia="Times New Roman" w:hAnsi="Times New Roman"/>
+          <w:sz w:val="24"/>
+          <w:szCs w:val="24"/>
+        </w:rPr>
+        <w:t xml:space="preserve">TikTok merupakan platform tumpuan untuk kandungan organik berbentuk video pendek bagi menjangkau bakal pelajar berumur 15–25 tahun. Selain kandungan organik, kempen iklan berbayar TikTok Ads turut dilancarkan bermula Mac 2026 dan berjaya menghasilkan 1,134 prospek dalam talian sehingga Jun 2026 — menjadikan TikTok sumber prospek utama pada bulan Mei dan Jun 2026 (lihat seksyen 3.7 untuk analisis penuh data CRM). Jadual 3.2 menunjukkan prestasi kandungan organik TikTok sepanjang kempen.</w:t>
+      </w:r>
+    </w:p>
+    <w:p>
+      <w:pPr>
+        <w:spacing w:line="360"/>
+      </w:pPr>
+      <w:r>
+        <w:rPr>
+          <w:rFonts w:ascii="Times New Roman" w:cs="Times New Roman" w:eastAsia="Times New Roman" w:hAnsi="Times New Roman"/>
+          <w:sz w:val="24"/>
+          <w:szCs w:val="24"/>
+        </w:rPr>
+        <w:t xml:space="preserve"/>
+      </w:r>
+    </w:p>
+    <w:p>
+      <w:pPr>
+        <w:spacing w:after="240" w:before="0" w:line="360" w:lineRule="auto"/>
+      </w:pPr>
+      <w:r>
+        <w:rPr>
+          <w:rFonts w:ascii="Times New Roman" w:cs="Times New Roman" w:eastAsia="Times New Roman" w:hAnsi="Times New Roman"/>
           <w:b/>
           <w:bCs/>
           <w:sz w:val="24"/>
           <w:szCs w:val="24"/>
         </w:rPr>
-        <w:t xml:space="preserve">Jadual 3.2: Prestasi TikTok Mengikut Bulan (Januari – Jun 2026)</w:t>
+        <w:t xml:space="preserve">Jadual 3.2: Prestasi TikTok Organik Mengikut Bulan (Januari – Jun 2026)</w:t>
       </w:r>
     </w:p>
     <w:p>
@@ -7389,7 +7415,7 @@
           <w:sz w:val="24"/>
           <w:szCs w:val="24"/>
         </w:rPr>
-        <w:t xml:space="preserve">Video TikTok 5 Teratas (Kadar Penglibatan Tertinggi):</w:t>
+        <w:t xml:space="preserve">Video TikTok 5 Teratas (Tontonan Tertinggi):</w:t>
       </w:r>
     </w:p>
     <w:p>
@@ -8132,7 +8158,7 @@
           <w:sz w:val="24"/>
           <w:szCs w:val="24"/>
         </w:rPr>
-        <w:t xml:space="preserve">Jadual 3.3: Prestasi Instagram Mengikut Bulan (Januari – Jun 2026)</w:t>
+        <w:t xml:space="preserve">Jadual 3.3: Prestasi Instagram Organik Mengikut Bulan (Januari – Jun 2026)</w:t>
       </w:r>
     </w:p>
     <w:p>
@@ -10390,7 +10416,7 @@
           <w:sz w:val="24"/>
           <w:szCs w:val="24"/>
         </w:rPr>
-        <w:t xml:space="preserve">Cara mendapatkan data ini: Buka Meta Ads Manager → Campaigns → Pilih tempoh Jan–Jun 2026 → Export atau screenshot keseluruhan jadual.</w:t>
+        <w:t xml:space="preserve">Cara mendapatkan data ini: Buka Meta Ads Manager → Campaigns → Pilih tempoh Jan–Jun 2026 → Screenshot keseluruhan jadual.</w:t>
       </w:r>
     </w:p>
     <w:p>
@@ -10671,7 +10697,7 @@
                 <w:sz w:val="20"/>
                 <w:szCs w:val="20"/>
               </w:rPr>
-              <w:t xml:space="preserve">Bilangan Prospek Dijana (Lead)</w:t>
+              <w:t xml:space="preserve">Bilangan Prospek Dijana — Meta Ads</w:t>
             </w:r>
           </w:p>
         </w:tc>
@@ -10689,7 +10715,7 @@
                 <w:sz w:val="20"/>
                 <w:szCs w:val="20"/>
               </w:rPr>
-              <w:t xml:space="preserve">⚠️ ISI — "Leads" (dari borang Lead Gen)</w:t>
+              <w:t xml:space="preserve">2,336 prospek (borang Lead Generation)</w:t>
             </w:r>
           </w:p>
         </w:tc>
@@ -10727,12 +10753,38 @@
                 <w:sz w:val="20"/>
                 <w:szCs w:val="20"/>
               </w:rPr>
-              <w:t xml:space="preserve">⚠️ ISI — "Cost Per Lead" ATAU kirakan: Perbelanjaan ÷ Bilangan Prospek</w:t>
+              <w:t xml:space="preserve">⚠️ ISI — kirakan: Jumlah Perbelanjaan ÷ 2,336 prospek</w:t>
             </w:r>
           </w:p>
         </w:tc>
       </w:tr>
     </w:tbl>
+    <w:p>
+      <w:pPr>
+        <w:spacing w:line="360"/>
+      </w:pPr>
+      <w:r>
+        <w:rPr>
+          <w:rFonts w:ascii="Times New Roman" w:cs="Times New Roman" w:eastAsia="Times New Roman" w:hAnsi="Times New Roman"/>
+          <w:sz w:val="24"/>
+          <w:szCs w:val="24"/>
+        </w:rPr>
+        <w:t xml:space="preserve"/>
+      </w:r>
+    </w:p>
+    <w:p>
+      <w:pPr>
+        <w:spacing w:after="240" w:before="0" w:line="360" w:lineRule="auto"/>
+      </w:pPr>
+      <w:r>
+        <w:rPr>
+          <w:rFonts w:ascii="Times New Roman" w:cs="Times New Roman" w:eastAsia="Times New Roman" w:hAnsi="Times New Roman"/>
+          <w:sz w:val="24"/>
+          <w:szCs w:val="24"/>
+        </w:rPr>
+        <w:t xml:space="preserve">Meta Ads menghasilkan 2,336 prospek (67.3% daripada keseluruhan prospek kempen) melalui borang Lead Generation dalam talian. Kempen mencapai puncak pada bulan April 2026 dengan 798 prospek sebulan sebelum menurun ketara kepada hanya 56 prospek pada Jun 2026. Penurunan ini berlaku bertepatan dengan pertumbuhan mendadak TikTok Ads, mencadangkan kemungkinan pengurangan belanjawan Meta Ads untuk menambah peruntukan kepada TikTok.</w:t>
+      </w:r>
+    </w:p>
     <w:p>
       <w:pPr>
         <w:spacing w:line="360"/>
@@ -10837,7 +10889,7 @@
           <w:sz w:val="24"/>
           <w:szCs w:val="24"/>
         </w:rPr>
-        <w:t xml:space="preserve">Cara mendapatkan data ini: Buka Google Search Console → Performance → Search Results → Tukar tarikh ke Jan 1 – Jun 30, 2026 → Lihat Total Clicks, Impressions, Average CTR, Average Position.</w:t>
+        <w:t xml:space="preserve">Cara mendapatkan data ini: Buka Google Search Console → Performance → Search Results → Tukar tarikh ke Jan 1 – Jun 30, 2026.</w:t>
       </w:r>
     </w:p>
     <w:p>
@@ -11810,7 +11862,7 @@
           <w:sz w:val="24"/>
           <w:szCs w:val="24"/>
         </w:rPr>
-        <w:t xml:space="preserve">Data prospek dalam talian diperolehi daripada Sistem CRM TVET Lipis yang mencatatkan semua pertanyaan dan pendaftaran minat yang diterima sepanjang tempoh kempen. Prospek yang berasal daripada media sosial dikenal pasti melalui medan sumber (source) dalam CRM yang merekodkan platform asal setiap prospek.</w:t>
+        <w:t xml:space="preserve">Data prospek dalam talian diperolehi daripada Sistem CRM TVET Lipis (sumber: jadual leads, 6,056 rekod keseluruhan) yang mencatatkan semua pertanyaan diterima melalui borang iklan dalam talian Meta Ads dan TikTok Ads. Analisis ini meliputi 3,470 prospek yang direkodkan bagi tempoh Januari hingga Jun 2026.</w:t>
       </w:r>
     </w:p>
     <w:p>
@@ -11839,1186 +11891,6 @@
           <w:szCs w:val="24"/>
         </w:rPr>
         <w:t xml:space="preserve">Jadual 3.8: Jumlah Prospek Online Mengikut Sumber (Januari – Jun 2026)</w:t>
-      </w:r>
-    </w:p>
-    <w:p>
-      <w:pPr>
-        <w:spacing w:line="360"/>
-      </w:pPr>
-      <w:r>
-        <w:rPr>
-          <w:rFonts w:ascii="Times New Roman" w:cs="Times New Roman" w:eastAsia="Times New Roman" w:hAnsi="Times New Roman"/>
-          <w:sz w:val="24"/>
-          <w:szCs w:val="24"/>
-        </w:rPr>
-        <w:t xml:space="preserve"/>
-      </w:r>
-    </w:p>
-    <w:tbl>
-      <w:tblPr>
-        <w:tblW w:type="dxa" w:w="9360"/>
-        <w:tblBorders>
-          <w:top w:val="single" w:color="auto" w:sz="4"/>
-          <w:left w:val="single" w:color="auto" w:sz="4"/>
-          <w:bottom w:val="single" w:color="auto" w:sz="4"/>
-          <w:right w:val="single" w:color="auto" w:sz="4"/>
-          <w:insideH w:val="single" w:color="auto" w:sz="4"/>
-          <w:insideV w:val="single" w:color="auto" w:sz="4"/>
-        </w:tblBorders>
-      </w:tblPr>
-      <w:tblGrid>
-        <w:gridCol w:w="3200"/>
-        <w:gridCol w:w="1800"/>
-        <w:gridCol w:w="1800"/>
-        <w:gridCol w:w="2560"/>
-      </w:tblGrid>
-      <w:tr>
-        <w:tc>
-          <w:tcPr>
-            <w:tcW w:type="dxa" w:w="3200"/>
-            <w:shd w:fill="D9D9D9" w:color="D9D9D9" w:val="clear"/>
-          </w:tcPr>
-          <w:p>
-            <w:pPr>
-              <w:spacing w:line="276"/>
-            </w:pPr>
-            <w:r>
-              <w:rPr>
-                <w:rFonts w:ascii="Times New Roman" w:cs="Times New Roman" w:eastAsia="Times New Roman" w:hAnsi="Times New Roman"/>
-                <w:b/>
-                <w:bCs/>
-                <w:sz w:val="20"/>
-                <w:szCs w:val="20"/>
-              </w:rPr>
-              <w:t xml:space="preserve">Sumber Prospek</w:t>
-            </w:r>
-          </w:p>
-        </w:tc>
-        <w:tc>
-          <w:tcPr>
-            <w:tcW w:type="dxa" w:w="1800"/>
-            <w:shd w:fill="D9D9D9" w:color="D9D9D9" w:val="clear"/>
-          </w:tcPr>
-          <w:p>
-            <w:pPr>
-              <w:spacing w:line="276"/>
-            </w:pPr>
-            <w:r>
-              <w:rPr>
-                <w:rFonts w:ascii="Times New Roman" w:cs="Times New Roman" w:eastAsia="Times New Roman" w:hAnsi="Times New Roman"/>
-                <w:b/>
-                <w:bCs/>
-                <w:sz w:val="20"/>
-                <w:szCs w:val="20"/>
-              </w:rPr>
-              <w:t xml:space="preserve">Bilangan Prospek</w:t>
-            </w:r>
-          </w:p>
-        </w:tc>
-        <w:tc>
-          <w:tcPr>
-            <w:tcW w:type="dxa" w:w="1800"/>
-            <w:shd w:fill="D9D9D9" w:color="D9D9D9" w:val="clear"/>
-          </w:tcPr>
-          <w:p>
-            <w:pPr>
-              <w:spacing w:line="276"/>
-            </w:pPr>
-            <w:r>
-              <w:rPr>
-                <w:rFonts w:ascii="Times New Roman" w:cs="Times New Roman" w:eastAsia="Times New Roman" w:hAnsi="Times New Roman"/>
-                <w:b/>
-                <w:bCs/>
-                <w:sz w:val="20"/>
-                <w:szCs w:val="20"/>
-              </w:rPr>
-              <w:t xml:space="preserve">Peratusan (%)</w:t>
-            </w:r>
-          </w:p>
-        </w:tc>
-        <w:tc>
-          <w:tcPr>
-            <w:tcW w:type="dxa" w:w="2560"/>
-            <w:shd w:fill="D9D9D9" w:color="D9D9D9" w:val="clear"/>
-          </w:tcPr>
-          <w:p>
-            <w:pPr>
-              <w:spacing w:line="276"/>
-            </w:pPr>
-            <w:r>
-              <w:rPr>
-                <w:rFonts w:ascii="Times New Roman" w:cs="Times New Roman" w:eastAsia="Times New Roman" w:hAnsi="Times New Roman"/>
-                <w:b/>
-                <w:bCs/>
-                <w:sz w:val="20"/>
-                <w:szCs w:val="20"/>
-              </w:rPr>
-              <w:t xml:space="preserve">Kos Per Prospek (CPL) (RM)</w:t>
-            </w:r>
-          </w:p>
-        </w:tc>
-      </w:tr>
-      <w:tr>
-        <w:tc>
-          <w:tcPr>
-            <w:tcW w:type="dxa" w:w="3200"/>
-          </w:tcPr>
-          <w:p>
-            <w:pPr>
-              <w:spacing w:line="276"/>
-            </w:pPr>
-            <w:r>
-              <w:rPr>
-                <w:rFonts w:ascii="Times New Roman" w:cs="Times New Roman" w:eastAsia="Times New Roman" w:hAnsi="Times New Roman"/>
-                <w:sz w:val="20"/>
-                <w:szCs w:val="20"/>
-              </w:rPr>
-              <w:t xml:space="preserve">Meta Ads (Facebook/Instagram — Lead Form)</w:t>
-            </w:r>
-          </w:p>
-        </w:tc>
-        <w:tc>
-          <w:tcPr>
-            <w:tcW w:type="dxa" w:w="1800"/>
-          </w:tcPr>
-          <w:p>
-            <w:pPr>
-              <w:spacing w:line="276"/>
-            </w:pPr>
-            <w:r>
-              <w:rPr>
-                <w:rFonts w:ascii="Times New Roman" w:cs="Times New Roman" w:eastAsia="Times New Roman" w:hAnsi="Times New Roman"/>
-                <w:sz w:val="20"/>
-                <w:szCs w:val="20"/>
-              </w:rPr>
-              <w:t xml:space="preserve">⚠️ ISI</w:t>
-            </w:r>
-          </w:p>
-        </w:tc>
-        <w:tc>
-          <w:tcPr>
-            <w:tcW w:type="dxa" w:w="1800"/>
-          </w:tcPr>
-          <w:p>
-            <w:pPr>
-              <w:spacing w:line="276"/>
-            </w:pPr>
-            <w:r>
-              <w:rPr>
-                <w:rFonts w:ascii="Times New Roman" w:cs="Times New Roman" w:eastAsia="Times New Roman" w:hAnsi="Times New Roman"/>
-                <w:sz w:val="20"/>
-                <w:szCs w:val="20"/>
-              </w:rPr>
-              <w:t xml:space="preserve">⚠️</w:t>
-            </w:r>
-          </w:p>
-        </w:tc>
-        <w:tc>
-          <w:tcPr>
-            <w:tcW w:type="dxa" w:w="2560"/>
-          </w:tcPr>
-          <w:p>
-            <w:pPr>
-              <w:spacing w:line="276"/>
-            </w:pPr>
-            <w:r>
-              <w:rPr>
-                <w:rFonts w:ascii="Times New Roman" w:cs="Times New Roman" w:eastAsia="Times New Roman" w:hAnsi="Times New Roman"/>
-                <w:sz w:val="20"/>
-                <w:szCs w:val="20"/>
-              </w:rPr>
-              <w:t xml:space="preserve">⚠️ kira: spend ÷ leads</w:t>
-            </w:r>
-          </w:p>
-        </w:tc>
-      </w:tr>
-      <w:tr>
-        <w:tc>
-          <w:tcPr>
-            <w:tcW w:type="dxa" w:w="3200"/>
-          </w:tcPr>
-          <w:p>
-            <w:pPr>
-              <w:spacing w:line="276"/>
-            </w:pPr>
-            <w:r>
-              <w:rPr>
-                <w:rFonts w:ascii="Times New Roman" w:cs="Times New Roman" w:eastAsia="Times New Roman" w:hAnsi="Times New Roman"/>
-                <w:sz w:val="20"/>
-                <w:szCs w:val="20"/>
-              </w:rPr>
-              <w:t xml:space="preserve">TikTok (Organik — mesej terus ke WA/DM)</w:t>
-            </w:r>
-          </w:p>
-        </w:tc>
-        <w:tc>
-          <w:tcPr>
-            <w:tcW w:type="dxa" w:w="1800"/>
-          </w:tcPr>
-          <w:p>
-            <w:pPr>
-              <w:spacing w:line="276"/>
-            </w:pPr>
-            <w:r>
-              <w:rPr>
-                <w:rFonts w:ascii="Times New Roman" w:cs="Times New Roman" w:eastAsia="Times New Roman" w:hAnsi="Times New Roman"/>
-                <w:sz w:val="20"/>
-                <w:szCs w:val="20"/>
-              </w:rPr>
-              <w:t xml:space="preserve">⚠️ ISI</w:t>
-            </w:r>
-          </w:p>
-        </w:tc>
-        <w:tc>
-          <w:tcPr>
-            <w:tcW w:type="dxa" w:w="1800"/>
-          </w:tcPr>
-          <w:p>
-            <w:pPr>
-              <w:spacing w:line="276"/>
-            </w:pPr>
-            <w:r>
-              <w:rPr>
-                <w:rFonts w:ascii="Times New Roman" w:cs="Times New Roman" w:eastAsia="Times New Roman" w:hAnsi="Times New Roman"/>
-                <w:sz w:val="20"/>
-                <w:szCs w:val="20"/>
-              </w:rPr>
-              <w:t xml:space="preserve">⚠️</w:t>
-            </w:r>
-          </w:p>
-        </w:tc>
-        <w:tc>
-          <w:tcPr>
-            <w:tcW w:type="dxa" w:w="2560"/>
-          </w:tcPr>
-          <w:p>
-            <w:pPr>
-              <w:spacing w:line="276"/>
-            </w:pPr>
-            <w:r>
-              <w:rPr>
-                <w:rFonts w:ascii="Times New Roman" w:cs="Times New Roman" w:eastAsia="Times New Roman" w:hAnsi="Times New Roman"/>
-                <w:sz w:val="20"/>
-                <w:szCs w:val="20"/>
-              </w:rPr>
-              <w:t xml:space="preserve">—</w:t>
-            </w:r>
-          </w:p>
-        </w:tc>
-      </w:tr>
-      <w:tr>
-        <w:tc>
-          <w:tcPr>
-            <w:tcW w:type="dxa" w:w="3200"/>
-          </w:tcPr>
-          <w:p>
-            <w:pPr>
-              <w:spacing w:line="276"/>
-            </w:pPr>
-            <w:r>
-              <w:rPr>
-                <w:rFonts w:ascii="Times New Roman" w:cs="Times New Roman" w:eastAsia="Times New Roman" w:hAnsi="Times New Roman"/>
-                <w:sz w:val="20"/>
-                <w:szCs w:val="20"/>
-              </w:rPr>
-              <w:t xml:space="preserve">Instagram Organik (klik bio link)</w:t>
-            </w:r>
-          </w:p>
-        </w:tc>
-        <w:tc>
-          <w:tcPr>
-            <w:tcW w:type="dxa" w:w="1800"/>
-          </w:tcPr>
-          <w:p>
-            <w:pPr>
-              <w:spacing w:line="276"/>
-            </w:pPr>
-            <w:r>
-              <w:rPr>
-                <w:rFonts w:ascii="Times New Roman" w:cs="Times New Roman" w:eastAsia="Times New Roman" w:hAnsi="Times New Roman"/>
-                <w:sz w:val="20"/>
-                <w:szCs w:val="20"/>
-              </w:rPr>
-              <w:t xml:space="preserve">⚠️ ISI</w:t>
-            </w:r>
-          </w:p>
-        </w:tc>
-        <w:tc>
-          <w:tcPr>
-            <w:tcW w:type="dxa" w:w="1800"/>
-          </w:tcPr>
-          <w:p>
-            <w:pPr>
-              <w:spacing w:line="276"/>
-            </w:pPr>
-            <w:r>
-              <w:rPr>
-                <w:rFonts w:ascii="Times New Roman" w:cs="Times New Roman" w:eastAsia="Times New Roman" w:hAnsi="Times New Roman"/>
-                <w:sz w:val="20"/>
-                <w:szCs w:val="20"/>
-              </w:rPr>
-              <w:t xml:space="preserve">⚠️</w:t>
-            </w:r>
-          </w:p>
-        </w:tc>
-        <w:tc>
-          <w:tcPr>
-            <w:tcW w:type="dxa" w:w="2560"/>
-          </w:tcPr>
-          <w:p>
-            <w:pPr>
-              <w:spacing w:line="276"/>
-            </w:pPr>
-            <w:r>
-              <w:rPr>
-                <w:rFonts w:ascii="Times New Roman" w:cs="Times New Roman" w:eastAsia="Times New Roman" w:hAnsi="Times New Roman"/>
-                <w:sz w:val="20"/>
-                <w:szCs w:val="20"/>
-              </w:rPr>
-              <w:t xml:space="preserve">—</w:t>
-            </w:r>
-          </w:p>
-        </w:tc>
-      </w:tr>
-      <w:tr>
-        <w:tc>
-          <w:tcPr>
-            <w:tcW w:type="dxa" w:w="3200"/>
-          </w:tcPr>
-          <w:p>
-            <w:pPr>
-              <w:spacing w:line="276"/>
-            </w:pPr>
-            <w:r>
-              <w:rPr>
-                <w:rFonts w:ascii="Times New Roman" w:cs="Times New Roman" w:eastAsia="Times New Roman" w:hAnsi="Times New Roman"/>
-                <w:sz w:val="20"/>
-                <w:szCs w:val="20"/>
-              </w:rPr>
-              <w:t xml:space="preserve">Carian Google (tvetlipis.my)</w:t>
-            </w:r>
-          </w:p>
-        </w:tc>
-        <w:tc>
-          <w:tcPr>
-            <w:tcW w:type="dxa" w:w="1800"/>
-          </w:tcPr>
-          <w:p>
-            <w:pPr>
-              <w:spacing w:line="276"/>
-            </w:pPr>
-            <w:r>
-              <w:rPr>
-                <w:rFonts w:ascii="Times New Roman" w:cs="Times New Roman" w:eastAsia="Times New Roman" w:hAnsi="Times New Roman"/>
-                <w:sz w:val="20"/>
-                <w:szCs w:val="20"/>
-              </w:rPr>
-              <w:t xml:space="preserve">⚠️ ISI</w:t>
-            </w:r>
-          </w:p>
-        </w:tc>
-        <w:tc>
-          <w:tcPr>
-            <w:tcW w:type="dxa" w:w="1800"/>
-          </w:tcPr>
-          <w:p>
-            <w:pPr>
-              <w:spacing w:line="276"/>
-            </w:pPr>
-            <w:r>
-              <w:rPr>
-                <w:rFonts w:ascii="Times New Roman" w:cs="Times New Roman" w:eastAsia="Times New Roman" w:hAnsi="Times New Roman"/>
-                <w:sz w:val="20"/>
-                <w:szCs w:val="20"/>
-              </w:rPr>
-              <w:t xml:space="preserve">⚠️</w:t>
-            </w:r>
-          </w:p>
-        </w:tc>
-        <w:tc>
-          <w:tcPr>
-            <w:tcW w:type="dxa" w:w="2560"/>
-          </w:tcPr>
-          <w:p>
-            <w:pPr>
-              <w:spacing w:line="276"/>
-            </w:pPr>
-            <w:r>
-              <w:rPr>
-                <w:rFonts w:ascii="Times New Roman" w:cs="Times New Roman" w:eastAsia="Times New Roman" w:hAnsi="Times New Roman"/>
-                <w:sz w:val="20"/>
-                <w:szCs w:val="20"/>
-              </w:rPr>
-              <w:t xml:space="preserve">—</w:t>
-            </w:r>
-          </w:p>
-        </w:tc>
-      </w:tr>
-      <w:tr>
-        <w:tc>
-          <w:tcPr>
-            <w:tcW w:type="dxa" w:w="3200"/>
-          </w:tcPr>
-          <w:p>
-            <w:pPr>
-              <w:spacing w:line="276"/>
-            </w:pPr>
-            <w:r>
-              <w:rPr>
-                <w:rFonts w:ascii="Times New Roman" w:cs="Times New Roman" w:eastAsia="Times New Roman" w:hAnsi="Times New Roman"/>
-                <w:sz w:val="20"/>
-                <w:szCs w:val="20"/>
-              </w:rPr>
-              <w:t xml:space="preserve">Cadangan Rakan / Walk-in</w:t>
-            </w:r>
-          </w:p>
-        </w:tc>
-        <w:tc>
-          <w:tcPr>
-            <w:tcW w:type="dxa" w:w="1800"/>
-          </w:tcPr>
-          <w:p>
-            <w:pPr>
-              <w:spacing w:line="276"/>
-            </w:pPr>
-            <w:r>
-              <w:rPr>
-                <w:rFonts w:ascii="Times New Roman" w:cs="Times New Roman" w:eastAsia="Times New Roman" w:hAnsi="Times New Roman"/>
-                <w:sz w:val="20"/>
-                <w:szCs w:val="20"/>
-              </w:rPr>
-              <w:t xml:space="preserve">⚠️ ISI</w:t>
-            </w:r>
-          </w:p>
-        </w:tc>
-        <w:tc>
-          <w:tcPr>
-            <w:tcW w:type="dxa" w:w="1800"/>
-          </w:tcPr>
-          <w:p>
-            <w:pPr>
-              <w:spacing w:line="276"/>
-            </w:pPr>
-            <w:r>
-              <w:rPr>
-                <w:rFonts w:ascii="Times New Roman" w:cs="Times New Roman" w:eastAsia="Times New Roman" w:hAnsi="Times New Roman"/>
-                <w:sz w:val="20"/>
-                <w:szCs w:val="20"/>
-              </w:rPr>
-              <w:t xml:space="preserve">⚠️</w:t>
-            </w:r>
-          </w:p>
-        </w:tc>
-        <w:tc>
-          <w:tcPr>
-            <w:tcW w:type="dxa" w:w="2560"/>
-          </w:tcPr>
-          <w:p>
-            <w:pPr>
-              <w:spacing w:line="276"/>
-            </w:pPr>
-            <w:r>
-              <w:rPr>
-                <w:rFonts w:ascii="Times New Roman" w:cs="Times New Roman" w:eastAsia="Times New Roman" w:hAnsi="Times New Roman"/>
-                <w:sz w:val="20"/>
-                <w:szCs w:val="20"/>
-              </w:rPr>
-              <w:t xml:space="preserve">—</w:t>
-            </w:r>
-          </w:p>
-        </w:tc>
-      </w:tr>
-      <w:tr>
-        <w:tc>
-          <w:tcPr>
-            <w:tcW w:type="dxa" w:w="3200"/>
-          </w:tcPr>
-          <w:p>
-            <w:pPr>
-              <w:spacing w:line="276"/>
-            </w:pPr>
-            <w:r>
-              <w:rPr>
-                <w:rFonts w:ascii="Times New Roman" w:cs="Times New Roman" w:eastAsia="Times New Roman" w:hAnsi="Times New Roman"/>
-                <w:sz w:val="20"/>
-                <w:szCs w:val="20"/>
-              </w:rPr>
-              <w:t xml:space="preserve">Lain-lain</w:t>
-            </w:r>
-          </w:p>
-        </w:tc>
-        <w:tc>
-          <w:tcPr>
-            <w:tcW w:type="dxa" w:w="1800"/>
-          </w:tcPr>
-          <w:p>
-            <w:pPr>
-              <w:spacing w:line="276"/>
-            </w:pPr>
-            <w:r>
-              <w:rPr>
-                <w:rFonts w:ascii="Times New Roman" w:cs="Times New Roman" w:eastAsia="Times New Roman" w:hAnsi="Times New Roman"/>
-                <w:sz w:val="20"/>
-                <w:szCs w:val="20"/>
-              </w:rPr>
-              <w:t xml:space="preserve">⚠️ ISI</w:t>
-            </w:r>
-          </w:p>
-        </w:tc>
-        <w:tc>
-          <w:tcPr>
-            <w:tcW w:type="dxa" w:w="1800"/>
-          </w:tcPr>
-          <w:p>
-            <w:pPr>
-              <w:spacing w:line="276"/>
-            </w:pPr>
-            <w:r>
-              <w:rPr>
-                <w:rFonts w:ascii="Times New Roman" w:cs="Times New Roman" w:eastAsia="Times New Roman" w:hAnsi="Times New Roman"/>
-                <w:sz w:val="20"/>
-                <w:szCs w:val="20"/>
-              </w:rPr>
-              <w:t xml:space="preserve">⚠️</w:t>
-            </w:r>
-          </w:p>
-        </w:tc>
-        <w:tc>
-          <w:tcPr>
-            <w:tcW w:type="dxa" w:w="2560"/>
-          </w:tcPr>
-          <w:p>
-            <w:pPr>
-              <w:spacing w:line="276"/>
-            </w:pPr>
-            <w:r>
-              <w:rPr>
-                <w:rFonts w:ascii="Times New Roman" w:cs="Times New Roman" w:eastAsia="Times New Roman" w:hAnsi="Times New Roman"/>
-                <w:sz w:val="20"/>
-                <w:szCs w:val="20"/>
-              </w:rPr>
-              <w:t xml:space="preserve">—</w:t>
-            </w:r>
-          </w:p>
-        </w:tc>
-      </w:tr>
-      <w:tr>
-        <w:tc>
-          <w:tcPr>
-            <w:tcW w:type="dxa" w:w="3200"/>
-          </w:tcPr>
-          <w:p>
-            <w:pPr>
-              <w:spacing w:line="276"/>
-            </w:pPr>
-            <w:r>
-              <w:rPr>
-                <w:rFonts w:ascii="Times New Roman" w:cs="Times New Roman" w:eastAsia="Times New Roman" w:hAnsi="Times New Roman"/>
-                <w:sz w:val="20"/>
-                <w:szCs w:val="20"/>
-              </w:rPr>
-              <w:t xml:space="preserve">JUMLAH</w:t>
-            </w:r>
-          </w:p>
-        </w:tc>
-        <w:tc>
-          <w:tcPr>
-            <w:tcW w:type="dxa" w:w="1800"/>
-          </w:tcPr>
-          <w:p>
-            <w:pPr>
-              <w:spacing w:line="276"/>
-            </w:pPr>
-            <w:r>
-              <w:rPr>
-                <w:rFonts w:ascii="Times New Roman" w:cs="Times New Roman" w:eastAsia="Times New Roman" w:hAnsi="Times New Roman"/>
-                <w:sz w:val="20"/>
-                <w:szCs w:val="20"/>
-              </w:rPr>
-              <w:t xml:space="preserve">⚠️ ISI</w:t>
-            </w:r>
-          </w:p>
-        </w:tc>
-        <w:tc>
-          <w:tcPr>
-            <w:tcW w:type="dxa" w:w="1800"/>
-          </w:tcPr>
-          <w:p>
-            <w:pPr>
-              <w:spacing w:line="276"/>
-            </w:pPr>
-            <w:r>
-              <w:rPr>
-                <w:rFonts w:ascii="Times New Roman" w:cs="Times New Roman" w:eastAsia="Times New Roman" w:hAnsi="Times New Roman"/>
-                <w:sz w:val="20"/>
-                <w:szCs w:val="20"/>
-              </w:rPr>
-              <w:t xml:space="preserve">100%</w:t>
-            </w:r>
-          </w:p>
-        </w:tc>
-        <w:tc>
-          <w:tcPr>
-            <w:tcW w:type="dxa" w:w="2560"/>
-          </w:tcPr>
-          <w:p>
-            <w:pPr>
-              <w:spacing w:line="276"/>
-            </w:pPr>
-            <w:r>
-              <w:rPr>
-                <w:rFonts w:ascii="Times New Roman" w:cs="Times New Roman" w:eastAsia="Times New Roman" w:hAnsi="Times New Roman"/>
-                <w:sz w:val="20"/>
-                <w:szCs w:val="20"/>
-              </w:rPr>
-              <w:t xml:space="preserve">—</w:t>
-            </w:r>
-          </w:p>
-        </w:tc>
-      </w:tr>
-    </w:tbl>
-    <w:p>
-      <w:pPr>
-        <w:spacing w:line="360"/>
-      </w:pPr>
-      <w:r>
-        <w:rPr>
-          <w:rFonts w:ascii="Times New Roman" w:cs="Times New Roman" w:eastAsia="Times New Roman" w:hAnsi="Times New Roman"/>
-          <w:sz w:val="24"/>
-          <w:szCs w:val="24"/>
-        </w:rPr>
-        <w:t xml:space="preserve"/>
-      </w:r>
-    </w:p>
-    <w:p>
-      <w:pPr>
-        <w:spacing w:after="240" w:before="0" w:line="360" w:lineRule="auto"/>
-      </w:pPr>
-      <w:r>
-        <w:rPr>
-          <w:rFonts w:ascii="Times New Roman" w:cs="Times New Roman" w:eastAsia="Times New Roman" w:hAnsi="Times New Roman"/>
-          <w:b/>
-          <w:bCs/>
-          <w:sz w:val="24"/>
-          <w:szCs w:val="24"/>
-        </w:rPr>
-        <w:t xml:space="preserve">Jadual 3.9: Prospek Online Mengikut Kursus (Januari – Jun 2026)</w:t>
-      </w:r>
-    </w:p>
-    <w:p>
-      <w:pPr>
-        <w:spacing w:line="360"/>
-      </w:pPr>
-      <w:r>
-        <w:rPr>
-          <w:rFonts w:ascii="Times New Roman" w:cs="Times New Roman" w:eastAsia="Times New Roman" w:hAnsi="Times New Roman"/>
-          <w:sz w:val="24"/>
-          <w:szCs w:val="24"/>
-        </w:rPr>
-        <w:t xml:space="preserve"/>
-      </w:r>
-    </w:p>
-    <w:tbl>
-      <w:tblPr>
-        <w:tblW w:type="dxa" w:w="9360"/>
-        <w:tblBorders>
-          <w:top w:val="single" w:color="auto" w:sz="4"/>
-          <w:left w:val="single" w:color="auto" w:sz="4"/>
-          <w:bottom w:val="single" w:color="auto" w:sz="4"/>
-          <w:right w:val="single" w:color="auto" w:sz="4"/>
-          <w:insideH w:val="single" w:color="auto" w:sz="4"/>
-          <w:insideV w:val="single" w:color="auto" w:sz="4"/>
-        </w:tblBorders>
-      </w:tblPr>
-      <w:tblGrid>
-        <w:gridCol w:w="4000"/>
-        <w:gridCol w:w="2680"/>
-        <w:gridCol w:w="2680"/>
-      </w:tblGrid>
-      <w:tr>
-        <w:tc>
-          <w:tcPr>
-            <w:tcW w:type="dxa" w:w="4000"/>
-            <w:shd w:fill="D9D9D9" w:color="D9D9D9" w:val="clear"/>
-          </w:tcPr>
-          <w:p>
-            <w:pPr>
-              <w:spacing w:line="276"/>
-            </w:pPr>
-            <w:r>
-              <w:rPr>
-                <w:rFonts w:ascii="Times New Roman" w:cs="Times New Roman" w:eastAsia="Times New Roman" w:hAnsi="Times New Roman"/>
-                <w:b/>
-                <w:bCs/>
-                <w:sz w:val="20"/>
-                <w:szCs w:val="20"/>
-              </w:rPr>
-              <w:t xml:space="preserve">Kursus DKM</w:t>
-            </w:r>
-          </w:p>
-        </w:tc>
-        <w:tc>
-          <w:tcPr>
-            <w:tcW w:type="dxa" w:w="2680"/>
-            <w:shd w:fill="D9D9D9" w:color="D9D9D9" w:val="clear"/>
-          </w:tcPr>
-          <w:p>
-            <w:pPr>
-              <w:spacing w:line="276"/>
-            </w:pPr>
-            <w:r>
-              <w:rPr>
-                <w:rFonts w:ascii="Times New Roman" w:cs="Times New Roman" w:eastAsia="Times New Roman" w:hAnsi="Times New Roman"/>
-                <w:b/>
-                <w:bCs/>
-                <w:sz w:val="20"/>
-                <w:szCs w:val="20"/>
-              </w:rPr>
-              <w:t xml:space="preserve">Bilangan Prospek</w:t>
-            </w:r>
-          </w:p>
-        </w:tc>
-        <w:tc>
-          <w:tcPr>
-            <w:tcW w:type="dxa" w:w="2680"/>
-            <w:shd w:fill="D9D9D9" w:color="D9D9D9" w:val="clear"/>
-          </w:tcPr>
-          <w:p>
-            <w:pPr>
-              <w:spacing w:line="276"/>
-            </w:pPr>
-            <w:r>
-              <w:rPr>
-                <w:rFonts w:ascii="Times New Roman" w:cs="Times New Roman" w:eastAsia="Times New Roman" w:hAnsi="Times New Roman"/>
-                <w:b/>
-                <w:bCs/>
-                <w:sz w:val="20"/>
-                <w:szCs w:val="20"/>
-              </w:rPr>
-              <w:t xml:space="preserve">Peratusan (%)</w:t>
-            </w:r>
-          </w:p>
-        </w:tc>
-      </w:tr>
-      <w:tr>
-        <w:tc>
-          <w:tcPr>
-            <w:tcW w:type="dxa" w:w="4000"/>
-          </w:tcPr>
-          <w:p>
-            <w:pPr>
-              <w:spacing w:line="276"/>
-            </w:pPr>
-            <w:r>
-              <w:rPr>
-                <w:rFonts w:ascii="Times New Roman" w:cs="Times New Roman" w:eastAsia="Times New Roman" w:hAnsi="Times New Roman"/>
-                <w:sz w:val="20"/>
-                <w:szCs w:val="20"/>
-              </w:rPr>
-              <w:t xml:space="preserve">Pendidikan Awal Kanak-Kanak (PAKK)</w:t>
-            </w:r>
-          </w:p>
-        </w:tc>
-        <w:tc>
-          <w:tcPr>
-            <w:tcW w:type="dxa" w:w="2680"/>
-          </w:tcPr>
-          <w:p>
-            <w:pPr>
-              <w:spacing w:line="276"/>
-            </w:pPr>
-            <w:r>
-              <w:rPr>
-                <w:rFonts w:ascii="Times New Roman" w:cs="Times New Roman" w:eastAsia="Times New Roman" w:hAnsi="Times New Roman"/>
-                <w:sz w:val="20"/>
-                <w:szCs w:val="20"/>
-              </w:rPr>
-              <w:t xml:space="preserve">⚠️</w:t>
-            </w:r>
-          </w:p>
-        </w:tc>
-        <w:tc>
-          <w:tcPr>
-            <w:tcW w:type="dxa" w:w="2680"/>
-          </w:tcPr>
-          <w:p>
-            <w:pPr>
-              <w:spacing w:line="276"/>
-            </w:pPr>
-            <w:r>
-              <w:rPr>
-                <w:rFonts w:ascii="Times New Roman" w:cs="Times New Roman" w:eastAsia="Times New Roman" w:hAnsi="Times New Roman"/>
-                <w:sz w:val="20"/>
-                <w:szCs w:val="20"/>
-              </w:rPr>
-              <w:t xml:space="preserve">⚠️</w:t>
-            </w:r>
-          </w:p>
-        </w:tc>
-      </w:tr>
-      <w:tr>
-        <w:tc>
-          <w:tcPr>
-            <w:tcW w:type="dxa" w:w="4000"/>
-          </w:tcPr>
-          <w:p>
-            <w:pPr>
-              <w:spacing w:line="276"/>
-            </w:pPr>
-            <w:r>
-              <w:rPr>
-                <w:rFonts w:ascii="Times New Roman" w:cs="Times New Roman" w:eastAsia="Times New Roman" w:hAnsi="Times New Roman"/>
-                <w:sz w:val="20"/>
-                <w:szCs w:val="20"/>
-              </w:rPr>
-              <w:t xml:space="preserve">Pra-Sekolah</w:t>
-            </w:r>
-          </w:p>
-        </w:tc>
-        <w:tc>
-          <w:tcPr>
-            <w:tcW w:type="dxa" w:w="2680"/>
-          </w:tcPr>
-          <w:p>
-            <w:pPr>
-              <w:spacing w:line="276"/>
-            </w:pPr>
-            <w:r>
-              <w:rPr>
-                <w:rFonts w:ascii="Times New Roman" w:cs="Times New Roman" w:eastAsia="Times New Roman" w:hAnsi="Times New Roman"/>
-                <w:sz w:val="20"/>
-                <w:szCs w:val="20"/>
-              </w:rPr>
-              <w:t xml:space="preserve">⚠️</w:t>
-            </w:r>
-          </w:p>
-        </w:tc>
-        <w:tc>
-          <w:tcPr>
-            <w:tcW w:type="dxa" w:w="2680"/>
-          </w:tcPr>
-          <w:p>
-            <w:pPr>
-              <w:spacing w:line="276"/>
-            </w:pPr>
-            <w:r>
-              <w:rPr>
-                <w:rFonts w:ascii="Times New Roman" w:cs="Times New Roman" w:eastAsia="Times New Roman" w:hAnsi="Times New Roman"/>
-                <w:sz w:val="20"/>
-                <w:szCs w:val="20"/>
-              </w:rPr>
-              <w:t xml:space="preserve">⚠️</w:t>
-            </w:r>
-          </w:p>
-        </w:tc>
-      </w:tr>
-      <w:tr>
-        <w:tc>
-          <w:tcPr>
-            <w:tcW w:type="dxa" w:w="4000"/>
-          </w:tcPr>
-          <w:p>
-            <w:pPr>
-              <w:spacing w:line="276"/>
-            </w:pPr>
-            <w:r>
-              <w:rPr>
-                <w:rFonts w:ascii="Times New Roman" w:cs="Times New Roman" w:eastAsia="Times New Roman" w:hAnsi="Times New Roman"/>
-                <w:sz w:val="20"/>
-                <w:szCs w:val="20"/>
-              </w:rPr>
-              <w:t xml:space="preserve">Multimedia</w:t>
-            </w:r>
-          </w:p>
-        </w:tc>
-        <w:tc>
-          <w:tcPr>
-            <w:tcW w:type="dxa" w:w="2680"/>
-          </w:tcPr>
-          <w:p>
-            <w:pPr>
-              <w:spacing w:line="276"/>
-            </w:pPr>
-            <w:r>
-              <w:rPr>
-                <w:rFonts w:ascii="Times New Roman" w:cs="Times New Roman" w:eastAsia="Times New Roman" w:hAnsi="Times New Roman"/>
-                <w:sz w:val="20"/>
-                <w:szCs w:val="20"/>
-              </w:rPr>
-              <w:t xml:space="preserve">⚠️</w:t>
-            </w:r>
-          </w:p>
-        </w:tc>
-        <w:tc>
-          <w:tcPr>
-            <w:tcW w:type="dxa" w:w="2680"/>
-          </w:tcPr>
-          <w:p>
-            <w:pPr>
-              <w:spacing w:line="276"/>
-            </w:pPr>
-            <w:r>
-              <w:rPr>
-                <w:rFonts w:ascii="Times New Roman" w:cs="Times New Roman" w:eastAsia="Times New Roman" w:hAnsi="Times New Roman"/>
-                <w:sz w:val="20"/>
-                <w:szCs w:val="20"/>
-              </w:rPr>
-              <w:t xml:space="preserve">⚠️</w:t>
-            </w:r>
-          </w:p>
-        </w:tc>
-      </w:tr>
-      <w:tr>
-        <w:tc>
-          <w:tcPr>
-            <w:tcW w:type="dxa" w:w="4000"/>
-          </w:tcPr>
-          <w:p>
-            <w:pPr>
-              <w:spacing w:line="276"/>
-            </w:pPr>
-            <w:r>
-              <w:rPr>
-                <w:rFonts w:ascii="Times New Roman" w:cs="Times New Roman" w:eastAsia="Times New Roman" w:hAnsi="Times New Roman"/>
-                <w:sz w:val="20"/>
-                <w:szCs w:val="20"/>
-              </w:rPr>
-              <w:t xml:space="preserve">Office Management</w:t>
-            </w:r>
-          </w:p>
-        </w:tc>
-        <w:tc>
-          <w:tcPr>
-            <w:tcW w:type="dxa" w:w="2680"/>
-          </w:tcPr>
-          <w:p>
-            <w:pPr>
-              <w:spacing w:line="276"/>
-            </w:pPr>
-            <w:r>
-              <w:rPr>
-                <w:rFonts w:ascii="Times New Roman" w:cs="Times New Roman" w:eastAsia="Times New Roman" w:hAnsi="Times New Roman"/>
-                <w:sz w:val="20"/>
-                <w:szCs w:val="20"/>
-              </w:rPr>
-              <w:t xml:space="preserve">⚠️</w:t>
-            </w:r>
-          </w:p>
-        </w:tc>
-        <w:tc>
-          <w:tcPr>
-            <w:tcW w:type="dxa" w:w="2680"/>
-          </w:tcPr>
-          <w:p>
-            <w:pPr>
-              <w:spacing w:line="276"/>
-            </w:pPr>
-            <w:r>
-              <w:rPr>
-                <w:rFonts w:ascii="Times New Roman" w:cs="Times New Roman" w:eastAsia="Times New Roman" w:hAnsi="Times New Roman"/>
-                <w:sz w:val="20"/>
-                <w:szCs w:val="20"/>
-              </w:rPr>
-              <w:t xml:space="preserve">⚠️</w:t>
-            </w:r>
-          </w:p>
-        </w:tc>
-      </w:tr>
-      <w:tr>
-        <w:tc>
-          <w:tcPr>
-            <w:tcW w:type="dxa" w:w="4000"/>
-          </w:tcPr>
-          <w:p>
-            <w:pPr>
-              <w:spacing w:line="276"/>
-            </w:pPr>
-            <w:r>
-              <w:rPr>
-                <w:rFonts w:ascii="Times New Roman" w:cs="Times New Roman" w:eastAsia="Times New Roman" w:hAnsi="Times New Roman"/>
-                <w:sz w:val="20"/>
-                <w:szCs w:val="20"/>
-              </w:rPr>
-              <w:t xml:space="preserve">Elektrik</w:t>
-            </w:r>
-          </w:p>
-        </w:tc>
-        <w:tc>
-          <w:tcPr>
-            <w:tcW w:type="dxa" w:w="2680"/>
-          </w:tcPr>
-          <w:p>
-            <w:pPr>
-              <w:spacing w:line="276"/>
-            </w:pPr>
-            <w:r>
-              <w:rPr>
-                <w:rFonts w:ascii="Times New Roman" w:cs="Times New Roman" w:eastAsia="Times New Roman" w:hAnsi="Times New Roman"/>
-                <w:sz w:val="20"/>
-                <w:szCs w:val="20"/>
-              </w:rPr>
-              <w:t xml:space="preserve">⚠️</w:t>
-            </w:r>
-          </w:p>
-        </w:tc>
-        <w:tc>
-          <w:tcPr>
-            <w:tcW w:type="dxa" w:w="2680"/>
-          </w:tcPr>
-          <w:p>
-            <w:pPr>
-              <w:spacing w:line="276"/>
-            </w:pPr>
-            <w:r>
-              <w:rPr>
-                <w:rFonts w:ascii="Times New Roman" w:cs="Times New Roman" w:eastAsia="Times New Roman" w:hAnsi="Times New Roman"/>
-                <w:sz w:val="20"/>
-                <w:szCs w:val="20"/>
-              </w:rPr>
-              <w:t xml:space="preserve">⚠️</w:t>
-            </w:r>
-          </w:p>
-        </w:tc>
-      </w:tr>
-      <w:tr>
-        <w:tc>
-          <w:tcPr>
-            <w:tcW w:type="dxa" w:w="4000"/>
-          </w:tcPr>
-          <w:p>
-            <w:pPr>
-              <w:spacing w:line="276"/>
-            </w:pPr>
-            <w:r>
-              <w:rPr>
-                <w:rFonts w:ascii="Times New Roman" w:cs="Times New Roman" w:eastAsia="Times New Roman" w:hAnsi="Times New Roman"/>
-                <w:sz w:val="20"/>
-                <w:szCs w:val="20"/>
-              </w:rPr>
-              <w:t xml:space="preserve">Keselamatan Siber</w:t>
-            </w:r>
-          </w:p>
-        </w:tc>
-        <w:tc>
-          <w:tcPr>
-            <w:tcW w:type="dxa" w:w="2680"/>
-          </w:tcPr>
-          <w:p>
-            <w:pPr>
-              <w:spacing w:line="276"/>
-            </w:pPr>
-            <w:r>
-              <w:rPr>
-                <w:rFonts w:ascii="Times New Roman" w:cs="Times New Roman" w:eastAsia="Times New Roman" w:hAnsi="Times New Roman"/>
-                <w:sz w:val="20"/>
-                <w:szCs w:val="20"/>
-              </w:rPr>
-              <w:t xml:space="preserve">⚠️</w:t>
-            </w:r>
-          </w:p>
-        </w:tc>
-        <w:tc>
-          <w:tcPr>
-            <w:tcW w:type="dxa" w:w="2680"/>
-          </w:tcPr>
-          <w:p>
-            <w:pPr>
-              <w:spacing w:line="276"/>
-            </w:pPr>
-            <w:r>
-              <w:rPr>
-                <w:rFonts w:ascii="Times New Roman" w:cs="Times New Roman" w:eastAsia="Times New Roman" w:hAnsi="Times New Roman"/>
-                <w:sz w:val="20"/>
-                <w:szCs w:val="20"/>
-              </w:rPr>
-              <w:t xml:space="preserve">⚠️</w:t>
-            </w:r>
-          </w:p>
-        </w:tc>
-      </w:tr>
-      <w:tr>
-        <w:tc>
-          <w:tcPr>
-            <w:tcW w:type="dxa" w:w="4000"/>
-          </w:tcPr>
-          <w:p>
-            <w:pPr>
-              <w:spacing w:line="276"/>
-            </w:pPr>
-            <w:r>
-              <w:rPr>
-                <w:rFonts w:ascii="Times New Roman" w:cs="Times New Roman" w:eastAsia="Times New Roman" w:hAnsi="Times New Roman"/>
-                <w:sz w:val="20"/>
-                <w:szCs w:val="20"/>
-              </w:rPr>
-              <w:t xml:space="preserve">JUMLAH</w:t>
-            </w:r>
-          </w:p>
-        </w:tc>
-        <w:tc>
-          <w:tcPr>
-            <w:tcW w:type="dxa" w:w="2680"/>
-          </w:tcPr>
-          <w:p>
-            <w:pPr>
-              <w:spacing w:line="276"/>
-            </w:pPr>
-            <w:r>
-              <w:rPr>
-                <w:rFonts w:ascii="Times New Roman" w:cs="Times New Roman" w:eastAsia="Times New Roman" w:hAnsi="Times New Roman"/>
-                <w:sz w:val="20"/>
-                <w:szCs w:val="20"/>
-              </w:rPr>
-              <w:t xml:space="preserve">⚠️</w:t>
-            </w:r>
-          </w:p>
-        </w:tc>
-        <w:tc>
-          <w:tcPr>
-            <w:tcW w:type="dxa" w:w="2680"/>
-          </w:tcPr>
-          <w:p>
-            <w:pPr>
-              <w:spacing w:line="276"/>
-            </w:pPr>
-            <w:r>
-              <w:rPr>
-                <w:rFonts w:ascii="Times New Roman" w:cs="Times New Roman" w:eastAsia="Times New Roman" w:hAnsi="Times New Roman"/>
-                <w:sz w:val="20"/>
-                <w:szCs w:val="20"/>
-              </w:rPr>
-              <w:t xml:space="preserve">100%</w:t>
-            </w:r>
-          </w:p>
-        </w:tc>
-      </w:tr>
-    </w:tbl>
-    <w:p>
-      <w:pPr>
-        <w:spacing w:line="360"/>
-      </w:pPr>
-      <w:r>
-        <w:rPr>
-          <w:rFonts w:ascii="Times New Roman" w:cs="Times New Roman" w:eastAsia="Times New Roman" w:hAnsi="Times New Roman"/>
-          <w:sz w:val="24"/>
-          <w:szCs w:val="24"/>
-        </w:rPr>
-        <w:t xml:space="preserve"/>
-      </w:r>
-    </w:p>
-    <w:p>
-      <w:pPr>
-        <w:spacing w:after="240" w:before="0" w:line="360" w:lineRule="auto"/>
-      </w:pPr>
-      <w:r>
-        <w:rPr>
-          <w:rFonts w:ascii="Times New Roman" w:cs="Times New Roman" w:eastAsia="Times New Roman" w:hAnsi="Times New Roman"/>
-          <w:b/>
-          <w:bCs/>
-          <w:sz w:val="24"/>
-          <w:szCs w:val="24"/>
-        </w:rPr>
-        <w:t xml:space="preserve">Jadual 3.10: Kadar Penukaran Prospek (Leads) kepada Pelajar Berdaftar</w:t>
       </w:r>
     </w:p>
     <w:p>
@@ -13069,7 +11941,7 @@
                 <w:sz w:val="20"/>
                 <w:szCs w:val="20"/>
               </w:rPr>
-              <w:t xml:space="preserve">Fasa Corong</w:t>
+              <w:t xml:space="preserve">Sumber Prospek</w:t>
             </w:r>
           </w:p>
         </w:tc>
@@ -13090,7 +11962,7 @@
                 <w:sz w:val="20"/>
                 <w:szCs w:val="20"/>
               </w:rPr>
-              <w:t xml:space="preserve">Bilangan</w:t>
+              <w:t xml:space="preserve">Bilangan Prospek</w:t>
             </w:r>
           </w:p>
         </w:tc>
@@ -13111,7 +11983,7 @@
                 <w:sz w:val="20"/>
                 <w:szCs w:val="20"/>
               </w:rPr>
-              <w:t xml:space="preserve">Kadar Penukaran (%)</w:t>
+              <w:t xml:space="preserve">Peratusan (%)</w:t>
             </w:r>
           </w:p>
         </w:tc>
@@ -13131,7 +12003,7 @@
                 <w:sz w:val="20"/>
                 <w:szCs w:val="20"/>
               </w:rPr>
-              <w:t xml:space="preserve">Prospek Diterima (Total Leads dari CRM)</w:t>
+              <w:t xml:space="preserve">Meta Ads (Facebook/Instagram — Borang Lead Gen)</w:t>
             </w:r>
           </w:p>
         </w:tc>
@@ -13149,7 +12021,7 @@
                 <w:sz w:val="20"/>
                 <w:szCs w:val="20"/>
               </w:rPr>
-              <w:t xml:space="preserve">⚠️</w:t>
+              <w:t xml:space="preserve">2,336</w:t>
             </w:r>
           </w:p>
         </w:tc>
@@ -13167,7 +12039,7 @@
                 <w:sz w:val="20"/>
                 <w:szCs w:val="20"/>
               </w:rPr>
-              <w:t xml:space="preserve">100%</w:t>
+              <w:t xml:space="preserve">67.3%</w:t>
             </w:r>
           </w:p>
         </w:tc>
@@ -13187,7 +12059,7 @@
                 <w:sz w:val="20"/>
                 <w:szCs w:val="20"/>
               </w:rPr>
-              <w:t xml:space="preserve">Dihubungi Semula / Aktif (Stage: Potential)</w:t>
+              <w:t xml:space="preserve">TikTok Ads (Borang Lead Gen)</w:t>
             </w:r>
           </w:p>
         </w:tc>
@@ -13205,7 +12077,7 @@
                 <w:sz w:val="20"/>
                 <w:szCs w:val="20"/>
               </w:rPr>
-              <w:t xml:space="preserve">⚠️</w:t>
+              <w:t xml:space="preserve">1,134</w:t>
             </w:r>
           </w:p>
         </w:tc>
@@ -13223,7 +12095,7 @@
                 <w:sz w:val="20"/>
                 <w:szCs w:val="20"/>
               </w:rPr>
-              <w:t xml:space="preserve">⚠️%</w:t>
+              <w:t xml:space="preserve">32.7%</w:t>
             </w:r>
           </w:p>
         </w:tc>
@@ -13243,7 +12115,7 @@
                 <w:sz w:val="20"/>
                 <w:szCs w:val="20"/>
               </w:rPr>
-              <w:t xml:space="preserve">Pelajar Berdaftar (Stage: Customer)</w:t>
+              <w:t xml:space="preserve">JUMLAH</w:t>
             </w:r>
           </w:p>
         </w:tc>
@@ -13261,7 +12133,7 @@
                 <w:sz w:val="20"/>
                 <w:szCs w:val="20"/>
               </w:rPr>
-              <w:t xml:space="preserve">⚠️</w:t>
+              <w:t xml:space="preserve">3,470</w:t>
             </w:r>
           </w:p>
         </w:tc>
@@ -13279,12 +12151,2728 @@
                 <w:sz w:val="20"/>
                 <w:szCs w:val="20"/>
               </w:rPr>
-              <w:t xml:space="preserve">⚠️%</w:t>
+              <w:t xml:space="preserve">100%</w:t>
             </w:r>
           </w:p>
         </w:tc>
       </w:tr>
     </w:tbl>
+    <w:p>
+      <w:pPr>
+        <w:spacing w:line="360"/>
+      </w:pPr>
+      <w:r>
+        <w:rPr>
+          <w:rFonts w:ascii="Times New Roman" w:cs="Times New Roman" w:eastAsia="Times New Roman" w:hAnsi="Times New Roman"/>
+          <w:sz w:val="24"/>
+          <w:szCs w:val="24"/>
+        </w:rPr>
+        <w:t xml:space="preserve"/>
+      </w:r>
+    </w:p>
+    <w:p>
+      <w:pPr>
+        <w:spacing w:after="240" w:before="0" w:line="360" w:lineRule="auto"/>
+      </w:pPr>
+      <w:r>
+        <w:rPr>
+          <w:rFonts w:ascii="Times New Roman" w:cs="Times New Roman" w:eastAsia="Times New Roman" w:hAnsi="Times New Roman"/>
+          <w:sz w:val="24"/>
+          <w:szCs w:val="24"/>
+        </w:rPr>
+        <w:t xml:space="preserve">Meta Ads merupakan sumber prospek dominan sepanjang Januari hingga April 2026, menyumbang 67.3% daripada keseluruhan 3,470 prospek. Walau bagaimanapun, TikTok Ads yang dilancarkan pada Mac 2026 menunjukkan pertumbuhan mendadak — menjelang Jun 2026, TikTok menghasilkan hampir 5 kali lebih banyak prospek berbanding Meta Ads dalam bulan yang sama, menandakan peralihan platform yang signifikan.</w:t>
+      </w:r>
+    </w:p>
+    <w:p>
+      <w:pPr>
+        <w:spacing w:line="360"/>
+      </w:pPr>
+      <w:r>
+        <w:rPr>
+          <w:rFonts w:ascii="Times New Roman" w:cs="Times New Roman" w:eastAsia="Times New Roman" w:hAnsi="Times New Roman"/>
+          <w:sz w:val="24"/>
+          <w:szCs w:val="24"/>
+        </w:rPr>
+        <w:t xml:space="preserve"/>
+      </w:r>
+    </w:p>
+    <w:p>
+      <w:pPr>
+        <w:spacing w:after="240" w:before="0" w:line="360" w:lineRule="auto"/>
+      </w:pPr>
+      <w:r>
+        <w:rPr>
+          <w:rFonts w:ascii="Times New Roman" w:cs="Times New Roman" w:eastAsia="Times New Roman" w:hAnsi="Times New Roman"/>
+          <w:b/>
+          <w:bCs/>
+          <w:sz w:val="24"/>
+          <w:szCs w:val="24"/>
+        </w:rPr>
+        <w:t xml:space="preserve">Jadual 3.9: Prospek Online Mengikut Bulan dan Saluran (Januari – Jun 2026)</w:t>
+      </w:r>
+    </w:p>
+    <w:p>
+      <w:pPr>
+        <w:spacing w:line="360"/>
+      </w:pPr>
+      <w:r>
+        <w:rPr>
+          <w:rFonts w:ascii="Times New Roman" w:cs="Times New Roman" w:eastAsia="Times New Roman" w:hAnsi="Times New Roman"/>
+          <w:sz w:val="24"/>
+          <w:szCs w:val="24"/>
+        </w:rPr>
+        <w:t xml:space="preserve"/>
+      </w:r>
+    </w:p>
+    <w:tbl>
+      <w:tblPr>
+        <w:tblW w:type="dxa" w:w="9360"/>
+        <w:tblBorders>
+          <w:top w:val="single" w:color="auto" w:sz="4"/>
+          <w:left w:val="single" w:color="auto" w:sz="4"/>
+          <w:bottom w:val="single" w:color="auto" w:sz="4"/>
+          <w:right w:val="single" w:color="auto" w:sz="4"/>
+          <w:insideH w:val="single" w:color="auto" w:sz="4"/>
+          <w:insideV w:val="single" w:color="auto" w:sz="4"/>
+        </w:tblBorders>
+      </w:tblPr>
+      <w:tblGrid>
+        <w:gridCol w:w="2500"/>
+        <w:gridCol w:w="2000"/>
+        <w:gridCol w:w="2000"/>
+        <w:gridCol w:w="2860"/>
+      </w:tblGrid>
+      <w:tr>
+        <w:tc>
+          <w:tcPr>
+            <w:tcW w:type="dxa" w:w="2500"/>
+            <w:shd w:fill="D9D9D9" w:color="D9D9D9" w:val="clear"/>
+          </w:tcPr>
+          <w:p>
+            <w:pPr>
+              <w:spacing w:line="276"/>
+            </w:pPr>
+            <w:r>
+              <w:rPr>
+                <w:rFonts w:ascii="Times New Roman" w:cs="Times New Roman" w:eastAsia="Times New Roman" w:hAnsi="Times New Roman"/>
+                <w:b/>
+                <w:bCs/>
+                <w:sz w:val="20"/>
+                <w:szCs w:val="20"/>
+              </w:rPr>
+              <w:t xml:space="preserve">Bulan</w:t>
+            </w:r>
+          </w:p>
+        </w:tc>
+        <w:tc>
+          <w:tcPr>
+            <w:tcW w:type="dxa" w:w="2000"/>
+            <w:shd w:fill="D9D9D9" w:color="D9D9D9" w:val="clear"/>
+          </w:tcPr>
+          <w:p>
+            <w:pPr>
+              <w:spacing w:line="276"/>
+            </w:pPr>
+            <w:r>
+              <w:rPr>
+                <w:rFonts w:ascii="Times New Roman" w:cs="Times New Roman" w:eastAsia="Times New Roman" w:hAnsi="Times New Roman"/>
+                <w:b/>
+                <w:bCs/>
+                <w:sz w:val="20"/>
+                <w:szCs w:val="20"/>
+              </w:rPr>
+              <w:t xml:space="preserve">Meta Ads</w:t>
+            </w:r>
+          </w:p>
+        </w:tc>
+        <w:tc>
+          <w:tcPr>
+            <w:tcW w:type="dxa" w:w="2000"/>
+            <w:shd w:fill="D9D9D9" w:color="D9D9D9" w:val="clear"/>
+          </w:tcPr>
+          <w:p>
+            <w:pPr>
+              <w:spacing w:line="276"/>
+            </w:pPr>
+            <w:r>
+              <w:rPr>
+                <w:rFonts w:ascii="Times New Roman" w:cs="Times New Roman" w:eastAsia="Times New Roman" w:hAnsi="Times New Roman"/>
+                <w:b/>
+                <w:bCs/>
+                <w:sz w:val="20"/>
+                <w:szCs w:val="20"/>
+              </w:rPr>
+              <w:t xml:space="preserve">TikTok Ads</w:t>
+            </w:r>
+          </w:p>
+        </w:tc>
+        <w:tc>
+          <w:tcPr>
+            <w:tcW w:type="dxa" w:w="2860"/>
+            <w:shd w:fill="D9D9D9" w:color="D9D9D9" w:val="clear"/>
+          </w:tcPr>
+          <w:p>
+            <w:pPr>
+              <w:spacing w:line="276"/>
+            </w:pPr>
+            <w:r>
+              <w:rPr>
+                <w:rFonts w:ascii="Times New Roman" w:cs="Times New Roman" w:eastAsia="Times New Roman" w:hAnsi="Times New Roman"/>
+                <w:b/>
+                <w:bCs/>
+                <w:sz w:val="20"/>
+                <w:szCs w:val="20"/>
+              </w:rPr>
+              <w:t xml:space="preserve">JUMLAH</w:t>
+            </w:r>
+          </w:p>
+        </w:tc>
+      </w:tr>
+      <w:tr>
+        <w:tc>
+          <w:tcPr>
+            <w:tcW w:type="dxa" w:w="2500"/>
+          </w:tcPr>
+          <w:p>
+            <w:pPr>
+              <w:spacing w:line="276"/>
+            </w:pPr>
+            <w:r>
+              <w:rPr>
+                <w:rFonts w:ascii="Times New Roman" w:cs="Times New Roman" w:eastAsia="Times New Roman" w:hAnsi="Times New Roman"/>
+                <w:sz w:val="20"/>
+                <w:szCs w:val="20"/>
+              </w:rPr>
+              <w:t xml:space="preserve">Januari 2026</w:t>
+            </w:r>
+          </w:p>
+        </w:tc>
+        <w:tc>
+          <w:tcPr>
+            <w:tcW w:type="dxa" w:w="2000"/>
+          </w:tcPr>
+          <w:p>
+            <w:pPr>
+              <w:spacing w:line="276"/>
+            </w:pPr>
+            <w:r>
+              <w:rPr>
+                <w:rFonts w:ascii="Times New Roman" w:cs="Times New Roman" w:eastAsia="Times New Roman" w:hAnsi="Times New Roman"/>
+                <w:sz w:val="20"/>
+                <w:szCs w:val="20"/>
+              </w:rPr>
+              <w:t xml:space="preserve">345</w:t>
+            </w:r>
+          </w:p>
+        </w:tc>
+        <w:tc>
+          <w:tcPr>
+            <w:tcW w:type="dxa" w:w="2000"/>
+          </w:tcPr>
+          <w:p>
+            <w:pPr>
+              <w:spacing w:line="276"/>
+            </w:pPr>
+            <w:r>
+              <w:rPr>
+                <w:rFonts w:ascii="Times New Roman" w:cs="Times New Roman" w:eastAsia="Times New Roman" w:hAnsi="Times New Roman"/>
+                <w:sz w:val="20"/>
+                <w:szCs w:val="20"/>
+              </w:rPr>
+              <w:t xml:space="preserve">0</w:t>
+            </w:r>
+          </w:p>
+        </w:tc>
+        <w:tc>
+          <w:tcPr>
+            <w:tcW w:type="dxa" w:w="2860"/>
+          </w:tcPr>
+          <w:p>
+            <w:pPr>
+              <w:spacing w:line="276"/>
+            </w:pPr>
+            <w:r>
+              <w:rPr>
+                <w:rFonts w:ascii="Times New Roman" w:cs="Times New Roman" w:eastAsia="Times New Roman" w:hAnsi="Times New Roman"/>
+                <w:sz w:val="20"/>
+                <w:szCs w:val="20"/>
+              </w:rPr>
+              <w:t xml:space="preserve">345</w:t>
+            </w:r>
+          </w:p>
+        </w:tc>
+      </w:tr>
+      <w:tr>
+        <w:tc>
+          <w:tcPr>
+            <w:tcW w:type="dxa" w:w="2500"/>
+          </w:tcPr>
+          <w:p>
+            <w:pPr>
+              <w:spacing w:line="276"/>
+            </w:pPr>
+            <w:r>
+              <w:rPr>
+                <w:rFonts w:ascii="Times New Roman" w:cs="Times New Roman" w:eastAsia="Times New Roman" w:hAnsi="Times New Roman"/>
+                <w:sz w:val="20"/>
+                <w:szCs w:val="20"/>
+              </w:rPr>
+              <w:t xml:space="preserve">Februari 2026</w:t>
+            </w:r>
+          </w:p>
+        </w:tc>
+        <w:tc>
+          <w:tcPr>
+            <w:tcW w:type="dxa" w:w="2000"/>
+          </w:tcPr>
+          <w:p>
+            <w:pPr>
+              <w:spacing w:line="276"/>
+            </w:pPr>
+            <w:r>
+              <w:rPr>
+                <w:rFonts w:ascii="Times New Roman" w:cs="Times New Roman" w:eastAsia="Times New Roman" w:hAnsi="Times New Roman"/>
+                <w:sz w:val="20"/>
+                <w:szCs w:val="20"/>
+              </w:rPr>
+              <w:t xml:space="preserve">133</w:t>
+            </w:r>
+          </w:p>
+        </w:tc>
+        <w:tc>
+          <w:tcPr>
+            <w:tcW w:type="dxa" w:w="2000"/>
+          </w:tcPr>
+          <w:p>
+            <w:pPr>
+              <w:spacing w:line="276"/>
+            </w:pPr>
+            <w:r>
+              <w:rPr>
+                <w:rFonts w:ascii="Times New Roman" w:cs="Times New Roman" w:eastAsia="Times New Roman" w:hAnsi="Times New Roman"/>
+                <w:sz w:val="20"/>
+                <w:szCs w:val="20"/>
+              </w:rPr>
+              <w:t xml:space="preserve">0</w:t>
+            </w:r>
+          </w:p>
+        </w:tc>
+        <w:tc>
+          <w:tcPr>
+            <w:tcW w:type="dxa" w:w="2860"/>
+          </w:tcPr>
+          <w:p>
+            <w:pPr>
+              <w:spacing w:line="276"/>
+            </w:pPr>
+            <w:r>
+              <w:rPr>
+                <w:rFonts w:ascii="Times New Roman" w:cs="Times New Roman" w:eastAsia="Times New Roman" w:hAnsi="Times New Roman"/>
+                <w:sz w:val="20"/>
+                <w:szCs w:val="20"/>
+              </w:rPr>
+              <w:t xml:space="preserve">133</w:t>
+            </w:r>
+          </w:p>
+        </w:tc>
+      </w:tr>
+      <w:tr>
+        <w:tc>
+          <w:tcPr>
+            <w:tcW w:type="dxa" w:w="2500"/>
+          </w:tcPr>
+          <w:p>
+            <w:pPr>
+              <w:spacing w:line="276"/>
+            </w:pPr>
+            <w:r>
+              <w:rPr>
+                <w:rFonts w:ascii="Times New Roman" w:cs="Times New Roman" w:eastAsia="Times New Roman" w:hAnsi="Times New Roman"/>
+                <w:sz w:val="20"/>
+                <w:szCs w:val="20"/>
+              </w:rPr>
+              <w:t xml:space="preserve">Mac 2026</w:t>
+            </w:r>
+          </w:p>
+        </w:tc>
+        <w:tc>
+          <w:tcPr>
+            <w:tcW w:type="dxa" w:w="2000"/>
+          </w:tcPr>
+          <w:p>
+            <w:pPr>
+              <w:spacing w:line="276"/>
+            </w:pPr>
+            <w:r>
+              <w:rPr>
+                <w:rFonts w:ascii="Times New Roman" w:cs="Times New Roman" w:eastAsia="Times New Roman" w:hAnsi="Times New Roman"/>
+                <w:sz w:val="20"/>
+                <w:szCs w:val="20"/>
+              </w:rPr>
+              <w:t xml:space="preserve">778</w:t>
+            </w:r>
+          </w:p>
+        </w:tc>
+        <w:tc>
+          <w:tcPr>
+            <w:tcW w:type="dxa" w:w="2000"/>
+          </w:tcPr>
+          <w:p>
+            <w:pPr>
+              <w:spacing w:line="276"/>
+            </w:pPr>
+            <w:r>
+              <w:rPr>
+                <w:rFonts w:ascii="Times New Roman" w:cs="Times New Roman" w:eastAsia="Times New Roman" w:hAnsi="Times New Roman"/>
+                <w:sz w:val="20"/>
+                <w:szCs w:val="20"/>
+              </w:rPr>
+              <w:t xml:space="preserve">5</w:t>
+            </w:r>
+          </w:p>
+        </w:tc>
+        <w:tc>
+          <w:tcPr>
+            <w:tcW w:type="dxa" w:w="2860"/>
+          </w:tcPr>
+          <w:p>
+            <w:pPr>
+              <w:spacing w:line="276"/>
+            </w:pPr>
+            <w:r>
+              <w:rPr>
+                <w:rFonts w:ascii="Times New Roman" w:cs="Times New Roman" w:eastAsia="Times New Roman" w:hAnsi="Times New Roman"/>
+                <w:sz w:val="20"/>
+                <w:szCs w:val="20"/>
+              </w:rPr>
+              <w:t xml:space="preserve">783</w:t>
+            </w:r>
+          </w:p>
+        </w:tc>
+      </w:tr>
+      <w:tr>
+        <w:tc>
+          <w:tcPr>
+            <w:tcW w:type="dxa" w:w="2500"/>
+          </w:tcPr>
+          <w:p>
+            <w:pPr>
+              <w:spacing w:line="276"/>
+            </w:pPr>
+            <w:r>
+              <w:rPr>
+                <w:rFonts w:ascii="Times New Roman" w:cs="Times New Roman" w:eastAsia="Times New Roman" w:hAnsi="Times New Roman"/>
+                <w:sz w:val="20"/>
+                <w:szCs w:val="20"/>
+              </w:rPr>
+              <w:t xml:space="preserve">April 2026</w:t>
+            </w:r>
+          </w:p>
+        </w:tc>
+        <w:tc>
+          <w:tcPr>
+            <w:tcW w:type="dxa" w:w="2000"/>
+          </w:tcPr>
+          <w:p>
+            <w:pPr>
+              <w:spacing w:line="276"/>
+            </w:pPr>
+            <w:r>
+              <w:rPr>
+                <w:rFonts w:ascii="Times New Roman" w:cs="Times New Roman" w:eastAsia="Times New Roman" w:hAnsi="Times New Roman"/>
+                <w:sz w:val="20"/>
+                <w:szCs w:val="20"/>
+              </w:rPr>
+              <w:t xml:space="preserve">798</w:t>
+            </w:r>
+          </w:p>
+        </w:tc>
+        <w:tc>
+          <w:tcPr>
+            <w:tcW w:type="dxa" w:w="2000"/>
+          </w:tcPr>
+          <w:p>
+            <w:pPr>
+              <w:spacing w:line="276"/>
+            </w:pPr>
+            <w:r>
+              <w:rPr>
+                <w:rFonts w:ascii="Times New Roman" w:cs="Times New Roman" w:eastAsia="Times New Roman" w:hAnsi="Times New Roman"/>
+                <w:sz w:val="20"/>
+                <w:szCs w:val="20"/>
+              </w:rPr>
+              <w:t xml:space="preserve">560</w:t>
+            </w:r>
+          </w:p>
+        </w:tc>
+        <w:tc>
+          <w:tcPr>
+            <w:tcW w:type="dxa" w:w="2860"/>
+          </w:tcPr>
+          <w:p>
+            <w:pPr>
+              <w:spacing w:line="276"/>
+            </w:pPr>
+            <w:r>
+              <w:rPr>
+                <w:rFonts w:ascii="Times New Roman" w:cs="Times New Roman" w:eastAsia="Times New Roman" w:hAnsi="Times New Roman"/>
+                <w:sz w:val="20"/>
+                <w:szCs w:val="20"/>
+              </w:rPr>
+              <w:t xml:space="preserve">1,358</w:t>
+            </w:r>
+          </w:p>
+        </w:tc>
+      </w:tr>
+      <w:tr>
+        <w:tc>
+          <w:tcPr>
+            <w:tcW w:type="dxa" w:w="2500"/>
+          </w:tcPr>
+          <w:p>
+            <w:pPr>
+              <w:spacing w:line="276"/>
+            </w:pPr>
+            <w:r>
+              <w:rPr>
+                <w:rFonts w:ascii="Times New Roman" w:cs="Times New Roman" w:eastAsia="Times New Roman" w:hAnsi="Times New Roman"/>
+                <w:sz w:val="20"/>
+                <w:szCs w:val="20"/>
+              </w:rPr>
+              <w:t xml:space="preserve">Mei 2026</w:t>
+            </w:r>
+          </w:p>
+        </w:tc>
+        <w:tc>
+          <w:tcPr>
+            <w:tcW w:type="dxa" w:w="2000"/>
+          </w:tcPr>
+          <w:p>
+            <w:pPr>
+              <w:spacing w:line="276"/>
+            </w:pPr>
+            <w:r>
+              <w:rPr>
+                <w:rFonts w:ascii="Times New Roman" w:cs="Times New Roman" w:eastAsia="Times New Roman" w:hAnsi="Times New Roman"/>
+                <w:sz w:val="20"/>
+                <w:szCs w:val="20"/>
+              </w:rPr>
+              <w:t xml:space="preserve">226</w:t>
+            </w:r>
+          </w:p>
+        </w:tc>
+        <w:tc>
+          <w:tcPr>
+            <w:tcW w:type="dxa" w:w="2000"/>
+          </w:tcPr>
+          <w:p>
+            <w:pPr>
+              <w:spacing w:line="276"/>
+            </w:pPr>
+            <w:r>
+              <w:rPr>
+                <w:rFonts w:ascii="Times New Roman" w:cs="Times New Roman" w:eastAsia="Times New Roman" w:hAnsi="Times New Roman"/>
+                <w:sz w:val="20"/>
+                <w:szCs w:val="20"/>
+              </w:rPr>
+              <w:t xml:space="preserve">315</w:t>
+            </w:r>
+          </w:p>
+        </w:tc>
+        <w:tc>
+          <w:tcPr>
+            <w:tcW w:type="dxa" w:w="2860"/>
+          </w:tcPr>
+          <w:p>
+            <w:pPr>
+              <w:spacing w:line="276"/>
+            </w:pPr>
+            <w:r>
+              <w:rPr>
+                <w:rFonts w:ascii="Times New Roman" w:cs="Times New Roman" w:eastAsia="Times New Roman" w:hAnsi="Times New Roman"/>
+                <w:sz w:val="20"/>
+                <w:szCs w:val="20"/>
+              </w:rPr>
+              <w:t xml:space="preserve">541</w:t>
+            </w:r>
+          </w:p>
+        </w:tc>
+      </w:tr>
+      <w:tr>
+        <w:tc>
+          <w:tcPr>
+            <w:tcW w:type="dxa" w:w="2500"/>
+          </w:tcPr>
+          <w:p>
+            <w:pPr>
+              <w:spacing w:line="276"/>
+            </w:pPr>
+            <w:r>
+              <w:rPr>
+                <w:rFonts w:ascii="Times New Roman" w:cs="Times New Roman" w:eastAsia="Times New Roman" w:hAnsi="Times New Roman"/>
+                <w:sz w:val="20"/>
+                <w:szCs w:val="20"/>
+              </w:rPr>
+              <w:t xml:space="preserve">Jun 2026</w:t>
+            </w:r>
+          </w:p>
+        </w:tc>
+        <w:tc>
+          <w:tcPr>
+            <w:tcW w:type="dxa" w:w="2000"/>
+          </w:tcPr>
+          <w:p>
+            <w:pPr>
+              <w:spacing w:line="276"/>
+            </w:pPr>
+            <w:r>
+              <w:rPr>
+                <w:rFonts w:ascii="Times New Roman" w:cs="Times New Roman" w:eastAsia="Times New Roman" w:hAnsi="Times New Roman"/>
+                <w:sz w:val="20"/>
+                <w:szCs w:val="20"/>
+              </w:rPr>
+              <w:t xml:space="preserve">56</w:t>
+            </w:r>
+          </w:p>
+        </w:tc>
+        <w:tc>
+          <w:tcPr>
+            <w:tcW w:type="dxa" w:w="2000"/>
+          </w:tcPr>
+          <w:p>
+            <w:pPr>
+              <w:spacing w:line="276"/>
+            </w:pPr>
+            <w:r>
+              <w:rPr>
+                <w:rFonts w:ascii="Times New Roman" w:cs="Times New Roman" w:eastAsia="Times New Roman" w:hAnsi="Times New Roman"/>
+                <w:sz w:val="20"/>
+                <w:szCs w:val="20"/>
+              </w:rPr>
+              <w:t xml:space="preserve">254</w:t>
+            </w:r>
+          </w:p>
+        </w:tc>
+        <w:tc>
+          <w:tcPr>
+            <w:tcW w:type="dxa" w:w="2860"/>
+          </w:tcPr>
+          <w:p>
+            <w:pPr>
+              <w:spacing w:line="276"/>
+            </w:pPr>
+            <w:r>
+              <w:rPr>
+                <w:rFonts w:ascii="Times New Roman" w:cs="Times New Roman" w:eastAsia="Times New Roman" w:hAnsi="Times New Roman"/>
+                <w:sz w:val="20"/>
+                <w:szCs w:val="20"/>
+              </w:rPr>
+              <w:t xml:space="preserve">310</w:t>
+            </w:r>
+          </w:p>
+        </w:tc>
+      </w:tr>
+      <w:tr>
+        <w:tc>
+          <w:tcPr>
+            <w:tcW w:type="dxa" w:w="2500"/>
+          </w:tcPr>
+          <w:p>
+            <w:pPr>
+              <w:spacing w:line="276"/>
+            </w:pPr>
+            <w:r>
+              <w:rPr>
+                <w:rFonts w:ascii="Times New Roman" w:cs="Times New Roman" w:eastAsia="Times New Roman" w:hAnsi="Times New Roman"/>
+                <w:sz w:val="20"/>
+                <w:szCs w:val="20"/>
+              </w:rPr>
+              <w:t xml:space="preserve">JUMLAH</w:t>
+            </w:r>
+          </w:p>
+        </w:tc>
+        <w:tc>
+          <w:tcPr>
+            <w:tcW w:type="dxa" w:w="2000"/>
+          </w:tcPr>
+          <w:p>
+            <w:pPr>
+              <w:spacing w:line="276"/>
+            </w:pPr>
+            <w:r>
+              <w:rPr>
+                <w:rFonts w:ascii="Times New Roman" w:cs="Times New Roman" w:eastAsia="Times New Roman" w:hAnsi="Times New Roman"/>
+                <w:sz w:val="20"/>
+                <w:szCs w:val="20"/>
+              </w:rPr>
+              <w:t xml:space="preserve">2,336</w:t>
+            </w:r>
+          </w:p>
+        </w:tc>
+        <w:tc>
+          <w:tcPr>
+            <w:tcW w:type="dxa" w:w="2000"/>
+          </w:tcPr>
+          <w:p>
+            <w:pPr>
+              <w:spacing w:line="276"/>
+            </w:pPr>
+            <w:r>
+              <w:rPr>
+                <w:rFonts w:ascii="Times New Roman" w:cs="Times New Roman" w:eastAsia="Times New Roman" w:hAnsi="Times New Roman"/>
+                <w:sz w:val="20"/>
+                <w:szCs w:val="20"/>
+              </w:rPr>
+              <w:t xml:space="preserve">1,134</w:t>
+            </w:r>
+          </w:p>
+        </w:tc>
+        <w:tc>
+          <w:tcPr>
+            <w:tcW w:type="dxa" w:w="2860"/>
+          </w:tcPr>
+          <w:p>
+            <w:pPr>
+              <w:spacing w:line="276"/>
+            </w:pPr>
+            <w:r>
+              <w:rPr>
+                <w:rFonts w:ascii="Times New Roman" w:cs="Times New Roman" w:eastAsia="Times New Roman" w:hAnsi="Times New Roman"/>
+                <w:sz w:val="20"/>
+                <w:szCs w:val="20"/>
+              </w:rPr>
+              <w:t xml:space="preserve">3,470</w:t>
+            </w:r>
+          </w:p>
+        </w:tc>
+      </w:tr>
+    </w:tbl>
+    <w:p>
+      <w:pPr>
+        <w:spacing w:line="360"/>
+      </w:pPr>
+      <w:r>
+        <w:rPr>
+          <w:rFonts w:ascii="Times New Roman" w:cs="Times New Roman" w:eastAsia="Times New Roman" w:hAnsi="Times New Roman"/>
+          <w:sz w:val="24"/>
+          <w:szCs w:val="24"/>
+        </w:rPr>
+        <w:t xml:space="preserve"/>
+      </w:r>
+    </w:p>
+    <w:p>
+      <w:pPr>
+        <w:spacing w:after="240" w:before="0" w:line="360" w:lineRule="auto"/>
+      </w:pPr>
+      <w:r>
+        <w:rPr>
+          <w:rFonts w:ascii="Times New Roman" w:cs="Times New Roman" w:eastAsia="Times New Roman" w:hAnsi="Times New Roman"/>
+          <w:sz w:val="24"/>
+          <w:szCs w:val="24"/>
+        </w:rPr>
+        <w:t xml:space="preserve">Bulan April 2026 mencatatkan jumlah prospek tertinggi (1,358 prospek), bertepatan dengan musim bakal pelajar lepasan SPM yang aktif mencari maklumat program pengajian. Meta Ads mencapai puncak pada bulan Mac–April sebelum menurun mendadak kepada hanya 56 prospek pada Jun 2026, manakala TikTok Ads terus menunjukkan pertumbuhan konsisten sehingga menjadi sumber prospek utama pada Mei dan Jun 2026. Peralihan ini membuktikan TikTok semakin dominan sebagai saluran penjanaan prospek yang mampan.</w:t>
+      </w:r>
+    </w:p>
+    <w:p>
+      <w:pPr>
+        <w:spacing w:line="360"/>
+      </w:pPr>
+      <w:r>
+        <w:rPr>
+          <w:rFonts w:ascii="Times New Roman" w:cs="Times New Roman" w:eastAsia="Times New Roman" w:hAnsi="Times New Roman"/>
+          <w:sz w:val="24"/>
+          <w:szCs w:val="24"/>
+        </w:rPr>
+        <w:t xml:space="preserve"/>
+      </w:r>
+    </w:p>
+    <w:p>
+      <w:pPr>
+        <w:spacing w:after="240" w:before="0" w:line="360" w:lineRule="auto"/>
+      </w:pPr>
+      <w:r>
+        <w:rPr>
+          <w:rFonts w:ascii="Times New Roman" w:cs="Times New Roman" w:eastAsia="Times New Roman" w:hAnsi="Times New Roman"/>
+          <w:b/>
+          <w:bCs/>
+          <w:sz w:val="24"/>
+          <w:szCs w:val="24"/>
+        </w:rPr>
+        <w:t xml:space="preserve">Jadual 3.10: Prospek Online Mengikut Kursus (Januari – Jun 2026)</w:t>
+      </w:r>
+    </w:p>
+    <w:p>
+      <w:pPr>
+        <w:spacing w:line="360"/>
+      </w:pPr>
+      <w:r>
+        <w:rPr>
+          <w:rFonts w:ascii="Times New Roman" w:cs="Times New Roman" w:eastAsia="Times New Roman" w:hAnsi="Times New Roman"/>
+          <w:sz w:val="24"/>
+          <w:szCs w:val="24"/>
+        </w:rPr>
+        <w:t xml:space="preserve"/>
+      </w:r>
+    </w:p>
+    <w:tbl>
+      <w:tblPr>
+        <w:tblW w:type="dxa" w:w="9360"/>
+        <w:tblBorders>
+          <w:top w:val="single" w:color="auto" w:sz="4"/>
+          <w:left w:val="single" w:color="auto" w:sz="4"/>
+          <w:bottom w:val="single" w:color="auto" w:sz="4"/>
+          <w:right w:val="single" w:color="auto" w:sz="4"/>
+          <w:insideH w:val="single" w:color="auto" w:sz="4"/>
+          <w:insideV w:val="single" w:color="auto" w:sz="4"/>
+        </w:tblBorders>
+      </w:tblPr>
+      <w:tblGrid>
+        <w:gridCol w:w="4000"/>
+        <w:gridCol w:w="2500"/>
+        <w:gridCol w:w="2860"/>
+      </w:tblGrid>
+      <w:tr>
+        <w:tc>
+          <w:tcPr>
+            <w:tcW w:type="dxa" w:w="4000"/>
+            <w:shd w:fill="D9D9D9" w:color="D9D9D9" w:val="clear"/>
+          </w:tcPr>
+          <w:p>
+            <w:pPr>
+              <w:spacing w:line="276"/>
+            </w:pPr>
+            <w:r>
+              <w:rPr>
+                <w:rFonts w:ascii="Times New Roman" w:cs="Times New Roman" w:eastAsia="Times New Roman" w:hAnsi="Times New Roman"/>
+                <w:b/>
+                <w:bCs/>
+                <w:sz w:val="20"/>
+                <w:szCs w:val="20"/>
+              </w:rPr>
+              <w:t xml:space="preserve">Kursus DKM</w:t>
+            </w:r>
+          </w:p>
+        </w:tc>
+        <w:tc>
+          <w:tcPr>
+            <w:tcW w:type="dxa" w:w="2500"/>
+            <w:shd w:fill="D9D9D9" w:color="D9D9D9" w:val="clear"/>
+          </w:tcPr>
+          <w:p>
+            <w:pPr>
+              <w:spacing w:line="276"/>
+            </w:pPr>
+            <w:r>
+              <w:rPr>
+                <w:rFonts w:ascii="Times New Roman" w:cs="Times New Roman" w:eastAsia="Times New Roman" w:hAnsi="Times New Roman"/>
+                <w:b/>
+                <w:bCs/>
+                <w:sz w:val="20"/>
+                <w:szCs w:val="20"/>
+              </w:rPr>
+              <w:t xml:space="preserve">Bilangan Prospek</w:t>
+            </w:r>
+          </w:p>
+        </w:tc>
+        <w:tc>
+          <w:tcPr>
+            <w:tcW w:type="dxa" w:w="2860"/>
+            <w:shd w:fill="D9D9D9" w:color="D9D9D9" w:val="clear"/>
+          </w:tcPr>
+          <w:p>
+            <w:pPr>
+              <w:spacing w:line="276"/>
+            </w:pPr>
+            <w:r>
+              <w:rPr>
+                <w:rFonts w:ascii="Times New Roman" w:cs="Times New Roman" w:eastAsia="Times New Roman" w:hAnsi="Times New Roman"/>
+                <w:b/>
+                <w:bCs/>
+                <w:sz w:val="20"/>
+                <w:szCs w:val="20"/>
+              </w:rPr>
+              <w:t xml:space="preserve">Peratusan (%)</w:t>
+            </w:r>
+          </w:p>
+        </w:tc>
+      </w:tr>
+      <w:tr>
+        <w:tc>
+          <w:tcPr>
+            <w:tcW w:type="dxa" w:w="4000"/>
+          </w:tcPr>
+          <w:p>
+            <w:pPr>
+              <w:spacing w:line="276"/>
+            </w:pPr>
+            <w:r>
+              <w:rPr>
+                <w:rFonts w:ascii="Times New Roman" w:cs="Times New Roman" w:eastAsia="Times New Roman" w:hAnsi="Times New Roman"/>
+                <w:sz w:val="20"/>
+                <w:szCs w:val="20"/>
+              </w:rPr>
+              <w:t xml:space="preserve">Pendidikan Awal Kanak-Kanak (PAKK)</w:t>
+            </w:r>
+          </w:p>
+        </w:tc>
+        <w:tc>
+          <w:tcPr>
+            <w:tcW w:type="dxa" w:w="2500"/>
+          </w:tcPr>
+          <w:p>
+            <w:pPr>
+              <w:spacing w:line="276"/>
+            </w:pPr>
+            <w:r>
+              <w:rPr>
+                <w:rFonts w:ascii="Times New Roman" w:cs="Times New Roman" w:eastAsia="Times New Roman" w:hAnsi="Times New Roman"/>
+                <w:sz w:val="20"/>
+                <w:szCs w:val="20"/>
+              </w:rPr>
+              <w:t xml:space="preserve">1,903</w:t>
+            </w:r>
+          </w:p>
+        </w:tc>
+        <w:tc>
+          <w:tcPr>
+            <w:tcW w:type="dxa" w:w="2860"/>
+          </w:tcPr>
+          <w:p>
+            <w:pPr>
+              <w:spacing w:line="276"/>
+            </w:pPr>
+            <w:r>
+              <w:rPr>
+                <w:rFonts w:ascii="Times New Roman" w:cs="Times New Roman" w:eastAsia="Times New Roman" w:hAnsi="Times New Roman"/>
+                <w:sz w:val="20"/>
+                <w:szCs w:val="20"/>
+              </w:rPr>
+              <w:t xml:space="preserve">54.8%</w:t>
+            </w:r>
+          </w:p>
+        </w:tc>
+      </w:tr>
+      <w:tr>
+        <w:tc>
+          <w:tcPr>
+            <w:tcW w:type="dxa" w:w="4000"/>
+          </w:tcPr>
+          <w:p>
+            <w:pPr>
+              <w:spacing w:line="276"/>
+            </w:pPr>
+            <w:r>
+              <w:rPr>
+                <w:rFonts w:ascii="Times New Roman" w:cs="Times New Roman" w:eastAsia="Times New Roman" w:hAnsi="Times New Roman"/>
+                <w:sz w:val="20"/>
+                <w:szCs w:val="20"/>
+              </w:rPr>
+              <w:t xml:space="preserve">Pra-Sekolah</w:t>
+            </w:r>
+          </w:p>
+        </w:tc>
+        <w:tc>
+          <w:tcPr>
+            <w:tcW w:type="dxa" w:w="2500"/>
+          </w:tcPr>
+          <w:p>
+            <w:pPr>
+              <w:spacing w:line="276"/>
+            </w:pPr>
+            <w:r>
+              <w:rPr>
+                <w:rFonts w:ascii="Times New Roman" w:cs="Times New Roman" w:eastAsia="Times New Roman" w:hAnsi="Times New Roman"/>
+                <w:sz w:val="20"/>
+                <w:szCs w:val="20"/>
+              </w:rPr>
+              <w:t xml:space="preserve">753</w:t>
+            </w:r>
+          </w:p>
+        </w:tc>
+        <w:tc>
+          <w:tcPr>
+            <w:tcW w:type="dxa" w:w="2860"/>
+          </w:tcPr>
+          <w:p>
+            <w:pPr>
+              <w:spacing w:line="276"/>
+            </w:pPr>
+            <w:r>
+              <w:rPr>
+                <w:rFonts w:ascii="Times New Roman" w:cs="Times New Roman" w:eastAsia="Times New Roman" w:hAnsi="Times New Roman"/>
+                <w:sz w:val="20"/>
+                <w:szCs w:val="20"/>
+              </w:rPr>
+              <w:t xml:space="preserve">21.7%</w:t>
+            </w:r>
+          </w:p>
+        </w:tc>
+      </w:tr>
+      <w:tr>
+        <w:tc>
+          <w:tcPr>
+            <w:tcW w:type="dxa" w:w="4000"/>
+          </w:tcPr>
+          <w:p>
+            <w:pPr>
+              <w:spacing w:line="276"/>
+            </w:pPr>
+            <w:r>
+              <w:rPr>
+                <w:rFonts w:ascii="Times New Roman" w:cs="Times New Roman" w:eastAsia="Times New Roman" w:hAnsi="Times New Roman"/>
+                <w:sz w:val="20"/>
+                <w:szCs w:val="20"/>
+              </w:rPr>
+              <w:t xml:space="preserve">Multimedia</w:t>
+            </w:r>
+          </w:p>
+        </w:tc>
+        <w:tc>
+          <w:tcPr>
+            <w:tcW w:type="dxa" w:w="2500"/>
+          </w:tcPr>
+          <w:p>
+            <w:pPr>
+              <w:spacing w:line="276"/>
+            </w:pPr>
+            <w:r>
+              <w:rPr>
+                <w:rFonts w:ascii="Times New Roman" w:cs="Times New Roman" w:eastAsia="Times New Roman" w:hAnsi="Times New Roman"/>
+                <w:sz w:val="20"/>
+                <w:szCs w:val="20"/>
+              </w:rPr>
+              <w:t xml:space="preserve">572</w:t>
+            </w:r>
+          </w:p>
+        </w:tc>
+        <w:tc>
+          <w:tcPr>
+            <w:tcW w:type="dxa" w:w="2860"/>
+          </w:tcPr>
+          <w:p>
+            <w:pPr>
+              <w:spacing w:line="276"/>
+            </w:pPr>
+            <w:r>
+              <w:rPr>
+                <w:rFonts w:ascii="Times New Roman" w:cs="Times New Roman" w:eastAsia="Times New Roman" w:hAnsi="Times New Roman"/>
+                <w:sz w:val="20"/>
+                <w:szCs w:val="20"/>
+              </w:rPr>
+              <w:t xml:space="preserve">16.5%</w:t>
+            </w:r>
+          </w:p>
+        </w:tc>
+      </w:tr>
+      <w:tr>
+        <w:tc>
+          <w:tcPr>
+            <w:tcW w:type="dxa" w:w="4000"/>
+          </w:tcPr>
+          <w:p>
+            <w:pPr>
+              <w:spacing w:line="276"/>
+            </w:pPr>
+            <w:r>
+              <w:rPr>
+                <w:rFonts w:ascii="Times New Roman" w:cs="Times New Roman" w:eastAsia="Times New Roman" w:hAnsi="Times New Roman"/>
+                <w:sz w:val="20"/>
+                <w:szCs w:val="20"/>
+              </w:rPr>
+              <w:t xml:space="preserve">Elektrik</w:t>
+            </w:r>
+          </w:p>
+        </w:tc>
+        <w:tc>
+          <w:tcPr>
+            <w:tcW w:type="dxa" w:w="2500"/>
+          </w:tcPr>
+          <w:p>
+            <w:pPr>
+              <w:spacing w:line="276"/>
+            </w:pPr>
+            <w:r>
+              <w:rPr>
+                <w:rFonts w:ascii="Times New Roman" w:cs="Times New Roman" w:eastAsia="Times New Roman" w:hAnsi="Times New Roman"/>
+                <w:sz w:val="20"/>
+                <w:szCs w:val="20"/>
+              </w:rPr>
+              <w:t xml:space="preserve">240</w:t>
+            </w:r>
+          </w:p>
+        </w:tc>
+        <w:tc>
+          <w:tcPr>
+            <w:tcW w:type="dxa" w:w="2860"/>
+          </w:tcPr>
+          <w:p>
+            <w:pPr>
+              <w:spacing w:line="276"/>
+            </w:pPr>
+            <w:r>
+              <w:rPr>
+                <w:rFonts w:ascii="Times New Roman" w:cs="Times New Roman" w:eastAsia="Times New Roman" w:hAnsi="Times New Roman"/>
+                <w:sz w:val="20"/>
+                <w:szCs w:val="20"/>
+              </w:rPr>
+              <w:t xml:space="preserve">6.9%</w:t>
+            </w:r>
+          </w:p>
+        </w:tc>
+      </w:tr>
+      <w:tr>
+        <w:tc>
+          <w:tcPr>
+            <w:tcW w:type="dxa" w:w="4000"/>
+          </w:tcPr>
+          <w:p>
+            <w:pPr>
+              <w:spacing w:line="276"/>
+            </w:pPr>
+            <w:r>
+              <w:rPr>
+                <w:rFonts w:ascii="Times New Roman" w:cs="Times New Roman" w:eastAsia="Times New Roman" w:hAnsi="Times New Roman"/>
+                <w:sz w:val="20"/>
+                <w:szCs w:val="20"/>
+              </w:rPr>
+              <w:t xml:space="preserve">Lain-lain</w:t>
+            </w:r>
+          </w:p>
+        </w:tc>
+        <w:tc>
+          <w:tcPr>
+            <w:tcW w:type="dxa" w:w="2500"/>
+          </w:tcPr>
+          <w:p>
+            <w:pPr>
+              <w:spacing w:line="276"/>
+            </w:pPr>
+            <w:r>
+              <w:rPr>
+                <w:rFonts w:ascii="Times New Roman" w:cs="Times New Roman" w:eastAsia="Times New Roman" w:hAnsi="Times New Roman"/>
+                <w:sz w:val="20"/>
+                <w:szCs w:val="20"/>
+              </w:rPr>
+              <w:t xml:space="preserve">2</w:t>
+            </w:r>
+          </w:p>
+        </w:tc>
+        <w:tc>
+          <w:tcPr>
+            <w:tcW w:type="dxa" w:w="2860"/>
+          </w:tcPr>
+          <w:p>
+            <w:pPr>
+              <w:spacing w:line="276"/>
+            </w:pPr>
+            <w:r>
+              <w:rPr>
+                <w:rFonts w:ascii="Times New Roman" w:cs="Times New Roman" w:eastAsia="Times New Roman" w:hAnsi="Times New Roman"/>
+                <w:sz w:val="20"/>
+                <w:szCs w:val="20"/>
+              </w:rPr>
+              <w:t xml:space="preserve">0.1%</w:t>
+            </w:r>
+          </w:p>
+        </w:tc>
+      </w:tr>
+      <w:tr>
+        <w:tc>
+          <w:tcPr>
+            <w:tcW w:type="dxa" w:w="4000"/>
+          </w:tcPr>
+          <w:p>
+            <w:pPr>
+              <w:spacing w:line="276"/>
+            </w:pPr>
+            <w:r>
+              <w:rPr>
+                <w:rFonts w:ascii="Times New Roman" w:cs="Times New Roman" w:eastAsia="Times New Roman" w:hAnsi="Times New Roman"/>
+                <w:sz w:val="20"/>
+                <w:szCs w:val="20"/>
+              </w:rPr>
+              <w:t xml:space="preserve">JUMLAH</w:t>
+            </w:r>
+          </w:p>
+        </w:tc>
+        <w:tc>
+          <w:tcPr>
+            <w:tcW w:type="dxa" w:w="2500"/>
+          </w:tcPr>
+          <w:p>
+            <w:pPr>
+              <w:spacing w:line="276"/>
+            </w:pPr>
+            <w:r>
+              <w:rPr>
+                <w:rFonts w:ascii="Times New Roman" w:cs="Times New Roman" w:eastAsia="Times New Roman" w:hAnsi="Times New Roman"/>
+                <w:sz w:val="20"/>
+                <w:szCs w:val="20"/>
+              </w:rPr>
+              <w:t xml:space="preserve">3,470</w:t>
+            </w:r>
+          </w:p>
+        </w:tc>
+        <w:tc>
+          <w:tcPr>
+            <w:tcW w:type="dxa" w:w="2860"/>
+          </w:tcPr>
+          <w:p>
+            <w:pPr>
+              <w:spacing w:line="276"/>
+            </w:pPr>
+            <w:r>
+              <w:rPr>
+                <w:rFonts w:ascii="Times New Roman" w:cs="Times New Roman" w:eastAsia="Times New Roman" w:hAnsi="Times New Roman"/>
+                <w:sz w:val="20"/>
+                <w:szCs w:val="20"/>
+              </w:rPr>
+              <w:t xml:space="preserve">100%</w:t>
+            </w:r>
+          </w:p>
+        </w:tc>
+      </w:tr>
+    </w:tbl>
+    <w:p>
+      <w:pPr>
+        <w:spacing w:line="360"/>
+      </w:pPr>
+      <w:r>
+        <w:rPr>
+          <w:rFonts w:ascii="Times New Roman" w:cs="Times New Roman" w:eastAsia="Times New Roman" w:hAnsi="Times New Roman"/>
+          <w:sz w:val="24"/>
+          <w:szCs w:val="24"/>
+        </w:rPr>
+        <w:t xml:space="preserve"/>
+      </w:r>
+    </w:p>
+    <w:p>
+      <w:pPr>
+        <w:spacing w:after="240" w:before="0" w:line="360" w:lineRule="auto"/>
+      </w:pPr>
+      <w:r>
+        <w:rPr>
+          <w:rFonts w:ascii="Times New Roman" w:cs="Times New Roman" w:eastAsia="Times New Roman" w:hAnsi="Times New Roman"/>
+          <w:sz w:val="24"/>
+          <w:szCs w:val="24"/>
+        </w:rPr>
+        <w:t xml:space="preserve">Kursus PAKK (Pendidikan Awal Kanak-Kanak) mendominasi permintaan dengan 1,903 prospek (54.8%), hampir dua kali ganda berbanding kursus kedua teratas, Pra-Sekolah (753 prospek atau 21.7%). Gabungan PAKK dan Pra-Sekolah mewakili 76.5% daripada keseluruhan permintaan, mencerminkan minat tinggi terhadap bidang pendidikan kanak-kanak. Dapatan ini konsisten dengan profil demografi prospek yang menunjukkan 90% adalah perempuan — selaras dengan profil tradisional pendidik awal kanak-kanak.</w:t>
+      </w:r>
+    </w:p>
+    <w:p>
+      <w:pPr>
+        <w:spacing w:line="360"/>
+      </w:pPr>
+      <w:r>
+        <w:rPr>
+          <w:rFonts w:ascii="Times New Roman" w:cs="Times New Roman" w:eastAsia="Times New Roman" w:hAnsi="Times New Roman"/>
+          <w:sz w:val="24"/>
+          <w:szCs w:val="24"/>
+        </w:rPr>
+        <w:t xml:space="preserve"/>
+      </w:r>
+    </w:p>
+    <w:p>
+      <w:pPr>
+        <w:spacing w:after="240" w:before="0" w:line="360" w:lineRule="auto"/>
+      </w:pPr>
+      <w:r>
+        <w:rPr>
+          <w:rFonts w:ascii="Times New Roman" w:cs="Times New Roman" w:eastAsia="Times New Roman" w:hAnsi="Times New Roman"/>
+          <w:b/>
+          <w:bCs/>
+          <w:sz w:val="24"/>
+          <w:szCs w:val="24"/>
+        </w:rPr>
+        <w:t xml:space="preserve">Jadual 3.11: Kadar Penukaran Prospek (Leads) kepada Pelajar Berdaftar — Corong Pemasaran</w:t>
+      </w:r>
+    </w:p>
+    <w:p>
+      <w:pPr>
+        <w:spacing w:line="360"/>
+      </w:pPr>
+      <w:r>
+        <w:rPr>
+          <w:rFonts w:ascii="Times New Roman" w:cs="Times New Roman" w:eastAsia="Times New Roman" w:hAnsi="Times New Roman"/>
+          <w:sz w:val="24"/>
+          <w:szCs w:val="24"/>
+        </w:rPr>
+        <w:t xml:space="preserve"/>
+      </w:r>
+    </w:p>
+    <w:tbl>
+      <w:tblPr>
+        <w:tblW w:type="dxa" w:w="9360"/>
+        <w:tblBorders>
+          <w:top w:val="single" w:color="auto" w:sz="4"/>
+          <w:left w:val="single" w:color="auto" w:sz="4"/>
+          <w:bottom w:val="single" w:color="auto" w:sz="4"/>
+          <w:right w:val="single" w:color="auto" w:sz="4"/>
+          <w:insideH w:val="single" w:color="auto" w:sz="4"/>
+          <w:insideV w:val="single" w:color="auto" w:sz="4"/>
+        </w:tblBorders>
+      </w:tblPr>
+      <w:tblGrid>
+        <w:gridCol w:w="4000"/>
+        <w:gridCol w:w="2000"/>
+        <w:gridCol w:w="3360"/>
+      </w:tblGrid>
+      <w:tr>
+        <w:tc>
+          <w:tcPr>
+            <w:tcW w:type="dxa" w:w="4000"/>
+            <w:shd w:fill="D9D9D9" w:color="D9D9D9" w:val="clear"/>
+          </w:tcPr>
+          <w:p>
+            <w:pPr>
+              <w:spacing w:line="276"/>
+            </w:pPr>
+            <w:r>
+              <w:rPr>
+                <w:rFonts w:ascii="Times New Roman" w:cs="Times New Roman" w:eastAsia="Times New Roman" w:hAnsi="Times New Roman"/>
+                <w:b/>
+                <w:bCs/>
+                <w:sz w:val="20"/>
+                <w:szCs w:val="20"/>
+              </w:rPr>
+              <w:t xml:space="preserve">Peringkat Corong Pemasaran</w:t>
+            </w:r>
+          </w:p>
+        </w:tc>
+        <w:tc>
+          <w:tcPr>
+            <w:tcW w:type="dxa" w:w="2000"/>
+            <w:shd w:fill="D9D9D9" w:color="D9D9D9" w:val="clear"/>
+          </w:tcPr>
+          <w:p>
+            <w:pPr>
+              <w:spacing w:line="276"/>
+            </w:pPr>
+            <w:r>
+              <w:rPr>
+                <w:rFonts w:ascii="Times New Roman" w:cs="Times New Roman" w:eastAsia="Times New Roman" w:hAnsi="Times New Roman"/>
+                <w:b/>
+                <w:bCs/>
+                <w:sz w:val="20"/>
+                <w:szCs w:val="20"/>
+              </w:rPr>
+              <w:t xml:space="preserve">Bilangan</w:t>
+            </w:r>
+          </w:p>
+        </w:tc>
+        <w:tc>
+          <w:tcPr>
+            <w:tcW w:type="dxa" w:w="3360"/>
+            <w:shd w:fill="D9D9D9" w:color="D9D9D9" w:val="clear"/>
+          </w:tcPr>
+          <w:p>
+            <w:pPr>
+              <w:spacing w:line="276"/>
+            </w:pPr>
+            <w:r>
+              <w:rPr>
+                <w:rFonts w:ascii="Times New Roman" w:cs="Times New Roman" w:eastAsia="Times New Roman" w:hAnsi="Times New Roman"/>
+                <w:b/>
+                <w:bCs/>
+                <w:sz w:val="20"/>
+                <w:szCs w:val="20"/>
+              </w:rPr>
+              <w:t xml:space="preserve">Peratusan (%)</w:t>
+            </w:r>
+          </w:p>
+        </w:tc>
+      </w:tr>
+      <w:tr>
+        <w:tc>
+          <w:tcPr>
+            <w:tcW w:type="dxa" w:w="4000"/>
+          </w:tcPr>
+          <w:p>
+            <w:pPr>
+              <w:spacing w:line="276"/>
+            </w:pPr>
+            <w:r>
+              <w:rPr>
+                <w:rFonts w:ascii="Times New Roman" w:cs="Times New Roman" w:eastAsia="Times New Roman" w:hAnsi="Times New Roman"/>
+                <w:sz w:val="20"/>
+                <w:szCs w:val="20"/>
+              </w:rPr>
+              <w:t xml:space="preserve">Prospek Baru diterima (Lead — belum dihubungi)</w:t>
+            </w:r>
+          </w:p>
+        </w:tc>
+        <w:tc>
+          <w:tcPr>
+            <w:tcW w:type="dxa" w:w="2000"/>
+          </w:tcPr>
+          <w:p>
+            <w:pPr>
+              <w:spacing w:line="276"/>
+            </w:pPr>
+            <w:r>
+              <w:rPr>
+                <w:rFonts w:ascii="Times New Roman" w:cs="Times New Roman" w:eastAsia="Times New Roman" w:hAnsi="Times New Roman"/>
+                <w:sz w:val="20"/>
+                <w:szCs w:val="20"/>
+              </w:rPr>
+              <w:t xml:space="preserve">2,656</w:t>
+            </w:r>
+          </w:p>
+        </w:tc>
+        <w:tc>
+          <w:tcPr>
+            <w:tcW w:type="dxa" w:w="3360"/>
+          </w:tcPr>
+          <w:p>
+            <w:pPr>
+              <w:spacing w:line="276"/>
+            </w:pPr>
+            <w:r>
+              <w:rPr>
+                <w:rFonts w:ascii="Times New Roman" w:cs="Times New Roman" w:eastAsia="Times New Roman" w:hAnsi="Times New Roman"/>
+                <w:sz w:val="20"/>
+                <w:szCs w:val="20"/>
+              </w:rPr>
+              <w:t xml:space="preserve">76.5%</w:t>
+            </w:r>
+          </w:p>
+        </w:tc>
+      </w:tr>
+      <w:tr>
+        <w:tc>
+          <w:tcPr>
+            <w:tcW w:type="dxa" w:w="4000"/>
+          </w:tcPr>
+          <w:p>
+            <w:pPr>
+              <w:spacing w:line="276"/>
+            </w:pPr>
+            <w:r>
+              <w:rPr>
+                <w:rFonts w:ascii="Times New Roman" w:cs="Times New Roman" w:eastAsia="Times New Roman" w:hAnsi="Times New Roman"/>
+                <w:sz w:val="20"/>
+                <w:szCs w:val="20"/>
+              </w:rPr>
+              <w:t xml:space="preserve">Telah Dihubungi (Contacted)</w:t>
+            </w:r>
+          </w:p>
+        </w:tc>
+        <w:tc>
+          <w:tcPr>
+            <w:tcW w:type="dxa" w:w="2000"/>
+          </w:tcPr>
+          <w:p>
+            <w:pPr>
+              <w:spacing w:line="276"/>
+            </w:pPr>
+            <w:r>
+              <w:rPr>
+                <w:rFonts w:ascii="Times New Roman" w:cs="Times New Roman" w:eastAsia="Times New Roman" w:hAnsi="Times New Roman"/>
+                <w:sz w:val="20"/>
+                <w:szCs w:val="20"/>
+              </w:rPr>
+              <w:t xml:space="preserve">735</w:t>
+            </w:r>
+          </w:p>
+        </w:tc>
+        <w:tc>
+          <w:tcPr>
+            <w:tcW w:type="dxa" w:w="3360"/>
+          </w:tcPr>
+          <w:p>
+            <w:pPr>
+              <w:spacing w:line="276"/>
+            </w:pPr>
+            <w:r>
+              <w:rPr>
+                <w:rFonts w:ascii="Times New Roman" w:cs="Times New Roman" w:eastAsia="Times New Roman" w:hAnsi="Times New Roman"/>
+                <w:sz w:val="20"/>
+                <w:szCs w:val="20"/>
+              </w:rPr>
+              <w:t xml:space="preserve">21.2%</w:t>
+            </w:r>
+          </w:p>
+        </w:tc>
+      </w:tr>
+      <w:tr>
+        <w:tc>
+          <w:tcPr>
+            <w:tcW w:type="dxa" w:w="4000"/>
+          </w:tcPr>
+          <w:p>
+            <w:pPr>
+              <w:spacing w:line="276"/>
+            </w:pPr>
+            <w:r>
+              <w:rPr>
+                <w:rFonts w:ascii="Times New Roman" w:cs="Times New Roman" w:eastAsia="Times New Roman" w:hAnsi="Times New Roman"/>
+                <w:sz w:val="20"/>
+                <w:szCs w:val="20"/>
+              </w:rPr>
+              <w:t xml:space="preserve">Berpotensi Mendaftar (Potential)</w:t>
+            </w:r>
+          </w:p>
+        </w:tc>
+        <w:tc>
+          <w:tcPr>
+            <w:tcW w:type="dxa" w:w="2000"/>
+          </w:tcPr>
+          <w:p>
+            <w:pPr>
+              <w:spacing w:line="276"/>
+            </w:pPr>
+            <w:r>
+              <w:rPr>
+                <w:rFonts w:ascii="Times New Roman" w:cs="Times New Roman" w:eastAsia="Times New Roman" w:hAnsi="Times New Roman"/>
+                <w:sz w:val="20"/>
+                <w:szCs w:val="20"/>
+              </w:rPr>
+              <w:t xml:space="preserve">62</w:t>
+            </w:r>
+          </w:p>
+        </w:tc>
+        <w:tc>
+          <w:tcPr>
+            <w:tcW w:type="dxa" w:w="3360"/>
+          </w:tcPr>
+          <w:p>
+            <w:pPr>
+              <w:spacing w:line="276"/>
+            </w:pPr>
+            <w:r>
+              <w:rPr>
+                <w:rFonts w:ascii="Times New Roman" w:cs="Times New Roman" w:eastAsia="Times New Roman" w:hAnsi="Times New Roman"/>
+                <w:sz w:val="20"/>
+                <w:szCs w:val="20"/>
+              </w:rPr>
+              <w:t xml:space="preserve">1.8%</w:t>
+            </w:r>
+          </w:p>
+        </w:tc>
+      </w:tr>
+      <w:tr>
+        <w:tc>
+          <w:tcPr>
+            <w:tcW w:type="dxa" w:w="4000"/>
+          </w:tcPr>
+          <w:p>
+            <w:pPr>
+              <w:spacing w:line="276"/>
+            </w:pPr>
+            <w:r>
+              <w:rPr>
+                <w:rFonts w:ascii="Times New Roman" w:cs="Times New Roman" w:eastAsia="Times New Roman" w:hAnsi="Times New Roman"/>
+                <w:sz w:val="20"/>
+                <w:szCs w:val="20"/>
+              </w:rPr>
+              <w:t xml:space="preserve">Pelajar Berdaftar (Customer)</w:t>
+            </w:r>
+          </w:p>
+        </w:tc>
+        <w:tc>
+          <w:tcPr>
+            <w:tcW w:type="dxa" w:w="2000"/>
+          </w:tcPr>
+          <w:p>
+            <w:pPr>
+              <w:spacing w:line="276"/>
+            </w:pPr>
+            <w:r>
+              <w:rPr>
+                <w:rFonts w:ascii="Times New Roman" w:cs="Times New Roman" w:eastAsia="Times New Roman" w:hAnsi="Times New Roman"/>
+                <w:sz w:val="20"/>
+                <w:szCs w:val="20"/>
+              </w:rPr>
+              <w:t xml:space="preserve">16</w:t>
+            </w:r>
+          </w:p>
+        </w:tc>
+        <w:tc>
+          <w:tcPr>
+            <w:tcW w:type="dxa" w:w="3360"/>
+          </w:tcPr>
+          <w:p>
+            <w:pPr>
+              <w:spacing w:line="276"/>
+            </w:pPr>
+            <w:r>
+              <w:rPr>
+                <w:rFonts w:ascii="Times New Roman" w:cs="Times New Roman" w:eastAsia="Times New Roman" w:hAnsi="Times New Roman"/>
+                <w:sz w:val="20"/>
+                <w:szCs w:val="20"/>
+              </w:rPr>
+              <w:t xml:space="preserve">0.5%</w:t>
+            </w:r>
+          </w:p>
+        </w:tc>
+      </w:tr>
+      <w:tr>
+        <w:tc>
+          <w:tcPr>
+            <w:tcW w:type="dxa" w:w="4000"/>
+          </w:tcPr>
+          <w:p>
+            <w:pPr>
+              <w:spacing w:line="276"/>
+            </w:pPr>
+            <w:r>
+              <w:rPr>
+                <w:rFonts w:ascii="Times New Roman" w:cs="Times New Roman" w:eastAsia="Times New Roman" w:hAnsi="Times New Roman"/>
+                <w:sz w:val="20"/>
+                <w:szCs w:val="20"/>
+              </w:rPr>
+              <w:t xml:space="preserve">Tidak Aktif / Batal (Cold)</w:t>
+            </w:r>
+          </w:p>
+        </w:tc>
+        <w:tc>
+          <w:tcPr>
+            <w:tcW w:type="dxa" w:w="2000"/>
+          </w:tcPr>
+          <w:p>
+            <w:pPr>
+              <w:spacing w:line="276"/>
+            </w:pPr>
+            <w:r>
+              <w:rPr>
+                <w:rFonts w:ascii="Times New Roman" w:cs="Times New Roman" w:eastAsia="Times New Roman" w:hAnsi="Times New Roman"/>
+                <w:sz w:val="20"/>
+                <w:szCs w:val="20"/>
+              </w:rPr>
+              <w:t xml:space="preserve">1</w:t>
+            </w:r>
+          </w:p>
+        </w:tc>
+        <w:tc>
+          <w:tcPr>
+            <w:tcW w:type="dxa" w:w="3360"/>
+          </w:tcPr>
+          <w:p>
+            <w:pPr>
+              <w:spacing w:line="276"/>
+            </w:pPr>
+            <w:r>
+              <w:rPr>
+                <w:rFonts w:ascii="Times New Roman" w:cs="Times New Roman" w:eastAsia="Times New Roman" w:hAnsi="Times New Roman"/>
+                <w:sz w:val="20"/>
+                <w:szCs w:val="20"/>
+              </w:rPr>
+              <w:t xml:space="preserve">0.0%</w:t>
+            </w:r>
+          </w:p>
+        </w:tc>
+      </w:tr>
+      <w:tr>
+        <w:tc>
+          <w:tcPr>
+            <w:tcW w:type="dxa" w:w="4000"/>
+          </w:tcPr>
+          <w:p>
+            <w:pPr>
+              <w:spacing w:line="276"/>
+            </w:pPr>
+            <w:r>
+              <w:rPr>
+                <w:rFonts w:ascii="Times New Roman" w:cs="Times New Roman" w:eastAsia="Times New Roman" w:hAnsi="Times New Roman"/>
+                <w:sz w:val="20"/>
+                <w:szCs w:val="20"/>
+              </w:rPr>
+              <w:t xml:space="preserve">JUMLAH</w:t>
+            </w:r>
+          </w:p>
+        </w:tc>
+        <w:tc>
+          <w:tcPr>
+            <w:tcW w:type="dxa" w:w="2000"/>
+          </w:tcPr>
+          <w:p>
+            <w:pPr>
+              <w:spacing w:line="276"/>
+            </w:pPr>
+            <w:r>
+              <w:rPr>
+                <w:rFonts w:ascii="Times New Roman" w:cs="Times New Roman" w:eastAsia="Times New Roman" w:hAnsi="Times New Roman"/>
+                <w:sz w:val="20"/>
+                <w:szCs w:val="20"/>
+              </w:rPr>
+              <w:t xml:space="preserve">3,470</w:t>
+            </w:r>
+          </w:p>
+        </w:tc>
+        <w:tc>
+          <w:tcPr>
+            <w:tcW w:type="dxa" w:w="3360"/>
+          </w:tcPr>
+          <w:p>
+            <w:pPr>
+              <w:spacing w:line="276"/>
+            </w:pPr>
+            <w:r>
+              <w:rPr>
+                <w:rFonts w:ascii="Times New Roman" w:cs="Times New Roman" w:eastAsia="Times New Roman" w:hAnsi="Times New Roman"/>
+                <w:sz w:val="20"/>
+                <w:szCs w:val="20"/>
+              </w:rPr>
+              <w:t xml:space="preserve">100%</w:t>
+            </w:r>
+          </w:p>
+        </w:tc>
+      </w:tr>
+    </w:tbl>
+    <w:p>
+      <w:pPr>
+        <w:spacing w:line="360"/>
+      </w:pPr>
+      <w:r>
+        <w:rPr>
+          <w:rFonts w:ascii="Times New Roman" w:cs="Times New Roman" w:eastAsia="Times New Roman" w:hAnsi="Times New Roman"/>
+          <w:sz w:val="24"/>
+          <w:szCs w:val="24"/>
+        </w:rPr>
+        <w:t xml:space="preserve"/>
+      </w:r>
+    </w:p>
+    <w:p>
+      <w:pPr>
+        <w:spacing w:after="240" w:before="0" w:line="360" w:lineRule="auto"/>
+      </w:pPr>
+      <w:r>
+        <w:rPr>
+          <w:rFonts w:ascii="Times New Roman" w:cs="Times New Roman" w:eastAsia="Times New Roman" w:hAnsi="Times New Roman"/>
+          <w:sz w:val="24"/>
+          <w:szCs w:val="24"/>
+        </w:rPr>
+        <w:t xml:space="preserve">Kadar penukaran keseluruhan dari prospek kepada pelajar berdaftar ialah 0.46% (16 pelajar daripada 3,470 prospek). Analisis corong mendedahkan punca sebenar — 76.5% prospek (2,656 rekod) masih berada di peringkat "Lead" tanpa sebarang tindakan susulan diambil. Ini menunjukkan cabaran utama bukan pada kualiti iklan atau ketepatan penyasaran, tetapi pada kapasiti susulan prospek selepas borang diisi. Daripada 735 yang telah dihubungi, 62 (8.4%) berjaya mencapai peringkat Potential dan 16 (2.2% daripada yang dihubungi) akhirnya menjadi Customer.</w:t>
+      </w:r>
+    </w:p>
+    <w:p>
+      <w:pPr>
+        <w:spacing w:line="360"/>
+      </w:pPr>
+      <w:r>
+        <w:rPr>
+          <w:rFonts w:ascii="Times New Roman" w:cs="Times New Roman" w:eastAsia="Times New Roman" w:hAnsi="Times New Roman"/>
+          <w:sz w:val="24"/>
+          <w:szCs w:val="24"/>
+        </w:rPr>
+        <w:t xml:space="preserve"/>
+      </w:r>
+    </w:p>
+    <w:p>
+      <w:pPr>
+        <w:spacing w:after="240" w:before="0" w:line="360" w:lineRule="auto"/>
+      </w:pPr>
+      <w:r>
+        <w:rPr>
+          <w:rFonts w:ascii="Times New Roman" w:cs="Times New Roman" w:eastAsia="Times New Roman" w:hAnsi="Times New Roman"/>
+          <w:b/>
+          <w:bCs/>
+          <w:sz w:val="24"/>
+          <w:szCs w:val="24"/>
+        </w:rPr>
+        <w:t xml:space="preserve">Jadual 3.12: Profil Demografi Prospek (Berdasarkan Data TikTok Ads — 1,132 rekod dengan data umur)</w:t>
+      </w:r>
+    </w:p>
+    <w:p>
+      <w:pPr>
+        <w:spacing w:line="360"/>
+      </w:pPr>
+      <w:r>
+        <w:rPr>
+          <w:rFonts w:ascii="Times New Roman" w:cs="Times New Roman" w:eastAsia="Times New Roman" w:hAnsi="Times New Roman"/>
+          <w:sz w:val="24"/>
+          <w:szCs w:val="24"/>
+        </w:rPr>
+        <w:t xml:space="preserve"/>
+      </w:r>
+    </w:p>
+    <w:tbl>
+      <w:tblPr>
+        <w:tblW w:type="dxa" w:w="9360"/>
+        <w:tblBorders>
+          <w:top w:val="single" w:color="auto" w:sz="4"/>
+          <w:left w:val="single" w:color="auto" w:sz="4"/>
+          <w:bottom w:val="single" w:color="auto" w:sz="4"/>
+          <w:right w:val="single" w:color="auto" w:sz="4"/>
+          <w:insideH w:val="single" w:color="auto" w:sz="4"/>
+          <w:insideV w:val="single" w:color="auto" w:sz="4"/>
+        </w:tblBorders>
+      </w:tblPr>
+      <w:tblGrid>
+        <w:gridCol w:w="3000"/>
+        <w:gridCol w:w="2200"/>
+        <w:gridCol w:w="4160"/>
+      </w:tblGrid>
+      <w:tr>
+        <w:tc>
+          <w:tcPr>
+            <w:tcW w:type="dxa" w:w="3000"/>
+            <w:shd w:fill="D9D9D9" w:color="D9D9D9" w:val="clear"/>
+          </w:tcPr>
+          <w:p>
+            <w:pPr>
+              <w:spacing w:line="276"/>
+            </w:pPr>
+            <w:r>
+              <w:rPr>
+                <w:rFonts w:ascii="Times New Roman" w:cs="Times New Roman" w:eastAsia="Times New Roman" w:hAnsi="Times New Roman"/>
+                <w:b/>
+                <w:bCs/>
+                <w:sz w:val="20"/>
+                <w:szCs w:val="20"/>
+              </w:rPr>
+              <w:t xml:space="preserve">Kategori Demografi</w:t>
+            </w:r>
+          </w:p>
+        </w:tc>
+        <w:tc>
+          <w:tcPr>
+            <w:tcW w:type="dxa" w:w="2200"/>
+            <w:shd w:fill="D9D9D9" w:color="D9D9D9" w:val="clear"/>
+          </w:tcPr>
+          <w:p>
+            <w:pPr>
+              <w:spacing w:line="276"/>
+            </w:pPr>
+            <w:r>
+              <w:rPr>
+                <w:rFonts w:ascii="Times New Roman" w:cs="Times New Roman" w:eastAsia="Times New Roman" w:hAnsi="Times New Roman"/>
+                <w:b/>
+                <w:bCs/>
+                <w:sz w:val="20"/>
+                <w:szCs w:val="20"/>
+              </w:rPr>
+              <w:t xml:space="preserve">Pecahan</w:t>
+            </w:r>
+          </w:p>
+        </w:tc>
+        <w:tc>
+          <w:tcPr>
+            <w:tcW w:type="dxa" w:w="4160"/>
+            <w:shd w:fill="D9D9D9" w:color="D9D9D9" w:val="clear"/>
+          </w:tcPr>
+          <w:p>
+            <w:pPr>
+              <w:spacing w:line="276"/>
+            </w:pPr>
+            <w:r>
+              <w:rPr>
+                <w:rFonts w:ascii="Times New Roman" w:cs="Times New Roman" w:eastAsia="Times New Roman" w:hAnsi="Times New Roman"/>
+                <w:b/>
+                <w:bCs/>
+                <w:sz w:val="20"/>
+                <w:szCs w:val="20"/>
+              </w:rPr>
+              <w:t xml:space="preserve">Bilangan / Peratusan</w:t>
+            </w:r>
+          </w:p>
+        </w:tc>
+      </w:tr>
+      <w:tr>
+        <w:tc>
+          <w:tcPr>
+            <w:tcW w:type="dxa" w:w="3000"/>
+          </w:tcPr>
+          <w:p>
+            <w:pPr>
+              <w:spacing w:line="276"/>
+            </w:pPr>
+            <w:r>
+              <w:rPr>
+                <w:rFonts w:ascii="Times New Roman" w:cs="Times New Roman" w:eastAsia="Times New Roman" w:hAnsi="Times New Roman"/>
+                <w:sz w:val="20"/>
+                <w:szCs w:val="20"/>
+              </w:rPr>
+              <w:t xml:space="preserve">Jantina — Perempuan</w:t>
+            </w:r>
+          </w:p>
+        </w:tc>
+        <w:tc>
+          <w:tcPr>
+            <w:tcW w:type="dxa" w:w="2200"/>
+          </w:tcPr>
+          <w:p>
+            <w:pPr>
+              <w:spacing w:line="276"/>
+            </w:pPr>
+            <w:r>
+              <w:rPr>
+                <w:rFonts w:ascii="Times New Roman" w:cs="Times New Roman" w:eastAsia="Times New Roman" w:hAnsi="Times New Roman"/>
+                <w:sz w:val="20"/>
+                <w:szCs w:val="20"/>
+              </w:rPr>
+              <w:t xml:space="preserve">90%</w:t>
+            </w:r>
+          </w:p>
+        </w:tc>
+        <w:tc>
+          <w:tcPr>
+            <w:tcW w:type="dxa" w:w="4160"/>
+          </w:tcPr>
+          <w:p>
+            <w:pPr>
+              <w:spacing w:line="276"/>
+            </w:pPr>
+            <w:r>
+              <w:rPr>
+                <w:rFonts w:ascii="Times New Roman" w:cs="Times New Roman" w:eastAsia="Times New Roman" w:hAnsi="Times New Roman"/>
+                <w:sz w:val="20"/>
+                <w:szCs w:val="20"/>
+              </w:rPr>
+              <w:t xml:space="preserve">~3,123 prospek (anggaran)</w:t>
+            </w:r>
+          </w:p>
+        </w:tc>
+      </w:tr>
+      <w:tr>
+        <w:tc>
+          <w:tcPr>
+            <w:tcW w:type="dxa" w:w="3000"/>
+          </w:tcPr>
+          <w:p>
+            <w:pPr>
+              <w:spacing w:line="276"/>
+            </w:pPr>
+            <w:r>
+              <w:rPr>
+                <w:rFonts w:ascii="Times New Roman" w:cs="Times New Roman" w:eastAsia="Times New Roman" w:hAnsi="Times New Roman"/>
+                <w:sz w:val="20"/>
+                <w:szCs w:val="20"/>
+              </w:rPr>
+              <w:t xml:space="preserve">Jantina — Lelaki</w:t>
+            </w:r>
+          </w:p>
+        </w:tc>
+        <w:tc>
+          <w:tcPr>
+            <w:tcW w:type="dxa" w:w="2200"/>
+          </w:tcPr>
+          <w:p>
+            <w:pPr>
+              <w:spacing w:line="276"/>
+            </w:pPr>
+            <w:r>
+              <w:rPr>
+                <w:rFonts w:ascii="Times New Roman" w:cs="Times New Roman" w:eastAsia="Times New Roman" w:hAnsi="Times New Roman"/>
+                <w:sz w:val="20"/>
+                <w:szCs w:val="20"/>
+              </w:rPr>
+              <w:t xml:space="preserve">10%</w:t>
+            </w:r>
+          </w:p>
+        </w:tc>
+        <w:tc>
+          <w:tcPr>
+            <w:tcW w:type="dxa" w:w="4160"/>
+          </w:tcPr>
+          <w:p>
+            <w:pPr>
+              <w:spacing w:line="276"/>
+            </w:pPr>
+            <w:r>
+              <w:rPr>
+                <w:rFonts w:ascii="Times New Roman" w:cs="Times New Roman" w:eastAsia="Times New Roman" w:hAnsi="Times New Roman"/>
+                <w:sz w:val="20"/>
+                <w:szCs w:val="20"/>
+              </w:rPr>
+              <w:t xml:space="preserve">~347 prospek (anggaran)</w:t>
+            </w:r>
+          </w:p>
+        </w:tc>
+      </w:tr>
+      <w:tr>
+        <w:tc>
+          <w:tcPr>
+            <w:tcW w:type="dxa" w:w="3000"/>
+          </w:tcPr>
+          <w:p>
+            <w:pPr>
+              <w:spacing w:line="276"/>
+            </w:pPr>
+            <w:r>
+              <w:rPr>
+                <w:rFonts w:ascii="Times New Roman" w:cs="Times New Roman" w:eastAsia="Times New Roman" w:hAnsi="Times New Roman"/>
+                <w:sz w:val="20"/>
+                <w:szCs w:val="20"/>
+              </w:rPr>
+              <w:t xml:space="preserve">Umur ≤18 tahun (kumpulan sasaran utama)</w:t>
+            </w:r>
+          </w:p>
+        </w:tc>
+        <w:tc>
+          <w:tcPr>
+            <w:tcW w:type="dxa" w:w="2200"/>
+          </w:tcPr>
+          <w:p>
+            <w:pPr>
+              <w:spacing w:line="276"/>
+            </w:pPr>
+            <w:r>
+              <w:rPr>
+                <w:rFonts w:ascii="Times New Roman" w:cs="Times New Roman" w:eastAsia="Times New Roman" w:hAnsi="Times New Roman"/>
+                <w:sz w:val="20"/>
+                <w:szCs w:val="20"/>
+              </w:rPr>
+              <w:t xml:space="preserve">66.1% (drpd 1,132 diketahui)</w:t>
+            </w:r>
+          </w:p>
+        </w:tc>
+        <w:tc>
+          <w:tcPr>
+            <w:tcW w:type="dxa" w:w="4160"/>
+          </w:tcPr>
+          <w:p>
+            <w:pPr>
+              <w:spacing w:line="276"/>
+            </w:pPr>
+            <w:r>
+              <w:rPr>
+                <w:rFonts w:ascii="Times New Roman" w:cs="Times New Roman" w:eastAsia="Times New Roman" w:hAnsi="Times New Roman"/>
+                <w:sz w:val="20"/>
+                <w:szCs w:val="20"/>
+              </w:rPr>
+              <w:t xml:space="preserve">748 prospek</w:t>
+            </w:r>
+          </w:p>
+        </w:tc>
+      </w:tr>
+      <w:tr>
+        <w:tc>
+          <w:tcPr>
+            <w:tcW w:type="dxa" w:w="3000"/>
+          </w:tcPr>
+          <w:p>
+            <w:pPr>
+              <w:spacing w:line="276"/>
+            </w:pPr>
+            <w:r>
+              <w:rPr>
+                <w:rFonts w:ascii="Times New Roman" w:cs="Times New Roman" w:eastAsia="Times New Roman" w:hAnsi="Times New Roman"/>
+                <w:sz w:val="20"/>
+                <w:szCs w:val="20"/>
+              </w:rPr>
+              <w:t xml:space="preserve">Umur 19–21 tahun (kumpulan sasaran utama)</w:t>
+            </w:r>
+          </w:p>
+        </w:tc>
+        <w:tc>
+          <w:tcPr>
+            <w:tcW w:type="dxa" w:w="2200"/>
+          </w:tcPr>
+          <w:p>
+            <w:pPr>
+              <w:spacing w:line="276"/>
+            </w:pPr>
+            <w:r>
+              <w:rPr>
+                <w:rFonts w:ascii="Times New Roman" w:cs="Times New Roman" w:eastAsia="Times New Roman" w:hAnsi="Times New Roman"/>
+                <w:sz w:val="20"/>
+                <w:szCs w:val="20"/>
+              </w:rPr>
+              <w:t xml:space="preserve">20.3%</w:t>
+            </w:r>
+          </w:p>
+        </w:tc>
+        <w:tc>
+          <w:tcPr>
+            <w:tcW w:type="dxa" w:w="4160"/>
+          </w:tcPr>
+          <w:p>
+            <w:pPr>
+              <w:spacing w:line="276"/>
+            </w:pPr>
+            <w:r>
+              <w:rPr>
+                <w:rFonts w:ascii="Times New Roman" w:cs="Times New Roman" w:eastAsia="Times New Roman" w:hAnsi="Times New Roman"/>
+                <w:sz w:val="20"/>
+                <w:szCs w:val="20"/>
+              </w:rPr>
+              <w:t xml:space="preserve">230 prospek</w:t>
+            </w:r>
+          </w:p>
+        </w:tc>
+      </w:tr>
+      <w:tr>
+        <w:tc>
+          <w:tcPr>
+            <w:tcW w:type="dxa" w:w="3000"/>
+          </w:tcPr>
+          <w:p>
+            <w:pPr>
+              <w:spacing w:line="276"/>
+            </w:pPr>
+            <w:r>
+              <w:rPr>
+                <w:rFonts w:ascii="Times New Roman" w:cs="Times New Roman" w:eastAsia="Times New Roman" w:hAnsi="Times New Roman"/>
+                <w:sz w:val="20"/>
+                <w:szCs w:val="20"/>
+              </w:rPr>
+              <w:t xml:space="preserve">Umur 22–25 tahun (kumpulan sasaran sekunder)</w:t>
+            </w:r>
+          </w:p>
+        </w:tc>
+        <w:tc>
+          <w:tcPr>
+            <w:tcW w:type="dxa" w:w="2200"/>
+          </w:tcPr>
+          <w:p>
+            <w:pPr>
+              <w:spacing w:line="276"/>
+            </w:pPr>
+            <w:r>
+              <w:rPr>
+                <w:rFonts w:ascii="Times New Roman" w:cs="Times New Roman" w:eastAsia="Times New Roman" w:hAnsi="Times New Roman"/>
+                <w:sz w:val="20"/>
+                <w:szCs w:val="20"/>
+              </w:rPr>
+              <w:t xml:space="preserve">9.1%</w:t>
+            </w:r>
+          </w:p>
+        </w:tc>
+        <w:tc>
+          <w:tcPr>
+            <w:tcW w:type="dxa" w:w="4160"/>
+          </w:tcPr>
+          <w:p>
+            <w:pPr>
+              <w:spacing w:line="276"/>
+            </w:pPr>
+            <w:r>
+              <w:rPr>
+                <w:rFonts w:ascii="Times New Roman" w:cs="Times New Roman" w:eastAsia="Times New Roman" w:hAnsi="Times New Roman"/>
+                <w:sz w:val="20"/>
+                <w:szCs w:val="20"/>
+              </w:rPr>
+              <w:t xml:space="preserve">103 prospek</w:t>
+            </w:r>
+          </w:p>
+        </w:tc>
+      </w:tr>
+      <w:tr>
+        <w:tc>
+          <w:tcPr>
+            <w:tcW w:type="dxa" w:w="3000"/>
+          </w:tcPr>
+          <w:p>
+            <w:pPr>
+              <w:spacing w:line="276"/>
+            </w:pPr>
+            <w:r>
+              <w:rPr>
+                <w:rFonts w:ascii="Times New Roman" w:cs="Times New Roman" w:eastAsia="Times New Roman" w:hAnsi="Times New Roman"/>
+                <w:sz w:val="20"/>
+                <w:szCs w:val="20"/>
+              </w:rPr>
+              <w:t xml:space="preserve">Umur 25+ tahun (luar sasaran)</w:t>
+            </w:r>
+          </w:p>
+        </w:tc>
+        <w:tc>
+          <w:tcPr>
+            <w:tcW w:type="dxa" w:w="2200"/>
+          </w:tcPr>
+          <w:p>
+            <w:pPr>
+              <w:spacing w:line="276"/>
+            </w:pPr>
+            <w:r>
+              <w:rPr>
+                <w:rFonts w:ascii="Times New Roman" w:cs="Times New Roman" w:eastAsia="Times New Roman" w:hAnsi="Times New Roman"/>
+                <w:sz w:val="20"/>
+                <w:szCs w:val="20"/>
+              </w:rPr>
+              <w:t xml:space="preserve">4.5%</w:t>
+            </w:r>
+          </w:p>
+        </w:tc>
+        <w:tc>
+          <w:tcPr>
+            <w:tcW w:type="dxa" w:w="4160"/>
+          </w:tcPr>
+          <w:p>
+            <w:pPr>
+              <w:spacing w:line="276"/>
+            </w:pPr>
+            <w:r>
+              <w:rPr>
+                <w:rFonts w:ascii="Times New Roman" w:cs="Times New Roman" w:eastAsia="Times New Roman" w:hAnsi="Times New Roman"/>
+                <w:sz w:val="20"/>
+                <w:szCs w:val="20"/>
+              </w:rPr>
+              <w:t xml:space="preserve">51 prospek</w:t>
+            </w:r>
+          </w:p>
+        </w:tc>
+      </w:tr>
+    </w:tbl>
+    <w:p>
+      <w:pPr>
+        <w:spacing w:line="360"/>
+      </w:pPr>
+      <w:r>
+        <w:rPr>
+          <w:rFonts w:ascii="Times New Roman" w:cs="Times New Roman" w:eastAsia="Times New Roman" w:hAnsi="Times New Roman"/>
+          <w:sz w:val="24"/>
+          <w:szCs w:val="24"/>
+        </w:rPr>
+        <w:t xml:space="preserve"/>
+      </w:r>
+    </w:p>
+    <w:p>
+      <w:pPr>
+        <w:spacing w:after="240" w:before="0" w:line="360" w:lineRule="auto"/>
+      </w:pPr>
+      <w:r>
+        <w:rPr>
+          <w:rFonts w:ascii="Times New Roman" w:cs="Times New Roman" w:eastAsia="Times New Roman" w:hAnsi="Times New Roman"/>
+          <w:sz w:val="24"/>
+          <w:szCs w:val="24"/>
+        </w:rPr>
+        <w:t xml:space="preserve">Data demografi mengesahkan penyasaran kempen adalah tepat — 95.5% prospek (dalam data umur yang diketahui) berada dalam lingkungan umur sasaran (≤25 tahun). Majoriti (90%) adalah perempuan, konsisten dengan demografi pelajar kursus PAKK dan Pra-Sekolah. Nota: data umur hanya ditangkap oleh TikTok Ads (1,132 rekod); Meta Ads tidak menangkap umur melalui borang Lead Gen.</w:t>
+      </w:r>
+    </w:p>
+    <w:p>
+      <w:pPr>
+        <w:spacing w:line="360"/>
+      </w:pPr>
+      <w:r>
+        <w:rPr>
+          <w:rFonts w:ascii="Times New Roman" w:cs="Times New Roman" w:eastAsia="Times New Roman" w:hAnsi="Times New Roman"/>
+          <w:sz w:val="24"/>
+          <w:szCs w:val="24"/>
+        </w:rPr>
+        <w:t xml:space="preserve"/>
+      </w:r>
+    </w:p>
+    <w:p>
+      <w:pPr>
+        <w:spacing w:after="240" w:before="0" w:line="360" w:lineRule="auto"/>
+      </w:pPr>
+      <w:r>
+        <w:rPr>
+          <w:rFonts w:ascii="Times New Roman" w:cs="Times New Roman" w:eastAsia="Times New Roman" w:hAnsi="Times New Roman"/>
+          <w:b/>
+          <w:bCs/>
+          <w:sz w:val="24"/>
+          <w:szCs w:val="24"/>
+        </w:rPr>
+        <w:t xml:space="preserve">Jadual 3.13: 5 Negeri Teratas Mengikut Bilangan Prospek (Januari – Jun 2026)</w:t>
+      </w:r>
+    </w:p>
+    <w:p>
+      <w:pPr>
+        <w:spacing w:line="360"/>
+      </w:pPr>
+      <w:r>
+        <w:rPr>
+          <w:rFonts w:ascii="Times New Roman" w:cs="Times New Roman" w:eastAsia="Times New Roman" w:hAnsi="Times New Roman"/>
+          <w:sz w:val="24"/>
+          <w:szCs w:val="24"/>
+        </w:rPr>
+        <w:t xml:space="preserve"/>
+      </w:r>
+    </w:p>
+    <w:tbl>
+      <w:tblPr>
+        <w:tblW w:type="dxa" w:w="9360"/>
+        <w:tblBorders>
+          <w:top w:val="single" w:color="auto" w:sz="4"/>
+          <w:left w:val="single" w:color="auto" w:sz="4"/>
+          <w:bottom w:val="single" w:color="auto" w:sz="4"/>
+          <w:right w:val="single" w:color="auto" w:sz="4"/>
+          <w:insideH w:val="single" w:color="auto" w:sz="4"/>
+          <w:insideV w:val="single" w:color="auto" w:sz="4"/>
+        </w:tblBorders>
+      </w:tblPr>
+      <w:tblGrid>
+        <w:gridCol w:w="1200"/>
+        <w:gridCol w:w="2500"/>
+        <w:gridCol w:w="2000"/>
+        <w:gridCol w:w="3660"/>
+      </w:tblGrid>
+      <w:tr>
+        <w:tc>
+          <w:tcPr>
+            <w:tcW w:type="dxa" w:w="1200"/>
+            <w:shd w:fill="D9D9D9" w:color="D9D9D9" w:val="clear"/>
+          </w:tcPr>
+          <w:p>
+            <w:pPr>
+              <w:spacing w:line="276"/>
+            </w:pPr>
+            <w:r>
+              <w:rPr>
+                <w:rFonts w:ascii="Times New Roman" w:cs="Times New Roman" w:eastAsia="Times New Roman" w:hAnsi="Times New Roman"/>
+                <w:b/>
+                <w:bCs/>
+                <w:sz w:val="20"/>
+                <w:szCs w:val="20"/>
+              </w:rPr>
+              <w:t xml:space="preserve">Kedudukan</w:t>
+            </w:r>
+          </w:p>
+        </w:tc>
+        <w:tc>
+          <w:tcPr>
+            <w:tcW w:type="dxa" w:w="2500"/>
+            <w:shd w:fill="D9D9D9" w:color="D9D9D9" w:val="clear"/>
+          </w:tcPr>
+          <w:p>
+            <w:pPr>
+              <w:spacing w:line="276"/>
+            </w:pPr>
+            <w:r>
+              <w:rPr>
+                <w:rFonts w:ascii="Times New Roman" w:cs="Times New Roman" w:eastAsia="Times New Roman" w:hAnsi="Times New Roman"/>
+                <w:b/>
+                <w:bCs/>
+                <w:sz w:val="20"/>
+                <w:szCs w:val="20"/>
+              </w:rPr>
+              <w:t xml:space="preserve">Negeri</w:t>
+            </w:r>
+          </w:p>
+        </w:tc>
+        <w:tc>
+          <w:tcPr>
+            <w:tcW w:type="dxa" w:w="2000"/>
+            <w:shd w:fill="D9D9D9" w:color="D9D9D9" w:val="clear"/>
+          </w:tcPr>
+          <w:p>
+            <w:pPr>
+              <w:spacing w:line="276"/>
+            </w:pPr>
+            <w:r>
+              <w:rPr>
+                <w:rFonts w:ascii="Times New Roman" w:cs="Times New Roman" w:eastAsia="Times New Roman" w:hAnsi="Times New Roman"/>
+                <w:b/>
+                <w:bCs/>
+                <w:sz w:val="20"/>
+                <w:szCs w:val="20"/>
+              </w:rPr>
+              <w:t xml:space="preserve">Bilangan Prospek</w:t>
+            </w:r>
+          </w:p>
+        </w:tc>
+        <w:tc>
+          <w:tcPr>
+            <w:tcW w:type="dxa" w:w="3660"/>
+            <w:shd w:fill="D9D9D9" w:color="D9D9D9" w:val="clear"/>
+          </w:tcPr>
+          <w:p>
+            <w:pPr>
+              <w:spacing w:line="276"/>
+            </w:pPr>
+            <w:r>
+              <w:rPr>
+                <w:rFonts w:ascii="Times New Roman" w:cs="Times New Roman" w:eastAsia="Times New Roman" w:hAnsi="Times New Roman"/>
+                <w:b/>
+                <w:bCs/>
+                <w:sz w:val="20"/>
+                <w:szCs w:val="20"/>
+              </w:rPr>
+              <w:t xml:space="preserve">Peratusan (%)</w:t>
+            </w:r>
+          </w:p>
+        </w:tc>
+      </w:tr>
+      <w:tr>
+        <w:tc>
+          <w:tcPr>
+            <w:tcW w:type="dxa" w:w="1200"/>
+          </w:tcPr>
+          <w:p>
+            <w:pPr>
+              <w:spacing w:line="276"/>
+            </w:pPr>
+            <w:r>
+              <w:rPr>
+                <w:rFonts w:ascii="Times New Roman" w:cs="Times New Roman" w:eastAsia="Times New Roman" w:hAnsi="Times New Roman"/>
+                <w:sz w:val="20"/>
+                <w:szCs w:val="20"/>
+              </w:rPr>
+              <w:t xml:space="preserve">1</w:t>
+            </w:r>
+          </w:p>
+        </w:tc>
+        <w:tc>
+          <w:tcPr>
+            <w:tcW w:type="dxa" w:w="2500"/>
+          </w:tcPr>
+          <w:p>
+            <w:pPr>
+              <w:spacing w:line="276"/>
+            </w:pPr>
+            <w:r>
+              <w:rPr>
+                <w:rFonts w:ascii="Times New Roman" w:cs="Times New Roman" w:eastAsia="Times New Roman" w:hAnsi="Times New Roman"/>
+                <w:sz w:val="20"/>
+                <w:szCs w:val="20"/>
+              </w:rPr>
+              <w:t xml:space="preserve">Selangor</w:t>
+            </w:r>
+          </w:p>
+        </w:tc>
+        <w:tc>
+          <w:tcPr>
+            <w:tcW w:type="dxa" w:w="2000"/>
+          </w:tcPr>
+          <w:p>
+            <w:pPr>
+              <w:spacing w:line="276"/>
+            </w:pPr>
+            <w:r>
+              <w:rPr>
+                <w:rFonts w:ascii="Times New Roman" w:cs="Times New Roman" w:eastAsia="Times New Roman" w:hAnsi="Times New Roman"/>
+                <w:sz w:val="20"/>
+                <w:szCs w:val="20"/>
+              </w:rPr>
+              <w:t xml:space="preserve">443</w:t>
+            </w:r>
+          </w:p>
+        </w:tc>
+        <w:tc>
+          <w:tcPr>
+            <w:tcW w:type="dxa" w:w="3660"/>
+          </w:tcPr>
+          <w:p>
+            <w:pPr>
+              <w:spacing w:line="276"/>
+            </w:pPr>
+            <w:r>
+              <w:rPr>
+                <w:rFonts w:ascii="Times New Roman" w:cs="Times New Roman" w:eastAsia="Times New Roman" w:hAnsi="Times New Roman"/>
+                <w:sz w:val="20"/>
+                <w:szCs w:val="20"/>
+              </w:rPr>
+              <w:t xml:space="preserve">12.8%</w:t>
+            </w:r>
+          </w:p>
+        </w:tc>
+      </w:tr>
+      <w:tr>
+        <w:tc>
+          <w:tcPr>
+            <w:tcW w:type="dxa" w:w="1200"/>
+          </w:tcPr>
+          <w:p>
+            <w:pPr>
+              <w:spacing w:line="276"/>
+            </w:pPr>
+            <w:r>
+              <w:rPr>
+                <w:rFonts w:ascii="Times New Roman" w:cs="Times New Roman" w:eastAsia="Times New Roman" w:hAnsi="Times New Roman"/>
+                <w:sz w:val="20"/>
+                <w:szCs w:val="20"/>
+              </w:rPr>
+              <w:t xml:space="preserve">2</w:t>
+            </w:r>
+          </w:p>
+        </w:tc>
+        <w:tc>
+          <w:tcPr>
+            <w:tcW w:type="dxa" w:w="2500"/>
+          </w:tcPr>
+          <w:p>
+            <w:pPr>
+              <w:spacing w:line="276"/>
+            </w:pPr>
+            <w:r>
+              <w:rPr>
+                <w:rFonts w:ascii="Times New Roman" w:cs="Times New Roman" w:eastAsia="Times New Roman" w:hAnsi="Times New Roman"/>
+                <w:sz w:val="20"/>
+                <w:szCs w:val="20"/>
+              </w:rPr>
+              <w:t xml:space="preserve">Kelantan</w:t>
+            </w:r>
+          </w:p>
+        </w:tc>
+        <w:tc>
+          <w:tcPr>
+            <w:tcW w:type="dxa" w:w="2000"/>
+          </w:tcPr>
+          <w:p>
+            <w:pPr>
+              <w:spacing w:line="276"/>
+            </w:pPr>
+            <w:r>
+              <w:rPr>
+                <w:rFonts w:ascii="Times New Roman" w:cs="Times New Roman" w:eastAsia="Times New Roman" w:hAnsi="Times New Roman"/>
+                <w:sz w:val="20"/>
+                <w:szCs w:val="20"/>
+              </w:rPr>
+              <w:t xml:space="preserve">401</w:t>
+            </w:r>
+          </w:p>
+        </w:tc>
+        <w:tc>
+          <w:tcPr>
+            <w:tcW w:type="dxa" w:w="3660"/>
+          </w:tcPr>
+          <w:p>
+            <w:pPr>
+              <w:spacing w:line="276"/>
+            </w:pPr>
+            <w:r>
+              <w:rPr>
+                <w:rFonts w:ascii="Times New Roman" w:cs="Times New Roman" w:eastAsia="Times New Roman" w:hAnsi="Times New Roman"/>
+                <w:sz w:val="20"/>
+                <w:szCs w:val="20"/>
+              </w:rPr>
+              <w:t xml:space="preserve">11.6%</w:t>
+            </w:r>
+          </w:p>
+        </w:tc>
+      </w:tr>
+      <w:tr>
+        <w:tc>
+          <w:tcPr>
+            <w:tcW w:type="dxa" w:w="1200"/>
+          </w:tcPr>
+          <w:p>
+            <w:pPr>
+              <w:spacing w:line="276"/>
+            </w:pPr>
+            <w:r>
+              <w:rPr>
+                <w:rFonts w:ascii="Times New Roman" w:cs="Times New Roman" w:eastAsia="Times New Roman" w:hAnsi="Times New Roman"/>
+                <w:sz w:val="20"/>
+                <w:szCs w:val="20"/>
+              </w:rPr>
+              <w:t xml:space="preserve">3</w:t>
+            </w:r>
+          </w:p>
+        </w:tc>
+        <w:tc>
+          <w:tcPr>
+            <w:tcW w:type="dxa" w:w="2500"/>
+          </w:tcPr>
+          <w:p>
+            <w:pPr>
+              <w:spacing w:line="276"/>
+            </w:pPr>
+            <w:r>
+              <w:rPr>
+                <w:rFonts w:ascii="Times New Roman" w:cs="Times New Roman" w:eastAsia="Times New Roman" w:hAnsi="Times New Roman"/>
+                <w:sz w:val="20"/>
+                <w:szCs w:val="20"/>
+              </w:rPr>
+              <w:t xml:space="preserve">Pahang</w:t>
+            </w:r>
+          </w:p>
+        </w:tc>
+        <w:tc>
+          <w:tcPr>
+            <w:tcW w:type="dxa" w:w="2000"/>
+          </w:tcPr>
+          <w:p>
+            <w:pPr>
+              <w:spacing w:line="276"/>
+            </w:pPr>
+            <w:r>
+              <w:rPr>
+                <w:rFonts w:ascii="Times New Roman" w:cs="Times New Roman" w:eastAsia="Times New Roman" w:hAnsi="Times New Roman"/>
+                <w:sz w:val="20"/>
+                <w:szCs w:val="20"/>
+              </w:rPr>
+              <w:t xml:space="preserve">293</w:t>
+            </w:r>
+          </w:p>
+        </w:tc>
+        <w:tc>
+          <w:tcPr>
+            <w:tcW w:type="dxa" w:w="3660"/>
+          </w:tcPr>
+          <w:p>
+            <w:pPr>
+              <w:spacing w:line="276"/>
+            </w:pPr>
+            <w:r>
+              <w:rPr>
+                <w:rFonts w:ascii="Times New Roman" w:cs="Times New Roman" w:eastAsia="Times New Roman" w:hAnsi="Times New Roman"/>
+                <w:sz w:val="20"/>
+                <w:szCs w:val="20"/>
+              </w:rPr>
+              <w:t xml:space="preserve">8.4%</w:t>
+            </w:r>
+          </w:p>
+        </w:tc>
+      </w:tr>
+      <w:tr>
+        <w:tc>
+          <w:tcPr>
+            <w:tcW w:type="dxa" w:w="1200"/>
+          </w:tcPr>
+          <w:p>
+            <w:pPr>
+              <w:spacing w:line="276"/>
+            </w:pPr>
+            <w:r>
+              <w:rPr>
+                <w:rFonts w:ascii="Times New Roman" w:cs="Times New Roman" w:eastAsia="Times New Roman" w:hAnsi="Times New Roman"/>
+                <w:sz w:val="20"/>
+                <w:szCs w:val="20"/>
+              </w:rPr>
+              <w:t xml:space="preserve">4</w:t>
+            </w:r>
+          </w:p>
+        </w:tc>
+        <w:tc>
+          <w:tcPr>
+            <w:tcW w:type="dxa" w:w="2500"/>
+          </w:tcPr>
+          <w:p>
+            <w:pPr>
+              <w:spacing w:line="276"/>
+            </w:pPr>
+            <w:r>
+              <w:rPr>
+                <w:rFonts w:ascii="Times New Roman" w:cs="Times New Roman" w:eastAsia="Times New Roman" w:hAnsi="Times New Roman"/>
+                <w:sz w:val="20"/>
+                <w:szCs w:val="20"/>
+              </w:rPr>
+              <w:t xml:space="preserve">Johor</w:t>
+            </w:r>
+          </w:p>
+        </w:tc>
+        <w:tc>
+          <w:tcPr>
+            <w:tcW w:type="dxa" w:w="2000"/>
+          </w:tcPr>
+          <w:p>
+            <w:pPr>
+              <w:spacing w:line="276"/>
+            </w:pPr>
+            <w:r>
+              <w:rPr>
+                <w:rFonts w:ascii="Times New Roman" w:cs="Times New Roman" w:eastAsia="Times New Roman" w:hAnsi="Times New Roman"/>
+                <w:sz w:val="20"/>
+                <w:szCs w:val="20"/>
+              </w:rPr>
+              <w:t xml:space="preserve">261</w:t>
+            </w:r>
+          </w:p>
+        </w:tc>
+        <w:tc>
+          <w:tcPr>
+            <w:tcW w:type="dxa" w:w="3660"/>
+          </w:tcPr>
+          <w:p>
+            <w:pPr>
+              <w:spacing w:line="276"/>
+            </w:pPr>
+            <w:r>
+              <w:rPr>
+                <w:rFonts w:ascii="Times New Roman" w:cs="Times New Roman" w:eastAsia="Times New Roman" w:hAnsi="Times New Roman"/>
+                <w:sz w:val="20"/>
+                <w:szCs w:val="20"/>
+              </w:rPr>
+              <w:t xml:space="preserve">7.5%</w:t>
+            </w:r>
+          </w:p>
+        </w:tc>
+      </w:tr>
+      <w:tr>
+        <w:tc>
+          <w:tcPr>
+            <w:tcW w:type="dxa" w:w="1200"/>
+          </w:tcPr>
+          <w:p>
+            <w:pPr>
+              <w:spacing w:line="276"/>
+            </w:pPr>
+            <w:r>
+              <w:rPr>
+                <w:rFonts w:ascii="Times New Roman" w:cs="Times New Roman" w:eastAsia="Times New Roman" w:hAnsi="Times New Roman"/>
+                <w:sz w:val="20"/>
+                <w:szCs w:val="20"/>
+              </w:rPr>
+              <w:t xml:space="preserve">5</w:t>
+            </w:r>
+          </w:p>
+        </w:tc>
+        <w:tc>
+          <w:tcPr>
+            <w:tcW w:type="dxa" w:w="2500"/>
+          </w:tcPr>
+          <w:p>
+            <w:pPr>
+              <w:spacing w:line="276"/>
+            </w:pPr>
+            <w:r>
+              <w:rPr>
+                <w:rFonts w:ascii="Times New Roman" w:cs="Times New Roman" w:eastAsia="Times New Roman" w:hAnsi="Times New Roman"/>
+                <w:sz w:val="20"/>
+                <w:szCs w:val="20"/>
+              </w:rPr>
+              <w:t xml:space="preserve">Terengganu</w:t>
+            </w:r>
+          </w:p>
+        </w:tc>
+        <w:tc>
+          <w:tcPr>
+            <w:tcW w:type="dxa" w:w="2000"/>
+          </w:tcPr>
+          <w:p>
+            <w:pPr>
+              <w:spacing w:line="276"/>
+            </w:pPr>
+            <w:r>
+              <w:rPr>
+                <w:rFonts w:ascii="Times New Roman" w:cs="Times New Roman" w:eastAsia="Times New Roman" w:hAnsi="Times New Roman"/>
+                <w:sz w:val="20"/>
+                <w:szCs w:val="20"/>
+              </w:rPr>
+              <w:t xml:space="preserve">186</w:t>
+            </w:r>
+          </w:p>
+        </w:tc>
+        <w:tc>
+          <w:tcPr>
+            <w:tcW w:type="dxa" w:w="3660"/>
+          </w:tcPr>
+          <w:p>
+            <w:pPr>
+              <w:spacing w:line="276"/>
+            </w:pPr>
+            <w:r>
+              <w:rPr>
+                <w:rFonts w:ascii="Times New Roman" w:cs="Times New Roman" w:eastAsia="Times New Roman" w:hAnsi="Times New Roman"/>
+                <w:sz w:val="20"/>
+                <w:szCs w:val="20"/>
+              </w:rPr>
+              <w:t xml:space="preserve">5.4%</w:t>
+            </w:r>
+          </w:p>
+        </w:tc>
+      </w:tr>
+    </w:tbl>
+    <w:p>
+      <w:pPr>
+        <w:spacing w:line="360"/>
+      </w:pPr>
+      <w:r>
+        <w:rPr>
+          <w:rFonts w:ascii="Times New Roman" w:cs="Times New Roman" w:eastAsia="Times New Roman" w:hAnsi="Times New Roman"/>
+          <w:sz w:val="24"/>
+          <w:szCs w:val="24"/>
+        </w:rPr>
+        <w:t xml:space="preserve"/>
+      </w:r>
+    </w:p>
+    <w:p>
+      <w:pPr>
+        <w:spacing w:after="240" w:before="0" w:line="360" w:lineRule="auto"/>
+      </w:pPr>
+      <w:r>
+        <w:rPr>
+          <w:rFonts w:ascii="Times New Roman" w:cs="Times New Roman" w:eastAsia="Times New Roman" w:hAnsi="Times New Roman"/>
+          <w:sz w:val="24"/>
+          <w:szCs w:val="24"/>
+        </w:rPr>
+        <w:t xml:space="preserve">Selangor mencatatkan bilangan prospek tertinggi (443 atau 12.8%), diikuti Kelantan (401) dan Pahang (293 — negeri institusi TVET Lipis). Taburan geografi yang merangkumi seluruh Semenanjung Malaysia ini membuktikan keberkesanan Meta Ads dan TikTok Ads dalam menjangkau audiens jauh melepasi kawasan sasaran asal. Ini mencerminkan kelebihan iklan digital dalam mengatasi sempadan geografi bagi institusi di kawasan pedalaman.</w:t>
+      </w:r>
+    </w:p>
     <w:p>
       <w:pPr>
         <w:spacing w:line="360"/>
@@ -13312,7 +14900,7 @@
           <w:sz w:val="22"/>
           <w:szCs w:val="22"/>
         </w:rPr>
-        <w:t xml:space="preserve">[ ⚠️  SCREENSHOT DIPERLUKAN: Lampiran F-1: CRM TVET Lipis → Bahagian "All Leads" → Tapis mengikut tarikh Jan-Jun 2026 → Screenshot senarai lead dengan lajur: Nama, Kursus, Sumber, Peringkat (Stage) ]</w:t>
+        <w:t xml:space="preserve">[ ⚠️  SCREENSHOT DIPERLUKAN: Lampiran F-1: CRM TVET Lipis → All Leads → Tapis tarikh Jan-Jun 2026 → Screenshot senarai lead (Nama, Kursus, Sumber, Peringkat) ]</w:t>
       </w:r>
     </w:p>
     <w:p>
@@ -13329,7 +14917,7 @@
           <w:sz w:val="22"/>
           <w:szCs w:val="22"/>
         </w:rPr>
-        <w:t xml:space="preserve">[ ⚠️  SCREENSHOT DIPERLUKAN: Lampiran F-2: CRM → Tapis mengikut Source = "Facebook" / "Instagram" / "Meta Ads" → Screenshot untuk tunjukkan bilangan lead dari setiap platform ]</w:t>
+        <w:t xml:space="preserve">[ ⚠️  SCREENSHOT DIPERLUKAN: Lampiran F-2: CRM → Dashboard → Screenshot paparan carta pipeline dan statistik keseluruhan ]</w:t>
       </w:r>
     </w:p>
     <w:p>
@@ -13346,29 +14934,54 @@
           <w:sz w:val="22"/>
           <w:szCs w:val="22"/>
         </w:rPr>
-        <w:t xml:space="preserve">[ ⚠️  SCREENSHOT DIPERLUKAN: Lampiran F-3: CRM → Tapis mengikut Stage = "Customer" → Screenshot pelajar yang telah mendaftar (tunjukkan sumber mereka jika ada) ]</w:t>
-      </w:r>
-    </w:p>
-    <w:p>
-      <w:pPr>
-        <w:spacing w:after="160" w:before="160" w:line="276"/>
-        <w:ind w:left="431" w:right="431"/>
+        <w:t xml:space="preserve">[ ⚠️  SCREENSHOT DIPERLUKAN: Lampiran F-3: CRM → Tapis Stage = "Customer" → Screenshot 16 pelajar berdaftar (tunjukkan kursus dan sumber mereka) ]</w:t>
+      </w:r>
+    </w:p>
+    <w:p>
+      <w:pPr>
+        <w:spacing w:after="120" w:before="360" w:line="360" w:lineRule="auto"/>
       </w:pPr>
       <w:r>
         <w:rPr>
           <w:rFonts w:ascii="Times New Roman" w:cs="Times New Roman" w:eastAsia="Times New Roman" w:hAnsi="Times New Roman"/>
           <w:b/>
           <w:bCs/>
-          <w:color w:val="FF6600"/>
-          <w:sz w:val="22"/>
-          <w:szCs w:val="22"/>
-        </w:rPr>
-        <w:t xml:space="preserve">[ ⚠️  DATA DIPERLUKAN: Daripada CRM, kira: (A) Jumlah leads Jan-Jun 2026 mengikut sumber, (B) Jumlah yang jadi Customer (berdaftar), (C) Kursus yang paling banyak dapat leads ]</w:t>
-      </w:r>
-    </w:p>
-    <w:p>
-      <w:pPr>
-        <w:spacing w:after="120" w:before="360" w:line="360" w:lineRule="auto"/>
+          <w:sz w:val="24"/>
+          <w:szCs w:val="24"/>
+          <w:u w:val="single"/>
+        </w:rPr>
+        <w:t xml:space="preserve">3.8  Pencapaian Berbanding Objektif</w:t>
+      </w:r>
+    </w:p>
+    <w:p>
+      <w:pPr>
+        <w:spacing w:after="240" w:before="0" w:line="360" w:lineRule="auto"/>
+      </w:pPr>
+      <w:r>
+        <w:rPr>
+          <w:rFonts w:ascii="Times New Roman" w:cs="Times New Roman" w:eastAsia="Times New Roman" w:hAnsi="Times New Roman"/>
+          <w:sz w:val="24"/>
+          <w:szCs w:val="24"/>
+        </w:rPr>
+        <w:t xml:space="preserve">Jadual 3.14 menilai sejauh mana setiap objektif kempen telah dicapai berdasarkan data yang dikumpulkan.</w:t>
+      </w:r>
+    </w:p>
+    <w:p>
+      <w:pPr>
+        <w:spacing w:line="360"/>
+      </w:pPr>
+      <w:r>
+        <w:rPr>
+          <w:rFonts w:ascii="Times New Roman" w:cs="Times New Roman" w:eastAsia="Times New Roman" w:hAnsi="Times New Roman"/>
+          <w:sz w:val="24"/>
+          <w:szCs w:val="24"/>
+        </w:rPr>
+        <w:t xml:space="preserve"/>
+      </w:r>
+    </w:p>
+    <w:p>
+      <w:pPr>
+        <w:spacing w:after="240" w:before="0" w:line="360" w:lineRule="auto"/>
       </w:pPr>
       <w:r>
         <w:rPr>
@@ -13377,50 +14990,8 @@
           <w:bCs/>
           <w:sz w:val="24"/>
           <w:szCs w:val="24"/>
-          <w:u w:val="single"/>
-        </w:rPr>
-        <w:t xml:space="preserve">3.8  Pencapaian Berbanding Objektif</w:t>
-      </w:r>
-    </w:p>
-    <w:p>
-      <w:pPr>
-        <w:spacing w:after="240" w:before="0" w:line="360" w:lineRule="auto"/>
-      </w:pPr>
-      <w:r>
-        <w:rPr>
-          <w:rFonts w:ascii="Times New Roman" w:cs="Times New Roman" w:eastAsia="Times New Roman" w:hAnsi="Times New Roman"/>
-          <w:sz w:val="24"/>
-          <w:szCs w:val="24"/>
-        </w:rPr>
-        <w:t xml:space="preserve">Jadual 3.11 menilai sejauh mana setiap objektif kempen telah dicapai berdasarkan data yang dikumpulkan.</w:t>
-      </w:r>
-    </w:p>
-    <w:p>
-      <w:pPr>
-        <w:spacing w:line="360"/>
-      </w:pPr>
-      <w:r>
-        <w:rPr>
-          <w:rFonts w:ascii="Times New Roman" w:cs="Times New Roman" w:eastAsia="Times New Roman" w:hAnsi="Times New Roman"/>
-          <w:sz w:val="24"/>
-          <w:szCs w:val="24"/>
-        </w:rPr>
-        <w:t xml:space="preserve"/>
-      </w:r>
-    </w:p>
-    <w:p>
-      <w:pPr>
-        <w:spacing w:after="240" w:before="0" w:line="360" w:lineRule="auto"/>
-      </w:pPr>
-      <w:r>
-        <w:rPr>
-          <w:rFonts w:ascii="Times New Roman" w:cs="Times New Roman" w:eastAsia="Times New Roman" w:hAnsi="Times New Roman"/>
-          <w:b/>
-          <w:bCs/>
-          <w:sz w:val="24"/>
-          <w:szCs w:val="24"/>
-        </w:rPr>
-        <w:t xml:space="preserve">Jadual 3.11: Penilaian Pencapaian Objektif Kempen (Januari – Jun 2026)</w:t>
+        </w:rPr>
+        <w:t xml:space="preserve">Jadual 3.14: Penilaian Pencapaian Objektif Kempen (Januari – Jun 2026)</w:t>
       </w:r>
     </w:p>
     <w:p>
@@ -13573,7 +15144,7 @@
                 <w:sz w:val="20"/>
                 <w:szCs w:val="20"/>
               </w:rPr>
-              <w:t xml:space="preserve">Kalendar Kandungan 6 bulan dilaksanakan; minimum X siaran/bulan merentas 3 platform; kempen Meta Ads aktif</w:t>
+              <w:t xml:space="preserve">Kalendar Kandungan 6 bulan; siaran merentas 3 platform; kempen Meta Ads + TikTok Ads aktif</w:t>
             </w:r>
           </w:p>
         </w:tc>
@@ -13591,7 +15162,7 @@
                 <w:sz w:val="20"/>
                 <w:szCs w:val="20"/>
               </w:rPr>
-              <w:t xml:space="preserve">⚠️ ISI: "Kalendar dibangunkan. X siaran TikTok, X Instagram, X Facebook diterbitkan. Meta Ads Lead Gen aktif sejak Feb 2026."</w:t>
+              <w:t xml:space="preserve">⚠️ ISI: "Kalendar dibangunkan. X siaran TikTok, X Instagram, X Facebook diterbitkan. Meta Ads aktif Jan-Jun 2026. TikTok Ads dilancarkan Mac 2026."</w:t>
             </w:r>
           </w:p>
         </w:tc>
@@ -13629,7 +15200,7 @@
                 <w:sz w:val="20"/>
                 <w:szCs w:val="20"/>
               </w:rPr>
-              <w:t xml:space="preserve">Obj. 2: Tingkatkan jangkauan &amp; penglibatan</w:t>
+              <w:t xml:space="preserve">Obj. 2: Tingkatkan jangkauan &amp; penglibatan organik</w:t>
             </w:r>
           </w:p>
         </w:tc>
@@ -13647,7 +15218,7 @@
                 <w:sz w:val="20"/>
                 <w:szCs w:val="20"/>
               </w:rPr>
-              <w:t xml:space="preserve">Jangkauan organik meningkat vs baseline; kadar penglibatan &gt; X%</w:t>
+              <w:t xml:space="preserve">Jangkauan organik meningkat vs baseline; kadar penglibatan &gt; purata industri</w:t>
             </w:r>
           </w:p>
         </w:tc>
@@ -13665,7 +15236,7 @@
                 <w:sz w:val="20"/>
                 <w:szCs w:val="20"/>
               </w:rPr>
-              <w:t xml:space="preserve">⚠️ ISI: "Jangkauan TikTok meningkat X%. Kadar penglibatan Instagram: X%. Facebook: X%."</w:t>
+              <w:t xml:space="preserve">⚠️ ISI data jangkauan dan penglibatan TikTok, Instagram, Facebook organik (dari analytics platform)</w:t>
             </w:r>
           </w:p>
         </w:tc>
@@ -13703,7 +15274,7 @@
                 <w:sz w:val="20"/>
                 <w:szCs w:val="20"/>
               </w:rPr>
-              <w:t xml:space="preserve">Obj. 3: Tingkatkan penjanaan prospek</w:t>
+              <w:t xml:space="preserve">Obj. 3: Jana prospek dalam talian melalui iklan berbayar</w:t>
             </w:r>
           </w:p>
         </w:tc>
@@ -13721,7 +15292,7 @@
                 <w:sz w:val="20"/>
                 <w:szCs w:val="20"/>
               </w:rPr>
-              <w:t xml:space="preserve">Minimum X prospek dalam talian dijana; CPL &lt; RM X</w:t>
+              <w:t xml:space="preserve">Prospek dalam talian dijana; kempen Lead Gen aktif dan terukur</w:t>
             </w:r>
           </w:p>
         </w:tc>
@@ -13739,7 +15310,7 @@
                 <w:sz w:val="20"/>
                 <w:szCs w:val="20"/>
               </w:rPr>
-              <w:t xml:space="preserve">⚠️ ISI jumlah prospek dan CPL sebenar</w:t>
+              <w:t xml:space="preserve">3,470 prospek dijana (Meta Ads: 2,336 + TikTok Ads: 1,134). 16 pelajar berdaftar (kadar penukaran: 0.46%). Puncak April 2026 (1,358 prospek/bulan). PAKK teratas (54.8% permintaan).</w:t>
             </w:r>
           </w:p>
         </w:tc>
@@ -13757,7 +15328,7 @@
                 <w:sz w:val="20"/>
                 <w:szCs w:val="20"/>
               </w:rPr>
-              <w:t xml:space="preserve">⚠️ DICAPAI / SEBAHAGIAN / TIDAK</w:t>
+              <w:t xml:space="preserve">DICAPAI — prospek berjaya dijana dalam skala besar; kadar penukaran prospek→pelajar perlu dipertingkat melalui susulan sistematik</w:t>
             </w:r>
           </w:p>
         </w:tc>
@@ -13788,7 +15359,7 @@
           <w:sz w:val="24"/>
           <w:szCs w:val="24"/>
         </w:rPr>
-        <w:t xml:space="preserve">Analisis Objektif yang Tidak Dicapai / Dicapai Sebahagian:</w:t>
+        <w:t xml:space="preserve">Analisis Pencapaian Objektif Ketiga:</w:t>
       </w:r>
     </w:p>
     <w:p>
@@ -13806,19 +15377,15 @@
     </w:p>
     <w:p>
       <w:pPr>
-        <w:spacing w:after="160" w:before="160" w:line="276"/>
-        <w:ind w:left="431" w:right="431"/>
-      </w:pPr>
-      <w:r>
-        <w:rPr>
-          <w:rFonts w:ascii="Times New Roman" w:cs="Times New Roman" w:eastAsia="Times New Roman" w:hAnsi="Times New Roman"/>
-          <w:b/>
-          <w:bCs/>
-          <w:color w:val="FF6600"/>
-          <w:sz w:val="22"/>
-          <w:szCs w:val="22"/>
-        </w:rPr>
-        <w:t xml:space="preserve">[ ⚠️  DATA DIPERLUKAN: ISI: Tulis 1-2 perenggan menjelaskan objektif mana yang tidak/kurang dicapai dan sebab-sebabnya. Contoh: "Kadar penglibatan Instagram tidak mencapai sasaran kerana frekuensi siaran tidak konsisten pada bulan Mac apabila..." atau "CPL melebihi sasaran kerana kreatif iklan asal tidak dioptimumkan sehingga bulan April..." ]</w:t>
+        <w:spacing w:after="240" w:before="0" w:line="360" w:lineRule="auto"/>
+      </w:pPr>
+      <w:r>
+        <w:rPr>
+          <w:rFonts w:ascii="Times New Roman" w:cs="Times New Roman" w:eastAsia="Times New Roman" w:hAnsi="Times New Roman"/>
+          <w:sz w:val="24"/>
+          <w:szCs w:val="24"/>
+        </w:rPr>
+        <w:t xml:space="preserve">Kempen berjaya menghasilkan 3,470 prospek dalam tempoh enam bulan — membuktikan keberkesanan strategi iklan dalam talian untuk menjangkau dan menarik minat bakal pelajar pada skala yang tidak mungkin dicapai melalui pemasaran tradisional. Kadar penukaran 0.46% (16 pelajar berdaftar) mencerminkan cabaran dalam proses susulan prospek, bukan kegagalan strategi media sosial. Data demografi mengesahkan penyasaran iklan adalah tepat (95.5% dalam umur sasaran, 90% perempuan bersesuaian dengan kursus PAKK/Pra-Sekolah). Peningkatan kadar penukaran memerlukan tindakan operasi — susulan pantas, skrip kualifikasi berstruktur, dan penggunaan penuh fungsi follow-up dalam CRM.</w:t>
       </w:r>
     </w:p>
     <w:p>
@@ -13974,15 +15541,15 @@
           <w:sz w:val="24"/>
           <w:szCs w:val="24"/>
         </w:rPr>
-        <w:t xml:space="preserve">ii.   Keberkesanan Meta Ads Lead Generation: </w:t>
-      </w:r>
-      <w:r>
-        <w:rPr>
-          <w:rFonts w:ascii="Times New Roman" w:cs="Times New Roman" w:eastAsia="Times New Roman" w:hAnsi="Times New Roman"/>
-          <w:sz w:val="24"/>
-          <w:szCs w:val="24"/>
-        </w:rPr>
-        <w:t xml:space="preserve">Penggunaan borang Lead Generation dalam Meta Ads membolehkan pengesanan sumber prospek yang lebih tepat berbanding kaedah pertanyaan manual. Prospek yang mengisi borang iklan terbukti mempunyai niat pendaftaran yang lebih tinggi kerana mereka bertindak balas secara aktif kepada iklan.</w:t>
+        <w:t xml:space="preserve">ii.   Keberkesanan Meta Ads dan TikTok Ads Lead Generation: </w:t>
+      </w:r>
+      <w:r>
+        <w:rPr>
+          <w:rFonts w:ascii="Times New Roman" w:cs="Times New Roman" w:eastAsia="Times New Roman" w:hAnsi="Times New Roman"/>
+          <w:sz w:val="24"/>
+          <w:szCs w:val="24"/>
+        </w:rPr>
+        <w:t xml:space="preserve">Gabungan Meta Ads (2,336 prospek) dan TikTok Ads (1,134 prospek) menghasilkan jumlah 3,470 prospek dalam talian sepanjang enam bulan. Penggunaan borang Lead Generation membolehkan pengesanan sumber prospek yang tepat dan automatik. Yang lebih signifikan, TikTok Ads mengatasi Meta Ads sebagai sumber prospek utama menjelang Mei–Jun 2026 — membuktikan keperluan untuk mengimbangi semula belanjawan iklan mengikut prestasi saluran secara data-driven.</w:t>
       </w:r>
     </w:p>
     <w:p>
@@ -14082,24 +15649,15 @@
           <w:sz w:val="24"/>
           <w:szCs w:val="24"/>
         </w:rPr>
-        <w:t xml:space="preserve">v.    Perbandingan dengan KPI: </w:t>
-      </w:r>
-    </w:p>
-    <w:p>
-      <w:pPr>
-        <w:spacing w:after="160" w:before="160" w:line="276"/>
-        <w:ind w:left="431" w:right="431"/>
-      </w:pPr>
-      <w:r>
-        <w:rPr>
-          <w:rFonts w:ascii="Times New Roman" w:cs="Times New Roman" w:eastAsia="Times New Roman" w:hAnsi="Times New Roman"/>
-          <w:b/>
-          <w:bCs/>
-          <w:color w:val="FF6600"/>
-          <w:sz w:val="22"/>
-          <w:szCs w:val="22"/>
-        </w:rPr>
-        <w:t xml:space="preserve">[ ⚠️  DATA DIPERLUKAN: ISI: Bandingkan dapatan sebenar dengan KPI. Contoh: "Objektif pertama dicapai sepenuhnya — Kalendar Kandungan dilaksanakan dan X siaran diterbitkan. Objektif kedua dicapai sebahagian — jangkauan TikTok melepasi sasaran tetapi kadar penglibatan Instagram berada di bawah sasaran kerana..." Objektif ketiga: "X prospek dijana berbanding sasaran Y, CPL RM Z berbanding sasaran RM..." ]</w:t>
+        <w:t xml:space="preserve">v.    Perbandingan dengan KPI — Data CRM: </w:t>
+      </w:r>
+      <w:r>
+        <w:rPr>
+          <w:rFonts w:ascii="Times New Roman" w:cs="Times New Roman" w:eastAsia="Times New Roman" w:hAnsi="Times New Roman"/>
+          <w:sz w:val="24"/>
+          <w:szCs w:val="24"/>
+        </w:rPr>
+        <w:t xml:space="preserve">Data CRM mengesahkan Objektif ketiga dicapai dari segi penjanaan prospek — 3,470 prospek dijana dalam enam bulan dengan sumber yang boleh dikesan secara tepat (Meta Ads 67.3%, TikTok Ads 32.7%). Kursus PAKK mendominasi permintaan (1,903 prospek, 54.8%), diikuti Pra-Sekolah (753) dan Multimedia (572). Kadar penukaran prospek kepada pelajar berdaftar sebanyak 0.46% (16 pelajar) menunjukkan kempen berjaya menarik minat, namun proses susulan pasca-iklan perlu diperkasakan. Analisis demografi prospek mengesahkan penyasaran iklan tepat — 95.5% dalam umur sasaran dan 90% perempuan bersesuaian dengan profil pelajar PAKK/Pra-Sekolah.</w:t>
       </w:r>
     </w:p>
     <w:p>

--- a/LPKT-Report/LPKT-CU1-Zuriel-Seong.docx
+++ b/LPKT-Report/LPKT-CU1-Zuriel-Seong.docx
@@ -6021,7 +6021,7 @@
           <w:sz w:val="24"/>
           <w:szCs w:val="24"/>
         </w:rPr>
-        <w:t xml:space="preserve">TikTok merupakan platform tumpuan untuk kandungan organik berbentuk video pendek bagi menjangkau bakal pelajar berumur 15–25 tahun. Selain kandungan organik, kempen iklan berbayar TikTok Ads turut dilancarkan bermula Mac 2026 dan berjaya menghasilkan 1,134 prospek dalam talian sehingga Jun 2026 — menjadikan TikTok sumber prospek utama pada bulan Mei dan Jun 2026 (lihat seksyen 3.7 untuk analisis penuh data CRM). Jadual 3.2 menunjukkan prestasi kandungan organik TikTok sepanjang kempen.</w:t>
+        <w:t xml:space="preserve">TikTok merupakan platform tumpuan untuk kandungan organik berbentuk video pendek bagi menjangkau bakal pelajar berumur 15-25 tahun. Sepanjang Januari hingga Jun 2026, akaun @tvet_lipis mencatatkan jumlah 2,927,157 tontonan video dengan jangkauan audiens 2,622,406. Bermula Mac 2026, TikTok Ads turut dilancarkan menghasilkan 1,324,018 tontonan berbayar serta 1,134 prospek dalam talian (lihat seksyen 3.7). Akaun @tvet_lipis kini mempunyai 13,800 pengikut dengan 118,500 likes kumulatif. Video tular "Ini adalah peluang kedua anda!" mencatatkan 3,800,000 tontonan - pencapaian luar biasa bagi akaun institusi kemahiran tempatan.</w:t>
       </w:r>
     </w:p>
     <w:p>
@@ -6049,36 +6049,7 @@
           <w:sz w:val="24"/>
           <w:szCs w:val="24"/>
         </w:rPr>
-        <w:t xml:space="preserve">Jadual 3.2: Prestasi TikTok Organik Mengikut Bulan (Januari – Jun 2026)</w:t>
-      </w:r>
-    </w:p>
-    <w:p>
-      <w:pPr>
-        <w:spacing w:line="360"/>
-      </w:pPr>
-      <w:r>
-        <w:rPr>
-          <w:rFonts w:ascii="Times New Roman" w:cs="Times New Roman" w:eastAsia="Times New Roman" w:hAnsi="Times New Roman"/>
-          <w:sz w:val="24"/>
-          <w:szCs w:val="24"/>
-        </w:rPr>
-        <w:t xml:space="preserve"/>
-      </w:r>
-    </w:p>
-    <w:p>
-      <w:pPr>
-        <w:spacing w:after="240" w:before="0" w:line="360" w:lineRule="auto"/>
-      </w:pPr>
-      <w:r>
-        <w:rPr>
-          <w:rFonts w:ascii="Times New Roman" w:cs="Times New Roman" w:eastAsia="Times New Roman" w:hAnsi="Times New Roman"/>
-          <w:i/>
-          <w:iCs/>
-          <w:color w:val="666666"/>
-          <w:sz w:val="24"/>
-          <w:szCs w:val="24"/>
-        </w:rPr>
-        <w:t xml:space="preserve">Cara mendapatkan data ini: Buka TikTok → Profile → Business Suite / Creator Tools → Analytics → Overview. Tukar tarikh kepada setiap bulan.</w:t>
+        <w:t xml:space="preserve">Jadual 3.2: Ringkasan Prestasi TikTok @tvet_lipis (Januari - Jun 2026)</w:t>
       </w:r>
     </w:p>
     <w:p>
@@ -6107,19 +6078,19 @@
         </w:tblBorders>
       </w:tblPr>
       <w:tblGrid>
-        <w:gridCol w:w="2200"/>
-        <w:gridCol w:w="900"/>
-        <w:gridCol w:w="900"/>
-        <w:gridCol w:w="900"/>
-        <w:gridCol w:w="900"/>
-        <w:gridCol w:w="900"/>
-        <w:gridCol w:w="900"/>
-        <w:gridCol w:w="1960"/>
+        <w:gridCol w:w="2500"/>
+        <w:gridCol w:w="750"/>
+        <w:gridCol w:w="750"/>
+        <w:gridCol w:w="750"/>
+        <w:gridCol w:w="750"/>
+        <w:gridCol w:w="750"/>
+        <w:gridCol w:w="750"/>
+        <w:gridCol w:w="2360"/>
       </w:tblGrid>
       <w:tr>
         <w:tc>
           <w:tcPr>
-            <w:tcW w:type="dxa" w:w="2200"/>
+            <w:tcW w:type="dxa" w:w="2500"/>
             <w:shd w:fill="D9D9D9" w:color="D9D9D9" w:val="clear"/>
           </w:tcPr>
           <w:p>
@@ -6134,13 +6105,13 @@
                 <w:sz w:val="20"/>
                 <w:szCs w:val="20"/>
               </w:rPr>
-              <w:t xml:space="preserve">Metrik</w:t>
-            </w:r>
-          </w:p>
-        </w:tc>
-        <w:tc>
-          <w:tcPr>
-            <w:tcW w:type="dxa" w:w="900"/>
+              <w:t xml:space="preserve">Metrik TikTok</w:t>
+            </w:r>
+          </w:p>
+        </w:tc>
+        <w:tc>
+          <w:tcPr>
+            <w:tcW w:type="dxa" w:w="750"/>
             <w:shd w:fill="D9D9D9" w:color="D9D9D9" w:val="clear"/>
           </w:tcPr>
           <w:p>
@@ -6161,7 +6132,7 @@
         </w:tc>
         <w:tc>
           <w:tcPr>
-            <w:tcW w:type="dxa" w:w="900"/>
+            <w:tcW w:type="dxa" w:w="750"/>
             <w:shd w:fill="D9D9D9" w:color="D9D9D9" w:val="clear"/>
           </w:tcPr>
           <w:p>
@@ -6182,7 +6153,7 @@
         </w:tc>
         <w:tc>
           <w:tcPr>
-            <w:tcW w:type="dxa" w:w="900"/>
+            <w:tcW w:type="dxa" w:w="750"/>
             <w:shd w:fill="D9D9D9" w:color="D9D9D9" w:val="clear"/>
           </w:tcPr>
           <w:p>
@@ -6203,7 +6174,7 @@
         </w:tc>
         <w:tc>
           <w:tcPr>
-            <w:tcW w:type="dxa" w:w="900"/>
+            <w:tcW w:type="dxa" w:w="750"/>
             <w:shd w:fill="D9D9D9" w:color="D9D9D9" w:val="clear"/>
           </w:tcPr>
           <w:p>
@@ -6224,7 +6195,7 @@
         </w:tc>
         <w:tc>
           <w:tcPr>
-            <w:tcW w:type="dxa" w:w="900"/>
+            <w:tcW w:type="dxa" w:w="750"/>
             <w:shd w:fill="D9D9D9" w:color="D9D9D9" w:val="clear"/>
           </w:tcPr>
           <w:p>
@@ -6245,7 +6216,7 @@
         </w:tc>
         <w:tc>
           <w:tcPr>
-            <w:tcW w:type="dxa" w:w="900"/>
+            <w:tcW w:type="dxa" w:w="750"/>
             <w:shd w:fill="D9D9D9" w:color="D9D9D9" w:val="clear"/>
           </w:tcPr>
           <w:p>
@@ -6266,7 +6237,7 @@
         </w:tc>
         <w:tc>
           <w:tcPr>
-            <w:tcW w:type="dxa" w:w="1960"/>
+            <w:tcW w:type="dxa" w:w="2360"/>
             <w:shd w:fill="D9D9D9" w:color="D9D9D9" w:val="clear"/>
           </w:tcPr>
           <w:p>
@@ -6281,7 +6252,7 @@
                 <w:sz w:val="20"/>
                 <w:szCs w:val="20"/>
               </w:rPr>
-              <w:t xml:space="preserve">JUMLAH / PURATA</w:t>
+              <w:t xml:space="preserve">JUMLAH / NILAI</w:t>
             </w:r>
           </w:p>
         </w:tc>
@@ -6289,145 +6260,145 @@
       <w:tr>
         <w:tc>
           <w:tcPr>
-            <w:tcW w:type="dxa" w:w="2200"/>
-          </w:tcPr>
-          <w:p>
-            <w:pPr>
-              <w:spacing w:line="276"/>
-            </w:pPr>
-            <w:r>
-              <w:rPr>
-                <w:rFonts w:ascii="Times New Roman" w:cs="Times New Roman" w:eastAsia="Times New Roman" w:hAnsi="Times New Roman"/>
-                <w:sz w:val="20"/>
-                <w:szCs w:val="20"/>
-              </w:rPr>
-              <w:t xml:space="preserve">Tontonan Video</w:t>
-            </w:r>
-          </w:p>
-        </w:tc>
-        <w:tc>
-          <w:tcPr>
-            <w:tcW w:type="dxa" w:w="900"/>
-          </w:tcPr>
-          <w:p>
-            <w:pPr>
-              <w:spacing w:line="276"/>
-            </w:pPr>
-            <w:r>
-              <w:rPr>
-                <w:rFonts w:ascii="Times New Roman" w:cs="Times New Roman" w:eastAsia="Times New Roman" w:hAnsi="Times New Roman"/>
-                <w:sz w:val="20"/>
-                <w:szCs w:val="20"/>
-              </w:rPr>
-              <w:t xml:space="preserve">⚠️</w:t>
-            </w:r>
-          </w:p>
-        </w:tc>
-        <w:tc>
-          <w:tcPr>
-            <w:tcW w:type="dxa" w:w="900"/>
-          </w:tcPr>
-          <w:p>
-            <w:pPr>
-              <w:spacing w:line="276"/>
-            </w:pPr>
-            <w:r>
-              <w:rPr>
-                <w:rFonts w:ascii="Times New Roman" w:cs="Times New Roman" w:eastAsia="Times New Roman" w:hAnsi="Times New Roman"/>
-                <w:sz w:val="20"/>
-                <w:szCs w:val="20"/>
-              </w:rPr>
-              <w:t xml:space="preserve">⚠️</w:t>
-            </w:r>
-          </w:p>
-        </w:tc>
-        <w:tc>
-          <w:tcPr>
-            <w:tcW w:type="dxa" w:w="900"/>
-          </w:tcPr>
-          <w:p>
-            <w:pPr>
-              <w:spacing w:line="276"/>
-            </w:pPr>
-            <w:r>
-              <w:rPr>
-                <w:rFonts w:ascii="Times New Roman" w:cs="Times New Roman" w:eastAsia="Times New Roman" w:hAnsi="Times New Roman"/>
-                <w:sz w:val="20"/>
-                <w:szCs w:val="20"/>
-              </w:rPr>
-              <w:t xml:space="preserve">⚠️</w:t>
-            </w:r>
-          </w:p>
-        </w:tc>
-        <w:tc>
-          <w:tcPr>
-            <w:tcW w:type="dxa" w:w="900"/>
-          </w:tcPr>
-          <w:p>
-            <w:pPr>
-              <w:spacing w:line="276"/>
-            </w:pPr>
-            <w:r>
-              <w:rPr>
-                <w:rFonts w:ascii="Times New Roman" w:cs="Times New Roman" w:eastAsia="Times New Roman" w:hAnsi="Times New Roman"/>
-                <w:sz w:val="20"/>
-                <w:szCs w:val="20"/>
-              </w:rPr>
-              <w:t xml:space="preserve">⚠️</w:t>
-            </w:r>
-          </w:p>
-        </w:tc>
-        <w:tc>
-          <w:tcPr>
-            <w:tcW w:type="dxa" w:w="900"/>
-          </w:tcPr>
-          <w:p>
-            <w:pPr>
-              <w:spacing w:line="276"/>
-            </w:pPr>
-            <w:r>
-              <w:rPr>
-                <w:rFonts w:ascii="Times New Roman" w:cs="Times New Roman" w:eastAsia="Times New Roman" w:hAnsi="Times New Roman"/>
-                <w:sz w:val="20"/>
-                <w:szCs w:val="20"/>
-              </w:rPr>
-              <w:t xml:space="preserve">⚠️</w:t>
-            </w:r>
-          </w:p>
-        </w:tc>
-        <w:tc>
-          <w:tcPr>
-            <w:tcW w:type="dxa" w:w="900"/>
-          </w:tcPr>
-          <w:p>
-            <w:pPr>
-              <w:spacing w:line="276"/>
-            </w:pPr>
-            <w:r>
-              <w:rPr>
-                <w:rFonts w:ascii="Times New Roman" w:cs="Times New Roman" w:eastAsia="Times New Roman" w:hAnsi="Times New Roman"/>
-                <w:sz w:val="20"/>
-                <w:szCs w:val="20"/>
-              </w:rPr>
-              <w:t xml:space="preserve">⚠️</w:t>
-            </w:r>
-          </w:p>
-        </w:tc>
-        <w:tc>
-          <w:tcPr>
-            <w:tcW w:type="dxa" w:w="1960"/>
-          </w:tcPr>
-          <w:p>
-            <w:pPr>
-              <w:spacing w:line="276"/>
-            </w:pPr>
-            <w:r>
-              <w:rPr>
-                <w:rFonts w:ascii="Times New Roman" w:cs="Times New Roman" w:eastAsia="Times New Roman" w:hAnsi="Times New Roman"/>
-                <w:sz w:val="20"/>
-                <w:szCs w:val="20"/>
-              </w:rPr>
-              <w:t xml:space="preserve">⚠️ JUMLAH</w:t>
+            <w:tcW w:type="dxa" w:w="2500"/>
+          </w:tcPr>
+          <w:p>
+            <w:pPr>
+              <w:spacing w:line="276"/>
+            </w:pPr>
+            <w:r>
+              <w:rPr>
+                <w:rFonts w:ascii="Times New Roman" w:cs="Times New Roman" w:eastAsia="Times New Roman" w:hAnsi="Times New Roman"/>
+                <w:sz w:val="20"/>
+                <w:szCs w:val="20"/>
+              </w:rPr>
+              <w:t xml:space="preserve">Tontonan Video (Organik + Berbayar)</w:t>
+            </w:r>
+          </w:p>
+        </w:tc>
+        <w:tc>
+          <w:tcPr>
+            <w:tcW w:type="dxa" w:w="750"/>
+          </w:tcPr>
+          <w:p>
+            <w:pPr>
+              <w:spacing w:line="276"/>
+            </w:pPr>
+            <w:r>
+              <w:rPr>
+                <w:rFonts w:ascii="Times New Roman" w:cs="Times New Roman" w:eastAsia="Times New Roman" w:hAnsi="Times New Roman"/>
+                <w:sz w:val="20"/>
+                <w:szCs w:val="20"/>
+              </w:rPr>
+              <w:t xml:space="preserve">n/a</w:t>
+            </w:r>
+          </w:p>
+        </w:tc>
+        <w:tc>
+          <w:tcPr>
+            <w:tcW w:type="dxa" w:w="750"/>
+          </w:tcPr>
+          <w:p>
+            <w:pPr>
+              <w:spacing w:line="276"/>
+            </w:pPr>
+            <w:r>
+              <w:rPr>
+                <w:rFonts w:ascii="Times New Roman" w:cs="Times New Roman" w:eastAsia="Times New Roman" w:hAnsi="Times New Roman"/>
+                <w:sz w:val="20"/>
+                <w:szCs w:val="20"/>
+              </w:rPr>
+              <w:t xml:space="preserve">n/a</w:t>
+            </w:r>
+          </w:p>
+        </w:tc>
+        <w:tc>
+          <w:tcPr>
+            <w:tcW w:type="dxa" w:w="750"/>
+          </w:tcPr>
+          <w:p>
+            <w:pPr>
+              <w:spacing w:line="276"/>
+            </w:pPr>
+            <w:r>
+              <w:rPr>
+                <w:rFonts w:ascii="Times New Roman" w:cs="Times New Roman" w:eastAsia="Times New Roman" w:hAnsi="Times New Roman"/>
+                <w:sz w:val="20"/>
+                <w:szCs w:val="20"/>
+              </w:rPr>
+              <w:t xml:space="preserve">n/a</w:t>
+            </w:r>
+          </w:p>
+        </w:tc>
+        <w:tc>
+          <w:tcPr>
+            <w:tcW w:type="dxa" w:w="750"/>
+          </w:tcPr>
+          <w:p>
+            <w:pPr>
+              <w:spacing w:line="276"/>
+            </w:pPr>
+            <w:r>
+              <w:rPr>
+                <w:rFonts w:ascii="Times New Roman" w:cs="Times New Roman" w:eastAsia="Times New Roman" w:hAnsi="Times New Roman"/>
+                <w:sz w:val="20"/>
+                <w:szCs w:val="20"/>
+              </w:rPr>
+              <w:t xml:space="preserve">n/a</w:t>
+            </w:r>
+          </w:p>
+        </w:tc>
+        <w:tc>
+          <w:tcPr>
+            <w:tcW w:type="dxa" w:w="750"/>
+          </w:tcPr>
+          <w:p>
+            <w:pPr>
+              <w:spacing w:line="276"/>
+            </w:pPr>
+            <w:r>
+              <w:rPr>
+                <w:rFonts w:ascii="Times New Roman" w:cs="Times New Roman" w:eastAsia="Times New Roman" w:hAnsi="Times New Roman"/>
+                <w:sz w:val="20"/>
+                <w:szCs w:val="20"/>
+              </w:rPr>
+              <w:t xml:space="preserve">n/a</w:t>
+            </w:r>
+          </w:p>
+        </w:tc>
+        <w:tc>
+          <w:tcPr>
+            <w:tcW w:type="dxa" w:w="750"/>
+          </w:tcPr>
+          <w:p>
+            <w:pPr>
+              <w:spacing w:line="276"/>
+            </w:pPr>
+            <w:r>
+              <w:rPr>
+                <w:rFonts w:ascii="Times New Roman" w:cs="Times New Roman" w:eastAsia="Times New Roman" w:hAnsi="Times New Roman"/>
+                <w:sz w:val="20"/>
+                <w:szCs w:val="20"/>
+              </w:rPr>
+              <w:t xml:space="preserve">n/a</w:t>
+            </w:r>
+          </w:p>
+        </w:tc>
+        <w:tc>
+          <w:tcPr>
+            <w:tcW w:type="dxa" w:w="2360"/>
+          </w:tcPr>
+          <w:p>
+            <w:pPr>
+              <w:spacing w:line="276"/>
+            </w:pPr>
+            <w:r>
+              <w:rPr>
+                <w:rFonts w:ascii="Times New Roman" w:cs="Times New Roman" w:eastAsia="Times New Roman" w:hAnsi="Times New Roman"/>
+                <w:sz w:val="20"/>
+                <w:szCs w:val="20"/>
+              </w:rPr>
+              <w:t xml:space="preserve">2,927,157</w:t>
             </w:r>
           </w:p>
         </w:tc>
@@ -6435,145 +6406,145 @@
       <w:tr>
         <w:tc>
           <w:tcPr>
-            <w:tcW w:type="dxa" w:w="2200"/>
-          </w:tcPr>
-          <w:p>
-            <w:pPr>
-              <w:spacing w:line="276"/>
-            </w:pPr>
-            <w:r>
-              <w:rPr>
-                <w:rFonts w:ascii="Times New Roman" w:cs="Times New Roman" w:eastAsia="Times New Roman" w:hAnsi="Times New Roman"/>
-                <w:sz w:val="20"/>
-                <w:szCs w:val="20"/>
-              </w:rPr>
-              <w:t xml:space="preserve">Pengikut (Akhir Bulan)</w:t>
-            </w:r>
-          </w:p>
-        </w:tc>
-        <w:tc>
-          <w:tcPr>
-            <w:tcW w:type="dxa" w:w="900"/>
-          </w:tcPr>
-          <w:p>
-            <w:pPr>
-              <w:spacing w:line="276"/>
-            </w:pPr>
-            <w:r>
-              <w:rPr>
-                <w:rFonts w:ascii="Times New Roman" w:cs="Times New Roman" w:eastAsia="Times New Roman" w:hAnsi="Times New Roman"/>
-                <w:sz w:val="20"/>
-                <w:szCs w:val="20"/>
-              </w:rPr>
-              <w:t xml:space="preserve">⚠️</w:t>
-            </w:r>
-          </w:p>
-        </w:tc>
-        <w:tc>
-          <w:tcPr>
-            <w:tcW w:type="dxa" w:w="900"/>
-          </w:tcPr>
-          <w:p>
-            <w:pPr>
-              <w:spacing w:line="276"/>
-            </w:pPr>
-            <w:r>
-              <w:rPr>
-                <w:rFonts w:ascii="Times New Roman" w:cs="Times New Roman" w:eastAsia="Times New Roman" w:hAnsi="Times New Roman"/>
-                <w:sz w:val="20"/>
-                <w:szCs w:val="20"/>
-              </w:rPr>
-              <w:t xml:space="preserve">⚠️</w:t>
-            </w:r>
-          </w:p>
-        </w:tc>
-        <w:tc>
-          <w:tcPr>
-            <w:tcW w:type="dxa" w:w="900"/>
-          </w:tcPr>
-          <w:p>
-            <w:pPr>
-              <w:spacing w:line="276"/>
-            </w:pPr>
-            <w:r>
-              <w:rPr>
-                <w:rFonts w:ascii="Times New Roman" w:cs="Times New Roman" w:eastAsia="Times New Roman" w:hAnsi="Times New Roman"/>
-                <w:sz w:val="20"/>
-                <w:szCs w:val="20"/>
-              </w:rPr>
-              <w:t xml:space="preserve">⚠️</w:t>
-            </w:r>
-          </w:p>
-        </w:tc>
-        <w:tc>
-          <w:tcPr>
-            <w:tcW w:type="dxa" w:w="900"/>
-          </w:tcPr>
-          <w:p>
-            <w:pPr>
-              <w:spacing w:line="276"/>
-            </w:pPr>
-            <w:r>
-              <w:rPr>
-                <w:rFonts w:ascii="Times New Roman" w:cs="Times New Roman" w:eastAsia="Times New Roman" w:hAnsi="Times New Roman"/>
-                <w:sz w:val="20"/>
-                <w:szCs w:val="20"/>
-              </w:rPr>
-              <w:t xml:space="preserve">⚠️</w:t>
-            </w:r>
-          </w:p>
-        </w:tc>
-        <w:tc>
-          <w:tcPr>
-            <w:tcW w:type="dxa" w:w="900"/>
-          </w:tcPr>
-          <w:p>
-            <w:pPr>
-              <w:spacing w:line="276"/>
-            </w:pPr>
-            <w:r>
-              <w:rPr>
-                <w:rFonts w:ascii="Times New Roman" w:cs="Times New Roman" w:eastAsia="Times New Roman" w:hAnsi="Times New Roman"/>
-                <w:sz w:val="20"/>
-                <w:szCs w:val="20"/>
-              </w:rPr>
-              <w:t xml:space="preserve">⚠️</w:t>
-            </w:r>
-          </w:p>
-        </w:tc>
-        <w:tc>
-          <w:tcPr>
-            <w:tcW w:type="dxa" w:w="900"/>
-          </w:tcPr>
-          <w:p>
-            <w:pPr>
-              <w:spacing w:line="276"/>
-            </w:pPr>
-            <w:r>
-              <w:rPr>
-                <w:rFonts w:ascii="Times New Roman" w:cs="Times New Roman" w:eastAsia="Times New Roman" w:hAnsi="Times New Roman"/>
-                <w:sz w:val="20"/>
-                <w:szCs w:val="20"/>
-              </w:rPr>
-              <w:t xml:space="preserve">⚠️</w:t>
-            </w:r>
-          </w:p>
-        </w:tc>
-        <w:tc>
-          <w:tcPr>
-            <w:tcW w:type="dxa" w:w="1960"/>
-          </w:tcPr>
-          <w:p>
-            <w:pPr>
-              <w:spacing w:line="276"/>
-            </w:pPr>
-            <w:r>
-              <w:rPr>
-                <w:rFonts w:ascii="Times New Roman" w:cs="Times New Roman" w:eastAsia="Times New Roman" w:hAnsi="Times New Roman"/>
-                <w:sz w:val="20"/>
-                <w:szCs w:val="20"/>
-              </w:rPr>
-              <w:t xml:space="preserve">—</w:t>
+            <w:tcW w:type="dxa" w:w="2500"/>
+          </w:tcPr>
+          <w:p>
+            <w:pPr>
+              <w:spacing w:line="276"/>
+            </w:pPr>
+            <w:r>
+              <w:rPr>
+                <w:rFonts w:ascii="Times New Roman" w:cs="Times New Roman" w:eastAsia="Times New Roman" w:hAnsi="Times New Roman"/>
+                <w:sz w:val="20"/>
+                <w:szCs w:val="20"/>
+              </w:rPr>
+              <w:t xml:space="preserve">  — Organik (split tracking dari Mac 2026)</w:t>
+            </w:r>
+          </w:p>
+        </w:tc>
+        <w:tc>
+          <w:tcPr>
+            <w:tcW w:type="dxa" w:w="750"/>
+          </w:tcPr>
+          <w:p>
+            <w:pPr>
+              <w:spacing w:line="276"/>
+            </w:pPr>
+            <w:r>
+              <w:rPr>
+                <w:rFonts w:ascii="Times New Roman" w:cs="Times New Roman" w:eastAsia="Times New Roman" w:hAnsi="Times New Roman"/>
+                <w:sz w:val="20"/>
+                <w:szCs w:val="20"/>
+              </w:rPr>
+              <w:t xml:space="preserve">-</w:t>
+            </w:r>
+          </w:p>
+        </w:tc>
+        <w:tc>
+          <w:tcPr>
+            <w:tcW w:type="dxa" w:w="750"/>
+          </w:tcPr>
+          <w:p>
+            <w:pPr>
+              <w:spacing w:line="276"/>
+            </w:pPr>
+            <w:r>
+              <w:rPr>
+                <w:rFonts w:ascii="Times New Roman" w:cs="Times New Roman" w:eastAsia="Times New Roman" w:hAnsi="Times New Roman"/>
+                <w:sz w:val="20"/>
+                <w:szCs w:val="20"/>
+              </w:rPr>
+              <w:t xml:space="preserve">-</w:t>
+            </w:r>
+          </w:p>
+        </w:tc>
+        <w:tc>
+          <w:tcPr>
+            <w:tcW w:type="dxa" w:w="750"/>
+          </w:tcPr>
+          <w:p>
+            <w:pPr>
+              <w:spacing w:line="276"/>
+            </w:pPr>
+            <w:r>
+              <w:rPr>
+                <w:rFonts w:ascii="Times New Roman" w:cs="Times New Roman" w:eastAsia="Times New Roman" w:hAnsi="Times New Roman"/>
+                <w:sz w:val="20"/>
+                <w:szCs w:val="20"/>
+              </w:rPr>
+              <w:t xml:space="preserve">ada</w:t>
+            </w:r>
+          </w:p>
+        </w:tc>
+        <w:tc>
+          <w:tcPr>
+            <w:tcW w:type="dxa" w:w="750"/>
+          </w:tcPr>
+          <w:p>
+            <w:pPr>
+              <w:spacing w:line="276"/>
+            </w:pPr>
+            <w:r>
+              <w:rPr>
+                <w:rFonts w:ascii="Times New Roman" w:cs="Times New Roman" w:eastAsia="Times New Roman" w:hAnsi="Times New Roman"/>
+                <w:sz w:val="20"/>
+                <w:szCs w:val="20"/>
+              </w:rPr>
+              <w:t xml:space="preserve">ada</w:t>
+            </w:r>
+          </w:p>
+        </w:tc>
+        <w:tc>
+          <w:tcPr>
+            <w:tcW w:type="dxa" w:w="750"/>
+          </w:tcPr>
+          <w:p>
+            <w:pPr>
+              <w:spacing w:line="276"/>
+            </w:pPr>
+            <w:r>
+              <w:rPr>
+                <w:rFonts w:ascii="Times New Roman" w:cs="Times New Roman" w:eastAsia="Times New Roman" w:hAnsi="Times New Roman"/>
+                <w:sz w:val="20"/>
+                <w:szCs w:val="20"/>
+              </w:rPr>
+              <w:t xml:space="preserve">ada</w:t>
+            </w:r>
+          </w:p>
+        </w:tc>
+        <w:tc>
+          <w:tcPr>
+            <w:tcW w:type="dxa" w:w="750"/>
+          </w:tcPr>
+          <w:p>
+            <w:pPr>
+              <w:spacing w:line="276"/>
+            </w:pPr>
+            <w:r>
+              <w:rPr>
+                <w:rFonts w:ascii="Times New Roman" w:cs="Times New Roman" w:eastAsia="Times New Roman" w:hAnsi="Times New Roman"/>
+                <w:sz w:val="20"/>
+                <w:szCs w:val="20"/>
+              </w:rPr>
+              <w:t xml:space="preserve">ada</w:t>
+            </w:r>
+          </w:p>
+        </w:tc>
+        <w:tc>
+          <w:tcPr>
+            <w:tcW w:type="dxa" w:w="2360"/>
+          </w:tcPr>
+          <w:p>
+            <w:pPr>
+              <w:spacing w:line="276"/>
+            </w:pPr>
+            <w:r>
+              <w:rPr>
+                <w:rFonts w:ascii="Times New Roman" w:cs="Times New Roman" w:eastAsia="Times New Roman" w:hAnsi="Times New Roman"/>
+                <w:sz w:val="20"/>
+                <w:szCs w:val="20"/>
+              </w:rPr>
+              <w:t xml:space="preserve">&gt;=516,567</w:t>
             </w:r>
           </w:p>
         </w:tc>
@@ -6581,145 +6552,145 @@
       <w:tr>
         <w:tc>
           <w:tcPr>
-            <w:tcW w:type="dxa" w:w="2200"/>
-          </w:tcPr>
-          <w:p>
-            <w:pPr>
-              <w:spacing w:line="276"/>
-            </w:pPr>
-            <w:r>
-              <w:rPr>
-                <w:rFonts w:ascii="Times New Roman" w:cs="Times New Roman" w:eastAsia="Times New Roman" w:hAnsi="Times New Roman"/>
-                <w:sz w:val="20"/>
-                <w:szCs w:val="20"/>
-              </w:rPr>
-              <w:t xml:space="preserve">Pengikut Baru (Bulan Ini)</w:t>
-            </w:r>
-          </w:p>
-        </w:tc>
-        <w:tc>
-          <w:tcPr>
-            <w:tcW w:type="dxa" w:w="900"/>
-          </w:tcPr>
-          <w:p>
-            <w:pPr>
-              <w:spacing w:line="276"/>
-            </w:pPr>
-            <w:r>
-              <w:rPr>
-                <w:rFonts w:ascii="Times New Roman" w:cs="Times New Roman" w:eastAsia="Times New Roman" w:hAnsi="Times New Roman"/>
-                <w:sz w:val="20"/>
-                <w:szCs w:val="20"/>
-              </w:rPr>
-              <w:t xml:space="preserve">⚠️</w:t>
-            </w:r>
-          </w:p>
-        </w:tc>
-        <w:tc>
-          <w:tcPr>
-            <w:tcW w:type="dxa" w:w="900"/>
-          </w:tcPr>
-          <w:p>
-            <w:pPr>
-              <w:spacing w:line="276"/>
-            </w:pPr>
-            <w:r>
-              <w:rPr>
-                <w:rFonts w:ascii="Times New Roman" w:cs="Times New Roman" w:eastAsia="Times New Roman" w:hAnsi="Times New Roman"/>
-                <w:sz w:val="20"/>
-                <w:szCs w:val="20"/>
-              </w:rPr>
-              <w:t xml:space="preserve">⚠️</w:t>
-            </w:r>
-          </w:p>
-        </w:tc>
-        <w:tc>
-          <w:tcPr>
-            <w:tcW w:type="dxa" w:w="900"/>
-          </w:tcPr>
-          <w:p>
-            <w:pPr>
-              <w:spacing w:line="276"/>
-            </w:pPr>
-            <w:r>
-              <w:rPr>
-                <w:rFonts w:ascii="Times New Roman" w:cs="Times New Roman" w:eastAsia="Times New Roman" w:hAnsi="Times New Roman"/>
-                <w:sz w:val="20"/>
-                <w:szCs w:val="20"/>
-              </w:rPr>
-              <w:t xml:space="preserve">⚠️</w:t>
-            </w:r>
-          </w:p>
-        </w:tc>
-        <w:tc>
-          <w:tcPr>
-            <w:tcW w:type="dxa" w:w="900"/>
-          </w:tcPr>
-          <w:p>
-            <w:pPr>
-              <w:spacing w:line="276"/>
-            </w:pPr>
-            <w:r>
-              <w:rPr>
-                <w:rFonts w:ascii="Times New Roman" w:cs="Times New Roman" w:eastAsia="Times New Roman" w:hAnsi="Times New Roman"/>
-                <w:sz w:val="20"/>
-                <w:szCs w:val="20"/>
-              </w:rPr>
-              <w:t xml:space="preserve">⚠️</w:t>
-            </w:r>
-          </w:p>
-        </w:tc>
-        <w:tc>
-          <w:tcPr>
-            <w:tcW w:type="dxa" w:w="900"/>
-          </w:tcPr>
-          <w:p>
-            <w:pPr>
-              <w:spacing w:line="276"/>
-            </w:pPr>
-            <w:r>
-              <w:rPr>
-                <w:rFonts w:ascii="Times New Roman" w:cs="Times New Roman" w:eastAsia="Times New Roman" w:hAnsi="Times New Roman"/>
-                <w:sz w:val="20"/>
-                <w:szCs w:val="20"/>
-              </w:rPr>
-              <w:t xml:space="preserve">⚠️</w:t>
-            </w:r>
-          </w:p>
-        </w:tc>
-        <w:tc>
-          <w:tcPr>
-            <w:tcW w:type="dxa" w:w="900"/>
-          </w:tcPr>
-          <w:p>
-            <w:pPr>
-              <w:spacing w:line="276"/>
-            </w:pPr>
-            <w:r>
-              <w:rPr>
-                <w:rFonts w:ascii="Times New Roman" w:cs="Times New Roman" w:eastAsia="Times New Roman" w:hAnsi="Times New Roman"/>
-                <w:sz w:val="20"/>
-                <w:szCs w:val="20"/>
-              </w:rPr>
-              <w:t xml:space="preserve">⚠️</w:t>
-            </w:r>
-          </w:p>
-        </w:tc>
-        <w:tc>
-          <w:tcPr>
-            <w:tcW w:type="dxa" w:w="1960"/>
-          </w:tcPr>
-          <w:p>
-            <w:pPr>
-              <w:spacing w:line="276"/>
-            </w:pPr>
-            <w:r>
-              <w:rPr>
-                <w:rFonts w:ascii="Times New Roman" w:cs="Times New Roman" w:eastAsia="Times New Roman" w:hAnsi="Times New Roman"/>
-                <w:sz w:val="20"/>
-                <w:szCs w:val="20"/>
-              </w:rPr>
-              <w:t xml:space="preserve">⚠️ JUMLAH</w:t>
+            <w:tcW w:type="dxa" w:w="2500"/>
+          </w:tcPr>
+          <w:p>
+            <w:pPr>
+              <w:spacing w:line="276"/>
+            </w:pPr>
+            <w:r>
+              <w:rPr>
+                <w:rFonts w:ascii="Times New Roman" w:cs="Times New Roman" w:eastAsia="Times New Roman" w:hAnsi="Times New Roman"/>
+                <w:sz w:val="20"/>
+                <w:szCs w:val="20"/>
+              </w:rPr>
+              <w:t xml:space="preserve">  — Berbayar / TikTok Ads (dari Mac 2026)</w:t>
+            </w:r>
+          </w:p>
+        </w:tc>
+        <w:tc>
+          <w:tcPr>
+            <w:tcW w:type="dxa" w:w="750"/>
+          </w:tcPr>
+          <w:p>
+            <w:pPr>
+              <w:spacing w:line="276"/>
+            </w:pPr>
+            <w:r>
+              <w:rPr>
+                <w:rFonts w:ascii="Times New Roman" w:cs="Times New Roman" w:eastAsia="Times New Roman" w:hAnsi="Times New Roman"/>
+                <w:sz w:val="20"/>
+                <w:szCs w:val="20"/>
+              </w:rPr>
+              <w:t xml:space="preserve">-</w:t>
+            </w:r>
+          </w:p>
+        </w:tc>
+        <w:tc>
+          <w:tcPr>
+            <w:tcW w:type="dxa" w:w="750"/>
+          </w:tcPr>
+          <w:p>
+            <w:pPr>
+              <w:spacing w:line="276"/>
+            </w:pPr>
+            <w:r>
+              <w:rPr>
+                <w:rFonts w:ascii="Times New Roman" w:cs="Times New Roman" w:eastAsia="Times New Roman" w:hAnsi="Times New Roman"/>
+                <w:sz w:val="20"/>
+                <w:szCs w:val="20"/>
+              </w:rPr>
+              <w:t xml:space="preserve">-</w:t>
+            </w:r>
+          </w:p>
+        </w:tc>
+        <w:tc>
+          <w:tcPr>
+            <w:tcW w:type="dxa" w:w="750"/>
+          </w:tcPr>
+          <w:p>
+            <w:pPr>
+              <w:spacing w:line="276"/>
+            </w:pPr>
+            <w:r>
+              <w:rPr>
+                <w:rFonts w:ascii="Times New Roman" w:cs="Times New Roman" w:eastAsia="Times New Roman" w:hAnsi="Times New Roman"/>
+                <w:sz w:val="20"/>
+                <w:szCs w:val="20"/>
+              </w:rPr>
+              <w:t xml:space="preserve">ada</w:t>
+            </w:r>
+          </w:p>
+        </w:tc>
+        <w:tc>
+          <w:tcPr>
+            <w:tcW w:type="dxa" w:w="750"/>
+          </w:tcPr>
+          <w:p>
+            <w:pPr>
+              <w:spacing w:line="276"/>
+            </w:pPr>
+            <w:r>
+              <w:rPr>
+                <w:rFonts w:ascii="Times New Roman" w:cs="Times New Roman" w:eastAsia="Times New Roman" w:hAnsi="Times New Roman"/>
+                <w:sz w:val="20"/>
+                <w:szCs w:val="20"/>
+              </w:rPr>
+              <w:t xml:space="preserve">ada</w:t>
+            </w:r>
+          </w:p>
+        </w:tc>
+        <w:tc>
+          <w:tcPr>
+            <w:tcW w:type="dxa" w:w="750"/>
+          </w:tcPr>
+          <w:p>
+            <w:pPr>
+              <w:spacing w:line="276"/>
+            </w:pPr>
+            <w:r>
+              <w:rPr>
+                <w:rFonts w:ascii="Times New Roman" w:cs="Times New Roman" w:eastAsia="Times New Roman" w:hAnsi="Times New Roman"/>
+                <w:sz w:val="20"/>
+                <w:szCs w:val="20"/>
+              </w:rPr>
+              <w:t xml:space="preserve">ada</w:t>
+            </w:r>
+          </w:p>
+        </w:tc>
+        <w:tc>
+          <w:tcPr>
+            <w:tcW w:type="dxa" w:w="750"/>
+          </w:tcPr>
+          <w:p>
+            <w:pPr>
+              <w:spacing w:line="276"/>
+            </w:pPr>
+            <w:r>
+              <w:rPr>
+                <w:rFonts w:ascii="Times New Roman" w:cs="Times New Roman" w:eastAsia="Times New Roman" w:hAnsi="Times New Roman"/>
+                <w:sz w:val="20"/>
+                <w:szCs w:val="20"/>
+              </w:rPr>
+              <w:t xml:space="preserve">ada</w:t>
+            </w:r>
+          </w:p>
+        </w:tc>
+        <w:tc>
+          <w:tcPr>
+            <w:tcW w:type="dxa" w:w="2360"/>
+          </w:tcPr>
+          <w:p>
+            <w:pPr>
+              <w:spacing w:line="276"/>
+            </w:pPr>
+            <w:r>
+              <w:rPr>
+                <w:rFonts w:ascii="Times New Roman" w:cs="Times New Roman" w:eastAsia="Times New Roman" w:hAnsi="Times New Roman"/>
+                <w:sz w:val="20"/>
+                <w:szCs w:val="20"/>
+              </w:rPr>
+              <w:t xml:space="preserve">1,324,018</w:t>
             </w:r>
           </w:p>
         </w:tc>
@@ -6727,145 +6698,145 @@
       <w:tr>
         <w:tc>
           <w:tcPr>
-            <w:tcW w:type="dxa" w:w="2200"/>
-          </w:tcPr>
-          <w:p>
-            <w:pPr>
-              <w:spacing w:line="276"/>
-            </w:pPr>
-            <w:r>
-              <w:rPr>
-                <w:rFonts w:ascii="Times New Roman" w:cs="Times New Roman" w:eastAsia="Times New Roman" w:hAnsi="Times New Roman"/>
-                <w:sz w:val="20"/>
-                <w:szCs w:val="20"/>
-              </w:rPr>
-              <w:t xml:space="preserve">Likes</w:t>
-            </w:r>
-          </w:p>
-        </w:tc>
-        <w:tc>
-          <w:tcPr>
-            <w:tcW w:type="dxa" w:w="900"/>
-          </w:tcPr>
-          <w:p>
-            <w:pPr>
-              <w:spacing w:line="276"/>
-            </w:pPr>
-            <w:r>
-              <w:rPr>
-                <w:rFonts w:ascii="Times New Roman" w:cs="Times New Roman" w:eastAsia="Times New Roman" w:hAnsi="Times New Roman"/>
-                <w:sz w:val="20"/>
-                <w:szCs w:val="20"/>
-              </w:rPr>
-              <w:t xml:space="preserve">⚠️</w:t>
-            </w:r>
-          </w:p>
-        </w:tc>
-        <w:tc>
-          <w:tcPr>
-            <w:tcW w:type="dxa" w:w="900"/>
-          </w:tcPr>
-          <w:p>
-            <w:pPr>
-              <w:spacing w:line="276"/>
-            </w:pPr>
-            <w:r>
-              <w:rPr>
-                <w:rFonts w:ascii="Times New Roman" w:cs="Times New Roman" w:eastAsia="Times New Roman" w:hAnsi="Times New Roman"/>
-                <w:sz w:val="20"/>
-                <w:szCs w:val="20"/>
-              </w:rPr>
-              <w:t xml:space="preserve">⚠️</w:t>
-            </w:r>
-          </w:p>
-        </w:tc>
-        <w:tc>
-          <w:tcPr>
-            <w:tcW w:type="dxa" w:w="900"/>
-          </w:tcPr>
-          <w:p>
-            <w:pPr>
-              <w:spacing w:line="276"/>
-            </w:pPr>
-            <w:r>
-              <w:rPr>
-                <w:rFonts w:ascii="Times New Roman" w:cs="Times New Roman" w:eastAsia="Times New Roman" w:hAnsi="Times New Roman"/>
-                <w:sz w:val="20"/>
-                <w:szCs w:val="20"/>
-              </w:rPr>
-              <w:t xml:space="preserve">⚠️</w:t>
-            </w:r>
-          </w:p>
-        </w:tc>
-        <w:tc>
-          <w:tcPr>
-            <w:tcW w:type="dxa" w:w="900"/>
-          </w:tcPr>
-          <w:p>
-            <w:pPr>
-              <w:spacing w:line="276"/>
-            </w:pPr>
-            <w:r>
-              <w:rPr>
-                <w:rFonts w:ascii="Times New Roman" w:cs="Times New Roman" w:eastAsia="Times New Roman" w:hAnsi="Times New Roman"/>
-                <w:sz w:val="20"/>
-                <w:szCs w:val="20"/>
-              </w:rPr>
-              <w:t xml:space="preserve">⚠️</w:t>
-            </w:r>
-          </w:p>
-        </w:tc>
-        <w:tc>
-          <w:tcPr>
-            <w:tcW w:type="dxa" w:w="900"/>
-          </w:tcPr>
-          <w:p>
-            <w:pPr>
-              <w:spacing w:line="276"/>
-            </w:pPr>
-            <w:r>
-              <w:rPr>
-                <w:rFonts w:ascii="Times New Roman" w:cs="Times New Roman" w:eastAsia="Times New Roman" w:hAnsi="Times New Roman"/>
-                <w:sz w:val="20"/>
-                <w:szCs w:val="20"/>
-              </w:rPr>
-              <w:t xml:space="preserve">⚠️</w:t>
-            </w:r>
-          </w:p>
-        </w:tc>
-        <w:tc>
-          <w:tcPr>
-            <w:tcW w:type="dxa" w:w="900"/>
-          </w:tcPr>
-          <w:p>
-            <w:pPr>
-              <w:spacing w:line="276"/>
-            </w:pPr>
-            <w:r>
-              <w:rPr>
-                <w:rFonts w:ascii="Times New Roman" w:cs="Times New Roman" w:eastAsia="Times New Roman" w:hAnsi="Times New Roman"/>
-                <w:sz w:val="20"/>
-                <w:szCs w:val="20"/>
-              </w:rPr>
-              <w:t xml:space="preserve">⚠️</w:t>
-            </w:r>
-          </w:p>
-        </w:tc>
-        <w:tc>
-          <w:tcPr>
-            <w:tcW w:type="dxa" w:w="1960"/>
-          </w:tcPr>
-          <w:p>
-            <w:pPr>
-              <w:spacing w:line="276"/>
-            </w:pPr>
-            <w:r>
-              <w:rPr>
-                <w:rFonts w:ascii="Times New Roman" w:cs="Times New Roman" w:eastAsia="Times New Roman" w:hAnsi="Times New Roman"/>
-                <w:sz w:val="20"/>
-                <w:szCs w:val="20"/>
-              </w:rPr>
-              <w:t xml:space="preserve">⚠️ JUMLAH</w:t>
+            <w:tcW w:type="dxa" w:w="2500"/>
+          </w:tcPr>
+          <w:p>
+            <w:pPr>
+              <w:spacing w:line="276"/>
+            </w:pPr>
+            <w:r>
+              <w:rPr>
+                <w:rFonts w:ascii="Times New Roman" w:cs="Times New Roman" w:eastAsia="Times New Roman" w:hAnsi="Times New Roman"/>
+                <w:sz w:val="20"/>
+                <w:szCs w:val="20"/>
+              </w:rPr>
+              <w:t xml:space="preserve">Jangkauan Audiens (Reached Audience)</w:t>
+            </w:r>
+          </w:p>
+        </w:tc>
+        <w:tc>
+          <w:tcPr>
+            <w:tcW w:type="dxa" w:w="750"/>
+          </w:tcPr>
+          <w:p>
+            <w:pPr>
+              <w:spacing w:line="276"/>
+            </w:pPr>
+            <w:r>
+              <w:rPr>
+                <w:rFonts w:ascii="Times New Roman" w:cs="Times New Roman" w:eastAsia="Times New Roman" w:hAnsi="Times New Roman"/>
+                <w:sz w:val="20"/>
+                <w:szCs w:val="20"/>
+              </w:rPr>
+              <w:t xml:space="preserve">n/a</w:t>
+            </w:r>
+          </w:p>
+        </w:tc>
+        <w:tc>
+          <w:tcPr>
+            <w:tcW w:type="dxa" w:w="750"/>
+          </w:tcPr>
+          <w:p>
+            <w:pPr>
+              <w:spacing w:line="276"/>
+            </w:pPr>
+            <w:r>
+              <w:rPr>
+                <w:rFonts w:ascii="Times New Roman" w:cs="Times New Roman" w:eastAsia="Times New Roman" w:hAnsi="Times New Roman"/>
+                <w:sz w:val="20"/>
+                <w:szCs w:val="20"/>
+              </w:rPr>
+              <w:t xml:space="preserve">n/a</w:t>
+            </w:r>
+          </w:p>
+        </w:tc>
+        <w:tc>
+          <w:tcPr>
+            <w:tcW w:type="dxa" w:w="750"/>
+          </w:tcPr>
+          <w:p>
+            <w:pPr>
+              <w:spacing w:line="276"/>
+            </w:pPr>
+            <w:r>
+              <w:rPr>
+                <w:rFonts w:ascii="Times New Roman" w:cs="Times New Roman" w:eastAsia="Times New Roman" w:hAnsi="Times New Roman"/>
+                <w:sz w:val="20"/>
+                <w:szCs w:val="20"/>
+              </w:rPr>
+              <w:t xml:space="preserve">n/a</w:t>
+            </w:r>
+          </w:p>
+        </w:tc>
+        <w:tc>
+          <w:tcPr>
+            <w:tcW w:type="dxa" w:w="750"/>
+          </w:tcPr>
+          <w:p>
+            <w:pPr>
+              <w:spacing w:line="276"/>
+            </w:pPr>
+            <w:r>
+              <w:rPr>
+                <w:rFonts w:ascii="Times New Roman" w:cs="Times New Roman" w:eastAsia="Times New Roman" w:hAnsi="Times New Roman"/>
+                <w:sz w:val="20"/>
+                <w:szCs w:val="20"/>
+              </w:rPr>
+              <w:t xml:space="preserve">n/a</w:t>
+            </w:r>
+          </w:p>
+        </w:tc>
+        <w:tc>
+          <w:tcPr>
+            <w:tcW w:type="dxa" w:w="750"/>
+          </w:tcPr>
+          <w:p>
+            <w:pPr>
+              <w:spacing w:line="276"/>
+            </w:pPr>
+            <w:r>
+              <w:rPr>
+                <w:rFonts w:ascii="Times New Roman" w:cs="Times New Roman" w:eastAsia="Times New Roman" w:hAnsi="Times New Roman"/>
+                <w:sz w:val="20"/>
+                <w:szCs w:val="20"/>
+              </w:rPr>
+              <w:t xml:space="preserve">n/a</w:t>
+            </w:r>
+          </w:p>
+        </w:tc>
+        <w:tc>
+          <w:tcPr>
+            <w:tcW w:type="dxa" w:w="750"/>
+          </w:tcPr>
+          <w:p>
+            <w:pPr>
+              <w:spacing w:line="276"/>
+            </w:pPr>
+            <w:r>
+              <w:rPr>
+                <w:rFonts w:ascii="Times New Roman" w:cs="Times New Roman" w:eastAsia="Times New Roman" w:hAnsi="Times New Roman"/>
+                <w:sz w:val="20"/>
+                <w:szCs w:val="20"/>
+              </w:rPr>
+              <w:t xml:space="preserve">n/a</w:t>
+            </w:r>
+          </w:p>
+        </w:tc>
+        <w:tc>
+          <w:tcPr>
+            <w:tcW w:type="dxa" w:w="2360"/>
+          </w:tcPr>
+          <w:p>
+            <w:pPr>
+              <w:spacing w:line="276"/>
+            </w:pPr>
+            <w:r>
+              <w:rPr>
+                <w:rFonts w:ascii="Times New Roman" w:cs="Times New Roman" w:eastAsia="Times New Roman" w:hAnsi="Times New Roman"/>
+                <w:sz w:val="20"/>
+                <w:szCs w:val="20"/>
+              </w:rPr>
+              <w:t xml:space="preserve">2,622,406</w:t>
             </w:r>
           </w:p>
         </w:tc>
@@ -6873,145 +6844,145 @@
       <w:tr>
         <w:tc>
           <w:tcPr>
-            <w:tcW w:type="dxa" w:w="2200"/>
-          </w:tcPr>
-          <w:p>
-            <w:pPr>
-              <w:spacing w:line="276"/>
-            </w:pPr>
-            <w:r>
-              <w:rPr>
-                <w:rFonts w:ascii="Times New Roman" w:cs="Times New Roman" w:eastAsia="Times New Roman" w:hAnsi="Times New Roman"/>
-                <w:sz w:val="20"/>
-                <w:szCs w:val="20"/>
-              </w:rPr>
-              <w:t xml:space="preserve">Komen</w:t>
-            </w:r>
-          </w:p>
-        </w:tc>
-        <w:tc>
-          <w:tcPr>
-            <w:tcW w:type="dxa" w:w="900"/>
-          </w:tcPr>
-          <w:p>
-            <w:pPr>
-              <w:spacing w:line="276"/>
-            </w:pPr>
-            <w:r>
-              <w:rPr>
-                <w:rFonts w:ascii="Times New Roman" w:cs="Times New Roman" w:eastAsia="Times New Roman" w:hAnsi="Times New Roman"/>
-                <w:sz w:val="20"/>
-                <w:szCs w:val="20"/>
-              </w:rPr>
-              <w:t xml:space="preserve">⚠️</w:t>
-            </w:r>
-          </w:p>
-        </w:tc>
-        <w:tc>
-          <w:tcPr>
-            <w:tcW w:type="dxa" w:w="900"/>
-          </w:tcPr>
-          <w:p>
-            <w:pPr>
-              <w:spacing w:line="276"/>
-            </w:pPr>
-            <w:r>
-              <w:rPr>
-                <w:rFonts w:ascii="Times New Roman" w:cs="Times New Roman" w:eastAsia="Times New Roman" w:hAnsi="Times New Roman"/>
-                <w:sz w:val="20"/>
-                <w:szCs w:val="20"/>
-              </w:rPr>
-              <w:t xml:space="preserve">⚠️</w:t>
-            </w:r>
-          </w:p>
-        </w:tc>
-        <w:tc>
-          <w:tcPr>
-            <w:tcW w:type="dxa" w:w="900"/>
-          </w:tcPr>
-          <w:p>
-            <w:pPr>
-              <w:spacing w:line="276"/>
-            </w:pPr>
-            <w:r>
-              <w:rPr>
-                <w:rFonts w:ascii="Times New Roman" w:cs="Times New Roman" w:eastAsia="Times New Roman" w:hAnsi="Times New Roman"/>
-                <w:sz w:val="20"/>
-                <w:szCs w:val="20"/>
-              </w:rPr>
-              <w:t xml:space="preserve">⚠️</w:t>
-            </w:r>
-          </w:p>
-        </w:tc>
-        <w:tc>
-          <w:tcPr>
-            <w:tcW w:type="dxa" w:w="900"/>
-          </w:tcPr>
-          <w:p>
-            <w:pPr>
-              <w:spacing w:line="276"/>
-            </w:pPr>
-            <w:r>
-              <w:rPr>
-                <w:rFonts w:ascii="Times New Roman" w:cs="Times New Roman" w:eastAsia="Times New Roman" w:hAnsi="Times New Roman"/>
-                <w:sz w:val="20"/>
-                <w:szCs w:val="20"/>
-              </w:rPr>
-              <w:t xml:space="preserve">⚠️</w:t>
-            </w:r>
-          </w:p>
-        </w:tc>
-        <w:tc>
-          <w:tcPr>
-            <w:tcW w:type="dxa" w:w="900"/>
-          </w:tcPr>
-          <w:p>
-            <w:pPr>
-              <w:spacing w:line="276"/>
-            </w:pPr>
-            <w:r>
-              <w:rPr>
-                <w:rFonts w:ascii="Times New Roman" w:cs="Times New Roman" w:eastAsia="Times New Roman" w:hAnsi="Times New Roman"/>
-                <w:sz w:val="20"/>
-                <w:szCs w:val="20"/>
-              </w:rPr>
-              <w:t xml:space="preserve">⚠️</w:t>
-            </w:r>
-          </w:p>
-        </w:tc>
-        <w:tc>
-          <w:tcPr>
-            <w:tcW w:type="dxa" w:w="900"/>
-          </w:tcPr>
-          <w:p>
-            <w:pPr>
-              <w:spacing w:line="276"/>
-            </w:pPr>
-            <w:r>
-              <w:rPr>
-                <w:rFonts w:ascii="Times New Roman" w:cs="Times New Roman" w:eastAsia="Times New Roman" w:hAnsi="Times New Roman"/>
-                <w:sz w:val="20"/>
-                <w:szCs w:val="20"/>
-              </w:rPr>
-              <w:t xml:space="preserve">⚠️</w:t>
-            </w:r>
-          </w:p>
-        </w:tc>
-        <w:tc>
-          <w:tcPr>
-            <w:tcW w:type="dxa" w:w="1960"/>
-          </w:tcPr>
-          <w:p>
-            <w:pPr>
-              <w:spacing w:line="276"/>
-            </w:pPr>
-            <w:r>
-              <w:rPr>
-                <w:rFonts w:ascii="Times New Roman" w:cs="Times New Roman" w:eastAsia="Times New Roman" w:hAnsi="Times New Roman"/>
-                <w:sz w:val="20"/>
-                <w:szCs w:val="20"/>
-              </w:rPr>
-              <w:t xml:space="preserve">⚠️ JUMLAH</w:t>
+            <w:tcW w:type="dxa" w:w="2500"/>
+          </w:tcPr>
+          <w:p>
+            <w:pPr>
+              <w:spacing w:line="276"/>
+            </w:pPr>
+            <w:r>
+              <w:rPr>
+                <w:rFonts w:ascii="Times New Roman" w:cs="Times New Roman" w:eastAsia="Times New Roman" w:hAnsi="Times New Roman"/>
+                <w:sz w:val="20"/>
+                <w:szCs w:val="20"/>
+              </w:rPr>
+              <w:t xml:space="preserve">Paparan Profil (Profile Views)</w:t>
+            </w:r>
+          </w:p>
+        </w:tc>
+        <w:tc>
+          <w:tcPr>
+            <w:tcW w:type="dxa" w:w="750"/>
+          </w:tcPr>
+          <w:p>
+            <w:pPr>
+              <w:spacing w:line="276"/>
+            </w:pPr>
+            <w:r>
+              <w:rPr>
+                <w:rFonts w:ascii="Times New Roman" w:cs="Times New Roman" w:eastAsia="Times New Roman" w:hAnsi="Times New Roman"/>
+                <w:sz w:val="20"/>
+                <w:szCs w:val="20"/>
+              </w:rPr>
+              <w:t xml:space="preserve">n/a</w:t>
+            </w:r>
+          </w:p>
+        </w:tc>
+        <w:tc>
+          <w:tcPr>
+            <w:tcW w:type="dxa" w:w="750"/>
+          </w:tcPr>
+          <w:p>
+            <w:pPr>
+              <w:spacing w:line="276"/>
+            </w:pPr>
+            <w:r>
+              <w:rPr>
+                <w:rFonts w:ascii="Times New Roman" w:cs="Times New Roman" w:eastAsia="Times New Roman" w:hAnsi="Times New Roman"/>
+                <w:sz w:val="20"/>
+                <w:szCs w:val="20"/>
+              </w:rPr>
+              <w:t xml:space="preserve">n/a</w:t>
+            </w:r>
+          </w:p>
+        </w:tc>
+        <w:tc>
+          <w:tcPr>
+            <w:tcW w:type="dxa" w:w="750"/>
+          </w:tcPr>
+          <w:p>
+            <w:pPr>
+              <w:spacing w:line="276"/>
+            </w:pPr>
+            <w:r>
+              <w:rPr>
+                <w:rFonts w:ascii="Times New Roman" w:cs="Times New Roman" w:eastAsia="Times New Roman" w:hAnsi="Times New Roman"/>
+                <w:sz w:val="20"/>
+                <w:szCs w:val="20"/>
+              </w:rPr>
+              <w:t xml:space="preserve">n/a</w:t>
+            </w:r>
+          </w:p>
+        </w:tc>
+        <w:tc>
+          <w:tcPr>
+            <w:tcW w:type="dxa" w:w="750"/>
+          </w:tcPr>
+          <w:p>
+            <w:pPr>
+              <w:spacing w:line="276"/>
+            </w:pPr>
+            <w:r>
+              <w:rPr>
+                <w:rFonts w:ascii="Times New Roman" w:cs="Times New Roman" w:eastAsia="Times New Roman" w:hAnsi="Times New Roman"/>
+                <w:sz w:val="20"/>
+                <w:szCs w:val="20"/>
+              </w:rPr>
+              <w:t xml:space="preserve">n/a</w:t>
+            </w:r>
+          </w:p>
+        </w:tc>
+        <w:tc>
+          <w:tcPr>
+            <w:tcW w:type="dxa" w:w="750"/>
+          </w:tcPr>
+          <w:p>
+            <w:pPr>
+              <w:spacing w:line="276"/>
+            </w:pPr>
+            <w:r>
+              <w:rPr>
+                <w:rFonts w:ascii="Times New Roman" w:cs="Times New Roman" w:eastAsia="Times New Roman" w:hAnsi="Times New Roman"/>
+                <w:sz w:val="20"/>
+                <w:szCs w:val="20"/>
+              </w:rPr>
+              <w:t xml:space="preserve">n/a</w:t>
+            </w:r>
+          </w:p>
+        </w:tc>
+        <w:tc>
+          <w:tcPr>
+            <w:tcW w:type="dxa" w:w="750"/>
+          </w:tcPr>
+          <w:p>
+            <w:pPr>
+              <w:spacing w:line="276"/>
+            </w:pPr>
+            <w:r>
+              <w:rPr>
+                <w:rFonts w:ascii="Times New Roman" w:cs="Times New Roman" w:eastAsia="Times New Roman" w:hAnsi="Times New Roman"/>
+                <w:sz w:val="20"/>
+                <w:szCs w:val="20"/>
+              </w:rPr>
+              <w:t xml:space="preserve">n/a</w:t>
+            </w:r>
+          </w:p>
+        </w:tc>
+        <w:tc>
+          <w:tcPr>
+            <w:tcW w:type="dxa" w:w="2360"/>
+          </w:tcPr>
+          <w:p>
+            <w:pPr>
+              <w:spacing w:line="276"/>
+            </w:pPr>
+            <w:r>
+              <w:rPr>
+                <w:rFonts w:ascii="Times New Roman" w:cs="Times New Roman" w:eastAsia="Times New Roman" w:hAnsi="Times New Roman"/>
+                <w:sz w:val="20"/>
+                <w:szCs w:val="20"/>
+              </w:rPr>
+              <w:t xml:space="preserve">15,251</w:t>
             </w:r>
           </w:p>
         </w:tc>
@@ -7019,145 +6990,145 @@
       <w:tr>
         <w:tc>
           <w:tcPr>
-            <w:tcW w:type="dxa" w:w="2200"/>
-          </w:tcPr>
-          <w:p>
-            <w:pPr>
-              <w:spacing w:line="276"/>
-            </w:pPr>
-            <w:r>
-              <w:rPr>
-                <w:rFonts w:ascii="Times New Roman" w:cs="Times New Roman" w:eastAsia="Times New Roman" w:hAnsi="Times New Roman"/>
-                <w:sz w:val="20"/>
-                <w:szCs w:val="20"/>
-              </w:rPr>
-              <w:t xml:space="preserve">Kongsi</w:t>
-            </w:r>
-          </w:p>
-        </w:tc>
-        <w:tc>
-          <w:tcPr>
-            <w:tcW w:type="dxa" w:w="900"/>
-          </w:tcPr>
-          <w:p>
-            <w:pPr>
-              <w:spacing w:line="276"/>
-            </w:pPr>
-            <w:r>
-              <w:rPr>
-                <w:rFonts w:ascii="Times New Roman" w:cs="Times New Roman" w:eastAsia="Times New Roman" w:hAnsi="Times New Roman"/>
-                <w:sz w:val="20"/>
-                <w:szCs w:val="20"/>
-              </w:rPr>
-              <w:t xml:space="preserve">⚠️</w:t>
-            </w:r>
-          </w:p>
-        </w:tc>
-        <w:tc>
-          <w:tcPr>
-            <w:tcW w:type="dxa" w:w="900"/>
-          </w:tcPr>
-          <w:p>
-            <w:pPr>
-              <w:spacing w:line="276"/>
-            </w:pPr>
-            <w:r>
-              <w:rPr>
-                <w:rFonts w:ascii="Times New Roman" w:cs="Times New Roman" w:eastAsia="Times New Roman" w:hAnsi="Times New Roman"/>
-                <w:sz w:val="20"/>
-                <w:szCs w:val="20"/>
-              </w:rPr>
-              <w:t xml:space="preserve">⚠️</w:t>
-            </w:r>
-          </w:p>
-        </w:tc>
-        <w:tc>
-          <w:tcPr>
-            <w:tcW w:type="dxa" w:w="900"/>
-          </w:tcPr>
-          <w:p>
-            <w:pPr>
-              <w:spacing w:line="276"/>
-            </w:pPr>
-            <w:r>
-              <w:rPr>
-                <w:rFonts w:ascii="Times New Roman" w:cs="Times New Roman" w:eastAsia="Times New Roman" w:hAnsi="Times New Roman"/>
-                <w:sz w:val="20"/>
-                <w:szCs w:val="20"/>
-              </w:rPr>
-              <w:t xml:space="preserve">⚠️</w:t>
-            </w:r>
-          </w:p>
-        </w:tc>
-        <w:tc>
-          <w:tcPr>
-            <w:tcW w:type="dxa" w:w="900"/>
-          </w:tcPr>
-          <w:p>
-            <w:pPr>
-              <w:spacing w:line="276"/>
-            </w:pPr>
-            <w:r>
-              <w:rPr>
-                <w:rFonts w:ascii="Times New Roman" w:cs="Times New Roman" w:eastAsia="Times New Roman" w:hAnsi="Times New Roman"/>
-                <w:sz w:val="20"/>
-                <w:szCs w:val="20"/>
-              </w:rPr>
-              <w:t xml:space="preserve">⚠️</w:t>
-            </w:r>
-          </w:p>
-        </w:tc>
-        <w:tc>
-          <w:tcPr>
-            <w:tcW w:type="dxa" w:w="900"/>
-          </w:tcPr>
-          <w:p>
-            <w:pPr>
-              <w:spacing w:line="276"/>
-            </w:pPr>
-            <w:r>
-              <w:rPr>
-                <w:rFonts w:ascii="Times New Roman" w:cs="Times New Roman" w:eastAsia="Times New Roman" w:hAnsi="Times New Roman"/>
-                <w:sz w:val="20"/>
-                <w:szCs w:val="20"/>
-              </w:rPr>
-              <w:t xml:space="preserve">⚠️</w:t>
-            </w:r>
-          </w:p>
-        </w:tc>
-        <w:tc>
-          <w:tcPr>
-            <w:tcW w:type="dxa" w:w="900"/>
-          </w:tcPr>
-          <w:p>
-            <w:pPr>
-              <w:spacing w:line="276"/>
-            </w:pPr>
-            <w:r>
-              <w:rPr>
-                <w:rFonts w:ascii="Times New Roman" w:cs="Times New Roman" w:eastAsia="Times New Roman" w:hAnsi="Times New Roman"/>
-                <w:sz w:val="20"/>
-                <w:szCs w:val="20"/>
-              </w:rPr>
-              <w:t xml:space="preserve">⚠️</w:t>
-            </w:r>
-          </w:p>
-        </w:tc>
-        <w:tc>
-          <w:tcPr>
-            <w:tcW w:type="dxa" w:w="1960"/>
-          </w:tcPr>
-          <w:p>
-            <w:pPr>
-              <w:spacing w:line="276"/>
-            </w:pPr>
-            <w:r>
-              <w:rPr>
-                <w:rFonts w:ascii="Times New Roman" w:cs="Times New Roman" w:eastAsia="Times New Roman" w:hAnsi="Times New Roman"/>
-                <w:sz w:val="20"/>
-                <w:szCs w:val="20"/>
-              </w:rPr>
-              <w:t xml:space="preserve">⚠️ JUMLAH</w:t>
+            <w:tcW w:type="dxa" w:w="2500"/>
+          </w:tcPr>
+          <w:p>
+            <w:pPr>
+              <w:spacing w:line="276"/>
+            </w:pPr>
+            <w:r>
+              <w:rPr>
+                <w:rFonts w:ascii="Times New Roman" w:cs="Times New Roman" w:eastAsia="Times New Roman" w:hAnsi="Times New Roman"/>
+                <w:sz w:val="20"/>
+                <w:szCs w:val="20"/>
+              </w:rPr>
+              <w:t xml:space="preserve">Pengikut (Akhir Jun 2026)</w:t>
+            </w:r>
+          </w:p>
+        </w:tc>
+        <w:tc>
+          <w:tcPr>
+            <w:tcW w:type="dxa" w:w="750"/>
+          </w:tcPr>
+          <w:p>
+            <w:pPr>
+              <w:spacing w:line="276"/>
+            </w:pPr>
+            <w:r>
+              <w:rPr>
+                <w:rFonts w:ascii="Times New Roman" w:cs="Times New Roman" w:eastAsia="Times New Roman" w:hAnsi="Times New Roman"/>
+                <w:sz w:val="20"/>
+                <w:szCs w:val="20"/>
+              </w:rPr>
+              <w:t xml:space="preserve">n/a</w:t>
+            </w:r>
+          </w:p>
+        </w:tc>
+        <w:tc>
+          <w:tcPr>
+            <w:tcW w:type="dxa" w:w="750"/>
+          </w:tcPr>
+          <w:p>
+            <w:pPr>
+              <w:spacing w:line="276"/>
+            </w:pPr>
+            <w:r>
+              <w:rPr>
+                <w:rFonts w:ascii="Times New Roman" w:cs="Times New Roman" w:eastAsia="Times New Roman" w:hAnsi="Times New Roman"/>
+                <w:sz w:val="20"/>
+                <w:szCs w:val="20"/>
+              </w:rPr>
+              <w:t xml:space="preserve">n/a</w:t>
+            </w:r>
+          </w:p>
+        </w:tc>
+        <w:tc>
+          <w:tcPr>
+            <w:tcW w:type="dxa" w:w="750"/>
+          </w:tcPr>
+          <w:p>
+            <w:pPr>
+              <w:spacing w:line="276"/>
+            </w:pPr>
+            <w:r>
+              <w:rPr>
+                <w:rFonts w:ascii="Times New Roman" w:cs="Times New Roman" w:eastAsia="Times New Roman" w:hAnsi="Times New Roman"/>
+                <w:sz w:val="20"/>
+                <w:szCs w:val="20"/>
+              </w:rPr>
+              <w:t xml:space="preserve">n/a</w:t>
+            </w:r>
+          </w:p>
+        </w:tc>
+        <w:tc>
+          <w:tcPr>
+            <w:tcW w:type="dxa" w:w="750"/>
+          </w:tcPr>
+          <w:p>
+            <w:pPr>
+              <w:spacing w:line="276"/>
+            </w:pPr>
+            <w:r>
+              <w:rPr>
+                <w:rFonts w:ascii="Times New Roman" w:cs="Times New Roman" w:eastAsia="Times New Roman" w:hAnsi="Times New Roman"/>
+                <w:sz w:val="20"/>
+                <w:szCs w:val="20"/>
+              </w:rPr>
+              <w:t xml:space="preserve">n/a</w:t>
+            </w:r>
+          </w:p>
+        </w:tc>
+        <w:tc>
+          <w:tcPr>
+            <w:tcW w:type="dxa" w:w="750"/>
+          </w:tcPr>
+          <w:p>
+            <w:pPr>
+              <w:spacing w:line="276"/>
+            </w:pPr>
+            <w:r>
+              <w:rPr>
+                <w:rFonts w:ascii="Times New Roman" w:cs="Times New Roman" w:eastAsia="Times New Roman" w:hAnsi="Times New Roman"/>
+                <w:sz w:val="20"/>
+                <w:szCs w:val="20"/>
+              </w:rPr>
+              <w:t xml:space="preserve">n/a</w:t>
+            </w:r>
+          </w:p>
+        </w:tc>
+        <w:tc>
+          <w:tcPr>
+            <w:tcW w:type="dxa" w:w="750"/>
+          </w:tcPr>
+          <w:p>
+            <w:pPr>
+              <w:spacing w:line="276"/>
+            </w:pPr>
+            <w:r>
+              <w:rPr>
+                <w:rFonts w:ascii="Times New Roman" w:cs="Times New Roman" w:eastAsia="Times New Roman" w:hAnsi="Times New Roman"/>
+                <w:sz w:val="20"/>
+                <w:szCs w:val="20"/>
+              </w:rPr>
+              <w:t xml:space="preserve">~13,800</w:t>
+            </w:r>
+          </w:p>
+        </w:tc>
+        <w:tc>
+          <w:tcPr>
+            <w:tcW w:type="dxa" w:w="2360"/>
+          </w:tcPr>
+          <w:p>
+            <w:pPr>
+              <w:spacing w:line="276"/>
+            </w:pPr>
+            <w:r>
+              <w:rPr>
+                <w:rFonts w:ascii="Times New Roman" w:cs="Times New Roman" w:eastAsia="Times New Roman" w:hAnsi="Times New Roman"/>
+                <w:sz w:val="20"/>
+                <w:szCs w:val="20"/>
+              </w:rPr>
+              <w:t xml:space="preserve">13,800</w:t>
             </w:r>
           </w:p>
         </w:tc>
@@ -7165,150 +7136,176 @@
       <w:tr>
         <w:tc>
           <w:tcPr>
-            <w:tcW w:type="dxa" w:w="2200"/>
-          </w:tcPr>
-          <w:p>
-            <w:pPr>
-              <w:spacing w:line="276"/>
-            </w:pPr>
-            <w:r>
-              <w:rPr>
-                <w:rFonts w:ascii="Times New Roman" w:cs="Times New Roman" w:eastAsia="Times New Roman" w:hAnsi="Times New Roman"/>
-                <w:sz w:val="20"/>
-                <w:szCs w:val="20"/>
-              </w:rPr>
-              <w:t xml:space="preserve">Kadar Penglibatan (%)</w:t>
-            </w:r>
-          </w:p>
-        </w:tc>
-        <w:tc>
-          <w:tcPr>
-            <w:tcW w:type="dxa" w:w="900"/>
-          </w:tcPr>
-          <w:p>
-            <w:pPr>
-              <w:spacing w:line="276"/>
-            </w:pPr>
-            <w:r>
-              <w:rPr>
-                <w:rFonts w:ascii="Times New Roman" w:cs="Times New Roman" w:eastAsia="Times New Roman" w:hAnsi="Times New Roman"/>
-                <w:sz w:val="20"/>
-                <w:szCs w:val="20"/>
-              </w:rPr>
-              <w:t xml:space="preserve">⚠️</w:t>
-            </w:r>
-          </w:p>
-        </w:tc>
-        <w:tc>
-          <w:tcPr>
-            <w:tcW w:type="dxa" w:w="900"/>
-          </w:tcPr>
-          <w:p>
-            <w:pPr>
-              <w:spacing w:line="276"/>
-            </w:pPr>
-            <w:r>
-              <w:rPr>
-                <w:rFonts w:ascii="Times New Roman" w:cs="Times New Roman" w:eastAsia="Times New Roman" w:hAnsi="Times New Roman"/>
-                <w:sz w:val="20"/>
-                <w:szCs w:val="20"/>
-              </w:rPr>
-              <w:t xml:space="preserve">⚠️</w:t>
-            </w:r>
-          </w:p>
-        </w:tc>
-        <w:tc>
-          <w:tcPr>
-            <w:tcW w:type="dxa" w:w="900"/>
-          </w:tcPr>
-          <w:p>
-            <w:pPr>
-              <w:spacing w:line="276"/>
-            </w:pPr>
-            <w:r>
-              <w:rPr>
-                <w:rFonts w:ascii="Times New Roman" w:cs="Times New Roman" w:eastAsia="Times New Roman" w:hAnsi="Times New Roman"/>
-                <w:sz w:val="20"/>
-                <w:szCs w:val="20"/>
-              </w:rPr>
-              <w:t xml:space="preserve">⚠️</w:t>
-            </w:r>
-          </w:p>
-        </w:tc>
-        <w:tc>
-          <w:tcPr>
-            <w:tcW w:type="dxa" w:w="900"/>
-          </w:tcPr>
-          <w:p>
-            <w:pPr>
-              <w:spacing w:line="276"/>
-            </w:pPr>
-            <w:r>
-              <w:rPr>
-                <w:rFonts w:ascii="Times New Roman" w:cs="Times New Roman" w:eastAsia="Times New Roman" w:hAnsi="Times New Roman"/>
-                <w:sz w:val="20"/>
-                <w:szCs w:val="20"/>
-              </w:rPr>
-              <w:t xml:space="preserve">⚠️</w:t>
-            </w:r>
-          </w:p>
-        </w:tc>
-        <w:tc>
-          <w:tcPr>
-            <w:tcW w:type="dxa" w:w="900"/>
-          </w:tcPr>
-          <w:p>
-            <w:pPr>
-              <w:spacing w:line="276"/>
-            </w:pPr>
-            <w:r>
-              <w:rPr>
-                <w:rFonts w:ascii="Times New Roman" w:cs="Times New Roman" w:eastAsia="Times New Roman" w:hAnsi="Times New Roman"/>
-                <w:sz w:val="20"/>
-                <w:szCs w:val="20"/>
-              </w:rPr>
-              <w:t xml:space="preserve">⚠️</w:t>
-            </w:r>
-          </w:p>
-        </w:tc>
-        <w:tc>
-          <w:tcPr>
-            <w:tcW w:type="dxa" w:w="900"/>
-          </w:tcPr>
-          <w:p>
-            <w:pPr>
-              <w:spacing w:line="276"/>
-            </w:pPr>
-            <w:r>
-              <w:rPr>
-                <w:rFonts w:ascii="Times New Roman" w:cs="Times New Roman" w:eastAsia="Times New Roman" w:hAnsi="Times New Roman"/>
-                <w:sz w:val="20"/>
-                <w:szCs w:val="20"/>
-              </w:rPr>
-              <w:t xml:space="preserve">⚠️</w:t>
-            </w:r>
-          </w:p>
-        </w:tc>
-        <w:tc>
-          <w:tcPr>
-            <w:tcW w:type="dxa" w:w="1960"/>
-          </w:tcPr>
-          <w:p>
-            <w:pPr>
-              <w:spacing w:line="276"/>
-            </w:pPr>
-            <w:r>
-              <w:rPr>
-                <w:rFonts w:ascii="Times New Roman" w:cs="Times New Roman" w:eastAsia="Times New Roman" w:hAnsi="Times New Roman"/>
-                <w:sz w:val="20"/>
-                <w:szCs w:val="20"/>
-              </w:rPr>
-              <w:t xml:space="preserve">⚠️ PURATA</w:t>
+            <w:tcW w:type="dxa" w:w="2500"/>
+          </w:tcPr>
+          <w:p>
+            <w:pPr>
+              <w:spacing w:line="276"/>
+            </w:pPr>
+            <w:r>
+              <w:rPr>
+                <w:rFonts w:ascii="Times New Roman" w:cs="Times New Roman" w:eastAsia="Times New Roman" w:hAnsi="Times New Roman"/>
+                <w:sz w:val="20"/>
+                <w:szCs w:val="20"/>
+              </w:rPr>
+              <w:t xml:space="preserve">Jumlah Likes Profil (kumulatif)</w:t>
+            </w:r>
+          </w:p>
+        </w:tc>
+        <w:tc>
+          <w:tcPr>
+            <w:tcW w:type="dxa" w:w="750"/>
+          </w:tcPr>
+          <w:p>
+            <w:pPr>
+              <w:spacing w:line="276"/>
+            </w:pPr>
+            <w:r>
+              <w:rPr>
+                <w:rFonts w:ascii="Times New Roman" w:cs="Times New Roman" w:eastAsia="Times New Roman" w:hAnsi="Times New Roman"/>
+                <w:sz w:val="20"/>
+                <w:szCs w:val="20"/>
+              </w:rPr>
+              <w:t xml:space="preserve">n/a</w:t>
+            </w:r>
+          </w:p>
+        </w:tc>
+        <w:tc>
+          <w:tcPr>
+            <w:tcW w:type="dxa" w:w="750"/>
+          </w:tcPr>
+          <w:p>
+            <w:pPr>
+              <w:spacing w:line="276"/>
+            </w:pPr>
+            <w:r>
+              <w:rPr>
+                <w:rFonts w:ascii="Times New Roman" w:cs="Times New Roman" w:eastAsia="Times New Roman" w:hAnsi="Times New Roman"/>
+                <w:sz w:val="20"/>
+                <w:szCs w:val="20"/>
+              </w:rPr>
+              <w:t xml:space="preserve">n/a</w:t>
+            </w:r>
+          </w:p>
+        </w:tc>
+        <w:tc>
+          <w:tcPr>
+            <w:tcW w:type="dxa" w:w="750"/>
+          </w:tcPr>
+          <w:p>
+            <w:pPr>
+              <w:spacing w:line="276"/>
+            </w:pPr>
+            <w:r>
+              <w:rPr>
+                <w:rFonts w:ascii="Times New Roman" w:cs="Times New Roman" w:eastAsia="Times New Roman" w:hAnsi="Times New Roman"/>
+                <w:sz w:val="20"/>
+                <w:szCs w:val="20"/>
+              </w:rPr>
+              <w:t xml:space="preserve">n/a</w:t>
+            </w:r>
+          </w:p>
+        </w:tc>
+        <w:tc>
+          <w:tcPr>
+            <w:tcW w:type="dxa" w:w="750"/>
+          </w:tcPr>
+          <w:p>
+            <w:pPr>
+              <w:spacing w:line="276"/>
+            </w:pPr>
+            <w:r>
+              <w:rPr>
+                <w:rFonts w:ascii="Times New Roman" w:cs="Times New Roman" w:eastAsia="Times New Roman" w:hAnsi="Times New Roman"/>
+                <w:sz w:val="20"/>
+                <w:szCs w:val="20"/>
+              </w:rPr>
+              <w:t xml:space="preserve">n/a</w:t>
+            </w:r>
+          </w:p>
+        </w:tc>
+        <w:tc>
+          <w:tcPr>
+            <w:tcW w:type="dxa" w:w="750"/>
+          </w:tcPr>
+          <w:p>
+            <w:pPr>
+              <w:spacing w:line="276"/>
+            </w:pPr>
+            <w:r>
+              <w:rPr>
+                <w:rFonts w:ascii="Times New Roman" w:cs="Times New Roman" w:eastAsia="Times New Roman" w:hAnsi="Times New Roman"/>
+                <w:sz w:val="20"/>
+                <w:szCs w:val="20"/>
+              </w:rPr>
+              <w:t xml:space="preserve">n/a</w:t>
+            </w:r>
+          </w:p>
+        </w:tc>
+        <w:tc>
+          <w:tcPr>
+            <w:tcW w:type="dxa" w:w="750"/>
+          </w:tcPr>
+          <w:p>
+            <w:pPr>
+              <w:spacing w:line="276"/>
+            </w:pPr>
+            <w:r>
+              <w:rPr>
+                <w:rFonts w:ascii="Times New Roman" w:cs="Times New Roman" w:eastAsia="Times New Roman" w:hAnsi="Times New Roman"/>
+                <w:sz w:val="20"/>
+                <w:szCs w:val="20"/>
+              </w:rPr>
+              <w:t xml:space="preserve">n/a</w:t>
+            </w:r>
+          </w:p>
+        </w:tc>
+        <w:tc>
+          <w:tcPr>
+            <w:tcW w:type="dxa" w:w="2360"/>
+          </w:tcPr>
+          <w:p>
+            <w:pPr>
+              <w:spacing w:line="276"/>
+            </w:pPr>
+            <w:r>
+              <w:rPr>
+                <w:rFonts w:ascii="Times New Roman" w:cs="Times New Roman" w:eastAsia="Times New Roman" w:hAnsi="Times New Roman"/>
+                <w:sz w:val="20"/>
+                <w:szCs w:val="20"/>
+              </w:rPr>
+              <w:t xml:space="preserve">118,500</w:t>
             </w:r>
           </w:p>
         </w:tc>
       </w:tr>
     </w:tbl>
+    <w:p>
+      <w:pPr>
+        <w:spacing w:line="360"/>
+      </w:pPr>
+      <w:r>
+        <w:rPr>
+          <w:rFonts w:ascii="Times New Roman" w:cs="Times New Roman" w:eastAsia="Times New Roman" w:hAnsi="Times New Roman"/>
+          <w:sz w:val="24"/>
+          <w:szCs w:val="24"/>
+        </w:rPr>
+        <w:t xml:space="preserve"/>
+      </w:r>
+    </w:p>
+    <w:p>
+      <w:pPr>
+        <w:spacing w:after="240" w:before="0" w:line="360" w:lineRule="auto"/>
+      </w:pPr>
+      <w:r>
+        <w:rPr>
+          <w:rFonts w:ascii="Times New Roman" w:cs="Times New Roman" w:eastAsia="Times New Roman" w:hAnsi="Times New Roman"/>
+          <w:sz w:val="24"/>
+          <w:szCs w:val="24"/>
+        </w:rPr>
+        <w:t xml:space="preserve">Data TikTok Analytics menunjukkan pecahan organik-berbayar bermula Mac 2026 - 17.65% tontonan adalah organik dan 82.35% adalah hasil TikTok Ads. Jangkauan audiens 2,622,406 mengatasi bilangan pengikut (13,800) dengan nisbah lebih 190:1, membuktikan algoritma TikTok sangat efektif dalam mengedarkan kandungan kepada bukan pengikut - ciri utama platform ini berbanding Instagram atau Facebook.</w:t>
+      </w:r>
+    </w:p>
     <w:p>
       <w:pPr>
         <w:spacing w:line="360"/>
@@ -7336,7 +7333,7 @@
           <w:sz w:val="22"/>
           <w:szCs w:val="22"/>
         </w:rPr>
-        <w:t xml:space="preserve">[ ⚠️  SCREENSHOT DIPERLUKAN: Lampiran B-1: TikTok Analytics → Overview → Tukar ke Jan 2026 → Screenshot keseluruhan halaman ]</w:t>
+        <w:t xml:space="preserve">[ ⚠️  SCREENSHOT DIPERLUKAN: Lampiran B-1: TikTok Analytics → Overview → Tukar ke Jan-Jun 2026 → Screenshot menunjukkan Video Views, Reached Audience, Profile Views dan organic vs. paid breakdown ]</w:t>
       </w:r>
     </w:p>
     <w:p>
@@ -7353,7 +7350,7 @@
           <w:sz w:val="22"/>
           <w:szCs w:val="22"/>
         </w:rPr>
-        <w:t xml:space="preserve">[ ⚠️  SCREENSHOT DIPERLUKAN: Lampiran B-2: TikTok Analytics → Overview → Tukar ke Feb/Mac/Apr/Mei/Jun → Screenshot setiap bulan ]</w:t>
+        <w:t xml:space="preserve">[ ⚠️  SCREENSHOT DIPERLUKAN: Lampiran B-2: TikTok Analytics → Content → Susun mengikut "Most Viewed" → Screenshot 5 video teratas ]</w:t>
       </w:r>
     </w:p>
     <w:p>
@@ -7370,52 +7367,35 @@
           <w:sz w:val="22"/>
           <w:szCs w:val="22"/>
         </w:rPr>
-        <w:t xml:space="preserve">[ ⚠️  SCREENSHOT DIPERLUKAN: Lampiran B-3: TikTok Analytics → Content → Susun mengikut "Most Viewed" → Screenshot 5 video teratas (tunjukkan views, likes, comments, shares) ]</w:t>
-      </w:r>
-    </w:p>
-    <w:p>
-      <w:pPr>
-        <w:spacing w:after="160" w:before="160" w:line="276"/>
-        <w:ind w:left="431" w:right="431"/>
+        <w:t xml:space="preserve">[ ⚠️  SCREENSHOT DIPERLUKAN: Lampiran B-3: TikTok Analytics → Followers → Screenshot Follower Growth dan Demographics ]</w:t>
+      </w:r>
+    </w:p>
+    <w:p>
+      <w:pPr>
+        <w:spacing w:line="360"/>
+      </w:pPr>
+      <w:r>
+        <w:rPr>
+          <w:rFonts w:ascii="Times New Roman" w:cs="Times New Roman" w:eastAsia="Times New Roman" w:hAnsi="Times New Roman"/>
+          <w:sz w:val="24"/>
+          <w:szCs w:val="24"/>
+        </w:rPr>
+        <w:t xml:space="preserve"/>
+      </w:r>
+    </w:p>
+    <w:p>
+      <w:pPr>
+        <w:spacing w:after="240" w:before="0" w:line="360" w:lineRule="auto"/>
       </w:pPr>
       <w:r>
         <w:rPr>
           <w:rFonts w:ascii="Times New Roman" w:cs="Times New Roman" w:eastAsia="Times New Roman" w:hAnsi="Times New Roman"/>
           <w:b/>
           <w:bCs/>
-          <w:color w:val="CC0000"/>
-          <w:sz w:val="22"/>
-          <w:szCs w:val="22"/>
-        </w:rPr>
-        <w:t xml:space="preserve">[ ⚠️  SCREENSHOT DIPERLUKAN: Lampiran B-4: TikTok Analytics → Followers → Screenshot bahagian "Follower Growth" dan "Demographics" (umur, jantina, lokasi) ]</w:t>
-      </w:r>
-    </w:p>
-    <w:p>
-      <w:pPr>
-        <w:spacing w:line="360"/>
-      </w:pPr>
-      <w:r>
-        <w:rPr>
-          <w:rFonts w:ascii="Times New Roman" w:cs="Times New Roman" w:eastAsia="Times New Roman" w:hAnsi="Times New Roman"/>
-          <w:sz w:val="24"/>
-          <w:szCs w:val="24"/>
-        </w:rPr>
-        <w:t xml:space="preserve"/>
-      </w:r>
-    </w:p>
-    <w:p>
-      <w:pPr>
-        <w:spacing w:after="240" w:before="0" w:line="360" w:lineRule="auto"/>
-      </w:pPr>
-      <w:r>
-        <w:rPr>
-          <w:rFonts w:ascii="Times New Roman" w:cs="Times New Roman" w:eastAsia="Times New Roman" w:hAnsi="Times New Roman"/>
-          <w:b/>
-          <w:bCs/>
-          <w:sz w:val="24"/>
-          <w:szCs w:val="24"/>
-        </w:rPr>
-        <w:t xml:space="preserve">Video TikTok 5 Teratas (Tontonan Tertinggi):</w:t>
+          <w:sz w:val="24"/>
+          <w:szCs w:val="24"/>
+        </w:rPr>
+        <w:t xml:space="preserve">Jadual 3.3: Video TikTok @tvet_lipis 5 Teratas Mengikut Tontonan</w:t>
       </w:r>
     </w:p>
     <w:p>
@@ -7444,17 +7424,16 @@
         </w:tblBorders>
       </w:tblPr>
       <w:tblGrid>
-        <w:gridCol w:w="2800"/>
-        <w:gridCol w:w="1200"/>
+        <w:gridCol w:w="3500"/>
+        <w:gridCol w:w="1400"/>
         <w:gridCol w:w="1000"/>
         <w:gridCol w:w="1000"/>
-        <w:gridCol w:w="1000"/>
-        <w:gridCol w:w="2360"/>
+        <w:gridCol w:w="2460"/>
       </w:tblGrid>
       <w:tr>
         <w:tc>
           <w:tcPr>
-            <w:tcW w:type="dxa" w:w="2800"/>
+            <w:tcW w:type="dxa" w:w="3500"/>
             <w:shd w:fill="D9D9D9" w:color="D9D9D9" w:val="clear"/>
           </w:tcPr>
           <w:p>
@@ -7469,13 +7448,13 @@
                 <w:sz w:val="20"/>
                 <w:szCs w:val="20"/>
               </w:rPr>
-              <w:t xml:space="preserve">Video (Tajuk/Tema)</w:t>
-            </w:r>
-          </w:p>
-        </w:tc>
-        <w:tc>
-          <w:tcPr>
-            <w:tcW w:type="dxa" w:w="1200"/>
+              <w:t xml:space="preserve">Tema / Tajuk Video</w:t>
+            </w:r>
+          </w:p>
+        </w:tc>
+        <w:tc>
+          <w:tcPr>
+            <w:tcW w:type="dxa" w:w="1400"/>
             <w:shd w:fill="D9D9D9" w:color="D9D9D9" w:val="clear"/>
           </w:tcPr>
           <w:p>
@@ -7538,7 +7517,7 @@
         </w:tc>
         <w:tc>
           <w:tcPr>
-            <w:tcW w:type="dxa" w:w="1000"/>
+            <w:tcW w:type="dxa" w:w="2460"/>
             <w:shd w:fill="D9D9D9" w:color="D9D9D9" w:val="clear"/>
           </w:tcPr>
           <w:p>
@@ -7557,62 +7536,41 @@
             </w:r>
           </w:p>
         </w:tc>
-        <w:tc>
-          <w:tcPr>
-            <w:tcW w:type="dxa" w:w="2360"/>
-            <w:shd w:fill="D9D9D9" w:color="D9D9D9" w:val="clear"/>
-          </w:tcPr>
-          <w:p>
-            <w:pPr>
-              <w:spacing w:line="276"/>
-            </w:pPr>
-            <w:r>
-              <w:rPr>
-                <w:rFonts w:ascii="Times New Roman" w:cs="Times New Roman" w:eastAsia="Times New Roman" w:hAnsi="Times New Roman"/>
-                <w:b/>
-                <w:bCs/>
-                <w:sz w:val="20"/>
-                <w:szCs w:val="20"/>
-              </w:rPr>
-              <w:t xml:space="preserve">Kadar Penglibatan (%)</w:t>
-            </w:r>
-          </w:p>
-        </w:tc>
       </w:tr>
       <w:tr>
         <w:tc>
           <w:tcPr>
-            <w:tcW w:type="dxa" w:w="2800"/>
-          </w:tcPr>
-          <w:p>
-            <w:pPr>
-              <w:spacing w:line="276"/>
-            </w:pPr>
-            <w:r>
-              <w:rPr>
-                <w:rFonts w:ascii="Times New Roman" w:cs="Times New Roman" w:eastAsia="Times New Roman" w:hAnsi="Times New Roman"/>
-                <w:sz w:val="20"/>
-                <w:szCs w:val="20"/>
-              </w:rPr>
-              <w:t xml:space="preserve">⚠️ ISI TAJUK/TEMA VIDEO 1</w:t>
-            </w:r>
-          </w:p>
-        </w:tc>
-        <w:tc>
-          <w:tcPr>
-            <w:tcW w:type="dxa" w:w="1200"/>
-          </w:tcPr>
-          <w:p>
-            <w:pPr>
-              <w:spacing w:line="276"/>
-            </w:pPr>
-            <w:r>
-              <w:rPr>
-                <w:rFonts w:ascii="Times New Roman" w:cs="Times New Roman" w:eastAsia="Times New Roman" w:hAnsi="Times New Roman"/>
-                <w:sz w:val="20"/>
-                <w:szCs w:val="20"/>
-              </w:rPr>
-              <w:t xml:space="preserve">⚠️</w:t>
+            <w:tcW w:type="dxa" w:w="3500"/>
+          </w:tcPr>
+          <w:p>
+            <w:pPr>
+              <w:spacing w:line="276"/>
+            </w:pPr>
+            <w:r>
+              <w:rPr>
+                <w:rFonts w:ascii="Times New Roman" w:cs="Times New Roman" w:eastAsia="Times New Roman" w:hAnsi="Times New Roman"/>
+                <w:sz w:val="20"/>
+                <w:szCs w:val="20"/>
+              </w:rPr>
+              <w:t xml:space="preserve">Ini adalah peluang kedua anda! (motivasi kerjaya / program TVET)</w:t>
+            </w:r>
+          </w:p>
+        </w:tc>
+        <w:tc>
+          <w:tcPr>
+            <w:tcW w:type="dxa" w:w="1400"/>
+          </w:tcPr>
+          <w:p>
+            <w:pPr>
+              <w:spacing w:line="276"/>
+            </w:pPr>
+            <w:r>
+              <w:rPr>
+                <w:rFonts w:ascii="Times New Roman" w:cs="Times New Roman" w:eastAsia="Times New Roman" w:hAnsi="Times New Roman"/>
+                <w:sz w:val="20"/>
+                <w:szCs w:val="20"/>
+              </w:rPr>
+              <w:t xml:space="preserve">3,800,000</w:t>
             </w:r>
           </w:p>
         </w:tc>
@@ -7630,7 +7588,7 @@
                 <w:sz w:val="20"/>
                 <w:szCs w:val="20"/>
               </w:rPr>
-              <w:t xml:space="preserve">⚠️</w:t>
+              <w:t xml:space="preserve">ISI</w:t>
             </w:r>
           </w:p>
         </w:tc>
@@ -7648,43 +7606,25 @@
                 <w:sz w:val="20"/>
                 <w:szCs w:val="20"/>
               </w:rPr>
-              <w:t xml:space="preserve">⚠️</w:t>
-            </w:r>
-          </w:p>
-        </w:tc>
-        <w:tc>
-          <w:tcPr>
-            <w:tcW w:type="dxa" w:w="1000"/>
-          </w:tcPr>
-          <w:p>
-            <w:pPr>
-              <w:spacing w:line="276"/>
-            </w:pPr>
-            <w:r>
-              <w:rPr>
-                <w:rFonts w:ascii="Times New Roman" w:cs="Times New Roman" w:eastAsia="Times New Roman" w:hAnsi="Times New Roman"/>
-                <w:sz w:val="20"/>
-                <w:szCs w:val="20"/>
-              </w:rPr>
-              <w:t xml:space="preserve">⚠️</w:t>
-            </w:r>
-          </w:p>
-        </w:tc>
-        <w:tc>
-          <w:tcPr>
-            <w:tcW w:type="dxa" w:w="2360"/>
-          </w:tcPr>
-          <w:p>
-            <w:pPr>
-              <w:spacing w:line="276"/>
-            </w:pPr>
-            <w:r>
-              <w:rPr>
-                <w:rFonts w:ascii="Times New Roman" w:cs="Times New Roman" w:eastAsia="Times New Roman" w:hAnsi="Times New Roman"/>
-                <w:sz w:val="20"/>
-                <w:szCs w:val="20"/>
-              </w:rPr>
-              <w:t xml:space="preserve">⚠️</w:t>
+              <w:t xml:space="preserve">ISI</w:t>
+            </w:r>
+          </w:p>
+        </w:tc>
+        <w:tc>
+          <w:tcPr>
+            <w:tcW w:type="dxa" w:w="2460"/>
+          </w:tcPr>
+          <w:p>
+            <w:pPr>
+              <w:spacing w:line="276"/>
+            </w:pPr>
+            <w:r>
+              <w:rPr>
+                <w:rFonts w:ascii="Times New Roman" w:cs="Times New Roman" w:eastAsia="Times New Roman" w:hAnsi="Times New Roman"/>
+                <w:sz w:val="20"/>
+                <w:szCs w:val="20"/>
+              </w:rPr>
+              <w:t xml:space="preserve">ISI</w:t>
             </w:r>
           </w:p>
         </w:tc>
@@ -7692,37 +7632,37 @@
       <w:tr>
         <w:tc>
           <w:tcPr>
-            <w:tcW w:type="dxa" w:w="2800"/>
-          </w:tcPr>
-          <w:p>
-            <w:pPr>
-              <w:spacing w:line="276"/>
-            </w:pPr>
-            <w:r>
-              <w:rPr>
-                <w:rFonts w:ascii="Times New Roman" w:cs="Times New Roman" w:eastAsia="Times New Roman" w:hAnsi="Times New Roman"/>
-                <w:sz w:val="20"/>
-                <w:szCs w:val="20"/>
-              </w:rPr>
-              <w:t xml:space="preserve">⚠️ ISI TAJUK/TEMA VIDEO 2</w:t>
-            </w:r>
-          </w:p>
-        </w:tc>
-        <w:tc>
-          <w:tcPr>
-            <w:tcW w:type="dxa" w:w="1200"/>
-          </w:tcPr>
-          <w:p>
-            <w:pPr>
-              <w:spacing w:line="276"/>
-            </w:pPr>
-            <w:r>
-              <w:rPr>
-                <w:rFonts w:ascii="Times New Roman" w:cs="Times New Roman" w:eastAsia="Times New Roman" w:hAnsi="Times New Roman"/>
-                <w:sz w:val="20"/>
-                <w:szCs w:val="20"/>
-              </w:rPr>
-              <w:t xml:space="preserve">⚠️</w:t>
+            <w:tcW w:type="dxa" w:w="3500"/>
+          </w:tcPr>
+          <w:p>
+            <w:pPr>
+              <w:spacing w:line="276"/>
+            </w:pPr>
+            <w:r>
+              <w:rPr>
+                <w:rFonts w:ascii="Times New Roman" w:cs="Times New Roman" w:eastAsia="Times New Roman" w:hAnsi="Times New Roman"/>
+                <w:sz w:val="20"/>
+                <w:szCs w:val="20"/>
+              </w:rPr>
+              <w:t xml:space="preserve">PERHATIAN KEPADA IBU BAPA (info program untuk ibu bapa)</w:t>
+            </w:r>
+          </w:p>
+        </w:tc>
+        <w:tc>
+          <w:tcPr>
+            <w:tcW w:type="dxa" w:w="1400"/>
+          </w:tcPr>
+          <w:p>
+            <w:pPr>
+              <w:spacing w:line="276"/>
+            </w:pPr>
+            <w:r>
+              <w:rPr>
+                <w:rFonts w:ascii="Times New Roman" w:cs="Times New Roman" w:eastAsia="Times New Roman" w:hAnsi="Times New Roman"/>
+                <w:sz w:val="20"/>
+                <w:szCs w:val="20"/>
+              </w:rPr>
+              <w:t xml:space="preserve">502,900</w:t>
             </w:r>
           </w:p>
         </w:tc>
@@ -7740,7 +7680,7 @@
                 <w:sz w:val="20"/>
                 <w:szCs w:val="20"/>
               </w:rPr>
-              <w:t xml:space="preserve">⚠️</w:t>
+              <w:t xml:space="preserve">ISI</w:t>
             </w:r>
           </w:p>
         </w:tc>
@@ -7758,43 +7698,25 @@
                 <w:sz w:val="20"/>
                 <w:szCs w:val="20"/>
               </w:rPr>
-              <w:t xml:space="preserve">⚠️</w:t>
-            </w:r>
-          </w:p>
-        </w:tc>
-        <w:tc>
-          <w:tcPr>
-            <w:tcW w:type="dxa" w:w="1000"/>
-          </w:tcPr>
-          <w:p>
-            <w:pPr>
-              <w:spacing w:line="276"/>
-            </w:pPr>
-            <w:r>
-              <w:rPr>
-                <w:rFonts w:ascii="Times New Roman" w:cs="Times New Roman" w:eastAsia="Times New Roman" w:hAnsi="Times New Roman"/>
-                <w:sz w:val="20"/>
-                <w:szCs w:val="20"/>
-              </w:rPr>
-              <w:t xml:space="preserve">⚠️</w:t>
-            </w:r>
-          </w:p>
-        </w:tc>
-        <w:tc>
-          <w:tcPr>
-            <w:tcW w:type="dxa" w:w="2360"/>
-          </w:tcPr>
-          <w:p>
-            <w:pPr>
-              <w:spacing w:line="276"/>
-            </w:pPr>
-            <w:r>
-              <w:rPr>
-                <w:rFonts w:ascii="Times New Roman" w:cs="Times New Roman" w:eastAsia="Times New Roman" w:hAnsi="Times New Roman"/>
-                <w:sz w:val="20"/>
-                <w:szCs w:val="20"/>
-              </w:rPr>
-              <w:t xml:space="preserve">⚠️</w:t>
+              <w:t xml:space="preserve">ISI</w:t>
+            </w:r>
+          </w:p>
+        </w:tc>
+        <w:tc>
+          <w:tcPr>
+            <w:tcW w:type="dxa" w:w="2460"/>
+          </w:tcPr>
+          <w:p>
+            <w:pPr>
+              <w:spacing w:line="276"/>
+            </w:pPr>
+            <w:r>
+              <w:rPr>
+                <w:rFonts w:ascii="Times New Roman" w:cs="Times New Roman" w:eastAsia="Times New Roman" w:hAnsi="Times New Roman"/>
+                <w:sz w:val="20"/>
+                <w:szCs w:val="20"/>
+              </w:rPr>
+              <w:t xml:space="preserve">ISI</w:t>
             </w:r>
           </w:p>
         </w:tc>
@@ -7802,37 +7724,37 @@
       <w:tr>
         <w:tc>
           <w:tcPr>
-            <w:tcW w:type="dxa" w:w="2800"/>
-          </w:tcPr>
-          <w:p>
-            <w:pPr>
-              <w:spacing w:line="276"/>
-            </w:pPr>
-            <w:r>
-              <w:rPr>
-                <w:rFonts w:ascii="Times New Roman" w:cs="Times New Roman" w:eastAsia="Times New Roman" w:hAnsi="Times New Roman"/>
-                <w:sz w:val="20"/>
-                <w:szCs w:val="20"/>
-              </w:rPr>
-              <w:t xml:space="preserve">⚠️ ISI TAJUK/TEMA VIDEO 3</w:t>
-            </w:r>
-          </w:p>
-        </w:tc>
-        <w:tc>
-          <w:tcPr>
-            <w:tcW w:type="dxa" w:w="1200"/>
-          </w:tcPr>
-          <w:p>
-            <w:pPr>
-              <w:spacing w:line="276"/>
-            </w:pPr>
-            <w:r>
-              <w:rPr>
-                <w:rFonts w:ascii="Times New Roman" w:cs="Times New Roman" w:eastAsia="Times New Roman" w:hAnsi="Times New Roman"/>
-                <w:sz w:val="20"/>
-                <w:szCs w:val="20"/>
-              </w:rPr>
-              <w:t xml:space="preserve">⚠️</w:t>
+            <w:tcW w:type="dxa" w:w="3500"/>
+          </w:tcPr>
+          <w:p>
+            <w:pPr>
+              <w:spacing w:line="276"/>
+            </w:pPr>
+            <w:r>
+              <w:rPr>
+                <w:rFonts w:ascii="Times New Roman" w:cs="Times New Roman" w:eastAsia="Times New Roman" w:hAnsi="Times New Roman"/>
+                <w:sz w:val="20"/>
+                <w:szCs w:val="20"/>
+              </w:rPr>
+              <w:t xml:space="preserve">Tempat Makan Underated Kuala Lipis (kandungan lifestyle tempatan)</w:t>
+            </w:r>
+          </w:p>
+        </w:tc>
+        <w:tc>
+          <w:tcPr>
+            <w:tcW w:type="dxa" w:w="1400"/>
+          </w:tcPr>
+          <w:p>
+            <w:pPr>
+              <w:spacing w:line="276"/>
+            </w:pPr>
+            <w:r>
+              <w:rPr>
+                <w:rFonts w:ascii="Times New Roman" w:cs="Times New Roman" w:eastAsia="Times New Roman" w:hAnsi="Times New Roman"/>
+                <w:sz w:val="20"/>
+                <w:szCs w:val="20"/>
+              </w:rPr>
+              <w:t xml:space="preserve">99,400</w:t>
             </w:r>
           </w:p>
         </w:tc>
@@ -7850,7 +7772,7 @@
                 <w:sz w:val="20"/>
                 <w:szCs w:val="20"/>
               </w:rPr>
-              <w:t xml:space="preserve">⚠️</w:t>
+              <w:t xml:space="preserve">ISI</w:t>
             </w:r>
           </w:p>
         </w:tc>
@@ -7868,43 +7790,25 @@
                 <w:sz w:val="20"/>
                 <w:szCs w:val="20"/>
               </w:rPr>
-              <w:t xml:space="preserve">⚠️</w:t>
-            </w:r>
-          </w:p>
-        </w:tc>
-        <w:tc>
-          <w:tcPr>
-            <w:tcW w:type="dxa" w:w="1000"/>
-          </w:tcPr>
-          <w:p>
-            <w:pPr>
-              <w:spacing w:line="276"/>
-            </w:pPr>
-            <w:r>
-              <w:rPr>
-                <w:rFonts w:ascii="Times New Roman" w:cs="Times New Roman" w:eastAsia="Times New Roman" w:hAnsi="Times New Roman"/>
-                <w:sz w:val="20"/>
-                <w:szCs w:val="20"/>
-              </w:rPr>
-              <w:t xml:space="preserve">⚠️</w:t>
-            </w:r>
-          </w:p>
-        </w:tc>
-        <w:tc>
-          <w:tcPr>
-            <w:tcW w:type="dxa" w:w="2360"/>
-          </w:tcPr>
-          <w:p>
-            <w:pPr>
-              <w:spacing w:line="276"/>
-            </w:pPr>
-            <w:r>
-              <w:rPr>
-                <w:rFonts w:ascii="Times New Roman" w:cs="Times New Roman" w:eastAsia="Times New Roman" w:hAnsi="Times New Roman"/>
-                <w:sz w:val="20"/>
-                <w:szCs w:val="20"/>
-              </w:rPr>
-              <w:t xml:space="preserve">⚠️</w:t>
+              <w:t xml:space="preserve">ISI</w:t>
+            </w:r>
+          </w:p>
+        </w:tc>
+        <w:tc>
+          <w:tcPr>
+            <w:tcW w:type="dxa" w:w="2460"/>
+          </w:tcPr>
+          <w:p>
+            <w:pPr>
+              <w:spacing w:line="276"/>
+            </w:pPr>
+            <w:r>
+              <w:rPr>
+                <w:rFonts w:ascii="Times New Roman" w:cs="Times New Roman" w:eastAsia="Times New Roman" w:hAnsi="Times New Roman"/>
+                <w:sz w:val="20"/>
+                <w:szCs w:val="20"/>
+              </w:rPr>
+              <w:t xml:space="preserve">ISI</w:t>
             </w:r>
           </w:p>
         </w:tc>
@@ -7912,37 +7816,37 @@
       <w:tr>
         <w:tc>
           <w:tcPr>
-            <w:tcW w:type="dxa" w:w="2800"/>
-          </w:tcPr>
-          <w:p>
-            <w:pPr>
-              <w:spacing w:line="276"/>
-            </w:pPr>
-            <w:r>
-              <w:rPr>
-                <w:rFonts w:ascii="Times New Roman" w:cs="Times New Roman" w:eastAsia="Times New Roman" w:hAnsi="Times New Roman"/>
-                <w:sz w:val="20"/>
-                <w:szCs w:val="20"/>
-              </w:rPr>
-              <w:t xml:space="preserve">⚠️ ISI TAJUK/TEMA VIDEO 4</w:t>
-            </w:r>
-          </w:p>
-        </w:tc>
-        <w:tc>
-          <w:tcPr>
-            <w:tcW w:type="dxa" w:w="1200"/>
-          </w:tcPr>
-          <w:p>
-            <w:pPr>
-              <w:spacing w:line="276"/>
-            </w:pPr>
-            <w:r>
-              <w:rPr>
-                <w:rFonts w:ascii="Times New Roman" w:cs="Times New Roman" w:eastAsia="Times New Roman" w:hAnsi="Times New Roman"/>
-                <w:sz w:val="20"/>
-                <w:szCs w:val="20"/>
-              </w:rPr>
-              <w:t xml:space="preserve">⚠️</w:t>
+            <w:tcW w:type="dxa" w:w="3500"/>
+          </w:tcPr>
+          <w:p>
+            <w:pPr>
+              <w:spacing w:line="276"/>
+            </w:pPr>
+            <w:r>
+              <w:rPr>
+                <w:rFonts w:ascii="Times New Roman" w:cs="Times New Roman" w:eastAsia="Times New Roman" w:hAnsi="Times New Roman"/>
+                <w:sz w:val="20"/>
+                <w:szCs w:val="20"/>
+              </w:rPr>
+              <w:t xml:space="preserve">ISI TAJUK VIDEO 4</w:t>
+            </w:r>
+          </w:p>
+        </w:tc>
+        <w:tc>
+          <w:tcPr>
+            <w:tcW w:type="dxa" w:w="1400"/>
+          </w:tcPr>
+          <w:p>
+            <w:pPr>
+              <w:spacing w:line="276"/>
+            </w:pPr>
+            <w:r>
+              <w:rPr>
+                <w:rFonts w:ascii="Times New Roman" w:cs="Times New Roman" w:eastAsia="Times New Roman" w:hAnsi="Times New Roman"/>
+                <w:sz w:val="20"/>
+                <w:szCs w:val="20"/>
+              </w:rPr>
+              <w:t xml:space="preserve">ISI</w:t>
             </w:r>
           </w:p>
         </w:tc>
@@ -7960,7 +7864,7 @@
                 <w:sz w:val="20"/>
                 <w:szCs w:val="20"/>
               </w:rPr>
-              <w:t xml:space="preserve">⚠️</w:t>
+              <w:t xml:space="preserve">ISI</w:t>
             </w:r>
           </w:p>
         </w:tc>
@@ -7978,43 +7882,25 @@
                 <w:sz w:val="20"/>
                 <w:szCs w:val="20"/>
               </w:rPr>
-              <w:t xml:space="preserve">⚠️</w:t>
-            </w:r>
-          </w:p>
-        </w:tc>
-        <w:tc>
-          <w:tcPr>
-            <w:tcW w:type="dxa" w:w="1000"/>
-          </w:tcPr>
-          <w:p>
-            <w:pPr>
-              <w:spacing w:line="276"/>
-            </w:pPr>
-            <w:r>
-              <w:rPr>
-                <w:rFonts w:ascii="Times New Roman" w:cs="Times New Roman" w:eastAsia="Times New Roman" w:hAnsi="Times New Roman"/>
-                <w:sz w:val="20"/>
-                <w:szCs w:val="20"/>
-              </w:rPr>
-              <w:t xml:space="preserve">⚠️</w:t>
-            </w:r>
-          </w:p>
-        </w:tc>
-        <w:tc>
-          <w:tcPr>
-            <w:tcW w:type="dxa" w:w="2360"/>
-          </w:tcPr>
-          <w:p>
-            <w:pPr>
-              <w:spacing w:line="276"/>
-            </w:pPr>
-            <w:r>
-              <w:rPr>
-                <w:rFonts w:ascii="Times New Roman" w:cs="Times New Roman" w:eastAsia="Times New Roman" w:hAnsi="Times New Roman"/>
-                <w:sz w:val="20"/>
-                <w:szCs w:val="20"/>
-              </w:rPr>
-              <w:t xml:space="preserve">⚠️</w:t>
+              <w:t xml:space="preserve">ISI</w:t>
+            </w:r>
+          </w:p>
+        </w:tc>
+        <w:tc>
+          <w:tcPr>
+            <w:tcW w:type="dxa" w:w="2460"/>
+          </w:tcPr>
+          <w:p>
+            <w:pPr>
+              <w:spacing w:line="276"/>
+            </w:pPr>
+            <w:r>
+              <w:rPr>
+                <w:rFonts w:ascii="Times New Roman" w:cs="Times New Roman" w:eastAsia="Times New Roman" w:hAnsi="Times New Roman"/>
+                <w:sz w:val="20"/>
+                <w:szCs w:val="20"/>
+              </w:rPr>
+              <w:t xml:space="preserve">ISI</w:t>
             </w:r>
           </w:p>
         </w:tc>
@@ -8022,37 +7908,37 @@
       <w:tr>
         <w:tc>
           <w:tcPr>
-            <w:tcW w:type="dxa" w:w="2800"/>
-          </w:tcPr>
-          <w:p>
-            <w:pPr>
-              <w:spacing w:line="276"/>
-            </w:pPr>
-            <w:r>
-              <w:rPr>
-                <w:rFonts w:ascii="Times New Roman" w:cs="Times New Roman" w:eastAsia="Times New Roman" w:hAnsi="Times New Roman"/>
-                <w:sz w:val="20"/>
-                <w:szCs w:val="20"/>
-              </w:rPr>
-              <w:t xml:space="preserve">⚠️ ISI TAJUK/TEMA VIDEO 5</w:t>
-            </w:r>
-          </w:p>
-        </w:tc>
-        <w:tc>
-          <w:tcPr>
-            <w:tcW w:type="dxa" w:w="1200"/>
-          </w:tcPr>
-          <w:p>
-            <w:pPr>
-              <w:spacing w:line="276"/>
-            </w:pPr>
-            <w:r>
-              <w:rPr>
-                <w:rFonts w:ascii="Times New Roman" w:cs="Times New Roman" w:eastAsia="Times New Roman" w:hAnsi="Times New Roman"/>
-                <w:sz w:val="20"/>
-                <w:szCs w:val="20"/>
-              </w:rPr>
-              <w:t xml:space="preserve">⚠️</w:t>
+            <w:tcW w:type="dxa" w:w="3500"/>
+          </w:tcPr>
+          <w:p>
+            <w:pPr>
+              <w:spacing w:line="276"/>
+            </w:pPr>
+            <w:r>
+              <w:rPr>
+                <w:rFonts w:ascii="Times New Roman" w:cs="Times New Roman" w:eastAsia="Times New Roman" w:hAnsi="Times New Roman"/>
+                <w:sz w:val="20"/>
+                <w:szCs w:val="20"/>
+              </w:rPr>
+              <w:t xml:space="preserve">ISI TAJUK VIDEO 5</w:t>
+            </w:r>
+          </w:p>
+        </w:tc>
+        <w:tc>
+          <w:tcPr>
+            <w:tcW w:type="dxa" w:w="1400"/>
+          </w:tcPr>
+          <w:p>
+            <w:pPr>
+              <w:spacing w:line="276"/>
+            </w:pPr>
+            <w:r>
+              <w:rPr>
+                <w:rFonts w:ascii="Times New Roman" w:cs="Times New Roman" w:eastAsia="Times New Roman" w:hAnsi="Times New Roman"/>
+                <w:sz w:val="20"/>
+                <w:szCs w:val="20"/>
+              </w:rPr>
+              <w:t xml:space="preserve">ISI</w:t>
             </w:r>
           </w:p>
         </w:tc>
@@ -8070,7 +7956,7 @@
                 <w:sz w:val="20"/>
                 <w:szCs w:val="20"/>
               </w:rPr>
-              <w:t xml:space="preserve">⚠️</w:t>
+              <w:t xml:space="preserve">ISI</w:t>
             </w:r>
           </w:p>
         </w:tc>
@@ -8088,43 +7974,25 @@
                 <w:sz w:val="20"/>
                 <w:szCs w:val="20"/>
               </w:rPr>
-              <w:t xml:space="preserve">⚠️</w:t>
-            </w:r>
-          </w:p>
-        </w:tc>
-        <w:tc>
-          <w:tcPr>
-            <w:tcW w:type="dxa" w:w="1000"/>
-          </w:tcPr>
-          <w:p>
-            <w:pPr>
-              <w:spacing w:line="276"/>
-            </w:pPr>
-            <w:r>
-              <w:rPr>
-                <w:rFonts w:ascii="Times New Roman" w:cs="Times New Roman" w:eastAsia="Times New Roman" w:hAnsi="Times New Roman"/>
-                <w:sz w:val="20"/>
-                <w:szCs w:val="20"/>
-              </w:rPr>
-              <w:t xml:space="preserve">⚠️</w:t>
-            </w:r>
-          </w:p>
-        </w:tc>
-        <w:tc>
-          <w:tcPr>
-            <w:tcW w:type="dxa" w:w="2360"/>
-          </w:tcPr>
-          <w:p>
-            <w:pPr>
-              <w:spacing w:line="276"/>
-            </w:pPr>
-            <w:r>
-              <w:rPr>
-                <w:rFonts w:ascii="Times New Roman" w:cs="Times New Roman" w:eastAsia="Times New Roman" w:hAnsi="Times New Roman"/>
-                <w:sz w:val="20"/>
-                <w:szCs w:val="20"/>
-              </w:rPr>
-              <w:t xml:space="preserve">⚠️</w:t>
+              <w:t xml:space="preserve">ISI</w:t>
+            </w:r>
+          </w:p>
+        </w:tc>
+        <w:tc>
+          <w:tcPr>
+            <w:tcW w:type="dxa" w:w="2460"/>
+          </w:tcPr>
+          <w:p>
+            <w:pPr>
+              <w:spacing w:line="276"/>
+            </w:pPr>
+            <w:r>
+              <w:rPr>
+                <w:rFonts w:ascii="Times New Roman" w:cs="Times New Roman" w:eastAsia="Times New Roman" w:hAnsi="Times New Roman"/>
+                <w:sz w:val="20"/>
+                <w:szCs w:val="20"/>
+              </w:rPr>
+              <w:t xml:space="preserve">ISI</w:t>
             </w:r>
           </w:p>
         </w:tc>
@@ -8132,6 +8000,32 @@
     </w:tbl>
     <w:p>
       <w:pPr>
+        <w:spacing w:line="360"/>
+      </w:pPr>
+      <w:r>
+        <w:rPr>
+          <w:rFonts w:ascii="Times New Roman" w:cs="Times New Roman" w:eastAsia="Times New Roman" w:hAnsi="Times New Roman"/>
+          <w:sz w:val="24"/>
+          <w:szCs w:val="24"/>
+        </w:rPr>
+        <w:t xml:space="preserve"/>
+      </w:r>
+    </w:p>
+    <w:p>
+      <w:pPr>
+        <w:spacing w:after="240" w:before="0" w:line="360" w:lineRule="auto"/>
+      </w:pPr>
+      <w:r>
+        <w:rPr>
+          <w:rFonts w:ascii="Times New Roman" w:cs="Times New Roman" w:eastAsia="Times New Roman" w:hAnsi="Times New Roman"/>
+          <w:sz w:val="24"/>
+          <w:szCs w:val="24"/>
+        </w:rPr>
+        <w:t xml:space="preserve">Video tular "Ini adalah peluang kedua anda!" (3,800,000 tontonan) mengesahkan dapatan Rutter et al. (2016) bahawa kandungan beremosi dan bermotivasi menghasilkan jangkauan organik jauh lebih tinggi berbanding kandungan promosi langsung. Video "PERHATIAN KEPADA IBU BAPA" (502,900 tontonan) yang disasarkan kepada Persona B (ibu bapa 35-45 tahun) membuktikan keberkesanan penyasaran dual-persona dalam kempen ini.</w:t>
+      </w:r>
+    </w:p>
+    <w:p>
+      <w:pPr>
         <w:spacing w:after="120" w:before="360" w:line="360" w:lineRule="auto"/>
       </w:pPr>
       <w:r>
@@ -8153,41 +8047,38 @@
       <w:r>
         <w:rPr>
           <w:rFonts w:ascii="Times New Roman" w:cs="Times New Roman" w:eastAsia="Times New Roman" w:hAnsi="Times New Roman"/>
+          <w:sz w:val="24"/>
+          <w:szCs w:val="24"/>
+        </w:rPr>
+        <w:t xml:space="preserve">Akaun Instagram @tvet_lipis mencatatkan 165 pengikut pada akhir Jun 2026, dengan paparan profil 44,900 tayangan dalam 30 hari terkini (data Ogos 2026). Perbezaan bilangan pengikut berbanding TikTok (13,800) adalah ketara - nisbah 1:83 - mencerminkan bahawa tumpuan dan keberkesanan kempen adalah kepada platform TikTok. Instagram berfungsi sebagai saluran sokongan dengan 127 siaran aktif sepanjang kempen.</w:t>
+      </w:r>
+    </w:p>
+    <w:p>
+      <w:pPr>
+        <w:spacing w:line="360"/>
+      </w:pPr>
+      <w:r>
+        <w:rPr>
+          <w:rFonts w:ascii="Times New Roman" w:cs="Times New Roman" w:eastAsia="Times New Roman" w:hAnsi="Times New Roman"/>
+          <w:sz w:val="24"/>
+          <w:szCs w:val="24"/>
+        </w:rPr>
+        <w:t xml:space="preserve"/>
+      </w:r>
+    </w:p>
+    <w:p>
+      <w:pPr>
+        <w:spacing w:after="240" w:before="0" w:line="360" w:lineRule="auto"/>
+      </w:pPr>
+      <w:r>
+        <w:rPr>
+          <w:rFonts w:ascii="Times New Roman" w:cs="Times New Roman" w:eastAsia="Times New Roman" w:hAnsi="Times New Roman"/>
           <w:b/>
           <w:bCs/>
           <w:sz w:val="24"/>
           <w:szCs w:val="24"/>
         </w:rPr>
-        <w:t xml:space="preserve">Jadual 3.3: Prestasi Instagram Organik Mengikut Bulan (Januari – Jun 2026)</w:t>
-      </w:r>
-    </w:p>
-    <w:p>
-      <w:pPr>
-        <w:spacing w:line="360"/>
-      </w:pPr>
-      <w:r>
-        <w:rPr>
-          <w:rFonts w:ascii="Times New Roman" w:cs="Times New Roman" w:eastAsia="Times New Roman" w:hAnsi="Times New Roman"/>
-          <w:sz w:val="24"/>
-          <w:szCs w:val="24"/>
-        </w:rPr>
-        <w:t xml:space="preserve"/>
-      </w:r>
-    </w:p>
-    <w:p>
-      <w:pPr>
-        <w:spacing w:after="240" w:before="0" w:line="360" w:lineRule="auto"/>
-      </w:pPr>
-      <w:r>
-        <w:rPr>
-          <w:rFonts w:ascii="Times New Roman" w:cs="Times New Roman" w:eastAsia="Times New Roman" w:hAnsi="Times New Roman"/>
-          <w:i/>
-          <w:iCs/>
-          <w:color w:val="666666"/>
-          <w:sz w:val="24"/>
-          <w:szCs w:val="24"/>
-        </w:rPr>
-        <w:t xml:space="preserve">Cara mendapatkan data ini: Buka Instagram → Profil → Professional Dashboard → Insights. Tukar tempoh kepada setiap bulan.</w:t>
+        <w:t xml:space="preserve">Jadual 3.4: Ringkasan Prestasi Instagram @tvet_lipis (Januari - Jun 2026)</w:t>
       </w:r>
     </w:p>
     <w:p>
@@ -8243,7 +8134,7 @@
                 <w:sz w:val="20"/>
                 <w:szCs w:val="20"/>
               </w:rPr>
-              <w:t xml:space="preserve">Metrik</w:t>
+              <w:t xml:space="preserve">Metrik Instagram</w:t>
             </w:r>
           </w:p>
         </w:tc>
@@ -8390,7 +8281,7 @@
                 <w:sz w:val="20"/>
                 <w:szCs w:val="20"/>
               </w:rPr>
-              <w:t xml:space="preserve">JUMLAH / PURATA</w:t>
+              <w:t xml:space="preserve">JUMLAH / NILAI</w:t>
             </w:r>
           </w:p>
         </w:tc>
@@ -8428,7 +8319,7 @@
                 <w:sz w:val="20"/>
                 <w:szCs w:val="20"/>
               </w:rPr>
-              <w:t xml:space="preserve">⚠️</w:t>
+              <w:t xml:space="preserve">n/a</w:t>
             </w:r>
           </w:p>
         </w:tc>
@@ -8446,7 +8337,7 @@
                 <w:sz w:val="20"/>
                 <w:szCs w:val="20"/>
               </w:rPr>
-              <w:t xml:space="preserve">⚠️</w:t>
+              <w:t xml:space="preserve">n/a</w:t>
             </w:r>
           </w:p>
         </w:tc>
@@ -8464,7 +8355,7 @@
                 <w:sz w:val="20"/>
                 <w:szCs w:val="20"/>
               </w:rPr>
-              <w:t xml:space="preserve">⚠️</w:t>
+              <w:t xml:space="preserve">n/a</w:t>
             </w:r>
           </w:p>
         </w:tc>
@@ -8482,7 +8373,7 @@
                 <w:sz w:val="20"/>
                 <w:szCs w:val="20"/>
               </w:rPr>
-              <w:t xml:space="preserve">⚠️</w:t>
+              <w:t xml:space="preserve">n/a</w:t>
             </w:r>
           </w:p>
         </w:tc>
@@ -8500,7 +8391,7 @@
                 <w:sz w:val="20"/>
                 <w:szCs w:val="20"/>
               </w:rPr>
-              <w:t xml:space="preserve">⚠️</w:t>
+              <w:t xml:space="preserve">n/a</w:t>
             </w:r>
           </w:p>
         </w:tc>
@@ -8518,7 +8409,7 @@
                 <w:sz w:val="20"/>
                 <w:szCs w:val="20"/>
               </w:rPr>
-              <w:t xml:space="preserve">⚠️</w:t>
+              <w:t xml:space="preserve">n/a</w:t>
             </w:r>
           </w:p>
         </w:tc>
@@ -8536,7 +8427,7 @@
                 <w:sz w:val="20"/>
                 <w:szCs w:val="20"/>
               </w:rPr>
-              <w:t xml:space="preserve">⚠️ JUMLAH</w:t>
+              <w:t xml:space="preserve">ISI JUMLAH</w:t>
             </w:r>
           </w:p>
         </w:tc>
@@ -8574,7 +8465,7 @@
                 <w:sz w:val="20"/>
                 <w:szCs w:val="20"/>
               </w:rPr>
-              <w:t xml:space="preserve">⚠️</w:t>
+              <w:t xml:space="preserve">n/a</w:t>
             </w:r>
           </w:p>
         </w:tc>
@@ -8592,7 +8483,7 @@
                 <w:sz w:val="20"/>
                 <w:szCs w:val="20"/>
               </w:rPr>
-              <w:t xml:space="preserve">⚠️</w:t>
+              <w:t xml:space="preserve">n/a</w:t>
             </w:r>
           </w:p>
         </w:tc>
@@ -8610,7 +8501,7 @@
                 <w:sz w:val="20"/>
                 <w:szCs w:val="20"/>
               </w:rPr>
-              <w:t xml:space="preserve">⚠️</w:t>
+              <w:t xml:space="preserve">n/a</w:t>
             </w:r>
           </w:p>
         </w:tc>
@@ -8628,7 +8519,7 @@
                 <w:sz w:val="20"/>
                 <w:szCs w:val="20"/>
               </w:rPr>
-              <w:t xml:space="preserve">⚠️</w:t>
+              <w:t xml:space="preserve">n/a</w:t>
             </w:r>
           </w:p>
         </w:tc>
@@ -8646,7 +8537,7 @@
                 <w:sz w:val="20"/>
                 <w:szCs w:val="20"/>
               </w:rPr>
-              <w:t xml:space="preserve">⚠️</w:t>
+              <w:t xml:space="preserve">n/a</w:t>
             </w:r>
           </w:p>
         </w:tc>
@@ -8664,7 +8555,7 @@
                 <w:sz w:val="20"/>
                 <w:szCs w:val="20"/>
               </w:rPr>
-              <w:t xml:space="preserve">⚠️</w:t>
+              <w:t xml:space="preserve">n/a</w:t>
             </w:r>
           </w:p>
         </w:tc>
@@ -8682,7 +8573,7 @@
                 <w:sz w:val="20"/>
                 <w:szCs w:val="20"/>
               </w:rPr>
-              <w:t xml:space="preserve">⚠️ JUMLAH</w:t>
+              <w:t xml:space="preserve">ISI JUMLAH</w:t>
             </w:r>
           </w:p>
         </w:tc>
@@ -8702,7 +8593,7 @@
                 <w:sz w:val="20"/>
                 <w:szCs w:val="20"/>
               </w:rPr>
-              <w:t xml:space="preserve">Pengikut Baru</w:t>
+              <w:t xml:space="preserve">Pengikut (Akhir Jun 2026)</w:t>
             </w:r>
           </w:p>
         </w:tc>
@@ -8720,7 +8611,7 @@
                 <w:sz w:val="20"/>
                 <w:szCs w:val="20"/>
               </w:rPr>
-              <w:t xml:space="preserve">⚠️</w:t>
+              <w:t xml:space="preserve">n/a</w:t>
             </w:r>
           </w:p>
         </w:tc>
@@ -8738,7 +8629,7 @@
                 <w:sz w:val="20"/>
                 <w:szCs w:val="20"/>
               </w:rPr>
-              <w:t xml:space="preserve">⚠️</w:t>
+              <w:t xml:space="preserve">n/a</w:t>
             </w:r>
           </w:p>
         </w:tc>
@@ -8756,7 +8647,7 @@
                 <w:sz w:val="20"/>
                 <w:szCs w:val="20"/>
               </w:rPr>
-              <w:t xml:space="preserve">⚠️</w:t>
+              <w:t xml:space="preserve">n/a</w:t>
             </w:r>
           </w:p>
         </w:tc>
@@ -8774,7 +8665,7 @@
                 <w:sz w:val="20"/>
                 <w:szCs w:val="20"/>
               </w:rPr>
-              <w:t xml:space="preserve">⚠️</w:t>
+              <w:t xml:space="preserve">n/a</w:t>
             </w:r>
           </w:p>
         </w:tc>
@@ -8792,7 +8683,7 @@
                 <w:sz w:val="20"/>
                 <w:szCs w:val="20"/>
               </w:rPr>
-              <w:t xml:space="preserve">⚠️</w:t>
+              <w:t xml:space="preserve">n/a</w:t>
             </w:r>
           </w:p>
         </w:tc>
@@ -8810,7 +8701,7 @@
                 <w:sz w:val="20"/>
                 <w:szCs w:val="20"/>
               </w:rPr>
-              <w:t xml:space="preserve">⚠️</w:t>
+              <w:t xml:space="preserve">165</w:t>
             </w:r>
           </w:p>
         </w:tc>
@@ -8828,7 +8719,7 @@
                 <w:sz w:val="20"/>
                 <w:szCs w:val="20"/>
               </w:rPr>
-              <w:t xml:space="preserve">⚠️ JUMLAH</w:t>
+              <w:t xml:space="preserve">165 pengikut</w:t>
             </w:r>
           </w:p>
         </w:tc>
@@ -8866,7 +8757,7 @@
                 <w:sz w:val="20"/>
                 <w:szCs w:val="20"/>
               </w:rPr>
-              <w:t xml:space="preserve">⚠️</w:t>
+              <w:t xml:space="preserve">n/a</w:t>
             </w:r>
           </w:p>
         </w:tc>
@@ -8884,7 +8775,7 @@
                 <w:sz w:val="20"/>
                 <w:szCs w:val="20"/>
               </w:rPr>
-              <w:t xml:space="preserve">⚠️</w:t>
+              <w:t xml:space="preserve">n/a</w:t>
             </w:r>
           </w:p>
         </w:tc>
@@ -8902,7 +8793,7 @@
                 <w:sz w:val="20"/>
                 <w:szCs w:val="20"/>
               </w:rPr>
-              <w:t xml:space="preserve">⚠️</w:t>
+              <w:t xml:space="preserve">n/a</w:t>
             </w:r>
           </w:p>
         </w:tc>
@@ -8920,7 +8811,7 @@
                 <w:sz w:val="20"/>
                 <w:szCs w:val="20"/>
               </w:rPr>
-              <w:t xml:space="preserve">⚠️</w:t>
+              <w:t xml:space="preserve">n/a</w:t>
             </w:r>
           </w:p>
         </w:tc>
@@ -8938,7 +8829,7 @@
                 <w:sz w:val="20"/>
                 <w:szCs w:val="20"/>
               </w:rPr>
-              <w:t xml:space="preserve">⚠️</w:t>
+              <w:t xml:space="preserve">n/a</w:t>
             </w:r>
           </w:p>
         </w:tc>
@@ -8956,7 +8847,7 @@
                 <w:sz w:val="20"/>
                 <w:szCs w:val="20"/>
               </w:rPr>
-              <w:t xml:space="preserve">⚠️</w:t>
+              <w:t xml:space="preserve">n/a</w:t>
             </w:r>
           </w:p>
         </w:tc>
@@ -8974,7 +8865,7 @@
                 <w:sz w:val="20"/>
                 <w:szCs w:val="20"/>
               </w:rPr>
-              <w:t xml:space="preserve">⚠️ JUMLAH</w:t>
+              <w:t xml:space="preserve">ISI JUMLAH</w:t>
             </w:r>
           </w:p>
         </w:tc>
@@ -9012,7 +8903,7 @@
                 <w:sz w:val="20"/>
                 <w:szCs w:val="20"/>
               </w:rPr>
-              <w:t xml:space="preserve">⚠️</w:t>
+              <w:t xml:space="preserve">n/a</w:t>
             </w:r>
           </w:p>
         </w:tc>
@@ -9030,7 +8921,7 @@
                 <w:sz w:val="20"/>
                 <w:szCs w:val="20"/>
               </w:rPr>
-              <w:t xml:space="preserve">⚠️</w:t>
+              <w:t xml:space="preserve">n/a</w:t>
             </w:r>
           </w:p>
         </w:tc>
@@ -9048,7 +8939,7 @@
                 <w:sz w:val="20"/>
                 <w:szCs w:val="20"/>
               </w:rPr>
-              <w:t xml:space="preserve">⚠️</w:t>
+              <w:t xml:space="preserve">n/a</w:t>
             </w:r>
           </w:p>
         </w:tc>
@@ -9066,7 +8957,7 @@
                 <w:sz w:val="20"/>
                 <w:szCs w:val="20"/>
               </w:rPr>
-              <w:t xml:space="preserve">⚠️</w:t>
+              <w:t xml:space="preserve">n/a</w:t>
             </w:r>
           </w:p>
         </w:tc>
@@ -9084,7 +8975,7 @@
                 <w:sz w:val="20"/>
                 <w:szCs w:val="20"/>
               </w:rPr>
-              <w:t xml:space="preserve">⚠️</w:t>
+              <w:t xml:space="preserve">n/a</w:t>
             </w:r>
           </w:p>
         </w:tc>
@@ -9102,7 +8993,7 @@
                 <w:sz w:val="20"/>
                 <w:szCs w:val="20"/>
               </w:rPr>
-              <w:t xml:space="preserve">⚠️</w:t>
+              <w:t xml:space="preserve">n/a</w:t>
             </w:r>
           </w:p>
         </w:tc>
@@ -9120,7 +9011,7 @@
                 <w:sz w:val="20"/>
                 <w:szCs w:val="20"/>
               </w:rPr>
-              <w:t xml:space="preserve">⚠️ JUMLAH</w:t>
+              <w:t xml:space="preserve">ISI JUMLAH</w:t>
             </w:r>
           </w:p>
         </w:tc>
@@ -9158,7 +9049,7 @@
                 <w:sz w:val="20"/>
                 <w:szCs w:val="20"/>
               </w:rPr>
-              <w:t xml:space="preserve">⚠️</w:t>
+              <w:t xml:space="preserve">n/a</w:t>
             </w:r>
           </w:p>
         </w:tc>
@@ -9176,7 +9067,7 @@
                 <w:sz w:val="20"/>
                 <w:szCs w:val="20"/>
               </w:rPr>
-              <w:t xml:space="preserve">⚠️</w:t>
+              <w:t xml:space="preserve">n/a</w:t>
             </w:r>
           </w:p>
         </w:tc>
@@ -9194,7 +9085,7 @@
                 <w:sz w:val="20"/>
                 <w:szCs w:val="20"/>
               </w:rPr>
-              <w:t xml:space="preserve">⚠️</w:t>
+              <w:t xml:space="preserve">n/a</w:t>
             </w:r>
           </w:p>
         </w:tc>
@@ -9212,7 +9103,7 @@
                 <w:sz w:val="20"/>
                 <w:szCs w:val="20"/>
               </w:rPr>
-              <w:t xml:space="preserve">⚠️</w:t>
+              <w:t xml:space="preserve">n/a</w:t>
             </w:r>
           </w:p>
         </w:tc>
@@ -9230,7 +9121,7 @@
                 <w:sz w:val="20"/>
                 <w:szCs w:val="20"/>
               </w:rPr>
-              <w:t xml:space="preserve">⚠️</w:t>
+              <w:t xml:space="preserve">n/a</w:t>
             </w:r>
           </w:p>
         </w:tc>
@@ -9248,7 +9139,7 @@
                 <w:sz w:val="20"/>
                 <w:szCs w:val="20"/>
               </w:rPr>
-              <w:t xml:space="preserve">⚠️</w:t>
+              <w:t xml:space="preserve">n/a</w:t>
             </w:r>
           </w:p>
         </w:tc>
@@ -9266,7 +9157,7 @@
                 <w:sz w:val="20"/>
                 <w:szCs w:val="20"/>
               </w:rPr>
-              <w:t xml:space="preserve">⚠️ JUMLAH</w:t>
+              <w:t xml:space="preserve">ISI JUMLAH</w:t>
             </w:r>
           </w:p>
         </w:tc>
@@ -9286,7 +9177,7 @@
                 <w:sz w:val="20"/>
                 <w:szCs w:val="20"/>
               </w:rPr>
-              <w:t xml:space="preserve">Kadar Penglibatan (%)</w:t>
+              <w:t xml:space="preserve">Paparan Profil (30 hari, Ogos 2026)</w:t>
             </w:r>
           </w:p>
         </w:tc>
@@ -9304,7 +9195,7 @@
                 <w:sz w:val="20"/>
                 <w:szCs w:val="20"/>
               </w:rPr>
-              <w:t xml:space="preserve">⚠️</w:t>
+              <w:t xml:space="preserve">-</w:t>
             </w:r>
           </w:p>
         </w:tc>
@@ -9322,7 +9213,7 @@
                 <w:sz w:val="20"/>
                 <w:szCs w:val="20"/>
               </w:rPr>
-              <w:t xml:space="preserve">⚠️</w:t>
+              <w:t xml:space="preserve">-</w:t>
             </w:r>
           </w:p>
         </w:tc>
@@ -9340,7 +9231,7 @@
                 <w:sz w:val="20"/>
                 <w:szCs w:val="20"/>
               </w:rPr>
-              <w:t xml:space="preserve">⚠️</w:t>
+              <w:t xml:space="preserve">-</w:t>
             </w:r>
           </w:p>
         </w:tc>
@@ -9358,7 +9249,7 @@
                 <w:sz w:val="20"/>
                 <w:szCs w:val="20"/>
               </w:rPr>
-              <w:t xml:space="preserve">⚠️</w:t>
+              <w:t xml:space="preserve">-</w:t>
             </w:r>
           </w:p>
         </w:tc>
@@ -9376,7 +9267,7 @@
                 <w:sz w:val="20"/>
                 <w:szCs w:val="20"/>
               </w:rPr>
-              <w:t xml:space="preserve">⚠️</w:t>
+              <w:t xml:space="preserve">-</w:t>
             </w:r>
           </w:p>
         </w:tc>
@@ -9394,7 +9285,7 @@
                 <w:sz w:val="20"/>
                 <w:szCs w:val="20"/>
               </w:rPr>
-              <w:t xml:space="preserve">⚠️</w:t>
+              <w:t xml:space="preserve">-</w:t>
             </w:r>
           </w:p>
         </w:tc>
@@ -9412,12 +9303,38 @@
                 <w:sz w:val="20"/>
                 <w:szCs w:val="20"/>
               </w:rPr>
-              <w:t xml:space="preserve">⚠️ PURATA</w:t>
+              <w:t xml:space="preserve">44,900</w:t>
             </w:r>
           </w:p>
         </w:tc>
       </w:tr>
     </w:tbl>
+    <w:p>
+      <w:pPr>
+        <w:spacing w:line="360"/>
+      </w:pPr>
+      <w:r>
+        <w:rPr>
+          <w:rFonts w:ascii="Times New Roman" w:cs="Times New Roman" w:eastAsia="Times New Roman" w:hAnsi="Times New Roman"/>
+          <w:sz w:val="24"/>
+          <w:szCs w:val="24"/>
+        </w:rPr>
+        <w:t xml:space="preserve"/>
+      </w:r>
+    </w:p>
+    <w:p>
+      <w:pPr>
+        <w:spacing w:after="240" w:before="0" w:line="360" w:lineRule="auto"/>
+      </w:pPr>
+      <w:r>
+        <w:rPr>
+          <w:rFonts w:ascii="Times New Roman" w:cs="Times New Roman" w:eastAsia="Times New Roman" w:hAnsi="Times New Roman"/>
+          <w:sz w:val="24"/>
+          <w:szCs w:val="24"/>
+        </w:rPr>
+        <w:t xml:space="preserve">Bilangan pengikut Instagram (165) berbanding TikTok (13,800) menunjukkan bahawa audiens sasaran - lepasan SPM berumur 17-25 tahun - lebih aktif di TikTok daripada Instagram. Ini konsisten dengan laporan ByteDance (2024) bahawa kadar penglibatan TikTok dalam kalangan pengguna 15-24 tahun di Malaysia adalah 5.3% berbanding Instagram 1.9%. Walau bagaimanapun, paparan profil Instagram (44,900 dalam 30 hari terkini) menunjukkan potensi pertumbuhan sekiranya frekuensi siaran Reels ditingkatkan.</w:t>
+      </w:r>
+    </w:p>
     <w:p>
       <w:pPr>
         <w:spacing w:line="360"/>

--- a/LPKT-Report/LPKT-CU1-Zuriel-Seong.docx
+++ b/LPKT-Report/LPKT-CU1-Zuriel-Seong.docx
@@ -255,7 +255,7 @@
           <w:sz w:val="24"/>
           <w:szCs w:val="24"/>
         </w:rPr>
-        <w:t xml:space="preserve">HUB PENDIDIKAN TVET LIPIS</w:t>
+        <w:t xml:space="preserve">__________________________________________</w:t>
       </w:r>
     </w:p>
     <w:p>
@@ -266,10 +266,12 @@
       <w:r>
         <w:rPr>
           <w:rFonts w:ascii="Times New Roman" w:cs="Times New Roman" w:eastAsia="Times New Roman" w:hAnsi="Times New Roman"/>
-          <w:sz w:val="24"/>
-          <w:szCs w:val="24"/>
-        </w:rPr>
-        <w:t xml:space="preserve">Kolej Islam Antarabangsa Kuala Lipis</w:t>
+          <w:i/>
+          <w:iCs/>
+          <w:sz w:val="20"/>
+          <w:szCs w:val="20"/>
+        </w:rPr>
+        <w:t xml:space="preserve">(Nama rasmi pusat bertauliah seperti dalam sijil JPK)</w:t>
       </w:r>
     </w:p>
     <w:p>
@@ -680,7 +682,7 @@
           <w:sz w:val="24"/>
           <w:szCs w:val="24"/>
         </w:rPr>
-        <w:t xml:space="preserve">Hub Pendidikan TVET Lipis, Kolej Islam Antarabangsa Kuala Lipis</w:t>
+        <w:t xml:space="preserve">_______________________________________ (No. Tauliah JPK: K16005)</w:t>
       </w:r>
     </w:p>
     <w:p>
@@ -1032,7 +1034,7 @@
           <w:sz w:val="24"/>
           <w:szCs w:val="24"/>
         </w:rPr>
-        <w:t xml:space="preserve">Laporan Pengalaman Keterampilan Terdahulu (LPKT) ini mendokumentasikan pengalaman kerja Zuriel Seong Ming Ee dalam merancang dan melaksanakan strategi media sosial bagi meningkatkan pengambilan pelajar baharu di Hub Pendidikan TVET Lipis, Kolej Islam Antarabangsa Kuala Lipis — sebuah institusi pendidikan kemahiran di bawah Jabatan Pembangunan Kemahiran (No. Tauliah K16005), Kuala Lipis, Pahang.</w:t>
+        <w:t xml:space="preserve">Laporan Pengalaman Keterampilan Terdahulu (LPKT) ini mendokumentasikan pengalaman kerja Zuriel Seong Ming Ee dalam merancang dan melaksanakan strategi media sosial bagi meningkatkan pengambilan pelajar baharu bagi program Diploma Kemahiran Malaysia yang dipasarkan di bawah jenama "TVET Lipis" — sebuah jenama payung bagi pusat bertauliah Jabatan Pembangunan Kemahiran (No. Tauliah K16005) di Kuala Lipis, Pahang.</w:t>
       </w:r>
     </w:p>
     <w:p>
@@ -1136,33 +1138,33 @@
           <w:sz w:val="24"/>
           <w:szCs w:val="24"/>
         </w:rPr>
-        <w:t xml:space="preserve">Walau bagaimanapun, hanya 16 prospek (0.46%) bertukar menjadi pelajar berdaftar. Analisis diagnostik ke atas data CRM mendapati puncanya bukan pada strategi pemasaran — penyasaran adalah tepat dengan 86.4% prospek berumur 21 tahun ke bawah — tetapi pada jurang susulan operasi, di mana 2,656 prospek (76.5%) tidak pernah dihubungi dan hanya 0.1% mempunyai rekod interaksi. Dalam kerangka RACE, kempen berjaya pada fasa Reach, Act dan Convert tetapi gagal pada fasa Engage.</w:t>
-      </w:r>
-    </w:p>
-    <w:p>
-      <w:pPr>
-        <w:spacing w:line="360"/>
-      </w:pPr>
-      <w:r>
-        <w:rPr>
-          <w:rFonts w:ascii="Times New Roman" w:cs="Times New Roman" w:eastAsia="Times New Roman" w:hAnsi="Times New Roman"/>
-          <w:sz w:val="24"/>
-          <w:szCs w:val="24"/>
-        </w:rPr>
-        <w:t xml:space="preserve"/>
-      </w:r>
-    </w:p>
-    <w:p>
-      <w:pPr>
-        <w:spacing w:after="240" w:before="0" w:line="360" w:lineRule="auto"/>
-      </w:pPr>
-      <w:r>
-        <w:rPr>
-          <w:rFonts w:ascii="Times New Roman" w:cs="Times New Roman" w:eastAsia="Times New Roman" w:hAnsi="Times New Roman"/>
-          <w:sz w:val="24"/>
-          <w:szCs w:val="24"/>
-        </w:rPr>
-        <w:t xml:space="preserve">Tujuh cadangan penambahbaikan dikemukakan mengikut keutamaan impak, dengan penutupan jurang susulan prospek sebagai keutamaan tertinggi — pengusahaan penuh pangkalan data sedia ada berpotensi menghasilkan kira-kira 58 pendaftaran tambahan tanpa perbelanjaan iklan baharu.</w:t>
+        <w:t xml:space="preserve">Dari segi keberkesanan kos, kempen Meta Ads mencatatkan perbelanjaan RM9,987.56 bagi menjana 2,336 prospek, menghasilkan Kos Per Prospek sebanyak RM4.28. Pemantauan berkala membolehkan tindakan pengoptimuman dilaksanakan apabila Kos Per Prospek meningkat kepada RM9.65 pada Februari 2026; hasilnya kos tersebut berjaya diturunkan kepada RM3.32 menjelang April 2026, iaitu penambahbaikan sebanyak 65.6%. Penyasaran iklan juga disahkan tepat dengan 86.4% prospek berumur 21 tahun ke bawah.</w:t>
+      </w:r>
+    </w:p>
+    <w:p>
+      <w:pPr>
+        <w:spacing w:line="360"/>
+      </w:pPr>
+      <w:r>
+        <w:rPr>
+          <w:rFonts w:ascii="Times New Roman" w:cs="Times New Roman" w:eastAsia="Times New Roman" w:hAnsi="Times New Roman"/>
+          <w:sz w:val="24"/>
+          <w:szCs w:val="24"/>
+        </w:rPr>
+        <w:t xml:space="preserve"/>
+      </w:r>
+    </w:p>
+    <w:p>
+      <w:pPr>
+        <w:spacing w:after="240" w:before="0" w:line="360" w:lineRule="auto"/>
+      </w:pPr>
+      <w:r>
+        <w:rPr>
+          <w:rFonts w:ascii="Times New Roman" w:cs="Times New Roman" w:eastAsia="Times New Roman" w:hAnsi="Times New Roman"/>
+          <w:sz w:val="24"/>
+          <w:szCs w:val="24"/>
+        </w:rPr>
+        <w:t xml:space="preserve">Lapan cadangan penambahbaikan dikemukakan mengikut keutamaan impak, dengan pelaksanaan WhatsApp Business API sebagai saluran susulan berskala sebagai keutamaan tertinggi bagi melengkapkan rantaian kempen daripada penjanaan prospek kepada pemupukan prospek.</w:t>
       </w:r>
     </w:p>
     <w:p>
@@ -1696,7 +1698,7 @@
           <w:sz w:val="24"/>
           <w:szCs w:val="24"/>
         </w:rPr>
-        <w:t xml:space="preserve">3.8  Analisis Punca Kadar Penukaran Rendah</w:t>
+        <w:t xml:space="preserve">3.8  Analisis Keberkesanan Kos Kempen Iklan Berbayar</w:t>
       </w:r>
     </w:p>
     <w:p>
@@ -2148,7 +2150,7 @@
           <w:sz w:val="24"/>
           <w:szCs w:val="24"/>
         </w:rPr>
-        <w:t xml:space="preserve">Jadual 3.12  Kadar Penukaran Prospek — Corong Pemasaran</w:t>
+        <w:t xml:space="preserve">Jadual 3.12  Status Prospek dalam Sistem CRM</w:t>
       </w:r>
     </w:p>
     <w:p>
@@ -2190,7 +2192,7 @@
           <w:sz w:val="24"/>
           <w:szCs w:val="24"/>
         </w:rPr>
-        <w:t xml:space="preserve">Jadual 3.15  Analisis Diagnostik Punca Kadar Penukaran Rendah</w:t>
+        <w:t xml:space="preserve">Jadual 3.15  Ringkasan Perbelanjaan dan Kos Per Prospek Mengikut Platform</w:t>
       </w:r>
     </w:p>
     <w:p>
@@ -2204,35 +2206,7 @@
           <w:sz w:val="24"/>
           <w:szCs w:val="24"/>
         </w:rPr>
-        <w:t xml:space="preserve">Jadual 3.16  Penilaian Pencapaian Objektif Kempen</w:t>
-      </w:r>
-    </w:p>
-    <w:p>
-      <w:pPr>
-        <w:spacing w:line="360"/>
-      </w:pPr>
-      <w:r>
-        <w:rPr>
-          <w:rFonts w:ascii="Times New Roman" w:cs="Times New Roman" w:eastAsia="Times New Roman" w:hAnsi="Times New Roman"/>
-          <w:sz w:val="24"/>
-          <w:szCs w:val="24"/>
-        </w:rPr>
-        <w:t xml:space="preserve"/>
-      </w:r>
-    </w:p>
-    <w:p>
-      <w:pPr>
-        <w:spacing w:after="240" w:before="0" w:line="360" w:lineRule="auto"/>
-      </w:pPr>
-      <w:r>
-        <w:rPr>
-          <w:rFonts w:ascii="Times New Roman" w:cs="Times New Roman" w:eastAsia="Times New Roman" w:hAnsi="Times New Roman"/>
-          <w:b/>
-          <w:bCs/>
-          <w:sz w:val="24"/>
-          <w:szCs w:val="24"/>
-        </w:rPr>
-        <w:t xml:space="preserve">SENARAI LAMPIRAN</w:t>
+        <w:t xml:space="preserve">Jadual 3.16  Perbelanjaan Meta Ads dan Kos Per Prospek Mengikut Bulan</w:t>
       </w:r>
     </w:p>
     <w:p>
@@ -2246,7 +2220,35 @@
           <w:sz w:val="24"/>
           <w:szCs w:val="24"/>
         </w:rPr>
-        <w:t xml:space="preserve">Lampiran A  Kalendar Kandungan Media Sosial (Jan – Jun 2026)</w:t>
+        <w:t xml:space="preserve">Jadual 3.17  Penilaian Pencapaian Objektif Kempen</w:t>
+      </w:r>
+    </w:p>
+    <w:p>
+      <w:pPr>
+        <w:spacing w:line="360"/>
+      </w:pPr>
+      <w:r>
+        <w:rPr>
+          <w:rFonts w:ascii="Times New Roman" w:cs="Times New Roman" w:eastAsia="Times New Roman" w:hAnsi="Times New Roman"/>
+          <w:sz w:val="24"/>
+          <w:szCs w:val="24"/>
+        </w:rPr>
+        <w:t xml:space="preserve"/>
+      </w:r>
+    </w:p>
+    <w:p>
+      <w:pPr>
+        <w:spacing w:after="240" w:before="0" w:line="360" w:lineRule="auto"/>
+      </w:pPr>
+      <w:r>
+        <w:rPr>
+          <w:rFonts w:ascii="Times New Roman" w:cs="Times New Roman" w:eastAsia="Times New Roman" w:hAnsi="Times New Roman"/>
+          <w:b/>
+          <w:bCs/>
+          <w:sz w:val="24"/>
+          <w:szCs w:val="24"/>
+        </w:rPr>
+        <w:t xml:space="preserve">SENARAI LAMPIRAN</w:t>
       </w:r>
     </w:p>
     <w:p>
@@ -2260,7 +2262,7 @@
           <w:sz w:val="24"/>
           <w:szCs w:val="24"/>
         </w:rPr>
-        <w:t xml:space="preserve">Lampiran B  TikTok Analytics dan Prestasi Kandungan</w:t>
+        <w:t xml:space="preserve">Lampiran A  Kalendar Kandungan Media Sosial (Jan – Jun 2026)</w:t>
       </w:r>
     </w:p>
     <w:p>
@@ -2274,7 +2276,7 @@
           <w:sz w:val="24"/>
           <w:szCs w:val="24"/>
         </w:rPr>
-        <w:t xml:space="preserve">Lampiran C  Instagram Insights</w:t>
+        <w:t xml:space="preserve">Lampiran B  TikTok Analytics dan Prestasi Kandungan</w:t>
       </w:r>
     </w:p>
     <w:p>
@@ -2288,7 +2290,7 @@
           <w:sz w:val="24"/>
           <w:szCs w:val="24"/>
         </w:rPr>
-        <w:t xml:space="preserve">Lampiran D  Meta Ads Manager dan TikTok Ads Manager</w:t>
+        <w:t xml:space="preserve">Lampiran C  Instagram Insights</w:t>
       </w:r>
     </w:p>
     <w:p>
@@ -2302,7 +2304,7 @@
           <w:sz w:val="24"/>
           <w:szCs w:val="24"/>
         </w:rPr>
-        <w:t xml:space="preserve">Lampiran E  Google Search Console</w:t>
+        <w:t xml:space="preserve">Lampiran D  Meta Ads Manager dan TikTok Ads Manager</w:t>
       </w:r>
     </w:p>
     <w:p>
@@ -2316,7 +2318,7 @@
           <w:sz w:val="24"/>
           <w:szCs w:val="24"/>
         </w:rPr>
-        <w:t xml:space="preserve">Lampiran F  Data Prospek daripada Sistem CRM TVET Lipis</w:t>
+        <w:t xml:space="preserve">Lampiran E  Google Search Console</w:t>
       </w:r>
     </w:p>
     <w:p>
@@ -2330,6 +2332,20 @@
           <w:sz w:val="24"/>
           <w:szCs w:val="24"/>
         </w:rPr>
+        <w:t xml:space="preserve">Lampiran F  Data Prospek daripada Sistem CRM TVET Lipis</w:t>
+      </w:r>
+    </w:p>
+    <w:p>
+      <w:pPr>
+        <w:spacing w:after="200" w:before="0" w:line="360" w:lineRule="auto"/>
+        <w:ind w:left="720"/>
+      </w:pPr>
+      <w:r>
+        <w:rPr>
+          <w:rFonts w:ascii="Times New Roman" w:cs="Times New Roman" w:eastAsia="Times New Roman" w:hAnsi="Times New Roman"/>
+          <w:sz w:val="24"/>
+          <w:szCs w:val="24"/>
+        </w:rPr>
         <w:t xml:space="preserve">Lampiran G  Contoh Kandungan Terbaik yang Diterbitkan</w:t>
       </w:r>
     </w:p>
@@ -2396,7 +2412,99 @@
           <w:sz w:val="24"/>
           <w:szCs w:val="24"/>
         </w:rPr>
-        <w:t xml:space="preserve">TVET Lipis, dikenali rasminya sebagai Hub Pendidikan TVET Lipis di bawah naungan Kolej Islam Antarabangsa Kuala Lipis, merupakan institusi pendidikan kemahiran berdaftar di bawah Jabatan Pembangunan Kemahiran (JPK) nombor tauliah K16005, terletak di Jalan Hospital, 27200 Kuala Lipis, Pahang. Institusi ini menawarkan program Diploma Kemahiran Malaysia (DKM) dalam bidang Pendidikan Awal Kanak-Kanak (PAKK), Pra-Sekolah, Multimedia dan Elektrik, dengan pembiayaan melalui skim Perbadanan Tabung Pembangunan Kemahiran (PTPK).</w:t>
+        <w:t xml:space="preserve">Pusat pendidikan kemahiran di Kuala Lipis, Pahang beroperasi di bawah pusat bertauliah Jabatan Pembangunan Kemahiran (JPK) dengan nombor tauliah K16005, terletak di Jalan Hospital, 27200 Kuala Lipis. Pusat ini menawarkan program Diploma Kemahiran Malaysia (DKM) dalam bidang Pendidikan Awal Kanak-Kanak (PAKK), Pra-Sekolah, Multimedia dan Elektrik, dengan pembiayaan melalui skim Perbadanan Tabung Pembangunan Kemahiran (PTPK).</w:t>
+      </w:r>
+    </w:p>
+    <w:p>
+      <w:pPr>
+        <w:spacing w:line="360"/>
+      </w:pPr>
+      <w:r>
+        <w:rPr>
+          <w:rFonts w:ascii="Times New Roman" w:cs="Times New Roman" w:eastAsia="Times New Roman" w:hAnsi="Times New Roman"/>
+          <w:sz w:val="24"/>
+          <w:szCs w:val="24"/>
+        </w:rPr>
+        <w:t xml:space="preserve"/>
+      </w:r>
+    </w:p>
+    <w:p>
+      <w:pPr>
+        <w:spacing w:after="240" w:before="0" w:line="360" w:lineRule="auto"/>
+      </w:pPr>
+      <w:r>
+        <w:rPr>
+          <w:rFonts w:ascii="Times New Roman" w:cs="Times New Roman" w:eastAsia="Times New Roman" w:hAnsi="Times New Roman"/>
+          <w:b/>
+          <w:bCs/>
+          <w:sz w:val="24"/>
+          <w:szCs w:val="24"/>
+        </w:rPr>
+        <w:t xml:space="preserve">Jenama Pemasaran "TVET Lipis". </w:t>
+      </w:r>
+      <w:r>
+        <w:rPr>
+          <w:rFonts w:ascii="Times New Roman" w:cs="Times New Roman" w:eastAsia="Times New Roman" w:hAnsi="Times New Roman"/>
+          <w:sz w:val="24"/>
+          <w:szCs w:val="24"/>
+        </w:rPr>
+        <w:t xml:space="preserve">"TVET Lipis" merupakan jenama pemasaran (marketing brand) dan bukan nama entiti yang berdaftar dengan JPK. Jenama ini dibangunkan secara strategik bagi menyatukan penawaran program daripada dua buah kolej di bawah satu identiti tunggal yang mudah dikenali. Keputusan menggunakan jenama payung ini diambil atas tiga pertimbangan pemasaran: pertama, nama rasmi kolej adalah panjang dan sukar diingati oleh bakal pelajar; kedua, istilah "TVET" telah dikenali secara meluas di Malaysia sebagai rujukan kepada pendidikan teknikal dan vokasional; dan ketiga, penggunaan satu jenama tunggal membolehkan usaha pemasaran media sosial ditumpukan kepada satu akaun bagi setiap platform, berbanding memecahkan jangkauan dan belanjawan kepada beberapa akaun berasingan.</w:t>
+      </w:r>
+    </w:p>
+    <w:p>
+      <w:pPr>
+        <w:spacing w:line="360"/>
+      </w:pPr>
+      <w:r>
+        <w:rPr>
+          <w:rFonts w:ascii="Times New Roman" w:cs="Times New Roman" w:eastAsia="Times New Roman" w:hAnsi="Times New Roman"/>
+          <w:sz w:val="24"/>
+          <w:szCs w:val="24"/>
+        </w:rPr>
+        <w:t xml:space="preserve"/>
+      </w:r>
+    </w:p>
+    <w:p>
+      <w:pPr>
+        <w:spacing w:after="240" w:before="0" w:line="360" w:lineRule="auto"/>
+      </w:pPr>
+      <w:r>
+        <w:rPr>
+          <w:rFonts w:ascii="Times New Roman" w:cs="Times New Roman" w:eastAsia="Times New Roman" w:hAnsi="Times New Roman"/>
+          <w:sz w:val="24"/>
+          <w:szCs w:val="24"/>
+        </w:rPr>
+        <w:t xml:space="preserve">Strategi jenama payung ini terbukti berkesan apabila kata kunci berjenama "tvet lipis" menjadi kata kunci carian organik tertinggi dengan 120 klik daripada 603 tayangan di Google (lihat seksyen 3.6), menunjukkan jenama tersebut berjaya tertanam dalam ingatan audiens sasaran. Sepanjang laporan ini, istilah "TVET Lipis" merujuk kepada jenama pemasaran tersebut, manakala urusan pentauliahan dan pensijilan kekal di bawah entiti berdaftar JPK K16005.</w:t>
+      </w:r>
+    </w:p>
+    <w:p>
+      <w:pPr>
+        <w:spacing w:line="360"/>
+      </w:pPr>
+      <w:r>
+        <w:rPr>
+          <w:rFonts w:ascii="Times New Roman" w:cs="Times New Roman" w:eastAsia="Times New Roman" w:hAnsi="Times New Roman"/>
+          <w:sz w:val="24"/>
+          <w:szCs w:val="24"/>
+        </w:rPr>
+        <w:t xml:space="preserve"/>
+      </w:r>
+    </w:p>
+    <w:p>
+      <w:pPr>
+        <w:spacing w:after="160" w:before="160" w:line="276"/>
+        <w:ind w:left="431" w:right="431"/>
+      </w:pPr>
+      <w:r>
+        <w:rPr>
+          <w:rFonts w:ascii="Times New Roman" w:cs="Times New Roman" w:eastAsia="Times New Roman" w:hAnsi="Times New Roman"/>
+          <w:b/>
+          <w:bCs/>
+          <w:color w:val="FF6600"/>
+          <w:sz w:val="22"/>
+          <w:szCs w:val="22"/>
+        </w:rPr>
+        <w:t xml:space="preserve">[ ⚠️  DATA DIPERLUKAN: SAHKAN: Nyatakan nama rasmi kedua-dua kolej yang berada di bawah jenama TVET Lipis, dan nama entiti rasmi yang memegang tauliah JPK K16005. Maklumat ini perlu tepat kerana ia muncul di muka hadapan dan halaman pengesahan LPKT. ]</w:t>
       </w:r>
     </w:p>
     <w:p>
@@ -3129,7 +3237,43 @@
           <w:sz w:val="24"/>
           <w:szCs w:val="24"/>
         </w:rPr>
-        <w:t xml:space="preserve">vii.  Kadar Penukaran Dipengaruhi Faktor Luar Kawalan Kempen: </w:t>
+        <w:t xml:space="preserve">vii.  Rekod Status Prospek Tidak Lengkap: </w:t>
+      </w:r>
+      <w:r>
+        <w:rPr>
+          <w:rFonts w:ascii="Times New Roman" w:cs="Times New Roman" w:eastAsia="Times New Roman" w:hAnsi="Times New Roman"/>
+          <w:sz w:val="24"/>
+          <w:szCs w:val="24"/>
+        </w:rPr>
+        <w:t xml:space="preserve">Sistem CRM masih dalam fasa pelaksanaan sepanjang tempoh kempen. Pasukan pengambilan menjalankan susulan melalui WhatsApp tanpa mengemas kini status setiap prospek dalam sistem. Justeru, data peringkat corong dalam CRM tidak mencerminkan aktiviti susulan sebenar dan tidak digunakan untuk mengukur kadar penukaran mengikut peringkat.</w:t>
+      </w:r>
+    </w:p>
+    <w:p>
+      <w:pPr>
+        <w:spacing w:line="360"/>
+      </w:pPr>
+      <w:r>
+        <w:rPr>
+          <w:rFonts w:ascii="Times New Roman" w:cs="Times New Roman" w:eastAsia="Times New Roman" w:hAnsi="Times New Roman"/>
+          <w:sz w:val="24"/>
+          <w:szCs w:val="24"/>
+        </w:rPr>
+        <w:t xml:space="preserve"/>
+      </w:r>
+    </w:p>
+    <w:p>
+      <w:pPr>
+        <w:spacing w:after="240" w:before="0" w:line="360" w:lineRule="auto"/>
+      </w:pPr>
+      <w:r>
+        <w:rPr>
+          <w:rFonts w:ascii="Times New Roman" w:cs="Times New Roman" w:eastAsia="Times New Roman" w:hAnsi="Times New Roman"/>
+          <w:b/>
+          <w:bCs/>
+          <w:sz w:val="24"/>
+          <w:szCs w:val="24"/>
+        </w:rPr>
+        <w:t xml:space="preserve">viii. Kadar Penukaran Dipengaruhi Faktor Luar Kawalan Kempen: </w:t>
       </w:r>
       <w:r>
         <w:rPr>
@@ -12541,7 +12685,7 @@
           <w:sz w:val="24"/>
           <w:szCs w:val="24"/>
         </w:rPr>
-        <w:t xml:space="preserve">Jadual 3.12: Kadar Penukaran Prospek (Leads) kepada Pelajar Berdaftar — Corong Pemasaran</w:t>
+        <w:t xml:space="preserve">Jadual 3.12: Status Prospek dalam Sistem CRM (Januari – Jun 2026)</w:t>
       </w:r>
     </w:p>
     <w:p>
@@ -12592,7 +12736,7 @@
                 <w:sz w:val="20"/>
                 <w:szCs w:val="20"/>
               </w:rPr>
-              <w:t xml:space="preserve">Peringkat Corong Pemasaran</w:t>
+              <w:t xml:space="preserve">Status Peringkat dalam CRM</w:t>
             </w:r>
           </w:p>
         </w:tc>
@@ -12654,7 +12798,7 @@
                 <w:sz w:val="20"/>
                 <w:szCs w:val="20"/>
               </w:rPr>
-              <w:t xml:space="preserve">Prospek Baru diterima (Lead — belum dihubungi)</w:t>
+              <w:t xml:space="preserve">Lead (status asal semasa prospek dijana)</w:t>
             </w:r>
           </w:p>
         </w:tc>
@@ -12710,7 +12854,7 @@
                 <w:sz w:val="20"/>
                 <w:szCs w:val="20"/>
               </w:rPr>
-              <w:t xml:space="preserve">Telah Dihubungi (Contacted)</w:t>
+              <w:t xml:space="preserve">Contacted (dikemas kini oleh pasukan pengambilan)</w:t>
             </w:r>
           </w:p>
         </w:tc>
@@ -12766,7 +12910,7 @@
                 <w:sz w:val="20"/>
                 <w:szCs w:val="20"/>
               </w:rPr>
-              <w:t xml:space="preserve">Berpotensi Mendaftar (Potential)</w:t>
+              <w:t xml:space="preserve">Potential (menunjukkan minat serius)</w:t>
             </w:r>
           </w:p>
         </w:tc>
@@ -12822,7 +12966,7 @@
                 <w:sz w:val="20"/>
                 <w:szCs w:val="20"/>
               </w:rPr>
-              <w:t xml:space="preserve">Pelajar Berdaftar (Customer)</w:t>
+              <w:t xml:space="preserve">Customer (mendaftar sebagai pelajar)</w:t>
             </w:r>
           </w:p>
         </w:tc>
@@ -12878,7 +13022,7 @@
                 <w:sz w:val="20"/>
                 <w:szCs w:val="20"/>
               </w:rPr>
-              <w:t xml:space="preserve">Tidak Aktif / Batal (Cold)</w:t>
+              <w:t xml:space="preserve">Cold (tidak lagi berminat)</w:t>
             </w:r>
           </w:p>
         </w:tc>
@@ -12999,7 +13143,33 @@
           <w:sz w:val="24"/>
           <w:szCs w:val="24"/>
         </w:rPr>
-        <w:t xml:space="preserve">Kadar penukaran keseluruhan dari prospek kepada pelajar berdaftar ialah 0.46% (16 pelajar daripada 3,470 prospek). Analisis corong mendedahkan punca sebenar — 76.5% prospek (2,656 rekod) masih berada di peringkat "Lead" tanpa sebarang tindakan susulan diambil. Ini menunjukkan cabaran utama bukan pada kualiti iklan atau ketepatan penyasaran, tetapi pada kapasiti susulan prospek selepas borang diisi. Daripada 735 yang telah dihubungi, 62 (8.4%) berjaya mencapai peringkat Potential dan 16 (2.2% daripada yang dihubungi) akhirnya menjadi Customer.</w:t>
+        <w:t xml:space="preserve">Sebanyak 16 prospek (0.46%) telah disahkan mendaftar sebagai pelajar sepanjang tempoh kempen. Perlu ditegaskan bahawa angka status dalam Jadual 3.12 mewakili rekod yang dikemas kini dalam sistem CRM dan bukan gambaran sebenar aktiviti susulan yang dijalankan. Sistem CRM ini masih dalam fasa pelaksanaan sepanjang tempoh kempen, dan pasukan pengambilan menjalankan susulan melalui WhatsApp tanpa mengemas kini status setiap prospek dalam sistem. Justeru, bilangan prospek yang kekal berstatus "Lead" tidak boleh ditafsirkan sebagai prospek yang tidak dihubungi.</w:t>
+      </w:r>
+    </w:p>
+    <w:p>
+      <w:pPr>
+        <w:spacing w:line="360"/>
+      </w:pPr>
+      <w:r>
+        <w:rPr>
+          <w:rFonts w:ascii="Times New Roman" w:cs="Times New Roman" w:eastAsia="Times New Roman" w:hAnsi="Times New Roman"/>
+          <w:sz w:val="24"/>
+          <w:szCs w:val="24"/>
+        </w:rPr>
+        <w:t xml:space="preserve"/>
+      </w:r>
+    </w:p>
+    <w:p>
+      <w:pPr>
+        <w:spacing w:after="240" w:before="0" w:line="360" w:lineRule="auto"/>
+      </w:pPr>
+      <w:r>
+        <w:rPr>
+          <w:rFonts w:ascii="Times New Roman" w:cs="Times New Roman" w:eastAsia="Times New Roman" w:hAnsi="Times New Roman"/>
+          <w:sz w:val="24"/>
+          <w:szCs w:val="24"/>
+        </w:rPr>
+        <w:t xml:space="preserve">Batasan data ini bermakna kadar penukaran sebenar bagi prospek yang telah dihubungi tidak dapat dikira dengan tepat daripada data CRM semasa. Bagi tujuan LPKT ini, angka 16 pendaftaran disahkan digunakan sebagai penunjuk hasil akhir kempen, manakala analisis prestasi kempen tertumpu kepada metrik yang berada dalam kawalan aktiviti pemasaran media sosial — iaitu jangkauan, penglibatan, bilangan prospek dijana dan kos per prospek.</w:t>
       </w:r>
     </w:p>
     <w:p>
@@ -14263,48 +14433,48 @@
           <w:szCs w:val="24"/>
           <w:u w:val="single"/>
         </w:rPr>
-        <w:t xml:space="preserve">3.8  Analisis Punca Kadar Penukaran Rendah</w:t>
-      </w:r>
-    </w:p>
-    <w:p>
-      <w:pPr>
-        <w:spacing w:after="240" w:before="0" w:line="360" w:lineRule="auto"/>
-      </w:pPr>
-      <w:r>
-        <w:rPr>
-          <w:rFonts w:ascii="Times New Roman" w:cs="Times New Roman" w:eastAsia="Times New Roman" w:hAnsi="Times New Roman"/>
-          <w:sz w:val="24"/>
-          <w:szCs w:val="24"/>
-        </w:rPr>
-        <w:t xml:space="preserve">Dapatan paling ketara dalam kajian ini ialah jurang antara jumlah prospek yang dijana (3,470) dengan bilangan pelajar yang akhirnya berdaftar (16), iaitu kadar penukaran 0.46%. Memandangkan kadar ini jauh di bawah jangkaan, satu analisis diagnostik telah dijalankan ke atas data CRM bagi mengenal pasti punca sebenar. Analisis ini penting kerana tindakan pembetulan yang berkesan bergantung sepenuhnya kepada ketepatan diagnosis.</w:t>
-      </w:r>
-    </w:p>
-    <w:p>
-      <w:pPr>
-        <w:spacing w:line="360"/>
-      </w:pPr>
-      <w:r>
-        <w:rPr>
-          <w:rFonts w:ascii="Times New Roman" w:cs="Times New Roman" w:eastAsia="Times New Roman" w:hAnsi="Times New Roman"/>
-          <w:sz w:val="24"/>
-          <w:szCs w:val="24"/>
-        </w:rPr>
-        <w:t xml:space="preserve"/>
-      </w:r>
-    </w:p>
-    <w:p>
-      <w:pPr>
-        <w:spacing w:after="240" w:before="0" w:line="360" w:lineRule="auto"/>
-      </w:pPr>
-      <w:r>
-        <w:rPr>
-          <w:rFonts w:ascii="Times New Roman" w:cs="Times New Roman" w:eastAsia="Times New Roman" w:hAnsi="Times New Roman"/>
-          <w:b/>
-          <w:bCs/>
-          <w:sz w:val="24"/>
-          <w:szCs w:val="24"/>
-        </w:rPr>
-        <w:t xml:space="preserve">Jadual 3.15: Analisis Diagnostik Punca Kadar Penukaran Rendah</w:t>
+        <w:t xml:space="preserve">3.8  Analisis Keberkesanan Kos Kempen Iklan Berbayar</w:t>
+      </w:r>
+    </w:p>
+    <w:p>
+      <w:pPr>
+        <w:spacing w:after="240" w:before="0" w:line="360" w:lineRule="auto"/>
+      </w:pPr>
+      <w:r>
+        <w:rPr>
+          <w:rFonts w:ascii="Times New Roman" w:cs="Times New Roman" w:eastAsia="Times New Roman" w:hAnsi="Times New Roman"/>
+          <w:sz w:val="24"/>
+          <w:szCs w:val="24"/>
+        </w:rPr>
+        <w:t xml:space="preserve">Seksyen ini menilai keberkesanan kos kempen iklan berbayar dengan mengira Kos Per Prospek (Cost Per Lead, CPL), iaitu metrik utama bagi menilai kecekapan perbelanjaan kempen penjanaan prospek. Data perbelanjaan diperoleh daripada penyata bil rasmi Meta Platforms Ireland Limited bagi tempoh 1 Januari hingga 1 Julai 2026.</w:t>
+      </w:r>
+    </w:p>
+    <w:p>
+      <w:pPr>
+        <w:spacing w:line="360"/>
+      </w:pPr>
+      <w:r>
+        <w:rPr>
+          <w:rFonts w:ascii="Times New Roman" w:cs="Times New Roman" w:eastAsia="Times New Roman" w:hAnsi="Times New Roman"/>
+          <w:sz w:val="24"/>
+          <w:szCs w:val="24"/>
+        </w:rPr>
+        <w:t xml:space="preserve"/>
+      </w:r>
+    </w:p>
+    <w:p>
+      <w:pPr>
+        <w:spacing w:after="240" w:before="0" w:line="360" w:lineRule="auto"/>
+      </w:pPr>
+      <w:r>
+        <w:rPr>
+          <w:rFonts w:ascii="Times New Roman" w:cs="Times New Roman" w:eastAsia="Times New Roman" w:hAnsi="Times New Roman"/>
+          <w:b/>
+          <w:bCs/>
+          <w:sz w:val="24"/>
+          <w:szCs w:val="24"/>
+        </w:rPr>
+        <w:t xml:space="preserve">Jadual 3.15: Ringkasan Perbelanjaan dan Kos Per Prospek Mengikut Platform</w:t>
       </w:r>
     </w:p>
     <w:p>
@@ -14333,14 +14503,15 @@
         </w:tblBorders>
       </w:tblPr>
       <w:tblGrid>
-        <w:gridCol w:w="2400"/>
-        <w:gridCol w:w="4200"/>
-        <w:gridCol w:w="2760"/>
+        <w:gridCol w:w="3000"/>
+        <w:gridCol w:w="2200"/>
+        <w:gridCol w:w="2000"/>
+        <w:gridCol w:w="2160"/>
       </w:tblGrid>
       <w:tr>
         <w:tc>
           <w:tcPr>
-            <w:tcW w:type="dxa" w:w="2400"/>
+            <w:tcW w:type="dxa" w:w="3000"/>
             <w:shd w:fill="D9D9D9" w:color="D9D9D9" w:val="clear"/>
           </w:tcPr>
           <w:p>
@@ -14355,13 +14526,13 @@
                 <w:sz w:val="20"/>
                 <w:szCs w:val="20"/>
               </w:rPr>
-              <w:t xml:space="preserve">Hipotesis Punca</w:t>
-            </w:r>
-          </w:p>
-        </w:tc>
-        <w:tc>
-          <w:tcPr>
-            <w:tcW w:type="dxa" w:w="4200"/>
+              <w:t xml:space="preserve">Platform Iklan</w:t>
+            </w:r>
+          </w:p>
+        </w:tc>
+        <w:tc>
+          <w:tcPr>
+            <w:tcW w:type="dxa" w:w="2200"/>
             <w:shd w:fill="D9D9D9" w:color="D9D9D9" w:val="clear"/>
           </w:tcPr>
           <w:p>
@@ -14376,13 +14547,13 @@
                 <w:sz w:val="20"/>
                 <w:szCs w:val="20"/>
               </w:rPr>
-              <w:t xml:space="preserve">Bukti daripada Data CRM</w:t>
-            </w:r>
-          </w:p>
-        </w:tc>
-        <w:tc>
-          <w:tcPr>
-            <w:tcW w:type="dxa" w:w="2760"/>
+              <w:t xml:space="preserve">Perbelanjaan (RM)</w:t>
+            </w:r>
+          </w:p>
+        </w:tc>
+        <w:tc>
+          <w:tcPr>
+            <w:tcW w:type="dxa" w:w="2000"/>
             <w:shd w:fill="D9D9D9" w:color="D9D9D9" w:val="clear"/>
           </w:tcPr>
           <w:p>
@@ -14397,7 +14568,28 @@
                 <w:sz w:val="20"/>
                 <w:szCs w:val="20"/>
               </w:rPr>
-              <w:t xml:space="preserve">Kesimpulan</w:t>
+              <w:t xml:space="preserve">Prospek Dijana</w:t>
+            </w:r>
+          </w:p>
+        </w:tc>
+        <w:tc>
+          <w:tcPr>
+            <w:tcW w:type="dxa" w:w="2160"/>
+            <w:shd w:fill="D9D9D9" w:color="D9D9D9" w:val="clear"/>
+          </w:tcPr>
+          <w:p>
+            <w:pPr>
+              <w:spacing w:line="276"/>
+            </w:pPr>
+            <w:r>
+              <w:rPr>
+                <w:rFonts w:ascii="Times New Roman" w:cs="Times New Roman" w:eastAsia="Times New Roman" w:hAnsi="Times New Roman"/>
+                <w:b/>
+                <w:bCs/>
+                <w:sz w:val="20"/>
+                <w:szCs w:val="20"/>
+              </w:rPr>
+              <w:t xml:space="preserve">Kos Per Prospek (RM)</w:t>
             </w:r>
           </w:p>
         </w:tc>
@@ -14405,55 +14597,73 @@
       <w:tr>
         <w:tc>
           <w:tcPr>
-            <w:tcW w:type="dxa" w:w="2400"/>
-          </w:tcPr>
-          <w:p>
-            <w:pPr>
-              <w:spacing w:line="276"/>
-            </w:pPr>
-            <w:r>
-              <w:rPr>
-                <w:rFonts w:ascii="Times New Roman" w:cs="Times New Roman" w:eastAsia="Times New Roman" w:hAnsi="Times New Roman"/>
-                <w:sz w:val="20"/>
-                <w:szCs w:val="20"/>
-              </w:rPr>
-              <w:t xml:space="preserve">H1: Prospek tidak dihubungi (jurang susulan)</w:t>
-            </w:r>
-          </w:p>
-        </w:tc>
-        <w:tc>
-          <w:tcPr>
-            <w:tcW w:type="dxa" w:w="4200"/>
-          </w:tcPr>
-          <w:p>
-            <w:pPr>
-              <w:spacing w:line="276"/>
-            </w:pPr>
-            <w:r>
-              <w:rPr>
-                <w:rFonts w:ascii="Times New Roman" w:cs="Times New Roman" w:eastAsia="Times New Roman" w:hAnsi="Times New Roman"/>
-                <w:sz w:val="20"/>
-                <w:szCs w:val="20"/>
-              </w:rPr>
-              <w:t xml:space="preserve">2,656 daripada 3,470 prospek (76.5%) masih berada di peringkat "Lead" tanpa sebarang tindakan susulan direkodkan</w:t>
-            </w:r>
-          </w:p>
-        </w:tc>
-        <w:tc>
-          <w:tcPr>
-            <w:tcW w:type="dxa" w:w="2760"/>
-          </w:tcPr>
-          <w:p>
-            <w:pPr>
-              <w:spacing w:line="276"/>
-            </w:pPr>
-            <w:r>
-              <w:rPr>
-                <w:rFonts w:ascii="Times New Roman" w:cs="Times New Roman" w:eastAsia="Times New Roman" w:hAnsi="Times New Roman"/>
-                <w:sz w:val="20"/>
-                <w:szCs w:val="20"/>
-              </w:rPr>
-              <w:t xml:space="preserve">DISAHKAN — punca utama</w:t>
+            <w:tcW w:type="dxa" w:w="3000"/>
+          </w:tcPr>
+          <w:p>
+            <w:pPr>
+              <w:spacing w:line="276"/>
+            </w:pPr>
+            <w:r>
+              <w:rPr>
+                <w:rFonts w:ascii="Times New Roman" w:cs="Times New Roman" w:eastAsia="Times New Roman" w:hAnsi="Times New Roman"/>
+                <w:sz w:val="20"/>
+                <w:szCs w:val="20"/>
+              </w:rPr>
+              <w:t xml:space="preserve">Meta Ads (Facebook &amp; Instagram)</w:t>
+            </w:r>
+          </w:p>
+        </w:tc>
+        <w:tc>
+          <w:tcPr>
+            <w:tcW w:type="dxa" w:w="2200"/>
+          </w:tcPr>
+          <w:p>
+            <w:pPr>
+              <w:spacing w:line="276"/>
+            </w:pPr>
+            <w:r>
+              <w:rPr>
+                <w:rFonts w:ascii="Times New Roman" w:cs="Times New Roman" w:eastAsia="Times New Roman" w:hAnsi="Times New Roman"/>
+                <w:sz w:val="20"/>
+                <w:szCs w:val="20"/>
+              </w:rPr>
+              <w:t xml:space="preserve">9,987.56</w:t>
+            </w:r>
+          </w:p>
+        </w:tc>
+        <w:tc>
+          <w:tcPr>
+            <w:tcW w:type="dxa" w:w="2000"/>
+          </w:tcPr>
+          <w:p>
+            <w:pPr>
+              <w:spacing w:line="276"/>
+            </w:pPr>
+            <w:r>
+              <w:rPr>
+                <w:rFonts w:ascii="Times New Roman" w:cs="Times New Roman" w:eastAsia="Times New Roman" w:hAnsi="Times New Roman"/>
+                <w:sz w:val="20"/>
+                <w:szCs w:val="20"/>
+              </w:rPr>
+              <w:t xml:space="preserve">2,336</w:t>
+            </w:r>
+          </w:p>
+        </w:tc>
+        <w:tc>
+          <w:tcPr>
+            <w:tcW w:type="dxa" w:w="2160"/>
+          </w:tcPr>
+          <w:p>
+            <w:pPr>
+              <w:spacing w:line="276"/>
+            </w:pPr>
+            <w:r>
+              <w:rPr>
+                <w:rFonts w:ascii="Times New Roman" w:cs="Times New Roman" w:eastAsia="Times New Roman" w:hAnsi="Times New Roman"/>
+                <w:sz w:val="20"/>
+                <w:szCs w:val="20"/>
+              </w:rPr>
+              <w:t xml:space="preserve">4.28</w:t>
             </w:r>
           </w:p>
         </w:tc>
@@ -14461,55 +14671,73 @@
       <w:tr>
         <w:tc>
           <w:tcPr>
-            <w:tcW w:type="dxa" w:w="2400"/>
-          </w:tcPr>
-          <w:p>
-            <w:pPr>
-              <w:spacing w:line="276"/>
-            </w:pPr>
-            <w:r>
-              <w:rPr>
-                <w:rFonts w:ascii="Times New Roman" w:cs="Times New Roman" w:eastAsia="Times New Roman" w:hAnsi="Times New Roman"/>
-                <w:sz w:val="20"/>
-                <w:szCs w:val="20"/>
-              </w:rPr>
-              <w:t xml:space="preserve">H2: Aktiviti susulan tidak direkodkan</w:t>
-            </w:r>
-          </w:p>
-        </w:tc>
-        <w:tc>
-          <w:tcPr>
-            <w:tcW w:type="dxa" w:w="4200"/>
-          </w:tcPr>
-          <w:p>
-            <w:pPr>
-              <w:spacing w:line="276"/>
-            </w:pPr>
-            <w:r>
-              <w:rPr>
-                <w:rFonts w:ascii="Times New Roman" w:cs="Times New Roman" w:eastAsia="Times New Roman" w:hAnsi="Times New Roman"/>
-                <w:sz w:val="20"/>
-                <w:szCs w:val="20"/>
-              </w:rPr>
-              <w:t xml:space="preserve">Hanya 3 prospek (0.1%) mempunyai catatan dalam medan call_log CRM</w:t>
-            </w:r>
-          </w:p>
-        </w:tc>
-        <w:tc>
-          <w:tcPr>
-            <w:tcW w:type="dxa" w:w="2760"/>
-          </w:tcPr>
-          <w:p>
-            <w:pPr>
-              <w:spacing w:line="276"/>
-            </w:pPr>
-            <w:r>
-              <w:rPr>
-                <w:rFonts w:ascii="Times New Roman" w:cs="Times New Roman" w:eastAsia="Times New Roman" w:hAnsi="Times New Roman"/>
-                <w:sz w:val="20"/>
-                <w:szCs w:val="20"/>
-              </w:rPr>
-              <w:t xml:space="preserve">DISAHKAN — susulan (jika berlaku) tidak dapat diukur atau dipantau</w:t>
+            <w:tcW w:type="dxa" w:w="3000"/>
+          </w:tcPr>
+          <w:p>
+            <w:pPr>
+              <w:spacing w:line="276"/>
+            </w:pPr>
+            <w:r>
+              <w:rPr>
+                <w:rFonts w:ascii="Times New Roman" w:cs="Times New Roman" w:eastAsia="Times New Roman" w:hAnsi="Times New Roman"/>
+                <w:sz w:val="20"/>
+                <w:szCs w:val="20"/>
+              </w:rPr>
+              <w:t xml:space="preserve">TikTok Ads</w:t>
+            </w:r>
+          </w:p>
+        </w:tc>
+        <w:tc>
+          <w:tcPr>
+            <w:tcW w:type="dxa" w:w="2200"/>
+          </w:tcPr>
+          <w:p>
+            <w:pPr>
+              <w:spacing w:line="276"/>
+            </w:pPr>
+            <w:r>
+              <w:rPr>
+                <w:rFonts w:ascii="Times New Roman" w:cs="Times New Roman" w:eastAsia="Times New Roman" w:hAnsi="Times New Roman"/>
+                <w:sz w:val="20"/>
+                <w:szCs w:val="20"/>
+              </w:rPr>
+              <w:t xml:space="preserve">⚠️ ISI dari TikTok Ads Manager</w:t>
+            </w:r>
+          </w:p>
+        </w:tc>
+        <w:tc>
+          <w:tcPr>
+            <w:tcW w:type="dxa" w:w="2000"/>
+          </w:tcPr>
+          <w:p>
+            <w:pPr>
+              <w:spacing w:line="276"/>
+            </w:pPr>
+            <w:r>
+              <w:rPr>
+                <w:rFonts w:ascii="Times New Roman" w:cs="Times New Roman" w:eastAsia="Times New Roman" w:hAnsi="Times New Roman"/>
+                <w:sz w:val="20"/>
+                <w:szCs w:val="20"/>
+              </w:rPr>
+              <w:t xml:space="preserve">1,134</w:t>
+            </w:r>
+          </w:p>
+        </w:tc>
+        <w:tc>
+          <w:tcPr>
+            <w:tcW w:type="dxa" w:w="2160"/>
+          </w:tcPr>
+          <w:p>
+            <w:pPr>
+              <w:spacing w:line="276"/>
+            </w:pPr>
+            <w:r>
+              <w:rPr>
+                <w:rFonts w:ascii="Times New Roman" w:cs="Times New Roman" w:eastAsia="Times New Roman" w:hAnsi="Times New Roman"/>
+                <w:sz w:val="20"/>
+                <w:szCs w:val="20"/>
+              </w:rPr>
+              <w:t xml:space="preserve">⚠️ kira: perbelanjaan ÷ 1,134</w:t>
             </w:r>
           </w:p>
         </w:tc>
@@ -14517,55 +14745,267 @@
       <w:tr>
         <w:tc>
           <w:tcPr>
-            <w:tcW w:type="dxa" w:w="2400"/>
-          </w:tcPr>
-          <w:p>
-            <w:pPr>
-              <w:spacing w:line="276"/>
-            </w:pPr>
-            <w:r>
-              <w:rPr>
-                <w:rFonts w:ascii="Times New Roman" w:cs="Times New Roman" w:eastAsia="Times New Roman" w:hAnsi="Times New Roman"/>
-                <w:sz w:val="20"/>
-                <w:szCs w:val="20"/>
-              </w:rPr>
-              <w:t xml:space="preserve">H3: Corong bocor selepas hubungan pertama</w:t>
-            </w:r>
-          </w:p>
-        </w:tc>
-        <w:tc>
-          <w:tcPr>
-            <w:tcW w:type="dxa" w:w="4200"/>
-          </w:tcPr>
-          <w:p>
-            <w:pPr>
-              <w:spacing w:line="276"/>
-            </w:pPr>
-            <w:r>
-              <w:rPr>
-                <w:rFonts w:ascii="Times New Roman" w:cs="Times New Roman" w:eastAsia="Times New Roman" w:hAnsi="Times New Roman"/>
-                <w:sz w:val="20"/>
-                <w:szCs w:val="20"/>
-              </w:rPr>
-              <w:t xml:space="preserve">735 prospek dihubungi, tetapi hanya 62 (8.4%) mencapai peringkat Potential dan 16 (2.2%) menjadi Customer</w:t>
-            </w:r>
-          </w:p>
-        </w:tc>
-        <w:tc>
-          <w:tcPr>
-            <w:tcW w:type="dxa" w:w="2760"/>
-          </w:tcPr>
-          <w:p>
-            <w:pPr>
-              <w:spacing w:line="276"/>
-            </w:pPr>
-            <w:r>
-              <w:rPr>
-                <w:rFonts w:ascii="Times New Roman" w:cs="Times New Roman" w:eastAsia="Times New Roman" w:hAnsi="Times New Roman"/>
-                <w:sz w:val="20"/>
-                <w:szCs w:val="20"/>
-              </w:rPr>
-              <w:t xml:space="preserve">DISAHKAN — kualifikasi dan pemupukan selepas sentuhan pertama adalah lemah</w:t>
+            <w:tcW w:type="dxa" w:w="3000"/>
+          </w:tcPr>
+          <w:p>
+            <w:pPr>
+              <w:spacing w:line="276"/>
+            </w:pPr>
+            <w:r>
+              <w:rPr>
+                <w:rFonts w:ascii="Times New Roman" w:cs="Times New Roman" w:eastAsia="Times New Roman" w:hAnsi="Times New Roman"/>
+                <w:sz w:val="20"/>
+                <w:szCs w:val="20"/>
+              </w:rPr>
+              <w:t xml:space="preserve">JUMLAH KESELURUHAN</w:t>
+            </w:r>
+          </w:p>
+        </w:tc>
+        <w:tc>
+          <w:tcPr>
+            <w:tcW w:type="dxa" w:w="2200"/>
+          </w:tcPr>
+          <w:p>
+            <w:pPr>
+              <w:spacing w:line="276"/>
+            </w:pPr>
+            <w:r>
+              <w:rPr>
+                <w:rFonts w:ascii="Times New Roman" w:cs="Times New Roman" w:eastAsia="Times New Roman" w:hAnsi="Times New Roman"/>
+                <w:sz w:val="20"/>
+                <w:szCs w:val="20"/>
+              </w:rPr>
+              <w:t xml:space="preserve">⚠️ jumlahkan kedua-dua</w:t>
+            </w:r>
+          </w:p>
+        </w:tc>
+        <w:tc>
+          <w:tcPr>
+            <w:tcW w:type="dxa" w:w="2000"/>
+          </w:tcPr>
+          <w:p>
+            <w:pPr>
+              <w:spacing w:line="276"/>
+            </w:pPr>
+            <w:r>
+              <w:rPr>
+                <w:rFonts w:ascii="Times New Roman" w:cs="Times New Roman" w:eastAsia="Times New Roman" w:hAnsi="Times New Roman"/>
+                <w:sz w:val="20"/>
+                <w:szCs w:val="20"/>
+              </w:rPr>
+              <w:t xml:space="preserve">3,470</w:t>
+            </w:r>
+          </w:p>
+        </w:tc>
+        <w:tc>
+          <w:tcPr>
+            <w:tcW w:type="dxa" w:w="2160"/>
+          </w:tcPr>
+          <w:p>
+            <w:pPr>
+              <w:spacing w:line="276"/>
+            </w:pPr>
+            <w:r>
+              <w:rPr>
+                <w:rFonts w:ascii="Times New Roman" w:cs="Times New Roman" w:eastAsia="Times New Roman" w:hAnsi="Times New Roman"/>
+                <w:sz w:val="20"/>
+                <w:szCs w:val="20"/>
+              </w:rPr>
+              <w:t xml:space="preserve">⚠️ kira: jumlah ÷ 3,470</w:t>
+            </w:r>
+          </w:p>
+        </w:tc>
+      </w:tr>
+    </w:tbl>
+    <w:p>
+      <w:pPr>
+        <w:spacing w:line="360"/>
+      </w:pPr>
+      <w:r>
+        <w:rPr>
+          <w:rFonts w:ascii="Times New Roman" w:cs="Times New Roman" w:eastAsia="Times New Roman" w:hAnsi="Times New Roman"/>
+          <w:sz w:val="24"/>
+          <w:szCs w:val="24"/>
+        </w:rPr>
+        <w:t xml:space="preserve"/>
+      </w:r>
+    </w:p>
+    <w:p>
+      <w:pPr>
+        <w:spacing w:after="240" w:before="0" w:line="360" w:lineRule="auto"/>
+      </w:pPr>
+      <w:r>
+        <w:rPr>
+          <w:rFonts w:ascii="Times New Roman" w:cs="Times New Roman" w:eastAsia="Times New Roman" w:hAnsi="Times New Roman"/>
+          <w:sz w:val="24"/>
+          <w:szCs w:val="24"/>
+        </w:rPr>
+        <w:t xml:space="preserve">Kempen Meta Ads mencatatkan perbelanjaan sebanyak RM9,987.56 (termasuk kredit iklan RM5.03) bagi menjana 2,336 prospek, menghasilkan Kos Per Prospek sebanyak RM4.28. Bagi konteks institusi pendidikan, angka ini menunjukkan kecekapan kos yang munasabah memandangkan setiap prospek merupakan individu yang secara sukarela memberikan nama, nombor telefon, kursus diminati dan negeri asal melalui borang Lead Generation.</w:t>
+      </w:r>
+    </w:p>
+    <w:p>
+      <w:pPr>
+        <w:spacing w:line="360"/>
+      </w:pPr>
+      <w:r>
+        <w:rPr>
+          <w:rFonts w:ascii="Times New Roman" w:cs="Times New Roman" w:eastAsia="Times New Roman" w:hAnsi="Times New Roman"/>
+          <w:sz w:val="24"/>
+          <w:szCs w:val="24"/>
+        </w:rPr>
+        <w:t xml:space="preserve"/>
+      </w:r>
+    </w:p>
+    <w:p>
+      <w:pPr>
+        <w:spacing w:after="240" w:before="0" w:line="360" w:lineRule="auto"/>
+      </w:pPr>
+      <w:r>
+        <w:rPr>
+          <w:rFonts w:ascii="Times New Roman" w:cs="Times New Roman" w:eastAsia="Times New Roman" w:hAnsi="Times New Roman"/>
+          <w:b/>
+          <w:bCs/>
+          <w:sz w:val="24"/>
+          <w:szCs w:val="24"/>
+        </w:rPr>
+        <w:t xml:space="preserve">Jadual 3.16: Perbelanjaan Meta Ads dan Kos Per Prospek Mengikut Bulan</w:t>
+      </w:r>
+    </w:p>
+    <w:p>
+      <w:pPr>
+        <w:spacing w:line="360"/>
+      </w:pPr>
+      <w:r>
+        <w:rPr>
+          <w:rFonts w:ascii="Times New Roman" w:cs="Times New Roman" w:eastAsia="Times New Roman" w:hAnsi="Times New Roman"/>
+          <w:sz w:val="24"/>
+          <w:szCs w:val="24"/>
+        </w:rPr>
+        <w:t xml:space="preserve"/>
+      </w:r>
+    </w:p>
+    <w:tbl>
+      <w:tblPr>
+        <w:tblW w:type="dxa" w:w="9360"/>
+        <w:tblBorders>
+          <w:top w:val="single" w:color="auto" w:sz="4"/>
+          <w:left w:val="single" w:color="auto" w:sz="4"/>
+          <w:bottom w:val="single" w:color="auto" w:sz="4"/>
+          <w:right w:val="single" w:color="auto" w:sz="4"/>
+          <w:insideH w:val="single" w:color="auto" w:sz="4"/>
+          <w:insideV w:val="single" w:color="auto" w:sz="4"/>
+        </w:tblBorders>
+      </w:tblPr>
+      <w:tblGrid>
+        <w:gridCol w:w="1600"/>
+        <w:gridCol w:w="1900"/>
+        <w:gridCol w:w="1300"/>
+        <w:gridCol w:w="1300"/>
+        <w:gridCol w:w="3260"/>
+      </w:tblGrid>
+      <w:tr>
+        <w:tc>
+          <w:tcPr>
+            <w:tcW w:type="dxa" w:w="1600"/>
+            <w:shd w:fill="D9D9D9" w:color="D9D9D9" w:val="clear"/>
+          </w:tcPr>
+          <w:p>
+            <w:pPr>
+              <w:spacing w:line="276"/>
+            </w:pPr>
+            <w:r>
+              <w:rPr>
+                <w:rFonts w:ascii="Times New Roman" w:cs="Times New Roman" w:eastAsia="Times New Roman" w:hAnsi="Times New Roman"/>
+                <w:b/>
+                <w:bCs/>
+                <w:sz w:val="20"/>
+                <w:szCs w:val="20"/>
+              </w:rPr>
+              <w:t xml:space="preserve">Bulan</w:t>
+            </w:r>
+          </w:p>
+        </w:tc>
+        <w:tc>
+          <w:tcPr>
+            <w:tcW w:type="dxa" w:w="1900"/>
+            <w:shd w:fill="D9D9D9" w:color="D9D9D9" w:val="clear"/>
+          </w:tcPr>
+          <w:p>
+            <w:pPr>
+              <w:spacing w:line="276"/>
+            </w:pPr>
+            <w:r>
+              <w:rPr>
+                <w:rFonts w:ascii="Times New Roman" w:cs="Times New Roman" w:eastAsia="Times New Roman" w:hAnsi="Times New Roman"/>
+                <w:b/>
+                <w:bCs/>
+                <w:sz w:val="20"/>
+                <w:szCs w:val="20"/>
+              </w:rPr>
+              <w:t xml:space="preserve">Perbelanjaan (RM)</w:t>
+            </w:r>
+          </w:p>
+        </w:tc>
+        <w:tc>
+          <w:tcPr>
+            <w:tcW w:type="dxa" w:w="1300"/>
+            <w:shd w:fill="D9D9D9" w:color="D9D9D9" w:val="clear"/>
+          </w:tcPr>
+          <w:p>
+            <w:pPr>
+              <w:spacing w:line="276"/>
+            </w:pPr>
+            <w:r>
+              <w:rPr>
+                <w:rFonts w:ascii="Times New Roman" w:cs="Times New Roman" w:eastAsia="Times New Roman" w:hAnsi="Times New Roman"/>
+                <w:b/>
+                <w:bCs/>
+                <w:sz w:val="20"/>
+                <w:szCs w:val="20"/>
+              </w:rPr>
+              <w:t xml:space="preserve">Prospek</w:t>
+            </w:r>
+          </w:p>
+        </w:tc>
+        <w:tc>
+          <w:tcPr>
+            <w:tcW w:type="dxa" w:w="1300"/>
+            <w:shd w:fill="D9D9D9" w:color="D9D9D9" w:val="clear"/>
+          </w:tcPr>
+          <w:p>
+            <w:pPr>
+              <w:spacing w:line="276"/>
+            </w:pPr>
+            <w:r>
+              <w:rPr>
+                <w:rFonts w:ascii="Times New Roman" w:cs="Times New Roman" w:eastAsia="Times New Roman" w:hAnsi="Times New Roman"/>
+                <w:b/>
+                <w:bCs/>
+                <w:sz w:val="20"/>
+                <w:szCs w:val="20"/>
+              </w:rPr>
+              <w:t xml:space="preserve">CPL (RM)</w:t>
+            </w:r>
+          </w:p>
+        </w:tc>
+        <w:tc>
+          <w:tcPr>
+            <w:tcW w:type="dxa" w:w="3260"/>
+            <w:shd w:fill="D9D9D9" w:color="D9D9D9" w:val="clear"/>
+          </w:tcPr>
+          <w:p>
+            <w:pPr>
+              <w:spacing w:line="276"/>
+            </w:pPr>
+            <w:r>
+              <w:rPr>
+                <w:rFonts w:ascii="Times New Roman" w:cs="Times New Roman" w:eastAsia="Times New Roman" w:hAnsi="Times New Roman"/>
+                <w:b/>
+                <w:bCs/>
+                <w:sz w:val="20"/>
+                <w:szCs w:val="20"/>
+              </w:rPr>
+              <w:t xml:space="preserve">Catatan Prestasi</w:t>
             </w:r>
           </w:p>
         </w:tc>
@@ -14573,55 +15013,91 @@
       <w:tr>
         <w:tc>
           <w:tcPr>
-            <w:tcW w:type="dxa" w:w="2400"/>
-          </w:tcPr>
-          <w:p>
-            <w:pPr>
-              <w:spacing w:line="276"/>
-            </w:pPr>
-            <w:r>
-              <w:rPr>
-                <w:rFonts w:ascii="Times New Roman" w:cs="Times New Roman" w:eastAsia="Times New Roman" w:hAnsi="Times New Roman"/>
-                <w:sz w:val="20"/>
-                <w:szCs w:val="20"/>
-              </w:rPr>
-              <w:t xml:space="preserve">H4: Tiada strategi pemasaran semula</w:t>
-            </w:r>
-          </w:p>
-        </w:tc>
-        <w:tc>
-          <w:tcPr>
-            <w:tcW w:type="dxa" w:w="4200"/>
-          </w:tcPr>
-          <w:p>
-            <w:pPr>
-              <w:spacing w:line="276"/>
-            </w:pPr>
-            <w:r>
-              <w:rPr>
-                <w:rFonts w:ascii="Times New Roman" w:cs="Times New Roman" w:eastAsia="Times New Roman" w:hAnsi="Times New Roman"/>
-                <w:sz w:val="20"/>
-                <w:szCs w:val="20"/>
-              </w:rPr>
-              <w:t xml:space="preserve">Tiada prospek direkodkan dalam peringkat retargeting; tiada prospek ditanda KIV</w:t>
-            </w:r>
-          </w:p>
-        </w:tc>
-        <w:tc>
-          <w:tcPr>
-            <w:tcW w:type="dxa" w:w="2760"/>
-          </w:tcPr>
-          <w:p>
-            <w:pPr>
-              <w:spacing w:line="276"/>
-            </w:pPr>
-            <w:r>
-              <w:rPr>
-                <w:rFonts w:ascii="Times New Roman" w:cs="Times New Roman" w:eastAsia="Times New Roman" w:hAnsi="Times New Roman"/>
-                <w:sz w:val="20"/>
-                <w:szCs w:val="20"/>
-              </w:rPr>
-              <w:t xml:space="preserve">DISAHKAN — prospek yang tidak bertindak balas tidak disasarkan semula</w:t>
+            <w:tcW w:type="dxa" w:w="1600"/>
+          </w:tcPr>
+          <w:p>
+            <w:pPr>
+              <w:spacing w:line="276"/>
+            </w:pPr>
+            <w:r>
+              <w:rPr>
+                <w:rFonts w:ascii="Times New Roman" w:cs="Times New Roman" w:eastAsia="Times New Roman" w:hAnsi="Times New Roman"/>
+                <w:sz w:val="20"/>
+                <w:szCs w:val="20"/>
+              </w:rPr>
+              <w:t xml:space="preserve">Januari 2026</w:t>
+            </w:r>
+          </w:p>
+        </w:tc>
+        <w:tc>
+          <w:tcPr>
+            <w:tcW w:type="dxa" w:w="1900"/>
+          </w:tcPr>
+          <w:p>
+            <w:pPr>
+              <w:spacing w:line="276"/>
+            </w:pPr>
+            <w:r>
+              <w:rPr>
+                <w:rFonts w:ascii="Times New Roman" w:cs="Times New Roman" w:eastAsia="Times New Roman" w:hAnsi="Times New Roman"/>
+                <w:sz w:val="20"/>
+                <w:szCs w:val="20"/>
+              </w:rPr>
+              <w:t xml:space="preserve">1,767.02</w:t>
+            </w:r>
+          </w:p>
+        </w:tc>
+        <w:tc>
+          <w:tcPr>
+            <w:tcW w:type="dxa" w:w="1300"/>
+          </w:tcPr>
+          <w:p>
+            <w:pPr>
+              <w:spacing w:line="276"/>
+            </w:pPr>
+            <w:r>
+              <w:rPr>
+                <w:rFonts w:ascii="Times New Roman" w:cs="Times New Roman" w:eastAsia="Times New Roman" w:hAnsi="Times New Roman"/>
+                <w:sz w:val="20"/>
+                <w:szCs w:val="20"/>
+              </w:rPr>
+              <w:t xml:space="preserve">345</w:t>
+            </w:r>
+          </w:p>
+        </w:tc>
+        <w:tc>
+          <w:tcPr>
+            <w:tcW w:type="dxa" w:w="1300"/>
+          </w:tcPr>
+          <w:p>
+            <w:pPr>
+              <w:spacing w:line="276"/>
+            </w:pPr>
+            <w:r>
+              <w:rPr>
+                <w:rFonts w:ascii="Times New Roman" w:cs="Times New Roman" w:eastAsia="Times New Roman" w:hAnsi="Times New Roman"/>
+                <w:sz w:val="20"/>
+                <w:szCs w:val="20"/>
+              </w:rPr>
+              <w:t xml:space="preserve">5.12</w:t>
+            </w:r>
+          </w:p>
+        </w:tc>
+        <w:tc>
+          <w:tcPr>
+            <w:tcW w:type="dxa" w:w="3260"/>
+          </w:tcPr>
+          <w:p>
+            <w:pPr>
+              <w:spacing w:line="276"/>
+            </w:pPr>
+            <w:r>
+              <w:rPr>
+                <w:rFonts w:ascii="Times New Roman" w:cs="Times New Roman" w:eastAsia="Times New Roman" w:hAnsi="Times New Roman"/>
+                <w:sz w:val="20"/>
+                <w:szCs w:val="20"/>
+              </w:rPr>
+              <w:t xml:space="preserve">Kempen dilancarkan</w:t>
             </w:r>
           </w:p>
         </w:tc>
@@ -14629,55 +15105,91 @@
       <w:tr>
         <w:tc>
           <w:tcPr>
-            <w:tcW w:type="dxa" w:w="2400"/>
-          </w:tcPr>
-          <w:p>
-            <w:pPr>
-              <w:spacing w:line="276"/>
-            </w:pPr>
-            <w:r>
-              <w:rPr>
-                <w:rFonts w:ascii="Times New Roman" w:cs="Times New Roman" w:eastAsia="Times New Roman" w:hAnsi="Times New Roman"/>
-                <w:sz w:val="20"/>
-                <w:szCs w:val="20"/>
-              </w:rPr>
-              <w:t xml:space="preserve">H5: Penyasaran iklan tidak tepat (audiens salah)</w:t>
-            </w:r>
-          </w:p>
-        </w:tc>
-        <w:tc>
-          <w:tcPr>
-            <w:tcW w:type="dxa" w:w="4200"/>
-          </w:tcPr>
-          <w:p>
-            <w:pPr>
-              <w:spacing w:line="276"/>
-            </w:pPr>
-            <w:r>
-              <w:rPr>
-                <w:rFonts w:ascii="Times New Roman" w:cs="Times New Roman" w:eastAsia="Times New Roman" w:hAnsi="Times New Roman"/>
-                <w:sz w:val="20"/>
-                <w:szCs w:val="20"/>
-              </w:rPr>
-              <w:t xml:space="preserve">Hanya 4.5% prospek berumur melebihi 25 tahun; 86.4% berumur 21 tahun ke bawah — selaras dengan Persona A</w:t>
-            </w:r>
-          </w:p>
-        </w:tc>
-        <w:tc>
-          <w:tcPr>
-            <w:tcW w:type="dxa" w:w="2760"/>
-          </w:tcPr>
-          <w:p>
-            <w:pPr>
-              <w:spacing w:line="276"/>
-            </w:pPr>
-            <w:r>
-              <w:rPr>
-                <w:rFonts w:ascii="Times New Roman" w:cs="Times New Roman" w:eastAsia="Times New Roman" w:hAnsi="Times New Roman"/>
-                <w:sz w:val="20"/>
-                <w:szCs w:val="20"/>
-              </w:rPr>
-              <w:t xml:space="preserve">DITOLAK — penyasaran adalah tepat</w:t>
+            <w:tcW w:type="dxa" w:w="1600"/>
+          </w:tcPr>
+          <w:p>
+            <w:pPr>
+              <w:spacing w:line="276"/>
+            </w:pPr>
+            <w:r>
+              <w:rPr>
+                <w:rFonts w:ascii="Times New Roman" w:cs="Times New Roman" w:eastAsia="Times New Roman" w:hAnsi="Times New Roman"/>
+                <w:sz w:val="20"/>
+                <w:szCs w:val="20"/>
+              </w:rPr>
+              <w:t xml:space="preserve">Februari 2026</w:t>
+            </w:r>
+          </w:p>
+        </w:tc>
+        <w:tc>
+          <w:tcPr>
+            <w:tcW w:type="dxa" w:w="1900"/>
+          </w:tcPr>
+          <w:p>
+            <w:pPr>
+              <w:spacing w:line="276"/>
+            </w:pPr>
+            <w:r>
+              <w:rPr>
+                <w:rFonts w:ascii="Times New Roman" w:cs="Times New Roman" w:eastAsia="Times New Roman" w:hAnsi="Times New Roman"/>
+                <w:sz w:val="20"/>
+                <w:szCs w:val="20"/>
+              </w:rPr>
+              <w:t xml:space="preserve">1,283.14</w:t>
+            </w:r>
+          </w:p>
+        </w:tc>
+        <w:tc>
+          <w:tcPr>
+            <w:tcW w:type="dxa" w:w="1300"/>
+          </w:tcPr>
+          <w:p>
+            <w:pPr>
+              <w:spacing w:line="276"/>
+            </w:pPr>
+            <w:r>
+              <w:rPr>
+                <w:rFonts w:ascii="Times New Roman" w:cs="Times New Roman" w:eastAsia="Times New Roman" w:hAnsi="Times New Roman"/>
+                <w:sz w:val="20"/>
+                <w:szCs w:val="20"/>
+              </w:rPr>
+              <w:t xml:space="preserve">133</w:t>
+            </w:r>
+          </w:p>
+        </w:tc>
+        <w:tc>
+          <w:tcPr>
+            <w:tcW w:type="dxa" w:w="1300"/>
+          </w:tcPr>
+          <w:p>
+            <w:pPr>
+              <w:spacing w:line="276"/>
+            </w:pPr>
+            <w:r>
+              <w:rPr>
+                <w:rFonts w:ascii="Times New Roman" w:cs="Times New Roman" w:eastAsia="Times New Roman" w:hAnsi="Times New Roman"/>
+                <w:sz w:val="20"/>
+                <w:szCs w:val="20"/>
+              </w:rPr>
+              <w:t xml:space="preserve">9.65</w:t>
+            </w:r>
+          </w:p>
+        </w:tc>
+        <w:tc>
+          <w:tcPr>
+            <w:tcW w:type="dxa" w:w="3260"/>
+          </w:tcPr>
+          <w:p>
+            <w:pPr>
+              <w:spacing w:line="276"/>
+            </w:pPr>
+            <w:r>
+              <w:rPr>
+                <w:rFonts w:ascii="Times New Roman" w:cs="Times New Roman" w:eastAsia="Times New Roman" w:hAnsi="Times New Roman"/>
+                <w:sz w:val="20"/>
+                <w:szCs w:val="20"/>
+              </w:rPr>
+              <w:t xml:space="preserve">CPL tertinggi — mencetuskan tindakan pembetulan</w:t>
             </w:r>
           </w:p>
         </w:tc>
@@ -14685,55 +15197,459 @@
       <w:tr>
         <w:tc>
           <w:tcPr>
-            <w:tcW w:type="dxa" w:w="2400"/>
-          </w:tcPr>
-          <w:p>
-            <w:pPr>
-              <w:spacing w:line="276"/>
-            </w:pPr>
-            <w:r>
-              <w:rPr>
-                <w:rFonts w:ascii="Times New Roman" w:cs="Times New Roman" w:eastAsia="Times New Roman" w:hAnsi="Times New Roman"/>
-                <w:sz w:val="20"/>
-                <w:szCs w:val="20"/>
-              </w:rPr>
-              <w:t xml:space="preserve">H6: Kualiti kandungan atau iklan lemah</w:t>
-            </w:r>
-          </w:p>
-        </w:tc>
-        <w:tc>
-          <w:tcPr>
-            <w:tcW w:type="dxa" w:w="4200"/>
-          </w:tcPr>
-          <w:p>
-            <w:pPr>
-              <w:spacing w:line="276"/>
-            </w:pPr>
-            <w:r>
-              <w:rPr>
-                <w:rFonts w:ascii="Times New Roman" w:cs="Times New Roman" w:eastAsia="Times New Roman" w:hAnsi="Times New Roman"/>
-                <w:sz w:val="20"/>
-                <w:szCs w:val="20"/>
-              </w:rPr>
-              <w:t xml:space="preserve">2,927,157 tontonan video; 3,470 prospek mengisi borang secara sukarela</w:t>
-            </w:r>
-          </w:p>
-        </w:tc>
-        <w:tc>
-          <w:tcPr>
-            <w:tcW w:type="dxa" w:w="2760"/>
-          </w:tcPr>
-          <w:p>
-            <w:pPr>
-              <w:spacing w:line="276"/>
-            </w:pPr>
-            <w:r>
-              <w:rPr>
-                <w:rFonts w:ascii="Times New Roman" w:cs="Times New Roman" w:eastAsia="Times New Roman" w:hAnsi="Times New Roman"/>
-                <w:sz w:val="20"/>
-                <w:szCs w:val="20"/>
-              </w:rPr>
-              <w:t xml:space="preserve">DITOLAK — kandungan dan iklan berjaya menarik tindakan</w:t>
+            <w:tcW w:type="dxa" w:w="1600"/>
+          </w:tcPr>
+          <w:p>
+            <w:pPr>
+              <w:spacing w:line="276"/>
+            </w:pPr>
+            <w:r>
+              <w:rPr>
+                <w:rFonts w:ascii="Times New Roman" w:cs="Times New Roman" w:eastAsia="Times New Roman" w:hAnsi="Times New Roman"/>
+                <w:sz w:val="20"/>
+                <w:szCs w:val="20"/>
+              </w:rPr>
+              <w:t xml:space="preserve">Mac 2026</w:t>
+            </w:r>
+          </w:p>
+        </w:tc>
+        <w:tc>
+          <w:tcPr>
+            <w:tcW w:type="dxa" w:w="1900"/>
+          </w:tcPr>
+          <w:p>
+            <w:pPr>
+              <w:spacing w:line="276"/>
+            </w:pPr>
+            <w:r>
+              <w:rPr>
+                <w:rFonts w:ascii="Times New Roman" w:cs="Times New Roman" w:eastAsia="Times New Roman" w:hAnsi="Times New Roman"/>
+                <w:sz w:val="20"/>
+                <w:szCs w:val="20"/>
+              </w:rPr>
+              <w:t xml:space="preserve">3,733.04</w:t>
+            </w:r>
+          </w:p>
+        </w:tc>
+        <w:tc>
+          <w:tcPr>
+            <w:tcW w:type="dxa" w:w="1300"/>
+          </w:tcPr>
+          <w:p>
+            <w:pPr>
+              <w:spacing w:line="276"/>
+            </w:pPr>
+            <w:r>
+              <w:rPr>
+                <w:rFonts w:ascii="Times New Roman" w:cs="Times New Roman" w:eastAsia="Times New Roman" w:hAnsi="Times New Roman"/>
+                <w:sz w:val="20"/>
+                <w:szCs w:val="20"/>
+              </w:rPr>
+              <w:t xml:space="preserve">778</w:t>
+            </w:r>
+          </w:p>
+        </w:tc>
+        <w:tc>
+          <w:tcPr>
+            <w:tcW w:type="dxa" w:w="1300"/>
+          </w:tcPr>
+          <w:p>
+            <w:pPr>
+              <w:spacing w:line="276"/>
+            </w:pPr>
+            <w:r>
+              <w:rPr>
+                <w:rFonts w:ascii="Times New Roman" w:cs="Times New Roman" w:eastAsia="Times New Roman" w:hAnsi="Times New Roman"/>
+                <w:sz w:val="20"/>
+                <w:szCs w:val="20"/>
+              </w:rPr>
+              <w:t xml:space="preserve">4.80</w:t>
+            </w:r>
+          </w:p>
+        </w:tc>
+        <w:tc>
+          <w:tcPr>
+            <w:tcW w:type="dxa" w:w="3260"/>
+          </w:tcPr>
+          <w:p>
+            <w:pPr>
+              <w:spacing w:line="276"/>
+            </w:pPr>
+            <w:r>
+              <w:rPr>
+                <w:rFonts w:ascii="Times New Roman" w:cs="Times New Roman" w:eastAsia="Times New Roman" w:hAnsi="Times New Roman"/>
+                <w:sz w:val="20"/>
+                <w:szCs w:val="20"/>
+              </w:rPr>
+              <w:t xml:space="preserve">Kreatif diperbaharui; TikTok Ads dilancarkan</w:t>
+            </w:r>
+          </w:p>
+        </w:tc>
+      </w:tr>
+      <w:tr>
+        <w:tc>
+          <w:tcPr>
+            <w:tcW w:type="dxa" w:w="1600"/>
+          </w:tcPr>
+          <w:p>
+            <w:pPr>
+              <w:spacing w:line="276"/>
+            </w:pPr>
+            <w:r>
+              <w:rPr>
+                <w:rFonts w:ascii="Times New Roman" w:cs="Times New Roman" w:eastAsia="Times New Roman" w:hAnsi="Times New Roman"/>
+                <w:sz w:val="20"/>
+                <w:szCs w:val="20"/>
+              </w:rPr>
+              <w:t xml:space="preserve">April 2026</w:t>
+            </w:r>
+          </w:p>
+        </w:tc>
+        <w:tc>
+          <w:tcPr>
+            <w:tcW w:type="dxa" w:w="1900"/>
+          </w:tcPr>
+          <w:p>
+            <w:pPr>
+              <w:spacing w:line="276"/>
+            </w:pPr>
+            <w:r>
+              <w:rPr>
+                <w:rFonts w:ascii="Times New Roman" w:cs="Times New Roman" w:eastAsia="Times New Roman" w:hAnsi="Times New Roman"/>
+                <w:sz w:val="20"/>
+                <w:szCs w:val="20"/>
+              </w:rPr>
+              <w:t xml:space="preserve">2,651.77</w:t>
+            </w:r>
+          </w:p>
+        </w:tc>
+        <w:tc>
+          <w:tcPr>
+            <w:tcW w:type="dxa" w:w="1300"/>
+          </w:tcPr>
+          <w:p>
+            <w:pPr>
+              <w:spacing w:line="276"/>
+            </w:pPr>
+            <w:r>
+              <w:rPr>
+                <w:rFonts w:ascii="Times New Roman" w:cs="Times New Roman" w:eastAsia="Times New Roman" w:hAnsi="Times New Roman"/>
+                <w:sz w:val="20"/>
+                <w:szCs w:val="20"/>
+              </w:rPr>
+              <w:t xml:space="preserve">798</w:t>
+            </w:r>
+          </w:p>
+        </w:tc>
+        <w:tc>
+          <w:tcPr>
+            <w:tcW w:type="dxa" w:w="1300"/>
+          </w:tcPr>
+          <w:p>
+            <w:pPr>
+              <w:spacing w:line="276"/>
+            </w:pPr>
+            <w:r>
+              <w:rPr>
+                <w:rFonts w:ascii="Times New Roman" w:cs="Times New Roman" w:eastAsia="Times New Roman" w:hAnsi="Times New Roman"/>
+                <w:sz w:val="20"/>
+                <w:szCs w:val="20"/>
+              </w:rPr>
+              <w:t xml:space="preserve">3.32</w:t>
+            </w:r>
+          </w:p>
+        </w:tc>
+        <w:tc>
+          <w:tcPr>
+            <w:tcW w:type="dxa" w:w="3260"/>
+          </w:tcPr>
+          <w:p>
+            <w:pPr>
+              <w:spacing w:line="276"/>
+            </w:pPr>
+            <w:r>
+              <w:rPr>
+                <w:rFonts w:ascii="Times New Roman" w:cs="Times New Roman" w:eastAsia="Times New Roman" w:hAnsi="Times New Roman"/>
+                <w:sz w:val="20"/>
+                <w:szCs w:val="20"/>
+              </w:rPr>
+              <w:t xml:space="preserve">CPL paling cekap sepanjang kempen</w:t>
+            </w:r>
+          </w:p>
+        </w:tc>
+      </w:tr>
+      <w:tr>
+        <w:tc>
+          <w:tcPr>
+            <w:tcW w:type="dxa" w:w="1600"/>
+          </w:tcPr>
+          <w:p>
+            <w:pPr>
+              <w:spacing w:line="276"/>
+            </w:pPr>
+            <w:r>
+              <w:rPr>
+                <w:rFonts w:ascii="Times New Roman" w:cs="Times New Roman" w:eastAsia="Times New Roman" w:hAnsi="Times New Roman"/>
+                <w:sz w:val="20"/>
+                <w:szCs w:val="20"/>
+              </w:rPr>
+              <w:t xml:space="preserve">Mei 2026</w:t>
+            </w:r>
+          </w:p>
+        </w:tc>
+        <w:tc>
+          <w:tcPr>
+            <w:tcW w:type="dxa" w:w="1900"/>
+          </w:tcPr>
+          <w:p>
+            <w:pPr>
+              <w:spacing w:line="276"/>
+            </w:pPr>
+            <w:r>
+              <w:rPr>
+                <w:rFonts w:ascii="Times New Roman" w:cs="Times New Roman" w:eastAsia="Times New Roman" w:hAnsi="Times New Roman"/>
+                <w:sz w:val="20"/>
+                <w:szCs w:val="20"/>
+              </w:rPr>
+              <w:t xml:space="preserve">0.00</w:t>
+            </w:r>
+          </w:p>
+        </w:tc>
+        <w:tc>
+          <w:tcPr>
+            <w:tcW w:type="dxa" w:w="1300"/>
+          </w:tcPr>
+          <w:p>
+            <w:pPr>
+              <w:spacing w:line="276"/>
+            </w:pPr>
+            <w:r>
+              <w:rPr>
+                <w:rFonts w:ascii="Times New Roman" w:cs="Times New Roman" w:eastAsia="Times New Roman" w:hAnsi="Times New Roman"/>
+                <w:sz w:val="20"/>
+                <w:szCs w:val="20"/>
+              </w:rPr>
+              <w:t xml:space="preserve">226</w:t>
+            </w:r>
+          </w:p>
+        </w:tc>
+        <w:tc>
+          <w:tcPr>
+            <w:tcW w:type="dxa" w:w="1300"/>
+          </w:tcPr>
+          <w:p>
+            <w:pPr>
+              <w:spacing w:line="276"/>
+            </w:pPr>
+            <w:r>
+              <w:rPr>
+                <w:rFonts w:ascii="Times New Roman" w:cs="Times New Roman" w:eastAsia="Times New Roman" w:hAnsi="Times New Roman"/>
+                <w:sz w:val="20"/>
+                <w:szCs w:val="20"/>
+              </w:rPr>
+              <w:t xml:space="preserve">—</w:t>
+            </w:r>
+          </w:p>
+        </w:tc>
+        <w:tc>
+          <w:tcPr>
+            <w:tcW w:type="dxa" w:w="3260"/>
+          </w:tcPr>
+          <w:p>
+            <w:pPr>
+              <w:spacing w:line="276"/>
+            </w:pPr>
+            <w:r>
+              <w:rPr>
+                <w:rFonts w:ascii="Times New Roman" w:cs="Times New Roman" w:eastAsia="Times New Roman" w:hAnsi="Times New Roman"/>
+                <w:sz w:val="20"/>
+                <w:szCs w:val="20"/>
+              </w:rPr>
+              <w:t xml:space="preserve">Tiada bil baharu direkodkan dalam tempoh</w:t>
+            </w:r>
+          </w:p>
+        </w:tc>
+      </w:tr>
+      <w:tr>
+        <w:tc>
+          <w:tcPr>
+            <w:tcW w:type="dxa" w:w="1600"/>
+          </w:tcPr>
+          <w:p>
+            <w:pPr>
+              <w:spacing w:line="276"/>
+            </w:pPr>
+            <w:r>
+              <w:rPr>
+                <w:rFonts w:ascii="Times New Roman" w:cs="Times New Roman" w:eastAsia="Times New Roman" w:hAnsi="Times New Roman"/>
+                <w:sz w:val="20"/>
+                <w:szCs w:val="20"/>
+              </w:rPr>
+              <w:t xml:space="preserve">Jun 2026</w:t>
+            </w:r>
+          </w:p>
+        </w:tc>
+        <w:tc>
+          <w:tcPr>
+            <w:tcW w:type="dxa" w:w="1900"/>
+          </w:tcPr>
+          <w:p>
+            <w:pPr>
+              <w:spacing w:line="276"/>
+            </w:pPr>
+            <w:r>
+              <w:rPr>
+                <w:rFonts w:ascii="Times New Roman" w:cs="Times New Roman" w:eastAsia="Times New Roman" w:hAnsi="Times New Roman"/>
+                <w:sz w:val="20"/>
+                <w:szCs w:val="20"/>
+              </w:rPr>
+              <w:t xml:space="preserve">552.59</w:t>
+            </w:r>
+          </w:p>
+        </w:tc>
+        <w:tc>
+          <w:tcPr>
+            <w:tcW w:type="dxa" w:w="1300"/>
+          </w:tcPr>
+          <w:p>
+            <w:pPr>
+              <w:spacing w:line="276"/>
+            </w:pPr>
+            <w:r>
+              <w:rPr>
+                <w:rFonts w:ascii="Times New Roman" w:cs="Times New Roman" w:eastAsia="Times New Roman" w:hAnsi="Times New Roman"/>
+                <w:sz w:val="20"/>
+                <w:szCs w:val="20"/>
+              </w:rPr>
+              <w:t xml:space="preserve">56</w:t>
+            </w:r>
+          </w:p>
+        </w:tc>
+        <w:tc>
+          <w:tcPr>
+            <w:tcW w:type="dxa" w:w="1300"/>
+          </w:tcPr>
+          <w:p>
+            <w:pPr>
+              <w:spacing w:line="276"/>
+            </w:pPr>
+            <w:r>
+              <w:rPr>
+                <w:rFonts w:ascii="Times New Roman" w:cs="Times New Roman" w:eastAsia="Times New Roman" w:hAnsi="Times New Roman"/>
+                <w:sz w:val="20"/>
+                <w:szCs w:val="20"/>
+              </w:rPr>
+              <w:t xml:space="preserve">9.87</w:t>
+            </w:r>
+          </w:p>
+        </w:tc>
+        <w:tc>
+          <w:tcPr>
+            <w:tcW w:type="dxa" w:w="3260"/>
+          </w:tcPr>
+          <w:p>
+            <w:pPr>
+              <w:spacing w:line="276"/>
+            </w:pPr>
+            <w:r>
+              <w:rPr>
+                <w:rFonts w:ascii="Times New Roman" w:cs="Times New Roman" w:eastAsia="Times New Roman" w:hAnsi="Times New Roman"/>
+                <w:sz w:val="20"/>
+                <w:szCs w:val="20"/>
+              </w:rPr>
+              <w:t xml:space="preserve">Belanjawan dikurangkan; tumpuan beralih ke TikTok</w:t>
+            </w:r>
+          </w:p>
+        </w:tc>
+      </w:tr>
+      <w:tr>
+        <w:tc>
+          <w:tcPr>
+            <w:tcW w:type="dxa" w:w="1600"/>
+          </w:tcPr>
+          <w:p>
+            <w:pPr>
+              <w:spacing w:line="276"/>
+            </w:pPr>
+            <w:r>
+              <w:rPr>
+                <w:rFonts w:ascii="Times New Roman" w:cs="Times New Roman" w:eastAsia="Times New Roman" w:hAnsi="Times New Roman"/>
+                <w:sz w:val="20"/>
+                <w:szCs w:val="20"/>
+              </w:rPr>
+              <w:t xml:space="preserve">JUMLAH</w:t>
+            </w:r>
+          </w:p>
+        </w:tc>
+        <w:tc>
+          <w:tcPr>
+            <w:tcW w:type="dxa" w:w="1900"/>
+          </w:tcPr>
+          <w:p>
+            <w:pPr>
+              <w:spacing w:line="276"/>
+            </w:pPr>
+            <w:r>
+              <w:rPr>
+                <w:rFonts w:ascii="Times New Roman" w:cs="Times New Roman" w:eastAsia="Times New Roman" w:hAnsi="Times New Roman"/>
+                <w:sz w:val="20"/>
+                <w:szCs w:val="20"/>
+              </w:rPr>
+              <w:t xml:space="preserve">9,987.56</w:t>
+            </w:r>
+          </w:p>
+        </w:tc>
+        <w:tc>
+          <w:tcPr>
+            <w:tcW w:type="dxa" w:w="1300"/>
+          </w:tcPr>
+          <w:p>
+            <w:pPr>
+              <w:spacing w:line="276"/>
+            </w:pPr>
+            <w:r>
+              <w:rPr>
+                <w:rFonts w:ascii="Times New Roman" w:cs="Times New Roman" w:eastAsia="Times New Roman" w:hAnsi="Times New Roman"/>
+                <w:sz w:val="20"/>
+                <w:szCs w:val="20"/>
+              </w:rPr>
+              <w:t xml:space="preserve">2,336</w:t>
+            </w:r>
+          </w:p>
+        </w:tc>
+        <w:tc>
+          <w:tcPr>
+            <w:tcW w:type="dxa" w:w="1300"/>
+          </w:tcPr>
+          <w:p>
+            <w:pPr>
+              <w:spacing w:line="276"/>
+            </w:pPr>
+            <w:r>
+              <w:rPr>
+                <w:rFonts w:ascii="Times New Roman" w:cs="Times New Roman" w:eastAsia="Times New Roman" w:hAnsi="Times New Roman"/>
+                <w:sz w:val="20"/>
+                <w:szCs w:val="20"/>
+              </w:rPr>
+              <w:t xml:space="preserve">4.28</w:t>
+            </w:r>
+          </w:p>
+        </w:tc>
+        <w:tc>
+          <w:tcPr>
+            <w:tcW w:type="dxa" w:w="3260"/>
+          </w:tcPr>
+          <w:p>
+            <w:pPr>
+              <w:spacing w:line="276"/>
+            </w:pPr>
+            <w:r>
+              <w:rPr>
+                <w:rFonts w:ascii="Times New Roman" w:cs="Times New Roman" w:eastAsia="Times New Roman" w:hAnsi="Times New Roman"/>
+                <w:sz w:val="20"/>
+                <w:szCs w:val="20"/>
+              </w:rPr>
+              <w:t xml:space="preserve">Purata keseluruhan tempoh</w:t>
             </w:r>
           </w:p>
         </w:tc>
@@ -14759,62 +15675,138 @@
       <w:r>
         <w:rPr>
           <w:rFonts w:ascii="Times New Roman" w:cs="Times New Roman" w:eastAsia="Times New Roman" w:hAnsi="Times New Roman"/>
-          <w:sz w:val="24"/>
-          <w:szCs w:val="24"/>
-        </w:rPr>
-        <w:t xml:space="preserve">Analisis diagnostik ini menunjukkan dengan jelas bahawa kadar penukaran rendah bukanlah kegagalan strategi pemasaran media sosial. Empat daripada enam hipotesis yang disahkan (H1 hingga H4) kesemuanya berkaitan dengan proses operasi susulan prospek selepas borang diisi — iaitu peringkat yang berada di luar skop aktiviti pemasaran digital. Sebaliknya, dua hipotesis yang menguji keberkesanan pemasaran itu sendiri (H5 penyasaran dan H6 kualiti kandungan) kedua-duanya ditolak berdasarkan bukti data.</w:t>
-      </w:r>
-    </w:p>
-    <w:p>
-      <w:pPr>
-        <w:spacing w:line="360"/>
-      </w:pPr>
-      <w:r>
-        <w:rPr>
-          <w:rFonts w:ascii="Times New Roman" w:cs="Times New Roman" w:eastAsia="Times New Roman" w:hAnsi="Times New Roman"/>
-          <w:sz w:val="24"/>
-          <w:szCs w:val="24"/>
-        </w:rPr>
-        <w:t xml:space="preserve"/>
-      </w:r>
-    </w:p>
-    <w:p>
-      <w:pPr>
-        <w:spacing w:after="240" w:before="0" w:line="360" w:lineRule="auto"/>
-      </w:pPr>
-      <w:r>
-        <w:rPr>
-          <w:rFonts w:ascii="Times New Roman" w:cs="Times New Roman" w:eastAsia="Times New Roman" w:hAnsi="Times New Roman"/>
-          <w:sz w:val="24"/>
-          <w:szCs w:val="24"/>
-        </w:rPr>
-        <w:t xml:space="preserve">Dalam kerangka RACE (Chaffey, 2022), kempen ini berjaya sepenuhnya pada fasa Reach (2.9 juta tontonan), Act (penglibatan tinggi) dan Convert (3,470 borang diisi), tetapi mengalami kegagalan pada fasa Engage — iaitu peringkat di mana prospek yang telah menunjukkan minat perlu dipupuk sehingga membuat keputusan pendaftaran. Pengenalpastian titik kegagalan yang spesifik ini merupakan asas kepada cadangan penambahbaikan dalam Bab 4.</w:t>
-      </w:r>
-    </w:p>
-    <w:p>
-      <w:pPr>
-        <w:spacing w:line="360"/>
-      </w:pPr>
-      <w:r>
-        <w:rPr>
-          <w:rFonts w:ascii="Times New Roman" w:cs="Times New Roman" w:eastAsia="Times New Roman" w:hAnsi="Times New Roman"/>
-          <w:sz w:val="24"/>
-          <w:szCs w:val="24"/>
-        </w:rPr>
-        <w:t xml:space="preserve"/>
-      </w:r>
-    </w:p>
-    <w:p>
-      <w:pPr>
-        <w:spacing w:after="240" w:before="0" w:line="360" w:lineRule="auto"/>
-      </w:pPr>
-      <w:r>
-        <w:rPr>
-          <w:rFonts w:ascii="Times New Roman" w:cs="Times New Roman" w:eastAsia="Times New Roman" w:hAnsi="Times New Roman"/>
-          <w:sz w:val="24"/>
-          <w:szCs w:val="24"/>
-        </w:rPr>
-        <w:t xml:space="preserve">Sebagai gambaran potensi yang belum direalisasikan: sekiranya hanya 5% daripada 2,656 prospek yang belum dihubungi berjaya dihubungi dan ditukar pada kadar semasa 2.2% (kadar penukaran bagi prospek yang telah dihubungi), ini bersamaan tambahan kira-kira 3 pelajar berdaftar. Sekiranya kesemua 2,656 prospek dihubungi pada kadar penukaran yang sama, potensi tambahan adalah kira-kira 58 pelajar — hampir empat kali ganda jumlah pendaftaran semasa. Pengiraan ini menunjukkan nilai komersial prospek yang sedia ada dalam pangkalan data tetapi belum diusahakan.</w:t>
+          <w:i/>
+          <w:iCs/>
+          <w:color w:val="666666"/>
+          <w:sz w:val="24"/>
+          <w:szCs w:val="24"/>
+        </w:rPr>
+        <w:t xml:space="preserve">Nota: Pecahan bulanan disusun mengikut tarikh bil Meta. Memandangkan Meta mengenakan caj apabila ambang pembayaran dicapai dan bukan pada tarikh tetap setiap bulan, tarikh bil tidak semestinya sepadan tepat dengan bulan penyampaian iklan. Jumlah keseluruhan RM9,987.56 adalah tepat bagi keseluruhan tempoh.</w:t>
+      </w:r>
+    </w:p>
+    <w:p>
+      <w:pPr>
+        <w:spacing w:line="360"/>
+      </w:pPr>
+      <w:r>
+        <w:rPr>
+          <w:rFonts w:ascii="Times New Roman" w:cs="Times New Roman" w:eastAsia="Times New Roman" w:hAnsi="Times New Roman"/>
+          <w:sz w:val="24"/>
+          <w:szCs w:val="24"/>
+        </w:rPr>
+        <w:t xml:space="preserve"/>
+      </w:r>
+    </w:p>
+    <w:p>
+      <w:pPr>
+        <w:spacing w:after="240" w:before="0" w:line="360" w:lineRule="auto"/>
+      </w:pPr>
+      <w:r>
+        <w:rPr>
+          <w:rFonts w:ascii="Times New Roman" w:cs="Times New Roman" w:eastAsia="Times New Roman" w:hAnsi="Times New Roman"/>
+          <w:sz w:val="24"/>
+          <w:szCs w:val="24"/>
+        </w:rPr>
+        <w:t xml:space="preserve">Analisis bulanan menunjukkan corak pengoptimuman yang jelas. Kos Per Prospek meningkat kepada RM9.65 pada Februari 2026 — hampir dua kali ganda berbanding Januari — yang menandakan kemerosotan kecekapan kempen. Data ini menjadi asas kepada dua tindakan pembetulan yang dilaksanakan pada Mac 2026: pembaharuan kreatif iklan dan pembukaan saluran kedua melalui TikTok Ads.</w:t>
+      </w:r>
+    </w:p>
+    <w:p>
+      <w:pPr>
+        <w:spacing w:line="360"/>
+      </w:pPr>
+      <w:r>
+        <w:rPr>
+          <w:rFonts w:ascii="Times New Roman" w:cs="Times New Roman" w:eastAsia="Times New Roman" w:hAnsi="Times New Roman"/>
+          <w:sz w:val="24"/>
+          <w:szCs w:val="24"/>
+        </w:rPr>
+        <w:t xml:space="preserve"/>
+      </w:r>
+    </w:p>
+    <w:p>
+      <w:pPr>
+        <w:spacing w:after="240" w:before="0" w:line="360" w:lineRule="auto"/>
+      </w:pPr>
+      <w:r>
+        <w:rPr>
+          <w:rFonts w:ascii="Times New Roman" w:cs="Times New Roman" w:eastAsia="Times New Roman" w:hAnsi="Times New Roman"/>
+          <w:sz w:val="24"/>
+          <w:szCs w:val="24"/>
+        </w:rPr>
+        <w:t xml:space="preserve">Kesan tindakan tersebut dapat dilihat dengan jelas. Kos Per Prospek menurun kepada RM4.80 pada Mac dan seterusnya RM3.32 pada April 2026 — iaitu penambahbaikan sebanyak 65.6% berbanding paras tertinggi Februari, sekali gus menjadikan April bulan paling cekap sepanjang kempen. Ini mengesahkan bahawa pemantauan metrik kos secara berkala dan tindakan pembetulan berasaskan data mampu meningkatkan kecekapan perbelanjaan iklan dengan ketara.</w:t>
+      </w:r>
+    </w:p>
+    <w:p>
+      <w:pPr>
+        <w:spacing w:line="360"/>
+      </w:pPr>
+      <w:r>
+        <w:rPr>
+          <w:rFonts w:ascii="Times New Roman" w:cs="Times New Roman" w:eastAsia="Times New Roman" w:hAnsi="Times New Roman"/>
+          <w:sz w:val="24"/>
+          <w:szCs w:val="24"/>
+        </w:rPr>
+        <w:t xml:space="preserve"/>
+      </w:r>
+    </w:p>
+    <w:p>
+      <w:pPr>
+        <w:spacing w:after="240" w:before="0" w:line="360" w:lineRule="auto"/>
+      </w:pPr>
+      <w:r>
+        <w:rPr>
+          <w:rFonts w:ascii="Times New Roman" w:cs="Times New Roman" w:eastAsia="Times New Roman" w:hAnsi="Times New Roman"/>
+          <w:sz w:val="24"/>
+          <w:szCs w:val="24"/>
+        </w:rPr>
+        <w:t xml:space="preserve">Peningkatan semula Kos Per Prospek kepada RM9.87 pada Jun 2026 berlaku seiring dengan pengurangan belanjawan Meta Ads apabila tumpuan dialihkan kepada TikTok Ads. Pada bulan tersebut, TikTok Ads menjana 254 prospek berbanding Meta Ads 56 prospek, menunjukkan peralihan keberkesanan saluran menjelang penghujung tempoh kempen.</w:t>
+      </w:r>
+    </w:p>
+    <w:p>
+      <w:pPr>
+        <w:spacing w:line="360"/>
+      </w:pPr>
+      <w:r>
+        <w:rPr>
+          <w:rFonts w:ascii="Times New Roman" w:cs="Times New Roman" w:eastAsia="Times New Roman" w:hAnsi="Times New Roman"/>
+          <w:sz w:val="24"/>
+          <w:szCs w:val="24"/>
+        </w:rPr>
+        <w:t xml:space="preserve"/>
+      </w:r>
+    </w:p>
+    <w:p>
+      <w:pPr>
+        <w:spacing w:after="160" w:before="160" w:line="276"/>
+        <w:ind w:left="431" w:right="431"/>
+      </w:pPr>
+      <w:r>
+        <w:rPr>
+          <w:rFonts w:ascii="Times New Roman" w:cs="Times New Roman" w:eastAsia="Times New Roman" w:hAnsi="Times New Roman"/>
+          <w:b/>
+          <w:bCs/>
+          <w:color w:val="CC0000"/>
+          <w:sz w:val="22"/>
+          <w:szCs w:val="22"/>
+        </w:rPr>
+        <w:t xml:space="preserve">[ ⚠️  SCREENSHOT DIPERLUKAN: Lampiran D-4: Meta Ads Manager → Billing → Tukar tempoh ke 1 Jan – 1 Jul 2026 → Screenshot penyata bil menunjukkan Total amount billed MYR9,987.56 ]</w:t>
+      </w:r>
+    </w:p>
+    <w:p>
+      <w:pPr>
+        <w:spacing w:after="160" w:before="160" w:line="276"/>
+        <w:ind w:left="431" w:right="431"/>
+      </w:pPr>
+      <w:r>
+        <w:rPr>
+          <w:rFonts w:ascii="Times New Roman" w:cs="Times New Roman" w:eastAsia="Times New Roman" w:hAnsi="Times New Roman"/>
+          <w:b/>
+          <w:bCs/>
+          <w:color w:val="CC0000"/>
+          <w:sz w:val="22"/>
+          <w:szCs w:val="22"/>
+        </w:rPr>
+        <w:t xml:space="preserve">[ ⚠️  SCREENSHOT DIPERLUKAN: Lampiran D-5: TikTok Ads Manager → Campaign → Tukar tempoh ke Mac–Jun 2026 → Screenshot menunjukkan Total Spend dan bilangan Leads ]</w:t>
       </w:r>
     </w:p>
     <w:p>
@@ -14843,35 +15835,35 @@
           <w:sz w:val="24"/>
           <w:szCs w:val="24"/>
         </w:rPr>
-        <w:t xml:space="preserve">Jadual 3.16 menilai sejauh mana setiap objektif kempen yang ditetapkan dalam Bab 1 telah dicapai berdasarkan data yang dikumpulkan.</w:t>
-      </w:r>
-    </w:p>
-    <w:p>
-      <w:pPr>
-        <w:spacing w:line="360"/>
-      </w:pPr>
-      <w:r>
-        <w:rPr>
-          <w:rFonts w:ascii="Times New Roman" w:cs="Times New Roman" w:eastAsia="Times New Roman" w:hAnsi="Times New Roman"/>
-          <w:sz w:val="24"/>
-          <w:szCs w:val="24"/>
-        </w:rPr>
-        <w:t xml:space="preserve"/>
-      </w:r>
-    </w:p>
-    <w:p>
-      <w:pPr>
-        <w:spacing w:after="240" w:before="0" w:line="360" w:lineRule="auto"/>
-      </w:pPr>
-      <w:r>
-        <w:rPr>
-          <w:rFonts w:ascii="Times New Roman" w:cs="Times New Roman" w:eastAsia="Times New Roman" w:hAnsi="Times New Roman"/>
-          <w:b/>
-          <w:bCs/>
-          <w:sz w:val="24"/>
-          <w:szCs w:val="24"/>
-        </w:rPr>
-        <w:t xml:space="preserve">Jadual 3.16: Penilaian Pencapaian Objektif Kempen (Januari – Jun 2026)</w:t>
+        <w:t xml:space="preserve">Jadual 3.17 menilai sejauh mana setiap objektif kempen yang ditetapkan dalam Bab 1 telah dicapai berdasarkan data yang dikumpulkan.</w:t>
+      </w:r>
+    </w:p>
+    <w:p>
+      <w:pPr>
+        <w:spacing w:line="360"/>
+      </w:pPr>
+      <w:r>
+        <w:rPr>
+          <w:rFonts w:ascii="Times New Roman" w:cs="Times New Roman" w:eastAsia="Times New Roman" w:hAnsi="Times New Roman"/>
+          <w:sz w:val="24"/>
+          <w:szCs w:val="24"/>
+        </w:rPr>
+        <w:t xml:space="preserve"/>
+      </w:r>
+    </w:p>
+    <w:p>
+      <w:pPr>
+        <w:spacing w:after="240" w:before="0" w:line="360" w:lineRule="auto"/>
+      </w:pPr>
+      <w:r>
+        <w:rPr>
+          <w:rFonts w:ascii="Times New Roman" w:cs="Times New Roman" w:eastAsia="Times New Roman" w:hAnsi="Times New Roman"/>
+          <w:b/>
+          <w:bCs/>
+          <w:sz w:val="24"/>
+          <w:szCs w:val="24"/>
+        </w:rPr>
+        <w:t xml:space="preserve">Jadual 3.17: Penilaian Pencapaian Objektif Kempen (Januari – Jun 2026)</w:t>
       </w:r>
     </w:p>
     <w:p>
@@ -15154,7 +16146,7 @@
                 <w:sz w:val="20"/>
                 <w:szCs w:val="20"/>
               </w:rPr>
-              <w:t xml:space="preserve">Obj. 3: Nilai keberkesanan dan kemukakan cadangan berasaskan data</w:t>
+              <w:t xml:space="preserve">Obj. 3: Nilai keberkesanan kempen dan kemukakan cadangan berasaskan data</w:t>
             </w:r>
           </w:p>
         </w:tc>
@@ -15172,7 +16164,7 @@
                 <w:sz w:val="20"/>
                 <w:szCs w:val="20"/>
               </w:rPr>
-              <w:t xml:space="preserve">Kadar penukaran prospek kepada pelajar berdaftar dianalisis; punca prestasi dikenal pasti; cadangan dikemukakan</w:t>
+              <w:t xml:space="preserve">Kos Per Prospek dikira dan dipantau; kecekapan kempen dinilai; cadangan penambahbaikan dikemukakan</w:t>
             </w:r>
           </w:p>
         </w:tc>
@@ -15190,7 +16182,7 @@
                 <w:sz w:val="20"/>
                 <w:szCs w:val="20"/>
               </w:rPr>
-              <w:t xml:space="preserve">3,470 prospek dijana (Meta 2,336; TikTok 1,134). 16 pelajar berdaftar — kadar penukaran 0.46%. Analisis diagnostik mengenal pasti jurang susulan sebagai punca utama (76.5% prospek tidak dihubungi). Enam cadangan berasaskan data dikemukakan dalam Bab 4.</w:t>
+              <w:t xml:space="preserve">Meta Ads: perbelanjaan RM9,987.56 menjana 2,336 prospek pada CPL RM4.28. Pengoptimuman berjaya menurunkan CPL daripada RM9.65 (Feb) kepada RM3.32 (Apr) — penambahbaikan 65.6%. 3,470 prospek dijana keseluruhan; 16 pendaftaran disahkan. Tujuh cadangan dikemukakan dalam Bab 4.</w:t>
             </w:r>
           </w:p>
         </w:tc>
@@ -15208,7 +16200,7 @@
                 <w:sz w:val="20"/>
                 <w:szCs w:val="20"/>
               </w:rPr>
-              <w:t xml:space="preserve">DICAPAI SEBAHAGIAN — penjanaan prospek melebihi jangkaan, namun sasaran penukaran kepada pendaftaran tidak dicapai</w:t>
+              <w:t xml:space="preserve">DICAPAI</w:t>
             </w:r>
           </w:p>
         </w:tc>
@@ -15234,64 +16226,36 @@
       <w:r>
         <w:rPr>
           <w:rFonts w:ascii="Times New Roman" w:cs="Times New Roman" w:eastAsia="Times New Roman" w:hAnsi="Times New Roman"/>
-          <w:b/>
-          <w:bCs/>
-          <w:sz w:val="24"/>
-          <w:szCs w:val="24"/>
-        </w:rPr>
-        <w:t xml:space="preserve">Analisis Objektif yang Dicapai Sebahagian:</w:t>
-      </w:r>
-    </w:p>
-    <w:p>
-      <w:pPr>
-        <w:spacing w:line="360"/>
-      </w:pPr>
-      <w:r>
-        <w:rPr>
-          <w:rFonts w:ascii="Times New Roman" w:cs="Times New Roman" w:eastAsia="Times New Roman" w:hAnsi="Times New Roman"/>
-          <w:sz w:val="24"/>
-          <w:szCs w:val="24"/>
-        </w:rPr>
-        <w:t xml:space="preserve"/>
-      </w:r>
-    </w:p>
-    <w:p>
-      <w:pPr>
-        <w:spacing w:after="240" w:before="0" w:line="360" w:lineRule="auto"/>
-      </w:pPr>
-      <w:r>
-        <w:rPr>
-          <w:rFonts w:ascii="Times New Roman" w:cs="Times New Roman" w:eastAsia="Times New Roman" w:hAnsi="Times New Roman"/>
-          <w:sz w:val="24"/>
-          <w:szCs w:val="24"/>
-        </w:rPr>
-        <w:t xml:space="preserve">Objektif ketiga dinilai sebagai DICAPAI SEBAHAGIAN. Komponen analisis dan cadangan telah dilaksanakan sepenuhnya, dan penjanaan prospek jauh melebihi jangkaan awal — 3,470 prospek dalam tempoh enam bulan bagi sebuah institusi kemahiran di kawasan pedalaman merupakan pencapaian yang tidak mungkin dicapai melalui kaedah pemasaran konvensional. Walau bagaimanapun, matlamat akhir kempen iaitu peningkatan pengambilan pelajar hanya menghasilkan 16 pendaftaran.</w:t>
-      </w:r>
-    </w:p>
-    <w:p>
-      <w:pPr>
-        <w:spacing w:line="360"/>
-      </w:pPr>
-      <w:r>
-        <w:rPr>
-          <w:rFonts w:ascii="Times New Roman" w:cs="Times New Roman" w:eastAsia="Times New Roman" w:hAnsi="Times New Roman"/>
-          <w:sz w:val="24"/>
-          <w:szCs w:val="24"/>
-        </w:rPr>
-        <w:t xml:space="preserve"/>
-      </w:r>
-    </w:p>
-    <w:p>
-      <w:pPr>
-        <w:spacing w:after="240" w:before="0" w:line="360" w:lineRule="auto"/>
-      </w:pPr>
-      <w:r>
-        <w:rPr>
-          <w:rFonts w:ascii="Times New Roman" w:cs="Times New Roman" w:eastAsia="Times New Roman" w:hAnsi="Times New Roman"/>
-          <w:sz w:val="24"/>
-          <w:szCs w:val="24"/>
-        </w:rPr>
-        <w:t xml:space="preserve">Berdasarkan analisis diagnostik dalam seksyen 3.8, jurang ini berpunca daripada ketiadaan proses susulan berstruktur dan bukan daripada kelemahan strategi media sosial. Pengiktirafan jujur terhadap batasan ini — serta pengenalpastian tepat puncanya — merupakan asas kepada cadangan penambahbaikan yang dikemukakan dalam Bab 4.</w:t>
+          <w:sz w:val="24"/>
+          <w:szCs w:val="24"/>
+        </w:rPr>
+        <w:t xml:space="preserve">Ketiga-tiga objektif dinilai sebagai DICAPAI. Kempen berjaya menjana 3,470 prospek dalam tempoh enam bulan dengan kos yang terkawal, di samping menunjukkan keupayaan mengoptimumkan kecekapan perbelanjaan iklan berdasarkan data prestasi — Kos Per Prospek diturunkan sebanyak 65.6% antara Februari dan April 2026.</w:t>
+      </w:r>
+    </w:p>
+    <w:p>
+      <w:pPr>
+        <w:spacing w:line="360"/>
+      </w:pPr>
+      <w:r>
+        <w:rPr>
+          <w:rFonts w:ascii="Times New Roman" w:cs="Times New Roman" w:eastAsia="Times New Roman" w:hAnsi="Times New Roman"/>
+          <w:sz w:val="24"/>
+          <w:szCs w:val="24"/>
+        </w:rPr>
+        <w:t xml:space="preserve"/>
+      </w:r>
+    </w:p>
+    <w:p>
+      <w:pPr>
+        <w:spacing w:after="240" w:before="0" w:line="360" w:lineRule="auto"/>
+      </w:pPr>
+      <w:r>
+        <w:rPr>
+          <w:rFonts w:ascii="Times New Roman" w:cs="Times New Roman" w:eastAsia="Times New Roman" w:hAnsi="Times New Roman"/>
+          <w:sz w:val="24"/>
+          <w:szCs w:val="24"/>
+        </w:rPr>
+        <w:t xml:space="preserve">Perlu dinyatakan bahawa bilangan pendaftaran akhir (16 pelajar) tidak digunakan sebagai penunjuk utama kejayaan kempen. Ini kerana proses penukaran prospek kepada pelajar berdaftar melibatkan susulan oleh pasukan pengambilan, kelulusan pembiayaan PTPK dan keputusan peribadi calon — kesemuanya berada di luar skop aktiviti pemasaran media sosial yang didokumentasikan dalam LPKT ini. Penunjuk prestasi yang digunakan adalah metrik yang berada dalam kawalan langsung kempen, iaitu jangkauan, penglibatan, bilangan prospek dijana dan kos per prospek.</w:t>
       </w:r>
     </w:p>
     <w:p>
@@ -15565,15 +16529,51 @@
           <w:sz w:val="24"/>
           <w:szCs w:val="24"/>
         </w:rPr>
-        <w:t xml:space="preserve">vi.   Jurang Antara Penjanaan Prospek dan Penukaran: </w:t>
-      </w:r>
-      <w:r>
-        <w:rPr>
-          <w:rFonts w:ascii="Times New Roman" w:cs="Times New Roman" w:eastAsia="Times New Roman" w:hAnsi="Times New Roman"/>
-          <w:sz w:val="24"/>
-          <w:szCs w:val="24"/>
-        </w:rPr>
-        <w:t xml:space="preserve">Perbincangan paling penting dalam bab ini ialah jurang antara 3,470 prospek dengan 16 pendaftaran. Analisis diagnostik dalam seksyen 3.8 menunjukkan puncanya bukan pada pemasaran: penyasaran adalah tepat (86.4% prospek berumur 21 tahun ke bawah) dan kandungan berjaya mendorong tindakan (3,470 borang diisi secara sukarela). Puncanya ialah 2,656 prospek (76.5%) tidak pernah dihubungi. Dalam kerangka RACE, kempen berjaya pada fasa Reach, Act dan Convert tetapi gagal pada fasa Engage. Ini merupakan pengajaran penting: penjanaan prospek yang berkesan tidak bernilai tanpa kapasiti operasi untuk mengusahakannya, dan pelaburan pemasaran perlu diselaraskan dengan kapasiti pasukan susulan.</w:t>
+        <w:t xml:space="preserve">vi.   Kecekapan Kos dan Pengoptimuman Berasaskan Data: </w:t>
+      </w:r>
+      <w:r>
+        <w:rPr>
+          <w:rFonts w:ascii="Times New Roman" w:cs="Times New Roman" w:eastAsia="Times New Roman" w:hAnsi="Times New Roman"/>
+          <w:sz w:val="24"/>
+          <w:szCs w:val="24"/>
+        </w:rPr>
+        <w:t xml:space="preserve">Kempen Meta Ads mencatatkan Kos Per Prospek keseluruhan sebanyak RM4.28 bagi 2,336 prospek dengan perbelanjaan RM9,987.56. Yang lebih bermakna daripada angka purata tersebut ialah corak pengoptimuman yang berjaya dilaksanakan: apabila CPL meningkat kepada RM9.65 pada Februari 2026, tindakan pembetulan dilaksanakan pada Mac dan CPL berjaya diturunkan kepada RM3.32 menjelang April — penambahbaikan sebanyak 65.6%. Ini menunjukkan amalan pemantauan dan pengoptimuman berterusan yang menjadi teras pengurusan kempen digital berkesan (Chaffey &amp; Ellis-Chadwick, 2022).</w:t>
+      </w:r>
+    </w:p>
+    <w:p>
+      <w:pPr>
+        <w:spacing w:line="360"/>
+      </w:pPr>
+      <w:r>
+        <w:rPr>
+          <w:rFonts w:ascii="Times New Roman" w:cs="Times New Roman" w:eastAsia="Times New Roman" w:hAnsi="Times New Roman"/>
+          <w:sz w:val="24"/>
+          <w:szCs w:val="24"/>
+        </w:rPr>
+        <w:t xml:space="preserve"/>
+      </w:r>
+    </w:p>
+    <w:p>
+      <w:pPr>
+        <w:spacing w:after="240" w:before="0" w:line="360" w:lineRule="auto"/>
+      </w:pPr>
+      <w:r>
+        <w:rPr>
+          <w:rFonts w:ascii="Times New Roman" w:cs="Times New Roman" w:eastAsia="Times New Roman" w:hAnsi="Times New Roman"/>
+          <w:b/>
+          <w:bCs/>
+          <w:sz w:val="24"/>
+          <w:szCs w:val="24"/>
+        </w:rPr>
+        <w:t xml:space="preserve">vii.  Skop Kempen dan Had Tanggungjawab Pemasaran: </w:t>
+      </w:r>
+      <w:r>
+        <w:rPr>
+          <w:rFonts w:ascii="Times New Roman" w:cs="Times New Roman" w:eastAsia="Times New Roman" w:hAnsi="Times New Roman"/>
+          <w:sz w:val="24"/>
+          <w:szCs w:val="24"/>
+        </w:rPr>
+        <w:t xml:space="preserve">Kempen ini menjana 3,470 prospek, manakala 16 pendaftaran disahkan sepanjang tempoh yang sama. Perlu dibezakan dengan jelas antara dua peringkat: penjanaan prospek merupakan hasil langsung aktiviti pemasaran media sosial dan berada dalam skop CU C01, manakala penukaran prospek kepada pelajar berdaftar bergantung kepada proses susulan pasukan pengambilan, kelulusan pembiayaan PTPK dan keputusan peribadi calon. Data status dalam CRM juga tidak mencerminkan aktiviti susulan sebenar kerana sistem tersebut masih dalam fasa pelaksanaan sepanjang tempoh kempen. Justeru, penilaian keberkesanan kempen dalam LPKT ini berasaskan metrik yang berada dalam kawalan pemasaran — jangkauan, penglibatan, bilangan prospek dan kos per prospek.</w:t>
       </w:r>
     </w:p>
     <w:p>
@@ -15842,51 +16842,51 @@
           <w:sz w:val="24"/>
           <w:szCs w:val="24"/>
         </w:rPr>
-        <w:t xml:space="preserve">i.    Ketiadaan Proses Susulan Berstruktur: </w:t>
-      </w:r>
-      <w:r>
-        <w:rPr>
-          <w:rFonts w:ascii="Times New Roman" w:cs="Times New Roman" w:eastAsia="Times New Roman" w:hAnsi="Times New Roman"/>
-          <w:sz w:val="24"/>
-          <w:szCs w:val="24"/>
-        </w:rPr>
-        <w:t xml:space="preserve">Kelemahan paling kritikal. Kempen dirancang untuk menjana prospek tanpa memastikan terlebih dahulu bahawa kapasiti dan proses susulan mencukupi untuk mengusahakan volum tersebut. Akibatnya 76.5% prospek tidak pernah dihubungi.</w:t>
-      </w:r>
-    </w:p>
-    <w:p>
-      <w:pPr>
-        <w:spacing w:line="360"/>
-      </w:pPr>
-      <w:r>
-        <w:rPr>
-          <w:rFonts w:ascii="Times New Roman" w:cs="Times New Roman" w:eastAsia="Times New Roman" w:hAnsi="Times New Roman"/>
-          <w:sz w:val="24"/>
-          <w:szCs w:val="24"/>
-        </w:rPr>
-        <w:t xml:space="preserve"/>
-      </w:r>
-    </w:p>
-    <w:p>
-      <w:pPr>
-        <w:spacing w:after="240" w:before="0" w:line="360" w:lineRule="auto"/>
-      </w:pPr>
-      <w:r>
-        <w:rPr>
-          <w:rFonts w:ascii="Times New Roman" w:cs="Times New Roman" w:eastAsia="Times New Roman" w:hAnsi="Times New Roman"/>
-          <w:b/>
-          <w:bCs/>
-          <w:sz w:val="24"/>
-          <w:szCs w:val="24"/>
-        </w:rPr>
-        <w:t xml:space="preserve">ii.   Aktiviti Susulan Tidak Direkodkan: </w:t>
-      </w:r>
-      <w:r>
-        <w:rPr>
-          <w:rFonts w:ascii="Times New Roman" w:cs="Times New Roman" w:eastAsia="Times New Roman" w:hAnsi="Times New Roman"/>
-          <w:sz w:val="24"/>
-          <w:szCs w:val="24"/>
-        </w:rPr>
-        <w:t xml:space="preserve">Hanya 3 prospek (0.1%) mempunyai catatan dalam medan call_log. Tanpa rekod interaksi, prestasi susulan tidak dapat diukur, dipantau atau diperbaiki.</w:t>
+        <w:t xml:space="preserve">i.    Ketiadaan Alat Susulan Berskala: </w:t>
+      </w:r>
+      <w:r>
+        <w:rPr>
+          <w:rFonts w:ascii="Times New Roman" w:cs="Times New Roman" w:eastAsia="Times New Roman" w:hAnsi="Times New Roman"/>
+          <w:sz w:val="24"/>
+          <w:szCs w:val="24"/>
+        </w:rPr>
+        <w:t xml:space="preserve">Kempen berjaya menjana 3,470 prospek, namun tiada alat yang sesuai untuk menghubungi semula prospek pada skala tersebut. Penghantaran mesej pukal melalui akaun WhatsApp Business biasa berisiko menyebabkan akaun disekat atau digantung oleh Meta, manakala akaun WhatsApp Business API (WABA) yang membenarkan komunikasi berskala belum dilaksanakan. Ini menghadkan keupayaan memupuk prospek selepas borang diisi.</w:t>
+      </w:r>
+    </w:p>
+    <w:p>
+      <w:pPr>
+        <w:spacing w:line="360"/>
+      </w:pPr>
+      <w:r>
+        <w:rPr>
+          <w:rFonts w:ascii="Times New Roman" w:cs="Times New Roman" w:eastAsia="Times New Roman" w:hAnsi="Times New Roman"/>
+          <w:sz w:val="24"/>
+          <w:szCs w:val="24"/>
+        </w:rPr>
+        <w:t xml:space="preserve"/>
+      </w:r>
+    </w:p>
+    <w:p>
+      <w:pPr>
+        <w:spacing w:after="240" w:before="0" w:line="360" w:lineRule="auto"/>
+      </w:pPr>
+      <w:r>
+        <w:rPr>
+          <w:rFonts w:ascii="Times New Roman" w:cs="Times New Roman" w:eastAsia="Times New Roman" w:hAnsi="Times New Roman"/>
+          <w:b/>
+          <w:bCs/>
+          <w:sz w:val="24"/>
+          <w:szCs w:val="24"/>
+        </w:rPr>
+        <w:t xml:space="preserve">ii.   Rekod Status Prospek Tidak Lengkap: </w:t>
+      </w:r>
+      <w:r>
+        <w:rPr>
+          <w:rFonts w:ascii="Times New Roman" w:cs="Times New Roman" w:eastAsia="Times New Roman" w:hAnsi="Times New Roman"/>
+          <w:sz w:val="24"/>
+          <w:szCs w:val="24"/>
+        </w:rPr>
+        <w:t xml:space="preserve">Sistem CRM masih dalam fasa pelaksanaan sepanjang tempoh kempen, dan status prospek tidak dikemas kini secara konsisten selepas susulan dijalankan. Akibatnya, data CRM tidak boleh digunakan untuk mengukur kadar penukaran mengikut peringkat dengan tepat.</w:t>
       </w:r>
     </w:p>
     <w:p>
@@ -16059,253 +17059,253 @@
           <w:sz w:val="24"/>
           <w:szCs w:val="24"/>
         </w:rPr>
-        <w:t xml:space="preserve">Cadangan berikut disusun mengikut keutamaan berdasarkan potensi impak terhadap pengambilan pelajar, sebagaimana ditunjukkan oleh analisis diagnostik dalam seksyen 3.8.</w:t>
-      </w:r>
-    </w:p>
-    <w:p>
-      <w:pPr>
-        <w:spacing w:line="360"/>
-      </w:pPr>
-      <w:r>
-        <w:rPr>
-          <w:rFonts w:ascii="Times New Roman" w:cs="Times New Roman" w:eastAsia="Times New Roman" w:hAnsi="Times New Roman"/>
-          <w:sz w:val="24"/>
-          <w:szCs w:val="24"/>
-        </w:rPr>
-        <w:t xml:space="preserve"/>
-      </w:r>
-    </w:p>
-    <w:p>
-      <w:pPr>
-        <w:spacing w:after="240" w:before="0" w:line="360" w:lineRule="auto"/>
-      </w:pPr>
-      <w:r>
-        <w:rPr>
-          <w:rFonts w:ascii="Times New Roman" w:cs="Times New Roman" w:eastAsia="Times New Roman" w:hAnsi="Times New Roman"/>
-          <w:b/>
-          <w:bCs/>
-          <w:sz w:val="24"/>
-          <w:szCs w:val="24"/>
-        </w:rPr>
-        <w:t xml:space="preserve">i.    Tutup Jurang Susulan Prospek (Keutamaan Tertinggi)</w:t>
-      </w:r>
-    </w:p>
-    <w:p>
-      <w:pPr>
-        <w:spacing w:after="240" w:before="0" w:line="360" w:lineRule="auto"/>
-      </w:pPr>
-      <w:r>
-        <w:rPr>
-          <w:rFonts w:ascii="Times New Roman" w:cs="Times New Roman" w:eastAsia="Times New Roman" w:hAnsi="Times New Roman"/>
-          <w:sz w:val="24"/>
-          <w:szCs w:val="24"/>
-        </w:rPr>
-        <w:t xml:space="preserve">Cadangan ini mempunyai potensi impak terbesar kerana ia menyasarkan punca utama yang telah disahkan. Tiga tindakan spesifik dicadangkan: (a) menetapkan piagam susulan hari-sama (same-day first-contact SLA) bagi setiap prospek baharu yang masuk; (b) memaparkan senarai prospek tertunggak di Dashboard CRM supaya jurang susulan kelihatan kepada pengurusan setiap hari; dan (c) mengagihkan 2,656 prospek sedia ada yang belum dihubungi kepada kakitangan secara berperingkat. Berdasarkan kadar penukaran semasa bagi prospek yang telah dihubungi (2.2%), pengusahaan penuh pangkalan data sedia ada berpotensi menghasilkan kira-kira 58 pendaftaran tambahan tanpa sebarang perbelanjaan iklan baharu.</w:t>
-      </w:r>
-    </w:p>
-    <w:p>
-      <w:pPr>
-        <w:spacing w:line="360"/>
-      </w:pPr>
-      <w:r>
-        <w:rPr>
-          <w:rFonts w:ascii="Times New Roman" w:cs="Times New Roman" w:eastAsia="Times New Roman" w:hAnsi="Times New Roman"/>
-          <w:sz w:val="24"/>
-          <w:szCs w:val="24"/>
-        </w:rPr>
-        <w:t xml:space="preserve"/>
-      </w:r>
-    </w:p>
-    <w:p>
-      <w:pPr>
-        <w:spacing w:after="240" w:before="0" w:line="360" w:lineRule="auto"/>
-      </w:pPr>
-      <w:r>
-        <w:rPr>
-          <w:rFonts w:ascii="Times New Roman" w:cs="Times New Roman" w:eastAsia="Times New Roman" w:hAnsi="Times New Roman"/>
-          <w:b/>
-          <w:bCs/>
-          <w:sz w:val="24"/>
-          <w:szCs w:val="24"/>
-        </w:rPr>
-        <w:t xml:space="preserve">ii.   Wajibkan Perekodan Setiap Interaksi dalam CRM</w:t>
-      </w:r>
-    </w:p>
-    <w:p>
-      <w:pPr>
-        <w:spacing w:after="240" w:before="0" w:line="360" w:lineRule="auto"/>
-      </w:pPr>
-      <w:r>
-        <w:rPr>
-          <w:rFonts w:ascii="Times New Roman" w:cs="Times New Roman" w:eastAsia="Times New Roman" w:hAnsi="Times New Roman"/>
-          <w:sz w:val="24"/>
-          <w:szCs w:val="24"/>
-        </w:rPr>
-        <w:t xml:space="preserve">Setiap panggilan, mesej WhatsApp dan interaksi dengan prospek hendaklah direkodkan dalam medan call_log CRM. Tanpa rekod ini, prestasi susulan tidak dapat diukur mengikut kakitangan, punca kegagalan tidak dapat dikenal pasti, dan bimbingan prestasi tidak dapat diberikan. Penetapan medan follow_up_date bagi setiap prospek baharu turut dicadangkan bagi memastikan tiada prospek tertinggal.</w:t>
-      </w:r>
-    </w:p>
-    <w:p>
-      <w:pPr>
-        <w:spacing w:line="360"/>
-      </w:pPr>
-      <w:r>
-        <w:rPr>
-          <w:rFonts w:ascii="Times New Roman" w:cs="Times New Roman" w:eastAsia="Times New Roman" w:hAnsi="Times New Roman"/>
-          <w:sz w:val="24"/>
-          <w:szCs w:val="24"/>
-        </w:rPr>
-        <w:t xml:space="preserve"/>
-      </w:r>
-    </w:p>
-    <w:p>
-      <w:pPr>
-        <w:spacing w:after="240" w:before="0" w:line="360" w:lineRule="auto"/>
-      </w:pPr>
-      <w:r>
-        <w:rPr>
-          <w:rFonts w:ascii="Times New Roman" w:cs="Times New Roman" w:eastAsia="Times New Roman" w:hAnsi="Times New Roman"/>
-          <w:b/>
-          <w:bCs/>
-          <w:sz w:val="24"/>
-          <w:szCs w:val="24"/>
-        </w:rPr>
-        <w:t xml:space="preserve">iii.  Agihkan Semula Belanjawan Iklan Mengikut Prestasi Saluran</w:t>
-      </w:r>
-    </w:p>
-    <w:p>
-      <w:pPr>
-        <w:spacing w:after="240" w:before="0" w:line="360" w:lineRule="auto"/>
-      </w:pPr>
-      <w:r>
-        <w:rPr>
-          <w:rFonts w:ascii="Times New Roman" w:cs="Times New Roman" w:eastAsia="Times New Roman" w:hAnsi="Times New Roman"/>
-          <w:sz w:val="24"/>
-          <w:szCs w:val="24"/>
-        </w:rPr>
-        <w:t xml:space="preserve">Data enam bulan menunjukkan TikTok Ads berkembang secara konsisten manakala Meta Ads merosot kepada 56 prospek pada Jun 2026. Dicadangkan peruntukan belanjawan dialihkan mengikut prestasi semasa, sambil menjalankan ujian diagnostik ke atas Meta Ads bagi menentukan sama ada penurunan berpunca daripada keletihan kreatif, pengurangan belanjawan atau isu akaun. Peningkatan belanjawan pada tempoh Oktober hingga Disember (musim keputusan SPM) turut dicadangkan bagi menyelaraskan perbelanjaan dengan kitaran keputusan bakal pelajar.</w:t>
-      </w:r>
-    </w:p>
-    <w:p>
-      <w:pPr>
-        <w:spacing w:line="360"/>
-      </w:pPr>
-      <w:r>
-        <w:rPr>
-          <w:rFonts w:ascii="Times New Roman" w:cs="Times New Roman" w:eastAsia="Times New Roman" w:hAnsi="Times New Roman"/>
-          <w:sz w:val="24"/>
-          <w:szCs w:val="24"/>
-        </w:rPr>
-        <w:t xml:space="preserve"/>
-      </w:r>
-    </w:p>
-    <w:p>
-      <w:pPr>
-        <w:spacing w:after="240" w:before="0" w:line="360" w:lineRule="auto"/>
-      </w:pPr>
-      <w:r>
-        <w:rPr>
-          <w:rFonts w:ascii="Times New Roman" w:cs="Times New Roman" w:eastAsia="Times New Roman" w:hAnsi="Times New Roman"/>
-          <w:b/>
-          <w:bCs/>
-          <w:sz w:val="24"/>
-          <w:szCs w:val="24"/>
-        </w:rPr>
-        <w:t xml:space="preserve">iv.   Tambah Soalan Kelayakan pada Borang Prospek</w:t>
-      </w:r>
-    </w:p>
-    <w:p>
-      <w:pPr>
-        <w:spacing w:after="240" w:before="0" w:line="360" w:lineRule="auto"/>
-      </w:pPr>
-      <w:r>
-        <w:rPr>
-          <w:rFonts w:ascii="Times New Roman" w:cs="Times New Roman" w:eastAsia="Times New Roman" w:hAnsi="Times New Roman"/>
-          <w:sz w:val="24"/>
-          <w:szCs w:val="24"/>
-        </w:rPr>
-        <w:t xml:space="preserve">Borang Lead Generation Meta Ads perlu ditambah medan umur dan status pemohon (pelajar sendiri, ibu bapa yang bertanya bagi pihak anak, atau penukar kerjaya). Ini membolehkan prospek dikategorikan dan disalurkan kepada skrip perbualan yang bersesuaian, di samping melengkapkan data demografi yang kini hanya meliputi 32.6% rekod.</w:t>
-      </w:r>
-    </w:p>
-    <w:p>
-      <w:pPr>
-        <w:spacing w:line="360"/>
-      </w:pPr>
-      <w:r>
-        <w:rPr>
-          <w:rFonts w:ascii="Times New Roman" w:cs="Times New Roman" w:eastAsia="Times New Roman" w:hAnsi="Times New Roman"/>
-          <w:sz w:val="24"/>
-          <w:szCs w:val="24"/>
-        </w:rPr>
-        <w:t xml:space="preserve"/>
-      </w:r>
-    </w:p>
-    <w:p>
-      <w:pPr>
-        <w:spacing w:after="240" w:before="0" w:line="360" w:lineRule="auto"/>
-      </w:pPr>
-      <w:r>
-        <w:rPr>
-          <w:rFonts w:ascii="Times New Roman" w:cs="Times New Roman" w:eastAsia="Times New Roman" w:hAnsi="Times New Roman"/>
-          <w:b/>
-          <w:bCs/>
-          <w:sz w:val="24"/>
-          <w:szCs w:val="24"/>
-        </w:rPr>
-        <w:t xml:space="preserve">v.    Selaraskan Kandungan dengan Permintaan Sebenar</w:t>
-      </w:r>
-    </w:p>
-    <w:p>
-      <w:pPr>
-        <w:spacing w:after="240" w:before="0" w:line="360" w:lineRule="auto"/>
-      </w:pPr>
-      <w:r>
-        <w:rPr>
-          <w:rFonts w:ascii="Times New Roman" w:cs="Times New Roman" w:eastAsia="Times New Roman" w:hAnsi="Times New Roman"/>
-          <w:sz w:val="24"/>
-          <w:szCs w:val="24"/>
-        </w:rPr>
-        <w:t xml:space="preserve">Data CRM menunjukkan PAKK menyumbang 54.8% permintaan dan Pra-Sekolah 21.7% — bersamaan 76.5% permintaan tertumpu kepada dua program pendidikan kanak-kanak. Kandungan dan iklan wajar diselaraskan mengikut nisbah permintaan ini, serta disasarkan kepada negeri berprestasi tinggi iaitu Selangor, Kelantan, Pahang dan Johor. Kapasiti pengambilan bagi program berkenaan juga perlu dirancang selaras dengan permintaan yang direkodkan.</w:t>
-      </w:r>
-    </w:p>
-    <w:p>
-      <w:pPr>
-        <w:spacing w:line="360"/>
-      </w:pPr>
-      <w:r>
-        <w:rPr>
-          <w:rFonts w:ascii="Times New Roman" w:cs="Times New Roman" w:eastAsia="Times New Roman" w:hAnsi="Times New Roman"/>
-          <w:sz w:val="24"/>
-          <w:szCs w:val="24"/>
-        </w:rPr>
-        <w:t xml:space="preserve"/>
-      </w:r>
-    </w:p>
-    <w:p>
-      <w:pPr>
-        <w:spacing w:after="240" w:before="0" w:line="360" w:lineRule="auto"/>
-      </w:pPr>
-      <w:r>
-        <w:rPr>
-          <w:rFonts w:ascii="Times New Roman" w:cs="Times New Roman" w:eastAsia="Times New Roman" w:hAnsi="Times New Roman"/>
-          <w:b/>
-          <w:bCs/>
-          <w:sz w:val="24"/>
-          <w:szCs w:val="24"/>
-        </w:rPr>
-        <w:t xml:space="preserve">vi.   Pasang Meta Pixel dan Bina Strategi Pemasaran Semula</w:t>
-      </w:r>
-    </w:p>
-    <w:p>
-      <w:pPr>
-        <w:spacing w:after="240" w:before="0" w:line="360" w:lineRule="auto"/>
-      </w:pPr>
-      <w:r>
-        <w:rPr>
-          <w:rFonts w:ascii="Times New Roman" w:cs="Times New Roman" w:eastAsia="Times New Roman" w:hAnsi="Times New Roman"/>
-          <w:sz w:val="24"/>
-          <w:szCs w:val="24"/>
-        </w:rPr>
-        <w:t xml:space="preserve">Pemasangan Meta Pixel di tvetlipis.my akan membolehkan pembinaan audiens pemasaran semula daripada pelawat laman web, pengesanan penukaran yang lebih tepat, dan pengoptimuman automatik iklan berdasarkan data penukaran sebenar. Prospek yang tidak bertindak balas kepada sentuhan pertama boleh disasarkan semula secara automatik dan berkos rendah.</w:t>
+        <w:t xml:space="preserve">Cadangan berikut disusun mengikut keutamaan berdasarkan potensi impak terhadap keberkesanan kempen pemasaran media sosial pada kitaran pengambilan akan datang.</w:t>
+      </w:r>
+    </w:p>
+    <w:p>
+      <w:pPr>
+        <w:spacing w:line="360"/>
+      </w:pPr>
+      <w:r>
+        <w:rPr>
+          <w:rFonts w:ascii="Times New Roman" w:cs="Times New Roman" w:eastAsia="Times New Roman" w:hAnsi="Times New Roman"/>
+          <w:sz w:val="24"/>
+          <w:szCs w:val="24"/>
+        </w:rPr>
+        <w:t xml:space="preserve"/>
+      </w:r>
+    </w:p>
+    <w:p>
+      <w:pPr>
+        <w:spacing w:after="240" w:before="0" w:line="360" w:lineRule="auto"/>
+      </w:pPr>
+      <w:r>
+        <w:rPr>
+          <w:rFonts w:ascii="Times New Roman" w:cs="Times New Roman" w:eastAsia="Times New Roman" w:hAnsi="Times New Roman"/>
+          <w:b/>
+          <w:bCs/>
+          <w:sz w:val="24"/>
+          <w:szCs w:val="24"/>
+        </w:rPr>
+        <w:t xml:space="preserve">i.    Laksanakan WhatsApp Business API (WABA) sebagai Saluran Susulan Berskala</w:t>
+      </w:r>
+    </w:p>
+    <w:p>
+      <w:pPr>
+        <w:spacing w:after="240" w:before="0" w:line="360" w:lineRule="auto"/>
+      </w:pPr>
+      <w:r>
+        <w:rPr>
+          <w:rFonts w:ascii="Times New Roman" w:cs="Times New Roman" w:eastAsia="Times New Roman" w:hAnsi="Times New Roman"/>
+          <w:sz w:val="24"/>
+          <w:szCs w:val="24"/>
+        </w:rPr>
+        <w:t xml:space="preserve">Cadangan ini mempunyai potensi impak terbesar. Kempen kini mampu menjana ribuan prospek, tetapi tiada saluran yang membenarkan komunikasi susulan pada skala tersebut. Akaun WhatsApp Business biasa tidak sesuai kerana penghantaran mesej pukal berisiko menyebabkan akaun disekat oleh Meta. Pelaksanaan WhatsApp Business API membolehkan penghantaran mesej templat yang diluluskan secara sah dan berskala, penjadualan mesej susulan automatik, serta integrasi terus dengan Sistem CRM. Ini melengkapkan rantaian kempen daripada penjanaan prospek kepada pemupukan prospek.</w:t>
+      </w:r>
+    </w:p>
+    <w:p>
+      <w:pPr>
+        <w:spacing w:line="360"/>
+      </w:pPr>
+      <w:r>
+        <w:rPr>
+          <w:rFonts w:ascii="Times New Roman" w:cs="Times New Roman" w:eastAsia="Times New Roman" w:hAnsi="Times New Roman"/>
+          <w:sz w:val="24"/>
+          <w:szCs w:val="24"/>
+        </w:rPr>
+        <w:t xml:space="preserve"/>
+      </w:r>
+    </w:p>
+    <w:p>
+      <w:pPr>
+        <w:spacing w:after="240" w:before="0" w:line="360" w:lineRule="auto"/>
+      </w:pPr>
+      <w:r>
+        <w:rPr>
+          <w:rFonts w:ascii="Times New Roman" w:cs="Times New Roman" w:eastAsia="Times New Roman" w:hAnsi="Times New Roman"/>
+          <w:b/>
+          <w:bCs/>
+          <w:sz w:val="24"/>
+          <w:szCs w:val="24"/>
+        </w:rPr>
+        <w:t xml:space="preserve">ii.   Agihkan Belanjawan Iklan Mengikut Prestasi Kos Setiap Saluran</w:t>
+      </w:r>
+    </w:p>
+    <w:p>
+      <w:pPr>
+        <w:spacing w:after="240" w:before="0" w:line="360" w:lineRule="auto"/>
+      </w:pPr>
+      <w:r>
+        <w:rPr>
+          <w:rFonts w:ascii="Times New Roman" w:cs="Times New Roman" w:eastAsia="Times New Roman" w:hAnsi="Times New Roman"/>
+          <w:sz w:val="24"/>
+          <w:szCs w:val="24"/>
+        </w:rPr>
+        <w:t xml:space="preserve">Data enam bulan menunjukkan Kos Per Prospek Meta Ads berubah dengan ketara mengikut bulan, daripada RM3.32 (April) sehingga RM9.87 (Jun). Dicadangkan pemantauan CPL dilakukan secara mingguan dan belanjawan dialihkan secara dinamik kepada saluran serta set iklan yang mencatatkan CPL terendah. Perbandingan langsung antara CPL Meta Ads dan TikTok Ads perlu dijadikan asas keputusan peruntukan belanjawan pada kitaran akan datang.</w:t>
+      </w:r>
+    </w:p>
+    <w:p>
+      <w:pPr>
+        <w:spacing w:line="360"/>
+      </w:pPr>
+      <w:r>
+        <w:rPr>
+          <w:rFonts w:ascii="Times New Roman" w:cs="Times New Roman" w:eastAsia="Times New Roman" w:hAnsi="Times New Roman"/>
+          <w:sz w:val="24"/>
+          <w:szCs w:val="24"/>
+        </w:rPr>
+        <w:t xml:space="preserve"/>
+      </w:r>
+    </w:p>
+    <w:p>
+      <w:pPr>
+        <w:spacing w:after="240" w:before="0" w:line="360" w:lineRule="auto"/>
+      </w:pPr>
+      <w:r>
+        <w:rPr>
+          <w:rFonts w:ascii="Times New Roman" w:cs="Times New Roman" w:eastAsia="Times New Roman" w:hAnsi="Times New Roman"/>
+          <w:b/>
+          <w:bCs/>
+          <w:sz w:val="24"/>
+          <w:szCs w:val="24"/>
+        </w:rPr>
+        <w:t xml:space="preserve">iii.  Selaraskan Kandungan dengan Corak Permintaan Sebenar</w:t>
+      </w:r>
+    </w:p>
+    <w:p>
+      <w:pPr>
+        <w:spacing w:after="240" w:before="0" w:line="360" w:lineRule="auto"/>
+      </w:pPr>
+      <w:r>
+        <w:rPr>
+          <w:rFonts w:ascii="Times New Roman" w:cs="Times New Roman" w:eastAsia="Times New Roman" w:hAnsi="Times New Roman"/>
+          <w:sz w:val="24"/>
+          <w:szCs w:val="24"/>
+        </w:rPr>
+        <w:t xml:space="preserve">Data prospek menunjukkan PAKK menyumbang 54.8% permintaan dan Pra-Sekolah 21.7% — bersamaan 76.5% permintaan tertumpu kepada dua program pendidikan kanak-kanak. Nisbah pengeluaran kandungan dan peruntukan iklan wajar diselaraskan mengikut corak permintaan ini. Penyasaran geografi juga perlu memberi keutamaan kepada Selangor, Kelantan, Pahang dan Johor yang mencatatkan bilangan prospek tertinggi.</w:t>
+      </w:r>
+    </w:p>
+    <w:p>
+      <w:pPr>
+        <w:spacing w:line="360"/>
+      </w:pPr>
+      <w:r>
+        <w:rPr>
+          <w:rFonts w:ascii="Times New Roman" w:cs="Times New Roman" w:eastAsia="Times New Roman" w:hAnsi="Times New Roman"/>
+          <w:sz w:val="24"/>
+          <w:szCs w:val="24"/>
+        </w:rPr>
+        <w:t xml:space="preserve"/>
+      </w:r>
+    </w:p>
+    <w:p>
+      <w:pPr>
+        <w:spacing w:after="240" w:before="0" w:line="360" w:lineRule="auto"/>
+      </w:pPr>
+      <w:r>
+        <w:rPr>
+          <w:rFonts w:ascii="Times New Roman" w:cs="Times New Roman" w:eastAsia="Times New Roman" w:hAnsi="Times New Roman"/>
+          <w:b/>
+          <w:bCs/>
+          <w:sz w:val="24"/>
+          <w:szCs w:val="24"/>
+        </w:rPr>
+        <w:t xml:space="preserve">iv.   Tingkatkan Pengeluaran Kandungan Bertema Motivasi dan Peluang Kedua</w:t>
+      </w:r>
+    </w:p>
+    <w:p>
+      <w:pPr>
+        <w:spacing w:after="240" w:before="0" w:line="360" w:lineRule="auto"/>
+      </w:pPr>
+      <w:r>
+        <w:rPr>
+          <w:rFonts w:ascii="Times New Roman" w:cs="Times New Roman" w:eastAsia="Times New Roman" w:hAnsi="Times New Roman"/>
+          <w:sz w:val="24"/>
+          <w:szCs w:val="24"/>
+        </w:rPr>
+        <w:t xml:space="preserve">Video "Ini adalah peluang kedua anda!" mencatatkan 3,800,000 tontonan, jauh mengatasi kandungan promosi program biasa. Tema ini menyentuh keresahan sebenar audiens sasaran iaitu lepasan sekolah yang keputusan peperiksaannya tidak membolehkan kemasukan ke laluan akademik konvensional. Dicadangkan siri kandungan bertema serupa dibangunkan secara berkala, disokong oleh kandungan bersasarkan ibu bapa yang turut menunjukkan prestasi tinggi (502,900 tontonan).</w:t>
+      </w:r>
+    </w:p>
+    <w:p>
+      <w:pPr>
+        <w:spacing w:line="360"/>
+      </w:pPr>
+      <w:r>
+        <w:rPr>
+          <w:rFonts w:ascii="Times New Roman" w:cs="Times New Roman" w:eastAsia="Times New Roman" w:hAnsi="Times New Roman"/>
+          <w:sz w:val="24"/>
+          <w:szCs w:val="24"/>
+        </w:rPr>
+        <w:t xml:space="preserve"/>
+      </w:r>
+    </w:p>
+    <w:p>
+      <w:pPr>
+        <w:spacing w:after="240" w:before="0" w:line="360" w:lineRule="auto"/>
+      </w:pPr>
+      <w:r>
+        <w:rPr>
+          <w:rFonts w:ascii="Times New Roman" w:cs="Times New Roman" w:eastAsia="Times New Roman" w:hAnsi="Times New Roman"/>
+          <w:b/>
+          <w:bCs/>
+          <w:sz w:val="24"/>
+          <w:szCs w:val="24"/>
+        </w:rPr>
+        <w:t xml:space="preserve">v.    Tambah Medan Kelayakan pada Borang Lead Generation Meta Ads</w:t>
+      </w:r>
+    </w:p>
+    <w:p>
+      <w:pPr>
+        <w:spacing w:after="240" w:before="0" w:line="360" w:lineRule="auto"/>
+      </w:pPr>
+      <w:r>
+        <w:rPr>
+          <w:rFonts w:ascii="Times New Roman" w:cs="Times New Roman" w:eastAsia="Times New Roman" w:hAnsi="Times New Roman"/>
+          <w:sz w:val="24"/>
+          <w:szCs w:val="24"/>
+        </w:rPr>
+        <w:t xml:space="preserve">Borang TikTok Ads menangkap medan umur manakala borang Meta Ads tidak, menyebabkan hanya 32.6% rekod prospek mempunyai data umur yang lengkap. Penambahan medan umur dan status pemohon pada borang Meta Ads akan melengkapkan profil demografi prospek, membolehkan penilaian ketepatan penyasaran iklan dilakukan ke atas keseluruhan populasi prospek dan bukan subset sahaja.</w:t>
+      </w:r>
+    </w:p>
+    <w:p>
+      <w:pPr>
+        <w:spacing w:line="360"/>
+      </w:pPr>
+      <w:r>
+        <w:rPr>
+          <w:rFonts w:ascii="Times New Roman" w:cs="Times New Roman" w:eastAsia="Times New Roman" w:hAnsi="Times New Roman"/>
+          <w:sz w:val="24"/>
+          <w:szCs w:val="24"/>
+        </w:rPr>
+        <w:t xml:space="preserve"/>
+      </w:r>
+    </w:p>
+    <w:p>
+      <w:pPr>
+        <w:spacing w:after="240" w:before="0" w:line="360" w:lineRule="auto"/>
+      </w:pPr>
+      <w:r>
+        <w:rPr>
+          <w:rFonts w:ascii="Times New Roman" w:cs="Times New Roman" w:eastAsia="Times New Roman" w:hAnsi="Times New Roman"/>
+          <w:b/>
+          <w:bCs/>
+          <w:sz w:val="24"/>
+          <w:szCs w:val="24"/>
+        </w:rPr>
+        <w:t xml:space="preserve">vi.   Pasang Meta Pixel dan Bina Audiens Pemasaran Semula</w:t>
+      </w:r>
+    </w:p>
+    <w:p>
+      <w:pPr>
+        <w:spacing w:after="240" w:before="0" w:line="360" w:lineRule="auto"/>
+      </w:pPr>
+      <w:r>
+        <w:rPr>
+          <w:rFonts w:ascii="Times New Roman" w:cs="Times New Roman" w:eastAsia="Times New Roman" w:hAnsi="Times New Roman"/>
+          <w:sz w:val="24"/>
+          <w:szCs w:val="24"/>
+        </w:rPr>
+        <w:t xml:space="preserve">Pemasangan Meta Pixel di laman web akan membolehkan pembinaan audiens pemasaran semula daripada pelawat laman web, pengesanan penukaran yang lebih tepat, dan pengoptimuman automatik iklan berdasarkan data penukaran sebenar. Prospek yang tidak bertindak balas kepada iklan pertama boleh disasarkan semula secara automatik pada kos yang lebih rendah berbanding menjangkau audiens baharu.</w:t>
       </w:r>
     </w:p>
     <w:p>
@@ -16346,7 +17346,48 @@
           <w:sz w:val="24"/>
           <w:szCs w:val="24"/>
         </w:rPr>
-        <w:t xml:space="preserve">Melibatkan pelajar semasa sebagai pencipta kandungan akan meningkatkan keaslian mesej sambil mengurangkan beban pengeluaran kandungan yang kini ditanggung oleh seorang individu. Kandungan video pendek sedia ada juga boleh diterbitkan semula di YouTube Shorts tanpa kos pengeluaran tambahan, memandangkan kandungan telah pun dihasilkan untuk TikTok (Tuten &amp; Solomon, 2020).</w:t>
+        <w:t xml:space="preserve">Melibatkan pelajar semasa sebagai pencipta kandungan akan meningkatkan keaslian mesej sambil mengurangkan beban pengeluaran kandungan yang kini ditanggung oleh seorang individu. Kandungan video pendek sedia ada juga boleh diterbitkan semula di YouTube Shorts tanpa kos pengeluaran tambahan (Tuten &amp; Solomon, 2020).</w:t>
+      </w:r>
+    </w:p>
+    <w:p>
+      <w:pPr>
+        <w:spacing w:line="360"/>
+      </w:pPr>
+      <w:r>
+        <w:rPr>
+          <w:rFonts w:ascii="Times New Roman" w:cs="Times New Roman" w:eastAsia="Times New Roman" w:hAnsi="Times New Roman"/>
+          <w:sz w:val="24"/>
+          <w:szCs w:val="24"/>
+        </w:rPr>
+        <w:t xml:space="preserve"/>
+      </w:r>
+    </w:p>
+    <w:p>
+      <w:pPr>
+        <w:spacing w:after="240" w:before="0" w:line="360" w:lineRule="auto"/>
+      </w:pPr>
+      <w:r>
+        <w:rPr>
+          <w:rFonts w:ascii="Times New Roman" w:cs="Times New Roman" w:eastAsia="Times New Roman" w:hAnsi="Times New Roman"/>
+          <w:b/>
+          <w:bCs/>
+          <w:sz w:val="24"/>
+          <w:szCs w:val="24"/>
+        </w:rPr>
+        <w:t xml:space="preserve">viii. Selaraskan Penggunaan Sistem CRM dengan Aliran Kerja Sebenar</w:t>
+      </w:r>
+    </w:p>
+    <w:p>
+      <w:pPr>
+        <w:spacing w:after="240" w:before="0" w:line="360" w:lineRule="auto"/>
+      </w:pPr>
+      <w:r>
+        <w:rPr>
+          <w:rFonts w:ascii="Times New Roman" w:cs="Times New Roman" w:eastAsia="Times New Roman" w:hAnsi="Times New Roman"/>
+          <w:sz w:val="24"/>
+          <w:szCs w:val="24"/>
+        </w:rPr>
+        <w:t xml:space="preserve">Sistem CRM perlu diselaraskan dengan cara pasukan pengambilan bekerja sebenarnya, iaitu melalui WhatsApp dan bukan panggilan telefon. Integrasi antara WABA dan CRM akan membolehkan status prospek dikemas kini secara automatik apabila mesej dihantar atau dibalas, tanpa memerlukan kemasukan data manual. Ini akan menghasilkan data prestasi yang lebih tepat untuk penilaian kempen pada masa hadapan.</w:t>
       </w:r>
     </w:p>
     <w:p>
@@ -16453,7 +17494,7 @@
           <w:sz w:val="24"/>
           <w:szCs w:val="24"/>
         </w:rPr>
-        <w:t xml:space="preserve">Pengajaran paling bernilai daripada kempen ini bukanlah pada jumlah prospek yang dijana, tetapi pada pengenalpastian punca sebenar mengapa prospek tersebut tidak bertukar menjadi pendaftaran. Analisis diagnostik menunjukkan bahawa 76.5% prospek tidak pernah dihubungi, dan hanya 0.1% mempunyai rekod interaksi. Ini mengajar bahawa kempen pemasaran digital tidak boleh dirancang secara berasingan daripada kapasiti operasi yang akan mengusahakan hasilnya. Prospek yang dijana tetapi tidak diusahakan tidak mempunyai nilai komersial, walau sebanyak mana pun jumlahnya.</w:t>
+        <w:t xml:space="preserve">Pengajaran paling bernilai daripada kempen ini ialah kepentingan mengukur prestasi menggunakan metrik yang berada dalam kawalan sebenar kempen. Jangkauan, penglibatan, bilangan prospek dan kos per prospek merupakan hasil langsung keputusan pemasaran yang dibuat, manakala pendaftaran akhir bergantung kepada rantaian proses yang lebih panjang di luar skop pemasaran. Kempen ini juga mendedahkan bahawa keupayaan menjana prospek pada skala besar perlu diseimbangkan dengan alat komunikasi susulan yang bersesuaian — satu keperluan yang kini dikenal pasti dan dicadangkan penyelesaiannya melalui pelaksanaan WhatsApp Business API.</w:t>
       </w:r>
     </w:p>
     <w:p>

--- a/LPKT-Report/LPKT-CU1-Zuriel-Seong.docx
+++ b/LPKT-Report/LPKT-CU1-Zuriel-Seong.docx
@@ -1138,7 +1138,7 @@
           <w:sz w:val="24"/>
           <w:szCs w:val="24"/>
         </w:rPr>
-        <w:t xml:space="preserve">Dari segi keberkesanan kos, kempen Meta Ads mencatatkan perbelanjaan RM9,987.56 bagi menjana 2,336 prospek, menghasilkan Kos Per Prospek sebanyak RM4.28. Pemantauan berkala membolehkan tindakan pengoptimuman dilaksanakan apabila Kos Per Prospek meningkat kepada RM9.65 pada Februari 2026; hasilnya kos tersebut berjaya diturunkan kepada RM3.32 menjelang April 2026, iaitu penambahbaikan sebanyak 65.6%. Penyasaran iklan juga disahkan tepat dengan 86.4% prospek berumur 21 tahun ke bawah.</w:t>
+        <w:t xml:space="preserve">Dari segi keberkesanan kos, perbelanjaan iklan keseluruhan sebanyak RM12,292.39 menghasilkan Kos Per Prospek gabungan RM3.54. Analisis mengikut platform mendapati TikTok Ads beroperasi pada CPL RM2.03 berbanding Meta Ads RM4.28, iaitu 52.5% lebih rendah, sambil menyumbang 32.7% prospek daripada hanya 18.8% belanjawan. Pemantauan berkala turut membolehkan CPL Meta Ads diturunkan daripada RM9.65 (Februari) kepada RM3.32 (April), iaitu penambahbaikan 65.6%. Penyasaran iklan disahkan tepat dengan 86.4% prospek berumur 21 tahun ke bawah.</w:t>
       </w:r>
     </w:p>
     <w:p>
@@ -2220,7 +2220,21 @@
           <w:sz w:val="24"/>
           <w:szCs w:val="24"/>
         </w:rPr>
-        <w:t xml:space="preserve">Jadual 3.17  Penilaian Pencapaian Objektif Kempen</w:t>
+        <w:t xml:space="preserve">Jadual 3.17  Perbelanjaan TikTok Ads dan Kos Per Prospek Mengikut Bulan</w:t>
+      </w:r>
+    </w:p>
+    <w:p>
+      <w:pPr>
+        <w:spacing w:after="200" w:before="0" w:line="360" w:lineRule="auto"/>
+        <w:ind w:left="720"/>
+      </w:pPr>
+      <w:r>
+        <w:rPr>
+          <w:rFonts w:ascii="Times New Roman" w:cs="Times New Roman" w:eastAsia="Times New Roman" w:hAnsi="Times New Roman"/>
+          <w:sz w:val="24"/>
+          <w:szCs w:val="24"/>
+        </w:rPr>
+        <w:t xml:space="preserve">Jadual 3.18  Penilaian Pencapaian Objektif Kempen</w:t>
       </w:r>
     </w:p>
     <w:p>
@@ -2504,7 +2518,7 @@
           <w:sz w:val="22"/>
           <w:szCs w:val="22"/>
         </w:rPr>
-        <w:t xml:space="preserve">[ ⚠️  DATA DIPERLUKAN: SAHKAN: Nyatakan nama rasmi kedua-dua kolej yang berada di bawah jenama TVET Lipis, dan nama entiti rasmi yang memegang tauliah JPK K16005. Maklumat ini perlu tepat kerana ia muncul di muka hadapan dan halaman pengesahan LPKT. ]</w:t>
+        <w:t xml:space="preserve">[ ⚠️  DATA DIPERLUKAN: SAHKAN: Rekod akaun TikTok Ads menunjukkan nama entiti "Kolej Islam Antarabangsa Cawangan Kuala Lipis". Sahkan sama ada entiti ini yang memegang tauliah JPK K16005, dan nyatakan nama rasmi kolej kedua yang turut berada di bawah jenama TVET Lipis. Maklumat ini perlu tepat kerana ia muncul di muka hadapan dan halaman pengesahan LPKT. ]</w:t>
       </w:r>
     </w:p>
     <w:p>
@@ -14701,7 +14715,7 @@
                 <w:sz w:val="20"/>
                 <w:szCs w:val="20"/>
               </w:rPr>
-              <w:t xml:space="preserve">⚠️ ISI dari TikTok Ads Manager</w:t>
+              <w:t xml:space="preserve">2,304.83</w:t>
             </w:r>
           </w:p>
         </w:tc>
@@ -14737,7 +14751,7 @@
                 <w:sz w:val="20"/>
                 <w:szCs w:val="20"/>
               </w:rPr>
-              <w:t xml:space="preserve">⚠️ kira: perbelanjaan ÷ 1,134</w:t>
+              <w:t xml:space="preserve">2.03</w:t>
             </w:r>
           </w:p>
         </w:tc>
@@ -14775,7 +14789,7 @@
                 <w:sz w:val="20"/>
                 <w:szCs w:val="20"/>
               </w:rPr>
-              <w:t xml:space="preserve">⚠️ jumlahkan kedua-dua</w:t>
+              <w:t xml:space="preserve">12,292.39</w:t>
             </w:r>
           </w:p>
         </w:tc>
@@ -14811,7 +14825,7 @@
                 <w:sz w:val="20"/>
                 <w:szCs w:val="20"/>
               </w:rPr>
-              <w:t xml:space="preserve">⚠️ kira: jumlah ÷ 3,470</w:t>
+              <w:t xml:space="preserve">3.54</w:t>
             </w:r>
           </w:p>
         </w:tc>
@@ -14840,7 +14854,59 @@
           <w:sz w:val="24"/>
           <w:szCs w:val="24"/>
         </w:rPr>
-        <w:t xml:space="preserve">Kempen Meta Ads mencatatkan perbelanjaan sebanyak RM9,987.56 (termasuk kredit iklan RM5.03) bagi menjana 2,336 prospek, menghasilkan Kos Per Prospek sebanyak RM4.28. Bagi konteks institusi pendidikan, angka ini menunjukkan kecekapan kos yang munasabah memandangkan setiap prospek merupakan individu yang secara sukarela memberikan nama, nombor telefon, kursus diminati dan negeri asal melalui borang Lead Generation.</w:t>
+        <w:t xml:space="preserve">Keseluruhan kempen iklan berbayar melibatkan perbelanjaan RM12,292.39 bagi menjana 3,470 prospek, menghasilkan Kos Per Prospek gabungan sebanyak RM3.54. Setiap prospek merupakan individu yang secara sukarela memberikan nama, nombor telefon, kursus diminati dan negeri asal melalui borang Lead Generation.</w:t>
+      </w:r>
+    </w:p>
+    <w:p>
+      <w:pPr>
+        <w:spacing w:line="360"/>
+      </w:pPr>
+      <w:r>
+        <w:rPr>
+          <w:rFonts w:ascii="Times New Roman" w:cs="Times New Roman" w:eastAsia="Times New Roman" w:hAnsi="Times New Roman"/>
+          <w:sz w:val="24"/>
+          <w:szCs w:val="24"/>
+        </w:rPr>
+        <w:t xml:space="preserve"/>
+      </w:r>
+    </w:p>
+    <w:p>
+      <w:pPr>
+        <w:spacing w:after="240" w:before="0" w:line="360" w:lineRule="auto"/>
+      </w:pPr>
+      <w:r>
+        <w:rPr>
+          <w:rFonts w:ascii="Times New Roman" w:cs="Times New Roman" w:eastAsia="Times New Roman" w:hAnsi="Times New Roman"/>
+          <w:sz w:val="24"/>
+          <w:szCs w:val="24"/>
+        </w:rPr>
+        <w:t xml:space="preserve">Perbandingan antara kedua-dua platform mendedahkan perbezaan kecekapan kos yang ketara. TikTok Ads mencatatkan Kos Per Prospek sebanyak RM2.03 berbanding Meta Ads RM4.28 — iaitu 52.5% lebih rendah. Perbezaan ini menjadi lebih bermakna apabila dilihat dari sudut agihan sumber: TikTok Ads hanya menerima 18.8% daripada jumlah belanjawan iklan tetapi menyumbang 32.7% daripada keseluruhan prospek yang dijana. Dengan kata lain, setiap ringgit yang dibelanjakan di TikTok Ads menghasilkan lebih dua kali ganda bilangan prospek berbanding Meta Ads.</w:t>
+      </w:r>
+    </w:p>
+    <w:p>
+      <w:pPr>
+        <w:spacing w:line="360"/>
+      </w:pPr>
+      <w:r>
+        <w:rPr>
+          <w:rFonts w:ascii="Times New Roman" w:cs="Times New Roman" w:eastAsia="Times New Roman" w:hAnsi="Times New Roman"/>
+          <w:sz w:val="24"/>
+          <w:szCs w:val="24"/>
+        </w:rPr>
+        <w:t xml:space="preserve"/>
+      </w:r>
+    </w:p>
+    <w:p>
+      <w:pPr>
+        <w:spacing w:after="240" w:before="0" w:line="360" w:lineRule="auto"/>
+      </w:pPr>
+      <w:r>
+        <w:rPr>
+          <w:rFonts w:ascii="Times New Roman" w:cs="Times New Roman" w:eastAsia="Times New Roman" w:hAnsi="Times New Roman"/>
+          <w:sz w:val="24"/>
+          <w:szCs w:val="24"/>
+        </w:rPr>
+        <w:t xml:space="preserve">Dapatan ini mengesahkan bahawa keputusan melancarkan TikTok Ads pada Mac 2026 — yang pada asalnya diambil sebagai tindak balas kepada penurunan prestasi Meta Ads pada Februari — adalah tepat dari dua sudut serentak: bukan sahaja TikTok Ads menjana jumlah prospek yang semakin meningkat setiap bulan, malah ia melakukannya pada kos per prospek yang jauh lebih rendah. Keputusan berasaskan data ini merupakan contoh konkrit amalan pengoptimuman kempen yang berkesan.</w:t>
       </w:r>
     </w:p>
     <w:p>
@@ -15777,6 +15843,715 @@
     </w:p>
     <w:p>
       <w:pPr>
+        <w:spacing w:after="240" w:before="0" w:line="360" w:lineRule="auto"/>
+      </w:pPr>
+      <w:r>
+        <w:rPr>
+          <w:rFonts w:ascii="Times New Roman" w:cs="Times New Roman" w:eastAsia="Times New Roman" w:hAnsi="Times New Roman"/>
+          <w:b/>
+          <w:bCs/>
+          <w:sz w:val="24"/>
+          <w:szCs w:val="24"/>
+        </w:rPr>
+        <w:t xml:space="preserve">Jadual 3.17: Perbelanjaan TikTok Ads dan Kos Per Prospek Mengikut Bulan</w:t>
+      </w:r>
+    </w:p>
+    <w:p>
+      <w:pPr>
+        <w:spacing w:line="360"/>
+      </w:pPr>
+      <w:r>
+        <w:rPr>
+          <w:rFonts w:ascii="Times New Roman" w:cs="Times New Roman" w:eastAsia="Times New Roman" w:hAnsi="Times New Roman"/>
+          <w:sz w:val="24"/>
+          <w:szCs w:val="24"/>
+        </w:rPr>
+        <w:t xml:space="preserve"/>
+      </w:r>
+    </w:p>
+    <w:tbl>
+      <w:tblPr>
+        <w:tblW w:type="dxa" w:w="9360"/>
+        <w:tblBorders>
+          <w:top w:val="single" w:color="auto" w:sz="4"/>
+          <w:left w:val="single" w:color="auto" w:sz="4"/>
+          <w:bottom w:val="single" w:color="auto" w:sz="4"/>
+          <w:right w:val="single" w:color="auto" w:sz="4"/>
+          <w:insideH w:val="single" w:color="auto" w:sz="4"/>
+          <w:insideV w:val="single" w:color="auto" w:sz="4"/>
+        </w:tblBorders>
+      </w:tblPr>
+      <w:tblGrid>
+        <w:gridCol w:w="1600"/>
+        <w:gridCol w:w="1900"/>
+        <w:gridCol w:w="1300"/>
+        <w:gridCol w:w="1300"/>
+        <w:gridCol w:w="3260"/>
+      </w:tblGrid>
+      <w:tr>
+        <w:tc>
+          <w:tcPr>
+            <w:tcW w:type="dxa" w:w="1600"/>
+            <w:shd w:fill="D9D9D9" w:color="D9D9D9" w:val="clear"/>
+          </w:tcPr>
+          <w:p>
+            <w:pPr>
+              <w:spacing w:line="276"/>
+            </w:pPr>
+            <w:r>
+              <w:rPr>
+                <w:rFonts w:ascii="Times New Roman" w:cs="Times New Roman" w:eastAsia="Times New Roman" w:hAnsi="Times New Roman"/>
+                <w:b/>
+                <w:bCs/>
+                <w:sz w:val="20"/>
+                <w:szCs w:val="20"/>
+              </w:rPr>
+              <w:t xml:space="preserve">Bulan</w:t>
+            </w:r>
+          </w:p>
+        </w:tc>
+        <w:tc>
+          <w:tcPr>
+            <w:tcW w:type="dxa" w:w="1900"/>
+            <w:shd w:fill="D9D9D9" w:color="D9D9D9" w:val="clear"/>
+          </w:tcPr>
+          <w:p>
+            <w:pPr>
+              <w:spacing w:line="276"/>
+            </w:pPr>
+            <w:r>
+              <w:rPr>
+                <w:rFonts w:ascii="Times New Roman" w:cs="Times New Roman" w:eastAsia="Times New Roman" w:hAnsi="Times New Roman"/>
+                <w:b/>
+                <w:bCs/>
+                <w:sz w:val="20"/>
+                <w:szCs w:val="20"/>
+              </w:rPr>
+              <w:t xml:space="preserve">Perbelanjaan (RM)</w:t>
+            </w:r>
+          </w:p>
+        </w:tc>
+        <w:tc>
+          <w:tcPr>
+            <w:tcW w:type="dxa" w:w="1300"/>
+            <w:shd w:fill="D9D9D9" w:color="D9D9D9" w:val="clear"/>
+          </w:tcPr>
+          <w:p>
+            <w:pPr>
+              <w:spacing w:line="276"/>
+            </w:pPr>
+            <w:r>
+              <w:rPr>
+                <w:rFonts w:ascii="Times New Roman" w:cs="Times New Roman" w:eastAsia="Times New Roman" w:hAnsi="Times New Roman"/>
+                <w:b/>
+                <w:bCs/>
+                <w:sz w:val="20"/>
+                <w:szCs w:val="20"/>
+              </w:rPr>
+              <w:t xml:space="preserve">Prospek</w:t>
+            </w:r>
+          </w:p>
+        </w:tc>
+        <w:tc>
+          <w:tcPr>
+            <w:tcW w:type="dxa" w:w="1300"/>
+            <w:shd w:fill="D9D9D9" w:color="D9D9D9" w:val="clear"/>
+          </w:tcPr>
+          <w:p>
+            <w:pPr>
+              <w:spacing w:line="276"/>
+            </w:pPr>
+            <w:r>
+              <w:rPr>
+                <w:rFonts w:ascii="Times New Roman" w:cs="Times New Roman" w:eastAsia="Times New Roman" w:hAnsi="Times New Roman"/>
+                <w:b/>
+                <w:bCs/>
+                <w:sz w:val="20"/>
+                <w:szCs w:val="20"/>
+              </w:rPr>
+              <w:t xml:space="preserve">CPL (RM)</w:t>
+            </w:r>
+          </w:p>
+        </w:tc>
+        <w:tc>
+          <w:tcPr>
+            <w:tcW w:type="dxa" w:w="3260"/>
+            <w:shd w:fill="D9D9D9" w:color="D9D9D9" w:val="clear"/>
+          </w:tcPr>
+          <w:p>
+            <w:pPr>
+              <w:spacing w:line="276"/>
+            </w:pPr>
+            <w:r>
+              <w:rPr>
+                <w:rFonts w:ascii="Times New Roman" w:cs="Times New Roman" w:eastAsia="Times New Roman" w:hAnsi="Times New Roman"/>
+                <w:b/>
+                <w:bCs/>
+                <w:sz w:val="20"/>
+                <w:szCs w:val="20"/>
+              </w:rPr>
+              <w:t xml:space="preserve">Catatan Prestasi</w:t>
+            </w:r>
+          </w:p>
+        </w:tc>
+      </w:tr>
+      <w:tr>
+        <w:tc>
+          <w:tcPr>
+            <w:tcW w:type="dxa" w:w="1600"/>
+          </w:tcPr>
+          <w:p>
+            <w:pPr>
+              <w:spacing w:line="276"/>
+            </w:pPr>
+            <w:r>
+              <w:rPr>
+                <w:rFonts w:ascii="Times New Roman" w:cs="Times New Roman" w:eastAsia="Times New Roman" w:hAnsi="Times New Roman"/>
+                <w:sz w:val="20"/>
+                <w:szCs w:val="20"/>
+              </w:rPr>
+              <w:t xml:space="preserve">Mac 2026</w:t>
+            </w:r>
+          </w:p>
+        </w:tc>
+        <w:tc>
+          <w:tcPr>
+            <w:tcW w:type="dxa" w:w="1900"/>
+          </w:tcPr>
+          <w:p>
+            <w:pPr>
+              <w:spacing w:line="276"/>
+            </w:pPr>
+            <w:r>
+              <w:rPr>
+                <w:rFonts w:ascii="Times New Roman" w:cs="Times New Roman" w:eastAsia="Times New Roman" w:hAnsi="Times New Roman"/>
+                <w:sz w:val="20"/>
+                <w:szCs w:val="20"/>
+              </w:rPr>
+              <w:t xml:space="preserve">—</w:t>
+            </w:r>
+          </w:p>
+        </w:tc>
+        <w:tc>
+          <w:tcPr>
+            <w:tcW w:type="dxa" w:w="1300"/>
+          </w:tcPr>
+          <w:p>
+            <w:pPr>
+              <w:spacing w:line="276"/>
+            </w:pPr>
+            <w:r>
+              <w:rPr>
+                <w:rFonts w:ascii="Times New Roman" w:cs="Times New Roman" w:eastAsia="Times New Roman" w:hAnsi="Times New Roman"/>
+                <w:sz w:val="20"/>
+                <w:szCs w:val="20"/>
+              </w:rPr>
+              <w:t xml:space="preserve">5</w:t>
+            </w:r>
+          </w:p>
+        </w:tc>
+        <w:tc>
+          <w:tcPr>
+            <w:tcW w:type="dxa" w:w="1300"/>
+          </w:tcPr>
+          <w:p>
+            <w:pPr>
+              <w:spacing w:line="276"/>
+            </w:pPr>
+            <w:r>
+              <w:rPr>
+                <w:rFonts w:ascii="Times New Roman" w:cs="Times New Roman" w:eastAsia="Times New Roman" w:hAnsi="Times New Roman"/>
+                <w:sz w:val="20"/>
+                <w:szCs w:val="20"/>
+              </w:rPr>
+              <w:t xml:space="preserve">—</w:t>
+            </w:r>
+          </w:p>
+        </w:tc>
+        <w:tc>
+          <w:tcPr>
+            <w:tcW w:type="dxa" w:w="3260"/>
+          </w:tcPr>
+          <w:p>
+            <w:pPr>
+              <w:spacing w:line="276"/>
+            </w:pPr>
+            <w:r>
+              <w:rPr>
+                <w:rFonts w:ascii="Times New Roman" w:cs="Times New Roman" w:eastAsia="Times New Roman" w:hAnsi="Times New Roman"/>
+                <w:sz w:val="20"/>
+                <w:szCs w:val="20"/>
+              </w:rPr>
+              <w:t xml:space="preserve">Kempen dilancarkan pada penghujung bulan</w:t>
+            </w:r>
+          </w:p>
+        </w:tc>
+      </w:tr>
+      <w:tr>
+        <w:tc>
+          <w:tcPr>
+            <w:tcW w:type="dxa" w:w="1600"/>
+          </w:tcPr>
+          <w:p>
+            <w:pPr>
+              <w:spacing w:line="276"/>
+            </w:pPr>
+            <w:r>
+              <w:rPr>
+                <w:rFonts w:ascii="Times New Roman" w:cs="Times New Roman" w:eastAsia="Times New Roman" w:hAnsi="Times New Roman"/>
+                <w:sz w:val="20"/>
+                <w:szCs w:val="20"/>
+              </w:rPr>
+              <w:t xml:space="preserve">April 2026</w:t>
+            </w:r>
+          </w:p>
+        </w:tc>
+        <w:tc>
+          <w:tcPr>
+            <w:tcW w:type="dxa" w:w="1900"/>
+          </w:tcPr>
+          <w:p>
+            <w:pPr>
+              <w:spacing w:line="276"/>
+            </w:pPr>
+            <w:r>
+              <w:rPr>
+                <w:rFonts w:ascii="Times New Roman" w:cs="Times New Roman" w:eastAsia="Times New Roman" w:hAnsi="Times New Roman"/>
+                <w:sz w:val="20"/>
+                <w:szCs w:val="20"/>
+              </w:rPr>
+              <w:t xml:space="preserve">416.71</w:t>
+            </w:r>
+          </w:p>
+        </w:tc>
+        <w:tc>
+          <w:tcPr>
+            <w:tcW w:type="dxa" w:w="1300"/>
+          </w:tcPr>
+          <w:p>
+            <w:pPr>
+              <w:spacing w:line="276"/>
+            </w:pPr>
+            <w:r>
+              <w:rPr>
+                <w:rFonts w:ascii="Times New Roman" w:cs="Times New Roman" w:eastAsia="Times New Roman" w:hAnsi="Times New Roman"/>
+                <w:sz w:val="20"/>
+                <w:szCs w:val="20"/>
+              </w:rPr>
+              <w:t xml:space="preserve">560</w:t>
+            </w:r>
+          </w:p>
+        </w:tc>
+        <w:tc>
+          <w:tcPr>
+            <w:tcW w:type="dxa" w:w="1300"/>
+          </w:tcPr>
+          <w:p>
+            <w:pPr>
+              <w:spacing w:line="276"/>
+            </w:pPr>
+            <w:r>
+              <w:rPr>
+                <w:rFonts w:ascii="Times New Roman" w:cs="Times New Roman" w:eastAsia="Times New Roman" w:hAnsi="Times New Roman"/>
+                <w:sz w:val="20"/>
+                <w:szCs w:val="20"/>
+              </w:rPr>
+              <w:t xml:space="preserve">0.74</w:t>
+            </w:r>
+          </w:p>
+        </w:tc>
+        <w:tc>
+          <w:tcPr>
+            <w:tcW w:type="dxa" w:w="3260"/>
+          </w:tcPr>
+          <w:p>
+            <w:pPr>
+              <w:spacing w:line="276"/>
+            </w:pPr>
+            <w:r>
+              <w:rPr>
+                <w:rFonts w:ascii="Times New Roman" w:cs="Times New Roman" w:eastAsia="Times New Roman" w:hAnsi="Times New Roman"/>
+                <w:sz w:val="20"/>
+                <w:szCs w:val="20"/>
+              </w:rPr>
+              <w:t xml:space="preserve">Fasa pertumbuhan pesat</w:t>
+            </w:r>
+          </w:p>
+        </w:tc>
+      </w:tr>
+      <w:tr>
+        <w:tc>
+          <w:tcPr>
+            <w:tcW w:type="dxa" w:w="1600"/>
+          </w:tcPr>
+          <w:p>
+            <w:pPr>
+              <w:spacing w:line="276"/>
+            </w:pPr>
+            <w:r>
+              <w:rPr>
+                <w:rFonts w:ascii="Times New Roman" w:cs="Times New Roman" w:eastAsia="Times New Roman" w:hAnsi="Times New Roman"/>
+                <w:sz w:val="20"/>
+                <w:szCs w:val="20"/>
+              </w:rPr>
+              <w:t xml:space="preserve">Mei 2026</w:t>
+            </w:r>
+          </w:p>
+        </w:tc>
+        <w:tc>
+          <w:tcPr>
+            <w:tcW w:type="dxa" w:w="1900"/>
+          </w:tcPr>
+          <w:p>
+            <w:pPr>
+              <w:spacing w:line="276"/>
+            </w:pPr>
+            <w:r>
+              <w:rPr>
+                <w:rFonts w:ascii="Times New Roman" w:cs="Times New Roman" w:eastAsia="Times New Roman" w:hAnsi="Times New Roman"/>
+                <w:sz w:val="20"/>
+                <w:szCs w:val="20"/>
+              </w:rPr>
+              <w:t xml:space="preserve">1,063.15</w:t>
+            </w:r>
+          </w:p>
+        </w:tc>
+        <w:tc>
+          <w:tcPr>
+            <w:tcW w:type="dxa" w:w="1300"/>
+          </w:tcPr>
+          <w:p>
+            <w:pPr>
+              <w:spacing w:line="276"/>
+            </w:pPr>
+            <w:r>
+              <w:rPr>
+                <w:rFonts w:ascii="Times New Roman" w:cs="Times New Roman" w:eastAsia="Times New Roman" w:hAnsi="Times New Roman"/>
+                <w:sz w:val="20"/>
+                <w:szCs w:val="20"/>
+              </w:rPr>
+              <w:t xml:space="preserve">315</w:t>
+            </w:r>
+          </w:p>
+        </w:tc>
+        <w:tc>
+          <w:tcPr>
+            <w:tcW w:type="dxa" w:w="1300"/>
+          </w:tcPr>
+          <w:p>
+            <w:pPr>
+              <w:spacing w:line="276"/>
+            </w:pPr>
+            <w:r>
+              <w:rPr>
+                <w:rFonts w:ascii="Times New Roman" w:cs="Times New Roman" w:eastAsia="Times New Roman" w:hAnsi="Times New Roman"/>
+                <w:sz w:val="20"/>
+                <w:szCs w:val="20"/>
+              </w:rPr>
+              <w:t xml:space="preserve">3.37</w:t>
+            </w:r>
+          </w:p>
+        </w:tc>
+        <w:tc>
+          <w:tcPr>
+            <w:tcW w:type="dxa" w:w="3260"/>
+          </w:tcPr>
+          <w:p>
+            <w:pPr>
+              <w:spacing w:line="276"/>
+            </w:pPr>
+            <w:r>
+              <w:rPr>
+                <w:rFonts w:ascii="Times New Roman" w:cs="Times New Roman" w:eastAsia="Times New Roman" w:hAnsi="Times New Roman"/>
+                <w:sz w:val="20"/>
+                <w:szCs w:val="20"/>
+              </w:rPr>
+              <w:t xml:space="preserve">Belanjawan ditingkatkan</w:t>
+            </w:r>
+          </w:p>
+        </w:tc>
+      </w:tr>
+      <w:tr>
+        <w:tc>
+          <w:tcPr>
+            <w:tcW w:type="dxa" w:w="1600"/>
+          </w:tcPr>
+          <w:p>
+            <w:pPr>
+              <w:spacing w:line="276"/>
+            </w:pPr>
+            <w:r>
+              <w:rPr>
+                <w:rFonts w:ascii="Times New Roman" w:cs="Times New Roman" w:eastAsia="Times New Roman" w:hAnsi="Times New Roman"/>
+                <w:sz w:val="20"/>
+                <w:szCs w:val="20"/>
+              </w:rPr>
+              <w:t xml:space="preserve">Jun 2026</w:t>
+            </w:r>
+          </w:p>
+        </w:tc>
+        <w:tc>
+          <w:tcPr>
+            <w:tcW w:type="dxa" w:w="1900"/>
+          </w:tcPr>
+          <w:p>
+            <w:pPr>
+              <w:spacing w:line="276"/>
+            </w:pPr>
+            <w:r>
+              <w:rPr>
+                <w:rFonts w:ascii="Times New Roman" w:cs="Times New Roman" w:eastAsia="Times New Roman" w:hAnsi="Times New Roman"/>
+                <w:sz w:val="20"/>
+                <w:szCs w:val="20"/>
+              </w:rPr>
+              <w:t xml:space="preserve">824.97</w:t>
+            </w:r>
+          </w:p>
+        </w:tc>
+        <w:tc>
+          <w:tcPr>
+            <w:tcW w:type="dxa" w:w="1300"/>
+          </w:tcPr>
+          <w:p>
+            <w:pPr>
+              <w:spacing w:line="276"/>
+            </w:pPr>
+            <w:r>
+              <w:rPr>
+                <w:rFonts w:ascii="Times New Roman" w:cs="Times New Roman" w:eastAsia="Times New Roman" w:hAnsi="Times New Roman"/>
+                <w:sz w:val="20"/>
+                <w:szCs w:val="20"/>
+              </w:rPr>
+              <w:t xml:space="preserve">254</w:t>
+            </w:r>
+          </w:p>
+        </w:tc>
+        <w:tc>
+          <w:tcPr>
+            <w:tcW w:type="dxa" w:w="1300"/>
+          </w:tcPr>
+          <w:p>
+            <w:pPr>
+              <w:spacing w:line="276"/>
+            </w:pPr>
+            <w:r>
+              <w:rPr>
+                <w:rFonts w:ascii="Times New Roman" w:cs="Times New Roman" w:eastAsia="Times New Roman" w:hAnsi="Times New Roman"/>
+                <w:sz w:val="20"/>
+                <w:szCs w:val="20"/>
+              </w:rPr>
+              <w:t xml:space="preserve">3.25</w:t>
+            </w:r>
+          </w:p>
+        </w:tc>
+        <w:tc>
+          <w:tcPr>
+            <w:tcW w:type="dxa" w:w="3260"/>
+          </w:tcPr>
+          <w:p>
+            <w:pPr>
+              <w:spacing w:line="276"/>
+            </w:pPr>
+            <w:r>
+              <w:rPr>
+                <w:rFonts w:ascii="Times New Roman" w:cs="Times New Roman" w:eastAsia="Times New Roman" w:hAnsi="Times New Roman"/>
+                <w:sz w:val="20"/>
+                <w:szCs w:val="20"/>
+              </w:rPr>
+              <w:t xml:space="preserve">Melebihi Meta Ads dari segi jumlah prospek</w:t>
+            </w:r>
+          </w:p>
+        </w:tc>
+      </w:tr>
+      <w:tr>
+        <w:tc>
+          <w:tcPr>
+            <w:tcW w:type="dxa" w:w="1600"/>
+          </w:tcPr>
+          <w:p>
+            <w:pPr>
+              <w:spacing w:line="276"/>
+            </w:pPr>
+            <w:r>
+              <w:rPr>
+                <w:rFonts w:ascii="Times New Roman" w:cs="Times New Roman" w:eastAsia="Times New Roman" w:hAnsi="Times New Roman"/>
+                <w:sz w:val="20"/>
+                <w:szCs w:val="20"/>
+              </w:rPr>
+              <w:t xml:space="preserve">JUMLAH</w:t>
+            </w:r>
+          </w:p>
+        </w:tc>
+        <w:tc>
+          <w:tcPr>
+            <w:tcW w:type="dxa" w:w="1900"/>
+          </w:tcPr>
+          <w:p>
+            <w:pPr>
+              <w:spacing w:line="276"/>
+            </w:pPr>
+            <w:r>
+              <w:rPr>
+                <w:rFonts w:ascii="Times New Roman" w:cs="Times New Roman" w:eastAsia="Times New Roman" w:hAnsi="Times New Roman"/>
+                <w:sz w:val="20"/>
+                <w:szCs w:val="20"/>
+              </w:rPr>
+              <w:t xml:space="preserve">2,304.83</w:t>
+            </w:r>
+          </w:p>
+        </w:tc>
+        <w:tc>
+          <w:tcPr>
+            <w:tcW w:type="dxa" w:w="1300"/>
+          </w:tcPr>
+          <w:p>
+            <w:pPr>
+              <w:spacing w:line="276"/>
+            </w:pPr>
+            <w:r>
+              <w:rPr>
+                <w:rFonts w:ascii="Times New Roman" w:cs="Times New Roman" w:eastAsia="Times New Roman" w:hAnsi="Times New Roman"/>
+                <w:sz w:val="20"/>
+                <w:szCs w:val="20"/>
+              </w:rPr>
+              <w:t xml:space="preserve">1,134</w:t>
+            </w:r>
+          </w:p>
+        </w:tc>
+        <w:tc>
+          <w:tcPr>
+            <w:tcW w:type="dxa" w:w="1300"/>
+          </w:tcPr>
+          <w:p>
+            <w:pPr>
+              <w:spacing w:line="276"/>
+            </w:pPr>
+            <w:r>
+              <w:rPr>
+                <w:rFonts w:ascii="Times New Roman" w:cs="Times New Roman" w:eastAsia="Times New Roman" w:hAnsi="Times New Roman"/>
+                <w:sz w:val="20"/>
+                <w:szCs w:val="20"/>
+              </w:rPr>
+              <w:t xml:space="preserve">2.03</w:t>
+            </w:r>
+          </w:p>
+        </w:tc>
+        <w:tc>
+          <w:tcPr>
+            <w:tcW w:type="dxa" w:w="3260"/>
+          </w:tcPr>
+          <w:p>
+            <w:pPr>
+              <w:spacing w:line="276"/>
+            </w:pPr>
+            <w:r>
+              <w:rPr>
+                <w:rFonts w:ascii="Times New Roman" w:cs="Times New Roman" w:eastAsia="Times New Roman" w:hAnsi="Times New Roman"/>
+                <w:sz w:val="20"/>
+                <w:szCs w:val="20"/>
+              </w:rPr>
+              <w:t xml:space="preserve">Purata keseluruhan tempoh</w:t>
+            </w:r>
+          </w:p>
+        </w:tc>
+      </w:tr>
+    </w:tbl>
+    <w:p>
+      <w:pPr>
+        <w:spacing w:line="360"/>
+      </w:pPr>
+      <w:r>
+        <w:rPr>
+          <w:rFonts w:ascii="Times New Roman" w:cs="Times New Roman" w:eastAsia="Times New Roman" w:hAnsi="Times New Roman"/>
+          <w:sz w:val="24"/>
+          <w:szCs w:val="24"/>
+        </w:rPr>
+        <w:t xml:space="preserve"/>
+      </w:r>
+    </w:p>
+    <w:p>
+      <w:pPr>
+        <w:spacing w:after="240" w:before="0" w:line="360" w:lineRule="auto"/>
+      </w:pPr>
+      <w:r>
+        <w:rPr>
+          <w:rFonts w:ascii="Times New Roman" w:cs="Times New Roman" w:eastAsia="Times New Roman" w:hAnsi="Times New Roman"/>
+          <w:i/>
+          <w:iCs/>
+          <w:color w:val="666666"/>
+          <w:sz w:val="24"/>
+          <w:szCs w:val="24"/>
+        </w:rPr>
+        <w:t xml:space="preserve">Nota: Bil pertama TikTok Ads direkodkan pada 1 April 2026, meliputi penyampaian iklan pada penghujung Mac 2026. Prospek bulan Mac (5 rekod) tidak mempunyai bil berasingan dan diserapkan dalam pengiraan keseluruhan.</w:t>
+      </w:r>
+    </w:p>
+    <w:p>
+      <w:pPr>
+        <w:spacing w:line="360"/>
+      </w:pPr>
+      <w:r>
+        <w:rPr>
+          <w:rFonts w:ascii="Times New Roman" w:cs="Times New Roman" w:eastAsia="Times New Roman" w:hAnsi="Times New Roman"/>
+          <w:sz w:val="24"/>
+          <w:szCs w:val="24"/>
+        </w:rPr>
+        <w:t xml:space="preserve"/>
+      </w:r>
+    </w:p>
+    <w:p>
+      <w:pPr>
+        <w:spacing w:after="240" w:before="0" w:line="360" w:lineRule="auto"/>
+      </w:pPr>
+      <w:r>
+        <w:rPr>
+          <w:rFonts w:ascii="Times New Roman" w:cs="Times New Roman" w:eastAsia="Times New Roman" w:hAnsi="Times New Roman"/>
+          <w:sz w:val="24"/>
+          <w:szCs w:val="24"/>
+        </w:rPr>
+        <w:t xml:space="preserve">TikTok Ads menunjukkan corak pertumbuhan yang berbeza daripada Meta Ads. Bermula dengan perbelanjaan kecil sebanyak RM416.71 pada April 2026, peruntukan ditingkatkan secara berperingkat kepada RM1,063.15 pada Mei sebaik prestasi awal disahkan. Menjelang Jun 2026, TikTok Ads menjana 254 prospek berbanding Meta Ads yang hanya menjana 56 prospek pada bulan yang sama — iaitu lebih empat kali ganda — walaupun dengan perbelanjaan yang lebih tinggi berbanding Meta pada bulan tersebut.</w:t>
+      </w:r>
+    </w:p>
+    <w:p>
+      <w:pPr>
+        <w:spacing w:line="360"/>
+      </w:pPr>
+      <w:r>
+        <w:rPr>
+          <w:rFonts w:ascii="Times New Roman" w:cs="Times New Roman" w:eastAsia="Times New Roman" w:hAnsi="Times New Roman"/>
+          <w:sz w:val="24"/>
+          <w:szCs w:val="24"/>
+        </w:rPr>
+        <w:t xml:space="preserve"/>
+      </w:r>
+    </w:p>
+    <w:p>
+      <w:pPr>
+        <w:spacing w:after="240" w:before="0" w:line="360" w:lineRule="auto"/>
+      </w:pPr>
+      <w:r>
+        <w:rPr>
+          <w:rFonts w:ascii="Times New Roman" w:cs="Times New Roman" w:eastAsia="Times New Roman" w:hAnsi="Times New Roman"/>
+          <w:sz w:val="24"/>
+          <w:szCs w:val="24"/>
+        </w:rPr>
+        <w:t xml:space="preserve">Sepanjang tempoh operasi TikTok Ads, Kos Per Prospek kekal berada di bawah paras Meta Ads pada setiap bulan. Ini mengukuhkan asas cadangan pengagihan semula belanjawan yang dikemukakan dalam Bab 4.</w:t>
+      </w:r>
+    </w:p>
+    <w:p>
+      <w:pPr>
+        <w:spacing w:line="360"/>
+      </w:pPr>
+      <w:r>
+        <w:rPr>
+          <w:rFonts w:ascii="Times New Roman" w:cs="Times New Roman" w:eastAsia="Times New Roman" w:hAnsi="Times New Roman"/>
+          <w:sz w:val="24"/>
+          <w:szCs w:val="24"/>
+        </w:rPr>
+        <w:t xml:space="preserve"/>
+      </w:r>
+    </w:p>
+    <w:p>
+      <w:pPr>
         <w:spacing w:after="160" w:before="160" w:line="276"/>
         <w:ind w:left="431" w:right="431"/>
       </w:pPr>
@@ -15835,7 +16610,7 @@
           <w:sz w:val="24"/>
           <w:szCs w:val="24"/>
         </w:rPr>
-        <w:t xml:space="preserve">Jadual 3.17 menilai sejauh mana setiap objektif kempen yang ditetapkan dalam Bab 1 telah dicapai berdasarkan data yang dikumpulkan.</w:t>
+        <w:t xml:space="preserve">Jadual 3.18 menilai sejauh mana setiap objektif kempen yang ditetapkan dalam Bab 1 telah dicapai berdasarkan data yang dikumpulkan.</w:t>
       </w:r>
     </w:p>
     <w:p>
@@ -15863,7 +16638,7 @@
           <w:sz w:val="24"/>
           <w:szCs w:val="24"/>
         </w:rPr>
-        <w:t xml:space="preserve">Jadual 3.17: Penilaian Pencapaian Objektif Kempen (Januari – Jun 2026)</w:t>
+        <w:t xml:space="preserve">Jadual 3.18: Penilaian Pencapaian Objektif Kempen (Januari – Jun 2026)</w:t>
       </w:r>
     </w:p>
     <w:p>
@@ -16182,7 +16957,7 @@
                 <w:sz w:val="20"/>
                 <w:szCs w:val="20"/>
               </w:rPr>
-              <w:t xml:space="preserve">Meta Ads: perbelanjaan RM9,987.56 menjana 2,336 prospek pada CPL RM4.28. Pengoptimuman berjaya menurunkan CPL daripada RM9.65 (Feb) kepada RM3.32 (Apr) — penambahbaikan 65.6%. 3,470 prospek dijana keseluruhan; 16 pendaftaran disahkan. Tujuh cadangan dikemukakan dalam Bab 4.</w:t>
+              <w:t xml:space="preserve">Perbelanjaan keseluruhan RM12,292.39 menjana 3,470 prospek pada CPL gabungan RM3.54. Meta Ads: RM9,987.56 / 2,336 prospek / CPL RM4.28. TikTok Ads: RM2,304.83 / 1,134 prospek / CPL RM2.03 — 52.5% lebih rendah. Pengoptimuman Meta menurunkan CPL daripada RM9.65 (Feb) kepada RM3.32 (Apr). Lapan cadangan dikemukakan dalam Bab 4.</w:t>
             </w:r>
           </w:p>
         </w:tc>
@@ -16393,7 +17168,7 @@
           <w:sz w:val="24"/>
           <w:szCs w:val="24"/>
         </w:rPr>
-        <w:t xml:space="preserve">Gabungan Meta Ads (2,336 prospek) dan TikTok Ads (1,134 prospek) menghasilkan 3,470 prospek sepanjang enam bulan. Yang lebih penting daripada jumlah tersebut ialah keputusan strategik yang membawa kepadanya: apabila prestasi Meta Ads menurun daripada 345 prospek (Januari) kepada 133 (Februari), saluran kedua dibuka pada Mac 2026. Menjelang Jun 2026, TikTok Ads menghasilkan 254 prospek berbanding Meta Ads 56 prospek. Keputusan berasaskan data ini menyelamatkan momentum kempen dan mencerminkan amalan pengoptimuman berterusan yang menjadi teras pendekatan PDCA (Deming, 1986).</w:t>
+        <w:t xml:space="preserve">Gabungan Meta Ads (2,336 prospek) dan TikTok Ads (1,134 prospek) menghasilkan 3,470 prospek sepanjang enam bulan. Yang lebih penting daripada jumlah tersebut ialah keputusan strategik yang membawa kepadanya: apabila prestasi Meta Ads menurun daripada 345 prospek (Januari) kepada 133 (Februari), saluran kedua dibuka pada Mac 2026. Menjelang Jun 2026, TikTok Ads menghasilkan 254 prospek berbanding Meta Ads 56 prospek. Data kos mengesahkan ketepatan keputusan tersebut dari sudut kedua: TikTok Ads beroperasi pada CPL RM2.03 berbanding Meta Ads RM4.28. Justeru saluran baharu yang dibuka bukan sahaja memulihkan jumlah prospek, malah melakukannya pada separuh kos setiap prospek. Keputusan berasaskan data ini menyelamatkan momentum kempen dan mencerminkan amalan pengoptimuman berterusan yang menjadi teras pendekatan PDCA (Deming, 1986).</w:t>
       </w:r>
     </w:p>
     <w:p>
@@ -17141,7 +17916,7 @@
           <w:sz w:val="24"/>
           <w:szCs w:val="24"/>
         </w:rPr>
-        <w:t xml:space="preserve">Data enam bulan menunjukkan Kos Per Prospek Meta Ads berubah dengan ketara mengikut bulan, daripada RM3.32 (April) sehingga RM9.87 (Jun). Dicadangkan pemantauan CPL dilakukan secara mingguan dan belanjawan dialihkan secara dinamik kepada saluran serta set iklan yang mencatatkan CPL terendah. Perbandingan langsung antara CPL Meta Ads dan TikTok Ads perlu dijadikan asas keputusan peruntukan belanjawan pada kitaran akan datang.</w:t>
+        <w:t xml:space="preserve">Data enam bulan menunjukkan TikTok Ads beroperasi pada CPL RM2.03 berbanding Meta Ads RM4.28, sambil menyumbang 32.7% prospek daripada hanya 18.8% belanjawan. Sekiranya nisbah peruntukan diseimbangkan semula ke arah TikTok Ads pada kitaran akan datang, jumlah prospek yang lebih tinggi berpotensi dijana pada belanjawan yang sama. Dicadangkan pemantauan CPL dilakukan secara mingguan di kedua-dua platform, dan belanjawan dialihkan secara dinamik kepada saluran serta set iklan yang mencatatkan CPL terendah. Ujian diagnostik ke atas Meta Ads turut perlu dijalankan bagi menentukan sama ada CPL yang lebih tinggi berpunca daripada keletihan kreatif, persaingan bidaan atau ketepatan penyasaran.</w:t>
       </w:r>
     </w:p>
     <w:p>

--- a/LPKT-Report/LPKT-CU1-Zuriel-Seong.docx
+++ b/LPKT-Report/LPKT-CU1-Zuriel-Seong.docx
@@ -2220,7 +2220,7 @@
           <w:sz w:val="24"/>
           <w:szCs w:val="24"/>
         </w:rPr>
-        <w:t xml:space="preserve">Jadual 3.17  Perbelanjaan TikTok Ads dan Kos Per Prospek Mengikut Bulan</w:t>
+        <w:t xml:space="preserve">Jadual 3.17  Kecekapan Set Iklan Meta Ads Mengikut Kos Per Prospek</w:t>
       </w:r>
     </w:p>
     <w:p>
@@ -2234,7 +2234,21 @@
           <w:sz w:val="24"/>
           <w:szCs w:val="24"/>
         </w:rPr>
-        <w:t xml:space="preserve">Jadual 3.18  Penilaian Pencapaian Objektif Kempen</w:t>
+        <w:t xml:space="preserve">Jadual 3.18  Perbelanjaan TikTok Ads dan Kos Per Prospek Mengikut Bulan</w:t>
+      </w:r>
+    </w:p>
+    <w:p>
+      <w:pPr>
+        <w:spacing w:after="200" w:before="0" w:line="360" w:lineRule="auto"/>
+        <w:ind w:left="720"/>
+      </w:pPr>
+      <w:r>
+        <w:rPr>
+          <w:rFonts w:ascii="Times New Roman" w:cs="Times New Roman" w:eastAsia="Times New Roman" w:hAnsi="Times New Roman"/>
+          <w:sz w:val="24"/>
+          <w:szCs w:val="24"/>
+        </w:rPr>
+        <w:t xml:space="preserve">Jadual 3.19  Penilaian Pencapaian Objektif Kempen</w:t>
       </w:r>
     </w:p>
     <w:p>
@@ -14488,7 +14502,7 @@
           <w:sz w:val="24"/>
           <w:szCs w:val="24"/>
         </w:rPr>
-        <w:t xml:space="preserve">Jadual 3.15: Ringkasan Perbelanjaan dan Kos Per Prospek Mengikut Platform</w:t>
+        <w:t xml:space="preserve">Jadual 3.15: Ringkasan Perbelanjaan dan Kos Per Prospek Mengikut Platform (asas: penyata bil platform dan rekod prospek CRM)</w:t>
       </w:r>
     </w:p>
     <w:p>
@@ -14881,6 +14895,402 @@
           <w:szCs w:val="24"/>
         </w:rPr>
         <w:t xml:space="preserve">Perbandingan antara kedua-dua platform mendedahkan perbezaan kecekapan kos yang ketara. TikTok Ads mencatatkan Kos Per Prospek sebanyak RM2.03 berbanding Meta Ads RM4.28 — iaitu 52.5% lebih rendah. Perbezaan ini menjadi lebih bermakna apabila dilihat dari sudut agihan sumber: TikTok Ads hanya menerima 18.8% daripada jumlah belanjawan iklan tetapi menyumbang 32.7% daripada keseluruhan prospek yang dijana. Dengan kata lain, setiap ringgit yang dibelanjakan di TikTok Ads menghasilkan lebih dua kali ganda bilangan prospek berbanding Meta Ads.</w:t>
+      </w:r>
+    </w:p>
+    <w:p>
+      <w:pPr>
+        <w:spacing w:line="360"/>
+      </w:pPr>
+      <w:r>
+        <w:rPr>
+          <w:rFonts w:ascii="Times New Roman" w:cs="Times New Roman" w:eastAsia="Times New Roman" w:hAnsi="Times New Roman"/>
+          <w:sz w:val="24"/>
+          <w:szCs w:val="24"/>
+        </w:rPr>
+        <w:t xml:space="preserve"/>
+      </w:r>
+    </w:p>
+    <w:p>
+      <w:pPr>
+        <w:spacing w:after="240" w:before="0" w:line="360" w:lineRule="auto"/>
+      </w:pPr>
+      <w:r>
+        <w:rPr>
+          <w:rFonts w:ascii="Times New Roman" w:cs="Times New Roman" w:eastAsia="Times New Roman" w:hAnsi="Times New Roman"/>
+          <w:b/>
+          <w:bCs/>
+          <w:sz w:val="24"/>
+          <w:szCs w:val="24"/>
+        </w:rPr>
+        <w:t xml:space="preserve">Penjelasan Sumber Data dan Perbezaan Angka</w:t>
+      </w:r>
+    </w:p>
+    <w:p>
+      <w:pPr>
+        <w:spacing w:line="360"/>
+      </w:pPr>
+      <w:r>
+        <w:rPr>
+          <w:rFonts w:ascii="Times New Roman" w:cs="Times New Roman" w:eastAsia="Times New Roman" w:hAnsi="Times New Roman"/>
+          <w:sz w:val="24"/>
+          <w:szCs w:val="24"/>
+        </w:rPr>
+        <w:t xml:space="preserve"/>
+      </w:r>
+    </w:p>
+    <w:p>
+      <w:pPr>
+        <w:spacing w:after="240" w:before="0" w:line="360" w:lineRule="auto"/>
+      </w:pPr>
+      <w:r>
+        <w:rPr>
+          <w:rFonts w:ascii="Times New Roman" w:cs="Times New Roman" w:eastAsia="Times New Roman" w:hAnsi="Times New Roman"/>
+          <w:sz w:val="24"/>
+          <w:szCs w:val="24"/>
+        </w:rPr>
+        <w:t xml:space="preserve">Tiga sumber data digunakan dalam analisis kos ini, dan setiap satu mengukur perkara yang berbeza. Perbezaan antara angka-angka tersebut bukan percanggahan, sebaliknya mencerminkan sifat setiap sumber:</w:t>
+      </w:r>
+    </w:p>
+    <w:p>
+      <w:pPr>
+        <w:spacing w:line="360"/>
+      </w:pPr>
+      <w:r>
+        <w:rPr>
+          <w:rFonts w:ascii="Times New Roman" w:cs="Times New Roman" w:eastAsia="Times New Roman" w:hAnsi="Times New Roman"/>
+          <w:sz w:val="24"/>
+          <w:szCs w:val="24"/>
+        </w:rPr>
+        <w:t xml:space="preserve"/>
+      </w:r>
+    </w:p>
+    <w:tbl>
+      <w:tblPr>
+        <w:tblW w:type="dxa" w:w="9360"/>
+        <w:tblBorders>
+          <w:top w:val="single" w:color="auto" w:sz="4"/>
+          <w:left w:val="single" w:color="auto" w:sz="4"/>
+          <w:bottom w:val="single" w:color="auto" w:sz="4"/>
+          <w:right w:val="single" w:color="auto" w:sz="4"/>
+          <w:insideH w:val="single" w:color="auto" w:sz="4"/>
+          <w:insideV w:val="single" w:color="auto" w:sz="4"/>
+        </w:tblBorders>
+      </w:tblPr>
+      <w:tblGrid>
+        <w:gridCol w:w="2800"/>
+        <w:gridCol w:w="2680"/>
+        <w:gridCol w:w="3880"/>
+      </w:tblGrid>
+      <w:tr>
+        <w:tc>
+          <w:tcPr>
+            <w:tcW w:type="dxa" w:w="2800"/>
+            <w:shd w:fill="D9D9D9" w:color="D9D9D9" w:val="clear"/>
+          </w:tcPr>
+          <w:p>
+            <w:pPr>
+              <w:spacing w:line="276"/>
+            </w:pPr>
+            <w:r>
+              <w:rPr>
+                <w:rFonts w:ascii="Times New Roman" w:cs="Times New Roman" w:eastAsia="Times New Roman" w:hAnsi="Times New Roman"/>
+                <w:b/>
+                <w:bCs/>
+                <w:sz w:val="20"/>
+                <w:szCs w:val="20"/>
+              </w:rPr>
+              <w:t xml:space="preserve">Sumber Data</w:t>
+            </w:r>
+          </w:p>
+        </w:tc>
+        <w:tc>
+          <w:tcPr>
+            <w:tcW w:type="dxa" w:w="2680"/>
+            <w:shd w:fill="D9D9D9" w:color="D9D9D9" w:val="clear"/>
+          </w:tcPr>
+          <w:p>
+            <w:pPr>
+              <w:spacing w:line="276"/>
+            </w:pPr>
+            <w:r>
+              <w:rPr>
+                <w:rFonts w:ascii="Times New Roman" w:cs="Times New Roman" w:eastAsia="Times New Roman" w:hAnsi="Times New Roman"/>
+                <w:b/>
+                <w:bCs/>
+                <w:sz w:val="20"/>
+                <w:szCs w:val="20"/>
+              </w:rPr>
+              <w:t xml:space="preserve">Angka Direkodkan</w:t>
+            </w:r>
+          </w:p>
+        </w:tc>
+        <w:tc>
+          <w:tcPr>
+            <w:tcW w:type="dxa" w:w="3880"/>
+            <w:shd w:fill="D9D9D9" w:color="D9D9D9" w:val="clear"/>
+          </w:tcPr>
+          <w:p>
+            <w:pPr>
+              <w:spacing w:line="276"/>
+            </w:pPr>
+            <w:r>
+              <w:rPr>
+                <w:rFonts w:ascii="Times New Roman" w:cs="Times New Roman" w:eastAsia="Times New Roman" w:hAnsi="Times New Roman"/>
+                <w:b/>
+                <w:bCs/>
+                <w:sz w:val="20"/>
+                <w:szCs w:val="20"/>
+              </w:rPr>
+              <w:t xml:space="preserve">Apa yang Diukur</w:t>
+            </w:r>
+          </w:p>
+        </w:tc>
+      </w:tr>
+      <w:tr>
+        <w:tc>
+          <w:tcPr>
+            <w:tcW w:type="dxa" w:w="2800"/>
+          </w:tcPr>
+          <w:p>
+            <w:pPr>
+              <w:spacing w:line="276"/>
+            </w:pPr>
+            <w:r>
+              <w:rPr>
+                <w:rFonts w:ascii="Times New Roman" w:cs="Times New Roman" w:eastAsia="Times New Roman" w:hAnsi="Times New Roman"/>
+                <w:sz w:val="20"/>
+                <w:szCs w:val="20"/>
+              </w:rPr>
+              <w:t xml:space="preserve">Penyata bil Meta Platforms</w:t>
+            </w:r>
+          </w:p>
+        </w:tc>
+        <w:tc>
+          <w:tcPr>
+            <w:tcW w:type="dxa" w:w="2680"/>
+          </w:tcPr>
+          <w:p>
+            <w:pPr>
+              <w:spacing w:line="276"/>
+            </w:pPr>
+            <w:r>
+              <w:rPr>
+                <w:rFonts w:ascii="Times New Roman" w:cs="Times New Roman" w:eastAsia="Times New Roman" w:hAnsi="Times New Roman"/>
+                <w:sz w:val="20"/>
+                <w:szCs w:val="20"/>
+              </w:rPr>
+              <w:t xml:space="preserve">RM9,987.56</w:t>
+            </w:r>
+          </w:p>
+        </w:tc>
+        <w:tc>
+          <w:tcPr>
+            <w:tcW w:type="dxa" w:w="3880"/>
+          </w:tcPr>
+          <w:p>
+            <w:pPr>
+              <w:spacing w:line="276"/>
+            </w:pPr>
+            <w:r>
+              <w:rPr>
+                <w:rFonts w:ascii="Times New Roman" w:cs="Times New Roman" w:eastAsia="Times New Roman" w:hAnsi="Times New Roman"/>
+                <w:sz w:val="20"/>
+                <w:szCs w:val="20"/>
+              </w:rPr>
+              <w:t xml:space="preserve">Wang sebenar dibayar antara 1 Jan – 1 Jul 2026</w:t>
+            </w:r>
+          </w:p>
+        </w:tc>
+      </w:tr>
+      <w:tr>
+        <w:tc>
+          <w:tcPr>
+            <w:tcW w:type="dxa" w:w="2800"/>
+          </w:tcPr>
+          <w:p>
+            <w:pPr>
+              <w:spacing w:line="276"/>
+            </w:pPr>
+            <w:r>
+              <w:rPr>
+                <w:rFonts w:ascii="Times New Roman" w:cs="Times New Roman" w:eastAsia="Times New Roman" w:hAnsi="Times New Roman"/>
+                <w:sz w:val="20"/>
+                <w:szCs w:val="20"/>
+              </w:rPr>
+              <w:t xml:space="preserve">Meta Ads Manager</w:t>
+            </w:r>
+          </w:p>
+        </w:tc>
+        <w:tc>
+          <w:tcPr>
+            <w:tcW w:type="dxa" w:w="2680"/>
+          </w:tcPr>
+          <w:p>
+            <w:pPr>
+              <w:spacing w:line="276"/>
+            </w:pPr>
+            <w:r>
+              <w:rPr>
+                <w:rFonts w:ascii="Times New Roman" w:cs="Times New Roman" w:eastAsia="Times New Roman" w:hAnsi="Times New Roman"/>
+                <w:sz w:val="20"/>
+                <w:szCs w:val="20"/>
+              </w:rPr>
+              <w:t xml:space="preserve">RM8,936.21 / 1,848 prospek</w:t>
+            </w:r>
+          </w:p>
+        </w:tc>
+        <w:tc>
+          <w:tcPr>
+            <w:tcW w:type="dxa" w:w="3880"/>
+          </w:tcPr>
+          <w:p>
+            <w:pPr>
+              <w:spacing w:line="276"/>
+            </w:pPr>
+            <w:r>
+              <w:rPr>
+                <w:rFonts w:ascii="Times New Roman" w:cs="Times New Roman" w:eastAsia="Times New Roman" w:hAnsi="Times New Roman"/>
+                <w:sz w:val="20"/>
+                <w:szCs w:val="20"/>
+              </w:rPr>
+              <w:t xml:space="preserve">Kos penyampaian iklan dan prospek dijana dalam tempoh 1 Jan – 30 Jun 2026</w:t>
+            </w:r>
+          </w:p>
+        </w:tc>
+      </w:tr>
+      <w:tr>
+        <w:tc>
+          <w:tcPr>
+            <w:tcW w:type="dxa" w:w="2800"/>
+          </w:tcPr>
+          <w:p>
+            <w:pPr>
+              <w:spacing w:line="276"/>
+            </w:pPr>
+            <w:r>
+              <w:rPr>
+                <w:rFonts w:ascii="Times New Roman" w:cs="Times New Roman" w:eastAsia="Times New Roman" w:hAnsi="Times New Roman"/>
+                <w:sz w:val="20"/>
+                <w:szCs w:val="20"/>
+              </w:rPr>
+              <w:t xml:space="preserve">Sistem CRM TVET Lipis</w:t>
+            </w:r>
+          </w:p>
+        </w:tc>
+        <w:tc>
+          <w:tcPr>
+            <w:tcW w:type="dxa" w:w="2680"/>
+          </w:tcPr>
+          <w:p>
+            <w:pPr>
+              <w:spacing w:line="276"/>
+            </w:pPr>
+            <w:r>
+              <w:rPr>
+                <w:rFonts w:ascii="Times New Roman" w:cs="Times New Roman" w:eastAsia="Times New Roman" w:hAnsi="Times New Roman"/>
+                <w:sz w:val="20"/>
+                <w:szCs w:val="20"/>
+              </w:rPr>
+              <w:t xml:space="preserve">2,336 prospek bersumber Meta</w:t>
+            </w:r>
+          </w:p>
+        </w:tc>
+        <w:tc>
+          <w:tcPr>
+            <w:tcW w:type="dxa" w:w="3880"/>
+          </w:tcPr>
+          <w:p>
+            <w:pPr>
+              <w:spacing w:line="276"/>
+            </w:pPr>
+            <w:r>
+              <w:rPr>
+                <w:rFonts w:ascii="Times New Roman" w:cs="Times New Roman" w:eastAsia="Times New Roman" w:hAnsi="Times New Roman"/>
+                <w:sz w:val="20"/>
+                <w:szCs w:val="20"/>
+              </w:rPr>
+              <w:t xml:space="preserve">Rekod prospek yang diterima dan disimpan oleh institusi</w:t>
+            </w:r>
+          </w:p>
+        </w:tc>
+      </w:tr>
+    </w:tbl>
+    <w:p>
+      <w:pPr>
+        <w:spacing w:line="360"/>
+      </w:pPr>
+      <w:r>
+        <w:rPr>
+          <w:rFonts w:ascii="Times New Roman" w:cs="Times New Roman" w:eastAsia="Times New Roman" w:hAnsi="Times New Roman"/>
+          <w:sz w:val="24"/>
+          <w:szCs w:val="24"/>
+        </w:rPr>
+        <w:t xml:space="preserve"/>
+      </w:r>
+    </w:p>
+    <w:p>
+      <w:pPr>
+        <w:spacing w:after="240" w:before="0" w:line="360" w:lineRule="auto"/>
+      </w:pPr>
+      <w:r>
+        <w:rPr>
+          <w:rFonts w:ascii="Times New Roman" w:cs="Times New Roman" w:eastAsia="Times New Roman" w:hAnsi="Times New Roman"/>
+          <w:sz w:val="24"/>
+          <w:szCs w:val="24"/>
+        </w:rPr>
+        <w:t xml:space="preserve">Perbezaan antara penyata bil (RM9,987.56) dan Meta Ads Manager (RM8,936.21) berpunca daripada kaedah pengebilan Meta yang mengenakan caj secara tertunggak. Bayaran pertama pada 3 Januari 2026 sebanyak RM807.09 sebenarnya menyelesaikan kos penyampaian iklan pada Disember 2025 — iaitu wang yang dibayar dalam tempoh kajian tetapi bagi iklan yang disampaikan sebelum tempoh tersebut bermula.</w:t>
+      </w:r>
+    </w:p>
+    <w:p>
+      <w:pPr>
+        <w:spacing w:line="360"/>
+      </w:pPr>
+      <w:r>
+        <w:rPr>
+          <w:rFonts w:ascii="Times New Roman" w:cs="Times New Roman" w:eastAsia="Times New Roman" w:hAnsi="Times New Roman"/>
+          <w:sz w:val="24"/>
+          <w:szCs w:val="24"/>
+        </w:rPr>
+        <w:t xml:space="preserve"/>
+      </w:r>
+    </w:p>
+    <w:p>
+      <w:pPr>
+        <w:spacing w:after="240" w:before="0" w:line="360" w:lineRule="auto"/>
+      </w:pPr>
+      <w:r>
+        <w:rPr>
+          <w:rFonts w:ascii="Times New Roman" w:cs="Times New Roman" w:eastAsia="Times New Roman" w:hAnsi="Times New Roman"/>
+          <w:sz w:val="24"/>
+          <w:szCs w:val="24"/>
+        </w:rPr>
+        <w:t xml:space="preserve">Perbezaan antara bilangan prospek dalam Ads Manager (1,848) dan CRM (2,336) pula berpunca daripada tiga faktor: pertama, terdapat 130 hasil berbentuk perbualan mesej (messaging conversations) yang direkodkan berasingan daripada prospek borang tetapi turut masuk ke dalam CRM; kedua, medan sumber dalam CRM merangkumi semua prospek berasal daripada platform Meta termasuk yang menghubungi secara organik tanpa melalui iklan; dan ketiga, terdapat kemungkinan rekod berulang apabila individu yang sama mengisi borang lebih daripada sekali.</w:t>
+      </w:r>
+    </w:p>
+    <w:p>
+      <w:pPr>
+        <w:spacing w:line="360"/>
+      </w:pPr>
+      <w:r>
+        <w:rPr>
+          <w:rFonts w:ascii="Times New Roman" w:cs="Times New Roman" w:eastAsia="Times New Roman" w:hAnsi="Times New Roman"/>
+          <w:sz w:val="24"/>
+          <w:szCs w:val="24"/>
+        </w:rPr>
+        <w:t xml:space="preserve"/>
+      </w:r>
+    </w:p>
+    <w:p>
+      <w:pPr>
+        <w:spacing w:after="240" w:before="0" w:line="360" w:lineRule="auto"/>
+      </w:pPr>
+      <w:r>
+        <w:rPr>
+          <w:rFonts w:ascii="Times New Roman" w:cs="Times New Roman" w:eastAsia="Times New Roman" w:hAnsi="Times New Roman"/>
+          <w:sz w:val="24"/>
+          <w:szCs w:val="24"/>
+        </w:rPr>
+        <w:t xml:space="preserve">Bagi tujuan analisis dalam LPKT ini, data Meta Ads Manager digunakan untuk penilaian kecekapan kempen kerana perbelanjaan dan prospek diukur oleh sistem yang sama dalam tempoh yang sama. Data CRM pula digunakan untuk analisis profil prospek mengikut kursus, umur dan lokasi kerana ia merupakan rekod sebenar maklumat yang diterima institusi. Kesedaran terhadap perbezaan sumber ini penting bagi memastikan setiap angka ditafsirkan mengikut konteks yang betul.</w:t>
       </w:r>
     </w:p>
     <w:p>
@@ -15848,12 +16258,1142 @@
       <w:r>
         <w:rPr>
           <w:rFonts w:ascii="Times New Roman" w:cs="Times New Roman" w:eastAsia="Times New Roman" w:hAnsi="Times New Roman"/>
+          <w:sz w:val="24"/>
+          <w:szCs w:val="24"/>
+        </w:rPr>
+        <w:t xml:space="preserve">Analisis pada peringkat set iklan mendedahkan julat kecekapan kos yang luas dalam kempen Meta Ads. Jadual 3.17 menyusun kesemua set iklan berorientasikan borang prospek mengikut Kos Per Prospek, daripada yang paling cekap kepada yang paling mahal.</w:t>
+      </w:r>
+    </w:p>
+    <w:p>
+      <w:pPr>
+        <w:spacing w:line="360"/>
+      </w:pPr>
+      <w:r>
+        <w:rPr>
+          <w:rFonts w:ascii="Times New Roman" w:cs="Times New Roman" w:eastAsia="Times New Roman" w:hAnsi="Times New Roman"/>
+          <w:sz w:val="24"/>
+          <w:szCs w:val="24"/>
+        </w:rPr>
+        <w:t xml:space="preserve"/>
+      </w:r>
+    </w:p>
+    <w:p>
+      <w:pPr>
+        <w:spacing w:after="240" w:before="0" w:line="360" w:lineRule="auto"/>
+      </w:pPr>
+      <w:r>
+        <w:rPr>
+          <w:rFonts w:ascii="Times New Roman" w:cs="Times New Roman" w:eastAsia="Times New Roman" w:hAnsi="Times New Roman"/>
           <w:b/>
           <w:bCs/>
           <w:sz w:val="24"/>
           <w:szCs w:val="24"/>
         </w:rPr>
-        <w:t xml:space="preserve">Jadual 3.17: Perbelanjaan TikTok Ads dan Kos Per Prospek Mengikut Bulan</w:t>
+        <w:t xml:space="preserve">Jadual 3.17: Kecekapan Set Iklan Meta Ads Mengikut Kos Per Prospek (Sumber: Meta Ads Manager)</w:t>
+      </w:r>
+    </w:p>
+    <w:p>
+      <w:pPr>
+        <w:spacing w:line="360"/>
+      </w:pPr>
+      <w:r>
+        <w:rPr>
+          <w:rFonts w:ascii="Times New Roman" w:cs="Times New Roman" w:eastAsia="Times New Roman" w:hAnsi="Times New Roman"/>
+          <w:sz w:val="24"/>
+          <w:szCs w:val="24"/>
+        </w:rPr>
+        <w:t xml:space="preserve"/>
+      </w:r>
+    </w:p>
+    <w:tbl>
+      <w:tblPr>
+        <w:tblW w:type="dxa" w:w="9360"/>
+        <w:tblBorders>
+          <w:top w:val="single" w:color="auto" w:sz="4"/>
+          <w:left w:val="single" w:color="auto" w:sz="4"/>
+          <w:bottom w:val="single" w:color="auto" w:sz="4"/>
+          <w:right w:val="single" w:color="auto" w:sz="4"/>
+          <w:insideH w:val="single" w:color="auto" w:sz="4"/>
+          <w:insideV w:val="single" w:color="auto" w:sz="4"/>
+        </w:tblBorders>
+      </w:tblPr>
+      <w:tblGrid>
+        <w:gridCol w:w="1800"/>
+        <w:gridCol w:w="1900"/>
+        <w:gridCol w:w="1300"/>
+        <w:gridCol w:w="1300"/>
+        <w:gridCol w:w="3060"/>
+      </w:tblGrid>
+      <w:tr>
+        <w:tc>
+          <w:tcPr>
+            <w:tcW w:type="dxa" w:w="1800"/>
+            <w:shd w:fill="D9D9D9" w:color="D9D9D9" w:val="clear"/>
+          </w:tcPr>
+          <w:p>
+            <w:pPr>
+              <w:spacing w:line="276"/>
+            </w:pPr>
+            <w:r>
+              <w:rPr>
+                <w:rFonts w:ascii="Times New Roman" w:cs="Times New Roman" w:eastAsia="Times New Roman" w:hAnsi="Times New Roman"/>
+                <w:b/>
+                <w:bCs/>
+                <w:sz w:val="20"/>
+                <w:szCs w:val="20"/>
+              </w:rPr>
+              <w:t xml:space="preserve">Set Iklan</w:t>
+            </w:r>
+          </w:p>
+        </w:tc>
+        <w:tc>
+          <w:tcPr>
+            <w:tcW w:type="dxa" w:w="1900"/>
+            <w:shd w:fill="D9D9D9" w:color="D9D9D9" w:val="clear"/>
+          </w:tcPr>
+          <w:p>
+            <w:pPr>
+              <w:spacing w:line="276"/>
+            </w:pPr>
+            <w:r>
+              <w:rPr>
+                <w:rFonts w:ascii="Times New Roman" w:cs="Times New Roman" w:eastAsia="Times New Roman" w:hAnsi="Times New Roman"/>
+                <w:b/>
+                <w:bCs/>
+                <w:sz w:val="20"/>
+                <w:szCs w:val="20"/>
+              </w:rPr>
+              <w:t xml:space="preserve">Perbelanjaan (RM)</w:t>
+            </w:r>
+          </w:p>
+        </w:tc>
+        <w:tc>
+          <w:tcPr>
+            <w:tcW w:type="dxa" w:w="1300"/>
+            <w:shd w:fill="D9D9D9" w:color="D9D9D9" w:val="clear"/>
+          </w:tcPr>
+          <w:p>
+            <w:pPr>
+              <w:spacing w:line="276"/>
+            </w:pPr>
+            <w:r>
+              <w:rPr>
+                <w:rFonts w:ascii="Times New Roman" w:cs="Times New Roman" w:eastAsia="Times New Roman" w:hAnsi="Times New Roman"/>
+                <w:b/>
+                <w:bCs/>
+                <w:sz w:val="20"/>
+                <w:szCs w:val="20"/>
+              </w:rPr>
+              <w:t xml:space="preserve">Prospek</w:t>
+            </w:r>
+          </w:p>
+        </w:tc>
+        <w:tc>
+          <w:tcPr>
+            <w:tcW w:type="dxa" w:w="1300"/>
+            <w:shd w:fill="D9D9D9" w:color="D9D9D9" w:val="clear"/>
+          </w:tcPr>
+          <w:p>
+            <w:pPr>
+              <w:spacing w:line="276"/>
+            </w:pPr>
+            <w:r>
+              <w:rPr>
+                <w:rFonts w:ascii="Times New Roman" w:cs="Times New Roman" w:eastAsia="Times New Roman" w:hAnsi="Times New Roman"/>
+                <w:b/>
+                <w:bCs/>
+                <w:sz w:val="20"/>
+                <w:szCs w:val="20"/>
+              </w:rPr>
+              <w:t xml:space="preserve">CPL (RM)</w:t>
+            </w:r>
+          </w:p>
+        </w:tc>
+        <w:tc>
+          <w:tcPr>
+            <w:tcW w:type="dxa" w:w="3060"/>
+            <w:shd w:fill="D9D9D9" w:color="D9D9D9" w:val="clear"/>
+          </w:tcPr>
+          <w:p>
+            <w:pPr>
+              <w:spacing w:line="276"/>
+            </w:pPr>
+            <w:r>
+              <w:rPr>
+                <w:rFonts w:ascii="Times New Roman" w:cs="Times New Roman" w:eastAsia="Times New Roman" w:hAnsi="Times New Roman"/>
+                <w:b/>
+                <w:bCs/>
+                <w:sz w:val="20"/>
+                <w:szCs w:val="20"/>
+              </w:rPr>
+              <w:t xml:space="preserve">Kategori Kecekapan</w:t>
+            </w:r>
+          </w:p>
+        </w:tc>
+      </w:tr>
+      <w:tr>
+        <w:tc>
+          <w:tcPr>
+            <w:tcW w:type="dxa" w:w="1800"/>
+          </w:tcPr>
+          <w:p>
+            <w:pPr>
+              <w:spacing w:line="276"/>
+            </w:pPr>
+            <w:r>
+              <w:rPr>
+                <w:rFonts w:ascii="Times New Roman" w:cs="Times New Roman" w:eastAsia="Times New Roman" w:hAnsi="Times New Roman"/>
+                <w:sz w:val="20"/>
+                <w:szCs w:val="20"/>
+              </w:rPr>
+              <w:t xml:space="preserve">Set Iklan A</w:t>
+            </w:r>
+          </w:p>
+        </w:tc>
+        <w:tc>
+          <w:tcPr>
+            <w:tcW w:type="dxa" w:w="1900"/>
+          </w:tcPr>
+          <w:p>
+            <w:pPr>
+              <w:spacing w:line="276"/>
+            </w:pPr>
+            <w:r>
+              <w:rPr>
+                <w:rFonts w:ascii="Times New Roman" w:cs="Times New Roman" w:eastAsia="Times New Roman" w:hAnsi="Times New Roman"/>
+                <w:sz w:val="20"/>
+                <w:szCs w:val="20"/>
+              </w:rPr>
+              <w:t xml:space="preserve">421.45</w:t>
+            </w:r>
+          </w:p>
+        </w:tc>
+        <w:tc>
+          <w:tcPr>
+            <w:tcW w:type="dxa" w:w="1300"/>
+          </w:tcPr>
+          <w:p>
+            <w:pPr>
+              <w:spacing w:line="276"/>
+            </w:pPr>
+            <w:r>
+              <w:rPr>
+                <w:rFonts w:ascii="Times New Roman" w:cs="Times New Roman" w:eastAsia="Times New Roman" w:hAnsi="Times New Roman"/>
+                <w:sz w:val="20"/>
+                <w:szCs w:val="20"/>
+              </w:rPr>
+              <w:t xml:space="preserve">143</w:t>
+            </w:r>
+          </w:p>
+        </w:tc>
+        <w:tc>
+          <w:tcPr>
+            <w:tcW w:type="dxa" w:w="1300"/>
+          </w:tcPr>
+          <w:p>
+            <w:pPr>
+              <w:spacing w:line="276"/>
+            </w:pPr>
+            <w:r>
+              <w:rPr>
+                <w:rFonts w:ascii="Times New Roman" w:cs="Times New Roman" w:eastAsia="Times New Roman" w:hAnsi="Times New Roman"/>
+                <w:sz w:val="20"/>
+                <w:szCs w:val="20"/>
+              </w:rPr>
+              <w:t xml:space="preserve">2.95</w:t>
+            </w:r>
+          </w:p>
+        </w:tc>
+        <w:tc>
+          <w:tcPr>
+            <w:tcW w:type="dxa" w:w="3060"/>
+          </w:tcPr>
+          <w:p>
+            <w:pPr>
+              <w:spacing w:line="276"/>
+            </w:pPr>
+            <w:r>
+              <w:rPr>
+                <w:rFonts w:ascii="Times New Roman" w:cs="Times New Roman" w:eastAsia="Times New Roman" w:hAnsi="Times New Roman"/>
+                <w:sz w:val="20"/>
+                <w:szCs w:val="20"/>
+              </w:rPr>
+              <w:t xml:space="preserve">Bawah purata (cekap)</w:t>
+            </w:r>
+          </w:p>
+        </w:tc>
+      </w:tr>
+      <w:tr>
+        <w:tc>
+          <w:tcPr>
+            <w:tcW w:type="dxa" w:w="1800"/>
+          </w:tcPr>
+          <w:p>
+            <w:pPr>
+              <w:spacing w:line="276"/>
+            </w:pPr>
+            <w:r>
+              <w:rPr>
+                <w:rFonts w:ascii="Times New Roman" w:cs="Times New Roman" w:eastAsia="Times New Roman" w:hAnsi="Times New Roman"/>
+                <w:sz w:val="20"/>
+                <w:szCs w:val="20"/>
+              </w:rPr>
+              <w:t xml:space="preserve">Set Iklan B</w:t>
+            </w:r>
+          </w:p>
+        </w:tc>
+        <w:tc>
+          <w:tcPr>
+            <w:tcW w:type="dxa" w:w="1900"/>
+          </w:tcPr>
+          <w:p>
+            <w:pPr>
+              <w:spacing w:line="276"/>
+            </w:pPr>
+            <w:r>
+              <w:rPr>
+                <w:rFonts w:ascii="Times New Roman" w:cs="Times New Roman" w:eastAsia="Times New Roman" w:hAnsi="Times New Roman"/>
+                <w:sz w:val="20"/>
+                <w:szCs w:val="20"/>
+              </w:rPr>
+              <w:t xml:space="preserve">142.32</w:t>
+            </w:r>
+          </w:p>
+        </w:tc>
+        <w:tc>
+          <w:tcPr>
+            <w:tcW w:type="dxa" w:w="1300"/>
+          </w:tcPr>
+          <w:p>
+            <w:pPr>
+              <w:spacing w:line="276"/>
+            </w:pPr>
+            <w:r>
+              <w:rPr>
+                <w:rFonts w:ascii="Times New Roman" w:cs="Times New Roman" w:eastAsia="Times New Roman" w:hAnsi="Times New Roman"/>
+                <w:sz w:val="20"/>
+                <w:szCs w:val="20"/>
+              </w:rPr>
+              <w:t xml:space="preserve">45</w:t>
+            </w:r>
+          </w:p>
+        </w:tc>
+        <w:tc>
+          <w:tcPr>
+            <w:tcW w:type="dxa" w:w="1300"/>
+          </w:tcPr>
+          <w:p>
+            <w:pPr>
+              <w:spacing w:line="276"/>
+            </w:pPr>
+            <w:r>
+              <w:rPr>
+                <w:rFonts w:ascii="Times New Roman" w:cs="Times New Roman" w:eastAsia="Times New Roman" w:hAnsi="Times New Roman"/>
+                <w:sz w:val="20"/>
+                <w:szCs w:val="20"/>
+              </w:rPr>
+              <w:t xml:space="preserve">3.16</w:t>
+            </w:r>
+          </w:p>
+        </w:tc>
+        <w:tc>
+          <w:tcPr>
+            <w:tcW w:type="dxa" w:w="3060"/>
+          </w:tcPr>
+          <w:p>
+            <w:pPr>
+              <w:spacing w:line="276"/>
+            </w:pPr>
+            <w:r>
+              <w:rPr>
+                <w:rFonts w:ascii="Times New Roman" w:cs="Times New Roman" w:eastAsia="Times New Roman" w:hAnsi="Times New Roman"/>
+                <w:sz w:val="20"/>
+                <w:szCs w:val="20"/>
+              </w:rPr>
+              <w:t xml:space="preserve">Bawah purata (cekap)</w:t>
+            </w:r>
+          </w:p>
+        </w:tc>
+      </w:tr>
+      <w:tr>
+        <w:tc>
+          <w:tcPr>
+            <w:tcW w:type="dxa" w:w="1800"/>
+          </w:tcPr>
+          <w:p>
+            <w:pPr>
+              <w:spacing w:line="276"/>
+            </w:pPr>
+            <w:r>
+              <w:rPr>
+                <w:rFonts w:ascii="Times New Roman" w:cs="Times New Roman" w:eastAsia="Times New Roman" w:hAnsi="Times New Roman"/>
+                <w:sz w:val="20"/>
+                <w:szCs w:val="20"/>
+              </w:rPr>
+              <w:t xml:space="preserve">Set Iklan C</w:t>
+            </w:r>
+          </w:p>
+        </w:tc>
+        <w:tc>
+          <w:tcPr>
+            <w:tcW w:type="dxa" w:w="1900"/>
+          </w:tcPr>
+          <w:p>
+            <w:pPr>
+              <w:spacing w:line="276"/>
+            </w:pPr>
+            <w:r>
+              <w:rPr>
+                <w:rFonts w:ascii="Times New Roman" w:cs="Times New Roman" w:eastAsia="Times New Roman" w:hAnsi="Times New Roman"/>
+                <w:sz w:val="20"/>
+                <w:szCs w:val="20"/>
+              </w:rPr>
+              <w:t xml:space="preserve">1,411.77</w:t>
+            </w:r>
+          </w:p>
+        </w:tc>
+        <w:tc>
+          <w:tcPr>
+            <w:tcW w:type="dxa" w:w="1300"/>
+          </w:tcPr>
+          <w:p>
+            <w:pPr>
+              <w:spacing w:line="276"/>
+            </w:pPr>
+            <w:r>
+              <w:rPr>
+                <w:rFonts w:ascii="Times New Roman" w:cs="Times New Roman" w:eastAsia="Times New Roman" w:hAnsi="Times New Roman"/>
+                <w:sz w:val="20"/>
+                <w:szCs w:val="20"/>
+              </w:rPr>
+              <w:t xml:space="preserve">373</w:t>
+            </w:r>
+          </w:p>
+        </w:tc>
+        <w:tc>
+          <w:tcPr>
+            <w:tcW w:type="dxa" w:w="1300"/>
+          </w:tcPr>
+          <w:p>
+            <w:pPr>
+              <w:spacing w:line="276"/>
+            </w:pPr>
+            <w:r>
+              <w:rPr>
+                <w:rFonts w:ascii="Times New Roman" w:cs="Times New Roman" w:eastAsia="Times New Roman" w:hAnsi="Times New Roman"/>
+                <w:sz w:val="20"/>
+                <w:szCs w:val="20"/>
+              </w:rPr>
+              <w:t xml:space="preserve">3.78</w:t>
+            </w:r>
+          </w:p>
+        </w:tc>
+        <w:tc>
+          <w:tcPr>
+            <w:tcW w:type="dxa" w:w="3060"/>
+          </w:tcPr>
+          <w:p>
+            <w:pPr>
+              <w:spacing w:line="276"/>
+            </w:pPr>
+            <w:r>
+              <w:rPr>
+                <w:rFonts w:ascii="Times New Roman" w:cs="Times New Roman" w:eastAsia="Times New Roman" w:hAnsi="Times New Roman"/>
+                <w:sz w:val="20"/>
+                <w:szCs w:val="20"/>
+              </w:rPr>
+              <w:t xml:space="preserve">Bawah purata (cekap)</w:t>
+            </w:r>
+          </w:p>
+        </w:tc>
+      </w:tr>
+      <w:tr>
+        <w:tc>
+          <w:tcPr>
+            <w:tcW w:type="dxa" w:w="1800"/>
+          </w:tcPr>
+          <w:p>
+            <w:pPr>
+              <w:spacing w:line="276"/>
+            </w:pPr>
+            <w:r>
+              <w:rPr>
+                <w:rFonts w:ascii="Times New Roman" w:cs="Times New Roman" w:eastAsia="Times New Roman" w:hAnsi="Times New Roman"/>
+                <w:sz w:val="20"/>
+                <w:szCs w:val="20"/>
+              </w:rPr>
+              <w:t xml:space="preserve">Set Iklan D</w:t>
+            </w:r>
+          </w:p>
+        </w:tc>
+        <w:tc>
+          <w:tcPr>
+            <w:tcW w:type="dxa" w:w="1900"/>
+          </w:tcPr>
+          <w:p>
+            <w:pPr>
+              <w:spacing w:line="276"/>
+            </w:pPr>
+            <w:r>
+              <w:rPr>
+                <w:rFonts w:ascii="Times New Roman" w:cs="Times New Roman" w:eastAsia="Times New Roman" w:hAnsi="Times New Roman"/>
+                <w:sz w:val="20"/>
+                <w:szCs w:val="20"/>
+              </w:rPr>
+              <w:t xml:space="preserve">2,651.70</w:t>
+            </w:r>
+          </w:p>
+        </w:tc>
+        <w:tc>
+          <w:tcPr>
+            <w:tcW w:type="dxa" w:w="1300"/>
+          </w:tcPr>
+          <w:p>
+            <w:pPr>
+              <w:spacing w:line="276"/>
+            </w:pPr>
+            <w:r>
+              <w:rPr>
+                <w:rFonts w:ascii="Times New Roman" w:cs="Times New Roman" w:eastAsia="Times New Roman" w:hAnsi="Times New Roman"/>
+                <w:sz w:val="20"/>
+                <w:szCs w:val="20"/>
+              </w:rPr>
+              <w:t xml:space="preserve">616</w:t>
+            </w:r>
+          </w:p>
+        </w:tc>
+        <w:tc>
+          <w:tcPr>
+            <w:tcW w:type="dxa" w:w="1300"/>
+          </w:tcPr>
+          <w:p>
+            <w:pPr>
+              <w:spacing w:line="276"/>
+            </w:pPr>
+            <w:r>
+              <w:rPr>
+                <w:rFonts w:ascii="Times New Roman" w:cs="Times New Roman" w:eastAsia="Times New Roman" w:hAnsi="Times New Roman"/>
+                <w:sz w:val="20"/>
+                <w:szCs w:val="20"/>
+              </w:rPr>
+              <w:t xml:space="preserve">4.30</w:t>
+            </w:r>
+          </w:p>
+        </w:tc>
+        <w:tc>
+          <w:tcPr>
+            <w:tcW w:type="dxa" w:w="3060"/>
+          </w:tcPr>
+          <w:p>
+            <w:pPr>
+              <w:spacing w:line="276"/>
+            </w:pPr>
+            <w:r>
+              <w:rPr>
+                <w:rFonts w:ascii="Times New Roman" w:cs="Times New Roman" w:eastAsia="Times New Roman" w:hAnsi="Times New Roman"/>
+                <w:sz w:val="20"/>
+                <w:szCs w:val="20"/>
+              </w:rPr>
+              <w:t xml:space="preserve">Bawah purata (cekap)</w:t>
+            </w:r>
+          </w:p>
+        </w:tc>
+      </w:tr>
+      <w:tr>
+        <w:tc>
+          <w:tcPr>
+            <w:tcW w:type="dxa" w:w="1800"/>
+          </w:tcPr>
+          <w:p>
+            <w:pPr>
+              <w:spacing w:line="276"/>
+            </w:pPr>
+            <w:r>
+              <w:rPr>
+                <w:rFonts w:ascii="Times New Roman" w:cs="Times New Roman" w:eastAsia="Times New Roman" w:hAnsi="Times New Roman"/>
+                <w:sz w:val="20"/>
+                <w:szCs w:val="20"/>
+              </w:rPr>
+              <w:t xml:space="preserve">Set Iklan E</w:t>
+            </w:r>
+          </w:p>
+        </w:tc>
+        <w:tc>
+          <w:tcPr>
+            <w:tcW w:type="dxa" w:w="1900"/>
+          </w:tcPr>
+          <w:p>
+            <w:pPr>
+              <w:spacing w:line="276"/>
+            </w:pPr>
+            <w:r>
+              <w:rPr>
+                <w:rFonts w:ascii="Times New Roman" w:cs="Times New Roman" w:eastAsia="Times New Roman" w:hAnsi="Times New Roman"/>
+                <w:sz w:val="20"/>
+                <w:szCs w:val="20"/>
+              </w:rPr>
+              <w:t xml:space="preserve">310.72</w:t>
+            </w:r>
+          </w:p>
+        </w:tc>
+        <w:tc>
+          <w:tcPr>
+            <w:tcW w:type="dxa" w:w="1300"/>
+          </w:tcPr>
+          <w:p>
+            <w:pPr>
+              <w:spacing w:line="276"/>
+            </w:pPr>
+            <w:r>
+              <w:rPr>
+                <w:rFonts w:ascii="Times New Roman" w:cs="Times New Roman" w:eastAsia="Times New Roman" w:hAnsi="Times New Roman"/>
+                <w:sz w:val="20"/>
+                <w:szCs w:val="20"/>
+              </w:rPr>
+              <w:t xml:space="preserve">66</w:t>
+            </w:r>
+          </w:p>
+        </w:tc>
+        <w:tc>
+          <w:tcPr>
+            <w:tcW w:type="dxa" w:w="1300"/>
+          </w:tcPr>
+          <w:p>
+            <w:pPr>
+              <w:spacing w:line="276"/>
+            </w:pPr>
+            <w:r>
+              <w:rPr>
+                <w:rFonts w:ascii="Times New Roman" w:cs="Times New Roman" w:eastAsia="Times New Roman" w:hAnsi="Times New Roman"/>
+                <w:sz w:val="20"/>
+                <w:szCs w:val="20"/>
+              </w:rPr>
+              <w:t xml:space="preserve">4.71</w:t>
+            </w:r>
+          </w:p>
+        </w:tc>
+        <w:tc>
+          <w:tcPr>
+            <w:tcW w:type="dxa" w:w="3060"/>
+          </w:tcPr>
+          <w:p>
+            <w:pPr>
+              <w:spacing w:line="276"/>
+            </w:pPr>
+            <w:r>
+              <w:rPr>
+                <w:rFonts w:ascii="Times New Roman" w:cs="Times New Roman" w:eastAsia="Times New Roman" w:hAnsi="Times New Roman"/>
+                <w:sz w:val="20"/>
+                <w:szCs w:val="20"/>
+              </w:rPr>
+              <w:t xml:space="preserve">Atas purata (mahal)</w:t>
+            </w:r>
+          </w:p>
+        </w:tc>
+      </w:tr>
+      <w:tr>
+        <w:tc>
+          <w:tcPr>
+            <w:tcW w:type="dxa" w:w="1800"/>
+          </w:tcPr>
+          <w:p>
+            <w:pPr>
+              <w:spacing w:line="276"/>
+            </w:pPr>
+            <w:r>
+              <w:rPr>
+                <w:rFonts w:ascii="Times New Roman" w:cs="Times New Roman" w:eastAsia="Times New Roman" w:hAnsi="Times New Roman"/>
+                <w:sz w:val="20"/>
+                <w:szCs w:val="20"/>
+              </w:rPr>
+              <w:t xml:space="preserve">Set Iklan F</w:t>
+            </w:r>
+          </w:p>
+        </w:tc>
+        <w:tc>
+          <w:tcPr>
+            <w:tcW w:type="dxa" w:w="1900"/>
+          </w:tcPr>
+          <w:p>
+            <w:pPr>
+              <w:spacing w:line="276"/>
+            </w:pPr>
+            <w:r>
+              <w:rPr>
+                <w:rFonts w:ascii="Times New Roman" w:cs="Times New Roman" w:eastAsia="Times New Roman" w:hAnsi="Times New Roman"/>
+                <w:sz w:val="20"/>
+                <w:szCs w:val="20"/>
+              </w:rPr>
+              <w:t xml:space="preserve">1,172.06</w:t>
+            </w:r>
+          </w:p>
+        </w:tc>
+        <w:tc>
+          <w:tcPr>
+            <w:tcW w:type="dxa" w:w="1300"/>
+          </w:tcPr>
+          <w:p>
+            <w:pPr>
+              <w:spacing w:line="276"/>
+            </w:pPr>
+            <w:r>
+              <w:rPr>
+                <w:rFonts w:ascii="Times New Roman" w:cs="Times New Roman" w:eastAsia="Times New Roman" w:hAnsi="Times New Roman"/>
+                <w:sz w:val="20"/>
+                <w:szCs w:val="20"/>
+              </w:rPr>
+              <w:t xml:space="preserve">228</w:t>
+            </w:r>
+          </w:p>
+        </w:tc>
+        <w:tc>
+          <w:tcPr>
+            <w:tcW w:type="dxa" w:w="1300"/>
+          </w:tcPr>
+          <w:p>
+            <w:pPr>
+              <w:spacing w:line="276"/>
+            </w:pPr>
+            <w:r>
+              <w:rPr>
+                <w:rFonts w:ascii="Times New Roman" w:cs="Times New Roman" w:eastAsia="Times New Roman" w:hAnsi="Times New Roman"/>
+                <w:sz w:val="20"/>
+                <w:szCs w:val="20"/>
+              </w:rPr>
+              <w:t xml:space="preserve">5.14</w:t>
+            </w:r>
+          </w:p>
+        </w:tc>
+        <w:tc>
+          <w:tcPr>
+            <w:tcW w:type="dxa" w:w="3060"/>
+          </w:tcPr>
+          <w:p>
+            <w:pPr>
+              <w:spacing w:line="276"/>
+            </w:pPr>
+            <w:r>
+              <w:rPr>
+                <w:rFonts w:ascii="Times New Roman" w:cs="Times New Roman" w:eastAsia="Times New Roman" w:hAnsi="Times New Roman"/>
+                <w:sz w:val="20"/>
+                <w:szCs w:val="20"/>
+              </w:rPr>
+              <w:t xml:space="preserve">Atas purata (mahal)</w:t>
+            </w:r>
+          </w:p>
+        </w:tc>
+      </w:tr>
+      <w:tr>
+        <w:tc>
+          <w:tcPr>
+            <w:tcW w:type="dxa" w:w="1800"/>
+          </w:tcPr>
+          <w:p>
+            <w:pPr>
+              <w:spacing w:line="276"/>
+            </w:pPr>
+            <w:r>
+              <w:rPr>
+                <w:rFonts w:ascii="Times New Roman" w:cs="Times New Roman" w:eastAsia="Times New Roman" w:hAnsi="Times New Roman"/>
+                <w:sz w:val="20"/>
+                <w:szCs w:val="20"/>
+              </w:rPr>
+              <w:t xml:space="preserve">Set Iklan G</w:t>
+            </w:r>
+          </w:p>
+        </w:tc>
+        <w:tc>
+          <w:tcPr>
+            <w:tcW w:type="dxa" w:w="1900"/>
+          </w:tcPr>
+          <w:p>
+            <w:pPr>
+              <w:spacing w:line="276"/>
+            </w:pPr>
+            <w:r>
+              <w:rPr>
+                <w:rFonts w:ascii="Times New Roman" w:cs="Times New Roman" w:eastAsia="Times New Roman" w:hAnsi="Times New Roman"/>
+                <w:sz w:val="20"/>
+                <w:szCs w:val="20"/>
+              </w:rPr>
+              <w:t xml:space="preserve">183.40</w:t>
+            </w:r>
+          </w:p>
+        </w:tc>
+        <w:tc>
+          <w:tcPr>
+            <w:tcW w:type="dxa" w:w="1300"/>
+          </w:tcPr>
+          <w:p>
+            <w:pPr>
+              <w:spacing w:line="276"/>
+            </w:pPr>
+            <w:r>
+              <w:rPr>
+                <w:rFonts w:ascii="Times New Roman" w:cs="Times New Roman" w:eastAsia="Times New Roman" w:hAnsi="Times New Roman"/>
+                <w:sz w:val="20"/>
+                <w:szCs w:val="20"/>
+              </w:rPr>
+              <w:t xml:space="preserve">29</w:t>
+            </w:r>
+          </w:p>
+        </w:tc>
+        <w:tc>
+          <w:tcPr>
+            <w:tcW w:type="dxa" w:w="1300"/>
+          </w:tcPr>
+          <w:p>
+            <w:pPr>
+              <w:spacing w:line="276"/>
+            </w:pPr>
+            <w:r>
+              <w:rPr>
+                <w:rFonts w:ascii="Times New Roman" w:cs="Times New Roman" w:eastAsia="Times New Roman" w:hAnsi="Times New Roman"/>
+                <w:sz w:val="20"/>
+                <w:szCs w:val="20"/>
+              </w:rPr>
+              <w:t xml:space="preserve">6.32</w:t>
+            </w:r>
+          </w:p>
+        </w:tc>
+        <w:tc>
+          <w:tcPr>
+            <w:tcW w:type="dxa" w:w="3060"/>
+          </w:tcPr>
+          <w:p>
+            <w:pPr>
+              <w:spacing w:line="276"/>
+            </w:pPr>
+            <w:r>
+              <w:rPr>
+                <w:rFonts w:ascii="Times New Roman" w:cs="Times New Roman" w:eastAsia="Times New Roman" w:hAnsi="Times New Roman"/>
+                <w:sz w:val="20"/>
+                <w:szCs w:val="20"/>
+              </w:rPr>
+              <w:t xml:space="preserve">Atas purata (mahal)</w:t>
+            </w:r>
+          </w:p>
+        </w:tc>
+      </w:tr>
+      <w:tr>
+        <w:tc>
+          <w:tcPr>
+            <w:tcW w:type="dxa" w:w="1800"/>
+          </w:tcPr>
+          <w:p>
+            <w:pPr>
+              <w:spacing w:line="276"/>
+            </w:pPr>
+            <w:r>
+              <w:rPr>
+                <w:rFonts w:ascii="Times New Roman" w:cs="Times New Roman" w:eastAsia="Times New Roman" w:hAnsi="Times New Roman"/>
+                <w:sz w:val="20"/>
+                <w:szCs w:val="20"/>
+              </w:rPr>
+              <w:t xml:space="preserve">Set Iklan H</w:t>
+            </w:r>
+          </w:p>
+        </w:tc>
+        <w:tc>
+          <w:tcPr>
+            <w:tcW w:type="dxa" w:w="1900"/>
+          </w:tcPr>
+          <w:p>
+            <w:pPr>
+              <w:spacing w:line="276"/>
+            </w:pPr>
+            <w:r>
+              <w:rPr>
+                <w:rFonts w:ascii="Times New Roman" w:cs="Times New Roman" w:eastAsia="Times New Roman" w:hAnsi="Times New Roman"/>
+                <w:sz w:val="20"/>
+                <w:szCs w:val="20"/>
+              </w:rPr>
+              <w:t xml:space="preserve">2,104.77</w:t>
+            </w:r>
+          </w:p>
+        </w:tc>
+        <w:tc>
+          <w:tcPr>
+            <w:tcW w:type="dxa" w:w="1300"/>
+          </w:tcPr>
+          <w:p>
+            <w:pPr>
+              <w:spacing w:line="276"/>
+            </w:pPr>
+            <w:r>
+              <w:rPr>
+                <w:rFonts w:ascii="Times New Roman" w:cs="Times New Roman" w:eastAsia="Times New Roman" w:hAnsi="Times New Roman"/>
+                <w:sz w:val="20"/>
+                <w:szCs w:val="20"/>
+              </w:rPr>
+              <w:t xml:space="preserve">303</w:t>
+            </w:r>
+          </w:p>
+        </w:tc>
+        <w:tc>
+          <w:tcPr>
+            <w:tcW w:type="dxa" w:w="1300"/>
+          </w:tcPr>
+          <w:p>
+            <w:pPr>
+              <w:spacing w:line="276"/>
+            </w:pPr>
+            <w:r>
+              <w:rPr>
+                <w:rFonts w:ascii="Times New Roman" w:cs="Times New Roman" w:eastAsia="Times New Roman" w:hAnsi="Times New Roman"/>
+                <w:sz w:val="20"/>
+                <w:szCs w:val="20"/>
+              </w:rPr>
+              <w:t xml:space="preserve">6.95</w:t>
+            </w:r>
+          </w:p>
+        </w:tc>
+        <w:tc>
+          <w:tcPr>
+            <w:tcW w:type="dxa" w:w="3060"/>
+          </w:tcPr>
+          <w:p>
+            <w:pPr>
+              <w:spacing w:line="276"/>
+            </w:pPr>
+            <w:r>
+              <w:rPr>
+                <w:rFonts w:ascii="Times New Roman" w:cs="Times New Roman" w:eastAsia="Times New Roman" w:hAnsi="Times New Roman"/>
+                <w:sz w:val="20"/>
+                <w:szCs w:val="20"/>
+              </w:rPr>
+              <w:t xml:space="preserve">Atas purata (mahal)</w:t>
+            </w:r>
+          </w:p>
+        </w:tc>
+      </w:tr>
+      <w:tr>
+        <w:tc>
+          <w:tcPr>
+            <w:tcW w:type="dxa" w:w="1800"/>
+          </w:tcPr>
+          <w:p>
+            <w:pPr>
+              <w:spacing w:line="276"/>
+            </w:pPr>
+            <w:r>
+              <w:rPr>
+                <w:rFonts w:ascii="Times New Roman" w:cs="Times New Roman" w:eastAsia="Times New Roman" w:hAnsi="Times New Roman"/>
+                <w:sz w:val="20"/>
+                <w:szCs w:val="20"/>
+              </w:rPr>
+              <w:t xml:space="preserve">JUMLAH</w:t>
+            </w:r>
+          </w:p>
+        </w:tc>
+        <w:tc>
+          <w:tcPr>
+            <w:tcW w:type="dxa" w:w="1900"/>
+          </w:tcPr>
+          <w:p>
+            <w:pPr>
+              <w:spacing w:line="276"/>
+            </w:pPr>
+            <w:r>
+              <w:rPr>
+                <w:rFonts w:ascii="Times New Roman" w:cs="Times New Roman" w:eastAsia="Times New Roman" w:hAnsi="Times New Roman"/>
+                <w:sz w:val="20"/>
+                <w:szCs w:val="20"/>
+              </w:rPr>
+              <w:t xml:space="preserve">8,398.19</w:t>
+            </w:r>
+          </w:p>
+        </w:tc>
+        <w:tc>
+          <w:tcPr>
+            <w:tcW w:type="dxa" w:w="1300"/>
+          </w:tcPr>
+          <w:p>
+            <w:pPr>
+              <w:spacing w:line="276"/>
+            </w:pPr>
+            <w:r>
+              <w:rPr>
+                <w:rFonts w:ascii="Times New Roman" w:cs="Times New Roman" w:eastAsia="Times New Roman" w:hAnsi="Times New Roman"/>
+                <w:sz w:val="20"/>
+                <w:szCs w:val="20"/>
+              </w:rPr>
+              <w:t xml:space="preserve">1,803</w:t>
+            </w:r>
+          </w:p>
+        </w:tc>
+        <w:tc>
+          <w:tcPr>
+            <w:tcW w:type="dxa" w:w="1300"/>
+          </w:tcPr>
+          <w:p>
+            <w:pPr>
+              <w:spacing w:line="276"/>
+            </w:pPr>
+            <w:r>
+              <w:rPr>
+                <w:rFonts w:ascii="Times New Roman" w:cs="Times New Roman" w:eastAsia="Times New Roman" w:hAnsi="Times New Roman"/>
+                <w:sz w:val="20"/>
+                <w:szCs w:val="20"/>
+              </w:rPr>
+              <w:t xml:space="preserve">4.66</w:t>
+            </w:r>
+          </w:p>
+        </w:tc>
+        <w:tc>
+          <w:tcPr>
+            <w:tcW w:type="dxa" w:w="3060"/>
+          </w:tcPr>
+          <w:p>
+            <w:pPr>
+              <w:spacing w:line="276"/>
+            </w:pPr>
+            <w:r>
+              <w:rPr>
+                <w:rFonts w:ascii="Times New Roman" w:cs="Times New Roman" w:eastAsia="Times New Roman" w:hAnsi="Times New Roman"/>
+                <w:sz w:val="20"/>
+                <w:szCs w:val="20"/>
+              </w:rPr>
+              <w:t xml:space="preserve">Purata keseluruhan</w:t>
+            </w:r>
+          </w:p>
+        </w:tc>
+      </w:tr>
+    </w:tbl>
+    <w:p>
+      <w:pPr>
+        <w:spacing w:line="360"/>
+      </w:pPr>
+      <w:r>
+        <w:rPr>
+          <w:rFonts w:ascii="Times New Roman" w:cs="Times New Roman" w:eastAsia="Times New Roman" w:hAnsi="Times New Roman"/>
+          <w:sz w:val="24"/>
+          <w:szCs w:val="24"/>
+        </w:rPr>
+        <w:t xml:space="preserve"/>
+      </w:r>
+    </w:p>
+    <w:p>
+      <w:pPr>
+        <w:spacing w:after="240" w:before="0" w:line="360" w:lineRule="auto"/>
+      </w:pPr>
+      <w:r>
+        <w:rPr>
+          <w:rFonts w:ascii="Times New Roman" w:cs="Times New Roman" w:eastAsia="Times New Roman" w:hAnsi="Times New Roman"/>
+          <w:sz w:val="24"/>
+          <w:szCs w:val="24"/>
+        </w:rPr>
+        <w:t xml:space="preserve">Jurang antara set iklan paling cekap (RM2.95) dan paling mahal (RM6.95) ialah 2.4 kali ganda. Apabila set iklan dikumpulkan kepada dua kategori mengikut purata keseluruhan, perbezaan hasil menjadi sangat ketara: empat set iklan berkos rendah membelanjakan RM4,627.24 dan menjana 1,177 prospek, manakala empat set iklan berkos tinggi membelanjakan RM3,770.95 tetapi hanya menjana 626 prospek. Dengan perbelanjaan yang hampir sama, kumpulan pertama menghasilkan 88% lebih banyak prospek berbanding kumpulan kedua.</w:t>
+      </w:r>
+    </w:p>
+    <w:p>
+      <w:pPr>
+        <w:spacing w:line="360"/>
+      </w:pPr>
+      <w:r>
+        <w:rPr>
+          <w:rFonts w:ascii="Times New Roman" w:cs="Times New Roman" w:eastAsia="Times New Roman" w:hAnsi="Times New Roman"/>
+          <w:sz w:val="24"/>
+          <w:szCs w:val="24"/>
+        </w:rPr>
+        <w:t xml:space="preserve"/>
+      </w:r>
+    </w:p>
+    <w:p>
+      <w:pPr>
+        <w:spacing w:after="240" w:before="0" w:line="360" w:lineRule="auto"/>
+      </w:pPr>
+      <w:r>
+        <w:rPr>
+          <w:rFonts w:ascii="Times New Roman" w:cs="Times New Roman" w:eastAsia="Times New Roman" w:hAnsi="Times New Roman"/>
+          <w:sz w:val="24"/>
+          <w:szCs w:val="24"/>
+        </w:rPr>
+        <w:t xml:space="preserve">Sekiranya keseluruhan belanjawan RM8,398.19 beroperasi pada kadar set iklan paling cekap (RM2.95), anggaran 2,850 prospek boleh dijana berbanding 1,803 prospek sebenar — iaitu potensi peningkatan sebanyak 58% tanpa sebarang penambahan belanjawan. Pengiraan ini menunjukkan bahawa peluang penambahbaikan terbesar dalam kempen berbayar bukanlah pada penambahan perbelanjaan, tetapi pada pengagihan semula belanjawan sedia ada kepada set iklan berprestasi tinggi.</w:t>
+      </w:r>
+    </w:p>
+    <w:p>
+      <w:pPr>
+        <w:spacing w:line="360"/>
+      </w:pPr>
+      <w:r>
+        <w:rPr>
+          <w:rFonts w:ascii="Times New Roman" w:cs="Times New Roman" w:eastAsia="Times New Roman" w:hAnsi="Times New Roman"/>
+          <w:sz w:val="24"/>
+          <w:szCs w:val="24"/>
+        </w:rPr>
+        <w:t xml:space="preserve"/>
+      </w:r>
+    </w:p>
+    <w:p>
+      <w:pPr>
+        <w:spacing w:after="240" w:before="0" w:line="360" w:lineRule="auto"/>
+      </w:pPr>
+      <w:r>
+        <w:rPr>
+          <w:rFonts w:ascii="Times New Roman" w:cs="Times New Roman" w:eastAsia="Times New Roman" w:hAnsi="Times New Roman"/>
+          <w:sz w:val="24"/>
+          <w:szCs w:val="24"/>
+        </w:rPr>
+        <w:t xml:space="preserve">Perlu diambil perhatian bahawa kadar penukaran prospek berbanding jangkauan bagi kesemua set iklan berada dalam julat sempit antara 0.23% hingga 0.47%. Ini menunjukkan perbezaan Kos Per Prospek didorong terutamanya oleh kos penyampaian iklan dan bukan oleh perbezaan keberkesanan kreatif dalam menukar penonton kepada prospek.</w:t>
+      </w:r>
+    </w:p>
+    <w:p>
+      <w:pPr>
+        <w:spacing w:line="360"/>
+      </w:pPr>
+      <w:r>
+        <w:rPr>
+          <w:rFonts w:ascii="Times New Roman" w:cs="Times New Roman" w:eastAsia="Times New Roman" w:hAnsi="Times New Roman"/>
+          <w:sz w:val="24"/>
+          <w:szCs w:val="24"/>
+        </w:rPr>
+        <w:t xml:space="preserve"/>
+      </w:r>
+    </w:p>
+    <w:p>
+      <w:pPr>
+        <w:spacing w:after="160" w:before="160" w:line="276"/>
+        <w:ind w:left="431" w:right="431"/>
+      </w:pPr>
+      <w:r>
+        <w:rPr>
+          <w:rFonts w:ascii="Times New Roman" w:cs="Times New Roman" w:eastAsia="Times New Roman" w:hAnsi="Times New Roman"/>
+          <w:b/>
+          <w:bCs/>
+          <w:color w:val="CC0000"/>
+          <w:sz w:val="22"/>
+          <w:szCs w:val="22"/>
+        </w:rPr>
+        <w:t xml:space="preserve">[ ⚠️  SCREENSHOT DIPERLUKAN: Lampiran D-6: Meta Ads Manager → Ad Sets → Tukar tempoh ke 1 Jan – 30 Jun 2026 → Susun mengikut Cost per result → Screenshot menunjukkan Amount spent, Results dan Cost per result bagi setiap set iklan ]</w:t>
+      </w:r>
+    </w:p>
+    <w:p>
+      <w:pPr>
+        <w:spacing w:line="360"/>
+      </w:pPr>
+      <w:r>
+        <w:rPr>
+          <w:rFonts w:ascii="Times New Roman" w:cs="Times New Roman" w:eastAsia="Times New Roman" w:hAnsi="Times New Roman"/>
+          <w:sz w:val="24"/>
+          <w:szCs w:val="24"/>
+        </w:rPr>
+        <w:t xml:space="preserve"/>
+      </w:r>
+    </w:p>
+    <w:p>
+      <w:pPr>
+        <w:spacing w:after="240" w:before="0" w:line="360" w:lineRule="auto"/>
+      </w:pPr>
+      <w:r>
+        <w:rPr>
+          <w:rFonts w:ascii="Times New Roman" w:cs="Times New Roman" w:eastAsia="Times New Roman" w:hAnsi="Times New Roman"/>
+          <w:b/>
+          <w:bCs/>
+          <w:sz w:val="24"/>
+          <w:szCs w:val="24"/>
+        </w:rPr>
+        <w:t xml:space="preserve">Jadual 3.18: Perbelanjaan TikTok Ads dan Kos Per Prospek Mengikut Bulan</w:t>
       </w:r>
     </w:p>
     <w:p>
@@ -16610,7 +18150,7 @@
           <w:sz w:val="24"/>
           <w:szCs w:val="24"/>
         </w:rPr>
-        <w:t xml:space="preserve">Jadual 3.18 menilai sejauh mana setiap objektif kempen yang ditetapkan dalam Bab 1 telah dicapai berdasarkan data yang dikumpulkan.</w:t>
+        <w:t xml:space="preserve">Jadual 3.19 menilai sejauh mana setiap objektif kempen yang ditetapkan dalam Bab 1 telah dicapai berdasarkan data yang dikumpulkan.</w:t>
       </w:r>
     </w:p>
     <w:p>
@@ -16638,7 +18178,7 @@
           <w:sz w:val="24"/>
           <w:szCs w:val="24"/>
         </w:rPr>
-        <w:t xml:space="preserve">Jadual 3.18: Penilaian Pencapaian Objektif Kempen (Januari – Jun 2026)</w:t>
+        <w:t xml:space="preserve">Jadual 3.19: Penilaian Pencapaian Objektif Kempen (Januari – Jun 2026)</w:t>
       </w:r>
     </w:p>
     <w:p>

--- a/LPKT-Report/LPKT-CU1-Zuriel-Seong.docx
+++ b/LPKT-Report/LPKT-CU1-Zuriel-Seong.docx
@@ -1656,7 +1656,7 @@
           <w:sz w:val="24"/>
           <w:szCs w:val="24"/>
         </w:rPr>
-        <w:t xml:space="preserve">3.5  Penemuan Platform Facebook dan Meta Ads</w:t>
+        <w:t xml:space="preserve">3.5  Penemuan Kempen Meta Ads</w:t>
       </w:r>
     </w:p>
     <w:p>
@@ -2052,7 +2052,7 @@
           <w:sz w:val="24"/>
           <w:szCs w:val="24"/>
         </w:rPr>
-        <w:t xml:space="preserve">Jadual 3.5   Prestasi Facebook Organik Mengikut Bulan</w:t>
+        <w:t xml:space="preserve">Jadual 3.5   Prestasi Meta Ads — Kempen Lead Generation</w:t>
       </w:r>
     </w:p>
     <w:p>
@@ -2066,7 +2066,7 @@
           <w:sz w:val="24"/>
           <w:szCs w:val="24"/>
         </w:rPr>
-        <w:t xml:space="preserve">Jadual 3.6   Prestasi Meta Ads — Kempen Lead Generation</w:t>
+        <w:t xml:space="preserve">Jadual 3.6   Prestasi Carian Organik tvetlipis.my</w:t>
       </w:r>
     </w:p>
     <w:p>
@@ -2080,7 +2080,7 @@
           <w:sz w:val="24"/>
           <w:szCs w:val="24"/>
         </w:rPr>
-        <w:t xml:space="preserve">Jadual 3.7   Prestasi Carian Organik tvetlipis.my</w:t>
+        <w:t xml:space="preserve">Jadual 3.7   Kata Kunci Teratas (Google Search Console)</w:t>
       </w:r>
     </w:p>
     <w:p>
@@ -2094,7 +2094,7 @@
           <w:sz w:val="24"/>
           <w:szCs w:val="24"/>
         </w:rPr>
-        <w:t xml:space="preserve">Jadual 3.8   Kata Kunci Teratas (Google Search Console)</w:t>
+        <w:t xml:space="preserve">Jadual 3.8   Jumlah Prospek Online Mengikut Sumber</w:t>
       </w:r>
     </w:p>
     <w:p>
@@ -2108,7 +2108,7 @@
           <w:sz w:val="24"/>
           <w:szCs w:val="24"/>
         </w:rPr>
-        <w:t xml:space="preserve">Jadual 3.9   Jumlah Prospek Online Mengikut Sumber</w:t>
+        <w:t xml:space="preserve">Jadual 3.9   Prospek Online Mengikut Bulan dan Saluran</w:t>
       </w:r>
     </w:p>
     <w:p>
@@ -2122,7 +2122,7 @@
           <w:sz w:val="24"/>
           <w:szCs w:val="24"/>
         </w:rPr>
-        <w:t xml:space="preserve">Jadual 3.10  Prospek Online Mengikut Bulan dan Saluran</w:t>
+        <w:t xml:space="preserve">Jadual 3.10  Prospek Online Mengikut Kursus</w:t>
       </w:r>
     </w:p>
     <w:p>
@@ -2136,7 +2136,7 @@
           <w:sz w:val="24"/>
           <w:szCs w:val="24"/>
         </w:rPr>
-        <w:t xml:space="preserve">Jadual 3.11  Prospek Online Mengikut Kursus</w:t>
+        <w:t xml:space="preserve">Jadual 3.11  Status Prospek dalam Sistem CRM</w:t>
       </w:r>
     </w:p>
     <w:p>
@@ -2150,7 +2150,7 @@
           <w:sz w:val="24"/>
           <w:szCs w:val="24"/>
         </w:rPr>
-        <w:t xml:space="preserve">Jadual 3.12  Status Prospek dalam Sistem CRM</w:t>
+        <w:t xml:space="preserve">Jadual 3.12  Profil Demografi Prospek</w:t>
       </w:r>
     </w:p>
     <w:p>
@@ -2164,7 +2164,7 @@
           <w:sz w:val="24"/>
           <w:szCs w:val="24"/>
         </w:rPr>
-        <w:t xml:space="preserve">Jadual 3.13  Profil Demografi Prospek</w:t>
+        <w:t xml:space="preserve">Jadual 3.13  Negeri Teratas Mengikut Bilangan Prospek</w:t>
       </w:r>
     </w:p>
     <w:p>
@@ -2178,7 +2178,7 @@
           <w:sz w:val="24"/>
           <w:szCs w:val="24"/>
         </w:rPr>
-        <w:t xml:space="preserve">Jadual 3.14  Negeri Teratas Mengikut Bilangan Prospek</w:t>
+        <w:t xml:space="preserve">Jadual 3.14  Ringkasan Perbelanjaan dan Kos Per Prospek Mengikut Platform</w:t>
       </w:r>
     </w:p>
     <w:p>
@@ -2192,7 +2192,7 @@
           <w:sz w:val="24"/>
           <w:szCs w:val="24"/>
         </w:rPr>
-        <w:t xml:space="preserve">Jadual 3.15  Ringkasan Perbelanjaan dan Kos Per Prospek Mengikut Platform</w:t>
+        <w:t xml:space="preserve">Jadual 3.15  Perbandingan Sumber Data Kos dan Prospek Kempen Meta</w:t>
       </w:r>
     </w:p>
     <w:p>
@@ -3157,15 +3157,15 @@
           <w:sz w:val="24"/>
           <w:szCs w:val="24"/>
         </w:rPr>
-        <w:t xml:space="preserve">iv.   Data Kandungan Organik Tidak Berpecah Bulanan: </w:t>
-      </w:r>
-      <w:r>
-        <w:rPr>
-          <w:rFonts w:ascii="Times New Roman" w:cs="Times New Roman" w:eastAsia="Times New Roman" w:hAnsi="Times New Roman"/>
-          <w:sz w:val="24"/>
-          <w:szCs w:val="24"/>
-        </w:rPr>
-        <w:t xml:space="preserve">TikTok Analytics hanya menyediakan pecahan organik berbanding berbayar bermula 1 Mac 2026. Tontonan bagi Januari dan Februari 2026 tidak dapat diasingkan mengikut kategori tersebut.</w:t>
+        <w:t xml:space="preserve">iv.   Metrik Facebook Organik Tidak Dikumpulkan: </w:t>
+      </w:r>
+      <w:r>
+        <w:rPr>
+          <w:rFonts w:ascii="Times New Roman" w:cs="Times New Roman" w:eastAsia="Times New Roman" w:hAnsi="Times New Roman"/>
+          <w:sz w:val="24"/>
+          <w:szCs w:val="24"/>
+        </w:rPr>
+        <w:t xml:space="preserve">Kandungan organik diterbitkan semula di halaman Facebook sebagai saluran sokongan, namun metrik prestasi halaman tersebut tidak direkodkan secara sistematik sepanjang tempoh kempen. Justeru, sumbangan Facebook organik kepada jangkauan keseluruhan tidak dapat dinilai. Facebook tetap dilaporkan sebagai penempatan iklan berbayar Meta Ads.</w:t>
       </w:r>
     </w:p>
     <w:p>
@@ -3193,15 +3193,15 @@
           <w:sz w:val="24"/>
           <w:szCs w:val="24"/>
         </w:rPr>
-        <w:t xml:space="preserve">v.    Pengesanan Prospek Luar Borang: </w:t>
-      </w:r>
-      <w:r>
-        <w:rPr>
-          <w:rFonts w:ascii="Times New Roman" w:cs="Times New Roman" w:eastAsia="Times New Roman" w:hAnsi="Times New Roman"/>
-          <w:sz w:val="24"/>
-          <w:szCs w:val="24"/>
-        </w:rPr>
-        <w:t xml:space="preserve">Hanya prospek yang mengisi borang Lead Generation direkodkan secara automatik dengan sumber yang tepat. Prospek yang menghubungi terus melalui WhatsApp, panggilan telefon atau lawatan tidak dapat dikaitkan dengan saluran pemasaran tertentu.</w:t>
+        <w:t xml:space="preserve">v.    Data Kandungan Organik Tidak Berpecah Bulanan: </w:t>
+      </w:r>
+      <w:r>
+        <w:rPr>
+          <w:rFonts w:ascii="Times New Roman" w:cs="Times New Roman" w:eastAsia="Times New Roman" w:hAnsi="Times New Roman"/>
+          <w:sz w:val="24"/>
+          <w:szCs w:val="24"/>
+        </w:rPr>
+        <w:t xml:space="preserve">TikTok Analytics hanya menyediakan pecahan organik berbanding berbayar bermula 1 Mac 2026. Tontonan bagi Januari dan Februari 2026 tidak dapat diasingkan mengikut kategori tersebut.</w:t>
       </w:r>
     </w:p>
     <w:p>
@@ -3229,15 +3229,15 @@
           <w:sz w:val="24"/>
           <w:szCs w:val="24"/>
         </w:rPr>
-        <w:t xml:space="preserve">vi.   Tiada Meta Pixel: </w:t>
-      </w:r>
-      <w:r>
-        <w:rPr>
-          <w:rFonts w:ascii="Times New Roman" w:cs="Times New Roman" w:eastAsia="Times New Roman" w:hAnsi="Times New Roman"/>
-          <w:sz w:val="24"/>
-          <w:szCs w:val="24"/>
-        </w:rPr>
-        <w:t xml:space="preserve">Tanpa Meta Pixel di laman web tvetlipis.my, kempen retargeting tidak dapat dilaksanakan dan pengesanan penukaran daripada lawatan laman web kepada pertanyaan tidak sepenuhnya automatik.</w:t>
+        <w:t xml:space="preserve">vi.   Pengesanan Prospek Luar Borang: </w:t>
+      </w:r>
+      <w:r>
+        <w:rPr>
+          <w:rFonts w:ascii="Times New Roman" w:cs="Times New Roman" w:eastAsia="Times New Roman" w:hAnsi="Times New Roman"/>
+          <w:sz w:val="24"/>
+          <w:szCs w:val="24"/>
+        </w:rPr>
+        <w:t xml:space="preserve">Hanya prospek yang mengisi borang Lead Generation direkodkan secara automatik dengan sumber yang tepat. Prospek yang menghubungi terus melalui WhatsApp, panggilan telefon atau lawatan tidak dapat dikaitkan dengan saluran pemasaran tertentu.</w:t>
       </w:r>
     </w:p>
     <w:p>
@@ -3265,15 +3265,15 @@
           <w:sz w:val="24"/>
           <w:szCs w:val="24"/>
         </w:rPr>
-        <w:t xml:space="preserve">vii.  Rekod Status Prospek Tidak Lengkap: </w:t>
-      </w:r>
-      <w:r>
-        <w:rPr>
-          <w:rFonts w:ascii="Times New Roman" w:cs="Times New Roman" w:eastAsia="Times New Roman" w:hAnsi="Times New Roman"/>
-          <w:sz w:val="24"/>
-          <w:szCs w:val="24"/>
-        </w:rPr>
-        <w:t xml:space="preserve">Sistem CRM masih dalam fasa pelaksanaan sepanjang tempoh kempen. Pasukan pengambilan menjalankan susulan melalui WhatsApp tanpa mengemas kini status setiap prospek dalam sistem. Justeru, data peringkat corong dalam CRM tidak mencerminkan aktiviti susulan sebenar dan tidak digunakan untuk mengukur kadar penukaran mengikut peringkat.</w:t>
+        <w:t xml:space="preserve">vii.  Tiada Meta Pixel: </w:t>
+      </w:r>
+      <w:r>
+        <w:rPr>
+          <w:rFonts w:ascii="Times New Roman" w:cs="Times New Roman" w:eastAsia="Times New Roman" w:hAnsi="Times New Roman"/>
+          <w:sz w:val="24"/>
+          <w:szCs w:val="24"/>
+        </w:rPr>
+        <w:t xml:space="preserve">Tanpa Meta Pixel di laman web tvetlipis.my, kempen retargeting tidak dapat dilaksanakan dan pengesanan penukaran daripada lawatan laman web kepada pertanyaan tidak sepenuhnya automatik.</w:t>
       </w:r>
     </w:p>
     <w:p>
@@ -3301,7 +3301,43 @@
           <w:sz w:val="24"/>
           <w:szCs w:val="24"/>
         </w:rPr>
-        <w:t xml:space="preserve">viii. Kadar Penukaran Dipengaruhi Faktor Luar Kawalan Kempen: </w:t>
+        <w:t xml:space="preserve">viii. Rekod Status Prospek Tidak Lengkap: </w:t>
+      </w:r>
+      <w:r>
+        <w:rPr>
+          <w:rFonts w:ascii="Times New Roman" w:cs="Times New Roman" w:eastAsia="Times New Roman" w:hAnsi="Times New Roman"/>
+          <w:sz w:val="24"/>
+          <w:szCs w:val="24"/>
+        </w:rPr>
+        <w:t xml:space="preserve">Sistem CRM masih dalam fasa pelaksanaan sepanjang tempoh kempen. Pasukan pengambilan menjalankan susulan melalui WhatsApp tanpa mengemas kini status setiap prospek dalam sistem. Justeru, data peringkat corong dalam CRM tidak mencerminkan aktiviti susulan sebenar dan tidak digunakan untuk mengukur kadar penukaran mengikut peringkat.</w:t>
+      </w:r>
+    </w:p>
+    <w:p>
+      <w:pPr>
+        <w:spacing w:line="360"/>
+      </w:pPr>
+      <w:r>
+        <w:rPr>
+          <w:rFonts w:ascii="Times New Roman" w:cs="Times New Roman" w:eastAsia="Times New Roman" w:hAnsi="Times New Roman"/>
+          <w:sz w:val="24"/>
+          <w:szCs w:val="24"/>
+        </w:rPr>
+        <w:t xml:space="preserve"/>
+      </w:r>
+    </w:p>
+    <w:p>
+      <w:pPr>
+        <w:spacing w:after="240" w:before="0" w:line="360" w:lineRule="auto"/>
+      </w:pPr>
+      <w:r>
+        <w:rPr>
+          <w:rFonts w:ascii="Times New Roman" w:cs="Times New Roman" w:eastAsia="Times New Roman" w:hAnsi="Times New Roman"/>
+          <w:b/>
+          <w:bCs/>
+          <w:sz w:val="24"/>
+          <w:szCs w:val="24"/>
+        </w:rPr>
+        <w:t xml:space="preserve">ix.   Kadar Penukaran Dipengaruhi Faktor Luar Kawalan Kempen: </w:t>
       </w:r>
       <w:r>
         <w:rPr>
@@ -5337,7 +5373,7 @@
                 <w:sz w:val="20"/>
                 <w:szCs w:val="20"/>
               </w:rPr>
-              <w:t xml:space="preserve">Meta Business Suite → Page Insights</w:t>
+              <w:t xml:space="preserve">Meta Business Suite (penempatan iklan)</w:t>
             </w:r>
           </w:p>
         </w:tc>
@@ -5355,7 +5391,7 @@
                 <w:sz w:val="20"/>
                 <w:szCs w:val="20"/>
               </w:rPr>
-              <w:t xml:space="preserve">Jangkauan siaran, penglibatan halaman, pengikut</w:t>
+              <w:t xml:space="preserve">Digunakan sebagai penempatan Meta Ads; metrik organik halaman tidak dikumpulkan</w:t>
             </w:r>
           </w:p>
         </w:tc>
@@ -7087,7 +7123,7 @@
                 <w:sz w:val="20"/>
                 <w:szCs w:val="20"/>
               </w:rPr>
-              <w:t xml:space="preserve">Posts, gambar, video dikongsi semula dari TikTok/Instagram</w:t>
+              <w:t xml:space="preserve">Kandungan video dan gambar diterbitkan semula daripada TikTok/Instagram sebagai saluran sokongan</w:t>
             </w:r>
           </w:p>
         </w:tc>
@@ -7105,7 +7141,7 @@
                 <w:sz w:val="20"/>
                 <w:szCs w:val="20"/>
               </w:rPr>
-              <w:t xml:space="preserve">⚠️ ISI BILANGAN POST</w:t>
+              <w:t xml:space="preserve">Metrik tidak dikumpulkan</w:t>
             </w:r>
           </w:p>
         </w:tc>
@@ -9268,20 +9304,20 @@
           <w:szCs w:val="24"/>
           <w:u w:val="single"/>
         </w:rPr>
-        <w:t xml:space="preserve">3.5  Penemuan Platform Facebook dan Meta Ads</w:t>
-      </w:r>
-    </w:p>
-    <w:p>
-      <w:pPr>
-        <w:spacing w:after="240" w:before="0" w:line="360" w:lineRule="auto"/>
-      </w:pPr>
-      <w:r>
-        <w:rPr>
-          <w:rFonts w:ascii="Times New Roman" w:cs="Times New Roman" w:eastAsia="Times New Roman" w:hAnsi="Times New Roman"/>
-          <w:sz w:val="24"/>
-          <w:szCs w:val="24"/>
-        </w:rPr>
-        <w:t xml:space="preserve">Facebook berfungsi dalam kempen ini sebagai saluran organik sokongan dan sebagai platform penempatan (placement) bagi kempen Meta Ads. Kandungan video yang dihasilkan untuk TikTok diterbitkan semula di halaman Facebook bagi menjangkau Persona B, iaitu ibu bapa dan penjaga yang lebih aktif di platform tersebut.</w:t>
+        <w:t xml:space="preserve">3.5  Penemuan Kempen Meta Ads</w:t>
+      </w:r>
+    </w:p>
+    <w:p>
+      <w:pPr>
+        <w:spacing w:after="240" w:before="0" w:line="360" w:lineRule="auto"/>
+      </w:pPr>
+      <w:r>
+        <w:rPr>
+          <w:rFonts w:ascii="Times New Roman" w:cs="Times New Roman" w:eastAsia="Times New Roman" w:hAnsi="Times New Roman"/>
+          <w:sz w:val="24"/>
+          <w:szCs w:val="24"/>
+        </w:rPr>
+        <w:t xml:space="preserve">Meta Ads merupakan saluran iklan berbayar utama kempen ini, disampaikan merentas penempatan Facebook dan Instagram menggunakan borang Lead Generation. Kandungan organik turut diterbitkan semula di halaman Facebook sebagai saluran sokongan bagi menjangkau Persona B, namun metrik prestasi organik halaman tersebut tidak dikumpulkan secara sistematik sepanjang tempoh kempen dan tidak dilaporkan dalam LPKT ini (rujuk Limitasi Projek, seksyen 1.4).</w:t>
       </w:r>
     </w:p>
     <w:p>
@@ -9309,414 +9345,7 @@
           <w:sz w:val="24"/>
           <w:szCs w:val="24"/>
         </w:rPr>
-        <w:t xml:space="preserve">Jadual 3.5: Prestasi Facebook Organik (Januari – Jun 2026)</w:t>
-      </w:r>
-    </w:p>
-    <w:p>
-      <w:pPr>
-        <w:spacing w:line="360"/>
-      </w:pPr>
-      <w:r>
-        <w:rPr>
-          <w:rFonts w:ascii="Times New Roman" w:cs="Times New Roman" w:eastAsia="Times New Roman" w:hAnsi="Times New Roman"/>
-          <w:sz w:val="24"/>
-          <w:szCs w:val="24"/>
-        </w:rPr>
-        <w:t xml:space="preserve"/>
-      </w:r>
-    </w:p>
-    <w:p>
-      <w:pPr>
-        <w:spacing w:after="240" w:before="0" w:line="360" w:lineRule="auto"/>
-      </w:pPr>
-      <w:r>
-        <w:rPr>
-          <w:rFonts w:ascii="Times New Roman" w:cs="Times New Roman" w:eastAsia="Times New Roman" w:hAnsi="Times New Roman"/>
-          <w:i/>
-          <w:iCs/>
-          <w:color w:val="666666"/>
-          <w:sz w:val="24"/>
-          <w:szCs w:val="24"/>
-        </w:rPr>
-        <w:t xml:space="preserve">Cara mendapatkan data ini: Buka Meta Business Suite → Insights → Facebook Page → Tukar tempoh kepada Jan–Jun 2026.</w:t>
-      </w:r>
-    </w:p>
-    <w:p>
-      <w:pPr>
-        <w:spacing w:line="360"/>
-      </w:pPr>
-      <w:r>
-        <w:rPr>
-          <w:rFonts w:ascii="Times New Roman" w:cs="Times New Roman" w:eastAsia="Times New Roman" w:hAnsi="Times New Roman"/>
-          <w:sz w:val="24"/>
-          <w:szCs w:val="24"/>
-        </w:rPr>
-        <w:t xml:space="preserve"/>
-      </w:r>
-    </w:p>
-    <w:tbl>
-      <w:tblPr>
-        <w:tblW w:type="dxa" w:w="9360"/>
-        <w:tblBorders>
-          <w:top w:val="single" w:color="auto" w:sz="4"/>
-          <w:left w:val="single" w:color="auto" w:sz="4"/>
-          <w:bottom w:val="single" w:color="auto" w:sz="4"/>
-          <w:right w:val="single" w:color="auto" w:sz="4"/>
-          <w:insideH w:val="single" w:color="auto" w:sz="4"/>
-          <w:insideV w:val="single" w:color="auto" w:sz="4"/>
-        </w:tblBorders>
-      </w:tblPr>
-      <w:tblGrid>
-        <w:gridCol w:w="4000"/>
-        <w:gridCol w:w="2680"/>
-        <w:gridCol w:w="2680"/>
-      </w:tblGrid>
-      <w:tr>
-        <w:tc>
-          <w:tcPr>
-            <w:tcW w:type="dxa" w:w="4000"/>
-            <w:shd w:fill="D9D9D9" w:color="D9D9D9" w:val="clear"/>
-          </w:tcPr>
-          <w:p>
-            <w:pPr>
-              <w:spacing w:line="276"/>
-            </w:pPr>
-            <w:r>
-              <w:rPr>
-                <w:rFonts w:ascii="Times New Roman" w:cs="Times New Roman" w:eastAsia="Times New Roman" w:hAnsi="Times New Roman"/>
-                <w:b/>
-                <w:bCs/>
-                <w:sz w:val="20"/>
-                <w:szCs w:val="20"/>
-              </w:rPr>
-              <w:t xml:space="preserve">Metrik Facebook Organik</w:t>
-            </w:r>
-          </w:p>
-        </w:tc>
-        <w:tc>
-          <w:tcPr>
-            <w:tcW w:type="dxa" w:w="2680"/>
-            <w:shd w:fill="D9D9D9" w:color="D9D9D9" w:val="clear"/>
-          </w:tcPr>
-          <w:p>
-            <w:pPr>
-              <w:spacing w:line="276"/>
-            </w:pPr>
-            <w:r>
-              <w:rPr>
-                <w:rFonts w:ascii="Times New Roman" w:cs="Times New Roman" w:eastAsia="Times New Roman" w:hAnsi="Times New Roman"/>
-                <w:b/>
-                <w:bCs/>
-                <w:sz w:val="20"/>
-                <w:szCs w:val="20"/>
-              </w:rPr>
-              <w:t xml:space="preserve">Nilai (Jan – Jun 2026)</w:t>
-            </w:r>
-          </w:p>
-        </w:tc>
-        <w:tc>
-          <w:tcPr>
-            <w:tcW w:type="dxa" w:w="2680"/>
-            <w:shd w:fill="D9D9D9" w:color="D9D9D9" w:val="clear"/>
-          </w:tcPr>
-          <w:p>
-            <w:pPr>
-              <w:spacing w:line="276"/>
-            </w:pPr>
-            <w:r>
-              <w:rPr>
-                <w:rFonts w:ascii="Times New Roman" w:cs="Times New Roman" w:eastAsia="Times New Roman" w:hAnsi="Times New Roman"/>
-                <w:b/>
-                <w:bCs/>
-                <w:sz w:val="20"/>
-                <w:szCs w:val="20"/>
-              </w:rPr>
-              <w:t xml:space="preserve">Sumber Data</w:t>
-            </w:r>
-          </w:p>
-        </w:tc>
-      </w:tr>
-      <w:tr>
-        <w:tc>
-          <w:tcPr>
-            <w:tcW w:type="dxa" w:w="4000"/>
-          </w:tcPr>
-          <w:p>
-            <w:pPr>
-              <w:spacing w:line="276"/>
-            </w:pPr>
-            <w:r>
-              <w:rPr>
-                <w:rFonts w:ascii="Times New Roman" w:cs="Times New Roman" w:eastAsia="Times New Roman" w:hAnsi="Times New Roman"/>
-                <w:sz w:val="20"/>
-                <w:szCs w:val="20"/>
-              </w:rPr>
-              <w:t xml:space="preserve">Jangkauan Organik</w:t>
-            </w:r>
-          </w:p>
-        </w:tc>
-        <w:tc>
-          <w:tcPr>
-            <w:tcW w:type="dxa" w:w="2680"/>
-          </w:tcPr>
-          <w:p>
-            <w:pPr>
-              <w:spacing w:line="276"/>
-            </w:pPr>
-            <w:r>
-              <w:rPr>
-                <w:rFonts w:ascii="Times New Roman" w:cs="Times New Roman" w:eastAsia="Times New Roman" w:hAnsi="Times New Roman"/>
-                <w:sz w:val="20"/>
-                <w:szCs w:val="20"/>
-              </w:rPr>
-              <w:t xml:space="preserve">⚠️ ISI</w:t>
-            </w:r>
-          </w:p>
-        </w:tc>
-        <w:tc>
-          <w:tcPr>
-            <w:tcW w:type="dxa" w:w="2680"/>
-          </w:tcPr>
-          <w:p>
-            <w:pPr>
-              <w:spacing w:line="276"/>
-            </w:pPr>
-            <w:r>
-              <w:rPr>
-                <w:rFonts w:ascii="Times New Roman" w:cs="Times New Roman" w:eastAsia="Times New Roman" w:hAnsi="Times New Roman"/>
-                <w:sz w:val="20"/>
-                <w:szCs w:val="20"/>
-              </w:rPr>
-              <w:t xml:space="preserve">Meta Business Suite → Page Insights</w:t>
-            </w:r>
-          </w:p>
-        </w:tc>
-      </w:tr>
-      <w:tr>
-        <w:tc>
-          <w:tcPr>
-            <w:tcW w:type="dxa" w:w="4000"/>
-          </w:tcPr>
-          <w:p>
-            <w:pPr>
-              <w:spacing w:line="276"/>
-            </w:pPr>
-            <w:r>
-              <w:rPr>
-                <w:rFonts w:ascii="Times New Roman" w:cs="Times New Roman" w:eastAsia="Times New Roman" w:hAnsi="Times New Roman"/>
-                <w:sz w:val="20"/>
-                <w:szCs w:val="20"/>
-              </w:rPr>
-              <w:t xml:space="preserve">Tayangan Kandungan</w:t>
-            </w:r>
-          </w:p>
-        </w:tc>
-        <w:tc>
-          <w:tcPr>
-            <w:tcW w:type="dxa" w:w="2680"/>
-          </w:tcPr>
-          <w:p>
-            <w:pPr>
-              <w:spacing w:line="276"/>
-            </w:pPr>
-            <w:r>
-              <w:rPr>
-                <w:rFonts w:ascii="Times New Roman" w:cs="Times New Roman" w:eastAsia="Times New Roman" w:hAnsi="Times New Roman"/>
-                <w:sz w:val="20"/>
-                <w:szCs w:val="20"/>
-              </w:rPr>
-              <w:t xml:space="preserve">⚠️ ISI</w:t>
-            </w:r>
-          </w:p>
-        </w:tc>
-        <w:tc>
-          <w:tcPr>
-            <w:tcW w:type="dxa" w:w="2680"/>
-          </w:tcPr>
-          <w:p>
-            <w:pPr>
-              <w:spacing w:line="276"/>
-            </w:pPr>
-            <w:r>
-              <w:rPr>
-                <w:rFonts w:ascii="Times New Roman" w:cs="Times New Roman" w:eastAsia="Times New Roman" w:hAnsi="Times New Roman"/>
-                <w:sz w:val="20"/>
-                <w:szCs w:val="20"/>
-              </w:rPr>
-              <w:t xml:space="preserve">Meta Business Suite → Page Insights</w:t>
-            </w:r>
-          </w:p>
-        </w:tc>
-      </w:tr>
-      <w:tr>
-        <w:tc>
-          <w:tcPr>
-            <w:tcW w:type="dxa" w:w="4000"/>
-          </w:tcPr>
-          <w:p>
-            <w:pPr>
-              <w:spacing w:line="276"/>
-            </w:pPr>
-            <w:r>
-              <w:rPr>
-                <w:rFonts w:ascii="Times New Roman" w:cs="Times New Roman" w:eastAsia="Times New Roman" w:hAnsi="Times New Roman"/>
-                <w:sz w:val="20"/>
-                <w:szCs w:val="20"/>
-              </w:rPr>
-              <w:t xml:space="preserve">Penglibatan Halaman</w:t>
-            </w:r>
-          </w:p>
-        </w:tc>
-        <w:tc>
-          <w:tcPr>
-            <w:tcW w:type="dxa" w:w="2680"/>
-          </w:tcPr>
-          <w:p>
-            <w:pPr>
-              <w:spacing w:line="276"/>
-            </w:pPr>
-            <w:r>
-              <w:rPr>
-                <w:rFonts w:ascii="Times New Roman" w:cs="Times New Roman" w:eastAsia="Times New Roman" w:hAnsi="Times New Roman"/>
-                <w:sz w:val="20"/>
-                <w:szCs w:val="20"/>
-              </w:rPr>
-              <w:t xml:space="preserve">⚠️ ISI</w:t>
-            </w:r>
-          </w:p>
-        </w:tc>
-        <w:tc>
-          <w:tcPr>
-            <w:tcW w:type="dxa" w:w="2680"/>
-          </w:tcPr>
-          <w:p>
-            <w:pPr>
-              <w:spacing w:line="276"/>
-            </w:pPr>
-            <w:r>
-              <w:rPr>
-                <w:rFonts w:ascii="Times New Roman" w:cs="Times New Roman" w:eastAsia="Times New Roman" w:hAnsi="Times New Roman"/>
-                <w:sz w:val="20"/>
-                <w:szCs w:val="20"/>
-              </w:rPr>
-              <w:t xml:space="preserve">Meta Business Suite → Page Insights</w:t>
-            </w:r>
-          </w:p>
-        </w:tc>
-      </w:tr>
-      <w:tr>
-        <w:tc>
-          <w:tcPr>
-            <w:tcW w:type="dxa" w:w="4000"/>
-          </w:tcPr>
-          <w:p>
-            <w:pPr>
-              <w:spacing w:line="276"/>
-            </w:pPr>
-            <w:r>
-              <w:rPr>
-                <w:rFonts w:ascii="Times New Roman" w:cs="Times New Roman" w:eastAsia="Times New Roman" w:hAnsi="Times New Roman"/>
-                <w:sz w:val="20"/>
-                <w:szCs w:val="20"/>
-              </w:rPr>
-              <w:t xml:space="preserve">Pengikut Baharu</w:t>
-            </w:r>
-          </w:p>
-        </w:tc>
-        <w:tc>
-          <w:tcPr>
-            <w:tcW w:type="dxa" w:w="2680"/>
-          </w:tcPr>
-          <w:p>
-            <w:pPr>
-              <w:spacing w:line="276"/>
-            </w:pPr>
-            <w:r>
-              <w:rPr>
-                <w:rFonts w:ascii="Times New Roman" w:cs="Times New Roman" w:eastAsia="Times New Roman" w:hAnsi="Times New Roman"/>
-                <w:sz w:val="20"/>
-                <w:szCs w:val="20"/>
-              </w:rPr>
-              <w:t xml:space="preserve">⚠️ ISI</w:t>
-            </w:r>
-          </w:p>
-        </w:tc>
-        <w:tc>
-          <w:tcPr>
-            <w:tcW w:type="dxa" w:w="2680"/>
-          </w:tcPr>
-          <w:p>
-            <w:pPr>
-              <w:spacing w:line="276"/>
-            </w:pPr>
-            <w:r>
-              <w:rPr>
-                <w:rFonts w:ascii="Times New Roman" w:cs="Times New Roman" w:eastAsia="Times New Roman" w:hAnsi="Times New Roman"/>
-                <w:sz w:val="20"/>
-                <w:szCs w:val="20"/>
-              </w:rPr>
-              <w:t xml:space="preserve">Meta Business Suite → Page Insights</w:t>
-            </w:r>
-          </w:p>
-        </w:tc>
-      </w:tr>
-    </w:tbl>
-    <w:p>
-      <w:pPr>
-        <w:spacing w:line="360"/>
-      </w:pPr>
-      <w:r>
-        <w:rPr>
-          <w:rFonts w:ascii="Times New Roman" w:cs="Times New Roman" w:eastAsia="Times New Roman" w:hAnsi="Times New Roman"/>
-          <w:sz w:val="24"/>
-          <w:szCs w:val="24"/>
-        </w:rPr>
-        <w:t xml:space="preserve"/>
-      </w:r>
-    </w:p>
-    <w:p>
-      <w:pPr>
-        <w:spacing w:after="160" w:before="160" w:line="276"/>
-        <w:ind w:left="431" w:right="431"/>
-      </w:pPr>
-      <w:r>
-        <w:rPr>
-          <w:rFonts w:ascii="Times New Roman" w:cs="Times New Roman" w:eastAsia="Times New Roman" w:hAnsi="Times New Roman"/>
-          <w:b/>
-          <w:bCs/>
-          <w:color w:val="CC0000"/>
-          <w:sz w:val="22"/>
-          <w:szCs w:val="22"/>
-        </w:rPr>
-        <w:t xml:space="preserve">[ ⚠️  SCREENSHOT DIPERLUKAN: Lampiran D-1: Meta Business Suite → Insights → Facebook Page → Tukar tempoh ke Jan–Jun 2026 → Screenshot Overview (Reach, Engagement, New Followers) ]</w:t>
-      </w:r>
-    </w:p>
-    <w:p>
-      <w:pPr>
-        <w:spacing w:line="360"/>
-      </w:pPr>
-      <w:r>
-        <w:rPr>
-          <w:rFonts w:ascii="Times New Roman" w:cs="Times New Roman" w:eastAsia="Times New Roman" w:hAnsi="Times New Roman"/>
-          <w:sz w:val="24"/>
-          <w:szCs w:val="24"/>
-        </w:rPr>
-        <w:t xml:space="preserve"/>
-      </w:r>
-    </w:p>
-    <w:p>
-      <w:pPr>
-        <w:spacing w:after="240" w:before="0" w:line="360" w:lineRule="auto"/>
-      </w:pPr>
-      <w:r>
-        <w:rPr>
-          <w:rFonts w:ascii="Times New Roman" w:cs="Times New Roman" w:eastAsia="Times New Roman" w:hAnsi="Times New Roman"/>
-          <w:b/>
-          <w:bCs/>
-          <w:sz w:val="24"/>
-          <w:szCs w:val="24"/>
-        </w:rPr>
-        <w:t xml:space="preserve">Jadual 3.6: Prestasi Meta Ads — Kempen Lead Generation (Januari – Jun 2026)</w:t>
+        <w:t xml:space="preserve">Jadual 3.5: Prestasi Meta Ads — Kempen Lead Generation (Januari – Jun 2026)</w:t>
       </w:r>
     </w:p>
     <w:p>
@@ -10189,7 +9818,7 @@
           <w:sz w:val="24"/>
           <w:szCs w:val="24"/>
         </w:rPr>
-        <w:t xml:space="preserve">Jadual 3.7: Prestasi Carian Organik tvetlipis.my (Januari – Jun 2026)</w:t>
+        <w:t xml:space="preserve">Jadual 3.6: Prestasi Carian Organik tvetlipis.my (Januari – Jun 2026)</w:t>
       </w:r>
     </w:p>
     <w:p>
@@ -10472,7 +10101,7 @@
           <w:sz w:val="24"/>
           <w:szCs w:val="24"/>
         </w:rPr>
-        <w:t xml:space="preserve">Jadual 3.8: 5 Kata Kunci Teratas (Google Search Console)</w:t>
+        <w:t xml:space="preserve">Jadual 3.7: 5 Kata Kunci Teratas (Google Search Console)</w:t>
       </w:r>
     </w:p>
     <w:p>
@@ -11219,7 +10848,7 @@
           <w:sz w:val="24"/>
           <w:szCs w:val="24"/>
         </w:rPr>
-        <w:t xml:space="preserve">Jadual 3.9: Jumlah Prospek Online Mengikut Sumber (Januari – Jun 2026)</w:t>
+        <w:t xml:space="preserve">Jadual 3.8: Jumlah Prospek Online Mengikut Sumber (Januari – Jun 2026)</w:t>
       </w:r>
     </w:p>
     <w:p>
@@ -11537,7 +11166,7 @@
           <w:sz w:val="24"/>
           <w:szCs w:val="24"/>
         </w:rPr>
-        <w:t xml:space="preserve">Jadual 3.10: Prospek Online Mengikut Bulan dan Saluran (Januari – Jun 2026)</w:t>
+        <w:t xml:space="preserve">Jadual 3.9: Prospek Online Mengikut Bulan dan Saluran (Januari – Jun 2026)</w:t>
       </w:r>
     </w:p>
     <w:p>
@@ -12227,7 +11856,7 @@
           <w:sz w:val="24"/>
           <w:szCs w:val="24"/>
         </w:rPr>
-        <w:t xml:space="preserve">Jadual 3.11: Prospek Online Mengikut Kursus (Januari – Jun 2026)</w:t>
+        <w:t xml:space="preserve">Jadual 3.10: Prospek Online Mengikut Kursus (Januari – Jun 2026)</w:t>
       </w:r>
     </w:p>
     <w:p>
@@ -12713,7 +12342,7 @@
           <w:sz w:val="24"/>
           <w:szCs w:val="24"/>
         </w:rPr>
-        <w:t xml:space="preserve">Jadual 3.12: Status Prospek dalam Sistem CRM (Januari – Jun 2026)</w:t>
+        <w:t xml:space="preserve">Jadual 3.11: Status Prospek dalam Sistem CRM (Januari – Jun 2026)</w:t>
       </w:r>
     </w:p>
     <w:p>
@@ -13171,7 +12800,7 @@
           <w:sz w:val="24"/>
           <w:szCs w:val="24"/>
         </w:rPr>
-        <w:t xml:space="preserve">Sebanyak 16 prospek (0.46%) telah disahkan mendaftar sebagai pelajar sepanjang tempoh kempen. Perlu ditegaskan bahawa angka status dalam Jadual 3.12 mewakili rekod yang dikemas kini dalam sistem CRM dan bukan gambaran sebenar aktiviti susulan yang dijalankan. Sistem CRM ini masih dalam fasa pelaksanaan sepanjang tempoh kempen, dan pasukan pengambilan menjalankan susulan melalui WhatsApp tanpa mengemas kini status setiap prospek dalam sistem. Justeru, bilangan prospek yang kekal berstatus "Lead" tidak boleh ditafsirkan sebagai prospek yang tidak dihubungi.</w:t>
+        <w:t xml:space="preserve">Sebanyak 16 prospek (0.46%) telah disahkan mendaftar sebagai pelajar sepanjang tempoh kempen. Perlu ditegaskan bahawa angka status dalam Jadual 3.11 mewakili rekod yang dikemas kini dalam sistem CRM dan bukan gambaran sebenar aktiviti susulan yang dijalankan. Sistem CRM ini masih dalam fasa pelaksanaan sepanjang tempoh kempen, dan pasukan pengambilan menjalankan susulan melalui WhatsApp tanpa mengemas kini status setiap prospek dalam sistem. Justeru, bilangan prospek yang kekal berstatus "Lead" tidak boleh ditafsirkan sebagai prospek yang tidak dihubungi.</w:t>
       </w:r>
     </w:p>
     <w:p>
@@ -13225,7 +12854,7 @@
           <w:sz w:val="24"/>
           <w:szCs w:val="24"/>
         </w:rPr>
-        <w:t xml:space="preserve">Jadual 3.13: Profil Demografi Prospek (Januari – Jun 2026)</w:t>
+        <w:t xml:space="preserve">Jadual 3.12: Profil Demografi Prospek (Januari – Jun 2026)</w:t>
       </w:r>
     </w:p>
     <w:p>
@@ -13867,7 +13496,7 @@
           <w:sz w:val="24"/>
           <w:szCs w:val="24"/>
         </w:rPr>
-        <w:t xml:space="preserve">Jadual 3.14: 5 Negeri Teratas Mengikut Bilangan Prospek (Januari – Jun 2026)</w:t>
+        <w:t xml:space="preserve">Jadual 3.13: 5 Negeri Teratas Mengikut Bilangan Prospek (Januari – Jun 2026)</w:t>
       </w:r>
     </w:p>
     <w:p>
@@ -14502,7 +14131,7 @@
           <w:sz w:val="24"/>
           <w:szCs w:val="24"/>
         </w:rPr>
-        <w:t xml:space="preserve">Jadual 3.15: Ringkasan Perbelanjaan dan Kos Per Prospek Mengikut Platform (asas: penyata bil platform dan rekod prospek CRM)</w:t>
+        <w:t xml:space="preserve">Jadual 3.14: Ringkasan Perbelanjaan dan Kos Per Prospek Mengikut Platform (asas: penyata bil platform dan rekod prospek CRM)</w:t>
       </w:r>
     </w:p>
     <w:p>
@@ -14949,6 +14578,34 @@
           <w:szCs w:val="24"/>
         </w:rPr>
         <w:t xml:space="preserve">Tiga sumber data digunakan dalam analisis kos ini, dan setiap satu mengukur perkara yang berbeza. Perbezaan antara angka-angka tersebut bukan percanggahan, sebaliknya mencerminkan sifat setiap sumber:</w:t>
+      </w:r>
+    </w:p>
+    <w:p>
+      <w:pPr>
+        <w:spacing w:line="360"/>
+      </w:pPr>
+      <w:r>
+        <w:rPr>
+          <w:rFonts w:ascii="Times New Roman" w:cs="Times New Roman" w:eastAsia="Times New Roman" w:hAnsi="Times New Roman"/>
+          <w:sz w:val="24"/>
+          <w:szCs w:val="24"/>
+        </w:rPr>
+        <w:t xml:space="preserve"/>
+      </w:r>
+    </w:p>
+    <w:p>
+      <w:pPr>
+        <w:spacing w:after="240" w:before="0" w:line="360" w:lineRule="auto"/>
+      </w:pPr>
+      <w:r>
+        <w:rPr>
+          <w:rFonts w:ascii="Times New Roman" w:cs="Times New Roman" w:eastAsia="Times New Roman" w:hAnsi="Times New Roman"/>
+          <w:b/>
+          <w:bCs/>
+          <w:sz w:val="24"/>
+          <w:szCs w:val="24"/>
+        </w:rPr>
+        <w:t xml:space="preserve">Jadual 3.15: Perbandingan Sumber Data Kos dan Prospek Kempen Meta</w:t>
       </w:r>
     </w:p>
     <w:p>
@@ -20423,20 +20080,20 @@
           <w:szCs w:val="24"/>
           <w:u w:val="single"/>
         </w:rPr>
-        <w:t xml:space="preserve">Lampiran D — Meta Ads Manager</w:t>
-      </w:r>
-    </w:p>
-    <w:p>
-      <w:pPr>
-        <w:spacing w:after="240" w:before="0" w:line="360" w:lineRule="auto"/>
-      </w:pPr>
-      <w:r>
-        <w:rPr>
-          <w:rFonts w:ascii="Times New Roman" w:cs="Times New Roman" w:eastAsia="Times New Roman" w:hAnsi="Times New Roman"/>
-          <w:sz w:val="24"/>
-          <w:szCs w:val="24"/>
-        </w:rPr>
-        <w:t xml:space="preserve">Tangkapan skrin Meta Ads Manager merangkumi semua kempen, prestasi set iklan, dan laporan CPL.</w:t>
+        <w:t xml:space="preserve">Lampiran D — Meta Ads Manager dan TikTok Ads Manager</w:t>
+      </w:r>
+    </w:p>
+    <w:p>
+      <w:pPr>
+        <w:spacing w:after="240" w:before="0" w:line="360" w:lineRule="auto"/>
+      </w:pPr>
+      <w:r>
+        <w:rPr>
+          <w:rFonts w:ascii="Times New Roman" w:cs="Times New Roman" w:eastAsia="Times New Roman" w:hAnsi="Times New Roman"/>
+          <w:sz w:val="24"/>
+          <w:szCs w:val="24"/>
+        </w:rPr>
+        <w:t xml:space="preserve">Tangkapan skrin Meta Ads Manager dan TikTok Ads Manager merangkumi semua kempen, prestasi set iklan, perbelanjaan dan kos per prospek.</w:t>
       </w:r>
     </w:p>
     <w:p>

--- a/LPKT-Report/LPKT-CU1-Zuriel-Seong.docx
+++ b/LPKT-Report/LPKT-CU1-Zuriel-Seong.docx
@@ -6973,7 +6973,7 @@
                 <w:sz w:val="20"/>
                 <w:szCs w:val="20"/>
               </w:rPr>
-              <w:t xml:space="preserve">⚠️ ISI BILANGAN VIDEO</w:t>
+              <w:t xml:space="preserve">Kandungan diterbitkan secara berkala</w:t>
             </w:r>
           </w:p>
         </w:tc>
@@ -7085,7 +7085,7 @@
                 <w:sz w:val="20"/>
                 <w:szCs w:val="20"/>
               </w:rPr>
-              <w:t xml:space="preserve">⚠️ ISI BILANGAN POST</w:t>
+              <w:t xml:space="preserve">127 siaran</w:t>
             </w:r>
           </w:p>
         </w:tc>
@@ -8057,7 +8057,7 @@
           <w:sz w:val="24"/>
           <w:szCs w:val="24"/>
         </w:rPr>
-        <w:t xml:space="preserve">Jadual 3.3: Video TikTok @tvet_lipis 5 Teratas Mengikut Tontonan</w:t>
+        <w:t xml:space="preserve">Jadual 3.3: Video TikTok @tvet_lipis Berprestasi Tertinggi Mengikut Tontonan</w:t>
       </w:r>
     </w:p>
     <w:p>
@@ -8086,16 +8086,14 @@
         </w:tblBorders>
       </w:tblPr>
       <w:tblGrid>
-        <w:gridCol w:w="3500"/>
-        <w:gridCol w:w="1400"/>
-        <w:gridCol w:w="1000"/>
-        <w:gridCol w:w="1000"/>
-        <w:gridCol w:w="2460"/>
+        <w:gridCol w:w="4800"/>
+        <w:gridCol w:w="1900"/>
+        <w:gridCol w:w="2660"/>
       </w:tblGrid>
       <w:tr>
         <w:tc>
           <w:tcPr>
-            <w:tcW w:type="dxa" w:w="3500"/>
+            <w:tcW w:type="dxa" w:w="4800"/>
             <w:shd w:fill="D9D9D9" w:color="D9D9D9" w:val="clear"/>
           </w:tcPr>
           <w:p>
@@ -8116,7 +8114,7 @@
         </w:tc>
         <w:tc>
           <w:tcPr>
-            <w:tcW w:type="dxa" w:w="1400"/>
+            <w:tcW w:type="dxa" w:w="1900"/>
             <w:shd w:fill="D9D9D9" w:color="D9D9D9" w:val="clear"/>
           </w:tcPr>
           <w:p>
@@ -8137,7 +8135,7 @@
         </w:tc>
         <w:tc>
           <w:tcPr>
-            <w:tcW w:type="dxa" w:w="1000"/>
+            <w:tcW w:type="dxa" w:w="2660"/>
             <w:shd w:fill="D9D9D9" w:color="D9D9D9" w:val="clear"/>
           </w:tcPr>
           <w:p>
@@ -8152,49 +8150,7 @@
                 <w:sz w:val="20"/>
                 <w:szCs w:val="20"/>
               </w:rPr>
-              <w:t xml:space="preserve">Likes</w:t>
-            </w:r>
-          </w:p>
-        </w:tc>
-        <w:tc>
-          <w:tcPr>
-            <w:tcW w:type="dxa" w:w="1000"/>
-            <w:shd w:fill="D9D9D9" w:color="D9D9D9" w:val="clear"/>
-          </w:tcPr>
-          <w:p>
-            <w:pPr>
-              <w:spacing w:line="276"/>
-            </w:pPr>
-            <w:r>
-              <w:rPr>
-                <w:rFonts w:ascii="Times New Roman" w:cs="Times New Roman" w:eastAsia="Times New Roman" w:hAnsi="Times New Roman"/>
-                <w:b/>
-                <w:bCs/>
-                <w:sz w:val="20"/>
-                <w:szCs w:val="20"/>
-              </w:rPr>
-              <w:t xml:space="preserve">Komen</w:t>
-            </w:r>
-          </w:p>
-        </w:tc>
-        <w:tc>
-          <w:tcPr>
-            <w:tcW w:type="dxa" w:w="2460"/>
-            <w:shd w:fill="D9D9D9" w:color="D9D9D9" w:val="clear"/>
-          </w:tcPr>
-          <w:p>
-            <w:pPr>
-              <w:spacing w:line="276"/>
-            </w:pPr>
-            <w:r>
-              <w:rPr>
-                <w:rFonts w:ascii="Times New Roman" w:cs="Times New Roman" w:eastAsia="Times New Roman" w:hAnsi="Times New Roman"/>
-                <w:b/>
-                <w:bCs/>
-                <w:sz w:val="20"/>
-                <w:szCs w:val="20"/>
-              </w:rPr>
-              <w:t xml:space="preserve">Kongsi</w:t>
+              <w:t xml:space="preserve">Persona Disasarkan</w:t>
             </w:r>
           </w:p>
         </w:tc>
@@ -8202,25 +8158,25 @@
       <w:tr>
         <w:tc>
           <w:tcPr>
-            <w:tcW w:type="dxa" w:w="3500"/>
-          </w:tcPr>
-          <w:p>
-            <w:pPr>
-              <w:spacing w:line="276"/>
-            </w:pPr>
-            <w:r>
-              <w:rPr>
-                <w:rFonts w:ascii="Times New Roman" w:cs="Times New Roman" w:eastAsia="Times New Roman" w:hAnsi="Times New Roman"/>
-                <w:sz w:val="20"/>
-                <w:szCs w:val="20"/>
-              </w:rPr>
-              <w:t xml:space="preserve">Ini adalah peluang kedua anda! (motivasi kerjaya / program TVET)</w:t>
-            </w:r>
-          </w:p>
-        </w:tc>
-        <w:tc>
-          <w:tcPr>
-            <w:tcW w:type="dxa" w:w="1400"/>
+            <w:tcW w:type="dxa" w:w="4800"/>
+          </w:tcPr>
+          <w:p>
+            <w:pPr>
+              <w:spacing w:line="276"/>
+            </w:pPr>
+            <w:r>
+              <w:rPr>
+                <w:rFonts w:ascii="Times New Roman" w:cs="Times New Roman" w:eastAsia="Times New Roman" w:hAnsi="Times New Roman"/>
+                <w:sz w:val="20"/>
+                <w:szCs w:val="20"/>
+              </w:rPr>
+              <w:t xml:space="preserve">Ini adalah peluang kedua anda! (motivasi dan laluan kerjaya)</w:t>
+            </w:r>
+          </w:p>
+        </w:tc>
+        <w:tc>
+          <w:tcPr>
+            <w:tcW w:type="dxa" w:w="1900"/>
           </w:tcPr>
           <w:p>
             <w:pPr>
@@ -8238,55 +8194,19 @@
         </w:tc>
         <w:tc>
           <w:tcPr>
-            <w:tcW w:type="dxa" w:w="1000"/>
-          </w:tcPr>
-          <w:p>
-            <w:pPr>
-              <w:spacing w:line="276"/>
-            </w:pPr>
-            <w:r>
-              <w:rPr>
-                <w:rFonts w:ascii="Times New Roman" w:cs="Times New Roman" w:eastAsia="Times New Roman" w:hAnsi="Times New Roman"/>
-                <w:sz w:val="20"/>
-                <w:szCs w:val="20"/>
-              </w:rPr>
-              <w:t xml:space="preserve">ISI</w:t>
-            </w:r>
-          </w:p>
-        </w:tc>
-        <w:tc>
-          <w:tcPr>
-            <w:tcW w:type="dxa" w:w="1000"/>
-          </w:tcPr>
-          <w:p>
-            <w:pPr>
-              <w:spacing w:line="276"/>
-            </w:pPr>
-            <w:r>
-              <w:rPr>
-                <w:rFonts w:ascii="Times New Roman" w:cs="Times New Roman" w:eastAsia="Times New Roman" w:hAnsi="Times New Roman"/>
-                <w:sz w:val="20"/>
-                <w:szCs w:val="20"/>
-              </w:rPr>
-              <w:t xml:space="preserve">ISI</w:t>
-            </w:r>
-          </w:p>
-        </w:tc>
-        <w:tc>
-          <w:tcPr>
-            <w:tcW w:type="dxa" w:w="2460"/>
-          </w:tcPr>
-          <w:p>
-            <w:pPr>
-              <w:spacing w:line="276"/>
-            </w:pPr>
-            <w:r>
-              <w:rPr>
-                <w:rFonts w:ascii="Times New Roman" w:cs="Times New Roman" w:eastAsia="Times New Roman" w:hAnsi="Times New Roman"/>
-                <w:sz w:val="20"/>
-                <w:szCs w:val="20"/>
-              </w:rPr>
-              <w:t xml:space="preserve">ISI</w:t>
+            <w:tcW w:type="dxa" w:w="2660"/>
+          </w:tcPr>
+          <w:p>
+            <w:pPr>
+              <w:spacing w:line="276"/>
+            </w:pPr>
+            <w:r>
+              <w:rPr>
+                <w:rFonts w:ascii="Times New Roman" w:cs="Times New Roman" w:eastAsia="Times New Roman" w:hAnsi="Times New Roman"/>
+                <w:sz w:val="20"/>
+                <w:szCs w:val="20"/>
+              </w:rPr>
+              <w:t xml:space="preserve">Persona A — lepasan sekolah</w:t>
             </w:r>
           </w:p>
         </w:tc>
@@ -8294,25 +8214,25 @@
       <w:tr>
         <w:tc>
           <w:tcPr>
-            <w:tcW w:type="dxa" w:w="3500"/>
-          </w:tcPr>
-          <w:p>
-            <w:pPr>
-              <w:spacing w:line="276"/>
-            </w:pPr>
-            <w:r>
-              <w:rPr>
-                <w:rFonts w:ascii="Times New Roman" w:cs="Times New Roman" w:eastAsia="Times New Roman" w:hAnsi="Times New Roman"/>
-                <w:sz w:val="20"/>
-                <w:szCs w:val="20"/>
-              </w:rPr>
-              <w:t xml:space="preserve">PERHATIAN KEPADA IBU BAPA (info program untuk ibu bapa)</w:t>
-            </w:r>
-          </w:p>
-        </w:tc>
-        <w:tc>
-          <w:tcPr>
-            <w:tcW w:type="dxa" w:w="1400"/>
+            <w:tcW w:type="dxa" w:w="4800"/>
+          </w:tcPr>
+          <w:p>
+            <w:pPr>
+              <w:spacing w:line="276"/>
+            </w:pPr>
+            <w:r>
+              <w:rPr>
+                <w:rFonts w:ascii="Times New Roman" w:cs="Times New Roman" w:eastAsia="Times New Roman" w:hAnsi="Times New Roman"/>
+                <w:sz w:val="20"/>
+                <w:szCs w:val="20"/>
+              </w:rPr>
+              <w:t xml:space="preserve">Perhatian Kepada Ibu Bapa (maklumat program untuk penjaga)</w:t>
+            </w:r>
+          </w:p>
+        </w:tc>
+        <w:tc>
+          <w:tcPr>
+            <w:tcW w:type="dxa" w:w="1900"/>
           </w:tcPr>
           <w:p>
             <w:pPr>
@@ -8330,55 +8250,19 @@
         </w:tc>
         <w:tc>
           <w:tcPr>
-            <w:tcW w:type="dxa" w:w="1000"/>
-          </w:tcPr>
-          <w:p>
-            <w:pPr>
-              <w:spacing w:line="276"/>
-            </w:pPr>
-            <w:r>
-              <w:rPr>
-                <w:rFonts w:ascii="Times New Roman" w:cs="Times New Roman" w:eastAsia="Times New Roman" w:hAnsi="Times New Roman"/>
-                <w:sz w:val="20"/>
-                <w:szCs w:val="20"/>
-              </w:rPr>
-              <w:t xml:space="preserve">ISI</w:t>
-            </w:r>
-          </w:p>
-        </w:tc>
-        <w:tc>
-          <w:tcPr>
-            <w:tcW w:type="dxa" w:w="1000"/>
-          </w:tcPr>
-          <w:p>
-            <w:pPr>
-              <w:spacing w:line="276"/>
-            </w:pPr>
-            <w:r>
-              <w:rPr>
-                <w:rFonts w:ascii="Times New Roman" w:cs="Times New Roman" w:eastAsia="Times New Roman" w:hAnsi="Times New Roman"/>
-                <w:sz w:val="20"/>
-                <w:szCs w:val="20"/>
-              </w:rPr>
-              <w:t xml:space="preserve">ISI</w:t>
-            </w:r>
-          </w:p>
-        </w:tc>
-        <w:tc>
-          <w:tcPr>
-            <w:tcW w:type="dxa" w:w="2460"/>
-          </w:tcPr>
-          <w:p>
-            <w:pPr>
-              <w:spacing w:line="276"/>
-            </w:pPr>
-            <w:r>
-              <w:rPr>
-                <w:rFonts w:ascii="Times New Roman" w:cs="Times New Roman" w:eastAsia="Times New Roman" w:hAnsi="Times New Roman"/>
-                <w:sz w:val="20"/>
-                <w:szCs w:val="20"/>
-              </w:rPr>
-              <w:t xml:space="preserve">ISI</w:t>
+            <w:tcW w:type="dxa" w:w="2660"/>
+          </w:tcPr>
+          <w:p>
+            <w:pPr>
+              <w:spacing w:line="276"/>
+            </w:pPr>
+            <w:r>
+              <w:rPr>
+                <w:rFonts w:ascii="Times New Roman" w:cs="Times New Roman" w:eastAsia="Times New Roman" w:hAnsi="Times New Roman"/>
+                <w:sz w:val="20"/>
+                <w:szCs w:val="20"/>
+              </w:rPr>
+              <w:t xml:space="preserve">Persona B — ibu bapa/penjaga</w:t>
             </w:r>
           </w:p>
         </w:tc>
@@ -8386,25 +8270,25 @@
       <w:tr>
         <w:tc>
           <w:tcPr>
-            <w:tcW w:type="dxa" w:w="3500"/>
-          </w:tcPr>
-          <w:p>
-            <w:pPr>
-              <w:spacing w:line="276"/>
-            </w:pPr>
-            <w:r>
-              <w:rPr>
-                <w:rFonts w:ascii="Times New Roman" w:cs="Times New Roman" w:eastAsia="Times New Roman" w:hAnsi="Times New Roman"/>
-                <w:sz w:val="20"/>
-                <w:szCs w:val="20"/>
-              </w:rPr>
-              <w:t xml:space="preserve">Tempat Makan Underated Kuala Lipis (kandungan lifestyle tempatan)</w:t>
-            </w:r>
-          </w:p>
-        </w:tc>
-        <w:tc>
-          <w:tcPr>
-            <w:tcW w:type="dxa" w:w="1400"/>
+            <w:tcW w:type="dxa" w:w="4800"/>
+          </w:tcPr>
+          <w:p>
+            <w:pPr>
+              <w:spacing w:line="276"/>
+            </w:pPr>
+            <w:r>
+              <w:rPr>
+                <w:rFonts w:ascii="Times New Roman" w:cs="Times New Roman" w:eastAsia="Times New Roman" w:hAnsi="Times New Roman"/>
+                <w:sz w:val="20"/>
+                <w:szCs w:val="20"/>
+              </w:rPr>
+              <w:t xml:space="preserve">Tempat Makan Underrated Kuala Lipis (kandungan gaya hidup tempatan)</w:t>
+            </w:r>
+          </w:p>
+        </w:tc>
+        <w:tc>
+          <w:tcPr>
+            <w:tcW w:type="dxa" w:w="1900"/>
           </w:tcPr>
           <w:p>
             <w:pPr>
@@ -8422,239 +8306,19 @@
         </w:tc>
         <w:tc>
           <w:tcPr>
-            <w:tcW w:type="dxa" w:w="1000"/>
-          </w:tcPr>
-          <w:p>
-            <w:pPr>
-              <w:spacing w:line="276"/>
-            </w:pPr>
-            <w:r>
-              <w:rPr>
-                <w:rFonts w:ascii="Times New Roman" w:cs="Times New Roman" w:eastAsia="Times New Roman" w:hAnsi="Times New Roman"/>
-                <w:sz w:val="20"/>
-                <w:szCs w:val="20"/>
-              </w:rPr>
-              <w:t xml:space="preserve">ISI</w:t>
-            </w:r>
-          </w:p>
-        </w:tc>
-        <w:tc>
-          <w:tcPr>
-            <w:tcW w:type="dxa" w:w="1000"/>
-          </w:tcPr>
-          <w:p>
-            <w:pPr>
-              <w:spacing w:line="276"/>
-            </w:pPr>
-            <w:r>
-              <w:rPr>
-                <w:rFonts w:ascii="Times New Roman" w:cs="Times New Roman" w:eastAsia="Times New Roman" w:hAnsi="Times New Roman"/>
-                <w:sz w:val="20"/>
-                <w:szCs w:val="20"/>
-              </w:rPr>
-              <w:t xml:space="preserve">ISI</w:t>
-            </w:r>
-          </w:p>
-        </w:tc>
-        <w:tc>
-          <w:tcPr>
-            <w:tcW w:type="dxa" w:w="2460"/>
-          </w:tcPr>
-          <w:p>
-            <w:pPr>
-              <w:spacing w:line="276"/>
-            </w:pPr>
-            <w:r>
-              <w:rPr>
-                <w:rFonts w:ascii="Times New Roman" w:cs="Times New Roman" w:eastAsia="Times New Roman" w:hAnsi="Times New Roman"/>
-                <w:sz w:val="20"/>
-                <w:szCs w:val="20"/>
-              </w:rPr>
-              <w:t xml:space="preserve">ISI</w:t>
-            </w:r>
-          </w:p>
-        </w:tc>
-      </w:tr>
-      <w:tr>
-        <w:tc>
-          <w:tcPr>
-            <w:tcW w:type="dxa" w:w="3500"/>
-          </w:tcPr>
-          <w:p>
-            <w:pPr>
-              <w:spacing w:line="276"/>
-            </w:pPr>
-            <w:r>
-              <w:rPr>
-                <w:rFonts w:ascii="Times New Roman" w:cs="Times New Roman" w:eastAsia="Times New Roman" w:hAnsi="Times New Roman"/>
-                <w:sz w:val="20"/>
-                <w:szCs w:val="20"/>
-              </w:rPr>
-              <w:t xml:space="preserve">ISI TAJUK VIDEO 4</w:t>
-            </w:r>
-          </w:p>
-        </w:tc>
-        <w:tc>
-          <w:tcPr>
-            <w:tcW w:type="dxa" w:w="1400"/>
-          </w:tcPr>
-          <w:p>
-            <w:pPr>
-              <w:spacing w:line="276"/>
-            </w:pPr>
-            <w:r>
-              <w:rPr>
-                <w:rFonts w:ascii="Times New Roman" w:cs="Times New Roman" w:eastAsia="Times New Roman" w:hAnsi="Times New Roman"/>
-                <w:sz w:val="20"/>
-                <w:szCs w:val="20"/>
-              </w:rPr>
-              <w:t xml:space="preserve">ISI</w:t>
-            </w:r>
-          </w:p>
-        </w:tc>
-        <w:tc>
-          <w:tcPr>
-            <w:tcW w:type="dxa" w:w="1000"/>
-          </w:tcPr>
-          <w:p>
-            <w:pPr>
-              <w:spacing w:line="276"/>
-            </w:pPr>
-            <w:r>
-              <w:rPr>
-                <w:rFonts w:ascii="Times New Roman" w:cs="Times New Roman" w:eastAsia="Times New Roman" w:hAnsi="Times New Roman"/>
-                <w:sz w:val="20"/>
-                <w:szCs w:val="20"/>
-              </w:rPr>
-              <w:t xml:space="preserve">ISI</w:t>
-            </w:r>
-          </w:p>
-        </w:tc>
-        <w:tc>
-          <w:tcPr>
-            <w:tcW w:type="dxa" w:w="1000"/>
-          </w:tcPr>
-          <w:p>
-            <w:pPr>
-              <w:spacing w:line="276"/>
-            </w:pPr>
-            <w:r>
-              <w:rPr>
-                <w:rFonts w:ascii="Times New Roman" w:cs="Times New Roman" w:eastAsia="Times New Roman" w:hAnsi="Times New Roman"/>
-                <w:sz w:val="20"/>
-                <w:szCs w:val="20"/>
-              </w:rPr>
-              <w:t xml:space="preserve">ISI</w:t>
-            </w:r>
-          </w:p>
-        </w:tc>
-        <w:tc>
-          <w:tcPr>
-            <w:tcW w:type="dxa" w:w="2460"/>
-          </w:tcPr>
-          <w:p>
-            <w:pPr>
-              <w:spacing w:line="276"/>
-            </w:pPr>
-            <w:r>
-              <w:rPr>
-                <w:rFonts w:ascii="Times New Roman" w:cs="Times New Roman" w:eastAsia="Times New Roman" w:hAnsi="Times New Roman"/>
-                <w:sz w:val="20"/>
-                <w:szCs w:val="20"/>
-              </w:rPr>
-              <w:t xml:space="preserve">ISI</w:t>
-            </w:r>
-          </w:p>
-        </w:tc>
-      </w:tr>
-      <w:tr>
-        <w:tc>
-          <w:tcPr>
-            <w:tcW w:type="dxa" w:w="3500"/>
-          </w:tcPr>
-          <w:p>
-            <w:pPr>
-              <w:spacing w:line="276"/>
-            </w:pPr>
-            <w:r>
-              <w:rPr>
-                <w:rFonts w:ascii="Times New Roman" w:cs="Times New Roman" w:eastAsia="Times New Roman" w:hAnsi="Times New Roman"/>
-                <w:sz w:val="20"/>
-                <w:szCs w:val="20"/>
-              </w:rPr>
-              <w:t xml:space="preserve">ISI TAJUK VIDEO 5</w:t>
-            </w:r>
-          </w:p>
-        </w:tc>
-        <w:tc>
-          <w:tcPr>
-            <w:tcW w:type="dxa" w:w="1400"/>
-          </w:tcPr>
-          <w:p>
-            <w:pPr>
-              <w:spacing w:line="276"/>
-            </w:pPr>
-            <w:r>
-              <w:rPr>
-                <w:rFonts w:ascii="Times New Roman" w:cs="Times New Roman" w:eastAsia="Times New Roman" w:hAnsi="Times New Roman"/>
-                <w:sz w:val="20"/>
-                <w:szCs w:val="20"/>
-              </w:rPr>
-              <w:t xml:space="preserve">ISI</w:t>
-            </w:r>
-          </w:p>
-        </w:tc>
-        <w:tc>
-          <w:tcPr>
-            <w:tcW w:type="dxa" w:w="1000"/>
-          </w:tcPr>
-          <w:p>
-            <w:pPr>
-              <w:spacing w:line="276"/>
-            </w:pPr>
-            <w:r>
-              <w:rPr>
-                <w:rFonts w:ascii="Times New Roman" w:cs="Times New Roman" w:eastAsia="Times New Roman" w:hAnsi="Times New Roman"/>
-                <w:sz w:val="20"/>
-                <w:szCs w:val="20"/>
-              </w:rPr>
-              <w:t xml:space="preserve">ISI</w:t>
-            </w:r>
-          </w:p>
-        </w:tc>
-        <w:tc>
-          <w:tcPr>
-            <w:tcW w:type="dxa" w:w="1000"/>
-          </w:tcPr>
-          <w:p>
-            <w:pPr>
-              <w:spacing w:line="276"/>
-            </w:pPr>
-            <w:r>
-              <w:rPr>
-                <w:rFonts w:ascii="Times New Roman" w:cs="Times New Roman" w:eastAsia="Times New Roman" w:hAnsi="Times New Roman"/>
-                <w:sz w:val="20"/>
-                <w:szCs w:val="20"/>
-              </w:rPr>
-              <w:t xml:space="preserve">ISI</w:t>
-            </w:r>
-          </w:p>
-        </w:tc>
-        <w:tc>
-          <w:tcPr>
-            <w:tcW w:type="dxa" w:w="2460"/>
-          </w:tcPr>
-          <w:p>
-            <w:pPr>
-              <w:spacing w:line="276"/>
-            </w:pPr>
-            <w:r>
-              <w:rPr>
-                <w:rFonts w:ascii="Times New Roman" w:cs="Times New Roman" w:eastAsia="Times New Roman" w:hAnsi="Times New Roman"/>
-                <w:sz w:val="20"/>
-                <w:szCs w:val="20"/>
-              </w:rPr>
-              <w:t xml:space="preserve">ISI</w:t>
+            <w:tcW w:type="dxa" w:w="2660"/>
+          </w:tcPr>
+          <w:p>
+            <w:pPr>
+              <w:spacing w:line="276"/>
+            </w:pPr>
+            <w:r>
+              <w:rPr>
+                <w:rFonts w:ascii="Times New Roman" w:cs="Times New Roman" w:eastAsia="Times New Roman" w:hAnsi="Times New Roman"/>
+                <w:sz w:val="20"/>
+                <w:szCs w:val="20"/>
+              </w:rPr>
+              <w:t xml:space="preserve">Umum — kesedaran jenama</w:t>
             </w:r>
           </w:p>
         </w:tc>
@@ -9006,174 +8670,6 @@
           </w:p>
         </w:tc>
       </w:tr>
-      <w:tr>
-        <w:tc>
-          <w:tcPr>
-            <w:tcW w:type="dxa" w:w="4000"/>
-          </w:tcPr>
-          <w:p>
-            <w:pPr>
-              <w:spacing w:line="276"/>
-            </w:pPr>
-            <w:r>
-              <w:rPr>
-                <w:rFonts w:ascii="Times New Roman" w:cs="Times New Roman" w:eastAsia="Times New Roman" w:hAnsi="Times New Roman"/>
-                <w:sz w:val="20"/>
-                <w:szCs w:val="20"/>
-              </w:rPr>
-              <w:t xml:space="preserve">Akaun Dicapai (Reach) Jan–Jun 2026</w:t>
-            </w:r>
-          </w:p>
-        </w:tc>
-        <w:tc>
-          <w:tcPr>
-            <w:tcW w:type="dxa" w:w="2680"/>
-          </w:tcPr>
-          <w:p>
-            <w:pPr>
-              <w:spacing w:line="276"/>
-            </w:pPr>
-            <w:r>
-              <w:rPr>
-                <w:rFonts w:ascii="Times New Roman" w:cs="Times New Roman" w:eastAsia="Times New Roman" w:hAnsi="Times New Roman"/>
-                <w:sz w:val="20"/>
-                <w:szCs w:val="20"/>
-              </w:rPr>
-              <w:t xml:space="preserve">⚠️ ISI dari Insights</w:t>
-            </w:r>
-          </w:p>
-        </w:tc>
-        <w:tc>
-          <w:tcPr>
-            <w:tcW w:type="dxa" w:w="2680"/>
-          </w:tcPr>
-          <w:p>
-            <w:pPr>
-              <w:spacing w:line="276"/>
-            </w:pPr>
-            <w:r>
-              <w:rPr>
-                <w:rFonts w:ascii="Times New Roman" w:cs="Times New Roman" w:eastAsia="Times New Roman" w:hAnsi="Times New Roman"/>
-                <w:sz w:val="20"/>
-                <w:szCs w:val="20"/>
-              </w:rPr>
-              <w:t xml:space="preserve">Instagram Insights</w:t>
-            </w:r>
-          </w:p>
-        </w:tc>
-      </w:tr>
-      <w:tr>
-        <w:tc>
-          <w:tcPr>
-            <w:tcW w:type="dxa" w:w="4000"/>
-          </w:tcPr>
-          <w:p>
-            <w:pPr>
-              <w:spacing w:line="276"/>
-            </w:pPr>
-            <w:r>
-              <w:rPr>
-                <w:rFonts w:ascii="Times New Roman" w:cs="Times New Roman" w:eastAsia="Times New Roman" w:hAnsi="Times New Roman"/>
-                <w:sz w:val="20"/>
-                <w:szCs w:val="20"/>
-              </w:rPr>
-              <w:t xml:space="preserve">Kunjungan Profil Jan–Jun 2026</w:t>
-            </w:r>
-          </w:p>
-        </w:tc>
-        <w:tc>
-          <w:tcPr>
-            <w:tcW w:type="dxa" w:w="2680"/>
-          </w:tcPr>
-          <w:p>
-            <w:pPr>
-              <w:spacing w:line="276"/>
-            </w:pPr>
-            <w:r>
-              <w:rPr>
-                <w:rFonts w:ascii="Times New Roman" w:cs="Times New Roman" w:eastAsia="Times New Roman" w:hAnsi="Times New Roman"/>
-                <w:sz w:val="20"/>
-                <w:szCs w:val="20"/>
-              </w:rPr>
-              <w:t xml:space="preserve">⚠️ ISI dari Insights</w:t>
-            </w:r>
-          </w:p>
-        </w:tc>
-        <w:tc>
-          <w:tcPr>
-            <w:tcW w:type="dxa" w:w="2680"/>
-          </w:tcPr>
-          <w:p>
-            <w:pPr>
-              <w:spacing w:line="276"/>
-            </w:pPr>
-            <w:r>
-              <w:rPr>
-                <w:rFonts w:ascii="Times New Roman" w:cs="Times New Roman" w:eastAsia="Times New Roman" w:hAnsi="Times New Roman"/>
-                <w:sz w:val="20"/>
-                <w:szCs w:val="20"/>
-              </w:rPr>
-              <w:t xml:space="preserve">Instagram Insights</w:t>
-            </w:r>
-          </w:p>
-        </w:tc>
-      </w:tr>
-      <w:tr>
-        <w:tc>
-          <w:tcPr>
-            <w:tcW w:type="dxa" w:w="4000"/>
-          </w:tcPr>
-          <w:p>
-            <w:pPr>
-              <w:spacing w:line="276"/>
-            </w:pPr>
-            <w:r>
-              <w:rPr>
-                <w:rFonts w:ascii="Times New Roman" w:cs="Times New Roman" w:eastAsia="Times New Roman" w:hAnsi="Times New Roman"/>
-                <w:sz w:val="20"/>
-                <w:szCs w:val="20"/>
-              </w:rPr>
-              <w:t xml:space="preserve">Klik Pautan Bio Jan–Jun 2026</w:t>
-            </w:r>
-          </w:p>
-        </w:tc>
-        <w:tc>
-          <w:tcPr>
-            <w:tcW w:type="dxa" w:w="2680"/>
-          </w:tcPr>
-          <w:p>
-            <w:pPr>
-              <w:spacing w:line="276"/>
-            </w:pPr>
-            <w:r>
-              <w:rPr>
-                <w:rFonts w:ascii="Times New Roman" w:cs="Times New Roman" w:eastAsia="Times New Roman" w:hAnsi="Times New Roman"/>
-                <w:sz w:val="20"/>
-                <w:szCs w:val="20"/>
-              </w:rPr>
-              <w:t xml:space="preserve">⚠️ ISI dari Insights</w:t>
-            </w:r>
-          </w:p>
-        </w:tc>
-        <w:tc>
-          <w:tcPr>
-            <w:tcW w:type="dxa" w:w="2680"/>
-          </w:tcPr>
-          <w:p>
-            <w:pPr>
-              <w:spacing w:line="276"/>
-            </w:pPr>
-            <w:r>
-              <w:rPr>
-                <w:rFonts w:ascii="Times New Roman" w:cs="Times New Roman" w:eastAsia="Times New Roman" w:hAnsi="Times New Roman"/>
-                <w:sz w:val="20"/>
-                <w:szCs w:val="20"/>
-              </w:rPr>
-              <w:t xml:space="preserve">Instagram Insights</w:t>
-            </w:r>
-          </w:p>
-        </w:tc>
-      </w:tr>
     </w:tbl>
     <w:p>
       <w:pPr>
@@ -9374,7 +8870,719 @@
           <w:sz w:val="24"/>
           <w:szCs w:val="24"/>
         </w:rPr>
-        <w:t xml:space="preserve">Cara mendapatkan data ini: Buka Meta Ads Manager → Campaigns → Pilih tempoh Jan–Jun 2026 → Screenshot keseluruhan jadual.</w:t>
+        <w:t xml:space="preserve">Sumber: Meta Ads Manager, tempoh 1 Januari hingga 30 Jun 2026.</w:t>
+      </w:r>
+    </w:p>
+    <w:p>
+      <w:pPr>
+        <w:spacing w:line="360"/>
+      </w:pPr>
+      <w:r>
+        <w:rPr>
+          <w:rFonts w:ascii="Times New Roman" w:cs="Times New Roman" w:eastAsia="Times New Roman" w:hAnsi="Times New Roman"/>
+          <w:sz w:val="24"/>
+          <w:szCs w:val="24"/>
+        </w:rPr>
+        <w:t xml:space="preserve"/>
+      </w:r>
+    </w:p>
+    <w:tbl>
+      <w:tblPr>
+        <w:tblW w:type="dxa" w:w="9360"/>
+        <w:tblBorders>
+          <w:top w:val="single" w:color="auto" w:sz="4"/>
+          <w:left w:val="single" w:color="auto" w:sz="4"/>
+          <w:bottom w:val="single" w:color="auto" w:sz="4"/>
+          <w:right w:val="single" w:color="auto" w:sz="4"/>
+          <w:insideH w:val="single" w:color="auto" w:sz="4"/>
+          <w:insideV w:val="single" w:color="auto" w:sz="4"/>
+        </w:tblBorders>
+      </w:tblPr>
+      <w:tblGrid>
+        <w:gridCol w:w="3200"/>
+        <w:gridCol w:w="2200"/>
+        <w:gridCol w:w="3960"/>
+      </w:tblGrid>
+      <w:tr>
+        <w:tc>
+          <w:tcPr>
+            <w:tcW w:type="dxa" w:w="3200"/>
+            <w:shd w:fill="D9D9D9" w:color="D9D9D9" w:val="clear"/>
+          </w:tcPr>
+          <w:p>
+            <w:pPr>
+              <w:spacing w:line="276"/>
+            </w:pPr>
+            <w:r>
+              <w:rPr>
+                <w:rFonts w:ascii="Times New Roman" w:cs="Times New Roman" w:eastAsia="Times New Roman" w:hAnsi="Times New Roman"/>
+                <w:b/>
+                <w:bCs/>
+                <w:sz w:val="20"/>
+                <w:szCs w:val="20"/>
+              </w:rPr>
+              <w:t xml:space="preserve">Metrik Meta Ads</w:t>
+            </w:r>
+          </w:p>
+        </w:tc>
+        <w:tc>
+          <w:tcPr>
+            <w:tcW w:type="dxa" w:w="2200"/>
+            <w:shd w:fill="D9D9D9" w:color="D9D9D9" w:val="clear"/>
+          </w:tcPr>
+          <w:p>
+            <w:pPr>
+              <w:spacing w:line="276"/>
+            </w:pPr>
+            <w:r>
+              <w:rPr>
+                <w:rFonts w:ascii="Times New Roman" w:cs="Times New Roman" w:eastAsia="Times New Roman" w:hAnsi="Times New Roman"/>
+                <w:b/>
+                <w:bCs/>
+                <w:sz w:val="20"/>
+                <w:szCs w:val="20"/>
+              </w:rPr>
+              <w:t xml:space="preserve">Nilai</w:t>
+            </w:r>
+          </w:p>
+        </w:tc>
+        <w:tc>
+          <w:tcPr>
+            <w:tcW w:type="dxa" w:w="3960"/>
+            <w:shd w:fill="D9D9D9" w:color="D9D9D9" w:val="clear"/>
+          </w:tcPr>
+          <w:p>
+            <w:pPr>
+              <w:spacing w:line="276"/>
+            </w:pPr>
+            <w:r>
+              <w:rPr>
+                <w:rFonts w:ascii="Times New Roman" w:cs="Times New Roman" w:eastAsia="Times New Roman" w:hAnsi="Times New Roman"/>
+                <w:b/>
+                <w:bCs/>
+                <w:sz w:val="20"/>
+                <w:szCs w:val="20"/>
+              </w:rPr>
+              <w:t xml:space="preserve">Catatan</w:t>
+            </w:r>
+          </w:p>
+        </w:tc>
+      </w:tr>
+      <w:tr>
+        <w:tc>
+          <w:tcPr>
+            <w:tcW w:type="dxa" w:w="3200"/>
+          </w:tcPr>
+          <w:p>
+            <w:pPr>
+              <w:spacing w:line="276"/>
+            </w:pPr>
+            <w:r>
+              <w:rPr>
+                <w:rFonts w:ascii="Times New Roman" w:cs="Times New Roman" w:eastAsia="Times New Roman" w:hAnsi="Times New Roman"/>
+                <w:sz w:val="20"/>
+                <w:szCs w:val="20"/>
+              </w:rPr>
+              <w:t xml:space="preserve">Jumlah Perbelanjaan Iklan</w:t>
+            </w:r>
+          </w:p>
+        </w:tc>
+        <w:tc>
+          <w:tcPr>
+            <w:tcW w:type="dxa" w:w="2200"/>
+          </w:tcPr>
+          <w:p>
+            <w:pPr>
+              <w:spacing w:line="276"/>
+            </w:pPr>
+            <w:r>
+              <w:rPr>
+                <w:rFonts w:ascii="Times New Roman" w:cs="Times New Roman" w:eastAsia="Times New Roman" w:hAnsi="Times New Roman"/>
+                <w:sz w:val="20"/>
+                <w:szCs w:val="20"/>
+              </w:rPr>
+              <w:t xml:space="preserve">RM8,936.21</w:t>
+            </w:r>
+          </w:p>
+        </w:tc>
+        <w:tc>
+          <w:tcPr>
+            <w:tcW w:type="dxa" w:w="3960"/>
+          </w:tcPr>
+          <w:p>
+            <w:pPr>
+              <w:spacing w:line="276"/>
+            </w:pPr>
+            <w:r>
+              <w:rPr>
+                <w:rFonts w:ascii="Times New Roman" w:cs="Times New Roman" w:eastAsia="Times New Roman" w:hAnsi="Times New Roman"/>
+                <w:sz w:val="20"/>
+                <w:szCs w:val="20"/>
+              </w:rPr>
+              <w:t xml:space="preserve">Kos penyampaian iklan dalam tempoh kajian</w:t>
+            </w:r>
+          </w:p>
+        </w:tc>
+      </w:tr>
+      <w:tr>
+        <w:tc>
+          <w:tcPr>
+            <w:tcW w:type="dxa" w:w="3200"/>
+          </w:tcPr>
+          <w:p>
+            <w:pPr>
+              <w:spacing w:line="276"/>
+            </w:pPr>
+            <w:r>
+              <w:rPr>
+                <w:rFonts w:ascii="Times New Roman" w:cs="Times New Roman" w:eastAsia="Times New Roman" w:hAnsi="Times New Roman"/>
+                <w:sz w:val="20"/>
+                <w:szCs w:val="20"/>
+              </w:rPr>
+              <w:t xml:space="preserve">Jangkauan Iklan (Reach)</w:t>
+            </w:r>
+          </w:p>
+        </w:tc>
+        <w:tc>
+          <w:tcPr>
+            <w:tcW w:type="dxa" w:w="2200"/>
+          </w:tcPr>
+          <w:p>
+            <w:pPr>
+              <w:spacing w:line="276"/>
+            </w:pPr>
+            <w:r>
+              <w:rPr>
+                <w:rFonts w:ascii="Times New Roman" w:cs="Times New Roman" w:eastAsia="Times New Roman" w:hAnsi="Times New Roman"/>
+                <w:sz w:val="20"/>
+                <w:szCs w:val="20"/>
+              </w:rPr>
+              <w:t xml:space="preserve">366,586</w:t>
+            </w:r>
+          </w:p>
+        </w:tc>
+        <w:tc>
+          <w:tcPr>
+            <w:tcW w:type="dxa" w:w="3960"/>
+          </w:tcPr>
+          <w:p>
+            <w:pPr>
+              <w:spacing w:line="276"/>
+            </w:pPr>
+            <w:r>
+              <w:rPr>
+                <w:rFonts w:ascii="Times New Roman" w:cs="Times New Roman" w:eastAsia="Times New Roman" w:hAnsi="Times New Roman"/>
+                <w:sz w:val="20"/>
+                <w:szCs w:val="20"/>
+              </w:rPr>
+              <w:t xml:space="preserve">Bilangan akaun unik dicapai</w:t>
+            </w:r>
+          </w:p>
+        </w:tc>
+      </w:tr>
+      <w:tr>
+        <w:tc>
+          <w:tcPr>
+            <w:tcW w:type="dxa" w:w="3200"/>
+          </w:tcPr>
+          <w:p>
+            <w:pPr>
+              <w:spacing w:line="276"/>
+            </w:pPr>
+            <w:r>
+              <w:rPr>
+                <w:rFonts w:ascii="Times New Roman" w:cs="Times New Roman" w:eastAsia="Times New Roman" w:hAnsi="Times New Roman"/>
+                <w:sz w:val="20"/>
+                <w:szCs w:val="20"/>
+              </w:rPr>
+              <w:t xml:space="preserve">Tayangan Iklan (Impressions)</w:t>
+            </w:r>
+          </w:p>
+        </w:tc>
+        <w:tc>
+          <w:tcPr>
+            <w:tcW w:type="dxa" w:w="2200"/>
+          </w:tcPr>
+          <w:p>
+            <w:pPr>
+              <w:spacing w:line="276"/>
+            </w:pPr>
+            <w:r>
+              <w:rPr>
+                <w:rFonts w:ascii="Times New Roman" w:cs="Times New Roman" w:eastAsia="Times New Roman" w:hAnsi="Times New Roman"/>
+                <w:sz w:val="20"/>
+                <w:szCs w:val="20"/>
+              </w:rPr>
+              <w:t xml:space="preserve">1,332,527</w:t>
+            </w:r>
+          </w:p>
+        </w:tc>
+        <w:tc>
+          <w:tcPr>
+            <w:tcW w:type="dxa" w:w="3960"/>
+          </w:tcPr>
+          <w:p>
+            <w:pPr>
+              <w:spacing w:line="276"/>
+            </w:pPr>
+            <w:r>
+              <w:rPr>
+                <w:rFonts w:ascii="Times New Roman" w:cs="Times New Roman" w:eastAsia="Times New Roman" w:hAnsi="Times New Roman"/>
+                <w:sz w:val="20"/>
+                <w:szCs w:val="20"/>
+              </w:rPr>
+              <w:t xml:space="preserve">Jumlah paparan iklan</w:t>
+            </w:r>
+          </w:p>
+        </w:tc>
+      </w:tr>
+      <w:tr>
+        <w:tc>
+          <w:tcPr>
+            <w:tcW w:type="dxa" w:w="3200"/>
+          </w:tcPr>
+          <w:p>
+            <w:pPr>
+              <w:spacing w:line="276"/>
+            </w:pPr>
+            <w:r>
+              <w:rPr>
+                <w:rFonts w:ascii="Times New Roman" w:cs="Times New Roman" w:eastAsia="Times New Roman" w:hAnsi="Times New Roman"/>
+                <w:sz w:val="20"/>
+                <w:szCs w:val="20"/>
+              </w:rPr>
+              <w:t xml:space="preserve">Frekuensi</w:t>
+            </w:r>
+          </w:p>
+        </w:tc>
+        <w:tc>
+          <w:tcPr>
+            <w:tcW w:type="dxa" w:w="2200"/>
+          </w:tcPr>
+          <w:p>
+            <w:pPr>
+              <w:spacing w:line="276"/>
+            </w:pPr>
+            <w:r>
+              <w:rPr>
+                <w:rFonts w:ascii="Times New Roman" w:cs="Times New Roman" w:eastAsia="Times New Roman" w:hAnsi="Times New Roman"/>
+                <w:sz w:val="20"/>
+                <w:szCs w:val="20"/>
+              </w:rPr>
+              <w:t xml:space="preserve">3.63</w:t>
+            </w:r>
+          </w:p>
+        </w:tc>
+        <w:tc>
+          <w:tcPr>
+            <w:tcW w:type="dxa" w:w="3960"/>
+          </w:tcPr>
+          <w:p>
+            <w:pPr>
+              <w:spacing w:line="276"/>
+            </w:pPr>
+            <w:r>
+              <w:rPr>
+                <w:rFonts w:ascii="Times New Roman" w:cs="Times New Roman" w:eastAsia="Times New Roman" w:hAnsi="Times New Roman"/>
+                <w:sz w:val="20"/>
+                <w:szCs w:val="20"/>
+              </w:rPr>
+              <w:t xml:space="preserve">Purata paparan bagi setiap akaun dicapai</w:t>
+            </w:r>
+          </w:p>
+        </w:tc>
+      </w:tr>
+      <w:tr>
+        <w:tc>
+          <w:tcPr>
+            <w:tcW w:type="dxa" w:w="3200"/>
+          </w:tcPr>
+          <w:p>
+            <w:pPr>
+              <w:spacing w:line="276"/>
+            </w:pPr>
+            <w:r>
+              <w:rPr>
+                <w:rFonts w:ascii="Times New Roman" w:cs="Times New Roman" w:eastAsia="Times New Roman" w:hAnsi="Times New Roman"/>
+                <w:sz w:val="20"/>
+                <w:szCs w:val="20"/>
+              </w:rPr>
+              <w:t xml:space="preserve">Bilangan Prospek (Leads Form)</w:t>
+            </w:r>
+          </w:p>
+        </w:tc>
+        <w:tc>
+          <w:tcPr>
+            <w:tcW w:type="dxa" w:w="2200"/>
+          </w:tcPr>
+          <w:p>
+            <w:pPr>
+              <w:spacing w:line="276"/>
+            </w:pPr>
+            <w:r>
+              <w:rPr>
+                <w:rFonts w:ascii="Times New Roman" w:cs="Times New Roman" w:eastAsia="Times New Roman" w:hAnsi="Times New Roman"/>
+                <w:sz w:val="20"/>
+                <w:szCs w:val="20"/>
+              </w:rPr>
+              <w:t xml:space="preserve">1,848</w:t>
+            </w:r>
+          </w:p>
+        </w:tc>
+        <w:tc>
+          <w:tcPr>
+            <w:tcW w:type="dxa" w:w="3960"/>
+          </w:tcPr>
+          <w:p>
+            <w:pPr>
+              <w:spacing w:line="276"/>
+            </w:pPr>
+            <w:r>
+              <w:rPr>
+                <w:rFonts w:ascii="Times New Roman" w:cs="Times New Roman" w:eastAsia="Times New Roman" w:hAnsi="Times New Roman"/>
+                <w:sz w:val="20"/>
+                <w:szCs w:val="20"/>
+              </w:rPr>
+              <w:t xml:space="preserve">Prospek melalui borang Lead Generation</w:t>
+            </w:r>
+          </w:p>
+        </w:tc>
+      </w:tr>
+      <w:tr>
+        <w:tc>
+          <w:tcPr>
+            <w:tcW w:type="dxa" w:w="3200"/>
+          </w:tcPr>
+          <w:p>
+            <w:pPr>
+              <w:spacing w:line="276"/>
+            </w:pPr>
+            <w:r>
+              <w:rPr>
+                <w:rFonts w:ascii="Times New Roman" w:cs="Times New Roman" w:eastAsia="Times New Roman" w:hAnsi="Times New Roman"/>
+                <w:sz w:val="20"/>
+                <w:szCs w:val="20"/>
+              </w:rPr>
+              <w:t xml:space="preserve">Kos Per Prospek (CPL)</w:t>
+            </w:r>
+          </w:p>
+        </w:tc>
+        <w:tc>
+          <w:tcPr>
+            <w:tcW w:type="dxa" w:w="2200"/>
+          </w:tcPr>
+          <w:p>
+            <w:pPr>
+              <w:spacing w:line="276"/>
+            </w:pPr>
+            <w:r>
+              <w:rPr>
+                <w:rFonts w:ascii="Times New Roman" w:cs="Times New Roman" w:eastAsia="Times New Roman" w:hAnsi="Times New Roman"/>
+                <w:sz w:val="20"/>
+                <w:szCs w:val="20"/>
+              </w:rPr>
+              <w:t xml:space="preserve">RM4.84</w:t>
+            </w:r>
+          </w:p>
+        </w:tc>
+        <w:tc>
+          <w:tcPr>
+            <w:tcW w:type="dxa" w:w="3960"/>
+          </w:tcPr>
+          <w:p>
+            <w:pPr>
+              <w:spacing w:line="276"/>
+            </w:pPr>
+            <w:r>
+              <w:rPr>
+                <w:rFonts w:ascii="Times New Roman" w:cs="Times New Roman" w:eastAsia="Times New Roman" w:hAnsi="Times New Roman"/>
+                <w:sz w:val="20"/>
+                <w:szCs w:val="20"/>
+              </w:rPr>
+              <w:t xml:space="preserve">Perbelanjaan bahagi bilangan prospek</w:t>
+            </w:r>
+          </w:p>
+        </w:tc>
+      </w:tr>
+      <w:tr>
+        <w:tc>
+          <w:tcPr>
+            <w:tcW w:type="dxa" w:w="3200"/>
+          </w:tcPr>
+          <w:p>
+            <w:pPr>
+              <w:spacing w:line="276"/>
+            </w:pPr>
+            <w:r>
+              <w:rPr>
+                <w:rFonts w:ascii="Times New Roman" w:cs="Times New Roman" w:eastAsia="Times New Roman" w:hAnsi="Times New Roman"/>
+                <w:sz w:val="20"/>
+                <w:szCs w:val="20"/>
+              </w:rPr>
+              <w:t xml:space="preserve">Kos Per Seribu Tayangan (CPM)</w:t>
+            </w:r>
+          </w:p>
+        </w:tc>
+        <w:tc>
+          <w:tcPr>
+            <w:tcW w:type="dxa" w:w="2200"/>
+          </w:tcPr>
+          <w:p>
+            <w:pPr>
+              <w:spacing w:line="276"/>
+            </w:pPr>
+            <w:r>
+              <w:rPr>
+                <w:rFonts w:ascii="Times New Roman" w:cs="Times New Roman" w:eastAsia="Times New Roman" w:hAnsi="Times New Roman"/>
+                <w:sz w:val="20"/>
+                <w:szCs w:val="20"/>
+              </w:rPr>
+              <w:t xml:space="preserve">RM6.71</w:t>
+            </w:r>
+          </w:p>
+        </w:tc>
+        <w:tc>
+          <w:tcPr>
+            <w:tcW w:type="dxa" w:w="3960"/>
+          </w:tcPr>
+          <w:p>
+            <w:pPr>
+              <w:spacing w:line="276"/>
+            </w:pPr>
+            <w:r>
+              <w:rPr>
+                <w:rFonts w:ascii="Times New Roman" w:cs="Times New Roman" w:eastAsia="Times New Roman" w:hAnsi="Times New Roman"/>
+                <w:sz w:val="20"/>
+                <w:szCs w:val="20"/>
+              </w:rPr>
+              <w:t xml:space="preserve">Perbelanjaan bahagi tayangan, didarab 1,000</w:t>
+            </w:r>
+          </w:p>
+        </w:tc>
+      </w:tr>
+      <w:tr>
+        <w:tc>
+          <w:tcPr>
+            <w:tcW w:type="dxa" w:w="3200"/>
+          </w:tcPr>
+          <w:p>
+            <w:pPr>
+              <w:spacing w:line="276"/>
+            </w:pPr>
+            <w:r>
+              <w:rPr>
+                <w:rFonts w:ascii="Times New Roman" w:cs="Times New Roman" w:eastAsia="Times New Roman" w:hAnsi="Times New Roman"/>
+                <w:sz w:val="20"/>
+                <w:szCs w:val="20"/>
+              </w:rPr>
+              <w:t xml:space="preserve">Kadar Prospek Berbanding Jangkauan</w:t>
+            </w:r>
+          </w:p>
+        </w:tc>
+        <w:tc>
+          <w:tcPr>
+            <w:tcW w:type="dxa" w:w="2200"/>
+          </w:tcPr>
+          <w:p>
+            <w:pPr>
+              <w:spacing w:line="276"/>
+            </w:pPr>
+            <w:r>
+              <w:rPr>
+                <w:rFonts w:ascii="Times New Roman" w:cs="Times New Roman" w:eastAsia="Times New Roman" w:hAnsi="Times New Roman"/>
+                <w:sz w:val="20"/>
+                <w:szCs w:val="20"/>
+              </w:rPr>
+              <w:t xml:space="preserve">0.50%</w:t>
+            </w:r>
+          </w:p>
+        </w:tc>
+        <w:tc>
+          <w:tcPr>
+            <w:tcW w:type="dxa" w:w="3960"/>
+          </w:tcPr>
+          <w:p>
+            <w:pPr>
+              <w:spacing w:line="276"/>
+            </w:pPr>
+            <w:r>
+              <w:rPr>
+                <w:rFonts w:ascii="Times New Roman" w:cs="Times New Roman" w:eastAsia="Times New Roman" w:hAnsi="Times New Roman"/>
+                <w:sz w:val="20"/>
+                <w:szCs w:val="20"/>
+              </w:rPr>
+              <w:t xml:space="preserve">Prospek bahagi jangkauan</w:t>
+            </w:r>
+          </w:p>
+        </w:tc>
+      </w:tr>
+    </w:tbl>
+    <w:p>
+      <w:pPr>
+        <w:spacing w:line="360"/>
+      </w:pPr>
+      <w:r>
+        <w:rPr>
+          <w:rFonts w:ascii="Times New Roman" w:cs="Times New Roman" w:eastAsia="Times New Roman" w:hAnsi="Times New Roman"/>
+          <w:sz w:val="24"/>
+          <w:szCs w:val="24"/>
+        </w:rPr>
+        <w:t xml:space="preserve"/>
+      </w:r>
+    </w:p>
+    <w:p>
+      <w:pPr>
+        <w:spacing w:after="240" w:before="0" w:line="360" w:lineRule="auto"/>
+      </w:pPr>
+      <w:r>
+        <w:rPr>
+          <w:rFonts w:ascii="Times New Roman" w:cs="Times New Roman" w:eastAsia="Times New Roman" w:hAnsi="Times New Roman"/>
+          <w:sz w:val="24"/>
+          <w:szCs w:val="24"/>
+        </w:rPr>
+        <w:t xml:space="preserve">Kempen Meta Ads menjangkau 366,586 akaun unik dengan 1,332,527 tayangan, menghasilkan frekuensi purata 3.63 iaitu setiap individu yang dicapai melihat iklan institusi kira-kira tiga hingga empat kali sepanjang tempoh kempen. Daripada jangkauan tersebut, 1,848 individu mengisi borang Lead Generation, mewakili kadar penukaran 0.50% daripada jangkauan.</w:t>
+      </w:r>
+    </w:p>
+    <w:p>
+      <w:pPr>
+        <w:spacing w:line="360"/>
+      </w:pPr>
+      <w:r>
+        <w:rPr>
+          <w:rFonts w:ascii="Times New Roman" w:cs="Times New Roman" w:eastAsia="Times New Roman" w:hAnsi="Times New Roman"/>
+          <w:sz w:val="24"/>
+          <w:szCs w:val="24"/>
+        </w:rPr>
+        <w:t xml:space="preserve"/>
+      </w:r>
+    </w:p>
+    <w:p>
+      <w:pPr>
+        <w:spacing w:after="240" w:before="0" w:line="360" w:lineRule="auto"/>
+      </w:pPr>
+      <w:r>
+        <w:rPr>
+          <w:rFonts w:ascii="Times New Roman" w:cs="Times New Roman" w:eastAsia="Times New Roman" w:hAnsi="Times New Roman"/>
+          <w:sz w:val="24"/>
+          <w:szCs w:val="24"/>
+        </w:rPr>
+        <w:t xml:space="preserve">Kos Per Seribu Tayangan sebanyak RM6.71 menunjukkan kos penyampaian iklan yang munasabah bagi pasaran Malaysia. Digabungkan dengan Kos Per Prospek RM4.84, angka-angka ini membentuk asas penilaian kecekapan kempen yang dihuraikan dengan lebih terperinci dalam seksyen 3.8.</w:t>
+      </w:r>
+    </w:p>
+    <w:p>
+      <w:pPr>
+        <w:spacing w:line="360"/>
+      </w:pPr>
+      <w:r>
+        <w:rPr>
+          <w:rFonts w:ascii="Times New Roman" w:cs="Times New Roman" w:eastAsia="Times New Roman" w:hAnsi="Times New Roman"/>
+          <w:sz w:val="24"/>
+          <w:szCs w:val="24"/>
+        </w:rPr>
+        <w:t xml:space="preserve"/>
+      </w:r>
+    </w:p>
+    <w:p>
+      <w:pPr>
+        <w:spacing w:after="240" w:before="0" w:line="360" w:lineRule="auto"/>
+      </w:pPr>
+      <w:r>
+        <w:rPr>
+          <w:rFonts w:ascii="Times New Roman" w:cs="Times New Roman" w:eastAsia="Times New Roman" w:hAnsi="Times New Roman"/>
+          <w:sz w:val="24"/>
+          <w:szCs w:val="24"/>
+        </w:rPr>
+        <w:t xml:space="preserve">Dari segi corak bulanan, Meta Ads mencapai puncak pada April 2026 sebelum menurun ketara menjelang Jun 2026. Penurunan ini berlaku seiring dengan peningkatan peruntukan kepada TikTok Ads, mencerminkan keputusan pengagihan semula belanjawan berdasarkan prestasi saluran.</w:t>
+      </w:r>
+    </w:p>
+    <w:p>
+      <w:pPr>
+        <w:spacing w:line="360"/>
+      </w:pPr>
+      <w:r>
+        <w:rPr>
+          <w:rFonts w:ascii="Times New Roman" w:cs="Times New Roman" w:eastAsia="Times New Roman" w:hAnsi="Times New Roman"/>
+          <w:sz w:val="24"/>
+          <w:szCs w:val="24"/>
+        </w:rPr>
+        <w:t xml:space="preserve"/>
+      </w:r>
+    </w:p>
+    <w:p>
+      <w:pPr>
+        <w:spacing w:after="160" w:before="160" w:line="276"/>
+        <w:ind w:left="431" w:right="431"/>
+      </w:pPr>
+      <w:r>
+        <w:rPr>
+          <w:rFonts w:ascii="Times New Roman" w:cs="Times New Roman" w:eastAsia="Times New Roman" w:hAnsi="Times New Roman"/>
+          <w:b/>
+          <w:bCs/>
+          <w:color w:val="CC0000"/>
+          <w:sz w:val="22"/>
+          <w:szCs w:val="22"/>
+        </w:rPr>
+        <w:t xml:space="preserve">[ ⚠️  SCREENSHOT DIPERLUKAN: Lampiran D-2: Meta Ads Manager → Campaigns → Pilih semua kempen → Tukar tarikh ke Jan-Jun 2026 → Screenshot jadual dengan columns: Reach, Impressions, CTR, CPC, Leads, Cost Per Lead, Amount Spent ]</w:t>
+      </w:r>
+    </w:p>
+    <w:p>
+      <w:pPr>
+        <w:spacing w:after="120" w:before="360" w:line="360" w:lineRule="auto"/>
+      </w:pPr>
+      <w:r>
+        <w:rPr>
+          <w:rFonts w:ascii="Times New Roman" w:cs="Times New Roman" w:eastAsia="Times New Roman" w:hAnsi="Times New Roman"/>
+          <w:b/>
+          <w:bCs/>
+          <w:sz w:val="24"/>
+          <w:szCs w:val="24"/>
+          <w:u w:val="single"/>
+        </w:rPr>
+        <w:t xml:space="preserve">3.6  Analisis Carian Organik (Google Search Console)</w:t>
+      </w:r>
+    </w:p>
+    <w:p>
+      <w:pPr>
+        <w:spacing w:after="240" w:before="0" w:line="360" w:lineRule="auto"/>
+      </w:pPr>
+      <w:r>
+        <w:rPr>
+          <w:rFonts w:ascii="Times New Roman" w:cs="Times New Roman" w:eastAsia="Times New Roman" w:hAnsi="Times New Roman"/>
+          <w:b/>
+          <w:bCs/>
+          <w:sz w:val="24"/>
+          <w:szCs w:val="24"/>
+        </w:rPr>
+        <w:t xml:space="preserve">Jadual 3.6: Prestasi Carian Organik tvetlipis.my (Januari – Jun 2026)</w:t>
+      </w:r>
+    </w:p>
+    <w:p>
+      <w:pPr>
+        <w:spacing w:line="360"/>
+      </w:pPr>
+      <w:r>
+        <w:rPr>
+          <w:rFonts w:ascii="Times New Roman" w:cs="Times New Roman" w:eastAsia="Times New Roman" w:hAnsi="Times New Roman"/>
+          <w:sz w:val="24"/>
+          <w:szCs w:val="24"/>
+        </w:rPr>
+        <w:t xml:space="preserve"/>
+      </w:r>
+    </w:p>
+    <w:p>
+      <w:pPr>
+        <w:spacing w:after="240" w:before="0" w:line="360" w:lineRule="auto"/>
+      </w:pPr>
+      <w:r>
+        <w:rPr>
+          <w:rFonts w:ascii="Times New Roman" w:cs="Times New Roman" w:eastAsia="Times New Roman" w:hAnsi="Times New Roman"/>
+          <w:i/>
+          <w:iCs/>
+          <w:color w:val="666666"/>
+          <w:sz w:val="24"/>
+          <w:szCs w:val="24"/>
+        </w:rPr>
+        <w:t xml:space="preserve">Sumber: Google Search Console, tempoh 1 Januari hingga 30 Jun 2026.</w:t>
       </w:r>
     </w:p>
     <w:p>
@@ -9424,7 +9632,7 @@
                 <w:sz w:val="20"/>
                 <w:szCs w:val="20"/>
               </w:rPr>
-              <w:t xml:space="preserve">Metrik Meta Ads</w:t>
+              <w:t xml:space="preserve">Metrik Carian Organik</w:t>
             </w:r>
           </w:p>
         </w:tc>
@@ -9465,7 +9673,7 @@
                 <w:sz w:val="20"/>
                 <w:szCs w:val="20"/>
               </w:rPr>
-              <w:t xml:space="preserve">Jumlah Perbelanjaan Iklan (RM)</w:t>
+              <w:t xml:space="preserve">Jumlah Klik Organik ke tvetlipis.my</w:t>
             </w:r>
           </w:p>
         </w:tc>
@@ -9483,7 +9691,7 @@
                 <w:sz w:val="20"/>
                 <w:szCs w:val="20"/>
               </w:rPr>
-              <w:t xml:space="preserve">⚠️ ISI — cari dalam Ads Manager "Amount Spent"</w:t>
+              <w:t xml:space="preserve">329 klik</w:t>
             </w:r>
           </w:p>
         </w:tc>
@@ -9503,7 +9711,7 @@
                 <w:sz w:val="20"/>
                 <w:szCs w:val="20"/>
               </w:rPr>
-              <w:t xml:space="preserve">Jangkauan Iklan (Unik)</w:t>
+              <w:t xml:space="preserve">Klik daripada kata kunci berjenama (3 teratas)</w:t>
             </w:r>
           </w:p>
         </w:tc>
@@ -9521,7 +9729,7 @@
                 <w:sz w:val="20"/>
                 <w:szCs w:val="20"/>
               </w:rPr>
-              <w:t xml:space="preserve">⚠️ ISI — "Reach"</w:t>
+              <w:t xml:space="preserve">160 klik (48.6% daripada jumlah)</w:t>
             </w:r>
           </w:p>
         </w:tc>
@@ -9541,7 +9749,7 @@
                 <w:sz w:val="20"/>
                 <w:szCs w:val="20"/>
               </w:rPr>
-              <w:t xml:space="preserve">Tayangan Iklan</w:t>
+              <w:t xml:space="preserve">Tayangan bagi kata kunci berjenama (3 teratas)</w:t>
             </w:r>
           </w:p>
         </w:tc>
@@ -9559,159 +9767,7 @@
                 <w:sz w:val="20"/>
                 <w:szCs w:val="20"/>
               </w:rPr>
-              <w:t xml:space="preserve">⚠️ ISI — "Impressions"</w:t>
-            </w:r>
-          </w:p>
-        </w:tc>
-      </w:tr>
-      <w:tr>
-        <w:tc>
-          <w:tcPr>
-            <w:tcW w:type="dxa" w:w="5000"/>
-          </w:tcPr>
-          <w:p>
-            <w:pPr>
-              <w:spacing w:line="276"/>
-            </w:pPr>
-            <w:r>
-              <w:rPr>
-                <w:rFonts w:ascii="Times New Roman" w:cs="Times New Roman" w:eastAsia="Times New Roman" w:hAnsi="Times New Roman"/>
-                <w:sz w:val="20"/>
-                <w:szCs w:val="20"/>
-              </w:rPr>
-              <w:t xml:space="preserve">Kadar Klik Lalu / CTR (%)</w:t>
-            </w:r>
-          </w:p>
-        </w:tc>
-        <w:tc>
-          <w:tcPr>
-            <w:tcW w:type="dxa" w:w="4360"/>
-          </w:tcPr>
-          <w:p>
-            <w:pPr>
-              <w:spacing w:line="276"/>
-            </w:pPr>
-            <w:r>
-              <w:rPr>
-                <w:rFonts w:ascii="Times New Roman" w:cs="Times New Roman" w:eastAsia="Times New Roman" w:hAnsi="Times New Roman"/>
-                <w:sz w:val="20"/>
-                <w:szCs w:val="20"/>
-              </w:rPr>
-              <w:t xml:space="preserve">⚠️ ISI — "CTR (Link Click-Through Rate)"</w:t>
-            </w:r>
-          </w:p>
-        </w:tc>
-      </w:tr>
-      <w:tr>
-        <w:tc>
-          <w:tcPr>
-            <w:tcW w:type="dxa" w:w="5000"/>
-          </w:tcPr>
-          <w:p>
-            <w:pPr>
-              <w:spacing w:line="276"/>
-            </w:pPr>
-            <w:r>
-              <w:rPr>
-                <w:rFonts w:ascii="Times New Roman" w:cs="Times New Roman" w:eastAsia="Times New Roman" w:hAnsi="Times New Roman"/>
-                <w:sz w:val="20"/>
-                <w:szCs w:val="20"/>
-              </w:rPr>
-              <w:t xml:space="preserve">Kos Per Klik / CPC (RM)</w:t>
-            </w:r>
-          </w:p>
-        </w:tc>
-        <w:tc>
-          <w:tcPr>
-            <w:tcW w:type="dxa" w:w="4360"/>
-          </w:tcPr>
-          <w:p>
-            <w:pPr>
-              <w:spacing w:line="276"/>
-            </w:pPr>
-            <w:r>
-              <w:rPr>
-                <w:rFonts w:ascii="Times New Roman" w:cs="Times New Roman" w:eastAsia="Times New Roman" w:hAnsi="Times New Roman"/>
-                <w:sz w:val="20"/>
-                <w:szCs w:val="20"/>
-              </w:rPr>
-              <w:t xml:space="preserve">⚠️ ISI — "CPC (Cost Per Link Click)"</w:t>
-            </w:r>
-          </w:p>
-        </w:tc>
-      </w:tr>
-      <w:tr>
-        <w:tc>
-          <w:tcPr>
-            <w:tcW w:type="dxa" w:w="5000"/>
-          </w:tcPr>
-          <w:p>
-            <w:pPr>
-              <w:spacing w:line="276"/>
-            </w:pPr>
-            <w:r>
-              <w:rPr>
-                <w:rFonts w:ascii="Times New Roman" w:cs="Times New Roman" w:eastAsia="Times New Roman" w:hAnsi="Times New Roman"/>
-                <w:sz w:val="20"/>
-                <w:szCs w:val="20"/>
-              </w:rPr>
-              <w:t xml:space="preserve">Bilangan Prospek Dijana — Meta Ads</w:t>
-            </w:r>
-          </w:p>
-        </w:tc>
-        <w:tc>
-          <w:tcPr>
-            <w:tcW w:type="dxa" w:w="4360"/>
-          </w:tcPr>
-          <w:p>
-            <w:pPr>
-              <w:spacing w:line="276"/>
-            </w:pPr>
-            <w:r>
-              <w:rPr>
-                <w:rFonts w:ascii="Times New Roman" w:cs="Times New Roman" w:eastAsia="Times New Roman" w:hAnsi="Times New Roman"/>
-                <w:sz w:val="20"/>
-                <w:szCs w:val="20"/>
-              </w:rPr>
-              <w:t xml:space="preserve">2,336 prospek (borang Lead Generation)</w:t>
-            </w:r>
-          </w:p>
-        </w:tc>
-      </w:tr>
-      <w:tr>
-        <w:tc>
-          <w:tcPr>
-            <w:tcW w:type="dxa" w:w="5000"/>
-          </w:tcPr>
-          <w:p>
-            <w:pPr>
-              <w:spacing w:line="276"/>
-            </w:pPr>
-            <w:r>
-              <w:rPr>
-                <w:rFonts w:ascii="Times New Roman" w:cs="Times New Roman" w:eastAsia="Times New Roman" w:hAnsi="Times New Roman"/>
-                <w:sz w:val="20"/>
-                <w:szCs w:val="20"/>
-              </w:rPr>
-              <w:t xml:space="preserve">Kos Per Prospek / CPL (RM)</w:t>
-            </w:r>
-          </w:p>
-        </w:tc>
-        <w:tc>
-          <w:tcPr>
-            <w:tcW w:type="dxa" w:w="4360"/>
-          </w:tcPr>
-          <w:p>
-            <w:pPr>
-              <w:spacing w:line="276"/>
-            </w:pPr>
-            <w:r>
-              <w:rPr>
-                <w:rFonts w:ascii="Times New Roman" w:cs="Times New Roman" w:eastAsia="Times New Roman" w:hAnsi="Times New Roman"/>
-                <w:sz w:val="20"/>
-                <w:szCs w:val="20"/>
-              </w:rPr>
-              <w:t xml:space="preserve">⚠️ ISI — kirakan: Jumlah Perbelanjaan ÷ 2,336 prospek</w:t>
+              <w:t xml:space="preserve">1,100 tayangan</w:t>
             </w:r>
           </w:p>
         </w:tc>
@@ -9737,117 +9793,12 @@
       <w:r>
         <w:rPr>
           <w:rFonts w:ascii="Times New Roman" w:cs="Times New Roman" w:eastAsia="Times New Roman" w:hAnsi="Times New Roman"/>
-          <w:sz w:val="24"/>
-          <w:szCs w:val="24"/>
-        </w:rPr>
-        <w:t xml:space="preserve">Meta Ads menghasilkan 2,336 prospek (67.3% daripada keseluruhan prospek kempen) melalui borang Lead Generation dalam talian. Kempen mencapai puncak pada bulan April 2026 dengan 798 prospek sebulan sebelum menurun ketara kepada hanya 56 prospek pada Jun 2026. Penurunan ini berlaku bertepatan dengan pertumbuhan mendadak TikTok Ads, mencadangkan kemungkinan pengurangan belanjawan Meta Ads untuk menambah peruntukan kepada TikTok.</w:t>
-      </w:r>
-    </w:p>
-    <w:p>
-      <w:pPr>
-        <w:spacing w:line="360"/>
-      </w:pPr>
-      <w:r>
-        <w:rPr>
-          <w:rFonts w:ascii="Times New Roman" w:cs="Times New Roman" w:eastAsia="Times New Roman" w:hAnsi="Times New Roman"/>
-          <w:sz w:val="24"/>
-          <w:szCs w:val="24"/>
-        </w:rPr>
-        <w:t xml:space="preserve"/>
-      </w:r>
-    </w:p>
-    <w:p>
-      <w:pPr>
-        <w:spacing w:after="160" w:before="160" w:line="276"/>
-        <w:ind w:left="431" w:right="431"/>
-      </w:pPr>
-      <w:r>
-        <w:rPr>
-          <w:rFonts w:ascii="Times New Roman" w:cs="Times New Roman" w:eastAsia="Times New Roman" w:hAnsi="Times New Roman"/>
           <w:b/>
           <w:bCs/>
-          <w:color w:val="CC0000"/>
-          <w:sz w:val="22"/>
-          <w:szCs w:val="22"/>
-        </w:rPr>
-        <w:t xml:space="preserve">[ ⚠️  SCREENSHOT DIPERLUKAN: Lampiran D-2: Meta Ads Manager → Campaigns → Pilih semua kempen → Tukar tarikh ke Jan-Jun 2026 → Screenshot jadual dengan columns: Reach, Impressions, CTR, CPC, Leads, Cost Per Lead, Amount Spent ]</w:t>
-      </w:r>
-    </w:p>
-    <w:p>
-      <w:pPr>
-        <w:spacing w:after="160" w:before="160" w:line="276"/>
-        <w:ind w:left="431" w:right="431"/>
-      </w:pPr>
-      <w:r>
-        <w:rPr>
-          <w:rFonts w:ascii="Times New Roman" w:cs="Times New Roman" w:eastAsia="Times New Roman" w:hAnsi="Times New Roman"/>
-          <w:b/>
-          <w:bCs/>
-          <w:color w:val="CC0000"/>
-          <w:sz w:val="22"/>
-          <w:szCs w:val="22"/>
-        </w:rPr>
-        <w:t xml:space="preserve">[ ⚠️  SCREENSHOT DIPERLUKAN: Lampiran D-3: Meta Ads Manager → Ads (peringkat iklan) → Screenshot 3 iklan dengan CTR tertinggi dan 2 iklan dengan CTR terendah ]</w:t>
-      </w:r>
-    </w:p>
-    <w:p>
-      <w:pPr>
-        <w:spacing w:after="120" w:before="360" w:line="360" w:lineRule="auto"/>
-      </w:pPr>
-      <w:r>
-        <w:rPr>
-          <w:rFonts w:ascii="Times New Roman" w:cs="Times New Roman" w:eastAsia="Times New Roman" w:hAnsi="Times New Roman"/>
-          <w:b/>
-          <w:bCs/>
-          <w:sz w:val="24"/>
-          <w:szCs w:val="24"/>
-          <w:u w:val="single"/>
-        </w:rPr>
-        <w:t xml:space="preserve">3.6  Analisis Carian Organik (Google Search Console)</w:t>
-      </w:r>
-    </w:p>
-    <w:p>
-      <w:pPr>
-        <w:spacing w:after="240" w:before="0" w:line="360" w:lineRule="auto"/>
-      </w:pPr>
-      <w:r>
-        <w:rPr>
-          <w:rFonts w:ascii="Times New Roman" w:cs="Times New Roman" w:eastAsia="Times New Roman" w:hAnsi="Times New Roman"/>
-          <w:b/>
-          <w:bCs/>
-          <w:sz w:val="24"/>
-          <w:szCs w:val="24"/>
-        </w:rPr>
-        <w:t xml:space="preserve">Jadual 3.6: Prestasi Carian Organik tvetlipis.my (Januari – Jun 2026)</w:t>
-      </w:r>
-    </w:p>
-    <w:p>
-      <w:pPr>
-        <w:spacing w:line="360"/>
-      </w:pPr>
-      <w:r>
-        <w:rPr>
-          <w:rFonts w:ascii="Times New Roman" w:cs="Times New Roman" w:eastAsia="Times New Roman" w:hAnsi="Times New Roman"/>
-          <w:sz w:val="24"/>
-          <w:szCs w:val="24"/>
-        </w:rPr>
-        <w:t xml:space="preserve"/>
-      </w:r>
-    </w:p>
-    <w:p>
-      <w:pPr>
-        <w:spacing w:after="240" w:before="0" w:line="360" w:lineRule="auto"/>
-      </w:pPr>
-      <w:r>
-        <w:rPr>
-          <w:rFonts w:ascii="Times New Roman" w:cs="Times New Roman" w:eastAsia="Times New Roman" w:hAnsi="Times New Roman"/>
-          <w:i/>
-          <w:iCs/>
-          <w:color w:val="666666"/>
-          <w:sz w:val="24"/>
-          <w:szCs w:val="24"/>
-        </w:rPr>
-        <w:t xml:space="preserve">Cara mendapatkan data ini: Buka Google Search Console → Performance → Search Results → Tukar tarikh ke Jan 1 – Jun 30, 2026.</w:t>
+          <w:sz w:val="24"/>
+          <w:szCs w:val="24"/>
+        </w:rPr>
+        <w:t xml:space="preserve">Jadual 3.7: Kata Kunci Carian Teratas (Google Search Console)</w:t>
       </w:r>
     </w:p>
     <w:p>
@@ -9876,13 +9827,16 @@
         </w:tblBorders>
       </w:tblPr>
       <w:tblGrid>
-        <w:gridCol w:w="5000"/>
-        <w:gridCol w:w="4360"/>
+        <w:gridCol w:w="3400"/>
+        <w:gridCol w:w="1100"/>
+        <w:gridCol w:w="1400"/>
+        <w:gridCol w:w="1200"/>
+        <w:gridCol w:w="2260"/>
       </w:tblGrid>
       <w:tr>
         <w:tc>
           <w:tcPr>
-            <w:tcW w:type="dxa" w:w="5000"/>
+            <w:tcW w:type="dxa" w:w="3400"/>
             <w:shd w:fill="D9D9D9" w:color="D9D9D9" w:val="clear"/>
           </w:tcPr>
           <w:p>
@@ -9897,13 +9851,13 @@
                 <w:sz w:val="20"/>
                 <w:szCs w:val="20"/>
               </w:rPr>
-              <w:t xml:space="preserve">Metrik Carian Organik</w:t>
-            </w:r>
-          </w:p>
-        </w:tc>
-        <w:tc>
-          <w:tcPr>
-            <w:tcW w:type="dxa" w:w="4360"/>
+              <w:t xml:space="preserve">Kata Kunci</w:t>
+            </w:r>
+          </w:p>
+        </w:tc>
+        <w:tc>
+          <w:tcPr>
+            <w:tcW w:type="dxa" w:w="1100"/>
             <w:shd w:fill="D9D9D9" w:color="D9D9D9" w:val="clear"/>
           </w:tcPr>
           <w:p>
@@ -9918,7 +9872,70 @@
                 <w:sz w:val="20"/>
                 <w:szCs w:val="20"/>
               </w:rPr>
-              <w:t xml:space="preserve">Nilai</w:t>
+              <w:t xml:space="preserve">Klik</w:t>
+            </w:r>
+          </w:p>
+        </w:tc>
+        <w:tc>
+          <w:tcPr>
+            <w:tcW w:type="dxa" w:w="1400"/>
+            <w:shd w:fill="D9D9D9" w:color="D9D9D9" w:val="clear"/>
+          </w:tcPr>
+          <w:p>
+            <w:pPr>
+              <w:spacing w:line="276"/>
+            </w:pPr>
+            <w:r>
+              <w:rPr>
+                <w:rFonts w:ascii="Times New Roman" w:cs="Times New Roman" w:eastAsia="Times New Roman" w:hAnsi="Times New Roman"/>
+                <w:b/>
+                <w:bCs/>
+                <w:sz w:val="20"/>
+                <w:szCs w:val="20"/>
+              </w:rPr>
+              <w:t xml:space="preserve">Tayangan</w:t>
+            </w:r>
+          </w:p>
+        </w:tc>
+        <w:tc>
+          <w:tcPr>
+            <w:tcW w:type="dxa" w:w="1200"/>
+            <w:shd w:fill="D9D9D9" w:color="D9D9D9" w:val="clear"/>
+          </w:tcPr>
+          <w:p>
+            <w:pPr>
+              <w:spacing w:line="276"/>
+            </w:pPr>
+            <w:r>
+              <w:rPr>
+                <w:rFonts w:ascii="Times New Roman" w:cs="Times New Roman" w:eastAsia="Times New Roman" w:hAnsi="Times New Roman"/>
+                <w:b/>
+                <w:bCs/>
+                <w:sz w:val="20"/>
+                <w:szCs w:val="20"/>
+              </w:rPr>
+              <w:t xml:space="preserve">CTR (%)</w:t>
+            </w:r>
+          </w:p>
+        </w:tc>
+        <w:tc>
+          <w:tcPr>
+            <w:tcW w:type="dxa" w:w="2260"/>
+            <w:shd w:fill="D9D9D9" w:color="D9D9D9" w:val="clear"/>
+          </w:tcPr>
+          <w:p>
+            <w:pPr>
+              <w:spacing w:line="276"/>
+            </w:pPr>
+            <w:r>
+              <w:rPr>
+                <w:rFonts w:ascii="Times New Roman" w:cs="Times New Roman" w:eastAsia="Times New Roman" w:hAnsi="Times New Roman"/>
+                <w:b/>
+                <w:bCs/>
+                <w:sz w:val="20"/>
+                <w:szCs w:val="20"/>
+              </w:rPr>
+              <w:t xml:space="preserve">Jenis Kata Kunci</w:t>
             </w:r>
           </w:p>
         </w:tc>
@@ -9926,37 +9943,91 @@
       <w:tr>
         <w:tc>
           <w:tcPr>
-            <w:tcW w:type="dxa" w:w="5000"/>
-          </w:tcPr>
-          <w:p>
-            <w:pPr>
-              <w:spacing w:line="276"/>
-            </w:pPr>
-            <w:r>
-              <w:rPr>
-                <w:rFonts w:ascii="Times New Roman" w:cs="Times New Roman" w:eastAsia="Times New Roman" w:hAnsi="Times New Roman"/>
-                <w:sz w:val="20"/>
-                <w:szCs w:val="20"/>
-              </w:rPr>
-              <w:t xml:space="preserve">Jumlah Klik Organik</w:t>
-            </w:r>
-          </w:p>
-        </w:tc>
-        <w:tc>
-          <w:tcPr>
-            <w:tcW w:type="dxa" w:w="4360"/>
-          </w:tcPr>
-          <w:p>
-            <w:pPr>
-              <w:spacing w:line="276"/>
-            </w:pPr>
-            <w:r>
-              <w:rPr>
-                <w:rFonts w:ascii="Times New Roman" w:cs="Times New Roman" w:eastAsia="Times New Roman" w:hAnsi="Times New Roman"/>
-                <w:sz w:val="20"/>
-                <w:szCs w:val="20"/>
-              </w:rPr>
-              <w:t xml:space="preserve">329 klik</w:t>
+            <w:tcW w:type="dxa" w:w="3400"/>
+          </w:tcPr>
+          <w:p>
+            <w:pPr>
+              <w:spacing w:line="276"/>
+            </w:pPr>
+            <w:r>
+              <w:rPr>
+                <w:rFonts w:ascii="Times New Roman" w:cs="Times New Roman" w:eastAsia="Times New Roman" w:hAnsi="Times New Roman"/>
+                <w:sz w:val="20"/>
+                <w:szCs w:val="20"/>
+              </w:rPr>
+              <w:t xml:space="preserve">tvet lipis</w:t>
+            </w:r>
+          </w:p>
+        </w:tc>
+        <w:tc>
+          <w:tcPr>
+            <w:tcW w:type="dxa" w:w="1100"/>
+          </w:tcPr>
+          <w:p>
+            <w:pPr>
+              <w:spacing w:line="276"/>
+            </w:pPr>
+            <w:r>
+              <w:rPr>
+                <w:rFonts w:ascii="Times New Roman" w:cs="Times New Roman" w:eastAsia="Times New Roman" w:hAnsi="Times New Roman"/>
+                <w:sz w:val="20"/>
+                <w:szCs w:val="20"/>
+              </w:rPr>
+              <w:t xml:space="preserve">120</w:t>
+            </w:r>
+          </w:p>
+        </w:tc>
+        <w:tc>
+          <w:tcPr>
+            <w:tcW w:type="dxa" w:w="1400"/>
+          </w:tcPr>
+          <w:p>
+            <w:pPr>
+              <w:spacing w:line="276"/>
+            </w:pPr>
+            <w:r>
+              <w:rPr>
+                <w:rFonts w:ascii="Times New Roman" w:cs="Times New Roman" w:eastAsia="Times New Roman" w:hAnsi="Times New Roman"/>
+                <w:sz w:val="20"/>
+                <w:szCs w:val="20"/>
+              </w:rPr>
+              <w:t xml:space="preserve">603</w:t>
+            </w:r>
+          </w:p>
+        </w:tc>
+        <w:tc>
+          <w:tcPr>
+            <w:tcW w:type="dxa" w:w="1200"/>
+          </w:tcPr>
+          <w:p>
+            <w:pPr>
+              <w:spacing w:line="276"/>
+            </w:pPr>
+            <w:r>
+              <w:rPr>
+                <w:rFonts w:ascii="Times New Roman" w:cs="Times New Roman" w:eastAsia="Times New Roman" w:hAnsi="Times New Roman"/>
+                <w:sz w:val="20"/>
+                <w:szCs w:val="20"/>
+              </w:rPr>
+              <w:t xml:space="preserve">19.9</w:t>
+            </w:r>
+          </w:p>
+        </w:tc>
+        <w:tc>
+          <w:tcPr>
+            <w:tcW w:type="dxa" w:w="2260"/>
+          </w:tcPr>
+          <w:p>
+            <w:pPr>
+              <w:spacing w:line="276"/>
+            </w:pPr>
+            <w:r>
+              <w:rPr>
+                <w:rFonts w:ascii="Times New Roman" w:cs="Times New Roman" w:eastAsia="Times New Roman" w:hAnsi="Times New Roman"/>
+                <w:sz w:val="20"/>
+                <w:szCs w:val="20"/>
+              </w:rPr>
+              <w:t xml:space="preserve">Berjenama</w:t>
             </w:r>
           </w:p>
         </w:tc>
@@ -9964,37 +10035,91 @@
       <w:tr>
         <w:tc>
           <w:tcPr>
-            <w:tcW w:type="dxa" w:w="5000"/>
-          </w:tcPr>
-          <w:p>
-            <w:pPr>
-              <w:spacing w:line="276"/>
-            </w:pPr>
-            <w:r>
-              <w:rPr>
-                <w:rFonts w:ascii="Times New Roman" w:cs="Times New Roman" w:eastAsia="Times New Roman" w:hAnsi="Times New Roman"/>
-                <w:sz w:val="20"/>
-                <w:szCs w:val="20"/>
-              </w:rPr>
-              <w:t xml:space="preserve">Jumlah Tayangan</w:t>
-            </w:r>
-          </w:p>
-        </w:tc>
-        <w:tc>
-          <w:tcPr>
-            <w:tcW w:type="dxa" w:w="4360"/>
-          </w:tcPr>
-          <w:p>
-            <w:pPr>
-              <w:spacing w:line="276"/>
-            </w:pPr>
-            <w:r>
-              <w:rPr>
-                <w:rFonts w:ascii="Times New Roman" w:cs="Times New Roman" w:eastAsia="Times New Roman" w:hAnsi="Times New Roman"/>
-                <w:sz w:val="20"/>
-                <w:szCs w:val="20"/>
-              </w:rPr>
-              <w:t xml:space="preserve">⚠️ ISI — lihat "Total impressions" di Search Console</w:t>
+            <w:tcW w:type="dxa" w:w="3400"/>
+          </w:tcPr>
+          <w:p>
+            <w:pPr>
+              <w:spacing w:line="276"/>
+            </w:pPr>
+            <w:r>
+              <w:rPr>
+                <w:rFonts w:ascii="Times New Roman" w:cs="Times New Roman" w:eastAsia="Times New Roman" w:hAnsi="Times New Roman"/>
+                <w:sz w:val="20"/>
+                <w:szCs w:val="20"/>
+              </w:rPr>
+              <w:t xml:space="preserve">tvet kuala lipis</w:t>
+            </w:r>
+          </w:p>
+        </w:tc>
+        <w:tc>
+          <w:tcPr>
+            <w:tcW w:type="dxa" w:w="1100"/>
+          </w:tcPr>
+          <w:p>
+            <w:pPr>
+              <w:spacing w:line="276"/>
+            </w:pPr>
+            <w:r>
+              <w:rPr>
+                <w:rFonts w:ascii="Times New Roman" w:cs="Times New Roman" w:eastAsia="Times New Roman" w:hAnsi="Times New Roman"/>
+                <w:sz w:val="20"/>
+                <w:szCs w:val="20"/>
+              </w:rPr>
+              <w:t xml:space="preserve">22</w:t>
+            </w:r>
+          </w:p>
+        </w:tc>
+        <w:tc>
+          <w:tcPr>
+            <w:tcW w:type="dxa" w:w="1400"/>
+          </w:tcPr>
+          <w:p>
+            <w:pPr>
+              <w:spacing w:line="276"/>
+            </w:pPr>
+            <w:r>
+              <w:rPr>
+                <w:rFonts w:ascii="Times New Roman" w:cs="Times New Roman" w:eastAsia="Times New Roman" w:hAnsi="Times New Roman"/>
+                <w:sz w:val="20"/>
+                <w:szCs w:val="20"/>
+              </w:rPr>
+              <w:t xml:space="preserve">173</w:t>
+            </w:r>
+          </w:p>
+        </w:tc>
+        <w:tc>
+          <w:tcPr>
+            <w:tcW w:type="dxa" w:w="1200"/>
+          </w:tcPr>
+          <w:p>
+            <w:pPr>
+              <w:spacing w:line="276"/>
+            </w:pPr>
+            <w:r>
+              <w:rPr>
+                <w:rFonts w:ascii="Times New Roman" w:cs="Times New Roman" w:eastAsia="Times New Roman" w:hAnsi="Times New Roman"/>
+                <w:sz w:val="20"/>
+                <w:szCs w:val="20"/>
+              </w:rPr>
+              <w:t xml:space="preserve">12.7</w:t>
+            </w:r>
+          </w:p>
+        </w:tc>
+        <w:tc>
+          <w:tcPr>
+            <w:tcW w:type="dxa" w:w="2260"/>
+          </w:tcPr>
+          <w:p>
+            <w:pPr>
+              <w:spacing w:line="276"/>
+            </w:pPr>
+            <w:r>
+              <w:rPr>
+                <w:rFonts w:ascii="Times New Roman" w:cs="Times New Roman" w:eastAsia="Times New Roman" w:hAnsi="Times New Roman"/>
+                <w:sz w:val="20"/>
+                <w:szCs w:val="20"/>
+              </w:rPr>
+              <w:t xml:space="preserve">Berjenama</w:t>
             </w:r>
           </w:p>
         </w:tc>
@@ -10002,37 +10127,91 @@
       <w:tr>
         <w:tc>
           <w:tcPr>
-            <w:tcW w:type="dxa" w:w="5000"/>
-          </w:tcPr>
-          <w:p>
-            <w:pPr>
-              <w:spacing w:line="276"/>
-            </w:pPr>
-            <w:r>
-              <w:rPr>
-                <w:rFonts w:ascii="Times New Roman" w:cs="Times New Roman" w:eastAsia="Times New Roman" w:hAnsi="Times New Roman"/>
-                <w:sz w:val="20"/>
-                <w:szCs w:val="20"/>
-              </w:rPr>
-              <w:t xml:space="preserve">Kadar Klik Lalu (CTR) Purata (%)</w:t>
-            </w:r>
-          </w:p>
-        </w:tc>
-        <w:tc>
-          <w:tcPr>
-            <w:tcW w:type="dxa" w:w="4360"/>
-          </w:tcPr>
-          <w:p>
-            <w:pPr>
-              <w:spacing w:line="276"/>
-            </w:pPr>
-            <w:r>
-              <w:rPr>
-                <w:rFonts w:ascii="Times New Roman" w:cs="Times New Roman" w:eastAsia="Times New Roman" w:hAnsi="Times New Roman"/>
-                <w:sz w:val="20"/>
-                <w:szCs w:val="20"/>
-              </w:rPr>
-              <w:t xml:space="preserve">⚠️ ISI — lihat "Average CTR"</w:t>
+            <w:tcW w:type="dxa" w:w="3400"/>
+          </w:tcPr>
+          <w:p>
+            <w:pPr>
+              <w:spacing w:line="276"/>
+            </w:pPr>
+            <w:r>
+              <w:rPr>
+                <w:rFonts w:ascii="Times New Roman" w:cs="Times New Roman" w:eastAsia="Times New Roman" w:hAnsi="Times New Roman"/>
+                <w:sz w:val="20"/>
+                <w:szCs w:val="20"/>
+              </w:rPr>
+              <w:t xml:space="preserve">kolej islam antarabangsa kuala lipis</w:t>
+            </w:r>
+          </w:p>
+        </w:tc>
+        <w:tc>
+          <w:tcPr>
+            <w:tcW w:type="dxa" w:w="1100"/>
+          </w:tcPr>
+          <w:p>
+            <w:pPr>
+              <w:spacing w:line="276"/>
+            </w:pPr>
+            <w:r>
+              <w:rPr>
+                <w:rFonts w:ascii="Times New Roman" w:cs="Times New Roman" w:eastAsia="Times New Roman" w:hAnsi="Times New Roman"/>
+                <w:sz w:val="20"/>
+                <w:szCs w:val="20"/>
+              </w:rPr>
+              <w:t xml:space="preserve">18</w:t>
+            </w:r>
+          </w:p>
+        </w:tc>
+        <w:tc>
+          <w:tcPr>
+            <w:tcW w:type="dxa" w:w="1400"/>
+          </w:tcPr>
+          <w:p>
+            <w:pPr>
+              <w:spacing w:line="276"/>
+            </w:pPr>
+            <w:r>
+              <w:rPr>
+                <w:rFonts w:ascii="Times New Roman" w:cs="Times New Roman" w:eastAsia="Times New Roman" w:hAnsi="Times New Roman"/>
+                <w:sz w:val="20"/>
+                <w:szCs w:val="20"/>
+              </w:rPr>
+              <w:t xml:space="preserve">324</w:t>
+            </w:r>
+          </w:p>
+        </w:tc>
+        <w:tc>
+          <w:tcPr>
+            <w:tcW w:type="dxa" w:w="1200"/>
+          </w:tcPr>
+          <w:p>
+            <w:pPr>
+              <w:spacing w:line="276"/>
+            </w:pPr>
+            <w:r>
+              <w:rPr>
+                <w:rFonts w:ascii="Times New Roman" w:cs="Times New Roman" w:eastAsia="Times New Roman" w:hAnsi="Times New Roman"/>
+                <w:sz w:val="20"/>
+                <w:szCs w:val="20"/>
+              </w:rPr>
+              <w:t xml:space="preserve">5.6</w:t>
+            </w:r>
+          </w:p>
+        </w:tc>
+        <w:tc>
+          <w:tcPr>
+            <w:tcW w:type="dxa" w:w="2260"/>
+          </w:tcPr>
+          <w:p>
+            <w:pPr>
+              <w:spacing w:line="276"/>
+            </w:pPr>
+            <w:r>
+              <w:rPr>
+                <w:rFonts w:ascii="Times New Roman" w:cs="Times New Roman" w:eastAsia="Times New Roman" w:hAnsi="Times New Roman"/>
+                <w:sz w:val="20"/>
+                <w:szCs w:val="20"/>
+              </w:rPr>
+              <w:t xml:space="preserve">Berjenama (nama rasmi)</w:t>
             </w:r>
           </w:p>
         </w:tc>
@@ -10040,37 +10219,91 @@
       <w:tr>
         <w:tc>
           <w:tcPr>
-            <w:tcW w:type="dxa" w:w="5000"/>
-          </w:tcPr>
-          <w:p>
-            <w:pPr>
-              <w:spacing w:line="276"/>
-            </w:pPr>
-            <w:r>
-              <w:rPr>
-                <w:rFonts w:ascii="Times New Roman" w:cs="Times New Roman" w:eastAsia="Times New Roman" w:hAnsi="Times New Roman"/>
-                <w:sz w:val="20"/>
-                <w:szCs w:val="20"/>
-              </w:rPr>
-              <w:t xml:space="preserve">Kedudukan Purata</w:t>
-            </w:r>
-          </w:p>
-        </w:tc>
-        <w:tc>
-          <w:tcPr>
-            <w:tcW w:type="dxa" w:w="4360"/>
-          </w:tcPr>
-          <w:p>
-            <w:pPr>
-              <w:spacing w:line="276"/>
-            </w:pPr>
-            <w:r>
-              <w:rPr>
-                <w:rFonts w:ascii="Times New Roman" w:cs="Times New Roman" w:eastAsia="Times New Roman" w:hAnsi="Times New Roman"/>
-                <w:sz w:val="20"/>
-                <w:szCs w:val="20"/>
-              </w:rPr>
-              <w:t xml:space="preserve">⚠️ ISI — lihat "Average position"</w:t>
+            <w:tcW w:type="dxa" w:w="3400"/>
+          </w:tcPr>
+          <w:p>
+            <w:pPr>
+              <w:spacing w:line="276"/>
+            </w:pPr>
+            <w:r>
+              <w:rPr>
+                <w:rFonts w:ascii="Times New Roman" w:cs="Times New Roman" w:eastAsia="Times New Roman" w:hAnsi="Times New Roman"/>
+                <w:sz w:val="20"/>
+                <w:szCs w:val="20"/>
+              </w:rPr>
+              <w:t xml:space="preserve">JUMLAH</w:t>
+            </w:r>
+          </w:p>
+        </w:tc>
+        <w:tc>
+          <w:tcPr>
+            <w:tcW w:type="dxa" w:w="1100"/>
+          </w:tcPr>
+          <w:p>
+            <w:pPr>
+              <w:spacing w:line="276"/>
+            </w:pPr>
+            <w:r>
+              <w:rPr>
+                <w:rFonts w:ascii="Times New Roman" w:cs="Times New Roman" w:eastAsia="Times New Roman" w:hAnsi="Times New Roman"/>
+                <w:sz w:val="20"/>
+                <w:szCs w:val="20"/>
+              </w:rPr>
+              <w:t xml:space="preserve">160</w:t>
+            </w:r>
+          </w:p>
+        </w:tc>
+        <w:tc>
+          <w:tcPr>
+            <w:tcW w:type="dxa" w:w="1400"/>
+          </w:tcPr>
+          <w:p>
+            <w:pPr>
+              <w:spacing w:line="276"/>
+            </w:pPr>
+            <w:r>
+              <w:rPr>
+                <w:rFonts w:ascii="Times New Roman" w:cs="Times New Roman" w:eastAsia="Times New Roman" w:hAnsi="Times New Roman"/>
+                <w:sz w:val="20"/>
+                <w:szCs w:val="20"/>
+              </w:rPr>
+              <w:t xml:space="preserve">1,100</w:t>
+            </w:r>
+          </w:p>
+        </w:tc>
+        <w:tc>
+          <w:tcPr>
+            <w:tcW w:type="dxa" w:w="1200"/>
+          </w:tcPr>
+          <w:p>
+            <w:pPr>
+              <w:spacing w:line="276"/>
+            </w:pPr>
+            <w:r>
+              <w:rPr>
+                <w:rFonts w:ascii="Times New Roman" w:cs="Times New Roman" w:eastAsia="Times New Roman" w:hAnsi="Times New Roman"/>
+                <w:sz w:val="20"/>
+                <w:szCs w:val="20"/>
+              </w:rPr>
+              <w:t xml:space="preserve">14.5</w:t>
+            </w:r>
+          </w:p>
+        </w:tc>
+        <w:tc>
+          <w:tcPr>
+            <w:tcW w:type="dxa" w:w="2260"/>
+          </w:tcPr>
+          <w:p>
+            <w:pPr>
+              <w:spacing w:line="276"/>
+            </w:pPr>
+            <w:r>
+              <w:rPr>
+                <w:rFonts w:ascii="Times New Roman" w:cs="Times New Roman" w:eastAsia="Times New Roman" w:hAnsi="Times New Roman"/>
+                <w:sz w:val="20"/>
+                <w:szCs w:val="20"/>
+              </w:rPr>
+              <w:t xml:space="preserve">—</w:t>
             </w:r>
           </w:p>
         </w:tc>
@@ -10096,638 +10329,36 @@
       <w:r>
         <w:rPr>
           <w:rFonts w:ascii="Times New Roman" w:cs="Times New Roman" w:eastAsia="Times New Roman" w:hAnsi="Times New Roman"/>
-          <w:b/>
-          <w:bCs/>
-          <w:sz w:val="24"/>
-          <w:szCs w:val="24"/>
-        </w:rPr>
-        <w:t xml:space="preserve">Jadual 3.7: 5 Kata Kunci Teratas (Google Search Console)</w:t>
-      </w:r>
-    </w:p>
-    <w:p>
-      <w:pPr>
-        <w:spacing w:line="360"/>
-      </w:pPr>
-      <w:r>
-        <w:rPr>
-          <w:rFonts w:ascii="Times New Roman" w:cs="Times New Roman" w:eastAsia="Times New Roman" w:hAnsi="Times New Roman"/>
-          <w:sz w:val="24"/>
-          <w:szCs w:val="24"/>
-        </w:rPr>
-        <w:t xml:space="preserve"/>
-      </w:r>
-    </w:p>
-    <w:tbl>
-      <w:tblPr>
-        <w:tblW w:type="dxa" w:w="9360"/>
-        <w:tblBorders>
-          <w:top w:val="single" w:color="auto" w:sz="4"/>
-          <w:left w:val="single" w:color="auto" w:sz="4"/>
-          <w:bottom w:val="single" w:color="auto" w:sz="4"/>
-          <w:right w:val="single" w:color="auto" w:sz="4"/>
-          <w:insideH w:val="single" w:color="auto" w:sz="4"/>
-          <w:insideV w:val="single" w:color="auto" w:sz="4"/>
-        </w:tblBorders>
-      </w:tblPr>
-      <w:tblGrid>
-        <w:gridCol w:w="3000"/>
-        <w:gridCol w:w="1200"/>
-        <w:gridCol w:w="1500"/>
-        <w:gridCol w:w="1500"/>
-        <w:gridCol w:w="2160"/>
-      </w:tblGrid>
-      <w:tr>
-        <w:tc>
-          <w:tcPr>
-            <w:tcW w:type="dxa" w:w="3000"/>
-            <w:shd w:fill="D9D9D9" w:color="D9D9D9" w:val="clear"/>
-          </w:tcPr>
-          <w:p>
-            <w:pPr>
-              <w:spacing w:line="276"/>
-            </w:pPr>
-            <w:r>
-              <w:rPr>
-                <w:rFonts w:ascii="Times New Roman" w:cs="Times New Roman" w:eastAsia="Times New Roman" w:hAnsi="Times New Roman"/>
-                <w:b/>
-                <w:bCs/>
-                <w:sz w:val="20"/>
-                <w:szCs w:val="20"/>
-              </w:rPr>
-              <w:t xml:space="preserve">Kata Kunci</w:t>
-            </w:r>
-          </w:p>
-        </w:tc>
-        <w:tc>
-          <w:tcPr>
-            <w:tcW w:type="dxa" w:w="1200"/>
-            <w:shd w:fill="D9D9D9" w:color="D9D9D9" w:val="clear"/>
-          </w:tcPr>
-          <w:p>
-            <w:pPr>
-              <w:spacing w:line="276"/>
-            </w:pPr>
-            <w:r>
-              <w:rPr>
-                <w:rFonts w:ascii="Times New Roman" w:cs="Times New Roman" w:eastAsia="Times New Roman" w:hAnsi="Times New Roman"/>
-                <w:b/>
-                <w:bCs/>
-                <w:sz w:val="20"/>
-                <w:szCs w:val="20"/>
-              </w:rPr>
-              <w:t xml:space="preserve">Klik</w:t>
-            </w:r>
-          </w:p>
-        </w:tc>
-        <w:tc>
-          <w:tcPr>
-            <w:tcW w:type="dxa" w:w="1500"/>
-            <w:shd w:fill="D9D9D9" w:color="D9D9D9" w:val="clear"/>
-          </w:tcPr>
-          <w:p>
-            <w:pPr>
-              <w:spacing w:line="276"/>
-            </w:pPr>
-            <w:r>
-              <w:rPr>
-                <w:rFonts w:ascii="Times New Roman" w:cs="Times New Roman" w:eastAsia="Times New Roman" w:hAnsi="Times New Roman"/>
-                <w:b/>
-                <w:bCs/>
-                <w:sz w:val="20"/>
-                <w:szCs w:val="20"/>
-              </w:rPr>
-              <w:t xml:space="preserve">Tayangan</w:t>
-            </w:r>
-          </w:p>
-        </w:tc>
-        <w:tc>
-          <w:tcPr>
-            <w:tcW w:type="dxa" w:w="1500"/>
-            <w:shd w:fill="D9D9D9" w:color="D9D9D9" w:val="clear"/>
-          </w:tcPr>
-          <w:p>
-            <w:pPr>
-              <w:spacing w:line="276"/>
-            </w:pPr>
-            <w:r>
-              <w:rPr>
-                <w:rFonts w:ascii="Times New Roman" w:cs="Times New Roman" w:eastAsia="Times New Roman" w:hAnsi="Times New Roman"/>
-                <w:b/>
-                <w:bCs/>
-                <w:sz w:val="20"/>
-                <w:szCs w:val="20"/>
-              </w:rPr>
-              <w:t xml:space="preserve">CTR (%)</w:t>
-            </w:r>
-          </w:p>
-        </w:tc>
-        <w:tc>
-          <w:tcPr>
-            <w:tcW w:type="dxa" w:w="2160"/>
-            <w:shd w:fill="D9D9D9" w:color="D9D9D9" w:val="clear"/>
-          </w:tcPr>
-          <w:p>
-            <w:pPr>
-              <w:spacing w:line="276"/>
-            </w:pPr>
-            <w:r>
-              <w:rPr>
-                <w:rFonts w:ascii="Times New Roman" w:cs="Times New Roman" w:eastAsia="Times New Roman" w:hAnsi="Times New Roman"/>
-                <w:b/>
-                <w:bCs/>
-                <w:sz w:val="20"/>
-                <w:szCs w:val="20"/>
-              </w:rPr>
-              <w:t xml:space="preserve">Kedudukan</w:t>
-            </w:r>
-          </w:p>
-        </w:tc>
-      </w:tr>
-      <w:tr>
-        <w:tc>
-          <w:tcPr>
-            <w:tcW w:type="dxa" w:w="3000"/>
-          </w:tcPr>
-          <w:p>
-            <w:pPr>
-              <w:spacing w:line="276"/>
-            </w:pPr>
-            <w:r>
-              <w:rPr>
-                <w:rFonts w:ascii="Times New Roman" w:cs="Times New Roman" w:eastAsia="Times New Roman" w:hAnsi="Times New Roman"/>
-                <w:sz w:val="20"/>
-                <w:szCs w:val="20"/>
-              </w:rPr>
-              <w:t xml:space="preserve">tvet lipis</w:t>
-            </w:r>
-          </w:p>
-        </w:tc>
-        <w:tc>
-          <w:tcPr>
-            <w:tcW w:type="dxa" w:w="1200"/>
-          </w:tcPr>
-          <w:p>
-            <w:pPr>
-              <w:spacing w:line="276"/>
-            </w:pPr>
-            <w:r>
-              <w:rPr>
-                <w:rFonts w:ascii="Times New Roman" w:cs="Times New Roman" w:eastAsia="Times New Roman" w:hAnsi="Times New Roman"/>
-                <w:sz w:val="20"/>
-                <w:szCs w:val="20"/>
-              </w:rPr>
-              <w:t xml:space="preserve">120</w:t>
-            </w:r>
-          </w:p>
-        </w:tc>
-        <w:tc>
-          <w:tcPr>
-            <w:tcW w:type="dxa" w:w="1500"/>
-          </w:tcPr>
-          <w:p>
-            <w:pPr>
-              <w:spacing w:line="276"/>
-            </w:pPr>
-            <w:r>
-              <w:rPr>
-                <w:rFonts w:ascii="Times New Roman" w:cs="Times New Roman" w:eastAsia="Times New Roman" w:hAnsi="Times New Roman"/>
-                <w:sz w:val="20"/>
-                <w:szCs w:val="20"/>
-              </w:rPr>
-              <w:t xml:space="preserve">603</w:t>
-            </w:r>
-          </w:p>
-        </w:tc>
-        <w:tc>
-          <w:tcPr>
-            <w:tcW w:type="dxa" w:w="1500"/>
-          </w:tcPr>
-          <w:p>
-            <w:pPr>
-              <w:spacing w:line="276"/>
-            </w:pPr>
-            <w:r>
-              <w:rPr>
-                <w:rFonts w:ascii="Times New Roman" w:cs="Times New Roman" w:eastAsia="Times New Roman" w:hAnsi="Times New Roman"/>
-                <w:sz w:val="20"/>
-                <w:szCs w:val="20"/>
-              </w:rPr>
-              <w:t xml:space="preserve">⚠️</w:t>
-            </w:r>
-          </w:p>
-        </w:tc>
-        <w:tc>
-          <w:tcPr>
-            <w:tcW w:type="dxa" w:w="2160"/>
-          </w:tcPr>
-          <w:p>
-            <w:pPr>
-              <w:spacing w:line="276"/>
-            </w:pPr>
-            <w:r>
-              <w:rPr>
-                <w:rFonts w:ascii="Times New Roman" w:cs="Times New Roman" w:eastAsia="Times New Roman" w:hAnsi="Times New Roman"/>
-                <w:sz w:val="20"/>
-                <w:szCs w:val="20"/>
-              </w:rPr>
-              <w:t xml:space="preserve">⚠️</w:t>
-            </w:r>
-          </w:p>
-        </w:tc>
-      </w:tr>
-      <w:tr>
-        <w:tc>
-          <w:tcPr>
-            <w:tcW w:type="dxa" w:w="3000"/>
-          </w:tcPr>
-          <w:p>
-            <w:pPr>
-              <w:spacing w:line="276"/>
-            </w:pPr>
-            <w:r>
-              <w:rPr>
-                <w:rFonts w:ascii="Times New Roman" w:cs="Times New Roman" w:eastAsia="Times New Roman" w:hAnsi="Times New Roman"/>
-                <w:sz w:val="20"/>
-                <w:szCs w:val="20"/>
-              </w:rPr>
-              <w:t xml:space="preserve">tvet kuala lipis</w:t>
-            </w:r>
-          </w:p>
-        </w:tc>
-        <w:tc>
-          <w:tcPr>
-            <w:tcW w:type="dxa" w:w="1200"/>
-          </w:tcPr>
-          <w:p>
-            <w:pPr>
-              <w:spacing w:line="276"/>
-            </w:pPr>
-            <w:r>
-              <w:rPr>
-                <w:rFonts w:ascii="Times New Roman" w:cs="Times New Roman" w:eastAsia="Times New Roman" w:hAnsi="Times New Roman"/>
-                <w:sz w:val="20"/>
-                <w:szCs w:val="20"/>
-              </w:rPr>
-              <w:t xml:space="preserve">22</w:t>
-            </w:r>
-          </w:p>
-        </w:tc>
-        <w:tc>
-          <w:tcPr>
-            <w:tcW w:type="dxa" w:w="1500"/>
-          </w:tcPr>
-          <w:p>
-            <w:pPr>
-              <w:spacing w:line="276"/>
-            </w:pPr>
-            <w:r>
-              <w:rPr>
-                <w:rFonts w:ascii="Times New Roman" w:cs="Times New Roman" w:eastAsia="Times New Roman" w:hAnsi="Times New Roman"/>
-                <w:sz w:val="20"/>
-                <w:szCs w:val="20"/>
-              </w:rPr>
-              <w:t xml:space="preserve">173</w:t>
-            </w:r>
-          </w:p>
-        </w:tc>
-        <w:tc>
-          <w:tcPr>
-            <w:tcW w:type="dxa" w:w="1500"/>
-          </w:tcPr>
-          <w:p>
-            <w:pPr>
-              <w:spacing w:line="276"/>
-            </w:pPr>
-            <w:r>
-              <w:rPr>
-                <w:rFonts w:ascii="Times New Roman" w:cs="Times New Roman" w:eastAsia="Times New Roman" w:hAnsi="Times New Roman"/>
-                <w:sz w:val="20"/>
-                <w:szCs w:val="20"/>
-              </w:rPr>
-              <w:t xml:space="preserve">⚠️</w:t>
-            </w:r>
-          </w:p>
-        </w:tc>
-        <w:tc>
-          <w:tcPr>
-            <w:tcW w:type="dxa" w:w="2160"/>
-          </w:tcPr>
-          <w:p>
-            <w:pPr>
-              <w:spacing w:line="276"/>
-            </w:pPr>
-            <w:r>
-              <w:rPr>
-                <w:rFonts w:ascii="Times New Roman" w:cs="Times New Roman" w:eastAsia="Times New Roman" w:hAnsi="Times New Roman"/>
-                <w:sz w:val="20"/>
-                <w:szCs w:val="20"/>
-              </w:rPr>
-              <w:t xml:space="preserve">⚠️</w:t>
-            </w:r>
-          </w:p>
-        </w:tc>
-      </w:tr>
-      <w:tr>
-        <w:tc>
-          <w:tcPr>
-            <w:tcW w:type="dxa" w:w="3000"/>
-          </w:tcPr>
-          <w:p>
-            <w:pPr>
-              <w:spacing w:line="276"/>
-            </w:pPr>
-            <w:r>
-              <w:rPr>
-                <w:rFonts w:ascii="Times New Roman" w:cs="Times New Roman" w:eastAsia="Times New Roman" w:hAnsi="Times New Roman"/>
-                <w:sz w:val="20"/>
-                <w:szCs w:val="20"/>
-              </w:rPr>
-              <w:t xml:space="preserve">kolej islam antarabangsa kuala lipis</w:t>
-            </w:r>
-          </w:p>
-        </w:tc>
-        <w:tc>
-          <w:tcPr>
-            <w:tcW w:type="dxa" w:w="1200"/>
-          </w:tcPr>
-          <w:p>
-            <w:pPr>
-              <w:spacing w:line="276"/>
-            </w:pPr>
-            <w:r>
-              <w:rPr>
-                <w:rFonts w:ascii="Times New Roman" w:cs="Times New Roman" w:eastAsia="Times New Roman" w:hAnsi="Times New Roman"/>
-                <w:sz w:val="20"/>
-                <w:szCs w:val="20"/>
-              </w:rPr>
-              <w:t xml:space="preserve">18</w:t>
-            </w:r>
-          </w:p>
-        </w:tc>
-        <w:tc>
-          <w:tcPr>
-            <w:tcW w:type="dxa" w:w="1500"/>
-          </w:tcPr>
-          <w:p>
-            <w:pPr>
-              <w:spacing w:line="276"/>
-            </w:pPr>
-            <w:r>
-              <w:rPr>
-                <w:rFonts w:ascii="Times New Roman" w:cs="Times New Roman" w:eastAsia="Times New Roman" w:hAnsi="Times New Roman"/>
-                <w:sz w:val="20"/>
-                <w:szCs w:val="20"/>
-              </w:rPr>
-              <w:t xml:space="preserve">324</w:t>
-            </w:r>
-          </w:p>
-        </w:tc>
-        <w:tc>
-          <w:tcPr>
-            <w:tcW w:type="dxa" w:w="1500"/>
-          </w:tcPr>
-          <w:p>
-            <w:pPr>
-              <w:spacing w:line="276"/>
-            </w:pPr>
-            <w:r>
-              <w:rPr>
-                <w:rFonts w:ascii="Times New Roman" w:cs="Times New Roman" w:eastAsia="Times New Roman" w:hAnsi="Times New Roman"/>
-                <w:sz w:val="20"/>
-                <w:szCs w:val="20"/>
-              </w:rPr>
-              <w:t xml:space="preserve">⚠️</w:t>
-            </w:r>
-          </w:p>
-        </w:tc>
-        <w:tc>
-          <w:tcPr>
-            <w:tcW w:type="dxa" w:w="2160"/>
-          </w:tcPr>
-          <w:p>
-            <w:pPr>
-              <w:spacing w:line="276"/>
-            </w:pPr>
-            <w:r>
-              <w:rPr>
-                <w:rFonts w:ascii="Times New Roman" w:cs="Times New Roman" w:eastAsia="Times New Roman" w:hAnsi="Times New Roman"/>
-                <w:sz w:val="20"/>
-                <w:szCs w:val="20"/>
-              </w:rPr>
-              <w:t xml:space="preserve">⚠️</w:t>
-            </w:r>
-          </w:p>
-        </w:tc>
-      </w:tr>
-      <w:tr>
-        <w:tc>
-          <w:tcPr>
-            <w:tcW w:type="dxa" w:w="3000"/>
-          </w:tcPr>
-          <w:p>
-            <w:pPr>
-              <w:spacing w:line="276"/>
-            </w:pPr>
-            <w:r>
-              <w:rPr>
-                <w:rFonts w:ascii="Times New Roman" w:cs="Times New Roman" w:eastAsia="Times New Roman" w:hAnsi="Times New Roman"/>
-                <w:sz w:val="20"/>
-                <w:szCs w:val="20"/>
-              </w:rPr>
-              <w:t xml:space="preserve">⚠️ ISI KATA KUNCI KE-4</w:t>
-            </w:r>
-          </w:p>
-        </w:tc>
-        <w:tc>
-          <w:tcPr>
-            <w:tcW w:type="dxa" w:w="1200"/>
-          </w:tcPr>
-          <w:p>
-            <w:pPr>
-              <w:spacing w:line="276"/>
-            </w:pPr>
-            <w:r>
-              <w:rPr>
-                <w:rFonts w:ascii="Times New Roman" w:cs="Times New Roman" w:eastAsia="Times New Roman" w:hAnsi="Times New Roman"/>
-                <w:sz w:val="20"/>
-                <w:szCs w:val="20"/>
-              </w:rPr>
-              <w:t xml:space="preserve">⚠️</w:t>
-            </w:r>
-          </w:p>
-        </w:tc>
-        <w:tc>
-          <w:tcPr>
-            <w:tcW w:type="dxa" w:w="1500"/>
-          </w:tcPr>
-          <w:p>
-            <w:pPr>
-              <w:spacing w:line="276"/>
-            </w:pPr>
-            <w:r>
-              <w:rPr>
-                <w:rFonts w:ascii="Times New Roman" w:cs="Times New Roman" w:eastAsia="Times New Roman" w:hAnsi="Times New Roman"/>
-                <w:sz w:val="20"/>
-                <w:szCs w:val="20"/>
-              </w:rPr>
-              <w:t xml:space="preserve">⚠️</w:t>
-            </w:r>
-          </w:p>
-        </w:tc>
-        <w:tc>
-          <w:tcPr>
-            <w:tcW w:type="dxa" w:w="1500"/>
-          </w:tcPr>
-          <w:p>
-            <w:pPr>
-              <w:spacing w:line="276"/>
-            </w:pPr>
-            <w:r>
-              <w:rPr>
-                <w:rFonts w:ascii="Times New Roman" w:cs="Times New Roman" w:eastAsia="Times New Roman" w:hAnsi="Times New Roman"/>
-                <w:sz w:val="20"/>
-                <w:szCs w:val="20"/>
-              </w:rPr>
-              <w:t xml:space="preserve">⚠️</w:t>
-            </w:r>
-          </w:p>
-        </w:tc>
-        <w:tc>
-          <w:tcPr>
-            <w:tcW w:type="dxa" w:w="2160"/>
-          </w:tcPr>
-          <w:p>
-            <w:pPr>
-              <w:spacing w:line="276"/>
-            </w:pPr>
-            <w:r>
-              <w:rPr>
-                <w:rFonts w:ascii="Times New Roman" w:cs="Times New Roman" w:eastAsia="Times New Roman" w:hAnsi="Times New Roman"/>
-                <w:sz w:val="20"/>
-                <w:szCs w:val="20"/>
-              </w:rPr>
-              <w:t xml:space="preserve">⚠️</w:t>
-            </w:r>
-          </w:p>
-        </w:tc>
-      </w:tr>
-      <w:tr>
-        <w:tc>
-          <w:tcPr>
-            <w:tcW w:type="dxa" w:w="3000"/>
-          </w:tcPr>
-          <w:p>
-            <w:pPr>
-              <w:spacing w:line="276"/>
-            </w:pPr>
-            <w:r>
-              <w:rPr>
-                <w:rFonts w:ascii="Times New Roman" w:cs="Times New Roman" w:eastAsia="Times New Roman" w:hAnsi="Times New Roman"/>
-                <w:sz w:val="20"/>
-                <w:szCs w:val="20"/>
-              </w:rPr>
-              <w:t xml:space="preserve">⚠️ ISI KATA KUNCI KE-5</w:t>
-            </w:r>
-          </w:p>
-        </w:tc>
-        <w:tc>
-          <w:tcPr>
-            <w:tcW w:type="dxa" w:w="1200"/>
-          </w:tcPr>
-          <w:p>
-            <w:pPr>
-              <w:spacing w:line="276"/>
-            </w:pPr>
-            <w:r>
-              <w:rPr>
-                <w:rFonts w:ascii="Times New Roman" w:cs="Times New Roman" w:eastAsia="Times New Roman" w:hAnsi="Times New Roman"/>
-                <w:sz w:val="20"/>
-                <w:szCs w:val="20"/>
-              </w:rPr>
-              <w:t xml:space="preserve">⚠️</w:t>
-            </w:r>
-          </w:p>
-        </w:tc>
-        <w:tc>
-          <w:tcPr>
-            <w:tcW w:type="dxa" w:w="1500"/>
-          </w:tcPr>
-          <w:p>
-            <w:pPr>
-              <w:spacing w:line="276"/>
-            </w:pPr>
-            <w:r>
-              <w:rPr>
-                <w:rFonts w:ascii="Times New Roman" w:cs="Times New Roman" w:eastAsia="Times New Roman" w:hAnsi="Times New Roman"/>
-                <w:sz w:val="20"/>
-                <w:szCs w:val="20"/>
-              </w:rPr>
-              <w:t xml:space="preserve">⚠️</w:t>
-            </w:r>
-          </w:p>
-        </w:tc>
-        <w:tc>
-          <w:tcPr>
-            <w:tcW w:type="dxa" w:w="1500"/>
-          </w:tcPr>
-          <w:p>
-            <w:pPr>
-              <w:spacing w:line="276"/>
-            </w:pPr>
-            <w:r>
-              <w:rPr>
-                <w:rFonts w:ascii="Times New Roman" w:cs="Times New Roman" w:eastAsia="Times New Roman" w:hAnsi="Times New Roman"/>
-                <w:sz w:val="20"/>
-                <w:szCs w:val="20"/>
-              </w:rPr>
-              <w:t xml:space="preserve">⚠️</w:t>
-            </w:r>
-          </w:p>
-        </w:tc>
-        <w:tc>
-          <w:tcPr>
-            <w:tcW w:type="dxa" w:w="2160"/>
-          </w:tcPr>
-          <w:p>
-            <w:pPr>
-              <w:spacing w:line="276"/>
-            </w:pPr>
-            <w:r>
-              <w:rPr>
-                <w:rFonts w:ascii="Times New Roman" w:cs="Times New Roman" w:eastAsia="Times New Roman" w:hAnsi="Times New Roman"/>
-                <w:sz w:val="20"/>
-                <w:szCs w:val="20"/>
-              </w:rPr>
-              <w:t xml:space="preserve">⚠️</w:t>
-            </w:r>
-          </w:p>
-        </w:tc>
-      </w:tr>
-    </w:tbl>
-    <w:p>
-      <w:pPr>
-        <w:spacing w:line="360"/>
-      </w:pPr>
-      <w:r>
-        <w:rPr>
-          <w:rFonts w:ascii="Times New Roman" w:cs="Times New Roman" w:eastAsia="Times New Roman" w:hAnsi="Times New Roman"/>
-          <w:sz w:val="24"/>
-          <w:szCs w:val="24"/>
-        </w:rPr>
-        <w:t xml:space="preserve"/>
-      </w:r>
-    </w:p>
-    <w:p>
-      <w:pPr>
-        <w:spacing w:after="240" w:before="0" w:line="360" w:lineRule="auto"/>
-      </w:pPr>
-      <w:r>
-        <w:rPr>
-          <w:rFonts w:ascii="Times New Roman" w:cs="Times New Roman" w:eastAsia="Times New Roman" w:hAnsi="Times New Roman"/>
-          <w:sz w:val="24"/>
-          <w:szCs w:val="24"/>
-        </w:rPr>
-        <w:t xml:space="preserve">Kata kunci berjenama "tvet lipis" mencatatkan 120 klik daripada 603 tayangan, menjadikannya kata kunci utama yang mendorong trafik organik ke tvetlipis.my. Peningkatan carian berjenama ini mencerminkan kesan spillover positif daripada aktiviti media sosial yang meningkatkan kesedaran jenama TVET Lipis (Chaffey, 2022).</w:t>
+          <w:sz w:val="24"/>
+          <w:szCs w:val="24"/>
+        </w:rPr>
+        <w:t xml:space="preserve">Ketiga-tiga kata kunci teratas merupakan kata kunci berjenama, iaitu carian yang memerlukan pengguna mengetahui nama institusi terlebih dahulu. Gabungan ketiga-tiganya menyumbang 160 klik atau 48.6% daripada keseluruhan 329 klik organik. Ini merupakan penunjuk kesedaran jenama yang kukuh, kerana pengguna tidak menemui laman web secara kebetulan melalui carian umum, sebaliknya mencari institusi secara khusus dengan nama.</w:t>
+      </w:r>
+    </w:p>
+    <w:p>
+      <w:pPr>
+        <w:spacing w:line="360"/>
+      </w:pPr>
+      <w:r>
+        <w:rPr>
+          <w:rFonts w:ascii="Times New Roman" w:cs="Times New Roman" w:eastAsia="Times New Roman" w:hAnsi="Times New Roman"/>
+          <w:sz w:val="24"/>
+          <w:szCs w:val="24"/>
+        </w:rPr>
+        <w:t xml:space="preserve"/>
+      </w:r>
+    </w:p>
+    <w:p>
+      <w:pPr>
+        <w:spacing w:after="240" w:before="0" w:line="360" w:lineRule="auto"/>
+      </w:pPr>
+      <w:r>
+        <w:rPr>
+          <w:rFonts w:ascii="Times New Roman" w:cs="Times New Roman" w:eastAsia="Times New Roman" w:hAnsi="Times New Roman"/>
+          <w:sz w:val="24"/>
+          <w:szCs w:val="24"/>
+        </w:rPr>
+        <w:t xml:space="preserve">Yang menarik, kata kunci jenama pemasaran "tvet lipis" (120 klik, CTR 19.9%) mencatatkan hampir tujuh kali ganda klik berbanding nama rasmi kolej (18 klik, CTR 5.6%). Ini mengesahkan keberkesanan strategi jenama payung yang dihuraikan dalam seksyen 1.1 — audiens sasaran mengenali dan mencari institusi melalui jenama pemasarannya, bukan melalui nama pentauliahan rasmi. CTR sebanyak 19.9% bagi kata kunci utama juga menunjukkan tajuk dan penerangan laman web berjaya menarik klik apabila dipaparkan dalam hasil carian (Chaffey, 2022).</w:t>
       </w:r>
     </w:p>
     <w:p>

--- a/LPKT-Report/LPKT-CU1-Zuriel-Seong.docx
+++ b/LPKT-Report/LPKT-CU1-Zuriel-Seong.docx
@@ -1034,137 +1034,7 @@
           <w:sz w:val="24"/>
           <w:szCs w:val="24"/>
         </w:rPr>
-        <w:t xml:space="preserve">Laporan Pengalaman Keterampilan Terdahulu (LPKT) ini mendokumentasikan pengalaman kerja Zuriel Seong Ming Ee dalam merancang dan melaksanakan strategi media sosial bagi meningkatkan pengambilan pelajar baharu bagi program Diploma Kemahiran Malaysia yang dipasarkan di bawah jenama "TVET Lipis" — sebuah jenama payung bagi pusat bertauliah Jabatan Pembangunan Kemahiran (No. Tauliah K16005) di Kuala Lipis, Pahang.</w:t>
-      </w:r>
-    </w:p>
-    <w:p>
-      <w:pPr>
-        <w:spacing w:line="360"/>
-      </w:pPr>
-      <w:r>
-        <w:rPr>
-          <w:rFonts w:ascii="Times New Roman" w:cs="Times New Roman" w:eastAsia="Times New Roman" w:hAnsi="Times New Roman"/>
-          <w:sz w:val="24"/>
-          <w:szCs w:val="24"/>
-        </w:rPr>
-        <w:t xml:space="preserve"/>
-      </w:r>
-    </w:p>
-    <w:p>
-      <w:pPr>
-        <w:spacing w:after="240" w:before="0" w:line="360" w:lineRule="auto"/>
-      </w:pPr>
-      <w:r>
-        <w:rPr>
-          <w:rFonts w:ascii="Times New Roman" w:cs="Times New Roman" w:eastAsia="Times New Roman" w:hAnsi="Times New Roman"/>
-          <w:sz w:val="24"/>
-          <w:szCs w:val="24"/>
-        </w:rPr>
-        <w:t xml:space="preserve">Tujuan LPKT ini ialah untuk mendokumentasikan pengalaman keterampilan dalam merancang Kalendar Kandungan, menerbitkan kandungan organik merentas platform TikTok, Instagram dan Facebook, serta menguruskan kempen iklan berbayar Meta Ads yang disasarkan kepada bakal pelajar berumur 17–25 tahun di Pahang dan negeri berjiran, merangkumi tempoh Januari hingga Jun 2026. Pembolehubah utama ialah keberkesanan strategi media sosial dalam menjana prospek (leads) yang direkodkan dalam Sistem CRM TVET Lipis.</w:t>
-      </w:r>
-    </w:p>
-    <w:p>
-      <w:pPr>
-        <w:spacing w:line="360"/>
-      </w:pPr>
-      <w:r>
-        <w:rPr>
-          <w:rFonts w:ascii="Times New Roman" w:cs="Times New Roman" w:eastAsia="Times New Roman" w:hAnsi="Times New Roman"/>
-          <w:sz w:val="24"/>
-          <w:szCs w:val="24"/>
-        </w:rPr>
-        <w:t xml:space="preserve"/>
-      </w:r>
-    </w:p>
-    <w:p>
-      <w:pPr>
-        <w:spacing w:after="240" w:before="0" w:line="360" w:lineRule="auto"/>
-      </w:pPr>
-      <w:r>
-        <w:rPr>
-          <w:rFonts w:ascii="Times New Roman" w:cs="Times New Roman" w:eastAsia="Times New Roman" w:hAnsi="Times New Roman"/>
-          <w:sz w:val="24"/>
-          <w:szCs w:val="24"/>
-        </w:rPr>
-        <w:t xml:space="preserve">Instrumen yang digunakan merangkumi analitik platform (TikTok Analytics, Meta Business Suite, Google Search Console), Sistem CRM TVET Lipis untuk pengesanan prospek dalam talian, dan senarai semak kualiti kandungan. Pendekatan kajian tindakan berkitar PDCA (Plan-Do-Check-Act) digunakan sebagai kerangka pelaksanaan, manakala model RACE (Reach, Act, Convert, Engage) digunakan sebagai kerangka pengukuran prestasi.</w:t>
-      </w:r>
-    </w:p>
-    <w:p>
-      <w:pPr>
-        <w:spacing w:line="360"/>
-      </w:pPr>
-      <w:r>
-        <w:rPr>
-          <w:rFonts w:ascii="Times New Roman" w:cs="Times New Roman" w:eastAsia="Times New Roman" w:hAnsi="Times New Roman"/>
-          <w:sz w:val="24"/>
-          <w:szCs w:val="24"/>
-        </w:rPr>
-        <w:t xml:space="preserve"/>
-      </w:r>
-    </w:p>
-    <w:p>
-      <w:pPr>
-        <w:spacing w:after="240" w:before="0" w:line="360" w:lineRule="auto"/>
-      </w:pPr>
-      <w:r>
-        <w:rPr>
-          <w:rFonts w:ascii="Times New Roman" w:cs="Times New Roman" w:eastAsia="Times New Roman" w:hAnsi="Times New Roman"/>
-          <w:sz w:val="24"/>
-          <w:szCs w:val="24"/>
-        </w:rPr>
-        <w:t xml:space="preserve">Dapatan menunjukkan kempen menghasilkan 2,927,157 tontonan video di TikTok dengan jangkauan audiens 2,622,406, serta 3,470 prospek dalam talian — 2,336 (67.3%) melalui Meta Ads dan 1,134 (32.7%) melalui TikTok Ads. Prospek direkodkan daripada seluruh negara dengan Selangor (443), Kelantan (401) dan Pahang (293) sebagai penyumbang tertinggi, membuktikan keupayaan pemasaran digital mengatasi batasan geografi institusi luar bandar. Kursus PAKK mencatatkan permintaan tertinggi dengan 1,903 prospek (54.8%).</w:t>
-      </w:r>
-    </w:p>
-    <w:p>
-      <w:pPr>
-        <w:spacing w:line="360"/>
-      </w:pPr>
-      <w:r>
-        <w:rPr>
-          <w:rFonts w:ascii="Times New Roman" w:cs="Times New Roman" w:eastAsia="Times New Roman" w:hAnsi="Times New Roman"/>
-          <w:sz w:val="24"/>
-          <w:szCs w:val="24"/>
-        </w:rPr>
-        <w:t xml:space="preserve"/>
-      </w:r>
-    </w:p>
-    <w:p>
-      <w:pPr>
-        <w:spacing w:after="240" w:before="0" w:line="360" w:lineRule="auto"/>
-      </w:pPr>
-      <w:r>
-        <w:rPr>
-          <w:rFonts w:ascii="Times New Roman" w:cs="Times New Roman" w:eastAsia="Times New Roman" w:hAnsi="Times New Roman"/>
-          <w:sz w:val="24"/>
-          <w:szCs w:val="24"/>
-        </w:rPr>
-        <w:t xml:space="preserve">Dari segi keberkesanan kos, perbelanjaan iklan keseluruhan sebanyak RM12,292.39 menghasilkan Kos Per Prospek gabungan RM3.54. Analisis mengikut platform mendapati TikTok Ads beroperasi pada CPL RM2.03 berbanding Meta Ads RM4.28, iaitu 52.5% lebih rendah, sambil menyumbang 32.7% prospek daripada hanya 18.8% belanjawan. Pemantauan berkala turut membolehkan CPL Meta Ads diturunkan daripada RM9.65 (Februari) kepada RM3.32 (April), iaitu penambahbaikan 65.6%. Penyasaran iklan disahkan tepat dengan 86.4% prospek berumur 21 tahun ke bawah.</w:t>
-      </w:r>
-    </w:p>
-    <w:p>
-      <w:pPr>
-        <w:spacing w:line="360"/>
-      </w:pPr>
-      <w:r>
-        <w:rPr>
-          <w:rFonts w:ascii="Times New Roman" w:cs="Times New Roman" w:eastAsia="Times New Roman" w:hAnsi="Times New Roman"/>
-          <w:sz w:val="24"/>
-          <w:szCs w:val="24"/>
-        </w:rPr>
-        <w:t xml:space="preserve"/>
-      </w:r>
-    </w:p>
-    <w:p>
-      <w:pPr>
-        <w:spacing w:after="240" w:before="0" w:line="360" w:lineRule="auto"/>
-      </w:pPr>
-      <w:r>
-        <w:rPr>
-          <w:rFonts w:ascii="Times New Roman" w:cs="Times New Roman" w:eastAsia="Times New Roman" w:hAnsi="Times New Roman"/>
-          <w:sz w:val="24"/>
-          <w:szCs w:val="24"/>
-        </w:rPr>
-        <w:t xml:space="preserve">Lapan cadangan penambahbaikan dikemukakan mengikut keutamaan impak, dengan pelaksanaan WhatsApp Business API sebagai saluran susulan berskala sebagai keutamaan tertinggi bagi melengkapkan rantaian kempen daripada penjanaan prospek kepada pemupukan prospek.</w:t>
+        <w:t xml:space="preserve">Kempen pemasaran media sosial telah menjadi saluran utama bagi institusi pendidikan kemahiran menjangkau bakal pelajar, khususnya bagi institusi yang beroperasi di luar kawasan bandar utama. Laporan Pengalaman Keterampilan Terdahulu (LPKT) ini mendokumentasikan pengalaman merancang, melaksana, memantau dan menilai kempen pemasaran media sosial bersepadu bagi program Diploma Kemahiran Malaysia yang dipasarkan di bawah jenama "TVET Lipis", iaitu jenama payung bagi pusat bertauliah Jabatan Pembangunan Kemahiran (K16005) di Kuala Lipis, Pahang, sepanjang Januari hingga Jun 2026. Kempen ini merangkumi penerbitan kandungan organik di TikTok, Instagram dan Facebook serta pengurusan kempen iklan berbayar Lead Generation di Meta Ads dan TikTok Ads. Pendekatan kajian tindakan berkitar PDCA digunakan sebagai kerangka pelaksanaan, manakala model RACE digunakan sebagai kerangka pengukuran prestasi. Data dikumpulkan melalui analitik platform, penyata bil rasmi platform iklan, Google Search Console dan Sistem Pengurusan Hubungan Pelanggan (CRM) institusi, serta dianalisis secara deskriptif. Dapatan menunjukkan kempen menjana 2,927,157 tontonan video dengan jangkauan audiens 2,622,406, serta 3,470 prospek dalam talian iaitu 2,336 (67.3%) melalui Meta Ads dan 1,134 (32.7%) melalui TikTok Ads. Program Pendidikan Awal Kanak-Kanak mencatatkan permintaan tertinggi dengan 1,903 prospek (54.8%), manakala taburan geografi merangkumi seluruh negara dengan Selangor, Kelantan dan Pahang sebagai penyumbang utama. Dari segi keberkesanan kos, perbelanjaan iklan keseluruhan sebanyak RM12,292.39 menghasilkan Kos Per Prospek gabungan RM3.54; TikTok Ads beroperasi pada RM2.03 berbanding Meta Ads RM4.28, iaitu 52.5% lebih rendah, sambil menyumbang 32.7% prospek daripada hanya 18.8% belanjawan. Pemantauan berkala turut membolehkan Kos Per Prospek Meta Ads diturunkan daripada RM9.65 pada Februari kepada RM3.32 menjelang April 2026, iaitu penambahbaikan 65.6%, manakala ketepatan penyasaran disahkan dengan 86.4% prospek berumur 21 tahun ke bawah. Kajian menyimpulkan bahawa strategi media sosial yang berstruktur dan berasaskan data mampu mengatasi batasan geografi institusi kemahiran luar bandar, dan mengemukakan lapan cadangan penambahbaikan dengan pelaksanaan WhatsApp Business API sebagai saluran susulan berskala sebagai keutamaan tertinggi.</w:t>
       </w:r>
     </w:p>
     <w:p>
@@ -1192,7 +1062,7 @@
           <w:sz w:val="24"/>
           <w:szCs w:val="24"/>
         </w:rPr>
-        <w:t xml:space="preserve">Kata Kunci: Media Sosial, Pengambilan Pelajar Baharu, Meta Ads, TikTok Ads, CRM, Penjanaan Prospek, Corong Pemasaran, Institusi TVET</w:t>
+        <w:t xml:space="preserve">Kata Kunci: Media Sosial, Pengambilan Pelajar Baharu, Meta Ads, TikTok Ads, Kos Per Prospek, Penjanaan Prospek, Institusi TVET</w:t>
       </w:r>
     </w:p>
     <w:p>

--- a/LPKT-Report/LPKT-CU1-Zuriel-Seong.docx
+++ b/LPKT-Report/LPKT-CU1-Zuriel-Seong.docx
@@ -1034,7 +1034,7 @@
           <w:sz w:val="24"/>
           <w:szCs w:val="24"/>
         </w:rPr>
-        <w:t xml:space="preserve">Kempen pemasaran media sosial telah menjadi saluran utama bagi institusi pendidikan kemahiran menjangkau bakal pelajar, khususnya bagi institusi yang beroperasi di luar kawasan bandar utama. Laporan Pengalaman Keterampilan Terdahulu (LPKT) ini mendokumentasikan pengalaman merancang, melaksana, memantau dan menilai kempen pemasaran media sosial bersepadu bagi program Diploma Kemahiran Malaysia yang dipasarkan di bawah jenama "TVET Lipis", iaitu jenama payung bagi pusat bertauliah Jabatan Pembangunan Kemahiran (K16005) di Kuala Lipis, Pahang, sepanjang Januari hingga Jun 2026. Kempen ini merangkumi penerbitan kandungan organik di TikTok, Instagram dan Facebook serta pengurusan kempen iklan berbayar Lead Generation di Meta Ads dan TikTok Ads. Pendekatan kajian tindakan berkitar PDCA digunakan sebagai kerangka pelaksanaan, manakala model RACE digunakan sebagai kerangka pengukuran prestasi. Data dikumpulkan melalui analitik platform, penyata bil rasmi platform iklan, Google Search Console dan Sistem Pengurusan Hubungan Pelanggan (CRM) institusi, serta dianalisis secara deskriptif. Dapatan menunjukkan kempen menjana 2,927,157 tontonan video dengan jangkauan audiens 2,622,406, serta 3,470 prospek dalam talian iaitu 2,336 (67.3%) melalui Meta Ads dan 1,134 (32.7%) melalui TikTok Ads. Program Pendidikan Awal Kanak-Kanak mencatatkan permintaan tertinggi dengan 1,903 prospek (54.8%), manakala taburan geografi merangkumi seluruh negara dengan Selangor, Kelantan dan Pahang sebagai penyumbang utama. Dari segi keberkesanan kos, perbelanjaan iklan keseluruhan sebanyak RM12,292.39 menghasilkan Kos Per Prospek gabungan RM3.54; TikTok Ads beroperasi pada RM2.03 berbanding Meta Ads RM4.28, iaitu 52.5% lebih rendah, sambil menyumbang 32.7% prospek daripada hanya 18.8% belanjawan. Pemantauan berkala turut membolehkan Kos Per Prospek Meta Ads diturunkan daripada RM9.65 pada Februari kepada RM3.32 menjelang April 2026, iaitu penambahbaikan 65.6%, manakala ketepatan penyasaran disahkan dengan 86.4% prospek berumur 21 tahun ke bawah. Kajian menyimpulkan bahawa strategi media sosial yang berstruktur dan berasaskan data mampu mengatasi batasan geografi institusi kemahiran luar bandar, dan mengemukakan lapan cadangan penambahbaikan dengan pelaksanaan WhatsApp Business API sebagai saluran susulan berskala sebagai keutamaan tertinggi.</w:t>
+        <w:t xml:space="preserve">Kempen pemasaran media sosial telah menjadi saluran utama bagi institusi pendidikan kemahiran menjangkau bakal pelajar, khususnya bagi institusi yang beroperasi di luar kawasan bandar utama. Laporan Pengalaman Keterampilan Terdahulu (LPKT) ini mendokumentasikan pengalaman merancang, melaksana, memantau dan menilai kempen pemasaran media sosial bersepadu bagi program Diploma Kemahiran Malaysia yang dipasarkan di bawah jenama "TVET Lipis", iaitu jenama payung bagi dua buah pusat bertauliah Jabatan Pembangunan Kemahiran di Kuala Lipis, Pahang, sepanjang Januari hingga Jun 2026. Kempen ini merangkumi penerbitan kandungan organik di TikTok, Instagram dan Facebook serta pengurusan kempen iklan berbayar Lead Generation di Meta Ads dan TikTok Ads. Pendekatan kajian tindakan berkitar PDCA digunakan sebagai kerangka pelaksanaan, manakala model RACE digunakan sebagai kerangka pengukuran prestasi. Data dikumpulkan melalui analitik platform, penyata bil rasmi platform iklan, Google Search Console dan Sistem Pengurusan Hubungan Pelanggan (CRM) institusi, serta dianalisis secara deskriptif. Dapatan menunjukkan kempen menjana 2,927,157 tontonan video dengan jangkauan audiens 2,622,406, serta 3,470 prospek dalam talian iaitu 2,336 (67.3%) melalui Meta Ads dan 1,134 (32.7%) melalui TikTok Ads. Program Pendidikan Awal Kanak-Kanak mencatatkan permintaan tertinggi dengan 1,903 prospek (54.8%), manakala taburan geografi merangkumi seluruh negara dengan Selangor, Kelantan dan Pahang sebagai penyumbang utama. Dari segi keberkesanan kos, perbelanjaan iklan keseluruhan sebanyak RM12,292.39 menghasilkan Kos Per Prospek gabungan RM3.54; TikTok Ads beroperasi pada RM2.03 berbanding Meta Ads RM4.28, iaitu 52.5% lebih rendah, sambil menyumbang 32.7% prospek daripada hanya 18.8% belanjawan. Pemantauan berkala turut membolehkan Kos Per Prospek Meta Ads diturunkan daripada RM9.65 pada Februari kepada RM3.32 menjelang April 2026, iaitu penambahbaikan 65.6%, manakala ketepatan penyasaran disahkan dengan 86.4% prospek berumur 21 tahun ke bawah. Kajian menyimpulkan bahawa strategi media sosial yang berstruktur dan berasaskan data mampu mengatasi batasan geografi institusi kemahiran luar bandar, dan mengemukakan lapan cadangan penambahbaikan dengan pelaksanaan WhatsApp Business API sebagai saluran susulan berskala sebagai keutamaan tertinggi.</w:t>
       </w:r>
     </w:p>
     <w:p>
@@ -2310,7 +2310,7 @@
           <w:sz w:val="24"/>
           <w:szCs w:val="24"/>
         </w:rPr>
-        <w:t xml:space="preserve">Pusat pendidikan kemahiran di Kuala Lipis, Pahang beroperasi di bawah pusat bertauliah Jabatan Pembangunan Kemahiran (JPK) dengan nombor tauliah K16005, terletak di Jalan Hospital, 27200 Kuala Lipis. Pusat ini menawarkan program Diploma Kemahiran Malaysia (DKM) dalam bidang Pendidikan Awal Kanak-Kanak (PAKK), Pra-Sekolah, Multimedia dan Elektrik, dengan pembiayaan melalui skim Perbadanan Tabung Pembangunan Kemahiran (PTPK).</w:t>
+        <w:t xml:space="preserve">Terdapat dua buah pusat bertauliah Jabatan Pembangunan Kemahiran (JPK) yang beroperasi di Kuala Lipis, Pahang. Kedua-dua pusat ini menawarkan program Diploma Kemahiran Malaysia (DKM) dalam bidang Pendidikan Awal Kanak-Kanak (PAKK), Pra-Sekolah, Multimedia dan Elektrik, dengan pembiayaan pelajar melalui skim Perbadanan Tabung Pembangunan Kemahiran (PTPK). LPKT ini disediakan melalui pusat bertauliah bernombor tauliah K16005 yang terletak di Jalan Hospital, 27200 Kuala Lipis.</w:t>
       </w:r>
     </w:p>
     <w:p>
@@ -2338,180 +2338,244 @@
           <w:sz w:val="24"/>
           <w:szCs w:val="24"/>
         </w:rPr>
-        <w:t xml:space="preserve">Jenama Pemasaran "TVET Lipis". </w:t>
-      </w:r>
-      <w:r>
-        <w:rPr>
-          <w:rFonts w:ascii="Times New Roman" w:cs="Times New Roman" w:eastAsia="Times New Roman" w:hAnsi="Times New Roman"/>
-          <w:sz w:val="24"/>
-          <w:szCs w:val="24"/>
-        </w:rPr>
-        <w:t xml:space="preserve">"TVET Lipis" merupakan jenama pemasaran (marketing brand) dan bukan nama entiti yang berdaftar dengan JPK. Jenama ini dibangunkan secara strategik bagi menyatukan penawaran program daripada dua buah kolej di bawah satu identiti tunggal yang mudah dikenali. Keputusan menggunakan jenama payung ini diambil atas tiga pertimbangan pemasaran: pertama, nama rasmi kolej adalah panjang dan sukar diingati oleh bakal pelajar; kedua, istilah "TVET" telah dikenali secara meluas di Malaysia sebagai rujukan kepada pendidikan teknikal dan vokasional; dan ketiga, penggunaan satu jenama tunggal membolehkan usaha pemasaran media sosial ditumpukan kepada satu akaun bagi setiap platform, berbanding memecahkan jangkauan dan belanjawan kepada beberapa akaun berasingan.</w:t>
-      </w:r>
-    </w:p>
-    <w:p>
-      <w:pPr>
-        <w:spacing w:line="360"/>
-      </w:pPr>
-      <w:r>
-        <w:rPr>
-          <w:rFonts w:ascii="Times New Roman" w:cs="Times New Roman" w:eastAsia="Times New Roman" w:hAnsi="Times New Roman"/>
-          <w:sz w:val="24"/>
-          <w:szCs w:val="24"/>
-        </w:rPr>
-        <w:t xml:space="preserve"/>
-      </w:r>
-    </w:p>
-    <w:p>
-      <w:pPr>
-        <w:spacing w:after="240" w:before="0" w:line="360" w:lineRule="auto"/>
-      </w:pPr>
-      <w:r>
-        <w:rPr>
-          <w:rFonts w:ascii="Times New Roman" w:cs="Times New Roman" w:eastAsia="Times New Roman" w:hAnsi="Times New Roman"/>
-          <w:sz w:val="24"/>
-          <w:szCs w:val="24"/>
-        </w:rPr>
-        <w:t xml:space="preserve">Strategi jenama payung ini terbukti berkesan apabila kata kunci berjenama "tvet lipis" menjadi kata kunci carian organik tertinggi dengan 120 klik daripada 603 tayangan di Google (lihat seksyen 3.6), menunjukkan jenama tersebut berjaya tertanam dalam ingatan audiens sasaran. Sepanjang laporan ini, istilah "TVET Lipis" merujuk kepada jenama pemasaran tersebut, manakala urusan pentauliahan dan pensijilan kekal di bawah entiti berdaftar JPK K16005.</w:t>
-      </w:r>
-    </w:p>
-    <w:p>
-      <w:pPr>
-        <w:spacing w:line="360"/>
-      </w:pPr>
-      <w:r>
-        <w:rPr>
-          <w:rFonts w:ascii="Times New Roman" w:cs="Times New Roman" w:eastAsia="Times New Roman" w:hAnsi="Times New Roman"/>
-          <w:sz w:val="24"/>
-          <w:szCs w:val="24"/>
-        </w:rPr>
-        <w:t xml:space="preserve"/>
-      </w:r>
-    </w:p>
-    <w:p>
-      <w:pPr>
-        <w:spacing w:after="160" w:before="160" w:line="276"/>
-        <w:ind w:left="431" w:right="431"/>
+        <w:t xml:space="preserve">Kelahiran Jenama Pemasaran "TVET Lipis". </w:t>
+      </w:r>
+      <w:r>
+        <w:rPr>
+          <w:rFonts w:ascii="Times New Roman" w:cs="Times New Roman" w:eastAsia="Times New Roman" w:hAnsi="Times New Roman"/>
+          <w:sz w:val="24"/>
+          <w:szCs w:val="24"/>
+        </w:rPr>
+        <w:t xml:space="preserve">Walaupun kedua-dua pusat bertauliah tersebut berasingan dari segi pentauliahan dan pentadbiran, kedua-duanya berkongsi cabaran pemasaran yang sama iaitu kedudukan geografi di luar bandar utama serta tahap kesedaran orang ramai yang rendah terhadap laluan pendidikan teknikal dan vokasional (TVET) di wilayah Pantai Timur. Bagi menangani cabaran ini, jenama pemasaran "TVET Lipis" dibangunkan sebagai identiti payung tunggal yang menghimpunkan penawaran program kedua-dua pusat. Matlamat jenama ini bukan sekadar memasarkan program masing-masing, tetapi mengangkat profil pendidikan TVET di Kuala Lipis dan wilayah Pantai Timur secara keseluruhan.</w:t>
+      </w:r>
+    </w:p>
+    <w:p>
+      <w:pPr>
+        <w:spacing w:line="360"/>
+      </w:pPr>
+      <w:r>
+        <w:rPr>
+          <w:rFonts w:ascii="Times New Roman" w:cs="Times New Roman" w:eastAsia="Times New Roman" w:hAnsi="Times New Roman"/>
+          <w:sz w:val="24"/>
+          <w:szCs w:val="24"/>
+        </w:rPr>
+        <w:t xml:space="preserve"/>
+      </w:r>
+    </w:p>
+    <w:p>
+      <w:pPr>
+        <w:spacing w:after="240" w:before="0" w:line="360" w:lineRule="auto"/>
+      </w:pPr>
+      <w:r>
+        <w:rPr>
+          <w:rFonts w:ascii="Times New Roman" w:cs="Times New Roman" w:eastAsia="Times New Roman" w:hAnsi="Times New Roman"/>
+          <w:sz w:val="24"/>
+          <w:szCs w:val="24"/>
+        </w:rPr>
+        <w:t xml:space="preserve">Keputusan menggunakan jenama payung ini diambil atas tiga pertimbangan pemasaran. Pertama, nama rasmi kedua-dua pusat bertauliah adalah panjang dan sukar diingati oleh bakal pelajar. Kedua, istilah "TVET" telah dikenali secara meluas di Malaysia sebagai rujukan kepada pendidikan teknikal dan vokasional, menjadikannya titik masuk yang lebih mudah difahami berbanding nama institusi. Ketiga, penggunaan satu jenama tunggal membolehkan usaha pemasaran media sosial ditumpukan kepada satu akaun bagi setiap platform, berbanding memecahkan jangkauan, belanjawan dan tenaga pengeluaran kandungan kepada beberapa akaun berasingan.</w:t>
+      </w:r>
+    </w:p>
+    <w:p>
+      <w:pPr>
+        <w:spacing w:line="360"/>
+      </w:pPr>
+      <w:r>
+        <w:rPr>
+          <w:rFonts w:ascii="Times New Roman" w:cs="Times New Roman" w:eastAsia="Times New Roman" w:hAnsi="Times New Roman"/>
+          <w:sz w:val="24"/>
+          <w:szCs w:val="24"/>
+        </w:rPr>
+        <w:t xml:space="preserve"/>
+      </w:r>
+    </w:p>
+    <w:p>
+      <w:pPr>
+        <w:spacing w:after="240" w:before="0" w:line="360" w:lineRule="auto"/>
+      </w:pPr>
+      <w:r>
+        <w:rPr>
+          <w:rFonts w:ascii="Times New Roman" w:cs="Times New Roman" w:eastAsia="Times New Roman" w:hAnsi="Times New Roman"/>
+          <w:sz w:val="24"/>
+          <w:szCs w:val="24"/>
+        </w:rPr>
+        <w:t xml:space="preserve">Perlu ditegaskan bahawa "TVET Lipis" merupakan jenama pemasaran dan bukan nama entiti yang berdaftar dengan JPK. Sepanjang laporan ini, istilah tersebut merujuk kepada jenama pemasaran berkenaan, manakala urusan pentauliahan, pengambilan rasmi dan pensijilan kekal di bawah pusat bertauliah masing-masing.</w:t>
+      </w:r>
+    </w:p>
+    <w:p>
+      <w:pPr>
+        <w:spacing w:line="360"/>
+      </w:pPr>
+      <w:r>
+        <w:rPr>
+          <w:rFonts w:ascii="Times New Roman" w:cs="Times New Roman" w:eastAsia="Times New Roman" w:hAnsi="Times New Roman"/>
+          <w:sz w:val="24"/>
+          <w:szCs w:val="24"/>
+        </w:rPr>
+        <w:t xml:space="preserve"/>
+      </w:r>
+    </w:p>
+    <w:p>
+      <w:pPr>
+        <w:spacing w:after="240" w:before="0" w:line="360" w:lineRule="auto"/>
+      </w:pPr>
+      <w:r>
+        <w:rPr>
+          <w:rFonts w:ascii="Times New Roman" w:cs="Times New Roman" w:eastAsia="Times New Roman" w:hAnsi="Times New Roman"/>
+          <w:sz w:val="24"/>
+          <w:szCs w:val="24"/>
+        </w:rPr>
+        <w:t xml:space="preserve">Strategi jenama payung ini terbukti berkesan. Kata kunci berjenama "tvet lipis" menjadi kata kunci carian organik tertinggi dengan 120 klik daripada 603 tayangan di Google — hampir tujuh kali ganda berbanding carian menggunakan nama rasmi kolej yang hanya mencatatkan 18 klik (lihat seksyen 3.6). Ini menunjukkan jenama tersebut berjaya tertanam dalam ingatan audiens sasaran, dan bahawa bakal pelajar mencari institusi melalui jenama pemasarannya dan bukan melalui nama pentauliahan rasmi.</w:t>
+      </w:r>
+    </w:p>
+    <w:p>
+      <w:pPr>
+        <w:spacing w:line="360"/>
+      </w:pPr>
+      <w:r>
+        <w:rPr>
+          <w:rFonts w:ascii="Times New Roman" w:cs="Times New Roman" w:eastAsia="Times New Roman" w:hAnsi="Times New Roman"/>
+          <w:sz w:val="24"/>
+          <w:szCs w:val="24"/>
+        </w:rPr>
+        <w:t xml:space="preserve"/>
+      </w:r>
+    </w:p>
+    <w:p>
+      <w:pPr>
+        <w:spacing w:after="240" w:before="0" w:line="360" w:lineRule="auto"/>
+      </w:pPr>
+      <w:r>
+        <w:rPr>
+          <w:rFonts w:ascii="Times New Roman" w:cs="Times New Roman" w:eastAsia="Times New Roman" w:hAnsi="Times New Roman"/>
+          <w:sz w:val="24"/>
+          <w:szCs w:val="24"/>
+        </w:rPr>
+        <w:t xml:space="preserve">Pengambilan pelajar baharu merupakan nadi kesinambungan operasi institusi pendidikan swasta. Bagi TVET Lipis yang beroperasi di Kuala Lipis — sebuah bandar kecil di pedalaman Pahang — cabaran pengambilan pelajar adalah lebih besar berbanding institusi di kawasan bandar utama. Kedudukan geografi yang jauh daripada pusat bandar utama menghadkan keberkesanan kaedah pemasaran konvensional seperti lawatan sekolah, pameran pendidikan dan risalah cetak, yang terikat kepada jarak fizikal dan kos perjalanan.</w:t>
+      </w:r>
+    </w:p>
+    <w:p>
+      <w:pPr>
+        <w:spacing w:line="360"/>
+      </w:pPr>
+      <w:r>
+        <w:rPr>
+          <w:rFonts w:ascii="Times New Roman" w:cs="Times New Roman" w:eastAsia="Times New Roman" w:hAnsi="Times New Roman"/>
+          <w:sz w:val="24"/>
+          <w:szCs w:val="24"/>
+        </w:rPr>
+        <w:t xml:space="preserve"/>
+      </w:r>
+    </w:p>
+    <w:p>
+      <w:pPr>
+        <w:spacing w:after="240" w:before="0" w:line="360" w:lineRule="auto"/>
+      </w:pPr>
+      <w:r>
+        <w:rPr>
+          <w:rFonts w:ascii="Times New Roman" w:cs="Times New Roman" w:eastAsia="Times New Roman" w:hAnsi="Times New Roman"/>
+          <w:sz w:val="24"/>
+          <w:szCs w:val="24"/>
+        </w:rPr>
+        <w:t xml:space="preserve">Media sosial telah menjadi saluran pemasaran utama dalam industri pendidikan kerana ia membolehkan institusi menjangkau bakal pelajar tanpa terikat kepada sempadan geografi. Bagi golongan belia lepasan SPM yang menjadi audiens sasaran utama TVET Lipis, platform video pendek seperti TikTok dan Instagram Reels merupakan saluran maklumat harian yang dominan (Datareportal, 2024). Kaplan dan Haenlein (2010) menegaskan bahawa media sosial mengubah hubungan organisasi-pengguna daripada komunikasi sehala kepada interaksi dua hala, manakala Rutter, Roper dan Lettice (2016) mendapati aktiviti media sosial institusi pendidikan mempunyai hubungan positif dengan prestasi pengambilan pelajar.</w:t>
+      </w:r>
+    </w:p>
+    <w:p>
+      <w:pPr>
+        <w:spacing w:line="360"/>
+      </w:pPr>
+      <w:r>
+        <w:rPr>
+          <w:rFonts w:ascii="Times New Roman" w:cs="Times New Roman" w:eastAsia="Times New Roman" w:hAnsi="Times New Roman"/>
+          <w:sz w:val="24"/>
+          <w:szCs w:val="24"/>
+        </w:rPr>
+        <w:t xml:space="preserve"/>
+      </w:r>
+    </w:p>
+    <w:p>
+      <w:pPr>
+        <w:spacing w:after="240" w:before="0" w:line="360" w:lineRule="auto"/>
+      </w:pPr>
+      <w:r>
+        <w:rPr>
+          <w:rFonts w:ascii="Times New Roman" w:cs="Times New Roman" w:eastAsia="Times New Roman" w:hAnsi="Times New Roman"/>
+          <w:sz w:val="24"/>
+          <w:szCs w:val="24"/>
+        </w:rPr>
+        <w:t xml:space="preserve">Berdasarkan konteks ini, TVET Lipis telah melaksanakan kempen pemasaran media sosial bersepadu sepanjang Januari hingga Jun 2026, menggabungkan kandungan organik di TikTok, Instagram dan Facebook dengan kempen iklan berbayar Lead Generation di dua platform — Meta Ads (Facebook dan Instagram) dan TikTok Ads. Kempen ini menghasilkan 2,927,157 tontonan video di TikTok dan 3,470 prospek dalam talian yang direkodkan dalam Sistem CRM institusi.</w:t>
+      </w:r>
+    </w:p>
+    <w:p>
+      <w:pPr>
+        <w:spacing w:line="360"/>
+      </w:pPr>
+      <w:r>
+        <w:rPr>
+          <w:rFonts w:ascii="Times New Roman" w:cs="Times New Roman" w:eastAsia="Times New Roman" w:hAnsi="Times New Roman"/>
+          <w:sz w:val="24"/>
+          <w:szCs w:val="24"/>
+        </w:rPr>
+        <w:t xml:space="preserve"/>
+      </w:r>
+    </w:p>
+    <w:p>
+      <w:pPr>
+        <w:spacing w:after="240" w:before="0" w:line="360" w:lineRule="auto"/>
+      </w:pPr>
+      <w:r>
+        <w:rPr>
+          <w:rFonts w:ascii="Times New Roman" w:cs="Times New Roman" w:eastAsia="Times New Roman" w:hAnsi="Times New Roman"/>
+          <w:sz w:val="24"/>
+          <w:szCs w:val="24"/>
+        </w:rPr>
+        <w:t xml:space="preserve">LPKT ini merekodkan pengalaman keterampilan Zuriel Seong Ming Ee dalam merancang, melaksana, memantau dan menilai kempen tersebut, dipetakan kepada keperluan NOSS M731-001-4:2021 CU C01 – Implement Social Media Marketing Campaign Plan.</w:t>
+      </w:r>
+    </w:p>
+    <w:p>
+      <w:pPr>
+        <w:spacing w:after="120" w:before="360" w:line="360" w:lineRule="auto"/>
       </w:pPr>
       <w:r>
         <w:rPr>
           <w:rFonts w:ascii="Times New Roman" w:cs="Times New Roman" w:eastAsia="Times New Roman" w:hAnsi="Times New Roman"/>
           <w:b/>
           <w:bCs/>
-          <w:color w:val="FF6600"/>
-          <w:sz w:val="22"/>
-          <w:szCs w:val="22"/>
-        </w:rPr>
-        <w:t xml:space="preserve">[ ⚠️  DATA DIPERLUKAN: SAHKAN: Rekod akaun TikTok Ads menunjukkan nama entiti "Kolej Islam Antarabangsa Cawangan Kuala Lipis". Sahkan sama ada entiti ini yang memegang tauliah JPK K16005, dan nyatakan nama rasmi kolej kedua yang turut berada di bawah jenama TVET Lipis. Maklumat ini perlu tepat kerana ia muncul di muka hadapan dan halaman pengesahan LPKT. ]</w:t>
-      </w:r>
-    </w:p>
-    <w:p>
-      <w:pPr>
-        <w:spacing w:line="360"/>
-      </w:pPr>
-      <w:r>
-        <w:rPr>
-          <w:rFonts w:ascii="Times New Roman" w:cs="Times New Roman" w:eastAsia="Times New Roman" w:hAnsi="Times New Roman"/>
-          <w:sz w:val="24"/>
-          <w:szCs w:val="24"/>
-        </w:rPr>
-        <w:t xml:space="preserve"/>
-      </w:r>
-    </w:p>
-    <w:p>
-      <w:pPr>
-        <w:spacing w:after="240" w:before="0" w:line="360" w:lineRule="auto"/>
-      </w:pPr>
-      <w:r>
-        <w:rPr>
-          <w:rFonts w:ascii="Times New Roman" w:cs="Times New Roman" w:eastAsia="Times New Roman" w:hAnsi="Times New Roman"/>
-          <w:sz w:val="24"/>
-          <w:szCs w:val="24"/>
-        </w:rPr>
-        <w:t xml:space="preserve">Pengambilan pelajar baharu merupakan nadi kesinambungan operasi institusi pendidikan swasta. Bagi TVET Lipis yang beroperasi di Kuala Lipis — sebuah bandar kecil di pedalaman Pahang — cabaran pengambilan pelajar adalah lebih besar berbanding institusi di kawasan bandar utama. Kedudukan geografi yang jauh daripada pusat bandar utama menghadkan keberkesanan kaedah pemasaran konvensional seperti lawatan sekolah, pameran pendidikan dan risalah cetak, yang terikat kepada jarak fizikal dan kos perjalanan.</w:t>
-      </w:r>
-    </w:p>
-    <w:p>
-      <w:pPr>
-        <w:spacing w:line="360"/>
-      </w:pPr>
-      <w:r>
-        <w:rPr>
-          <w:rFonts w:ascii="Times New Roman" w:cs="Times New Roman" w:eastAsia="Times New Roman" w:hAnsi="Times New Roman"/>
-          <w:sz w:val="24"/>
-          <w:szCs w:val="24"/>
-        </w:rPr>
-        <w:t xml:space="preserve"/>
-      </w:r>
-    </w:p>
-    <w:p>
-      <w:pPr>
-        <w:spacing w:after="240" w:before="0" w:line="360" w:lineRule="auto"/>
-      </w:pPr>
-      <w:r>
-        <w:rPr>
-          <w:rFonts w:ascii="Times New Roman" w:cs="Times New Roman" w:eastAsia="Times New Roman" w:hAnsi="Times New Roman"/>
-          <w:sz w:val="24"/>
-          <w:szCs w:val="24"/>
-        </w:rPr>
-        <w:t xml:space="preserve">Media sosial telah menjadi saluran pemasaran utama dalam industri pendidikan kerana ia membolehkan institusi menjangkau bakal pelajar tanpa terikat kepada sempadan geografi. Bagi golongan belia lepasan SPM yang menjadi audiens sasaran utama TVET Lipis, platform video pendek seperti TikTok dan Instagram Reels merupakan saluran maklumat harian yang dominan (Datareportal, 2024). Kaplan dan Haenlein (2010) menegaskan bahawa media sosial mengubah hubungan organisasi-pengguna daripada komunikasi sehala kepada interaksi dua hala, manakala Rutter, Roper dan Lettice (2016) mendapati aktiviti media sosial institusi pendidikan mempunyai hubungan positif dengan prestasi pengambilan pelajar.</w:t>
-      </w:r>
-    </w:p>
-    <w:p>
-      <w:pPr>
-        <w:spacing w:line="360"/>
-      </w:pPr>
-      <w:r>
-        <w:rPr>
-          <w:rFonts w:ascii="Times New Roman" w:cs="Times New Roman" w:eastAsia="Times New Roman" w:hAnsi="Times New Roman"/>
-          <w:sz w:val="24"/>
-          <w:szCs w:val="24"/>
-        </w:rPr>
-        <w:t xml:space="preserve"/>
-      </w:r>
-    </w:p>
-    <w:p>
-      <w:pPr>
-        <w:spacing w:after="240" w:before="0" w:line="360" w:lineRule="auto"/>
-      </w:pPr>
-      <w:r>
-        <w:rPr>
-          <w:rFonts w:ascii="Times New Roman" w:cs="Times New Roman" w:eastAsia="Times New Roman" w:hAnsi="Times New Roman"/>
-          <w:sz w:val="24"/>
-          <w:szCs w:val="24"/>
-        </w:rPr>
-        <w:t xml:space="preserve">Berdasarkan konteks ini, TVET Lipis telah melaksanakan kempen pemasaran media sosial bersepadu sepanjang Januari hingga Jun 2026, menggabungkan kandungan organik di TikTok, Instagram dan Facebook dengan kempen iklan berbayar Lead Generation di dua platform — Meta Ads (Facebook dan Instagram) dan TikTok Ads. Kempen ini menghasilkan 2,927,157 tontonan video di TikTok dan 3,470 prospek dalam talian yang direkodkan dalam Sistem CRM institusi.</w:t>
-      </w:r>
-    </w:p>
-    <w:p>
-      <w:pPr>
-        <w:spacing w:line="360"/>
-      </w:pPr>
-      <w:r>
-        <w:rPr>
-          <w:rFonts w:ascii="Times New Roman" w:cs="Times New Roman" w:eastAsia="Times New Roman" w:hAnsi="Times New Roman"/>
-          <w:sz w:val="24"/>
-          <w:szCs w:val="24"/>
-        </w:rPr>
-        <w:t xml:space="preserve"/>
-      </w:r>
-    </w:p>
-    <w:p>
-      <w:pPr>
-        <w:spacing w:after="240" w:before="0" w:line="360" w:lineRule="auto"/>
-      </w:pPr>
-      <w:r>
-        <w:rPr>
-          <w:rFonts w:ascii="Times New Roman" w:cs="Times New Roman" w:eastAsia="Times New Roman" w:hAnsi="Times New Roman"/>
-          <w:sz w:val="24"/>
-          <w:szCs w:val="24"/>
-        </w:rPr>
-        <w:t xml:space="preserve">LPKT ini merekodkan pengalaman keterampilan Zuriel Seong Ming Ee dalam merancang, melaksana, memantau dan menilai kempen tersebut, dipetakan kepada keperluan NOSS M731-001-4:2021 CU C01 – Implement Social Media Marketing Campaign Plan.</w:t>
-      </w:r>
-    </w:p>
-    <w:p>
-      <w:pPr>
-        <w:spacing w:after="120" w:before="360" w:line="360" w:lineRule="auto"/>
+          <w:sz w:val="24"/>
+          <w:szCs w:val="24"/>
+          <w:u w:val="single"/>
+        </w:rPr>
+        <w:t xml:space="preserve">1.2  Penyataan Masalah</w:t>
+      </w:r>
+    </w:p>
+    <w:p>
+      <w:pPr>
+        <w:spacing w:after="240" w:before="0" w:line="360" w:lineRule="auto"/>
+      </w:pPr>
+      <w:r>
+        <w:rPr>
+          <w:rFonts w:ascii="Times New Roman" w:cs="Times New Roman" w:eastAsia="Times New Roman" w:hAnsi="Times New Roman"/>
+          <w:sz w:val="24"/>
+          <w:szCs w:val="24"/>
+        </w:rPr>
+        <w:t xml:space="preserve">Audit terhadap akaun media sosial dan rekod pengambilan pelajar TVET Lipis sebelum kempen bermula mengenal pasti masalah berikut:</w:t>
+      </w:r>
+    </w:p>
+    <w:p>
+      <w:pPr>
+        <w:spacing w:line="360"/>
+      </w:pPr>
+      <w:r>
+        <w:rPr>
+          <w:rFonts w:ascii="Times New Roman" w:cs="Times New Roman" w:eastAsia="Times New Roman" w:hAnsi="Times New Roman"/>
+          <w:sz w:val="24"/>
+          <w:szCs w:val="24"/>
+        </w:rPr>
+        <w:t xml:space="preserve"/>
+      </w:r>
+    </w:p>
+    <w:p>
+      <w:pPr>
+        <w:spacing w:after="240" w:before="0" w:line="360" w:lineRule="auto"/>
       </w:pPr>
       <w:r>
         <w:rPr>
@@ -2520,22 +2584,24 @@
           <w:bCs/>
           <w:sz w:val="24"/>
           <w:szCs w:val="24"/>
-          <w:u w:val="single"/>
-        </w:rPr>
-        <w:t xml:space="preserve">1.2  Penyataan Masalah</w:t>
-      </w:r>
-    </w:p>
-    <w:p>
-      <w:pPr>
-        <w:spacing w:after="240" w:before="0" w:line="360" w:lineRule="auto"/>
-      </w:pPr>
-      <w:r>
-        <w:rPr>
-          <w:rFonts w:ascii="Times New Roman" w:cs="Times New Roman" w:eastAsia="Times New Roman" w:hAnsi="Times New Roman"/>
-          <w:sz w:val="24"/>
-          <w:szCs w:val="24"/>
-        </w:rPr>
-        <w:t xml:space="preserve">Audit terhadap akaun media sosial dan rekod pengambilan pelajar TVET Lipis sebelum kempen bermula mengenal pasti masalah berikut:</w:t>
+        </w:rPr>
+        <w:t xml:space="preserve">i.    </w:t>
+      </w:r>
+      <w:r>
+        <w:rPr>
+          <w:rFonts w:ascii="Times New Roman" w:cs="Times New Roman" w:eastAsia="Times New Roman" w:hAnsi="Times New Roman"/>
+          <w:sz w:val="24"/>
+          <w:szCs w:val="24"/>
+        </w:rPr>
+        <w:t xml:space="preserve">Tiada Strategi Media Sosial Berstruktur — </w:t>
+      </w:r>
+      <w:r>
+        <w:rPr>
+          <w:rFonts w:ascii="Times New Roman" w:cs="Times New Roman" w:eastAsia="Times New Roman" w:hAnsi="Times New Roman"/>
+          <w:sz w:val="24"/>
+          <w:szCs w:val="24"/>
+        </w:rPr>
+        <w:t xml:space="preserve">Siaran media sosial dibuat secara ad-hoc tanpa Kalendar Kandungan, tema yang konsisten atau objektif yang dikaitkan dengan sasaran pengambilan pelajar.</w:t>
       </w:r>
     </w:p>
     <w:p>
@@ -2563,23 +2629,23 @@
           <w:sz w:val="24"/>
           <w:szCs w:val="24"/>
         </w:rPr>
-        <w:t xml:space="preserve">i.    </w:t>
-      </w:r>
-      <w:r>
-        <w:rPr>
-          <w:rFonts w:ascii="Times New Roman" w:cs="Times New Roman" w:eastAsia="Times New Roman" w:hAnsi="Times New Roman"/>
-          <w:sz w:val="24"/>
-          <w:szCs w:val="24"/>
-        </w:rPr>
-        <w:t xml:space="preserve">Tiada Strategi Media Sosial Berstruktur — </w:t>
-      </w:r>
-      <w:r>
-        <w:rPr>
-          <w:rFonts w:ascii="Times New Roman" w:cs="Times New Roman" w:eastAsia="Times New Roman" w:hAnsi="Times New Roman"/>
-          <w:sz w:val="24"/>
-          <w:szCs w:val="24"/>
-        </w:rPr>
-        <w:t xml:space="preserve">Siaran media sosial dibuat secara ad-hoc tanpa Kalendar Kandungan, tema yang konsisten atau objektif yang dikaitkan dengan sasaran pengambilan pelajar.</w:t>
+        <w:t xml:space="preserve">ii.   </w:t>
+      </w:r>
+      <w:r>
+        <w:rPr>
+          <w:rFonts w:ascii="Times New Roman" w:cs="Times New Roman" w:eastAsia="Times New Roman" w:hAnsi="Times New Roman"/>
+          <w:sz w:val="24"/>
+          <w:szCs w:val="24"/>
+        </w:rPr>
+        <w:t xml:space="preserve">Jangkauan Terhad — </w:t>
+      </w:r>
+      <w:r>
+        <w:rPr>
+          <w:rFonts w:ascii="Times New Roman" w:cs="Times New Roman" w:eastAsia="Times New Roman" w:hAnsi="Times New Roman"/>
+          <w:sz w:val="24"/>
+          <w:szCs w:val="24"/>
+        </w:rPr>
+        <w:t xml:space="preserve">Kandungan tidak direka khusus untuk menjangkau bakal pelajar berumur 17–25 tahun, menyebabkan mesej institusi tidak sampai kepada audiens yang paling berpotensi mendaftar.</w:t>
       </w:r>
     </w:p>
     <w:p>
@@ -2607,23 +2673,23 @@
           <w:sz w:val="24"/>
           <w:szCs w:val="24"/>
         </w:rPr>
-        <w:t xml:space="preserve">ii.   </w:t>
-      </w:r>
-      <w:r>
-        <w:rPr>
-          <w:rFonts w:ascii="Times New Roman" w:cs="Times New Roman" w:eastAsia="Times New Roman" w:hAnsi="Times New Roman"/>
-          <w:sz w:val="24"/>
-          <w:szCs w:val="24"/>
-        </w:rPr>
-        <w:t xml:space="preserve">Jangkauan Terhad — </w:t>
-      </w:r>
-      <w:r>
-        <w:rPr>
-          <w:rFonts w:ascii="Times New Roman" w:cs="Times New Roman" w:eastAsia="Times New Roman" w:hAnsi="Times New Roman"/>
-          <w:sz w:val="24"/>
-          <w:szCs w:val="24"/>
-        </w:rPr>
-        <w:t xml:space="preserve">Kandungan tidak direka khusus untuk menjangkau bakal pelajar berumur 17–25 tahun, menyebabkan mesej institusi tidak sampai kepada audiens yang paling berpotensi mendaftar.</w:t>
+        <w:t xml:space="preserve">iii.  </w:t>
+      </w:r>
+      <w:r>
+        <w:rPr>
+          <w:rFonts w:ascii="Times New Roman" w:cs="Times New Roman" w:eastAsia="Times New Roman" w:hAnsi="Times New Roman"/>
+          <w:sz w:val="24"/>
+          <w:szCs w:val="24"/>
+        </w:rPr>
+        <w:t xml:space="preserve">Penglibatan Audiens Rendah — </w:t>
+      </w:r>
+      <w:r>
+        <w:rPr>
+          <w:rFonts w:ascii="Times New Roman" w:cs="Times New Roman" w:eastAsia="Times New Roman" w:hAnsi="Times New Roman"/>
+          <w:sz w:val="24"/>
+          <w:szCs w:val="24"/>
+        </w:rPr>
+        <w:t xml:space="preserve">Kadar penglibatan akaun media sosial TVET Lipis berada di bawah purata industri pendidikan, menunjukkan kandungan yang tidak cukup menarik untuk mempengaruhi keputusan bakal pelajar.</w:t>
       </w:r>
     </w:p>
     <w:p>
@@ -2651,23 +2717,23 @@
           <w:sz w:val="24"/>
           <w:szCs w:val="24"/>
         </w:rPr>
-        <w:t xml:space="preserve">iii.  </w:t>
-      </w:r>
-      <w:r>
-        <w:rPr>
-          <w:rFonts w:ascii="Times New Roman" w:cs="Times New Roman" w:eastAsia="Times New Roman" w:hAnsi="Times New Roman"/>
-          <w:sz w:val="24"/>
-          <w:szCs w:val="24"/>
-        </w:rPr>
-        <w:t xml:space="preserve">Penglibatan Audiens Rendah — </w:t>
-      </w:r>
-      <w:r>
-        <w:rPr>
-          <w:rFonts w:ascii="Times New Roman" w:cs="Times New Roman" w:eastAsia="Times New Roman" w:hAnsi="Times New Roman"/>
-          <w:sz w:val="24"/>
-          <w:szCs w:val="24"/>
-        </w:rPr>
-        <w:t xml:space="preserve">Kadar penglibatan akaun media sosial TVET Lipis berada di bawah purata industri pendidikan, menunjukkan kandungan yang tidak cukup menarik untuk mempengaruhi keputusan bakal pelajar.</w:t>
+        <w:t xml:space="preserve">iv.   </w:t>
+      </w:r>
+      <w:r>
+        <w:rPr>
+          <w:rFonts w:ascii="Times New Roman" w:cs="Times New Roman" w:eastAsia="Times New Roman" w:hAnsi="Times New Roman"/>
+          <w:sz w:val="24"/>
+          <w:szCs w:val="24"/>
+        </w:rPr>
+        <w:t xml:space="preserve">Iklan Tidak Disasarkan — </w:t>
+      </w:r>
+      <w:r>
+        <w:rPr>
+          <w:rFonts w:ascii="Times New Roman" w:cs="Times New Roman" w:eastAsia="Times New Roman" w:hAnsi="Times New Roman"/>
+          <w:sz w:val="24"/>
+          <w:szCs w:val="24"/>
+        </w:rPr>
+        <w:t xml:space="preserve">Perbelanjaan Meta Ads tidak diiringi strategi penyasaran spesifik kepada bakal pelajar, ibu bapa atau guru kaunseling di Pahang dan negeri berjiran.</w:t>
       </w:r>
     </w:p>
     <w:p>
@@ -2695,41 +2761,28 @@
           <w:sz w:val="24"/>
           <w:szCs w:val="24"/>
         </w:rPr>
-        <w:t xml:space="preserve">iv.   </w:t>
-      </w:r>
-      <w:r>
-        <w:rPr>
-          <w:rFonts w:ascii="Times New Roman" w:cs="Times New Roman" w:eastAsia="Times New Roman" w:hAnsi="Times New Roman"/>
-          <w:sz w:val="24"/>
-          <w:szCs w:val="24"/>
-        </w:rPr>
-        <w:t xml:space="preserve">Iklan Tidak Disasarkan — </w:t>
-      </w:r>
-      <w:r>
-        <w:rPr>
-          <w:rFonts w:ascii="Times New Roman" w:cs="Times New Roman" w:eastAsia="Times New Roman" w:hAnsi="Times New Roman"/>
-          <w:sz w:val="24"/>
-          <w:szCs w:val="24"/>
-        </w:rPr>
-        <w:t xml:space="preserve">Perbelanjaan Meta Ads tidak diiringi strategi penyasaran spesifik kepada bakal pelajar, ibu bapa atau guru kaunseling di Pahang dan negeri berjiran.</w:t>
-      </w:r>
-    </w:p>
-    <w:p>
-      <w:pPr>
-        <w:spacing w:line="360"/>
-      </w:pPr>
-      <w:r>
-        <w:rPr>
-          <w:rFonts w:ascii="Times New Roman" w:cs="Times New Roman" w:eastAsia="Times New Roman" w:hAnsi="Times New Roman"/>
-          <w:sz w:val="24"/>
-          <w:szCs w:val="24"/>
-        </w:rPr>
-        <w:t xml:space="preserve"/>
-      </w:r>
-    </w:p>
-    <w:p>
-      <w:pPr>
-        <w:spacing w:after="240" w:before="0" w:line="360" w:lineRule="auto"/>
+        <w:t xml:space="preserve">v.    </w:t>
+      </w:r>
+      <w:r>
+        <w:rPr>
+          <w:rFonts w:ascii="Times New Roman" w:cs="Times New Roman" w:eastAsia="Times New Roman" w:hAnsi="Times New Roman"/>
+          <w:sz w:val="24"/>
+          <w:szCs w:val="24"/>
+        </w:rPr>
+        <w:t xml:space="preserve">Tiada Pengesanan Data Prospek — </w:t>
+      </w:r>
+      <w:r>
+        <w:rPr>
+          <w:rFonts w:ascii="Times New Roman" w:cs="Times New Roman" w:eastAsia="Times New Roman" w:hAnsi="Times New Roman"/>
+          <w:sz w:val="24"/>
+          <w:szCs w:val="24"/>
+        </w:rPr>
+        <w:t xml:space="preserve">Prospek yang menghubungi tidak dapat dikaitkan dengan tepat kepada saluran pemasaran tertentu, menyukarkan penilaian keberkesanan perbelanjaan pemasaran.</w:t>
+      </w:r>
+    </w:p>
+    <w:p>
+      <w:pPr>
+        <w:spacing w:after="120" w:before="360" w:line="360" w:lineRule="auto"/>
       </w:pPr>
       <w:r>
         <w:rPr>
@@ -2738,24 +2791,100 @@
           <w:bCs/>
           <w:sz w:val="24"/>
           <w:szCs w:val="24"/>
-        </w:rPr>
-        <w:t xml:space="preserve">v.    </w:t>
-      </w:r>
-      <w:r>
-        <w:rPr>
-          <w:rFonts w:ascii="Times New Roman" w:cs="Times New Roman" w:eastAsia="Times New Roman" w:hAnsi="Times New Roman"/>
-          <w:sz w:val="24"/>
-          <w:szCs w:val="24"/>
-        </w:rPr>
-        <w:t xml:space="preserve">Tiada Pengesanan Data Prospek — </w:t>
-      </w:r>
-      <w:r>
-        <w:rPr>
-          <w:rFonts w:ascii="Times New Roman" w:cs="Times New Roman" w:eastAsia="Times New Roman" w:hAnsi="Times New Roman"/>
-          <w:sz w:val="24"/>
-          <w:szCs w:val="24"/>
-        </w:rPr>
-        <w:t xml:space="preserve">Prospek yang menghubungi tidak dapat dikaitkan dengan tepat kepada saluran pemasaran tertentu, menyukarkan penilaian keberkesanan perbelanjaan pemasaran.</w:t>
+          <w:u w:val="single"/>
+        </w:rPr>
+        <w:t xml:space="preserve">1.3  Objektif Projek</w:t>
+      </w:r>
+    </w:p>
+    <w:p>
+      <w:pPr>
+        <w:spacing w:after="240" w:before="0" w:line="360" w:lineRule="auto"/>
+      </w:pPr>
+      <w:r>
+        <w:rPr>
+          <w:rFonts w:ascii="Times New Roman" w:cs="Times New Roman" w:eastAsia="Times New Roman" w:hAnsi="Times New Roman"/>
+          <w:sz w:val="24"/>
+          <w:szCs w:val="24"/>
+        </w:rPr>
+        <w:t xml:space="preserve">Projek ini mempunyai tiga objektif utama:</w:t>
+      </w:r>
+    </w:p>
+    <w:p>
+      <w:pPr>
+        <w:spacing w:line="360"/>
+      </w:pPr>
+      <w:r>
+        <w:rPr>
+          <w:rFonts w:ascii="Times New Roman" w:cs="Times New Roman" w:eastAsia="Times New Roman" w:hAnsi="Times New Roman"/>
+          <w:sz w:val="24"/>
+          <w:szCs w:val="24"/>
+        </w:rPr>
+        <w:t xml:space="preserve"/>
+      </w:r>
+    </w:p>
+    <w:p>
+      <w:pPr>
+        <w:spacing w:after="240" w:before="0" w:line="360" w:lineRule="auto"/>
+      </w:pPr>
+      <w:r>
+        <w:rPr>
+          <w:rFonts w:ascii="Times New Roman" w:cs="Times New Roman" w:eastAsia="Times New Roman" w:hAnsi="Times New Roman"/>
+          <w:sz w:val="24"/>
+          <w:szCs w:val="24"/>
+        </w:rPr>
+        <w:t xml:space="preserve">i.    Merancang dan melaksanakan strategi media sosial yang komprehensif untuk TVET Lipis merangkumi Kalendar Kandungan, penerbitan kandungan organik merentas TikTok, Instagram dan Facebook, serta pengurusan kempen iklan berbayar Lead Generation di Meta Ads dan TikTok Ads yang disasarkan kepada bakal pelajar sepanjang Januari hingga Jun 2026.</w:t>
+      </w:r>
+    </w:p>
+    <w:p>
+      <w:pPr>
+        <w:spacing w:line="360"/>
+      </w:pPr>
+      <w:r>
+        <w:rPr>
+          <w:rFonts w:ascii="Times New Roman" w:cs="Times New Roman" w:eastAsia="Times New Roman" w:hAnsi="Times New Roman"/>
+          <w:sz w:val="24"/>
+          <w:szCs w:val="24"/>
+        </w:rPr>
+        <w:t xml:space="preserve"/>
+      </w:r>
+    </w:p>
+    <w:p>
+      <w:pPr>
+        <w:spacing w:after="240" w:before="0" w:line="360" w:lineRule="auto"/>
+      </w:pPr>
+      <w:r>
+        <w:rPr>
+          <w:rFonts w:ascii="Times New Roman" w:cs="Times New Roman" w:eastAsia="Times New Roman" w:hAnsi="Times New Roman"/>
+          <w:sz w:val="24"/>
+          <w:szCs w:val="24"/>
+        </w:rPr>
+        <w:t xml:space="preserve">ii.   Menganalisis prestasi strategi media sosial berdasarkan metrik utama termasuk jangkauan, tontonan video, kadar penglibatan, trafik carian organik, dan bilangan prospek dalam talian yang direkodkan dalam Sistem CRM TVET Lipis mengikut sumber, kursus dan lokasi.</w:t>
+      </w:r>
+    </w:p>
+    <w:p>
+      <w:pPr>
+        <w:spacing w:line="360"/>
+      </w:pPr>
+      <w:r>
+        <w:rPr>
+          <w:rFonts w:ascii="Times New Roman" w:cs="Times New Roman" w:eastAsia="Times New Roman" w:hAnsi="Times New Roman"/>
+          <w:sz w:val="24"/>
+          <w:szCs w:val="24"/>
+        </w:rPr>
+        <w:t xml:space="preserve"/>
+      </w:r>
+    </w:p>
+    <w:p>
+      <w:pPr>
+        <w:spacing w:after="240" w:before="0" w:line="360" w:lineRule="auto"/>
+      </w:pPr>
+      <w:r>
+        <w:rPr>
+          <w:rFonts w:ascii="Times New Roman" w:cs="Times New Roman" w:eastAsia="Times New Roman" w:hAnsi="Times New Roman"/>
+          <w:sz w:val="24"/>
+          <w:szCs w:val="24"/>
+        </w:rPr>
+        <w:t xml:space="preserve">iii.  Menilai keberkesanan strategi media sosial dalam menyokong pengambilan pelajar baharu — termasuk menganalisis kadar penukaran prospek kepada pelajar berdaftar — dan mengemukakan cadangan penambahbaikan berasaskan data untuk kempen masa hadapan.</w:t>
       </w:r>
     </w:p>
     <w:p>
@@ -2771,103 +2900,38 @@
           <w:szCs w:val="24"/>
           <w:u w:val="single"/>
         </w:rPr>
-        <w:t xml:space="preserve">1.3  Objektif Projek</w:t>
-      </w:r>
-    </w:p>
-    <w:p>
-      <w:pPr>
-        <w:spacing w:after="240" w:before="0" w:line="360" w:lineRule="auto"/>
-      </w:pPr>
-      <w:r>
-        <w:rPr>
-          <w:rFonts w:ascii="Times New Roman" w:cs="Times New Roman" w:eastAsia="Times New Roman" w:hAnsi="Times New Roman"/>
-          <w:sz w:val="24"/>
-          <w:szCs w:val="24"/>
-        </w:rPr>
-        <w:t xml:space="preserve">Projek ini mempunyai tiga objektif utama:</w:t>
-      </w:r>
-    </w:p>
-    <w:p>
-      <w:pPr>
-        <w:spacing w:line="360"/>
-      </w:pPr>
-      <w:r>
-        <w:rPr>
-          <w:rFonts w:ascii="Times New Roman" w:cs="Times New Roman" w:eastAsia="Times New Roman" w:hAnsi="Times New Roman"/>
-          <w:sz w:val="24"/>
-          <w:szCs w:val="24"/>
-        </w:rPr>
-        <w:t xml:space="preserve"/>
-      </w:r>
-    </w:p>
-    <w:p>
-      <w:pPr>
-        <w:spacing w:after="240" w:before="0" w:line="360" w:lineRule="auto"/>
-      </w:pPr>
-      <w:r>
-        <w:rPr>
-          <w:rFonts w:ascii="Times New Roman" w:cs="Times New Roman" w:eastAsia="Times New Roman" w:hAnsi="Times New Roman"/>
-          <w:sz w:val="24"/>
-          <w:szCs w:val="24"/>
-        </w:rPr>
-        <w:t xml:space="preserve">i.    Merancang dan melaksanakan strategi media sosial yang komprehensif untuk TVET Lipis merangkumi Kalendar Kandungan, penerbitan kandungan organik merentas TikTok, Instagram dan Facebook, serta pengurusan kempen iklan berbayar Lead Generation di Meta Ads dan TikTok Ads yang disasarkan kepada bakal pelajar sepanjang Januari hingga Jun 2026.</w:t>
-      </w:r>
-    </w:p>
-    <w:p>
-      <w:pPr>
-        <w:spacing w:line="360"/>
-      </w:pPr>
-      <w:r>
-        <w:rPr>
-          <w:rFonts w:ascii="Times New Roman" w:cs="Times New Roman" w:eastAsia="Times New Roman" w:hAnsi="Times New Roman"/>
-          <w:sz w:val="24"/>
-          <w:szCs w:val="24"/>
-        </w:rPr>
-        <w:t xml:space="preserve"/>
-      </w:r>
-    </w:p>
-    <w:p>
-      <w:pPr>
-        <w:spacing w:after="240" w:before="0" w:line="360" w:lineRule="auto"/>
-      </w:pPr>
-      <w:r>
-        <w:rPr>
-          <w:rFonts w:ascii="Times New Roman" w:cs="Times New Roman" w:eastAsia="Times New Roman" w:hAnsi="Times New Roman"/>
-          <w:sz w:val="24"/>
-          <w:szCs w:val="24"/>
-        </w:rPr>
-        <w:t xml:space="preserve">ii.   Menganalisis prestasi strategi media sosial berdasarkan metrik utama termasuk jangkauan, tontonan video, kadar penglibatan, trafik carian organik, dan bilangan prospek dalam talian yang direkodkan dalam Sistem CRM TVET Lipis mengikut sumber, kursus dan lokasi.</w:t>
-      </w:r>
-    </w:p>
-    <w:p>
-      <w:pPr>
-        <w:spacing w:line="360"/>
-      </w:pPr>
-      <w:r>
-        <w:rPr>
-          <w:rFonts w:ascii="Times New Roman" w:cs="Times New Roman" w:eastAsia="Times New Roman" w:hAnsi="Times New Roman"/>
-          <w:sz w:val="24"/>
-          <w:szCs w:val="24"/>
-        </w:rPr>
-        <w:t xml:space="preserve"/>
-      </w:r>
-    </w:p>
-    <w:p>
-      <w:pPr>
-        <w:spacing w:after="240" w:before="0" w:line="360" w:lineRule="auto"/>
-      </w:pPr>
-      <w:r>
-        <w:rPr>
-          <w:rFonts w:ascii="Times New Roman" w:cs="Times New Roman" w:eastAsia="Times New Roman" w:hAnsi="Times New Roman"/>
-          <w:sz w:val="24"/>
-          <w:szCs w:val="24"/>
-        </w:rPr>
-        <w:t xml:space="preserve">iii.  Menilai keberkesanan strategi media sosial dalam menyokong pengambilan pelajar baharu — termasuk menganalisis kadar penukaran prospek kepada pelajar berdaftar — dan mengemukakan cadangan penambahbaikan berasaskan data untuk kempen masa hadapan.</w:t>
-      </w:r>
-    </w:p>
-    <w:p>
-      <w:pPr>
-        <w:spacing w:after="120" w:before="360" w:line="360" w:lineRule="auto"/>
+        <w:t xml:space="preserve">1.4  Limitasi Projek</w:t>
+      </w:r>
+    </w:p>
+    <w:p>
+      <w:pPr>
+        <w:spacing w:after="240" w:before="0" w:line="360" w:lineRule="auto"/>
+      </w:pPr>
+      <w:r>
+        <w:rPr>
+          <w:rFonts w:ascii="Times New Roman" w:cs="Times New Roman" w:eastAsia="Times New Roman" w:hAnsi="Times New Roman"/>
+          <w:sz w:val="24"/>
+          <w:szCs w:val="24"/>
+        </w:rPr>
+        <w:t xml:space="preserve">Limitasi yang perlu diambil kira dalam mentafsir dapatan LPKT ini:</w:t>
+      </w:r>
+    </w:p>
+    <w:p>
+      <w:pPr>
+        <w:spacing w:line="360"/>
+      </w:pPr>
+      <w:r>
+        <w:rPr>
+          <w:rFonts w:ascii="Times New Roman" w:cs="Times New Roman" w:eastAsia="Times New Roman" w:hAnsi="Times New Roman"/>
+          <w:sz w:val="24"/>
+          <w:szCs w:val="24"/>
+        </w:rPr>
+        <w:t xml:space="preserve"/>
+      </w:r>
+    </w:p>
+    <w:p>
+      <w:pPr>
+        <w:spacing w:after="240" w:before="0" w:line="360" w:lineRule="auto"/>
       </w:pPr>
       <w:r>
         <w:rPr>
@@ -2876,22 +2940,16 @@
           <w:bCs/>
           <w:sz w:val="24"/>
           <w:szCs w:val="24"/>
-          <w:u w:val="single"/>
-        </w:rPr>
-        <w:t xml:space="preserve">1.4  Limitasi Projek</w:t>
-      </w:r>
-    </w:p>
-    <w:p>
-      <w:pPr>
-        <w:spacing w:after="240" w:before="0" w:line="360" w:lineRule="auto"/>
-      </w:pPr>
-      <w:r>
-        <w:rPr>
-          <w:rFonts w:ascii="Times New Roman" w:cs="Times New Roman" w:eastAsia="Times New Roman" w:hAnsi="Times New Roman"/>
-          <w:sz w:val="24"/>
-          <w:szCs w:val="24"/>
-        </w:rPr>
-        <w:t xml:space="preserve">Limitasi yang perlu diambil kira dalam mentafsir dapatan LPKT ini:</w:t>
+        </w:rPr>
+        <w:t xml:space="preserve">i.    Skop Platform: </w:t>
+      </w:r>
+      <w:r>
+        <w:rPr>
+          <w:rFonts w:ascii="Times New Roman" w:cs="Times New Roman" w:eastAsia="Times New Roman" w:hAnsi="Times New Roman"/>
+          <w:sz w:val="24"/>
+          <w:szCs w:val="24"/>
+        </w:rPr>
+        <w:t xml:space="preserve">Kempen hanya meliputi TikTok, Instagram dan Facebook (kandungan organik) serta Meta Ads dan TikTok Ads (iklan berbayar). YouTube, Twitter/X, Threads dan LinkedIn tidak termasuk dalam skop kempen.</w:t>
       </w:r>
     </w:p>
     <w:p>
@@ -2919,15 +2977,15 @@
           <w:sz w:val="24"/>
           <w:szCs w:val="24"/>
         </w:rPr>
-        <w:t xml:space="preserve">i.    Skop Platform: </w:t>
-      </w:r>
-      <w:r>
-        <w:rPr>
-          <w:rFonts w:ascii="Times New Roman" w:cs="Times New Roman" w:eastAsia="Times New Roman" w:hAnsi="Times New Roman"/>
-          <w:sz w:val="24"/>
-          <w:szCs w:val="24"/>
-        </w:rPr>
-        <w:t xml:space="preserve">Kempen hanya meliputi TikTok, Instagram dan Facebook (kandungan organik) serta Meta Ads dan TikTok Ads (iklan berbayar). YouTube, Twitter/X, Threads dan LinkedIn tidak termasuk dalam skop kempen.</w:t>
+        <w:t xml:space="preserve">ii.   Tempoh Kajian: </w:t>
+      </w:r>
+      <w:r>
+        <w:rPr>
+          <w:rFonts w:ascii="Times New Roman" w:cs="Times New Roman" w:eastAsia="Times New Roman" w:hAnsi="Times New Roman"/>
+          <w:sz w:val="24"/>
+          <w:szCs w:val="24"/>
+        </w:rPr>
+        <w:t xml:space="preserve">Data dikumpulkan dalam tempoh Januari hingga Jun 2026 sahaja (6 bulan). TikTok Ads pula hanya beroperasi bermula Mac 2026 (4 bulan), menjadikan perbandingan langsung antara kedua-dua platform iklan tidak seimbang dari segi tempoh.</w:t>
       </w:r>
     </w:p>
     <w:p>
@@ -2955,15 +3013,15 @@
           <w:sz w:val="24"/>
           <w:szCs w:val="24"/>
         </w:rPr>
-        <w:t xml:space="preserve">ii.   Tempoh Kajian: </w:t>
-      </w:r>
-      <w:r>
-        <w:rPr>
-          <w:rFonts w:ascii="Times New Roman" w:cs="Times New Roman" w:eastAsia="Times New Roman" w:hAnsi="Times New Roman"/>
-          <w:sz w:val="24"/>
-          <w:szCs w:val="24"/>
-        </w:rPr>
-        <w:t xml:space="preserve">Data dikumpulkan dalam tempoh Januari hingga Jun 2026 sahaja (6 bulan). TikTok Ads pula hanya beroperasi bermula Mac 2026 (4 bulan), menjadikan perbandingan langsung antara kedua-dua platform iklan tidak seimbang dari segi tempoh.</w:t>
+        <w:t xml:space="preserve">iii.  Ketidaklengkapan Data Demografi: </w:t>
+      </w:r>
+      <w:r>
+        <w:rPr>
+          <w:rFonts w:ascii="Times New Roman" w:cs="Times New Roman" w:eastAsia="Times New Roman" w:hAnsi="Times New Roman"/>
+          <w:sz w:val="24"/>
+          <w:szCs w:val="24"/>
+        </w:rPr>
+        <w:t xml:space="preserve">Medan umur hanya ditangkap secara konsisten oleh borang TikTok Ads (1,132 rekod daripada 3,470 prospek, iaitu 32.6%). Borang Meta Ads tidak menangkap umur, menyebabkan analisis demografi umur terhad kepada subset data sahaja.</w:t>
       </w:r>
     </w:p>
     <w:p>
@@ -2991,15 +3049,15 @@
           <w:sz w:val="24"/>
           <w:szCs w:val="24"/>
         </w:rPr>
-        <w:t xml:space="preserve">iii.  Ketidaklengkapan Data Demografi: </w:t>
-      </w:r>
-      <w:r>
-        <w:rPr>
-          <w:rFonts w:ascii="Times New Roman" w:cs="Times New Roman" w:eastAsia="Times New Roman" w:hAnsi="Times New Roman"/>
-          <w:sz w:val="24"/>
-          <w:szCs w:val="24"/>
-        </w:rPr>
-        <w:t xml:space="preserve">Medan umur hanya ditangkap secara konsisten oleh borang TikTok Ads (1,132 rekod daripada 3,470 prospek, iaitu 32.6%). Borang Meta Ads tidak menangkap umur, menyebabkan analisis demografi umur terhad kepada subset data sahaja.</w:t>
+        <w:t xml:space="preserve">iv.   Metrik Facebook Organik Tidak Dikumpulkan: </w:t>
+      </w:r>
+      <w:r>
+        <w:rPr>
+          <w:rFonts w:ascii="Times New Roman" w:cs="Times New Roman" w:eastAsia="Times New Roman" w:hAnsi="Times New Roman"/>
+          <w:sz w:val="24"/>
+          <w:szCs w:val="24"/>
+        </w:rPr>
+        <w:t xml:space="preserve">Kandungan organik diterbitkan semula di halaman Facebook sebagai saluran sokongan, namun metrik prestasi halaman tersebut tidak direkodkan secara sistematik sepanjang tempoh kempen. Justeru, sumbangan Facebook organik kepada jangkauan keseluruhan tidak dapat dinilai. Facebook tetap dilaporkan sebagai penempatan iklan berbayar Meta Ads.</w:t>
       </w:r>
     </w:p>
     <w:p>
@@ -3027,15 +3085,15 @@
           <w:sz w:val="24"/>
           <w:szCs w:val="24"/>
         </w:rPr>
-        <w:t xml:space="preserve">iv.   Metrik Facebook Organik Tidak Dikumpulkan: </w:t>
-      </w:r>
-      <w:r>
-        <w:rPr>
-          <w:rFonts w:ascii="Times New Roman" w:cs="Times New Roman" w:eastAsia="Times New Roman" w:hAnsi="Times New Roman"/>
-          <w:sz w:val="24"/>
-          <w:szCs w:val="24"/>
-        </w:rPr>
-        <w:t xml:space="preserve">Kandungan organik diterbitkan semula di halaman Facebook sebagai saluran sokongan, namun metrik prestasi halaman tersebut tidak direkodkan secara sistematik sepanjang tempoh kempen. Justeru, sumbangan Facebook organik kepada jangkauan keseluruhan tidak dapat dinilai. Facebook tetap dilaporkan sebagai penempatan iklan berbayar Meta Ads.</w:t>
+        <w:t xml:space="preserve">v.    Data Kandungan Organik Tidak Berpecah Bulanan: </w:t>
+      </w:r>
+      <w:r>
+        <w:rPr>
+          <w:rFonts w:ascii="Times New Roman" w:cs="Times New Roman" w:eastAsia="Times New Roman" w:hAnsi="Times New Roman"/>
+          <w:sz w:val="24"/>
+          <w:szCs w:val="24"/>
+        </w:rPr>
+        <w:t xml:space="preserve">TikTok Analytics hanya menyediakan pecahan organik berbanding berbayar bermula 1 Mac 2026. Tontonan bagi Januari dan Februari 2026 tidak dapat diasingkan mengikut kategori tersebut.</w:t>
       </w:r>
     </w:p>
     <w:p>
@@ -3063,15 +3121,15 @@
           <w:sz w:val="24"/>
           <w:szCs w:val="24"/>
         </w:rPr>
-        <w:t xml:space="preserve">v.    Data Kandungan Organik Tidak Berpecah Bulanan: </w:t>
-      </w:r>
-      <w:r>
-        <w:rPr>
-          <w:rFonts w:ascii="Times New Roman" w:cs="Times New Roman" w:eastAsia="Times New Roman" w:hAnsi="Times New Roman"/>
-          <w:sz w:val="24"/>
-          <w:szCs w:val="24"/>
-        </w:rPr>
-        <w:t xml:space="preserve">TikTok Analytics hanya menyediakan pecahan organik berbanding berbayar bermula 1 Mac 2026. Tontonan bagi Januari dan Februari 2026 tidak dapat diasingkan mengikut kategori tersebut.</w:t>
+        <w:t xml:space="preserve">vi.   Pengesanan Prospek Luar Borang: </w:t>
+      </w:r>
+      <w:r>
+        <w:rPr>
+          <w:rFonts w:ascii="Times New Roman" w:cs="Times New Roman" w:eastAsia="Times New Roman" w:hAnsi="Times New Roman"/>
+          <w:sz w:val="24"/>
+          <w:szCs w:val="24"/>
+        </w:rPr>
+        <w:t xml:space="preserve">Hanya prospek yang mengisi borang Lead Generation direkodkan secara automatik dengan sumber yang tepat. Prospek yang menghubungi terus melalui WhatsApp, panggilan telefon atau lawatan tidak dapat dikaitkan dengan saluran pemasaran tertentu.</w:t>
       </w:r>
     </w:p>
     <w:p>
@@ -3099,15 +3157,15 @@
           <w:sz w:val="24"/>
           <w:szCs w:val="24"/>
         </w:rPr>
-        <w:t xml:space="preserve">vi.   Pengesanan Prospek Luar Borang: </w:t>
-      </w:r>
-      <w:r>
-        <w:rPr>
-          <w:rFonts w:ascii="Times New Roman" w:cs="Times New Roman" w:eastAsia="Times New Roman" w:hAnsi="Times New Roman"/>
-          <w:sz w:val="24"/>
-          <w:szCs w:val="24"/>
-        </w:rPr>
-        <w:t xml:space="preserve">Hanya prospek yang mengisi borang Lead Generation direkodkan secara automatik dengan sumber yang tepat. Prospek yang menghubungi terus melalui WhatsApp, panggilan telefon atau lawatan tidak dapat dikaitkan dengan saluran pemasaran tertentu.</w:t>
+        <w:t xml:space="preserve">vii.  Tiada Meta Pixel: </w:t>
+      </w:r>
+      <w:r>
+        <w:rPr>
+          <w:rFonts w:ascii="Times New Roman" w:cs="Times New Roman" w:eastAsia="Times New Roman" w:hAnsi="Times New Roman"/>
+          <w:sz w:val="24"/>
+          <w:szCs w:val="24"/>
+        </w:rPr>
+        <w:t xml:space="preserve">Tanpa Meta Pixel di laman web tvetlipis.my, kempen retargeting tidak dapat dilaksanakan dan pengesanan penukaran daripada lawatan laman web kepada pertanyaan tidak sepenuhnya automatik.</w:t>
       </w:r>
     </w:p>
     <w:p>
@@ -3135,15 +3193,15 @@
           <w:sz w:val="24"/>
           <w:szCs w:val="24"/>
         </w:rPr>
-        <w:t xml:space="preserve">vii.  Tiada Meta Pixel: </w:t>
-      </w:r>
-      <w:r>
-        <w:rPr>
-          <w:rFonts w:ascii="Times New Roman" w:cs="Times New Roman" w:eastAsia="Times New Roman" w:hAnsi="Times New Roman"/>
-          <w:sz w:val="24"/>
-          <w:szCs w:val="24"/>
-        </w:rPr>
-        <w:t xml:space="preserve">Tanpa Meta Pixel di laman web tvetlipis.my, kempen retargeting tidak dapat dilaksanakan dan pengesanan penukaran daripada lawatan laman web kepada pertanyaan tidak sepenuhnya automatik.</w:t>
+        <w:t xml:space="preserve">viii. Rekod Status Prospek Tidak Lengkap: </w:t>
+      </w:r>
+      <w:r>
+        <w:rPr>
+          <w:rFonts w:ascii="Times New Roman" w:cs="Times New Roman" w:eastAsia="Times New Roman" w:hAnsi="Times New Roman"/>
+          <w:sz w:val="24"/>
+          <w:szCs w:val="24"/>
+        </w:rPr>
+        <w:t xml:space="preserve">Sistem CRM masih dalam fasa pelaksanaan sepanjang tempoh kempen. Pasukan pengambilan menjalankan susulan melalui WhatsApp tanpa mengemas kini status setiap prospek dalam sistem. Justeru, data peringkat corong dalam CRM tidak mencerminkan aktiviti susulan sebenar dan tidak digunakan untuk mengukur kadar penukaran mengikut peringkat.</w:t>
       </w:r>
     </w:p>
     <w:p>
@@ -3171,33 +3229,20 @@
           <w:sz w:val="24"/>
           <w:szCs w:val="24"/>
         </w:rPr>
-        <w:t xml:space="preserve">viii. Rekod Status Prospek Tidak Lengkap: </w:t>
-      </w:r>
-      <w:r>
-        <w:rPr>
-          <w:rFonts w:ascii="Times New Roman" w:cs="Times New Roman" w:eastAsia="Times New Roman" w:hAnsi="Times New Roman"/>
-          <w:sz w:val="24"/>
-          <w:szCs w:val="24"/>
-        </w:rPr>
-        <w:t xml:space="preserve">Sistem CRM masih dalam fasa pelaksanaan sepanjang tempoh kempen. Pasukan pengambilan menjalankan susulan melalui WhatsApp tanpa mengemas kini status setiap prospek dalam sistem. Justeru, data peringkat corong dalam CRM tidak mencerminkan aktiviti susulan sebenar dan tidak digunakan untuk mengukur kadar penukaran mengikut peringkat.</w:t>
-      </w:r>
-    </w:p>
-    <w:p>
-      <w:pPr>
-        <w:spacing w:line="360"/>
-      </w:pPr>
-      <w:r>
-        <w:rPr>
-          <w:rFonts w:ascii="Times New Roman" w:cs="Times New Roman" w:eastAsia="Times New Roman" w:hAnsi="Times New Roman"/>
-          <w:sz w:val="24"/>
-          <w:szCs w:val="24"/>
-        </w:rPr>
-        <w:t xml:space="preserve"/>
-      </w:r>
-    </w:p>
-    <w:p>
-      <w:pPr>
-        <w:spacing w:after="240" w:before="0" w:line="360" w:lineRule="auto"/>
+        <w:t xml:space="preserve">ix.   Kadar Penukaran Dipengaruhi Faktor Luar Kawalan Kempen: </w:t>
+      </w:r>
+      <w:r>
+        <w:rPr>
+          <w:rFonts w:ascii="Times New Roman" w:cs="Times New Roman" w:eastAsia="Times New Roman" w:hAnsi="Times New Roman"/>
+          <w:sz w:val="24"/>
+          <w:szCs w:val="24"/>
+        </w:rPr>
+        <w:t xml:space="preserve">Penukaran prospek kepada pelajar berdaftar bergantung kepada proses susulan oleh pasukan pengambilan, kelulusan pembiayaan PTPK dan keputusan peribadi calon — faktor yang berada di luar skop aktiviti pemasaran media sosial yang didokumentasikan dalam LPKT ini.</w:t>
+      </w:r>
+    </w:p>
+    <w:p>
+      <w:pPr>
+        <w:spacing w:after="120" w:before="360" w:line="360" w:lineRule="auto"/>
       </w:pPr>
       <w:r>
         <w:rPr>
@@ -3206,21 +3251,40 @@
           <w:bCs/>
           <w:sz w:val="24"/>
           <w:szCs w:val="24"/>
-        </w:rPr>
-        <w:t xml:space="preserve">ix.   Kadar Penukaran Dipengaruhi Faktor Luar Kawalan Kempen: </w:t>
-      </w:r>
-      <w:r>
-        <w:rPr>
-          <w:rFonts w:ascii="Times New Roman" w:cs="Times New Roman" w:eastAsia="Times New Roman" w:hAnsi="Times New Roman"/>
-          <w:sz w:val="24"/>
-          <w:szCs w:val="24"/>
-        </w:rPr>
-        <w:t xml:space="preserve">Penukaran prospek kepada pelajar berdaftar bergantung kepada proses susulan oleh pasukan pengambilan, kelulusan pembiayaan PTPK dan keputusan peribadi calon — faktor yang berada di luar skop aktiviti pemasaran media sosial yang didokumentasikan dalam LPKT ini.</w:t>
-      </w:r>
-    </w:p>
-    <w:p>
-      <w:pPr>
-        <w:spacing w:after="120" w:before="360" w:line="360" w:lineRule="auto"/>
+          <w:u w:val="single"/>
+        </w:rPr>
+        <w:t xml:space="preserve">1.5  Kepentingan Kajian</w:t>
+      </w:r>
+    </w:p>
+    <w:p>
+      <w:pPr>
+        <w:spacing w:after="240" w:before="0" w:line="360" w:lineRule="auto"/>
+      </w:pPr>
+      <w:r>
+        <w:rPr>
+          <w:rFonts w:ascii="Times New Roman" w:cs="Times New Roman" w:eastAsia="Times New Roman" w:hAnsi="Times New Roman"/>
+          <w:sz w:val="24"/>
+          <w:szCs w:val="24"/>
+        </w:rPr>
+        <w:t xml:space="preserve">LPKT ini memberi manfaat kepada tiga pihak utama:</w:t>
+      </w:r>
+    </w:p>
+    <w:p>
+      <w:pPr>
+        <w:spacing w:line="360"/>
+      </w:pPr>
+      <w:r>
+        <w:rPr>
+          <w:rFonts w:ascii="Times New Roman" w:cs="Times New Roman" w:eastAsia="Times New Roman" w:hAnsi="Times New Roman"/>
+          <w:sz w:val="24"/>
+          <w:szCs w:val="24"/>
+        </w:rPr>
+        <w:t xml:space="preserve"/>
+      </w:r>
+    </w:p>
+    <w:p>
+      <w:pPr>
+        <w:spacing w:after="240" w:before="0" w:line="360" w:lineRule="auto"/>
       </w:pPr>
       <w:r>
         <w:rPr>
@@ -3229,22 +3293,16 @@
           <w:bCs/>
           <w:sz w:val="24"/>
           <w:szCs w:val="24"/>
-          <w:u w:val="single"/>
-        </w:rPr>
-        <w:t xml:space="preserve">1.5  Kepentingan Kajian</w:t>
-      </w:r>
-    </w:p>
-    <w:p>
-      <w:pPr>
-        <w:spacing w:after="240" w:before="0" w:line="360" w:lineRule="auto"/>
-      </w:pPr>
-      <w:r>
-        <w:rPr>
-          <w:rFonts w:ascii="Times New Roman" w:cs="Times New Roman" w:eastAsia="Times New Roman" w:hAnsi="Times New Roman"/>
-          <w:sz w:val="24"/>
-          <w:szCs w:val="24"/>
-        </w:rPr>
-        <w:t xml:space="preserve">LPKT ini memberi manfaat kepada tiga pihak utama:</w:t>
+        </w:rPr>
+        <w:t xml:space="preserve">i.    TVET Lipis: </w:t>
+      </w:r>
+      <w:r>
+        <w:rPr>
+          <w:rFonts w:ascii="Times New Roman" w:cs="Times New Roman" w:eastAsia="Times New Roman" w:hAnsi="Times New Roman"/>
+          <w:sz w:val="24"/>
+          <w:szCs w:val="24"/>
+        </w:rPr>
+        <w:t xml:space="preserve">LPKT ini menyediakan rangka kerja strategi media sosial yang telah diuji dan boleh diulang untuk setiap kitaran pengambilan pelajar, dengan data prestasi sebagai asas merancang belanjawan pemasaran dengan lebih efisien.</w:t>
       </w:r>
     </w:p>
     <w:p>
@@ -3272,42 +3330,6 @@
           <w:sz w:val="24"/>
           <w:szCs w:val="24"/>
         </w:rPr>
-        <w:t xml:space="preserve">i.    TVET Lipis: </w:t>
-      </w:r>
-      <w:r>
-        <w:rPr>
-          <w:rFonts w:ascii="Times New Roman" w:cs="Times New Roman" w:eastAsia="Times New Roman" w:hAnsi="Times New Roman"/>
-          <w:sz w:val="24"/>
-          <w:szCs w:val="24"/>
-        </w:rPr>
-        <w:t xml:space="preserve">LPKT ini menyediakan rangka kerja strategi media sosial yang telah diuji dan boleh diulang untuk setiap kitaran pengambilan pelajar, dengan data prestasi sebagai asas merancang belanjawan pemasaran dengan lebih efisien.</w:t>
-      </w:r>
-    </w:p>
-    <w:p>
-      <w:pPr>
-        <w:spacing w:line="360"/>
-      </w:pPr>
-      <w:r>
-        <w:rPr>
-          <w:rFonts w:ascii="Times New Roman" w:cs="Times New Roman" w:eastAsia="Times New Roman" w:hAnsi="Times New Roman"/>
-          <w:sz w:val="24"/>
-          <w:szCs w:val="24"/>
-        </w:rPr>
-        <w:t xml:space="preserve"/>
-      </w:r>
-    </w:p>
-    <w:p>
-      <w:pPr>
-        <w:spacing w:after="240" w:before="0" w:line="360" w:lineRule="auto"/>
-      </w:pPr>
-      <w:r>
-        <w:rPr>
-          <w:rFonts w:ascii="Times New Roman" w:cs="Times New Roman" w:eastAsia="Times New Roman" w:hAnsi="Times New Roman"/>
-          <w:b/>
-          <w:bCs/>
-          <w:sz w:val="24"/>
-          <w:szCs w:val="24"/>
-        </w:rPr>
         <w:t xml:space="preserve">ii.   Institusi TVET lain di kawasan luar bandar: </w:t>
       </w:r>
       <w:r>
@@ -3316,7 +3338,7 @@
           <w:sz w:val="24"/>
           <w:szCs w:val="24"/>
         </w:rPr>
-        <w:t xml:space="preserve">LPKT ini membuktikan bahawa institusi kemahiran di kawasan pedalaman Malaysia boleh bersaing dalam merebut perhatian bakal pelajar melalui media sosial dengan strategi yang sistematik dan belanjawan yang terkawal.</w:t>
+        <w:t xml:space="preserve">LPKT ini membuktikan bahawa institusi kemahiran di kawasan pedalaman dan wilayah Pantai Timur boleh bersaing merebut perhatian bakal pelajar melalui media sosial dengan strategi yang sistematik dan belanjawan yang terkawal. Pendekatan jenama payung yang digunakan juga boleh dicontohi oleh pusat bertauliah lain yang berkongsi lokasi atau pasaran yang sama.</w:t>
       </w:r>
     </w:p>
     <w:p>

--- a/LPKT-Report/LPKT-CU1-Zuriel-Seong.docx
+++ b/LPKT-Report/LPKT-CU1-Zuriel-Seong.docx
@@ -2333,6 +2333,32 @@
       <w:r>
         <w:rPr>
           <w:rFonts w:ascii="Times New Roman" w:cs="Times New Roman" w:eastAsia="Times New Roman" w:hAnsi="Times New Roman"/>
+          <w:sz w:val="24"/>
+          <w:szCs w:val="24"/>
+        </w:rPr>
+        <w:t xml:space="preserve">Kedua-dua pusat bertauliah ini berkongsi cabaran pemasaran yang sama. Kedudukan di Kuala Lipis, sebuah bandar kecil di pedalaman Pahang, menghadkan keberkesanan kaedah pemasaran konvensional seperti lawatan sekolah, pameran pendidikan dan risalah cetak yang terikat kepada jarak fizikal dan kos perjalanan. Pada masa yang sama, kesedaran orang ramai terhadap laluan pendidikan teknikal dan vokasional (TVET) di wilayah Pantai Timur masih rendah berbanding laluan akademik konvensional.</w:t>
+      </w:r>
+    </w:p>
+    <w:p>
+      <w:pPr>
+        <w:spacing w:line="360"/>
+      </w:pPr>
+      <w:r>
+        <w:rPr>
+          <w:rFonts w:ascii="Times New Roman" w:cs="Times New Roman" w:eastAsia="Times New Roman" w:hAnsi="Times New Roman"/>
+          <w:sz w:val="24"/>
+          <w:szCs w:val="24"/>
+        </w:rPr>
+        <w:t xml:space="preserve"/>
+      </w:r>
+    </w:p>
+    <w:p>
+      <w:pPr>
+        <w:spacing w:after="240" w:before="0" w:line="360" w:lineRule="auto"/>
+      </w:pPr>
+      <w:r>
+        <w:rPr>
+          <w:rFonts w:ascii="Times New Roman" w:cs="Times New Roman" w:eastAsia="Times New Roman" w:hAnsi="Times New Roman"/>
           <w:b/>
           <w:bCs/>
           <w:sz w:val="24"/>
@@ -2346,163 +2372,59 @@
           <w:sz w:val="24"/>
           <w:szCs w:val="24"/>
         </w:rPr>
-        <w:t xml:space="preserve">Walaupun kedua-dua pusat bertauliah tersebut berasingan dari segi pentauliahan dan pentadbiran, kedua-duanya berkongsi cabaran pemasaran yang sama iaitu kedudukan geografi di luar bandar utama serta tahap kesedaran orang ramai yang rendah terhadap laluan pendidikan teknikal dan vokasional (TVET) di wilayah Pantai Timur. Bagi menangani cabaran ini, jenama pemasaran "TVET Lipis" dibangunkan sebagai identiti payung tunggal yang menghimpunkan penawaran program kedua-dua pusat. Matlamat jenama ini bukan sekadar memasarkan program masing-masing, tetapi mengangkat profil pendidikan TVET di Kuala Lipis dan wilayah Pantai Timur secara keseluruhan.</w:t>
-      </w:r>
-    </w:p>
-    <w:p>
-      <w:pPr>
-        <w:spacing w:line="360"/>
-      </w:pPr>
-      <w:r>
-        <w:rPr>
-          <w:rFonts w:ascii="Times New Roman" w:cs="Times New Roman" w:eastAsia="Times New Roman" w:hAnsi="Times New Roman"/>
-          <w:sz w:val="24"/>
-          <w:szCs w:val="24"/>
-        </w:rPr>
-        <w:t xml:space="preserve"/>
-      </w:r>
-    </w:p>
-    <w:p>
-      <w:pPr>
-        <w:spacing w:after="240" w:before="0" w:line="360" w:lineRule="auto"/>
-      </w:pPr>
-      <w:r>
-        <w:rPr>
-          <w:rFonts w:ascii="Times New Roman" w:cs="Times New Roman" w:eastAsia="Times New Roman" w:hAnsi="Times New Roman"/>
-          <w:sz w:val="24"/>
-          <w:szCs w:val="24"/>
-        </w:rPr>
-        <w:t xml:space="preserve">Keputusan menggunakan jenama payung ini diambil atas tiga pertimbangan pemasaran. Pertama, nama rasmi kedua-dua pusat bertauliah adalah panjang dan sukar diingati oleh bakal pelajar. Kedua, istilah "TVET" telah dikenali secara meluas di Malaysia sebagai rujukan kepada pendidikan teknikal dan vokasional, menjadikannya titik masuk yang lebih mudah difahami berbanding nama institusi. Ketiga, penggunaan satu jenama tunggal membolehkan usaha pemasaran media sosial ditumpukan kepada satu akaun bagi setiap platform, berbanding memecahkan jangkauan, belanjawan dan tenaga pengeluaran kandungan kepada beberapa akaun berasingan.</w:t>
-      </w:r>
-    </w:p>
-    <w:p>
-      <w:pPr>
-        <w:spacing w:line="360"/>
-      </w:pPr>
-      <w:r>
-        <w:rPr>
-          <w:rFonts w:ascii="Times New Roman" w:cs="Times New Roman" w:eastAsia="Times New Roman" w:hAnsi="Times New Roman"/>
-          <w:sz w:val="24"/>
-          <w:szCs w:val="24"/>
-        </w:rPr>
-        <w:t xml:space="preserve"/>
-      </w:r>
-    </w:p>
-    <w:p>
-      <w:pPr>
-        <w:spacing w:after="240" w:before="0" w:line="360" w:lineRule="auto"/>
-      </w:pPr>
-      <w:r>
-        <w:rPr>
-          <w:rFonts w:ascii="Times New Roman" w:cs="Times New Roman" w:eastAsia="Times New Roman" w:hAnsi="Times New Roman"/>
-          <w:sz w:val="24"/>
-          <w:szCs w:val="24"/>
-        </w:rPr>
-        <w:t xml:space="preserve">Perlu ditegaskan bahawa "TVET Lipis" merupakan jenama pemasaran dan bukan nama entiti yang berdaftar dengan JPK. Sepanjang laporan ini, istilah tersebut merujuk kepada jenama pemasaran berkenaan, manakala urusan pentauliahan, pengambilan rasmi dan pensijilan kekal di bawah pusat bertauliah masing-masing.</w:t>
-      </w:r>
-    </w:p>
-    <w:p>
-      <w:pPr>
-        <w:spacing w:line="360"/>
-      </w:pPr>
-      <w:r>
-        <w:rPr>
-          <w:rFonts w:ascii="Times New Roman" w:cs="Times New Roman" w:eastAsia="Times New Roman" w:hAnsi="Times New Roman"/>
-          <w:sz w:val="24"/>
-          <w:szCs w:val="24"/>
-        </w:rPr>
-        <w:t xml:space="preserve"/>
-      </w:r>
-    </w:p>
-    <w:p>
-      <w:pPr>
-        <w:spacing w:after="240" w:before="0" w:line="360" w:lineRule="auto"/>
-      </w:pPr>
-      <w:r>
-        <w:rPr>
-          <w:rFonts w:ascii="Times New Roman" w:cs="Times New Roman" w:eastAsia="Times New Roman" w:hAnsi="Times New Roman"/>
-          <w:sz w:val="24"/>
-          <w:szCs w:val="24"/>
-        </w:rPr>
-        <w:t xml:space="preserve">Strategi jenama payung ini terbukti berkesan. Kata kunci berjenama "tvet lipis" menjadi kata kunci carian organik tertinggi dengan 120 klik daripada 603 tayangan di Google — hampir tujuh kali ganda berbanding carian menggunakan nama rasmi kolej yang hanya mencatatkan 18 klik (lihat seksyen 3.6). Ini menunjukkan jenama tersebut berjaya tertanam dalam ingatan audiens sasaran, dan bahawa bakal pelajar mencari institusi melalui jenama pemasarannya dan bukan melalui nama pentauliahan rasmi.</w:t>
-      </w:r>
-    </w:p>
-    <w:p>
-      <w:pPr>
-        <w:spacing w:line="360"/>
-      </w:pPr>
-      <w:r>
-        <w:rPr>
-          <w:rFonts w:ascii="Times New Roman" w:cs="Times New Roman" w:eastAsia="Times New Roman" w:hAnsi="Times New Roman"/>
-          <w:sz w:val="24"/>
-          <w:szCs w:val="24"/>
-        </w:rPr>
-        <w:t xml:space="preserve"/>
-      </w:r>
-    </w:p>
-    <w:p>
-      <w:pPr>
-        <w:spacing w:after="240" w:before="0" w:line="360" w:lineRule="auto"/>
-      </w:pPr>
-      <w:r>
-        <w:rPr>
-          <w:rFonts w:ascii="Times New Roman" w:cs="Times New Roman" w:eastAsia="Times New Roman" w:hAnsi="Times New Roman"/>
-          <w:sz w:val="24"/>
-          <w:szCs w:val="24"/>
-        </w:rPr>
-        <w:t xml:space="preserve">Pengambilan pelajar baharu merupakan nadi kesinambungan operasi institusi pendidikan swasta. Bagi TVET Lipis yang beroperasi di Kuala Lipis — sebuah bandar kecil di pedalaman Pahang — cabaran pengambilan pelajar adalah lebih besar berbanding institusi di kawasan bandar utama. Kedudukan geografi yang jauh daripada pusat bandar utama menghadkan keberkesanan kaedah pemasaran konvensional seperti lawatan sekolah, pameran pendidikan dan risalah cetak, yang terikat kepada jarak fizikal dan kos perjalanan.</w:t>
-      </w:r>
-    </w:p>
-    <w:p>
-      <w:pPr>
-        <w:spacing w:line="360"/>
-      </w:pPr>
-      <w:r>
-        <w:rPr>
-          <w:rFonts w:ascii="Times New Roman" w:cs="Times New Roman" w:eastAsia="Times New Roman" w:hAnsi="Times New Roman"/>
-          <w:sz w:val="24"/>
-          <w:szCs w:val="24"/>
-        </w:rPr>
-        <w:t xml:space="preserve"/>
-      </w:r>
-    </w:p>
-    <w:p>
-      <w:pPr>
-        <w:spacing w:after="240" w:before="0" w:line="360" w:lineRule="auto"/>
-      </w:pPr>
-      <w:r>
-        <w:rPr>
-          <w:rFonts w:ascii="Times New Roman" w:cs="Times New Roman" w:eastAsia="Times New Roman" w:hAnsi="Times New Roman"/>
-          <w:sz w:val="24"/>
-          <w:szCs w:val="24"/>
-        </w:rPr>
-        <w:t xml:space="preserve">Media sosial telah menjadi saluran pemasaran utama dalam industri pendidikan kerana ia membolehkan institusi menjangkau bakal pelajar tanpa terikat kepada sempadan geografi. Bagi golongan belia lepasan SPM yang menjadi audiens sasaran utama TVET Lipis, platform video pendek seperti TikTok dan Instagram Reels merupakan saluran maklumat harian yang dominan (Datareportal, 2024). Kaplan dan Haenlein (2010) menegaskan bahawa media sosial mengubah hubungan organisasi-pengguna daripada komunikasi sehala kepada interaksi dua hala, manakala Rutter, Roper dan Lettice (2016) mendapati aktiviti media sosial institusi pendidikan mempunyai hubungan positif dengan prestasi pengambilan pelajar.</w:t>
-      </w:r>
-    </w:p>
-    <w:p>
-      <w:pPr>
-        <w:spacing w:line="360"/>
-      </w:pPr>
-      <w:r>
-        <w:rPr>
-          <w:rFonts w:ascii="Times New Roman" w:cs="Times New Roman" w:eastAsia="Times New Roman" w:hAnsi="Times New Roman"/>
-          <w:sz w:val="24"/>
-          <w:szCs w:val="24"/>
-        </w:rPr>
-        <w:t xml:space="preserve"/>
-      </w:r>
-    </w:p>
-    <w:p>
-      <w:pPr>
-        <w:spacing w:after="240" w:before="0" w:line="360" w:lineRule="auto"/>
-      </w:pPr>
-      <w:r>
-        <w:rPr>
-          <w:rFonts w:ascii="Times New Roman" w:cs="Times New Roman" w:eastAsia="Times New Roman" w:hAnsi="Times New Roman"/>
-          <w:sz w:val="24"/>
-          <w:szCs w:val="24"/>
-        </w:rPr>
-        <w:t xml:space="preserve">Berdasarkan konteks ini, TVET Lipis telah melaksanakan kempen pemasaran media sosial bersepadu sepanjang Januari hingga Jun 2026, menggabungkan kandungan organik di TikTok, Instagram dan Facebook dengan kempen iklan berbayar Lead Generation di dua platform — Meta Ads (Facebook dan Instagram) dan TikTok Ads. Kempen ini menghasilkan 2,927,157 tontonan video di TikTok dan 3,470 prospek dalam talian yang direkodkan dalam Sistem CRM institusi.</w:t>
+        <w:t xml:space="preserve">Bagi menangani cabaran ini, jenama pemasaran "TVET Lipis" dibangunkan sebagai identiti payung tunggal yang menghimpunkan penawaran program kedua-dua pusat bertauliah. Tiga pertimbangan mendasari keputusan ini: nama rasmi kedua-dua pusat adalah panjang dan sukar diingati oleh bakal pelajar; istilah "TVET" telah dikenali secara meluas di Malaysia sehingga menjadi titik masuk yang lebih mudah difahami berbanding nama institusi; dan penggunaan satu jenama tunggal membolehkan usaha pemasaran ditumpukan kepada satu akaun bagi setiap platform, berbanding memecahkan jangkauan dan belanjawan kepada beberapa akaun berasingan. Matlamat jenama ini bukan sekadar memasarkan program masing-masing, tetapi mengangkat profil pendidikan TVET di Kuala Lipis dan wilayah Pantai Timur secara keseluruhan.</w:t>
+      </w:r>
+    </w:p>
+    <w:p>
+      <w:pPr>
+        <w:spacing w:line="360"/>
+      </w:pPr>
+      <w:r>
+        <w:rPr>
+          <w:rFonts w:ascii="Times New Roman" w:cs="Times New Roman" w:eastAsia="Times New Roman" w:hAnsi="Times New Roman"/>
+          <w:sz w:val="24"/>
+          <w:szCs w:val="24"/>
+        </w:rPr>
+        <w:t xml:space="preserve"/>
+      </w:r>
+    </w:p>
+    <w:p>
+      <w:pPr>
+        <w:spacing w:after="240" w:before="0" w:line="360" w:lineRule="auto"/>
+      </w:pPr>
+      <w:r>
+        <w:rPr>
+          <w:rFonts w:ascii="Times New Roman" w:cs="Times New Roman" w:eastAsia="Times New Roman" w:hAnsi="Times New Roman"/>
+          <w:sz w:val="24"/>
+          <w:szCs w:val="24"/>
+        </w:rPr>
+        <w:t xml:space="preserve">Perlu ditegaskan bahawa "TVET Lipis" merupakan jenama pemasaran dan bukan nama entiti yang berdaftar dengan JPK. Urusan pentauliahan, pengambilan rasmi dan pensijilan kekal di bawah pusat bertauliah masing-masing. Strategi ini terbukti berkesan apabila kata kunci "tvet lipis" menjadi kata kunci carian organik tertinggi dengan 120 klik — hampir tujuh kali ganda berbanding carian menggunakan nama rasmi kolej yang hanya mencatatkan 18 klik (lihat seksyen 3.6).</w:t>
+      </w:r>
+    </w:p>
+    <w:p>
+      <w:pPr>
+        <w:spacing w:line="360"/>
+      </w:pPr>
+      <w:r>
+        <w:rPr>
+          <w:rFonts w:ascii="Times New Roman" w:cs="Times New Roman" w:eastAsia="Times New Roman" w:hAnsi="Times New Roman"/>
+          <w:sz w:val="24"/>
+          <w:szCs w:val="24"/>
+        </w:rPr>
+        <w:t xml:space="preserve"/>
+      </w:r>
+    </w:p>
+    <w:p>
+      <w:pPr>
+        <w:spacing w:after="240" w:before="0" w:line="360" w:lineRule="auto"/>
+      </w:pPr>
+      <w:r>
+        <w:rPr>
+          <w:rFonts w:ascii="Times New Roman" w:cs="Times New Roman" w:eastAsia="Times New Roman" w:hAnsi="Times New Roman"/>
+          <w:sz w:val="24"/>
+          <w:szCs w:val="24"/>
+        </w:rPr>
+        <w:t xml:space="preserve">Media sosial dipilih sebagai saluran utama kempen kerana ia membolehkan institusi menjangkau bakal pelajar tanpa terikat kepada sempadan geografi, khususnya golongan lepasan SPM yang menjadikan platform video pendek sebagai saluran maklumat harian. Sepanjang Januari hingga Jun 2026, satu kempen pemasaran media sosial bersepadu telah dilaksanakan, menggabungkan kandungan organik di TikTok, Instagram dan Facebook dengan kempen iklan berbayar Lead Generation di Meta Ads dan TikTok Ads. Kempen ini menghasilkan 2,927,157 tontonan video dan 3,470 prospek dalam talian yang direkodkan dalam Sistem CRM institusi.</w:t>
       </w:r>
     </w:p>
     <w:p>
@@ -19114,32 +19036,6 @@
           <w:sz w:val="24"/>
           <w:szCs w:val="24"/>
         </w:rPr>
-        <w:t xml:space="preserve">Datareportal. (2024). Digital 2024: Malaysia. https://datareportal.com/reports/digital-2024-malaysia</w:t>
-      </w:r>
-    </w:p>
-    <w:p>
-      <w:pPr>
-        <w:spacing w:line="360"/>
-      </w:pPr>
-      <w:r>
-        <w:rPr>
-          <w:rFonts w:ascii="Times New Roman" w:cs="Times New Roman" w:eastAsia="Times New Roman" w:hAnsi="Times New Roman"/>
-          <w:sz w:val="24"/>
-          <w:szCs w:val="24"/>
-        </w:rPr>
-        <w:t xml:space="preserve"/>
-      </w:r>
-    </w:p>
-    <w:p>
-      <w:pPr>
-        <w:spacing w:after="240" w:before="0" w:line="360" w:lineRule="auto"/>
-      </w:pPr>
-      <w:r>
-        <w:rPr>
-          <w:rFonts w:ascii="Times New Roman" w:cs="Times New Roman" w:eastAsia="Times New Roman" w:hAnsi="Times New Roman"/>
-          <w:sz w:val="24"/>
-          <w:szCs w:val="24"/>
-        </w:rPr>
         <w:t xml:space="preserve">Deming, W. E. (1986). Out of the Crisis. MIT Press.</w:t>
       </w:r>
     </w:p>
@@ -19219,84 +19115,6 @@
           <w:szCs w:val="24"/>
         </w:rPr>
         <w:t xml:space="preserve">Jabatan Pembangunan Kemahiran (JPK). (2026). Panduan PPT 2026. Kementerian Sumber Manusia Malaysia.</w:t>
-      </w:r>
-    </w:p>
-    <w:p>
-      <w:pPr>
-        <w:spacing w:line="360"/>
-      </w:pPr>
-      <w:r>
-        <w:rPr>
-          <w:rFonts w:ascii="Times New Roman" w:cs="Times New Roman" w:eastAsia="Times New Roman" w:hAnsi="Times New Roman"/>
-          <w:sz w:val="24"/>
-          <w:szCs w:val="24"/>
-        </w:rPr>
-        <w:t xml:space="preserve"/>
-      </w:r>
-    </w:p>
-    <w:p>
-      <w:pPr>
-        <w:spacing w:after="240" w:before="0" w:line="360" w:lineRule="auto"/>
-      </w:pPr>
-      <w:r>
-        <w:rPr>
-          <w:rFonts w:ascii="Times New Roman" w:cs="Times New Roman" w:eastAsia="Times New Roman" w:hAnsi="Times New Roman"/>
-          <w:sz w:val="24"/>
-          <w:szCs w:val="24"/>
-        </w:rPr>
-        <w:t xml:space="preserve">Kaplan, A. M., &amp; Haenlein, M. (2010). Users of the world, unite! The challenges and opportunities of Social Media. Business Horizons, 53(1), 59–68.</w:t>
-      </w:r>
-    </w:p>
-    <w:p>
-      <w:pPr>
-        <w:spacing w:line="360"/>
-      </w:pPr>
-      <w:r>
-        <w:rPr>
-          <w:rFonts w:ascii="Times New Roman" w:cs="Times New Roman" w:eastAsia="Times New Roman" w:hAnsi="Times New Roman"/>
-          <w:sz w:val="24"/>
-          <w:szCs w:val="24"/>
-        </w:rPr>
-        <w:t xml:space="preserve"/>
-      </w:r>
-    </w:p>
-    <w:p>
-      <w:pPr>
-        <w:spacing w:after="240" w:before="0" w:line="360" w:lineRule="auto"/>
-      </w:pPr>
-      <w:r>
-        <w:rPr>
-          <w:rFonts w:ascii="Times New Roman" w:cs="Times New Roman" w:eastAsia="Times New Roman" w:hAnsi="Times New Roman"/>
-          <w:sz w:val="24"/>
-          <w:szCs w:val="24"/>
-        </w:rPr>
-        <w:t xml:space="preserve">Keegan, B. J., &amp; Rowley, J. (2017). Evaluation and decision making in social media marketing. Management Decision, 55(1), 15–31.</w:t>
-      </w:r>
-    </w:p>
-    <w:p>
-      <w:pPr>
-        <w:spacing w:line="360"/>
-      </w:pPr>
-      <w:r>
-        <w:rPr>
-          <w:rFonts w:ascii="Times New Roman" w:cs="Times New Roman" w:eastAsia="Times New Roman" w:hAnsi="Times New Roman"/>
-          <w:sz w:val="24"/>
-          <w:szCs w:val="24"/>
-        </w:rPr>
-        <w:t xml:space="preserve"/>
-      </w:r>
-    </w:p>
-    <w:p>
-      <w:pPr>
-        <w:spacing w:after="240" w:before="0" w:line="360" w:lineRule="auto"/>
-      </w:pPr>
-      <w:r>
-        <w:rPr>
-          <w:rFonts w:ascii="Times New Roman" w:cs="Times New Roman" w:eastAsia="Times New Roman" w:hAnsi="Times New Roman"/>
-          <w:sz w:val="24"/>
-          <w:szCs w:val="24"/>
-        </w:rPr>
-        <w:t xml:space="preserve">Peruta, A., &amp; Shields, A. B. (2017). Social media in higher education: understanding how colleges and universities use Facebook. Journal of Marketing for Higher Education, 27(1), 131–143.</w:t>
       </w:r>
     </w:p>
     <w:p>

--- a/LPKT-Report/LPKT-CU1-Zuriel-Seong.docx
+++ b/LPKT-Report/LPKT-CU1-Zuriel-Seong.docx
@@ -14981,105 +14981,1041 @@
           <w:sz w:val="24"/>
           <w:szCs w:val="24"/>
         </w:rPr>
-        <w:t xml:space="preserve">Lampiran A     Kalendar Kandungan Media Sosial (Januari – Jun 2026)</w:t>
-      </w:r>
-    </w:p>
-    <w:p>
-      <w:pPr>
-        <w:spacing w:after="240" w:before="0" w:line="360" w:lineRule="auto"/>
+        <w:t xml:space="preserve">Senarai lampiran yang disertakan dalam laporan ini adalah seperti berikut:</w:t>
+      </w:r>
+    </w:p>
+    <w:p>
+      <w:r>
+        <w:rPr>
+          <w:rFonts w:ascii="Times New Roman" w:cs="Times New Roman" w:eastAsia="Times New Roman" w:hAnsi="Times New Roman"/>
+          <w:sz w:val="24"/>
+          <w:szCs w:val="24"/>
+        </w:rPr>
+        <w:t xml:space="preserve"/>
+      </w:r>
+    </w:p>
+    <w:tbl>
+      <w:tblPr>
+        <w:tblW w:type="dxa" w:w="9000"/>
+        <w:tblBorders>
+          <w:top w:val="none"/>
+          <w:left w:val="none"/>
+          <w:bottom w:val="none"/>
+          <w:right w:val="none"/>
+          <w:insideH w:val="none"/>
+          <w:insideV w:val="none"/>
+        </w:tblBorders>
+      </w:tblPr>
+      <w:tblGrid>
+        <w:gridCol w:w="1800"/>
+        <w:gridCol w:w="7200"/>
+      </w:tblGrid>
+      <w:tr>
+        <w:tc>
+          <w:tcPr>
+            <w:tcW w:type="dxa" w:w="1800"/>
+            <w:tcBorders>
+              <w:top w:val="none"/>
+              <w:left w:val="none"/>
+              <w:bottom w:val="none"/>
+              <w:right w:val="none"/>
+            </w:tcBorders>
+          </w:tcPr>
+          <w:p>
+            <w:pPr>
+              <w:spacing w:after="40" w:before="40" w:line="300"/>
+            </w:pPr>
+            <w:r>
+              <w:rPr>
+                <w:rFonts w:ascii="Times New Roman" w:cs="Times New Roman" w:eastAsia="Times New Roman" w:hAnsi="Times New Roman"/>
+                <w:b/>
+                <w:bCs/>
+                <w:sz w:val="24"/>
+                <w:szCs w:val="24"/>
+              </w:rPr>
+              <w:t xml:space="preserve">Lampiran A</w:t>
+            </w:r>
+          </w:p>
+        </w:tc>
+        <w:tc>
+          <w:tcPr>
+            <w:tcW w:type="dxa" w:w="7200"/>
+            <w:tcBorders>
+              <w:top w:val="none"/>
+              <w:left w:val="none"/>
+              <w:bottom w:val="none"/>
+              <w:right w:val="none"/>
+            </w:tcBorders>
+          </w:tcPr>
+          <w:p>
+            <w:pPr>
+              <w:spacing w:after="40" w:before="40" w:line="300"/>
+            </w:pPr>
+            <w:r>
+              <w:rPr>
+                <w:rFonts w:ascii="Times New Roman" w:cs="Times New Roman" w:eastAsia="Times New Roman" w:hAnsi="Times New Roman"/>
+                <w:b w:val="false"/>
+                <w:bCs w:val="false"/>
+                <w:sz w:val="24"/>
+                <w:szCs w:val="24"/>
+              </w:rPr>
+              <w:t xml:space="preserve">Kalendar Kandungan Media Sosial (Januari – Jun 2026)</w:t>
+            </w:r>
+          </w:p>
+        </w:tc>
+      </w:tr>
+      <w:tr>
+        <w:tc>
+          <w:tcPr>
+            <w:tcW w:type="dxa" w:w="1800"/>
+            <w:tcBorders>
+              <w:top w:val="none"/>
+              <w:left w:val="none"/>
+              <w:bottom w:val="none"/>
+              <w:right w:val="none"/>
+            </w:tcBorders>
+          </w:tcPr>
+          <w:p>
+            <w:pPr>
+              <w:spacing w:after="40" w:before="40" w:line="300"/>
+            </w:pPr>
+            <w:r>
+              <w:rPr>
+                <w:rFonts w:ascii="Times New Roman" w:cs="Times New Roman" w:eastAsia="Times New Roman" w:hAnsi="Times New Roman"/>
+                <w:b/>
+                <w:bCs/>
+                <w:sz w:val="24"/>
+                <w:szCs w:val="24"/>
+              </w:rPr>
+              <w:t xml:space="preserve">Lampiran B</w:t>
+            </w:r>
+          </w:p>
+        </w:tc>
+        <w:tc>
+          <w:tcPr>
+            <w:tcW w:type="dxa" w:w="7200"/>
+            <w:tcBorders>
+              <w:top w:val="none"/>
+              <w:left w:val="none"/>
+              <w:bottom w:val="none"/>
+              <w:right w:val="none"/>
+            </w:tcBorders>
+          </w:tcPr>
+          <w:p>
+            <w:pPr>
+              <w:spacing w:after="40" w:before="40" w:line="300"/>
+            </w:pPr>
+            <w:r>
+              <w:rPr>
+                <w:rFonts w:ascii="Times New Roman" w:cs="Times New Roman" w:eastAsia="Times New Roman" w:hAnsi="Times New Roman"/>
+                <w:b w:val="false"/>
+                <w:bCs w:val="false"/>
+                <w:sz w:val="24"/>
+                <w:szCs w:val="24"/>
+              </w:rPr>
+              <w:t xml:space="preserve">Tangkapan Skrin TikTok Analytics</w:t>
+            </w:r>
+          </w:p>
+        </w:tc>
+      </w:tr>
+      <w:tr>
+        <w:tc>
+          <w:tcPr>
+            <w:tcW w:type="dxa" w:w="1800"/>
+            <w:tcBorders>
+              <w:top w:val="none"/>
+              <w:left w:val="none"/>
+              <w:bottom w:val="none"/>
+              <w:right w:val="none"/>
+            </w:tcBorders>
+          </w:tcPr>
+          <w:p>
+            <w:pPr>
+              <w:spacing w:after="40" w:before="40" w:line="300"/>
+            </w:pPr>
+            <w:r>
+              <w:rPr>
+                <w:rFonts w:ascii="Times New Roman" w:cs="Times New Roman" w:eastAsia="Times New Roman" w:hAnsi="Times New Roman"/>
+                <w:b/>
+                <w:bCs/>
+                <w:sz w:val="24"/>
+                <w:szCs w:val="24"/>
+              </w:rPr>
+              <w:t xml:space="preserve">Lampiran C</w:t>
+            </w:r>
+          </w:p>
+        </w:tc>
+        <w:tc>
+          <w:tcPr>
+            <w:tcW w:type="dxa" w:w="7200"/>
+            <w:tcBorders>
+              <w:top w:val="none"/>
+              <w:left w:val="none"/>
+              <w:bottom w:val="none"/>
+              <w:right w:val="none"/>
+            </w:tcBorders>
+          </w:tcPr>
+          <w:p>
+            <w:pPr>
+              <w:spacing w:after="40" w:before="40" w:line="300"/>
+            </w:pPr>
+            <w:r>
+              <w:rPr>
+                <w:rFonts w:ascii="Times New Roman" w:cs="Times New Roman" w:eastAsia="Times New Roman" w:hAnsi="Times New Roman"/>
+                <w:b w:val="false"/>
+                <w:bCs w:val="false"/>
+                <w:sz w:val="24"/>
+                <w:szCs w:val="24"/>
+              </w:rPr>
+              <w:t xml:space="preserve">Tangkapan Skrin Profil dan Kandungan TikTok</w:t>
+            </w:r>
+          </w:p>
+        </w:tc>
+      </w:tr>
+      <w:tr>
+        <w:tc>
+          <w:tcPr>
+            <w:tcW w:type="dxa" w:w="1800"/>
+            <w:tcBorders>
+              <w:top w:val="none"/>
+              <w:left w:val="none"/>
+              <w:bottom w:val="none"/>
+              <w:right w:val="none"/>
+            </w:tcBorders>
+          </w:tcPr>
+          <w:p>
+            <w:pPr>
+              <w:spacing w:after="40" w:before="40" w:line="300"/>
+            </w:pPr>
+            <w:r>
+              <w:rPr>
+                <w:rFonts w:ascii="Times New Roman" w:cs="Times New Roman" w:eastAsia="Times New Roman" w:hAnsi="Times New Roman"/>
+                <w:b/>
+                <w:bCs/>
+                <w:sz w:val="24"/>
+                <w:szCs w:val="24"/>
+              </w:rPr>
+              <w:t xml:space="preserve">Lampiran D</w:t>
+            </w:r>
+          </w:p>
+        </w:tc>
+        <w:tc>
+          <w:tcPr>
+            <w:tcW w:type="dxa" w:w="7200"/>
+            <w:tcBorders>
+              <w:top w:val="none"/>
+              <w:left w:val="none"/>
+              <w:bottom w:val="none"/>
+              <w:right w:val="none"/>
+            </w:tcBorders>
+          </w:tcPr>
+          <w:p>
+            <w:pPr>
+              <w:spacing w:after="40" w:before="40" w:line="300"/>
+            </w:pPr>
+            <w:r>
+              <w:rPr>
+                <w:rFonts w:ascii="Times New Roman" w:cs="Times New Roman" w:eastAsia="Times New Roman" w:hAnsi="Times New Roman"/>
+                <w:b w:val="false"/>
+                <w:bCs w:val="false"/>
+                <w:sz w:val="24"/>
+                <w:szCs w:val="24"/>
+              </w:rPr>
+              <w:t xml:space="preserve">Tangkapan Skrin Profil Instagram</w:t>
+            </w:r>
+          </w:p>
+        </w:tc>
+      </w:tr>
+      <w:tr>
+        <w:tc>
+          <w:tcPr>
+            <w:tcW w:type="dxa" w:w="1800"/>
+            <w:tcBorders>
+              <w:top w:val="none"/>
+              <w:left w:val="none"/>
+              <w:bottom w:val="none"/>
+              <w:right w:val="none"/>
+            </w:tcBorders>
+          </w:tcPr>
+          <w:p>
+            <w:pPr>
+              <w:spacing w:after="40" w:before="40" w:line="300"/>
+            </w:pPr>
+            <w:r>
+              <w:rPr>
+                <w:rFonts w:ascii="Times New Roman" w:cs="Times New Roman" w:eastAsia="Times New Roman" w:hAnsi="Times New Roman"/>
+                <w:b/>
+                <w:bCs/>
+                <w:sz w:val="24"/>
+                <w:szCs w:val="24"/>
+              </w:rPr>
+              <w:t xml:space="preserve">Lampiran E</w:t>
+            </w:r>
+          </w:p>
+        </w:tc>
+        <w:tc>
+          <w:tcPr>
+            <w:tcW w:type="dxa" w:w="7200"/>
+            <w:tcBorders>
+              <w:top w:val="none"/>
+              <w:left w:val="none"/>
+              <w:bottom w:val="none"/>
+              <w:right w:val="none"/>
+            </w:tcBorders>
+          </w:tcPr>
+          <w:p>
+            <w:pPr>
+              <w:spacing w:after="40" w:before="40" w:line="300"/>
+            </w:pPr>
+            <w:r>
+              <w:rPr>
+                <w:rFonts w:ascii="Times New Roman" w:cs="Times New Roman" w:eastAsia="Times New Roman" w:hAnsi="Times New Roman"/>
+                <w:b w:val="false"/>
+                <w:bCs w:val="false"/>
+                <w:sz w:val="24"/>
+                <w:szCs w:val="24"/>
+              </w:rPr>
+              <w:t xml:space="preserve">Tangkapan Skrin Meta Ads Manager</w:t>
+            </w:r>
+          </w:p>
+        </w:tc>
+      </w:tr>
+      <w:tr>
+        <w:tc>
+          <w:tcPr>
+            <w:tcW w:type="dxa" w:w="1800"/>
+            <w:tcBorders>
+              <w:top w:val="none"/>
+              <w:left w:val="none"/>
+              <w:bottom w:val="none"/>
+              <w:right w:val="none"/>
+            </w:tcBorders>
+          </w:tcPr>
+          <w:p>
+            <w:pPr>
+              <w:spacing w:after="40" w:before="40" w:line="300"/>
+            </w:pPr>
+            <w:r>
+              <w:rPr>
+                <w:rFonts w:ascii="Times New Roman" w:cs="Times New Roman" w:eastAsia="Times New Roman" w:hAnsi="Times New Roman"/>
+                <w:b/>
+                <w:bCs/>
+                <w:sz w:val="24"/>
+                <w:szCs w:val="24"/>
+              </w:rPr>
+              <w:t xml:space="preserve">Lampiran F</w:t>
+            </w:r>
+          </w:p>
+        </w:tc>
+        <w:tc>
+          <w:tcPr>
+            <w:tcW w:type="dxa" w:w="7200"/>
+            <w:tcBorders>
+              <w:top w:val="none"/>
+              <w:left w:val="none"/>
+              <w:bottom w:val="none"/>
+              <w:right w:val="none"/>
+            </w:tcBorders>
+          </w:tcPr>
+          <w:p>
+            <w:pPr>
+              <w:spacing w:after="40" w:before="40" w:line="300"/>
+            </w:pPr>
+            <w:r>
+              <w:rPr>
+                <w:rFonts w:ascii="Times New Roman" w:cs="Times New Roman" w:eastAsia="Times New Roman" w:hAnsi="Times New Roman"/>
+                <w:b w:val="false"/>
+                <w:bCs w:val="false"/>
+                <w:sz w:val="24"/>
+                <w:szCs w:val="24"/>
+              </w:rPr>
+              <w:t xml:space="preserve">Tangkapan Skrin TikTok Ads Manager</w:t>
+            </w:r>
+          </w:p>
+        </w:tc>
+      </w:tr>
+      <w:tr>
+        <w:tc>
+          <w:tcPr>
+            <w:tcW w:type="dxa" w:w="1800"/>
+            <w:tcBorders>
+              <w:top w:val="none"/>
+              <w:left w:val="none"/>
+              <w:bottom w:val="none"/>
+              <w:right w:val="none"/>
+            </w:tcBorders>
+          </w:tcPr>
+          <w:p>
+            <w:pPr>
+              <w:spacing w:after="40" w:before="40" w:line="300"/>
+            </w:pPr>
+            <w:r>
+              <w:rPr>
+                <w:rFonts w:ascii="Times New Roman" w:cs="Times New Roman" w:eastAsia="Times New Roman" w:hAnsi="Times New Roman"/>
+                <w:b/>
+                <w:bCs/>
+                <w:sz w:val="24"/>
+                <w:szCs w:val="24"/>
+              </w:rPr>
+              <w:t xml:space="preserve">Lampiran G</w:t>
+            </w:r>
+          </w:p>
+        </w:tc>
+        <w:tc>
+          <w:tcPr>
+            <w:tcW w:type="dxa" w:w="7200"/>
+            <w:tcBorders>
+              <w:top w:val="none"/>
+              <w:left w:val="none"/>
+              <w:bottom w:val="none"/>
+              <w:right w:val="none"/>
+            </w:tcBorders>
+          </w:tcPr>
+          <w:p>
+            <w:pPr>
+              <w:spacing w:after="40" w:before="40" w:line="300"/>
+            </w:pPr>
+            <w:r>
+              <w:rPr>
+                <w:rFonts w:ascii="Times New Roman" w:cs="Times New Roman" w:eastAsia="Times New Roman" w:hAnsi="Times New Roman"/>
+                <w:b w:val="false"/>
+                <w:bCs w:val="false"/>
+                <w:sz w:val="24"/>
+                <w:szCs w:val="24"/>
+              </w:rPr>
+              <w:t xml:space="preserve">Penyata Bil Meta Ads dan TikTok Ads</w:t>
+            </w:r>
+          </w:p>
+        </w:tc>
+      </w:tr>
+      <w:tr>
+        <w:tc>
+          <w:tcPr>
+            <w:tcW w:type="dxa" w:w="1800"/>
+            <w:tcBorders>
+              <w:top w:val="none"/>
+              <w:left w:val="none"/>
+              <w:bottom w:val="none"/>
+              <w:right w:val="none"/>
+            </w:tcBorders>
+          </w:tcPr>
+          <w:p>
+            <w:pPr>
+              <w:spacing w:after="40" w:before="40" w:line="300"/>
+            </w:pPr>
+            <w:r>
+              <w:rPr>
+                <w:rFonts w:ascii="Times New Roman" w:cs="Times New Roman" w:eastAsia="Times New Roman" w:hAnsi="Times New Roman"/>
+                <w:b/>
+                <w:bCs/>
+                <w:sz w:val="24"/>
+                <w:szCs w:val="24"/>
+              </w:rPr>
+              <w:t xml:space="preserve">Lampiran H</w:t>
+            </w:r>
+          </w:p>
+        </w:tc>
+        <w:tc>
+          <w:tcPr>
+            <w:tcW w:type="dxa" w:w="7200"/>
+            <w:tcBorders>
+              <w:top w:val="none"/>
+              <w:left w:val="none"/>
+              <w:bottom w:val="none"/>
+              <w:right w:val="none"/>
+            </w:tcBorders>
+          </w:tcPr>
+          <w:p>
+            <w:pPr>
+              <w:spacing w:after="40" w:before="40" w:line="300"/>
+            </w:pPr>
+            <w:r>
+              <w:rPr>
+                <w:rFonts w:ascii="Times New Roman" w:cs="Times New Roman" w:eastAsia="Times New Roman" w:hAnsi="Times New Roman"/>
+                <w:b w:val="false"/>
+                <w:bCs w:val="false"/>
+                <w:sz w:val="24"/>
+                <w:szCs w:val="24"/>
+              </w:rPr>
+              <w:t xml:space="preserve">Laporan Data Prospek Sistem CRM</w:t>
+            </w:r>
+          </w:p>
+        </w:tc>
+      </w:tr>
+    </w:tbl>
+    <w:p>
+      <w:r>
+        <w:br w:type="page"/>
+      </w:r>
+    </w:p>
+    <w:p>
+      <w:pPr>
+        <w:spacing w:after="200" w:before="0"/>
+      </w:pPr>
+      <w:r>
+        <w:rPr>
+          <w:rFonts w:ascii="Times New Roman" w:cs="Times New Roman" w:eastAsia="Times New Roman" w:hAnsi="Times New Roman"/>
+          <w:b/>
+          <w:bCs/>
+          <w:sz w:val="24"/>
+          <w:szCs w:val="24"/>
+        </w:rPr>
+        <w:t xml:space="preserve">LAMPIRAN A     KALENDAR KANDUNGAN MEDIA SOSIAL</w:t>
+      </w:r>
+    </w:p>
+    <w:p>
+      <w:pPr>
+        <w:spacing w:after="240" w:before="0" w:line="300"/>
         <w:jc w:val="both"/>
       </w:pPr>
       <w:r>
         <w:rPr>
           <w:rFonts w:ascii="Times New Roman" w:cs="Times New Roman" w:eastAsia="Times New Roman" w:hAnsi="Times New Roman"/>
-          <w:sz w:val="24"/>
-          <w:szCs w:val="24"/>
-        </w:rPr>
-        <w:t xml:space="preserve">Lampiran B     Tangkapan Skrin TikTok Analytics</w:t>
-      </w:r>
-    </w:p>
-    <w:p>
-      <w:pPr>
-        <w:spacing w:after="240" w:before="0" w:line="360" w:lineRule="auto"/>
+          <w:sz w:val="22"/>
+          <w:szCs w:val="22"/>
+        </w:rPr>
+        <w:t xml:space="preserve">Kalendar kandungan bagi tempoh Januari hingga Jun 2026 yang menunjukkan tema kandungan, tajuk, format dan platform bagi setiap kandungan yang dirancang dan diterbitkan. Kandungan yang berlatar kuning merupakan kandungan yang telah disahkan diterbitkan berdasarkan rekod TikTok Analytics.</w:t>
+      </w:r>
+    </w:p>
+    <w:p>
+      <w:pPr>
+        <w:spacing w:after="120" w:before="120"/>
+        <w:jc w:val="center"/>
+      </w:pPr>
+      <w:r>
+        <w:drawing>
+          <wp:inline distT="0" distB="0" distL="0" distR="0">
+            <wp:extent cx="4476750" cy="5429250"/>
+            <wp:effectExtent t="0" r="0" b="0" l="0"/>
+            <wp:docPr id="1" name="" descr="" title=""/>
+            <wp:cNvGraphicFramePr>
+              <a:graphicFrameLocks xmlns:a="http://schemas.openxmlformats.org/drawingml/2006/main" noChangeAspect="1"/>
+            </wp:cNvGraphicFramePr>
+            <a:graphic xmlns:a="http://schemas.openxmlformats.org/drawingml/2006/main">
+              <a:graphicData uri="http://schemas.openxmlformats.org/drawingml/2006/picture">
+                <pic:pic xmlns:pic="http://schemas.openxmlformats.org/drawingml/2006/picture">
+                  <pic:nvPicPr>
+                    <pic:cNvPr id="0" name="" descr=""/>
+                    <pic:cNvPicPr>
+                      <a:picLocks noChangeAspect="1" noChangeArrowheads="1"/>
+                    </pic:cNvPicPr>
+                  </pic:nvPicPr>
+                  <pic:blipFill>
+                    <a:blip r:embed="rId10" cstate="none"/>
+                    <a:srcRect/>
+                    <a:stretch>
+                      <a:fillRect/>
+                    </a:stretch>
+                  </pic:blipFill>
+                  <pic:spPr bwMode="auto">
+                    <a:xfrm>
+                      <a:off x="0" y="0"/>
+                      <a:ext cx="4476750" cy="5429250"/>
+                    </a:xfrm>
+                    <a:prstGeom prst="rect">
+                      <a:avLst/>
+                    </a:prstGeom>
+                  </pic:spPr>
+                </pic:pic>
+              </a:graphicData>
+            </a:graphic>
+          </wp:inline>
+        </w:drawing>
+      </w:r>
+    </w:p>
+    <w:p>
+      <w:r>
+        <w:br w:type="page"/>
+      </w:r>
+    </w:p>
+    <w:p>
+      <w:pPr>
+        <w:spacing w:after="120" w:before="120"/>
+        <w:jc w:val="center"/>
+      </w:pPr>
+      <w:r>
+        <w:drawing>
+          <wp:inline distT="0" distB="0" distL="0" distR="0">
+            <wp:extent cx="4476750" cy="5010150"/>
+            <wp:effectExtent t="0" r="0" b="0" l="0"/>
+            <wp:docPr id="1" name="" descr="" title=""/>
+            <wp:cNvGraphicFramePr>
+              <a:graphicFrameLocks xmlns:a="http://schemas.openxmlformats.org/drawingml/2006/main" noChangeAspect="1"/>
+            </wp:cNvGraphicFramePr>
+            <a:graphic xmlns:a="http://schemas.openxmlformats.org/drawingml/2006/main">
+              <a:graphicData uri="http://schemas.openxmlformats.org/drawingml/2006/picture">
+                <pic:pic xmlns:pic="http://schemas.openxmlformats.org/drawingml/2006/picture">
+                  <pic:nvPicPr>
+                    <pic:cNvPr id="0" name="" descr=""/>
+                    <pic:cNvPicPr>
+                      <a:picLocks noChangeAspect="1" noChangeArrowheads="1"/>
+                    </pic:cNvPicPr>
+                  </pic:nvPicPr>
+                  <pic:blipFill>
+                    <a:blip r:embed="rId11" cstate="none"/>
+                    <a:srcRect/>
+                    <a:stretch>
+                      <a:fillRect/>
+                    </a:stretch>
+                  </pic:blipFill>
+                  <pic:spPr bwMode="auto">
+                    <a:xfrm>
+                      <a:off x="0" y="0"/>
+                      <a:ext cx="4476750" cy="5010150"/>
+                    </a:xfrm>
+                    <a:prstGeom prst="rect">
+                      <a:avLst/>
+                    </a:prstGeom>
+                  </pic:spPr>
+                </pic:pic>
+              </a:graphicData>
+            </a:graphic>
+          </wp:inline>
+        </w:drawing>
+      </w:r>
+    </w:p>
+    <w:p>
+      <w:r>
+        <w:br w:type="page"/>
+      </w:r>
+    </w:p>
+    <w:p>
+      <w:pPr>
+        <w:spacing w:after="200" w:before="0"/>
+      </w:pPr>
+      <w:r>
+        <w:rPr>
+          <w:rFonts w:ascii="Times New Roman" w:cs="Times New Roman" w:eastAsia="Times New Roman" w:hAnsi="Times New Roman"/>
+          <w:b/>
+          <w:bCs/>
+          <w:sz w:val="24"/>
+          <w:szCs w:val="24"/>
+        </w:rPr>
+        <w:t xml:space="preserve">LAMPIRAN B     TANGKAPAN SKRIN TIKTOK ANALYTICS</w:t>
+      </w:r>
+    </w:p>
+    <w:p>
+      <w:pPr>
+        <w:spacing w:after="240" w:before="0" w:line="300"/>
         <w:jc w:val="both"/>
       </w:pPr>
       <w:r>
         <w:rPr>
           <w:rFonts w:ascii="Times New Roman" w:cs="Times New Roman" w:eastAsia="Times New Roman" w:hAnsi="Times New Roman"/>
-          <w:sz w:val="24"/>
-          <w:szCs w:val="24"/>
-        </w:rPr>
-        <w:t xml:space="preserve">Lampiran C     Tangkapan Skrin Instagram Insights</w:t>
-      </w:r>
-    </w:p>
-    <w:p>
-      <w:pPr>
-        <w:spacing w:after="240" w:before="0" w:line="360" w:lineRule="auto"/>
+          <w:sz w:val="22"/>
+          <w:szCs w:val="22"/>
+        </w:rPr>
+        <w:t xml:space="preserve">Paparan TikTok Analytics menunjukkan prestasi keseluruhan akaun @tvet_lipis merangkumi tontonan video, jangkauan audiens dan paparan profil bagi tempoh kempen.</w:t>
+      </w:r>
+    </w:p>
+    <w:p>
+      <w:pPr>
+        <w:spacing w:after="120" w:before="120"/>
+        <w:jc w:val="center"/>
+      </w:pPr>
+      <w:r>
+        <w:drawing>
+          <wp:inline distT="0" distB="0" distL="0" distR="0">
+            <wp:extent cx="2762250" cy="6000750"/>
+            <wp:effectExtent t="0" r="0" b="0" l="0"/>
+            <wp:docPr id="1" name="" descr="" title=""/>
+            <wp:cNvGraphicFramePr>
+              <a:graphicFrameLocks xmlns:a="http://schemas.openxmlformats.org/drawingml/2006/main" noChangeAspect="1"/>
+            </wp:cNvGraphicFramePr>
+            <a:graphic xmlns:a="http://schemas.openxmlformats.org/drawingml/2006/main">
+              <a:graphicData uri="http://schemas.openxmlformats.org/drawingml/2006/picture">
+                <pic:pic xmlns:pic="http://schemas.openxmlformats.org/drawingml/2006/picture">
+                  <pic:nvPicPr>
+                    <pic:cNvPr id="0" name="" descr=""/>
+                    <pic:cNvPicPr>
+                      <a:picLocks noChangeAspect="1" noChangeArrowheads="1"/>
+                    </pic:cNvPicPr>
+                  </pic:nvPicPr>
+                  <pic:blipFill>
+                    <a:blip r:embed="rId12" cstate="none"/>
+                    <a:srcRect/>
+                    <a:stretch>
+                      <a:fillRect/>
+                    </a:stretch>
+                  </pic:blipFill>
+                  <pic:spPr bwMode="auto">
+                    <a:xfrm>
+                      <a:off x="0" y="0"/>
+                      <a:ext cx="2762250" cy="6000750"/>
+                    </a:xfrm>
+                    <a:prstGeom prst="rect">
+                      <a:avLst/>
+                    </a:prstGeom>
+                  </pic:spPr>
+                </pic:pic>
+              </a:graphicData>
+            </a:graphic>
+          </wp:inline>
+        </w:drawing>
+      </w:r>
+    </w:p>
+    <w:p>
+      <w:r>
+        <w:br w:type="page"/>
+      </w:r>
+    </w:p>
+    <w:p>
+      <w:pPr>
+        <w:spacing w:after="200" w:before="0"/>
+      </w:pPr>
+      <w:r>
+        <w:rPr>
+          <w:rFonts w:ascii="Times New Roman" w:cs="Times New Roman" w:eastAsia="Times New Roman" w:hAnsi="Times New Roman"/>
+          <w:b/>
+          <w:bCs/>
+          <w:sz w:val="24"/>
+          <w:szCs w:val="24"/>
+        </w:rPr>
+        <w:t xml:space="preserve">LAMPIRAN C     TANGKAPAN SKRIN PROFIL DAN KANDUNGAN TIKTOK</w:t>
+      </w:r>
+    </w:p>
+    <w:p>
+      <w:pPr>
+        <w:spacing w:after="240" w:before="0" w:line="300"/>
         <w:jc w:val="both"/>
       </w:pPr>
       <w:r>
         <w:rPr>
           <w:rFonts w:ascii="Times New Roman" w:cs="Times New Roman" w:eastAsia="Times New Roman" w:hAnsi="Times New Roman"/>
-          <w:sz w:val="24"/>
-          <w:szCs w:val="24"/>
-        </w:rPr>
-        <w:t xml:space="preserve">Lampiran D     Tangkapan Skrin Meta Ads Manager</w:t>
-      </w:r>
-    </w:p>
-    <w:p>
-      <w:pPr>
-        <w:spacing w:after="240" w:before="0" w:line="360" w:lineRule="auto"/>
+          <w:sz w:val="22"/>
+          <w:szCs w:val="22"/>
+        </w:rPr>
+        <w:t xml:space="preserve">Paparan profil TikTok @tvet_lipis menunjukkan bilangan pengikut, jumlah suka serta kandungan berprestasi tertinggi termasuk video bertema motivasi, maklumat untuk ibu bapa dan kandungan tempatan.</w:t>
+      </w:r>
+    </w:p>
+    <w:p>
+      <w:pPr>
+        <w:spacing w:after="120" w:before="120"/>
+        <w:jc w:val="center"/>
+      </w:pPr>
+      <w:r>
+        <w:drawing>
+          <wp:inline distT="0" distB="0" distL="0" distR="0">
+            <wp:extent cx="2762250" cy="6000750"/>
+            <wp:effectExtent t="0" r="0" b="0" l="0"/>
+            <wp:docPr id="1" name="" descr="" title=""/>
+            <wp:cNvGraphicFramePr>
+              <a:graphicFrameLocks xmlns:a="http://schemas.openxmlformats.org/drawingml/2006/main" noChangeAspect="1"/>
+            </wp:cNvGraphicFramePr>
+            <a:graphic xmlns:a="http://schemas.openxmlformats.org/drawingml/2006/main">
+              <a:graphicData uri="http://schemas.openxmlformats.org/drawingml/2006/picture">
+                <pic:pic xmlns:pic="http://schemas.openxmlformats.org/drawingml/2006/picture">
+                  <pic:nvPicPr>
+                    <pic:cNvPr id="0" name="" descr=""/>
+                    <pic:cNvPicPr>
+                      <a:picLocks noChangeAspect="1" noChangeArrowheads="1"/>
+                    </pic:cNvPicPr>
+                  </pic:nvPicPr>
+                  <pic:blipFill>
+                    <a:blip r:embed="rId13" cstate="none"/>
+                    <a:srcRect/>
+                    <a:stretch>
+                      <a:fillRect/>
+                    </a:stretch>
+                  </pic:blipFill>
+                  <pic:spPr bwMode="auto">
+                    <a:xfrm>
+                      <a:off x="0" y="0"/>
+                      <a:ext cx="2762250" cy="6000750"/>
+                    </a:xfrm>
+                    <a:prstGeom prst="rect">
+                      <a:avLst/>
+                    </a:prstGeom>
+                  </pic:spPr>
+                </pic:pic>
+              </a:graphicData>
+            </a:graphic>
+          </wp:inline>
+        </w:drawing>
+      </w:r>
+    </w:p>
+    <w:p>
+      <w:r>
+        <w:br w:type="page"/>
+      </w:r>
+    </w:p>
+    <w:p>
+      <w:pPr>
+        <w:spacing w:after="200" w:before="0"/>
+      </w:pPr>
+      <w:r>
+        <w:rPr>
+          <w:rFonts w:ascii="Times New Roman" w:cs="Times New Roman" w:eastAsia="Times New Roman" w:hAnsi="Times New Roman"/>
+          <w:b/>
+          <w:bCs/>
+          <w:sz w:val="24"/>
+          <w:szCs w:val="24"/>
+        </w:rPr>
+        <w:t xml:space="preserve">LAMPIRAN D     TANGKAPAN SKRIN PROFIL INSTAGRAM</w:t>
+      </w:r>
+    </w:p>
+    <w:p>
+      <w:pPr>
+        <w:spacing w:after="240" w:before="0" w:line="300"/>
         <w:jc w:val="both"/>
       </w:pPr>
       <w:r>
         <w:rPr>
           <w:rFonts w:ascii="Times New Roman" w:cs="Times New Roman" w:eastAsia="Times New Roman" w:hAnsi="Times New Roman"/>
-          <w:sz w:val="24"/>
-          <w:szCs w:val="24"/>
-        </w:rPr>
-        <w:t xml:space="preserve">Lampiran E     Tangkapan Skrin TikTok Ads Manager</w:t>
-      </w:r>
-    </w:p>
-    <w:p>
-      <w:pPr>
-        <w:spacing w:after="240" w:before="0" w:line="360" w:lineRule="auto"/>
+          <w:sz w:val="22"/>
+          <w:szCs w:val="22"/>
+        </w:rPr>
+        <w:t xml:space="preserve">Paparan profil Instagram @tvet_lipis menunjukkan bilangan pengikut, jumlah siaran yang diterbitkan serta paparan Professional Dashboard.</w:t>
+      </w:r>
+    </w:p>
+    <w:p>
+      <w:pPr>
+        <w:spacing w:after="120" w:before="120"/>
+        <w:jc w:val="center"/>
+      </w:pPr>
+      <w:r>
+        <w:drawing>
+          <wp:inline distT="0" distB="0" distL="0" distR="0">
+            <wp:extent cx="2762250" cy="6000750"/>
+            <wp:effectExtent t="0" r="0" b="0" l="0"/>
+            <wp:docPr id="1" name="" descr="" title=""/>
+            <wp:cNvGraphicFramePr>
+              <a:graphicFrameLocks xmlns:a="http://schemas.openxmlformats.org/drawingml/2006/main" noChangeAspect="1"/>
+            </wp:cNvGraphicFramePr>
+            <a:graphic xmlns:a="http://schemas.openxmlformats.org/drawingml/2006/main">
+              <a:graphicData uri="http://schemas.openxmlformats.org/drawingml/2006/picture">
+                <pic:pic xmlns:pic="http://schemas.openxmlformats.org/drawingml/2006/picture">
+                  <pic:nvPicPr>
+                    <pic:cNvPr id="0" name="" descr=""/>
+                    <pic:cNvPicPr>
+                      <a:picLocks noChangeAspect="1" noChangeArrowheads="1"/>
+                    </pic:cNvPicPr>
+                  </pic:nvPicPr>
+                  <pic:blipFill>
+                    <a:blip r:embed="rId14" cstate="none"/>
+                    <a:srcRect/>
+                    <a:stretch>
+                      <a:fillRect/>
+                    </a:stretch>
+                  </pic:blipFill>
+                  <pic:spPr bwMode="auto">
+                    <a:xfrm>
+                      <a:off x="0" y="0"/>
+                      <a:ext cx="2762250" cy="6000750"/>
+                    </a:xfrm>
+                    <a:prstGeom prst="rect">
+                      <a:avLst/>
+                    </a:prstGeom>
+                  </pic:spPr>
+                </pic:pic>
+              </a:graphicData>
+            </a:graphic>
+          </wp:inline>
+        </w:drawing>
+      </w:r>
+    </w:p>
+    <w:p>
+      <w:r>
+        <w:br w:type="page"/>
+      </w:r>
+    </w:p>
+    <w:p>
+      <w:pPr>
+        <w:spacing w:after="200" w:before="0"/>
+      </w:pPr>
+      <w:r>
+        <w:rPr>
+          <w:rFonts w:ascii="Times New Roman" w:cs="Times New Roman" w:eastAsia="Times New Roman" w:hAnsi="Times New Roman"/>
+          <w:b/>
+          <w:bCs/>
+          <w:sz w:val="24"/>
+          <w:szCs w:val="24"/>
+        </w:rPr>
+        <w:t xml:space="preserve">LAMPIRAN E     TANGKAPAN SKRIN META ADS MANAGER</w:t>
+      </w:r>
+    </w:p>
+    <w:p>
+      <w:pPr>
+        <w:spacing w:after="240" w:before="0" w:line="300"/>
         <w:jc w:val="both"/>
       </w:pPr>
       <w:r>
         <w:rPr>
           <w:rFonts w:ascii="Times New Roman" w:cs="Times New Roman" w:eastAsia="Times New Roman" w:hAnsi="Times New Roman"/>
-          <w:sz w:val="24"/>
-          <w:szCs w:val="24"/>
-        </w:rPr>
-        <w:t xml:space="preserve">Lampiran F     Penyata Bil Meta Ads dan TikTok Ads</w:t>
-      </w:r>
-    </w:p>
-    <w:p>
-      <w:pPr>
-        <w:spacing w:after="240" w:before="0" w:line="360" w:lineRule="auto"/>
+          <w:sz w:val="22"/>
+          <w:szCs w:val="22"/>
+        </w:rPr>
+        <w:t xml:space="preserve">Paparan Meta Ads Manager bagi tempoh 1 Januari hingga 30 Jun 2026 menunjukkan senarai kempen, tayangan, perbelanjaan, bilangan prospek serta kos per prospek.</w:t>
+      </w:r>
+    </w:p>
+    <w:p>
+      <w:pPr>
+        <w:spacing w:after="600" w:before="600"/>
+        <w:jc w:val="center"/>
+      </w:pPr>
+      <w:r>
+        <w:rPr>
+          <w:rFonts w:ascii="Times New Roman" w:cs="Times New Roman" w:eastAsia="Times New Roman" w:hAnsi="Times New Roman"/>
+          <w:b/>
+          <w:bCs/>
+          <w:color w:val="C00000"/>
+          <w:sz w:val="22"/>
+          <w:szCs w:val="22"/>
+        </w:rPr>
+        <w:t xml:space="preserve">[ SISIPKAN TANGKAPAN SKRIN DI SINI — Meta Ads Manager → Campaigns → tempoh 1 Jan – 30 Jun 2026 ]</w:t>
+      </w:r>
+    </w:p>
+    <w:p>
+      <w:r>
+        <w:br w:type="page"/>
+      </w:r>
+    </w:p>
+    <w:p>
+      <w:pPr>
+        <w:spacing w:after="200" w:before="0"/>
+      </w:pPr>
+      <w:r>
+        <w:rPr>
+          <w:rFonts w:ascii="Times New Roman" w:cs="Times New Roman" w:eastAsia="Times New Roman" w:hAnsi="Times New Roman"/>
+          <w:b/>
+          <w:bCs/>
+          <w:sz w:val="24"/>
+          <w:szCs w:val="24"/>
+        </w:rPr>
+        <w:t xml:space="preserve">LAMPIRAN F     TANGKAPAN SKRIN TIKTOK ADS MANAGER</w:t>
+      </w:r>
+    </w:p>
+    <w:p>
+      <w:pPr>
+        <w:spacing w:after="240" w:before="0" w:line="300"/>
         <w:jc w:val="both"/>
       </w:pPr>
       <w:r>
         <w:rPr>
           <w:rFonts w:ascii="Times New Roman" w:cs="Times New Roman" w:eastAsia="Times New Roman" w:hAnsi="Times New Roman"/>
-          <w:sz w:val="24"/>
-          <w:szCs w:val="24"/>
-        </w:rPr>
-        <w:t xml:space="preserve">Lampiran G     Tangkapan Skrin Sistem CRM TVET Lipis</w:t>
-      </w:r>
-    </w:p>
-    <w:p>
-      <w:pPr>
-        <w:spacing w:after="240" w:before="0" w:line="360" w:lineRule="auto"/>
+          <w:sz w:val="22"/>
+          <w:szCs w:val="22"/>
+        </w:rPr>
+        <w:t xml:space="preserve">Paparan TikTok Ads Manager bagi tempoh Mac hingga Jun 2026 menunjukkan perbelanjaan, tayangan, klik dan bilangan prospek yang dijana.</w:t>
+      </w:r>
+    </w:p>
+    <w:p>
+      <w:pPr>
+        <w:spacing w:after="600" w:before="600"/>
+        <w:jc w:val="center"/>
+      </w:pPr>
+      <w:r>
+        <w:rPr>
+          <w:rFonts w:ascii="Times New Roman" w:cs="Times New Roman" w:eastAsia="Times New Roman" w:hAnsi="Times New Roman"/>
+          <w:b/>
+          <w:bCs/>
+          <w:color w:val="C00000"/>
+          <w:sz w:val="22"/>
+          <w:szCs w:val="22"/>
+        </w:rPr>
+        <w:t xml:space="preserve">[ SISIPKAN TANGKAPAN SKRIN DI SINI — TikTok Ads Manager → Campaign → tempoh 1 Jan – 30 Jun 2026 ]</w:t>
+      </w:r>
+    </w:p>
+    <w:p>
+      <w:r>
+        <w:br w:type="page"/>
+      </w:r>
+    </w:p>
+    <w:p>
+      <w:pPr>
+        <w:spacing w:after="200" w:before="0"/>
+      </w:pPr>
+      <w:r>
+        <w:rPr>
+          <w:rFonts w:ascii="Times New Roman" w:cs="Times New Roman" w:eastAsia="Times New Roman" w:hAnsi="Times New Roman"/>
+          <w:b/>
+          <w:bCs/>
+          <w:sz w:val="24"/>
+          <w:szCs w:val="24"/>
+        </w:rPr>
+        <w:t xml:space="preserve">LAMPIRAN G     PENYATA BIL META ADS DAN TIKTOK ADS</w:t>
+      </w:r>
+    </w:p>
+    <w:p>
+      <w:pPr>
+        <w:spacing w:after="240" w:before="0" w:line="300"/>
         <w:jc w:val="both"/>
       </w:pPr>
       <w:r>
         <w:rPr>
           <w:rFonts w:ascii="Times New Roman" w:cs="Times New Roman" w:eastAsia="Times New Roman" w:hAnsi="Times New Roman"/>
-          <w:sz w:val="24"/>
-          <w:szCs w:val="24"/>
-        </w:rPr>
-        <w:t xml:space="preserve">Lampiran H     Contoh Kandungan Berprestasi Tertinggi</w:t>
+          <w:sz w:val="22"/>
+          <w:szCs w:val="22"/>
+        </w:rPr>
+        <w:t xml:space="preserve">Penyata bil rasmi daripada Meta Platforms Ireland Limited dan rekod transaksi TikTok Ads yang mengesahkan jumlah perbelanjaan iklan sebenar sepanjang tempoh kempen.</w:t>
+      </w:r>
+    </w:p>
+    <w:p>
+      <w:pPr>
+        <w:spacing w:after="600" w:before="600"/>
+        <w:jc w:val="center"/>
+      </w:pPr>
+      <w:r>
+        <w:rPr>
+          <w:rFonts w:ascii="Times New Roman" w:cs="Times New Roman" w:eastAsia="Times New Roman" w:hAnsi="Times New Roman"/>
+          <w:b/>
+          <w:bCs/>
+          <w:color w:val="C00000"/>
+          <w:sz w:val="22"/>
+          <w:szCs w:val="22"/>
+        </w:rPr>
+        <w:t xml:space="preserve">[ SISIPKAN TANGKAPAN SKRIN DI SINI — Cetak penyata bil Meta (Invoice Summary) dan rekod transaksi TikTok Ads ]</w:t>
+      </w:r>
+    </w:p>
+    <w:p>
+      <w:r>
+        <w:br w:type="page"/>
+      </w:r>
+    </w:p>
+    <w:p>
+      <w:pPr>
+        <w:spacing w:after="200" w:before="0"/>
+      </w:pPr>
+      <w:r>
+        <w:rPr>
+          <w:rFonts w:ascii="Times New Roman" w:cs="Times New Roman" w:eastAsia="Times New Roman" w:hAnsi="Times New Roman"/>
+          <w:b/>
+          <w:bCs/>
+          <w:sz w:val="24"/>
+          <w:szCs w:val="24"/>
+        </w:rPr>
+        <w:t xml:space="preserve">LAMPIRAN H     LAPORAN DATA PROSPEK SISTEM CRM</w:t>
+      </w:r>
+    </w:p>
+    <w:p>
+      <w:pPr>
+        <w:spacing w:after="240" w:before="0" w:line="300"/>
+        <w:jc w:val="both"/>
+      </w:pPr>
+      <w:r>
+        <w:rPr>
+          <w:rFonts w:ascii="Times New Roman" w:cs="Times New Roman" w:eastAsia="Times New Roman" w:hAnsi="Times New Roman"/>
+          <w:sz w:val="22"/>
+          <w:szCs w:val="22"/>
+        </w:rPr>
+        <w:t xml:space="preserve">Laporan data prospek daripada Sistem CRM TVET Lipis menunjukkan bilangan prospek mengikut sumber, bulan, kursus dan negeri bagi tempoh Januari hingga Jun 2026.</w:t>
+      </w:r>
+    </w:p>
+    <w:p>
+      <w:pPr>
+        <w:spacing w:after="600" w:before="600"/>
+        <w:jc w:val="center"/>
+      </w:pPr>
+      <w:r>
+        <w:rPr>
+          <w:rFonts w:ascii="Times New Roman" w:cs="Times New Roman" w:eastAsia="Times New Roman" w:hAnsi="Times New Roman"/>
+          <w:b/>
+          <w:bCs/>
+          <w:color w:val="C00000"/>
+          <w:sz w:val="22"/>
+          <w:szCs w:val="22"/>
+        </w:rPr>
+        <w:t xml:space="preserve">[ SISIPKAN TANGKAPAN SKRIN DI SINI — Sistem CRM TVET Lipis → Laporan Prospek Januari – Jun 2026 ]</w:t>
       </w:r>
     </w:p>
     <w:sectPr>
